--- a/manuscript/Supplementary_Materials_PINO.docx
+++ b/manuscript/Supplementary_Materials_PINO.docx
@@ -7517,17 +7517,17 @@
         <w:t>Runtime and dependency pinning.</w:t>
       </w:r>
       <w:r>
-        <w:t xml:space="preserve"> Reference results were produced on an Apple M1 (arm64) with Python 3.14.7, NumPy 2.3.3, SciPy 1.16.2, PyTorch 2.9.1, ONNX 1.19.1, ONNX Runtime 1.23.0, Matplotlib 3.10.6, and Gradio 5.49.1, using one CPU core. Dataset generation takes 59.18 s; a 500-epoch DeepONet takes 50.59 s and a 110-epoch FNO 108.5 s; a 250-epoch scaling model takes about 25 s and a 500-epoch trunk-ablation model about 50 s. The pinned environment used for the archived runs is recorded in </w:t>
+        <w:t xml:space="preserve"> Reference results were produced on an Apple M1 (arm64) with Python 3.14.7, NumPy 2.5.4, SciPy 1.18.1, PyTorch 2.14.1, ONNX 1.23.2, ONNX Runtime 1.31.0, Matplotlib 3.11.2, and Gradio 6.30.0, using one CPU core. Dataset generation takes 59.18 s; a 500-epoch DeepONet takes 50.59 s and a 110-epoch FNO 108.5 s; a 250-epoch scaling model takes about 25 s and a 500-epoch trunk-ablation model about 50 s. The pinned environment used for the archived runs is recorded in </w:t>
       </w:r>
       <w:r>
         <w:rPr>
           <w:rFonts w:ascii="Consolas" w:hAnsi="Consolas"/>
           <w:sz w:val="19"/>
         </w:rPr>
-        <w:t>reproducibility/requirements-lock.txt</w:t>
+        <w:t>requirements.txt</w:t>
       </w:r>
       <w:r>
-        <w:t>; the Stage-11 experiments add about 8–10 min of single-core time.</w:t>
+        <w:t xml:space="preserve"> in the public repository; the Stage-11 experiments add about 8–10 min of single-core time.</w:t>
       </w:r>
     </w:p>
     <w:p>
@@ -17023,12 +17023,12 @@
         <w:pStyle w:val="Heading2"/>
       </w:pPr>
       <w:r>
-        <w:t>S7c. Stage-11 reviewer-upgrade experiments</w:t>
+        <w:t>S7c. Reviewer-upgrade experiments (Stages 11–12)</w:t>
       </w:r>
     </w:p>
     <w:p>
       <w:r>
-        <w:t xml:space="preserve">This section documents the three Stage-11 studies. All values are produced by </w:t>
+        <w:t xml:space="preserve">This section documents the three Stage-11 studies and the Stage-12 OOD decomposition. All values are produced by </w:t>
       </w:r>
       <w:r>
         <w:rPr>
@@ -17060,960 +17060,6 @@
       <w:r>
         <w:t xml:space="preserve"> CSV files.</w:t>
       </w:r>
-    </w:p>
-    <w:p>
-      <w:r>
-        <w:rPr>
-          <w:b/>
-        </w:rPr>
-        <w:t>Supplementary Table S18.</w:t>
-      </w:r>
-      <w:r>
-        <w:t xml:space="preserve"> Exact SG/FV versus neural-operator Fisher and Jacobian validation. Centered finite differences of the float64 Scharfetter–Gummel solver at relative step </w:t>
-      </w:r>
-      <m:oMath xmlns:a="http://schemas.openxmlformats.org/drawingml/2006/main" xmlns:pic="http://schemas.openxmlformats.org/drawingml/2006/picture">
-        <m:sSup>
-          <m:e>
-            <m:r>
-              <m:t>10</m:t>
-            </m:r>
-          </m:e>
-          <m:sup>
-            <m:r>
-              <m:rPr>
-                <m:sty m:val="p"/>
-              </m:rPr>
-              <m:t>−</m:t>
-            </m:r>
-            <m:r>
-              <m:t>3</m:t>
-            </m:r>
-          </m:sup>
-        </m:sSup>
-      </m:oMath>
-      <w:r>
-        <w:t xml:space="preserve"> are compared with the operator Jacobian over 15 held-out states and three protocols (four non-zero biases; salts 10, 30, and 100 mol </w:t>
-      </w:r>
-      <m:oMath xmlns:a="http://schemas.openxmlformats.org/drawingml/2006/main" xmlns:pic="http://schemas.openxmlformats.org/drawingml/2006/picture">
-        <m:sSup>
-          <m:e>
-            <m:r>
-              <m:t>m</m:t>
-            </m:r>
-          </m:e>
-          <m:sup>
-            <m:r>
-              <m:rPr>
-                <m:sty m:val="p"/>
-              </m:rPr>
-              <m:t>−</m:t>
-            </m:r>
-            <m:r>
-              <m:t>3</m:t>
-            </m:r>
-          </m:sup>
-        </m:sSup>
-      </m:oMath>
-      <w:r>
-        <w:t xml:space="preserve"> for the multi-salt and dual protocols). </w:t>
-      </w:r>
-      <m:oMath xmlns:a="http://schemas.openxmlformats.org/drawingml/2006/main" xmlns:pic="http://schemas.openxmlformats.org/drawingml/2006/picture">
-        <m:r>
-          <m:t>κ</m:t>
-        </m:r>
-        <m:r>
-          <m:rPr>
-            <m:sty m:val="p"/>
-          </m:rPr>
-          <m:t>(</m:t>
-        </m:r>
-        <m:r>
-          <m:rPr>
-            <m:scr m:val="script"/>
-            <m:sty m:val="p"/>
-          </m:rPr>
-          <m:t>F</m:t>
-        </m:r>
-        <m:r>
-          <m:rPr>
-            <m:sty m:val="p"/>
-          </m:rPr>
-          <m:t>)</m:t>
-        </m:r>
-      </m:oMath>
-      <w:r>
-        <w:t xml:space="preserve"> is the condition number of </w:t>
-      </w:r>
-      <m:oMath xmlns:a="http://schemas.openxmlformats.org/drawingml/2006/main" xmlns:pic="http://schemas.openxmlformats.org/drawingml/2006/picture">
-        <m:r>
-          <m:rPr>
-            <m:scr m:val="script"/>
-            <m:sty m:val="p"/>
-          </m:rPr>
-          <m:t>F</m:t>
-        </m:r>
-        <m:r>
-          <m:rPr>
-            <m:sty m:val="p"/>
-          </m:rPr>
-          <m:t>=</m:t>
-        </m:r>
-        <m:sSup>
-          <m:e>
-            <m:r>
-              <m:t>J</m:t>
-            </m:r>
-          </m:e>
-          <m:sup>
-            <m:r>
-              <m:rPr>
-                <m:sty m:val="p"/>
-              </m:rPr>
-              <m:t>⊤</m:t>
-            </m:r>
-          </m:sup>
-        </m:sSup>
-        <m:r>
-          <m:t>J</m:t>
-        </m:r>
-      </m:oMath>
-      <w:r>
-        <w:t xml:space="preserve"> with </w:t>
-      </w:r>
-      <m:oMath xmlns:a="http://schemas.openxmlformats.org/drawingml/2006/main" xmlns:pic="http://schemas.openxmlformats.org/drawingml/2006/picture">
-        <m:r>
-          <m:t>J</m:t>
-        </m:r>
-        <m:r>
-          <m:rPr>
-            <m:sty m:val="p"/>
-          </m:rPr>
-          <m:t>=</m:t>
-        </m:r>
-        <m:r>
-          <m:rPr>
-            <m:sty m:val="p"/>
-          </m:rPr>
-          <m:t>∂</m:t>
-        </m:r>
-        <m:r>
-          <m:rPr>
-            <m:sty m:val="p"/>
-          </m:rPr>
-          <m:t>(</m:t>
-        </m:r>
-        <m:r>
-          <m:rPr>
-            <m:sty m:val="p"/>
-          </m:rPr>
-          <m:t>ln</m:t>
-        </m:r>
-        <m:r>
-          <m:rPr>
-            <m:sty m:val="p"/>
-          </m:rPr>
-          <m:t>|</m:t>
-        </m:r>
-        <m:r>
-          <m:t>I</m:t>
-        </m:r>
-        <m:r>
-          <m:rPr>
-            <m:sty m:val="p"/>
-          </m:rPr>
-          <m:t>|</m:t>
-        </m:r>
-        <m:r>
-          <m:rPr>
-            <m:sty m:val="p"/>
-          </m:rPr>
-          <m:t>,</m:t>
-        </m:r>
-        <m:r>
-          <m:t>S</m:t>
-        </m:r>
-        <m:r>
-          <m:rPr>
-            <m:sty m:val="p"/>
-          </m:rPr>
-          <m:t>)</m:t>
-        </m:r>
-        <m:r>
-          <m:rPr>
-            <m:sty m:val="p"/>
-          </m:rPr>
-          <m:t>/</m:t>
-        </m:r>
-        <m:r>
-          <m:rPr>
-            <m:sty m:val="p"/>
-          </m:rPr>
-          <m:t>∂</m:t>
-        </m:r>
-        <m:r>
-          <m:rPr>
-            <m:sty m:val="p"/>
-          </m:rPr>
-          <m:t>(</m:t>
-        </m:r>
-        <m:r>
-          <m:rPr>
-            <m:sty m:val="p"/>
-          </m:rPr>
-          <m:t>ln</m:t>
-        </m:r>
-        <m:r>
-          <m:t>R</m:t>
-        </m:r>
-        <m:r>
-          <m:rPr>
-            <m:sty m:val="p"/>
-          </m:rPr>
-          <m:t>,</m:t>
-        </m:r>
-        <m:r>
-          <m:rPr>
-            <m:sty m:val="p"/>
-          </m:rPr>
-          <m:t>ln</m:t>
-        </m:r>
-        <m:r>
-          <m:rPr>
-            <m:sty m:val="p"/>
-          </m:rPr>
-          <m:t>|</m:t>
-        </m:r>
-        <m:sSub>
-          <m:e>
-            <m:r>
-              <m:t>q</m:t>
-            </m:r>
-          </m:e>
-          <m:sub>
-            <m:r>
-              <m:t>w</m:t>
-            </m:r>
-          </m:sub>
-        </m:sSub>
-        <m:r>
-          <m:rPr>
-            <m:sty m:val="p"/>
-          </m:rPr>
-          <m:t>|</m:t>
-        </m:r>
-        <m:r>
-          <m:rPr>
-            <m:sty m:val="p"/>
-          </m:rPr>
-          <m:t>)</m:t>
-        </m:r>
-      </m:oMath>
-      <w:r>
-        <w:t>.</w:t>
-      </w:r>
-    </w:p>
-    <w:tbl>
-      <w:tblPr>
-        <w:tblStyle w:val="TableGrid"/>
-        <w:tblW w:type="auto" w:w="0"/>
-        <w:tblLook w:firstColumn="1" w:firstRow="1" w:lastColumn="0" w:lastRow="0" w:noHBand="0" w:noVBand="1" w:val="04A0"/>
-      </w:tblPr>
-      <w:tblGrid>
-        <w:gridCol w:w="3120"/>
-        <w:gridCol w:w="3120"/>
-        <w:gridCol w:w="3120"/>
-      </w:tblGrid>
-      <w:tr>
-        <w:tc>
-          <w:tcPr>
-            <w:tcW w:type="dxa" w:w="3120"/>
-          </w:tcPr>
-          <w:p>
-            <w:r>
-              <w:rPr>
-                <w:b/>
-                <w:sz w:val="17"/>
-              </w:rPr>
-              <w:t>Quantity</w:t>
-            </w:r>
-          </w:p>
-        </w:tc>
-        <w:tc>
-          <w:tcPr>
-            <w:tcW w:type="dxa" w:w="3120"/>
-          </w:tcPr>
-          <w:p>
-            <w:r>
-              <w:rPr>
-                <w:b/>
-                <w:sz w:val="17"/>
-              </w:rPr>
-              <w:t>Exact SG/FV</w:t>
-            </w:r>
-          </w:p>
-        </w:tc>
-        <w:tc>
-          <w:tcPr>
-            <w:tcW w:type="dxa" w:w="3120"/>
-          </w:tcPr>
-          <w:p>
-            <w:r>
-              <w:rPr>
-                <w:b/>
-                <w:sz w:val="17"/>
-              </w:rPr>
-              <w:t>Neural operator</w:t>
-            </w:r>
-          </w:p>
-        </w:tc>
-      </w:tr>
-      <w:tr>
-        <w:tc>
-          <w:tcPr>
-            <w:tcW w:type="dxa" w:w="3120"/>
-          </w:tcPr>
-          <w:p>
-            <w:r>
-              <w:rPr>
-                <w:sz w:val="17"/>
-              </w:rPr>
-              <w:t xml:space="preserve">median </w:t>
-            </w:r>
-            <m:oMath xmlns:a="http://schemas.openxmlformats.org/drawingml/2006/main" xmlns:pic="http://schemas.openxmlformats.org/drawingml/2006/picture">
-              <m:r>
-                <m:rPr>
-                  <m:sty m:val="p"/>
-                </m:rPr>
-                <m:t>∂</m:t>
-              </m:r>
-              <m:r>
-                <m:rPr>
-                  <m:sty m:val="p"/>
-                </m:rPr>
-                <m:t>ln</m:t>
-              </m:r>
-              <m:r>
-                <m:t>I</m:t>
-              </m:r>
-              <m:r>
-                <m:rPr>
-                  <m:sty m:val="p"/>
-                </m:rPr>
-                <m:t>/</m:t>
-              </m:r>
-              <m:r>
-                <m:rPr>
-                  <m:sty m:val="p"/>
-                </m:rPr>
-                <m:t>∂</m:t>
-              </m:r>
-              <m:r>
-                <m:rPr>
-                  <m:sty m:val="p"/>
-                </m:rPr>
-                <m:t>ln</m:t>
-              </m:r>
-              <m:r>
-                <m:t>R</m:t>
-              </m:r>
-            </m:oMath>
-          </w:p>
-        </w:tc>
-        <w:tc>
-          <w:tcPr>
-            <w:tcW w:type="dxa" w:w="3120"/>
-          </w:tcPr>
-          <w:p>
-            <w:r>
-              <w:rPr>
-                <w:sz w:val="17"/>
-              </w:rPr>
-              <w:t>2.00003</w:t>
-            </w:r>
-          </w:p>
-        </w:tc>
-        <w:tc>
-          <w:tcPr>
-            <w:tcW w:type="dxa" w:w="3120"/>
-          </w:tcPr>
-          <w:p>
-            <w:r>
-              <w:rPr>
-                <w:sz w:val="17"/>
-              </w:rPr>
-              <w:t>1.99997</w:t>
-            </w:r>
-          </w:p>
-        </w:tc>
-      </w:tr>
-      <w:tr>
-        <w:tc>
-          <w:tcPr>
-            <w:tcW w:type="dxa" w:w="3120"/>
-          </w:tcPr>
-          <w:p>
-            <w:r>
-              <w:rPr>
-                <w:sz w:val="17"/>
-              </w:rPr>
-              <w:t xml:space="preserve">median relative difference in </w:t>
-            </w:r>
-            <m:oMath xmlns:a="http://schemas.openxmlformats.org/drawingml/2006/main" xmlns:pic="http://schemas.openxmlformats.org/drawingml/2006/picture">
-              <m:r>
-                <m:rPr>
-                  <m:sty m:val="p"/>
-                </m:rPr>
-                <m:t>∂</m:t>
-              </m:r>
-              <m:r>
-                <m:rPr>
-                  <m:sty m:val="p"/>
-                </m:rPr>
-                <m:t>ln</m:t>
-              </m:r>
-              <m:r>
-                <m:t>I</m:t>
-              </m:r>
-              <m:r>
-                <m:rPr>
-                  <m:sty m:val="p"/>
-                </m:rPr>
-                <m:t>/</m:t>
-              </m:r>
-              <m:r>
-                <m:rPr>
-                  <m:sty m:val="p"/>
-                </m:rPr>
-                <m:t>∂</m:t>
-              </m:r>
-              <m:r>
-                <m:rPr>
-                  <m:sty m:val="p"/>
-                </m:rPr>
-                <m:t>ln</m:t>
-              </m:r>
-              <m:r>
-                <m:t>R</m:t>
-              </m:r>
-            </m:oMath>
-          </w:p>
-        </w:tc>
-        <w:tc>
-          <w:tcPr>
-            <w:tcW w:type="dxa" w:w="3120"/>
-          </w:tcPr>
-          <w:p>
-            <m:oMath xmlns:a="http://schemas.openxmlformats.org/drawingml/2006/main" xmlns:pic="http://schemas.openxmlformats.org/drawingml/2006/picture">
-              <m:r>
-                <m:t>1.5</m:t>
-              </m:r>
-              <m:r>
-                <m:rPr>
-                  <m:sty m:val="p"/>
-                </m:rPr>
-                <m:t>×</m:t>
-              </m:r>
-              <m:sSup>
-                <m:e>
-                  <m:r>
-                    <m:t>10</m:t>
-                  </m:r>
-                </m:e>
-                <m:sup>
-                  <m:r>
-                    <m:rPr>
-                      <m:sty m:val="p"/>
-                    </m:rPr>
-                    <m:t>−</m:t>
-                  </m:r>
-                  <m:r>
-                    <m:t>4</m:t>
-                  </m:r>
-                </m:sup>
-              </m:sSup>
-            </m:oMath>
-          </w:p>
-        </w:tc>
-        <w:tc>
-          <w:tcPr>
-            <w:tcW w:type="dxa" w:w="3120"/>
-          </w:tcPr>
-          <w:p>
-            <w:r>
-              <w:rPr>
-                <w:sz w:val="17"/>
-              </w:rPr>
-              <w:t>–</w:t>
-            </w:r>
-          </w:p>
-        </w:tc>
-      </w:tr>
-      <w:tr>
-        <w:tc>
-          <w:tcPr>
-            <w:tcW w:type="dxa" w:w="3120"/>
-          </w:tcPr>
-          <w:p>
-            <w:r>
-              <w:rPr>
-                <w:sz w:val="17"/>
-              </w:rPr>
-              <w:t xml:space="preserve">median </w:t>
-            </w:r>
-            <m:oMath xmlns:a="http://schemas.openxmlformats.org/drawingml/2006/main" xmlns:pic="http://schemas.openxmlformats.org/drawingml/2006/picture">
-              <m:r>
-                <m:rPr>
-                  <m:sty m:val="p"/>
-                </m:rPr>
-                <m:t>|</m:t>
-              </m:r>
-              <m:r>
-                <m:rPr>
-                  <m:sty m:val="p"/>
-                </m:rPr>
-                <m:t>∂</m:t>
-              </m:r>
-              <m:r>
-                <m:rPr>
-                  <m:sty m:val="p"/>
-                </m:rPr>
-                <m:t>ln</m:t>
-              </m:r>
-              <m:r>
-                <m:t>I</m:t>
-              </m:r>
-              <m:r>
-                <m:rPr>
-                  <m:sty m:val="p"/>
-                </m:rPr>
-                <m:t>/</m:t>
-              </m:r>
-              <m:r>
-                <m:rPr>
-                  <m:sty m:val="p"/>
-                </m:rPr>
-                <m:t>∂</m:t>
-              </m:r>
-              <m:r>
-                <m:rPr>
-                  <m:sty m:val="p"/>
-                </m:rPr>
-                <m:t>ln</m:t>
-              </m:r>
-              <m:sSub>
-                <m:e>
-                  <m:r>
-                    <m:t>q</m:t>
-                  </m:r>
-                </m:e>
-                <m:sub>
-                  <m:r>
-                    <m:t>w</m:t>
-                  </m:r>
-                </m:sub>
-              </m:sSub>
-              <m:r>
-                <m:rPr>
-                  <m:sty m:val="p"/>
-                </m:rPr>
-                <m:t>|</m:t>
-              </m:r>
-            </m:oMath>
-          </w:p>
-        </w:tc>
-        <w:tc>
-          <w:tcPr>
-            <w:tcW w:type="dxa" w:w="3120"/>
-          </w:tcPr>
-          <w:p>
-            <m:oMath xmlns:a="http://schemas.openxmlformats.org/drawingml/2006/main" xmlns:pic="http://schemas.openxmlformats.org/drawingml/2006/picture">
-              <m:r>
-                <m:t>2.1</m:t>
-              </m:r>
-              <m:r>
-                <m:rPr>
-                  <m:sty m:val="p"/>
-                </m:rPr>
-                <m:t>×</m:t>
-              </m:r>
-              <m:sSup>
-                <m:e>
-                  <m:r>
-                    <m:t>10</m:t>
-                  </m:r>
-                </m:e>
-                <m:sup>
-                  <m:r>
-                    <m:rPr>
-                      <m:sty m:val="p"/>
-                    </m:rPr>
-                    <m:t>−</m:t>
-                  </m:r>
-                  <m:r>
-                    <m:t>5</m:t>
-                  </m:r>
-                </m:sup>
-              </m:sSup>
-            </m:oMath>
-          </w:p>
-        </w:tc>
-        <w:tc>
-          <w:tcPr>
-            <w:tcW w:type="dxa" w:w="3120"/>
-          </w:tcPr>
-          <w:p>
-            <m:oMath xmlns:a="http://schemas.openxmlformats.org/drawingml/2006/main" xmlns:pic="http://schemas.openxmlformats.org/drawingml/2006/picture">
-              <m:r>
-                <m:t>1.2</m:t>
-              </m:r>
-              <m:r>
-                <m:rPr>
-                  <m:sty m:val="p"/>
-                </m:rPr>
-                <m:t>×</m:t>
-              </m:r>
-              <m:sSup>
-                <m:e>
-                  <m:r>
-                    <m:t>10</m:t>
-                  </m:r>
-                </m:e>
-                <m:sup>
-                  <m:r>
-                    <m:rPr>
-                      <m:sty m:val="p"/>
-                    </m:rPr>
-                    <m:t>−</m:t>
-                  </m:r>
-                  <m:r>
-                    <m:t>4</m:t>
-                  </m:r>
-                </m:sup>
-              </m:sSup>
-            </m:oMath>
-          </w:p>
-        </w:tc>
-      </w:tr>
-      <w:tr>
-        <w:tc>
-          <w:tcPr>
-            <w:tcW w:type="dxa" w:w="3120"/>
-          </w:tcPr>
-          <w:p>
-            <w:r>
-              <w:rPr>
-                <w:sz w:val="17"/>
-              </w:rPr>
-              <w:t xml:space="preserve">median </w:t>
-            </w:r>
-            <m:oMath xmlns:a="http://schemas.openxmlformats.org/drawingml/2006/main" xmlns:pic="http://schemas.openxmlformats.org/drawingml/2006/picture">
-              <m:r>
-                <m:t>κ</m:t>
-              </m:r>
-              <m:r>
-                <m:rPr>
-                  <m:sty m:val="p"/>
-                </m:rPr>
-                <m:t>(</m:t>
-              </m:r>
-              <m:r>
-                <m:rPr>
-                  <m:scr m:val="script"/>
-                  <m:sty m:val="p"/>
-                </m:rPr>
-                <m:t>F</m:t>
-              </m:r>
-              <m:r>
-                <m:rPr>
-                  <m:sty m:val="p"/>
-                </m:rPr>
-                <m:t>)</m:t>
-              </m:r>
-            </m:oMath>
-            <w:r>
-              <w:rPr>
-                <w:sz w:val="17"/>
-              </w:rPr>
-              <w:t>, single-salt</w:t>
-            </w:r>
-          </w:p>
-        </w:tc>
-        <w:tc>
-          <w:tcPr>
-            <w:tcW w:type="dxa" w:w="3120"/>
-          </w:tcPr>
-          <w:p>
-            <m:oMath xmlns:a="http://schemas.openxmlformats.org/drawingml/2006/main" xmlns:pic="http://schemas.openxmlformats.org/drawingml/2006/picture">
-              <m:r>
-                <m:t>4.9</m:t>
-              </m:r>
-              <m:r>
-                <m:rPr>
-                  <m:sty m:val="p"/>
-                </m:rPr>
-                <m:t>×</m:t>
-              </m:r>
-              <m:sSup>
-                <m:e>
-                  <m:r>
-                    <m:t>10</m:t>
-                  </m:r>
-                </m:e>
-                <m:sup>
-                  <m:r>
-                    <m:t>15</m:t>
-                  </m:r>
-                </m:sup>
-              </m:sSup>
-            </m:oMath>
-          </w:p>
-        </w:tc>
-        <w:tc>
-          <w:tcPr>
-            <w:tcW w:type="dxa" w:w="3120"/>
-          </w:tcPr>
-          <w:p>
-            <m:oMath xmlns:a="http://schemas.openxmlformats.org/drawingml/2006/main" xmlns:pic="http://schemas.openxmlformats.org/drawingml/2006/picture">
-              <m:r>
-                <m:t>8.2</m:t>
-              </m:r>
-              <m:r>
-                <m:rPr>
-                  <m:sty m:val="p"/>
-                </m:rPr>
-                <m:t>×</m:t>
-              </m:r>
-              <m:sSup>
-                <m:e>
-                  <m:r>
-                    <m:t>10</m:t>
-                  </m:r>
-                </m:e>
-                <m:sup>
-                  <m:r>
-                    <m:t>8</m:t>
-                  </m:r>
-                </m:sup>
-              </m:sSup>
-            </m:oMath>
-          </w:p>
-        </w:tc>
-      </w:tr>
-      <w:tr>
-        <w:tc>
-          <w:tcPr>
-            <w:tcW w:type="dxa" w:w="3120"/>
-          </w:tcPr>
-          <w:p>
-            <w:r>
-              <w:rPr>
-                <w:sz w:val="17"/>
-              </w:rPr>
-              <w:t xml:space="preserve">median </w:t>
-            </w:r>
-            <m:oMath xmlns:a="http://schemas.openxmlformats.org/drawingml/2006/main" xmlns:pic="http://schemas.openxmlformats.org/drawingml/2006/picture">
-              <m:r>
-                <m:t>κ</m:t>
-              </m:r>
-              <m:r>
-                <m:rPr>
-                  <m:sty m:val="p"/>
-                </m:rPr>
-                <m:t>(</m:t>
-              </m:r>
-              <m:r>
-                <m:rPr>
-                  <m:scr m:val="script"/>
-                  <m:sty m:val="p"/>
-                </m:rPr>
-                <m:t>F</m:t>
-              </m:r>
-              <m:r>
-                <m:rPr>
-                  <m:sty m:val="p"/>
-                </m:rPr>
-                <m:t>)</m:t>
-              </m:r>
-            </m:oMath>
-            <w:r>
-              <w:rPr>
-                <w:sz w:val="17"/>
-              </w:rPr>
-              <w:t>, multi-salt</w:t>
-            </w:r>
-          </w:p>
-        </w:tc>
-        <w:tc>
-          <w:tcPr>
-            <w:tcW w:type="dxa" w:w="3120"/>
-          </w:tcPr>
-          <w:p>
-            <m:oMath xmlns:a="http://schemas.openxmlformats.org/drawingml/2006/main" xmlns:pic="http://schemas.openxmlformats.org/drawingml/2006/picture">
-              <m:r>
-                <m:t>8.7</m:t>
-              </m:r>
-              <m:r>
-                <m:rPr>
-                  <m:sty m:val="p"/>
-                </m:rPr>
-                <m:t>×</m:t>
-              </m:r>
-              <m:sSup>
-                <m:e>
-                  <m:r>
-                    <m:t>10</m:t>
-                  </m:r>
-                </m:e>
-                <m:sup>
-                  <m:r>
-                    <m:t>9</m:t>
-                  </m:r>
-                </m:sup>
-              </m:sSup>
-            </m:oMath>
-          </w:p>
-        </w:tc>
-        <w:tc>
-          <w:tcPr>
-            <w:tcW w:type="dxa" w:w="3120"/>
-          </w:tcPr>
-          <w:p>
-            <m:oMath xmlns:a="http://schemas.openxmlformats.org/drawingml/2006/main" xmlns:pic="http://schemas.openxmlformats.org/drawingml/2006/picture">
-              <m:r>
-                <m:t>4.5</m:t>
-              </m:r>
-              <m:r>
-                <m:rPr>
-                  <m:sty m:val="p"/>
-                </m:rPr>
-                <m:t>×</m:t>
-              </m:r>
-              <m:sSup>
-                <m:e>
-                  <m:r>
-                    <m:t>10</m:t>
-                  </m:r>
-                </m:e>
-                <m:sup>
-                  <m:r>
-                    <m:t>7</m:t>
-                  </m:r>
-                </m:sup>
-              </m:sSup>
-            </m:oMath>
-          </w:p>
-        </w:tc>
-      </w:tr>
-      <w:tr>
-        <w:tc>
-          <w:tcPr>
-            <w:tcW w:type="dxa" w:w="3120"/>
-          </w:tcPr>
-          <w:p>
-            <w:r>
-              <w:rPr>
-                <w:sz w:val="17"/>
-              </w:rPr>
-              <w:t xml:space="preserve">median </w:t>
-            </w:r>
-            <m:oMath xmlns:a="http://schemas.openxmlformats.org/drawingml/2006/main" xmlns:pic="http://schemas.openxmlformats.org/drawingml/2006/picture">
-              <m:r>
-                <m:t>κ</m:t>
-              </m:r>
-              <m:r>
-                <m:rPr>
-                  <m:sty m:val="p"/>
-                </m:rPr>
-                <m:t>(</m:t>
-              </m:r>
-              <m:r>
-                <m:rPr>
-                  <m:scr m:val="script"/>
-                  <m:sty m:val="p"/>
-                </m:rPr>
-                <m:t>F</m:t>
-              </m:r>
-              <m:r>
-                <m:rPr>
-                  <m:sty m:val="p"/>
-                </m:rPr>
-                <m:t>)</m:t>
-              </m:r>
-            </m:oMath>
-            <w:r>
-              <w:rPr>
-                <w:sz w:val="17"/>
-              </w:rPr>
-              <w:t>, dual</w:t>
-            </w:r>
-          </w:p>
-        </w:tc>
-        <w:tc>
-          <w:tcPr>
-            <w:tcW w:type="dxa" w:w="3120"/>
-          </w:tcPr>
-          <w:p>
-            <m:oMath xmlns:a="http://schemas.openxmlformats.org/drawingml/2006/main" xmlns:pic="http://schemas.openxmlformats.org/drawingml/2006/picture">
-              <m:r>
-                <m:t>1.8</m:t>
-              </m:r>
-              <m:r>
-                <m:rPr>
-                  <m:sty m:val="p"/>
-                </m:rPr>
-                <m:t>×</m:t>
-              </m:r>
-              <m:sSup>
-                <m:e>
-                  <m:r>
-                    <m:t>10</m:t>
-                  </m:r>
-                </m:e>
-                <m:sup>
-                  <m:r>
-                    <m:t>5</m:t>
-                  </m:r>
-                </m:sup>
-              </m:sSup>
-            </m:oMath>
-          </w:p>
-        </w:tc>
-        <w:tc>
-          <w:tcPr>
-            <w:tcW w:type="dxa" w:w="3120"/>
-          </w:tcPr>
-          <w:p>
-            <m:oMath xmlns:a="http://schemas.openxmlformats.org/drawingml/2006/main" xmlns:pic="http://schemas.openxmlformats.org/drawingml/2006/picture">
-              <m:r>
-                <m:t>1.8</m:t>
-              </m:r>
-              <m:r>
-                <m:rPr>
-                  <m:sty m:val="p"/>
-                </m:rPr>
-                <m:t>×</m:t>
-              </m:r>
-              <m:sSup>
-                <m:e>
-                  <m:r>
-                    <m:t>10</m:t>
-                  </m:r>
-                </m:e>
-                <m:sup>
-                  <m:r>
-                    <m:t>5</m:t>
-                  </m:r>
-                </m:sup>
-              </m:sSup>
-            </m:oMath>
-          </w:p>
-        </w:tc>
-      </w:tr>
-    </w:tbl>
-    <w:p>
-      <w:pPr>
-        <w:spacing w:after="120"/>
-      </w:pPr>
     </w:p>
     <w:p>
       <w:r>
@@ -19567,6 +18613,3367 @@
               </w:rPr>
               <w:t>0.014</w:t>
             </w:r>
+          </w:p>
+        </w:tc>
+      </w:tr>
+    </w:tbl>
+    <w:p>
+      <w:pPr>
+        <w:spacing w:after="120"/>
+      </w:pPr>
+    </w:p>
+    <w:p>
+      <w:r>
+        <w:rPr>
+          <w:b/>
+        </w:rPr>
+        <w:t>Supplementary Table S18.</w:t>
+      </w:r>
+      <w:r>
+        <w:t xml:space="preserve"> Out-of-distribution error decomposition (48 OOD states; </w:t>
+      </w:r>
+      <w:r>
+        <w:rPr>
+          <w:rFonts w:ascii="Consolas" w:hAnsi="Consolas"/>
+          <w:sz w:val="19"/>
+        </w:rPr>
+        <w:t>deeponet_reparam</w:t>
+      </w:r>
+      <w:r>
+        <w:t xml:space="preserve"> and </w:t>
+      </w:r>
+      <w:r>
+        <w:rPr>
+          <w:rFonts w:ascii="Consolas" w:hAnsi="Consolas"/>
+          <w:sz w:val="19"/>
+        </w:rPr>
+        <w:t>fno_reparam</w:t>
+      </w:r>
+      <w:r>
+        <w:t xml:space="preserve">, seed 42). Spatial rows partition the </w:t>
+      </w:r>
+      <m:oMath xmlns:a="http://schemas.openxmlformats.org/drawingml/2006/main" xmlns:pic="http://schemas.openxmlformats.org/drawingml/2006/picture">
+        <m:r>
+          <m:t>21</m:t>
+        </m:r>
+        <m:r>
+          <m:rPr>
+            <m:sty m:val="p"/>
+          </m:rPr>
+          <m:t>×</m:t>
+        </m:r>
+        <m:r>
+          <m:t>61</m:t>
+        </m:r>
+      </m:oMath>
+      <w:r>
+        <w:t xml:space="preserve"> domain into the reservoir transitions (</w:t>
+      </w:r>
+      <m:oMath xmlns:a="http://schemas.openxmlformats.org/drawingml/2006/main" xmlns:pic="http://schemas.openxmlformats.org/drawingml/2006/picture">
+        <m:r>
+          <m:t>z</m:t>
+        </m:r>
+        <m:r>
+          <m:rPr>
+            <m:sty m:val="p"/>
+          </m:rPr>
+          <m:t>∈</m:t>
+        </m:r>
+        <m:r>
+          <m:rPr>
+            <m:sty m:val="p"/>
+          </m:rPr>
+          <m:t>[</m:t>
+        </m:r>
+        <m:r>
+          <m:t>0</m:t>
+        </m:r>
+        <m:r>
+          <m:rPr>
+            <m:sty m:val="p"/>
+          </m:rPr>
+          <m:t>,</m:t>
+        </m:r>
+        <m:r>
+          <m:t>0.10</m:t>
+        </m:r>
+        <m:r>
+          <m:rPr>
+            <m:sty m:val="p"/>
+          </m:rPr>
+          <m:t>]</m:t>
+        </m:r>
+        <m:r>
+          <m:rPr>
+            <m:sty m:val="p"/>
+          </m:rPr>
+          <m:t>∪</m:t>
+        </m:r>
+        <m:r>
+          <m:rPr>
+            <m:sty m:val="p"/>
+          </m:rPr>
+          <m:t>[</m:t>
+        </m:r>
+        <m:r>
+          <m:t>0.90</m:t>
+        </m:r>
+        <m:r>
+          <m:rPr>
+            <m:sty m:val="p"/>
+          </m:rPr>
+          <m:t>,</m:t>
+        </m:r>
+        <m:r>
+          <m:t>1.0</m:t>
+        </m:r>
+        <m:r>
+          <m:rPr>
+            <m:sty m:val="p"/>
+          </m:rPr>
+          <m:t>]</m:t>
+        </m:r>
+      </m:oMath>
+      <w:r>
+        <w:t>), the charged-wall EDL (</w:t>
+      </w:r>
+      <m:oMath xmlns:a="http://schemas.openxmlformats.org/drawingml/2006/main" xmlns:pic="http://schemas.openxmlformats.org/drawingml/2006/picture">
+        <m:r>
+          <m:t>r</m:t>
+        </m:r>
+        <m:r>
+          <m:rPr>
+            <m:sty m:val="p"/>
+          </m:rPr>
+          <m:t>≥</m:t>
+        </m:r>
+        <m:r>
+          <m:t>0.80</m:t>
+        </m:r>
+      </m:oMath>
+      <w:r>
+        <w:t xml:space="preserve">, </w:t>
+      </w:r>
+      <m:oMath xmlns:a="http://schemas.openxmlformats.org/drawingml/2006/main" xmlns:pic="http://schemas.openxmlformats.org/drawingml/2006/picture">
+        <m:r>
+          <m:t>0.10</m:t>
+        </m:r>
+        <m:r>
+          <m:rPr>
+            <m:sty m:val="p"/>
+          </m:rPr>
+          <m:t>&lt;</m:t>
+        </m:r>
+        <m:r>
+          <m:t>z</m:t>
+        </m:r>
+        <m:r>
+          <m:rPr>
+            <m:sty m:val="p"/>
+          </m:rPr>
+          <m:t>&lt;</m:t>
+        </m:r>
+        <m:r>
+          <m:t>0.90</m:t>
+        </m:r>
+      </m:oMath>
+      <w:r>
+        <w:t>) and the pore core (</w:t>
+      </w:r>
+      <m:oMath xmlns:a="http://schemas.openxmlformats.org/drawingml/2006/main" xmlns:pic="http://schemas.openxmlformats.org/drawingml/2006/picture">
+        <m:r>
+          <m:t>r</m:t>
+        </m:r>
+        <m:r>
+          <m:rPr>
+            <m:sty m:val="p"/>
+          </m:rPr>
+          <m:t>&lt;</m:t>
+        </m:r>
+        <m:r>
+          <m:t>0.80</m:t>
+        </m:r>
+      </m:oMath>
+      <w:r>
+        <w:t xml:space="preserve">, </w:t>
+      </w:r>
+      <m:oMath xmlns:a="http://schemas.openxmlformats.org/drawingml/2006/main" xmlns:pic="http://schemas.openxmlformats.org/drawingml/2006/picture">
+        <m:r>
+          <m:t>0.10</m:t>
+        </m:r>
+        <m:r>
+          <m:rPr>
+            <m:sty m:val="p"/>
+          </m:rPr>
+          <m:t>&lt;</m:t>
+        </m:r>
+        <m:r>
+          <m:t>z</m:t>
+        </m:r>
+        <m:r>
+          <m:rPr>
+            <m:sty m:val="p"/>
+          </m:rPr>
+          <m:t>&lt;</m:t>
+        </m:r>
+        <m:r>
+          <m:t>0.90</m:t>
+        </m:r>
+      </m:oMath>
+      <w:r>
+        <w:t xml:space="preserve">); their squared-error shares sum to 100\% for each field. Parametric rows use mutually exclusive labels with priority combined </w:t>
+      </w:r>
+      <m:oMath xmlns:a="http://schemas.openxmlformats.org/drawingml/2006/main" xmlns:pic="http://schemas.openxmlformats.org/drawingml/2006/picture">
+        <m:r>
+          <m:rPr>
+            <m:sty m:val="p"/>
+          </m:rPr>
+          <m:t>&gt;</m:t>
+        </m:r>
+      </m:oMath>
+      <w:r>
+        <w:t xml:space="preserve"> charge </w:t>
+      </w:r>
+      <m:oMath xmlns:a="http://schemas.openxmlformats.org/drawingml/2006/main" xmlns:pic="http://schemas.openxmlformats.org/drawingml/2006/picture">
+        <m:r>
+          <m:rPr>
+            <m:sty m:val="p"/>
+          </m:rPr>
+          <m:t>&gt;</m:t>
+        </m:r>
+      </m:oMath>
+      <w:r>
+        <w:t xml:space="preserve"> salt </w:t>
+      </w:r>
+      <m:oMath xmlns:a="http://schemas.openxmlformats.org/drawingml/2006/main" xmlns:pic="http://schemas.openxmlformats.org/drawingml/2006/picture">
+        <m:r>
+          <m:rPr>
+            <m:sty m:val="p"/>
+          </m:rPr>
+          <m:t>&gt;</m:t>
+        </m:r>
+      </m:oMath>
+      <w:r>
+        <w:t xml:space="preserve"> narrow </w:t>
+      </w:r>
+      <m:oMath xmlns:a="http://schemas.openxmlformats.org/drawingml/2006/main" xmlns:pic="http://schemas.openxmlformats.org/drawingml/2006/picture">
+        <m:r>
+          <m:t>R</m:t>
+        </m:r>
+      </m:oMath>
+      <w:r>
+        <w:t xml:space="preserve"> </w:t>
+      </w:r>
+      <m:oMath xmlns:a="http://schemas.openxmlformats.org/drawingml/2006/main" xmlns:pic="http://schemas.openxmlformats.org/drawingml/2006/picture">
+        <m:r>
+          <m:rPr>
+            <m:sty m:val="p"/>
+          </m:rPr>
+          <m:t>&gt;</m:t>
+        </m:r>
+      </m:oMath>
+      <w:r>
+        <w:t xml:space="preserve"> high </w:t>
+      </w:r>
+      <m:oMath xmlns:a="http://schemas.openxmlformats.org/drawingml/2006/main" xmlns:pic="http://schemas.openxmlformats.org/drawingml/2006/picture">
+        <m:r>
+          <m:t>V</m:t>
+        </m:r>
+      </m:oMath>
+      <w:r>
+        <w:t xml:space="preserve">. Relative errors are global area-weighted </w:t>
+      </w:r>
+      <m:oMath xmlns:a="http://schemas.openxmlformats.org/drawingml/2006/main" xmlns:pic="http://schemas.openxmlformats.org/drawingml/2006/picture">
+        <m:sSub>
+          <m:e>
+            <m:r>
+              <m:t>L</m:t>
+            </m:r>
+          </m:e>
+          <m:sub>
+            <m:r>
+              <m:t>2</m:t>
+            </m:r>
+          </m:sub>
+        </m:sSub>
+      </m:oMath>
+      <w:r>
+        <w:t xml:space="preserve"> ratios; </w:t>
+      </w:r>
+      <m:oMath xmlns:a="http://schemas.openxmlformats.org/drawingml/2006/main" xmlns:pic="http://schemas.openxmlformats.org/drawingml/2006/picture">
+        <m:r>
+          <m:t>I</m:t>
+        </m:r>
+      </m:oMath>
+      <w:r>
+        <w:t xml:space="preserve"> is the axial current.</w:t>
+      </w:r>
+    </w:p>
+    <w:tbl>
+      <w:tblPr>
+        <w:tblStyle w:val="TableGrid"/>
+        <w:tblW w:type="auto" w:w="0"/>
+        <w:tblLook w:firstColumn="1" w:firstRow="1" w:lastColumn="0" w:lastRow="0" w:noHBand="0" w:noVBand="1" w:val="04A0"/>
+      </w:tblPr>
+      <w:tblGrid>
+        <w:gridCol w:w="1040"/>
+        <w:gridCol w:w="1040"/>
+        <w:gridCol w:w="1040"/>
+        <w:gridCol w:w="1040"/>
+        <w:gridCol w:w="1040"/>
+        <w:gridCol w:w="1040"/>
+        <w:gridCol w:w="1040"/>
+        <w:gridCol w:w="1040"/>
+        <w:gridCol w:w="1040"/>
+      </w:tblGrid>
+      <w:tr>
+        <w:tc>
+          <w:tcPr>
+            <w:tcW w:type="dxa" w:w="1040"/>
+          </w:tcPr>
+          <w:p>
+            <w:r>
+              <w:rPr>
+                <w:b/>
+                <w:sz w:val="17"/>
+              </w:rPr>
+              <w:t>Backbone</w:t>
+            </w:r>
+          </w:p>
+        </w:tc>
+        <w:tc>
+          <w:tcPr>
+            <w:tcW w:type="dxa" w:w="1040"/>
+          </w:tcPr>
+          <w:p>
+            <w:r>
+              <w:rPr>
+                <w:b/>
+                <w:sz w:val="17"/>
+              </w:rPr>
+              <w:t>Decomposition</w:t>
+            </w:r>
+          </w:p>
+        </w:tc>
+        <w:tc>
+          <w:tcPr>
+            <w:tcW w:type="dxa" w:w="1040"/>
+          </w:tcPr>
+          <w:p>
+            <w:r>
+              <w:rPr>
+                <w:b/>
+                <w:sz w:val="17"/>
+              </w:rPr>
+              <w:t>Category</w:t>
+            </w:r>
+          </w:p>
+        </w:tc>
+        <w:tc>
+          <w:tcPr>
+            <w:tcW w:type="dxa" w:w="1040"/>
+          </w:tcPr>
+          <w:p>
+            <m:oMath xmlns:a="http://schemas.openxmlformats.org/drawingml/2006/main" xmlns:pic="http://schemas.openxmlformats.org/drawingml/2006/picture">
+              <m:r>
+                <m:t>n</m:t>
+              </m:r>
+            </m:oMath>
+          </w:p>
+        </w:tc>
+        <w:tc>
+          <w:tcPr>
+            <w:tcW w:type="dxa" w:w="1040"/>
+          </w:tcPr>
+          <w:p>
+            <m:oMath xmlns:a="http://schemas.openxmlformats.org/drawingml/2006/main" xmlns:pic="http://schemas.openxmlformats.org/drawingml/2006/picture">
+              <m:r>
+                <m:t>ψ</m:t>
+              </m:r>
+            </m:oMath>
+            <w:r>
+              <w:rPr>
+                <w:b/>
+                <w:sz w:val="17"/>
+              </w:rPr>
+              <w:t xml:space="preserve"> share (\%)</w:t>
+            </w:r>
+          </w:p>
+        </w:tc>
+        <w:tc>
+          <w:tcPr>
+            <w:tcW w:type="dxa" w:w="1040"/>
+          </w:tcPr>
+          <w:p>
+            <m:oMath xmlns:a="http://schemas.openxmlformats.org/drawingml/2006/main" xmlns:pic="http://schemas.openxmlformats.org/drawingml/2006/picture">
+              <m:r>
+                <m:t>ρ</m:t>
+              </m:r>
+            </m:oMath>
+            <w:r>
+              <w:rPr>
+                <w:b/>
+                <w:sz w:val="17"/>
+              </w:rPr>
+              <w:t xml:space="preserve"> share (\%)</w:t>
+            </w:r>
+          </w:p>
+        </w:tc>
+        <w:tc>
+          <w:tcPr>
+            <w:tcW w:type="dxa" w:w="1040"/>
+          </w:tcPr>
+          <w:p>
+            <m:oMath xmlns:a="http://schemas.openxmlformats.org/drawingml/2006/main" xmlns:pic="http://schemas.openxmlformats.org/drawingml/2006/picture">
+              <m:r>
+                <m:t>ψ</m:t>
+              </m:r>
+            </m:oMath>
+            <w:r>
+              <w:rPr>
+                <w:b/>
+                <w:sz w:val="17"/>
+              </w:rPr>
+              <w:t xml:space="preserve"> rel. </w:t>
+            </w:r>
+            <m:oMath xmlns:a="http://schemas.openxmlformats.org/drawingml/2006/main" xmlns:pic="http://schemas.openxmlformats.org/drawingml/2006/picture">
+              <m:sSub>
+                <m:e>
+                  <m:r>
+                    <m:t>L</m:t>
+                  </m:r>
+                </m:e>
+                <m:sub>
+                  <m:r>
+                    <m:t>2</m:t>
+                  </m:r>
+                </m:sub>
+              </m:sSub>
+            </m:oMath>
+          </w:p>
+        </w:tc>
+        <w:tc>
+          <w:tcPr>
+            <w:tcW w:type="dxa" w:w="1040"/>
+          </w:tcPr>
+          <w:p>
+            <m:oMath xmlns:a="http://schemas.openxmlformats.org/drawingml/2006/main" xmlns:pic="http://schemas.openxmlformats.org/drawingml/2006/picture">
+              <m:r>
+                <m:t>ρ</m:t>
+              </m:r>
+            </m:oMath>
+            <w:r>
+              <w:rPr>
+                <w:b/>
+                <w:sz w:val="17"/>
+              </w:rPr>
+              <w:t xml:space="preserve"> rel. </w:t>
+            </w:r>
+            <m:oMath xmlns:a="http://schemas.openxmlformats.org/drawingml/2006/main" xmlns:pic="http://schemas.openxmlformats.org/drawingml/2006/picture">
+              <m:sSub>
+                <m:e>
+                  <m:r>
+                    <m:t>L</m:t>
+                  </m:r>
+                </m:e>
+                <m:sub>
+                  <m:r>
+                    <m:t>2</m:t>
+                  </m:r>
+                </m:sub>
+              </m:sSub>
+            </m:oMath>
+          </w:p>
+        </w:tc>
+        <w:tc>
+          <w:tcPr>
+            <w:tcW w:type="dxa" w:w="1040"/>
+          </w:tcPr>
+          <w:p>
+            <m:oMath xmlns:a="http://schemas.openxmlformats.org/drawingml/2006/main" xmlns:pic="http://schemas.openxmlformats.org/drawingml/2006/picture">
+              <m:r>
+                <m:t>I</m:t>
+              </m:r>
+            </m:oMath>
+            <w:r>
+              <w:rPr>
+                <w:b/>
+                <w:sz w:val="17"/>
+              </w:rPr>
+              <w:t xml:space="preserve"> rel. </w:t>
+            </w:r>
+            <m:oMath xmlns:a="http://schemas.openxmlformats.org/drawingml/2006/main" xmlns:pic="http://schemas.openxmlformats.org/drawingml/2006/picture">
+              <m:sSub>
+                <m:e>
+                  <m:r>
+                    <m:t>L</m:t>
+                  </m:r>
+                </m:e>
+                <m:sub>
+                  <m:r>
+                    <m:t>2</m:t>
+                  </m:r>
+                </m:sub>
+              </m:sSub>
+            </m:oMath>
+          </w:p>
+        </w:tc>
+      </w:tr>
+      <w:tr>
+        <w:tc>
+          <w:tcPr>
+            <w:tcW w:type="dxa" w:w="1040"/>
+          </w:tcPr>
+          <w:p>
+            <w:r>
+              <w:rPr>
+                <w:sz w:val="17"/>
+              </w:rPr>
+              <w:t>deeponet</w:t>
+            </w:r>
+          </w:p>
+        </w:tc>
+        <w:tc>
+          <w:tcPr>
+            <w:tcW w:type="dxa" w:w="1040"/>
+          </w:tcPr>
+          <w:p>
+            <w:r>
+              <w:rPr>
+                <w:sz w:val="17"/>
+              </w:rPr>
+              <w:t>spatial</w:t>
+            </w:r>
+          </w:p>
+        </w:tc>
+        <w:tc>
+          <w:tcPr>
+            <w:tcW w:type="dxa" w:w="1040"/>
+          </w:tcPr>
+          <w:p>
+            <w:r>
+              <w:rPr>
+                <w:sz w:val="17"/>
+              </w:rPr>
+              <w:t>reservoir transitions</w:t>
+            </w:r>
+          </w:p>
+        </w:tc>
+        <w:tc>
+          <w:tcPr>
+            <w:tcW w:type="dxa" w:w="1040"/>
+          </w:tcPr>
+          <w:p>
+            <w:r>
+              <w:rPr>
+                <w:sz w:val="17"/>
+              </w:rPr>
+              <w:t>48</w:t>
+            </w:r>
+          </w:p>
+        </w:tc>
+        <w:tc>
+          <w:tcPr>
+            <w:tcW w:type="dxa" w:w="1040"/>
+          </w:tcPr>
+          <w:p>
+            <w:r>
+              <w:rPr>
+                <w:sz w:val="17"/>
+              </w:rPr>
+              <w:t>9.9</w:t>
+            </w:r>
+          </w:p>
+        </w:tc>
+        <w:tc>
+          <w:tcPr>
+            <w:tcW w:type="dxa" w:w="1040"/>
+          </w:tcPr>
+          <w:p>
+            <w:r>
+              <w:rPr>
+                <w:sz w:val="17"/>
+              </w:rPr>
+              <w:t>8.4</w:t>
+            </w:r>
+          </w:p>
+        </w:tc>
+        <w:tc>
+          <w:tcPr>
+            <w:tcW w:type="dxa" w:w="1040"/>
+          </w:tcPr>
+          <w:p>
+            <w:r>
+              <w:rPr>
+                <w:sz w:val="17"/>
+              </w:rPr>
+              <w:t>0.0114</w:t>
+            </w:r>
+          </w:p>
+        </w:tc>
+        <w:tc>
+          <w:tcPr>
+            <w:tcW w:type="dxa" w:w="1040"/>
+          </w:tcPr>
+          <w:p>
+            <w:r>
+              <w:rPr>
+                <w:sz w:val="17"/>
+              </w:rPr>
+              <w:t>0.4</w:t>
+            </w:r>
+          </w:p>
+        </w:tc>
+        <w:tc>
+          <w:tcPr>
+            <w:tcW w:type="dxa" w:w="1040"/>
+          </w:tcPr>
+          <w:p>
+            <w:r>
+              <w:rPr>
+                <w:sz w:val="17"/>
+              </w:rPr>
+              <w:t>0.00121</w:t>
+            </w:r>
+          </w:p>
+        </w:tc>
+      </w:tr>
+      <w:tr>
+        <w:tc>
+          <w:tcPr>
+            <w:tcW w:type="dxa" w:w="1040"/>
+          </w:tcPr>
+          <w:p>
+            <w:r>
+              <w:rPr>
+                <w:sz w:val="17"/>
+              </w:rPr>
+              <w:t>deeponet</w:t>
+            </w:r>
+          </w:p>
+        </w:tc>
+        <w:tc>
+          <w:tcPr>
+            <w:tcW w:type="dxa" w:w="1040"/>
+          </w:tcPr>
+          <w:p>
+            <w:r>
+              <w:rPr>
+                <w:sz w:val="17"/>
+              </w:rPr>
+              <w:t>spatial</w:t>
+            </w:r>
+          </w:p>
+        </w:tc>
+        <w:tc>
+          <w:tcPr>
+            <w:tcW w:type="dxa" w:w="1040"/>
+          </w:tcPr>
+          <w:p>
+            <w:r>
+              <w:rPr>
+                <w:sz w:val="17"/>
+              </w:rPr>
+              <w:t>wall EDL</w:t>
+            </w:r>
+          </w:p>
+        </w:tc>
+        <w:tc>
+          <w:tcPr>
+            <w:tcW w:type="dxa" w:w="1040"/>
+          </w:tcPr>
+          <w:p>
+            <w:r>
+              <w:rPr>
+                <w:sz w:val="17"/>
+              </w:rPr>
+              <w:t>48</w:t>
+            </w:r>
+          </w:p>
+        </w:tc>
+        <w:tc>
+          <w:tcPr>
+            <w:tcW w:type="dxa" w:w="1040"/>
+          </w:tcPr>
+          <w:p>
+            <w:r>
+              <w:rPr>
+                <w:sz w:val="17"/>
+              </w:rPr>
+              <w:t>38.8</w:t>
+            </w:r>
+          </w:p>
+        </w:tc>
+        <w:tc>
+          <w:tcPr>
+            <w:tcW w:type="dxa" w:w="1040"/>
+          </w:tcPr>
+          <w:p>
+            <w:r>
+              <w:rPr>
+                <w:sz w:val="17"/>
+              </w:rPr>
+              <w:t>39.1</w:t>
+            </w:r>
+          </w:p>
+        </w:tc>
+        <w:tc>
+          <w:tcPr>
+            <w:tcW w:type="dxa" w:w="1040"/>
+          </w:tcPr>
+          <w:p>
+            <w:r>
+              <w:rPr>
+                <w:sz w:val="17"/>
+              </w:rPr>
+              <w:t>0.024</w:t>
+            </w:r>
+          </w:p>
+        </w:tc>
+        <w:tc>
+          <w:tcPr>
+            <w:tcW w:type="dxa" w:w="1040"/>
+          </w:tcPr>
+          <w:p>
+            <w:r>
+              <w:rPr>
+                <w:sz w:val="17"/>
+              </w:rPr>
+              <w:t>0.336</w:t>
+            </w:r>
+          </w:p>
+        </w:tc>
+        <w:tc>
+          <w:tcPr>
+            <w:tcW w:type="dxa" w:w="1040"/>
+          </w:tcPr>
+          <w:p>
+            <w:r>
+              <w:rPr>
+                <w:sz w:val="17"/>
+              </w:rPr>
+              <w:t>0.00121</w:t>
+            </w:r>
+          </w:p>
+        </w:tc>
+      </w:tr>
+      <w:tr>
+        <w:tc>
+          <w:tcPr>
+            <w:tcW w:type="dxa" w:w="1040"/>
+          </w:tcPr>
+          <w:p>
+            <w:r>
+              <w:rPr>
+                <w:sz w:val="17"/>
+              </w:rPr>
+              <w:t>deeponet</w:t>
+            </w:r>
+          </w:p>
+        </w:tc>
+        <w:tc>
+          <w:tcPr>
+            <w:tcW w:type="dxa" w:w="1040"/>
+          </w:tcPr>
+          <w:p>
+            <w:r>
+              <w:rPr>
+                <w:sz w:val="17"/>
+              </w:rPr>
+              <w:t>spatial</w:t>
+            </w:r>
+          </w:p>
+        </w:tc>
+        <w:tc>
+          <w:tcPr>
+            <w:tcW w:type="dxa" w:w="1040"/>
+          </w:tcPr>
+          <w:p>
+            <w:r>
+              <w:rPr>
+                <w:sz w:val="17"/>
+              </w:rPr>
+              <w:t>pore core</w:t>
+            </w:r>
+          </w:p>
+        </w:tc>
+        <w:tc>
+          <w:tcPr>
+            <w:tcW w:type="dxa" w:w="1040"/>
+          </w:tcPr>
+          <w:p>
+            <w:r>
+              <w:rPr>
+                <w:sz w:val="17"/>
+              </w:rPr>
+              <w:t>48</w:t>
+            </w:r>
+          </w:p>
+        </w:tc>
+        <w:tc>
+          <w:tcPr>
+            <w:tcW w:type="dxa" w:w="1040"/>
+          </w:tcPr>
+          <w:p>
+            <w:r>
+              <w:rPr>
+                <w:sz w:val="17"/>
+              </w:rPr>
+              <w:t>51.3</w:t>
+            </w:r>
+          </w:p>
+        </w:tc>
+        <w:tc>
+          <w:tcPr>
+            <w:tcW w:type="dxa" w:w="1040"/>
+          </w:tcPr>
+          <w:p>
+            <w:r>
+              <w:rPr>
+                <w:sz w:val="17"/>
+              </w:rPr>
+              <w:t>52.4</w:t>
+            </w:r>
+          </w:p>
+        </w:tc>
+        <w:tc>
+          <w:tcPr>
+            <w:tcW w:type="dxa" w:w="1040"/>
+          </w:tcPr>
+          <w:p>
+            <w:r>
+              <w:rPr>
+                <w:sz w:val="17"/>
+              </w:rPr>
+              <w:t>0.0225</w:t>
+            </w:r>
+          </w:p>
+        </w:tc>
+        <w:tc>
+          <w:tcPr>
+            <w:tcW w:type="dxa" w:w="1040"/>
+          </w:tcPr>
+          <w:p>
+            <w:r>
+              <w:rPr>
+                <w:sz w:val="17"/>
+              </w:rPr>
+              <w:t>0.383</w:t>
+            </w:r>
+          </w:p>
+        </w:tc>
+        <w:tc>
+          <w:tcPr>
+            <w:tcW w:type="dxa" w:w="1040"/>
+          </w:tcPr>
+          <w:p>
+            <w:r>
+              <w:rPr>
+                <w:sz w:val="17"/>
+              </w:rPr>
+              <w:t>0.00121</w:t>
+            </w:r>
+          </w:p>
+        </w:tc>
+      </w:tr>
+      <w:tr>
+        <w:tc>
+          <w:tcPr>
+            <w:tcW w:type="dxa" w:w="1040"/>
+          </w:tcPr>
+          <w:p>
+            <w:r>
+              <w:rPr>
+                <w:sz w:val="17"/>
+              </w:rPr>
+              <w:t>deeponet</w:t>
+            </w:r>
+          </w:p>
+        </w:tc>
+        <w:tc>
+          <w:tcPr>
+            <w:tcW w:type="dxa" w:w="1040"/>
+          </w:tcPr>
+          <w:p>
+            <w:r>
+              <w:rPr>
+                <w:sz w:val="17"/>
+              </w:rPr>
+              <w:t>parametric</w:t>
+            </w:r>
+          </w:p>
+        </w:tc>
+        <w:tc>
+          <w:tcPr>
+            <w:tcW w:type="dxa" w:w="1040"/>
+          </w:tcPr>
+          <w:p>
+            <w:r>
+              <w:rPr>
+                <w:sz w:val="17"/>
+              </w:rPr>
+              <w:t>combined charge + low salt</w:t>
+            </w:r>
+          </w:p>
+        </w:tc>
+        <w:tc>
+          <w:tcPr>
+            <w:tcW w:type="dxa" w:w="1040"/>
+          </w:tcPr>
+          <w:p>
+            <w:r>
+              <w:rPr>
+                <w:sz w:val="17"/>
+              </w:rPr>
+              <w:t>25</w:t>
+            </w:r>
+          </w:p>
+        </w:tc>
+        <w:tc>
+          <w:tcPr>
+            <w:tcW w:type="dxa" w:w="1040"/>
+          </w:tcPr>
+          <w:p>
+            <w:r>
+              <w:rPr>
+                <w:sz w:val="17"/>
+              </w:rPr>
+              <w:t>94.2</w:t>
+            </w:r>
+          </w:p>
+        </w:tc>
+        <w:tc>
+          <w:tcPr>
+            <w:tcW w:type="dxa" w:w="1040"/>
+          </w:tcPr>
+          <w:p>
+            <w:r>
+              <w:rPr>
+                <w:sz w:val="17"/>
+              </w:rPr>
+              <w:t>93.6</w:t>
+            </w:r>
+          </w:p>
+        </w:tc>
+        <w:tc>
+          <w:tcPr>
+            <w:tcW w:type="dxa" w:w="1040"/>
+          </w:tcPr>
+          <w:p>
+            <w:r>
+              <w:rPr>
+                <w:sz w:val="17"/>
+              </w:rPr>
+              <w:t>0.0388</w:t>
+            </w:r>
+          </w:p>
+        </w:tc>
+        <w:tc>
+          <w:tcPr>
+            <w:tcW w:type="dxa" w:w="1040"/>
+          </w:tcPr>
+          <w:p>
+            <w:r>
+              <w:rPr>
+                <w:sz w:val="17"/>
+              </w:rPr>
+              <w:t>0.372</w:t>
+            </w:r>
+          </w:p>
+        </w:tc>
+        <w:tc>
+          <w:tcPr>
+            <w:tcW w:type="dxa" w:w="1040"/>
+          </w:tcPr>
+          <w:p>
+            <w:r>
+              <w:rPr>
+                <w:sz w:val="17"/>
+              </w:rPr>
+              <w:t>0.0123</w:t>
+            </w:r>
+          </w:p>
+        </w:tc>
+      </w:tr>
+      <w:tr>
+        <w:tc>
+          <w:tcPr>
+            <w:tcW w:type="dxa" w:w="1040"/>
+          </w:tcPr>
+          <w:p>
+            <w:r>
+              <w:rPr>
+                <w:sz w:val="17"/>
+              </w:rPr>
+              <w:t>deeponet</w:t>
+            </w:r>
+          </w:p>
+        </w:tc>
+        <w:tc>
+          <w:tcPr>
+            <w:tcW w:type="dxa" w:w="1040"/>
+          </w:tcPr>
+          <w:p>
+            <w:r>
+              <w:rPr>
+                <w:sz w:val="17"/>
+              </w:rPr>
+              <w:t>parametric</w:t>
+            </w:r>
+          </w:p>
+        </w:tc>
+        <w:tc>
+          <w:tcPr>
+            <w:tcW w:type="dxa" w:w="1040"/>
+          </w:tcPr>
+          <w:p>
+            <w:r>
+              <w:rPr>
+                <w:sz w:val="17"/>
+              </w:rPr>
+              <w:t>charge only</w:t>
+            </w:r>
+          </w:p>
+        </w:tc>
+        <w:tc>
+          <w:tcPr>
+            <w:tcW w:type="dxa" w:w="1040"/>
+          </w:tcPr>
+          <w:p>
+            <w:r>
+              <w:rPr>
+                <w:sz w:val="17"/>
+              </w:rPr>
+              <w:t>9</w:t>
+            </w:r>
+          </w:p>
+        </w:tc>
+        <w:tc>
+          <w:tcPr>
+            <w:tcW w:type="dxa" w:w="1040"/>
+          </w:tcPr>
+          <w:p>
+            <w:r>
+              <w:rPr>
+                <w:sz w:val="17"/>
+              </w:rPr>
+              <w:t>5.5</w:t>
+            </w:r>
+          </w:p>
+        </w:tc>
+        <w:tc>
+          <w:tcPr>
+            <w:tcW w:type="dxa" w:w="1040"/>
+          </w:tcPr>
+          <w:p>
+            <w:r>
+              <w:rPr>
+                <w:sz w:val="17"/>
+              </w:rPr>
+              <w:t>6.2</w:t>
+            </w:r>
+          </w:p>
+        </w:tc>
+        <w:tc>
+          <w:tcPr>
+            <w:tcW w:type="dxa" w:w="1040"/>
+          </w:tcPr>
+          <w:p>
+            <w:r>
+              <w:rPr>
+                <w:sz w:val="17"/>
+              </w:rPr>
+              <w:t>0.00816</w:t>
+            </w:r>
+          </w:p>
+        </w:tc>
+        <w:tc>
+          <w:tcPr>
+            <w:tcW w:type="dxa" w:w="1040"/>
+          </w:tcPr>
+          <w:p>
+            <w:r>
+              <w:rPr>
+                <w:sz w:val="17"/>
+              </w:rPr>
+              <w:t>0.304</w:t>
+            </w:r>
+          </w:p>
+        </w:tc>
+        <w:tc>
+          <w:tcPr>
+            <w:tcW w:type="dxa" w:w="1040"/>
+          </w:tcPr>
+          <w:p>
+            <w:r>
+              <w:rPr>
+                <w:sz w:val="17"/>
+              </w:rPr>
+              <w:t>0.000983</w:t>
+            </w:r>
+          </w:p>
+        </w:tc>
+      </w:tr>
+      <w:tr>
+        <w:tc>
+          <w:tcPr>
+            <w:tcW w:type="dxa" w:w="1040"/>
+          </w:tcPr>
+          <w:p>
+            <w:r>
+              <w:rPr>
+                <w:sz w:val="17"/>
+              </w:rPr>
+              <w:t>deeponet</w:t>
+            </w:r>
+          </w:p>
+        </w:tc>
+        <w:tc>
+          <w:tcPr>
+            <w:tcW w:type="dxa" w:w="1040"/>
+          </w:tcPr>
+          <w:p>
+            <w:r>
+              <w:rPr>
+                <w:sz w:val="17"/>
+              </w:rPr>
+              <w:t>parametric</w:t>
+            </w:r>
+          </w:p>
+        </w:tc>
+        <w:tc>
+          <w:tcPr>
+            <w:tcW w:type="dxa" w:w="1040"/>
+          </w:tcPr>
+          <w:p>
+            <w:r>
+              <w:rPr>
+                <w:sz w:val="17"/>
+              </w:rPr>
+              <w:t>low salt only</w:t>
+            </w:r>
+          </w:p>
+        </w:tc>
+        <w:tc>
+          <w:tcPr>
+            <w:tcW w:type="dxa" w:w="1040"/>
+          </w:tcPr>
+          <w:p>
+            <w:r>
+              <w:rPr>
+                <w:sz w:val="17"/>
+              </w:rPr>
+              <w:t>1</w:t>
+            </w:r>
+          </w:p>
+        </w:tc>
+        <w:tc>
+          <w:tcPr>
+            <w:tcW w:type="dxa" w:w="1040"/>
+          </w:tcPr>
+          <w:p>
+            <w:r>
+              <w:rPr>
+                <w:sz w:val="17"/>
+              </w:rPr>
+              <w:t>0.0</w:t>
+            </w:r>
+          </w:p>
+        </w:tc>
+        <w:tc>
+          <w:tcPr>
+            <w:tcW w:type="dxa" w:w="1040"/>
+          </w:tcPr>
+          <w:p>
+            <w:r>
+              <w:rPr>
+                <w:sz w:val="17"/>
+              </w:rPr>
+              <w:t>0.0</w:t>
+            </w:r>
+          </w:p>
+        </w:tc>
+        <w:tc>
+          <w:tcPr>
+            <w:tcW w:type="dxa" w:w="1040"/>
+          </w:tcPr>
+          <w:p>
+            <w:r>
+              <w:rPr>
+                <w:sz w:val="17"/>
+              </w:rPr>
+              <w:t>0.000942</w:t>
+            </w:r>
+          </w:p>
+        </w:tc>
+        <w:tc>
+          <w:tcPr>
+            <w:tcW w:type="dxa" w:w="1040"/>
+          </w:tcPr>
+          <w:p>
+            <w:r>
+              <w:rPr>
+                <w:sz w:val="17"/>
+              </w:rPr>
+              <w:t>0.0591</w:t>
+            </w:r>
+          </w:p>
+        </w:tc>
+        <w:tc>
+          <w:tcPr>
+            <w:tcW w:type="dxa" w:w="1040"/>
+          </w:tcPr>
+          <w:p>
+            <w:r>
+              <w:rPr>
+                <w:sz w:val="17"/>
+              </w:rPr>
+              <w:t>0.00149</w:t>
+            </w:r>
+          </w:p>
+        </w:tc>
+      </w:tr>
+      <w:tr>
+        <w:tc>
+          <w:tcPr>
+            <w:tcW w:type="dxa" w:w="1040"/>
+          </w:tcPr>
+          <w:p>
+            <w:r>
+              <w:rPr>
+                <w:sz w:val="17"/>
+              </w:rPr>
+              <w:t>deeponet</w:t>
+            </w:r>
+          </w:p>
+        </w:tc>
+        <w:tc>
+          <w:tcPr>
+            <w:tcW w:type="dxa" w:w="1040"/>
+          </w:tcPr>
+          <w:p>
+            <w:r>
+              <w:rPr>
+                <w:sz w:val="17"/>
+              </w:rPr>
+              <w:t>parametric</w:t>
+            </w:r>
+          </w:p>
+        </w:tc>
+        <w:tc>
+          <w:tcPr>
+            <w:tcW w:type="dxa" w:w="1040"/>
+          </w:tcPr>
+          <w:p>
+            <w:r>
+              <w:rPr>
+                <w:sz w:val="17"/>
+              </w:rPr>
+              <w:t>narrow radius</w:t>
+            </w:r>
+          </w:p>
+        </w:tc>
+        <w:tc>
+          <w:tcPr>
+            <w:tcW w:type="dxa" w:w="1040"/>
+          </w:tcPr>
+          <w:p>
+            <w:r>
+              <w:rPr>
+                <w:sz w:val="17"/>
+              </w:rPr>
+              <w:t>7</w:t>
+            </w:r>
+          </w:p>
+        </w:tc>
+        <w:tc>
+          <w:tcPr>
+            <w:tcW w:type="dxa" w:w="1040"/>
+          </w:tcPr>
+          <w:p>
+            <w:r>
+              <w:rPr>
+                <w:sz w:val="17"/>
+              </w:rPr>
+              <w:t>0.2</w:t>
+            </w:r>
+          </w:p>
+        </w:tc>
+        <w:tc>
+          <w:tcPr>
+            <w:tcW w:type="dxa" w:w="1040"/>
+          </w:tcPr>
+          <w:p>
+            <w:r>
+              <w:rPr>
+                <w:sz w:val="17"/>
+              </w:rPr>
+              <w:t>0.2</w:t>
+            </w:r>
+          </w:p>
+        </w:tc>
+        <w:tc>
+          <w:tcPr>
+            <w:tcW w:type="dxa" w:w="1040"/>
+          </w:tcPr>
+          <w:p>
+            <w:r>
+              <w:rPr>
+                <w:sz w:val="17"/>
+              </w:rPr>
+              <w:t>0.0042</w:t>
+            </w:r>
+          </w:p>
+        </w:tc>
+        <w:tc>
+          <w:tcPr>
+            <w:tcW w:type="dxa" w:w="1040"/>
+          </w:tcPr>
+          <w:p>
+            <w:r>
+              <w:rPr>
+                <w:sz w:val="17"/>
+              </w:rPr>
+              <w:t>0.115</w:t>
+            </w:r>
+          </w:p>
+        </w:tc>
+        <w:tc>
+          <w:tcPr>
+            <w:tcW w:type="dxa" w:w="1040"/>
+          </w:tcPr>
+          <w:p>
+            <w:r>
+              <w:rPr>
+                <w:sz w:val="17"/>
+              </w:rPr>
+              <w:t>0.00433</w:t>
+            </w:r>
+          </w:p>
+        </w:tc>
+      </w:tr>
+      <w:tr>
+        <w:tc>
+          <w:tcPr>
+            <w:tcW w:type="dxa" w:w="1040"/>
+          </w:tcPr>
+          <w:p>
+            <w:r>
+              <w:rPr>
+                <w:sz w:val="17"/>
+              </w:rPr>
+              <w:t>deeponet</w:t>
+            </w:r>
+          </w:p>
+        </w:tc>
+        <w:tc>
+          <w:tcPr>
+            <w:tcW w:type="dxa" w:w="1040"/>
+          </w:tcPr>
+          <w:p>
+            <w:r>
+              <w:rPr>
+                <w:sz w:val="17"/>
+              </w:rPr>
+              <w:t>parametric</w:t>
+            </w:r>
+          </w:p>
+        </w:tc>
+        <w:tc>
+          <w:tcPr>
+            <w:tcW w:type="dxa" w:w="1040"/>
+          </w:tcPr>
+          <w:p>
+            <w:r>
+              <w:rPr>
+                <w:sz w:val="17"/>
+              </w:rPr>
+              <w:t>high voltage</w:t>
+            </w:r>
+          </w:p>
+        </w:tc>
+        <w:tc>
+          <w:tcPr>
+            <w:tcW w:type="dxa" w:w="1040"/>
+          </w:tcPr>
+          <w:p>
+            <w:r>
+              <w:rPr>
+                <w:sz w:val="17"/>
+              </w:rPr>
+              <w:t>6</w:t>
+            </w:r>
+          </w:p>
+        </w:tc>
+        <w:tc>
+          <w:tcPr>
+            <w:tcW w:type="dxa" w:w="1040"/>
+          </w:tcPr>
+          <w:p>
+            <w:r>
+              <w:rPr>
+                <w:sz w:val="17"/>
+              </w:rPr>
+              <w:t>0.0</w:t>
+            </w:r>
+          </w:p>
+        </w:tc>
+        <w:tc>
+          <w:tcPr>
+            <w:tcW w:type="dxa" w:w="1040"/>
+          </w:tcPr>
+          <w:p>
+            <w:r>
+              <w:rPr>
+                <w:sz w:val="17"/>
+              </w:rPr>
+              <w:t>0.0</w:t>
+            </w:r>
+          </w:p>
+        </w:tc>
+        <w:tc>
+          <w:tcPr>
+            <w:tcW w:type="dxa" w:w="1040"/>
+          </w:tcPr>
+          <w:p>
+            <w:r>
+              <w:rPr>
+                <w:sz w:val="17"/>
+              </w:rPr>
+              <w:t>0.000622</w:t>
+            </w:r>
+          </w:p>
+        </w:tc>
+        <w:tc>
+          <w:tcPr>
+            <w:tcW w:type="dxa" w:w="1040"/>
+          </w:tcPr>
+          <w:p>
+            <w:r>
+              <w:rPr>
+                <w:sz w:val="17"/>
+              </w:rPr>
+              <w:t>0.0687</w:t>
+            </w:r>
+          </w:p>
+        </w:tc>
+        <w:tc>
+          <w:tcPr>
+            <w:tcW w:type="dxa" w:w="1040"/>
+          </w:tcPr>
+          <w:p>
+            <w:r>
+              <w:rPr>
+                <w:sz w:val="17"/>
+              </w:rPr>
+              <w:t>0.000854</w:t>
+            </w:r>
+          </w:p>
+        </w:tc>
+      </w:tr>
+      <w:tr>
+        <w:tc>
+          <w:tcPr>
+            <w:tcW w:type="dxa" w:w="1040"/>
+          </w:tcPr>
+          <w:p>
+            <w:r>
+              <w:rPr>
+                <w:sz w:val="17"/>
+              </w:rPr>
+              <w:t>fno</w:t>
+            </w:r>
+          </w:p>
+        </w:tc>
+        <w:tc>
+          <w:tcPr>
+            <w:tcW w:type="dxa" w:w="1040"/>
+          </w:tcPr>
+          <w:p>
+            <w:r>
+              <w:rPr>
+                <w:sz w:val="17"/>
+              </w:rPr>
+              <w:t>spatial</w:t>
+            </w:r>
+          </w:p>
+        </w:tc>
+        <w:tc>
+          <w:tcPr>
+            <w:tcW w:type="dxa" w:w="1040"/>
+          </w:tcPr>
+          <w:p>
+            <w:r>
+              <w:rPr>
+                <w:sz w:val="17"/>
+              </w:rPr>
+              <w:t>reservoir transitions</w:t>
+            </w:r>
+          </w:p>
+        </w:tc>
+        <w:tc>
+          <w:tcPr>
+            <w:tcW w:type="dxa" w:w="1040"/>
+          </w:tcPr>
+          <w:p>
+            <w:r>
+              <w:rPr>
+                <w:sz w:val="17"/>
+              </w:rPr>
+              <w:t>48</w:t>
+            </w:r>
+          </w:p>
+        </w:tc>
+        <w:tc>
+          <w:tcPr>
+            <w:tcW w:type="dxa" w:w="1040"/>
+          </w:tcPr>
+          <w:p>
+            <w:r>
+              <w:rPr>
+                <w:sz w:val="17"/>
+              </w:rPr>
+              <w:t>14.0</w:t>
+            </w:r>
+          </w:p>
+        </w:tc>
+        <w:tc>
+          <w:tcPr>
+            <w:tcW w:type="dxa" w:w="1040"/>
+          </w:tcPr>
+          <w:p>
+            <w:r>
+              <w:rPr>
+                <w:sz w:val="17"/>
+              </w:rPr>
+              <w:t>15.5</w:t>
+            </w:r>
+          </w:p>
+        </w:tc>
+        <w:tc>
+          <w:tcPr>
+            <w:tcW w:type="dxa" w:w="1040"/>
+          </w:tcPr>
+          <w:p>
+            <w:r>
+              <w:rPr>
+                <w:sz w:val="17"/>
+              </w:rPr>
+              <w:t>0.00887</w:t>
+            </w:r>
+          </w:p>
+        </w:tc>
+        <w:tc>
+          <w:tcPr>
+            <w:tcW w:type="dxa" w:w="1040"/>
+          </w:tcPr>
+          <w:p>
+            <w:r>
+              <w:rPr>
+                <w:sz w:val="17"/>
+              </w:rPr>
+              <w:t>0.271</w:t>
+            </w:r>
+          </w:p>
+        </w:tc>
+        <w:tc>
+          <w:tcPr>
+            <w:tcW w:type="dxa" w:w="1040"/>
+          </w:tcPr>
+          <w:p>
+            <w:r>
+              <w:rPr>
+                <w:sz w:val="17"/>
+              </w:rPr>
+              <w:t>0.00234</w:t>
+            </w:r>
+          </w:p>
+        </w:tc>
+      </w:tr>
+      <w:tr>
+        <w:tc>
+          <w:tcPr>
+            <w:tcW w:type="dxa" w:w="1040"/>
+          </w:tcPr>
+          <w:p>
+            <w:r>
+              <w:rPr>
+                <w:sz w:val="17"/>
+              </w:rPr>
+              <w:t>fno</w:t>
+            </w:r>
+          </w:p>
+        </w:tc>
+        <w:tc>
+          <w:tcPr>
+            <w:tcW w:type="dxa" w:w="1040"/>
+          </w:tcPr>
+          <w:p>
+            <w:r>
+              <w:rPr>
+                <w:sz w:val="17"/>
+              </w:rPr>
+              <w:t>spatial</w:t>
+            </w:r>
+          </w:p>
+        </w:tc>
+        <w:tc>
+          <w:tcPr>
+            <w:tcW w:type="dxa" w:w="1040"/>
+          </w:tcPr>
+          <w:p>
+            <w:r>
+              <w:rPr>
+                <w:sz w:val="17"/>
+              </w:rPr>
+              <w:t>wall EDL</w:t>
+            </w:r>
+          </w:p>
+        </w:tc>
+        <w:tc>
+          <w:tcPr>
+            <w:tcW w:type="dxa" w:w="1040"/>
+          </w:tcPr>
+          <w:p>
+            <w:r>
+              <w:rPr>
+                <w:sz w:val="17"/>
+              </w:rPr>
+              <w:t>48</w:t>
+            </w:r>
+          </w:p>
+        </w:tc>
+        <w:tc>
+          <w:tcPr>
+            <w:tcW w:type="dxa" w:w="1040"/>
+          </w:tcPr>
+          <w:p>
+            <w:r>
+              <w:rPr>
+                <w:sz w:val="17"/>
+              </w:rPr>
+              <w:t>38.0</w:t>
+            </w:r>
+          </w:p>
+        </w:tc>
+        <w:tc>
+          <w:tcPr>
+            <w:tcW w:type="dxa" w:w="1040"/>
+          </w:tcPr>
+          <w:p>
+            <w:r>
+              <w:rPr>
+                <w:sz w:val="17"/>
+              </w:rPr>
+              <w:t>38.2</w:t>
+            </w:r>
+          </w:p>
+        </w:tc>
+        <w:tc>
+          <w:tcPr>
+            <w:tcW w:type="dxa" w:w="1040"/>
+          </w:tcPr>
+          <w:p>
+            <w:r>
+              <w:rPr>
+                <w:sz w:val="17"/>
+              </w:rPr>
+              <w:t>0.0155</w:t>
+            </w:r>
+          </w:p>
+        </w:tc>
+        <w:tc>
+          <w:tcPr>
+            <w:tcW w:type="dxa" w:w="1040"/>
+          </w:tcPr>
+          <w:p>
+            <w:r>
+              <w:rPr>
+                <w:sz w:val="17"/>
+              </w:rPr>
+              <w:t>0.166</w:t>
+            </w:r>
+          </w:p>
+        </w:tc>
+        <w:tc>
+          <w:tcPr>
+            <w:tcW w:type="dxa" w:w="1040"/>
+          </w:tcPr>
+          <w:p>
+            <w:r>
+              <w:rPr>
+                <w:sz w:val="17"/>
+              </w:rPr>
+              <w:t>0.00234</w:t>
+            </w:r>
+          </w:p>
+        </w:tc>
+      </w:tr>
+      <w:tr>
+        <w:tc>
+          <w:tcPr>
+            <w:tcW w:type="dxa" w:w="1040"/>
+          </w:tcPr>
+          <w:p>
+            <w:r>
+              <w:rPr>
+                <w:sz w:val="17"/>
+              </w:rPr>
+              <w:t>fno</w:t>
+            </w:r>
+          </w:p>
+        </w:tc>
+        <w:tc>
+          <w:tcPr>
+            <w:tcW w:type="dxa" w:w="1040"/>
+          </w:tcPr>
+          <w:p>
+            <w:r>
+              <w:rPr>
+                <w:sz w:val="17"/>
+              </w:rPr>
+              <w:t>spatial</w:t>
+            </w:r>
+          </w:p>
+        </w:tc>
+        <w:tc>
+          <w:tcPr>
+            <w:tcW w:type="dxa" w:w="1040"/>
+          </w:tcPr>
+          <w:p>
+            <w:r>
+              <w:rPr>
+                <w:sz w:val="17"/>
+              </w:rPr>
+              <w:t>pore core</w:t>
+            </w:r>
+          </w:p>
+        </w:tc>
+        <w:tc>
+          <w:tcPr>
+            <w:tcW w:type="dxa" w:w="1040"/>
+          </w:tcPr>
+          <w:p>
+            <w:r>
+              <w:rPr>
+                <w:sz w:val="17"/>
+              </w:rPr>
+              <w:t>48</w:t>
+            </w:r>
+          </w:p>
+        </w:tc>
+        <w:tc>
+          <w:tcPr>
+            <w:tcW w:type="dxa" w:w="1040"/>
+          </w:tcPr>
+          <w:p>
+            <w:r>
+              <w:rPr>
+                <w:sz w:val="17"/>
+              </w:rPr>
+              <w:t>48.0</w:t>
+            </w:r>
+          </w:p>
+        </w:tc>
+        <w:tc>
+          <w:tcPr>
+            <w:tcW w:type="dxa" w:w="1040"/>
+          </w:tcPr>
+          <w:p>
+            <w:r>
+              <w:rPr>
+                <w:sz w:val="17"/>
+              </w:rPr>
+              <w:t>46.3</w:t>
+            </w:r>
+          </w:p>
+        </w:tc>
+        <w:tc>
+          <w:tcPr>
+            <w:tcW w:type="dxa" w:w="1040"/>
+          </w:tcPr>
+          <w:p>
+            <w:r>
+              <w:rPr>
+                <w:sz w:val="17"/>
+              </w:rPr>
+              <w:t>0.0142</w:t>
+            </w:r>
+          </w:p>
+        </w:tc>
+        <w:tc>
+          <w:tcPr>
+            <w:tcW w:type="dxa" w:w="1040"/>
+          </w:tcPr>
+          <w:p>
+            <w:r>
+              <w:rPr>
+                <w:sz w:val="17"/>
+              </w:rPr>
+              <w:t>0.18</w:t>
+            </w:r>
+          </w:p>
+        </w:tc>
+        <w:tc>
+          <w:tcPr>
+            <w:tcW w:type="dxa" w:w="1040"/>
+          </w:tcPr>
+          <w:p>
+            <w:r>
+              <w:rPr>
+                <w:sz w:val="17"/>
+              </w:rPr>
+              <w:t>0.00234</w:t>
+            </w:r>
+          </w:p>
+        </w:tc>
+      </w:tr>
+      <w:tr>
+        <w:tc>
+          <w:tcPr>
+            <w:tcW w:type="dxa" w:w="1040"/>
+          </w:tcPr>
+          <w:p>
+            <w:r>
+              <w:rPr>
+                <w:sz w:val="17"/>
+              </w:rPr>
+              <w:t>fno</w:t>
+            </w:r>
+          </w:p>
+        </w:tc>
+        <w:tc>
+          <w:tcPr>
+            <w:tcW w:type="dxa" w:w="1040"/>
+          </w:tcPr>
+          <w:p>
+            <w:r>
+              <w:rPr>
+                <w:sz w:val="17"/>
+              </w:rPr>
+              <w:t>parametric</w:t>
+            </w:r>
+          </w:p>
+        </w:tc>
+        <w:tc>
+          <w:tcPr>
+            <w:tcW w:type="dxa" w:w="1040"/>
+          </w:tcPr>
+          <w:p>
+            <w:r>
+              <w:rPr>
+                <w:sz w:val="17"/>
+              </w:rPr>
+              <w:t>combined charge + low salt</w:t>
+            </w:r>
+          </w:p>
+        </w:tc>
+        <w:tc>
+          <w:tcPr>
+            <w:tcW w:type="dxa" w:w="1040"/>
+          </w:tcPr>
+          <w:p>
+            <w:r>
+              <w:rPr>
+                <w:sz w:val="17"/>
+              </w:rPr>
+              <w:t>25</w:t>
+            </w:r>
+          </w:p>
+        </w:tc>
+        <w:tc>
+          <w:tcPr>
+            <w:tcW w:type="dxa" w:w="1040"/>
+          </w:tcPr>
+          <w:p>
+            <w:r>
+              <w:rPr>
+                <w:sz w:val="17"/>
+              </w:rPr>
+              <w:t>94.4</w:t>
+            </w:r>
+          </w:p>
+        </w:tc>
+        <w:tc>
+          <w:tcPr>
+            <w:tcW w:type="dxa" w:w="1040"/>
+          </w:tcPr>
+          <w:p>
+            <w:r>
+              <w:rPr>
+                <w:sz w:val="17"/>
+              </w:rPr>
+              <w:t>93.0</w:t>
+            </w:r>
+          </w:p>
+        </w:tc>
+        <w:tc>
+          <w:tcPr>
+            <w:tcW w:type="dxa" w:w="1040"/>
+          </w:tcPr>
+          <w:p>
+            <w:r>
+              <w:rPr>
+                <w:sz w:val="17"/>
+              </w:rPr>
+              <w:t>0.0254</w:t>
+            </w:r>
+          </w:p>
+        </w:tc>
+        <w:tc>
+          <w:tcPr>
+            <w:tcW w:type="dxa" w:w="1040"/>
+          </w:tcPr>
+          <w:p>
+            <w:r>
+              <w:rPr>
+                <w:sz w:val="17"/>
+              </w:rPr>
+              <w:t>0.185</w:t>
+            </w:r>
+          </w:p>
+        </w:tc>
+        <w:tc>
+          <w:tcPr>
+            <w:tcW w:type="dxa" w:w="1040"/>
+          </w:tcPr>
+          <w:p>
+            <w:r>
+              <w:rPr>
+                <w:sz w:val="17"/>
+              </w:rPr>
+              <w:t>0.00841</w:t>
+            </w:r>
+          </w:p>
+        </w:tc>
+      </w:tr>
+      <w:tr>
+        <w:tc>
+          <w:tcPr>
+            <w:tcW w:type="dxa" w:w="1040"/>
+          </w:tcPr>
+          <w:p>
+            <w:r>
+              <w:rPr>
+                <w:sz w:val="17"/>
+              </w:rPr>
+              <w:t>fno</w:t>
+            </w:r>
+          </w:p>
+        </w:tc>
+        <w:tc>
+          <w:tcPr>
+            <w:tcW w:type="dxa" w:w="1040"/>
+          </w:tcPr>
+          <w:p>
+            <w:r>
+              <w:rPr>
+                <w:sz w:val="17"/>
+              </w:rPr>
+              <w:t>parametric</w:t>
+            </w:r>
+          </w:p>
+        </w:tc>
+        <w:tc>
+          <w:tcPr>
+            <w:tcW w:type="dxa" w:w="1040"/>
+          </w:tcPr>
+          <w:p>
+            <w:r>
+              <w:rPr>
+                <w:sz w:val="17"/>
+              </w:rPr>
+              <w:t>charge only</w:t>
+            </w:r>
+          </w:p>
+        </w:tc>
+        <w:tc>
+          <w:tcPr>
+            <w:tcW w:type="dxa" w:w="1040"/>
+          </w:tcPr>
+          <w:p>
+            <w:r>
+              <w:rPr>
+                <w:sz w:val="17"/>
+              </w:rPr>
+              <w:t>9</w:t>
+            </w:r>
+          </w:p>
+        </w:tc>
+        <w:tc>
+          <w:tcPr>
+            <w:tcW w:type="dxa" w:w="1040"/>
+          </w:tcPr>
+          <w:p>
+            <w:r>
+              <w:rPr>
+                <w:sz w:val="17"/>
+              </w:rPr>
+              <w:t>3.0</w:t>
+            </w:r>
+          </w:p>
+        </w:tc>
+        <w:tc>
+          <w:tcPr>
+            <w:tcW w:type="dxa" w:w="1040"/>
+          </w:tcPr>
+          <w:p>
+            <w:r>
+              <w:rPr>
+                <w:sz w:val="17"/>
+              </w:rPr>
+              <w:t>6.6</w:t>
+            </w:r>
+          </w:p>
+        </w:tc>
+        <w:tc>
+          <w:tcPr>
+            <w:tcW w:type="dxa" w:w="1040"/>
+          </w:tcPr>
+          <w:p>
+            <w:r>
+              <w:rPr>
+                <w:sz w:val="17"/>
+              </w:rPr>
+              <w:t>0.00394</w:t>
+            </w:r>
+          </w:p>
+        </w:tc>
+        <w:tc>
+          <w:tcPr>
+            <w:tcW w:type="dxa" w:w="1040"/>
+          </w:tcPr>
+          <w:p>
+            <w:r>
+              <w:rPr>
+                <w:sz w:val="17"/>
+              </w:rPr>
+              <w:t>0.157</w:t>
+            </w:r>
+          </w:p>
+        </w:tc>
+        <w:tc>
+          <w:tcPr>
+            <w:tcW w:type="dxa" w:w="1040"/>
+          </w:tcPr>
+          <w:p>
+            <w:r>
+              <w:rPr>
+                <w:sz w:val="17"/>
+              </w:rPr>
+              <w:t>0.00193</w:t>
+            </w:r>
+          </w:p>
+        </w:tc>
+      </w:tr>
+      <w:tr>
+        <w:tc>
+          <w:tcPr>
+            <w:tcW w:type="dxa" w:w="1040"/>
+          </w:tcPr>
+          <w:p>
+            <w:r>
+              <w:rPr>
+                <w:sz w:val="17"/>
+              </w:rPr>
+              <w:t>fno</w:t>
+            </w:r>
+          </w:p>
+        </w:tc>
+        <w:tc>
+          <w:tcPr>
+            <w:tcW w:type="dxa" w:w="1040"/>
+          </w:tcPr>
+          <w:p>
+            <w:r>
+              <w:rPr>
+                <w:sz w:val="17"/>
+              </w:rPr>
+              <w:t>parametric</w:t>
+            </w:r>
+          </w:p>
+        </w:tc>
+        <w:tc>
+          <w:tcPr>
+            <w:tcW w:type="dxa" w:w="1040"/>
+          </w:tcPr>
+          <w:p>
+            <w:r>
+              <w:rPr>
+                <w:sz w:val="17"/>
+              </w:rPr>
+              <w:t>low salt only</w:t>
+            </w:r>
+          </w:p>
+        </w:tc>
+        <w:tc>
+          <w:tcPr>
+            <w:tcW w:type="dxa" w:w="1040"/>
+          </w:tcPr>
+          <w:p>
+            <w:r>
+              <w:rPr>
+                <w:sz w:val="17"/>
+              </w:rPr>
+              <w:t>1</w:t>
+            </w:r>
+          </w:p>
+        </w:tc>
+        <w:tc>
+          <w:tcPr>
+            <w:tcW w:type="dxa" w:w="1040"/>
+          </w:tcPr>
+          <w:p>
+            <w:r>
+              <w:rPr>
+                <w:sz w:val="17"/>
+              </w:rPr>
+              <w:t>0.0</w:t>
+            </w:r>
+          </w:p>
+        </w:tc>
+        <w:tc>
+          <w:tcPr>
+            <w:tcW w:type="dxa" w:w="1040"/>
+          </w:tcPr>
+          <w:p>
+            <w:r>
+              <w:rPr>
+                <w:sz w:val="17"/>
+              </w:rPr>
+              <w:t>0.0</w:t>
+            </w:r>
+          </w:p>
+        </w:tc>
+        <w:tc>
+          <w:tcPr>
+            <w:tcW w:type="dxa" w:w="1040"/>
+          </w:tcPr>
+          <w:p>
+            <w:r>
+              <w:rPr>
+                <w:sz w:val="17"/>
+              </w:rPr>
+              <w:t>0.000597</w:t>
+            </w:r>
+          </w:p>
+        </w:tc>
+        <w:tc>
+          <w:tcPr>
+            <w:tcW w:type="dxa" w:w="1040"/>
+          </w:tcPr>
+          <w:p>
+            <w:r>
+              <w:rPr>
+                <w:sz w:val="17"/>
+              </w:rPr>
+              <w:t>0.0981</w:t>
+            </w:r>
+          </w:p>
+        </w:tc>
+        <w:tc>
+          <w:tcPr>
+            <w:tcW w:type="dxa" w:w="1040"/>
+          </w:tcPr>
+          <w:p>
+            <w:r>
+              <w:rPr>
+                <w:sz w:val="17"/>
+              </w:rPr>
+              <w:t>0.000595</w:t>
+            </w:r>
+          </w:p>
+        </w:tc>
+      </w:tr>
+      <w:tr>
+        <w:tc>
+          <w:tcPr>
+            <w:tcW w:type="dxa" w:w="1040"/>
+          </w:tcPr>
+          <w:p>
+            <w:r>
+              <w:rPr>
+                <w:sz w:val="17"/>
+              </w:rPr>
+              <w:t>fno</w:t>
+            </w:r>
+          </w:p>
+        </w:tc>
+        <w:tc>
+          <w:tcPr>
+            <w:tcW w:type="dxa" w:w="1040"/>
+          </w:tcPr>
+          <w:p>
+            <w:r>
+              <w:rPr>
+                <w:sz w:val="17"/>
+              </w:rPr>
+              <w:t>parametric</w:t>
+            </w:r>
+          </w:p>
+        </w:tc>
+        <w:tc>
+          <w:tcPr>
+            <w:tcW w:type="dxa" w:w="1040"/>
+          </w:tcPr>
+          <w:p>
+            <w:r>
+              <w:rPr>
+                <w:sz w:val="17"/>
+              </w:rPr>
+              <w:t>narrow radius</w:t>
+            </w:r>
+          </w:p>
+        </w:tc>
+        <w:tc>
+          <w:tcPr>
+            <w:tcW w:type="dxa" w:w="1040"/>
+          </w:tcPr>
+          <w:p>
+            <w:r>
+              <w:rPr>
+                <w:sz w:val="17"/>
+              </w:rPr>
+              <w:t>7</w:t>
+            </w:r>
+          </w:p>
+        </w:tc>
+        <w:tc>
+          <w:tcPr>
+            <w:tcW w:type="dxa" w:w="1040"/>
+          </w:tcPr>
+          <w:p>
+            <w:r>
+              <w:rPr>
+                <w:sz w:val="17"/>
+              </w:rPr>
+              <w:t>2.1</w:t>
+            </w:r>
+          </w:p>
+        </w:tc>
+        <w:tc>
+          <w:tcPr>
+            <w:tcW w:type="dxa" w:w="1040"/>
+          </w:tcPr>
+          <w:p>
+            <w:r>
+              <w:rPr>
+                <w:sz w:val="17"/>
+              </w:rPr>
+              <w:t>0.4</w:t>
+            </w:r>
+          </w:p>
+        </w:tc>
+        <w:tc>
+          <w:tcPr>
+            <w:tcW w:type="dxa" w:w="1040"/>
+          </w:tcPr>
+          <w:p>
+            <w:r>
+              <w:rPr>
+                <w:sz w:val="17"/>
+              </w:rPr>
+              <w:t>0.00831</w:t>
+            </w:r>
+          </w:p>
+        </w:tc>
+        <w:tc>
+          <w:tcPr>
+            <w:tcW w:type="dxa" w:w="1040"/>
+          </w:tcPr>
+          <w:p>
+            <w:r>
+              <w:rPr>
+                <w:sz w:val="17"/>
+              </w:rPr>
+              <w:t>0.0886</w:t>
+            </w:r>
+          </w:p>
+        </w:tc>
+        <w:tc>
+          <w:tcPr>
+            <w:tcW w:type="dxa" w:w="1040"/>
+          </w:tcPr>
+          <w:p>
+            <w:r>
+              <w:rPr>
+                <w:sz w:val="17"/>
+              </w:rPr>
+              <w:t>0.0112</w:t>
+            </w:r>
+          </w:p>
+        </w:tc>
+      </w:tr>
+      <w:tr>
+        <w:tc>
+          <w:tcPr>
+            <w:tcW w:type="dxa" w:w="1040"/>
+          </w:tcPr>
+          <w:p>
+            <w:r>
+              <w:rPr>
+                <w:sz w:val="17"/>
+              </w:rPr>
+              <w:t>fno</w:t>
+            </w:r>
+          </w:p>
+        </w:tc>
+        <w:tc>
+          <w:tcPr>
+            <w:tcW w:type="dxa" w:w="1040"/>
+          </w:tcPr>
+          <w:p>
+            <w:r>
+              <w:rPr>
+                <w:sz w:val="17"/>
+              </w:rPr>
+              <w:t>parametric</w:t>
+            </w:r>
+          </w:p>
+        </w:tc>
+        <w:tc>
+          <w:tcPr>
+            <w:tcW w:type="dxa" w:w="1040"/>
+          </w:tcPr>
+          <w:p>
+            <w:r>
+              <w:rPr>
+                <w:sz w:val="17"/>
+              </w:rPr>
+              <w:t>high voltage</w:t>
+            </w:r>
+          </w:p>
+        </w:tc>
+        <w:tc>
+          <w:tcPr>
+            <w:tcW w:type="dxa" w:w="1040"/>
+          </w:tcPr>
+          <w:p>
+            <w:r>
+              <w:rPr>
+                <w:sz w:val="17"/>
+              </w:rPr>
+              <w:t>6</w:t>
+            </w:r>
+          </w:p>
+        </w:tc>
+        <w:tc>
+          <w:tcPr>
+            <w:tcW w:type="dxa" w:w="1040"/>
+          </w:tcPr>
+          <w:p>
+            <w:r>
+              <w:rPr>
+                <w:sz w:val="17"/>
+              </w:rPr>
+              <w:t>0.6</w:t>
+            </w:r>
+          </w:p>
+        </w:tc>
+        <w:tc>
+          <w:tcPr>
+            <w:tcW w:type="dxa" w:w="1040"/>
+          </w:tcPr>
+          <w:p>
+            <w:r>
+              <w:rPr>
+                <w:sz w:val="17"/>
+              </w:rPr>
+              <w:t>0.0</w:t>
+            </w:r>
+          </w:p>
+        </w:tc>
+        <w:tc>
+          <w:tcPr>
+            <w:tcW w:type="dxa" w:w="1040"/>
+          </w:tcPr>
+          <w:p>
+            <w:r>
+              <w:rPr>
+                <w:sz w:val="17"/>
+              </w:rPr>
+              <w:t>0.00176</w:t>
+            </w:r>
+          </w:p>
+        </w:tc>
+        <w:tc>
+          <w:tcPr>
+            <w:tcW w:type="dxa" w:w="1040"/>
+          </w:tcPr>
+          <w:p>
+            <w:r>
+              <w:rPr>
+                <w:sz w:val="17"/>
+              </w:rPr>
+              <w:t>0.036</w:t>
+            </w:r>
+          </w:p>
+        </w:tc>
+        <w:tc>
+          <w:tcPr>
+            <w:tcW w:type="dxa" w:w="1040"/>
+          </w:tcPr>
+          <w:p>
+            <w:r>
+              <w:rPr>
+                <w:sz w:val="17"/>
+              </w:rPr>
+              <w:t>0.00195</w:t>
+            </w:r>
+          </w:p>
+        </w:tc>
+      </w:tr>
+    </w:tbl>
+    <w:p>
+      <w:pPr>
+        <w:spacing w:after="120"/>
+      </w:pPr>
+    </w:p>
+    <w:p>
+      <w:r>
+        <w:rPr>
+          <w:b/>
+        </w:rPr>
+        <w:t>Supplementary Table S19.</w:t>
+      </w:r>
+      <w:r>
+        <w:t xml:space="preserve"> Exact SG/FV versus neural-operator Fisher and Jacobian validation. Centered finite differences of the float64 Scharfetter–Gummel solver at relative step </w:t>
+      </w:r>
+      <m:oMath xmlns:a="http://schemas.openxmlformats.org/drawingml/2006/main" xmlns:pic="http://schemas.openxmlformats.org/drawingml/2006/picture">
+        <m:sSup>
+          <m:e>
+            <m:r>
+              <m:t>10</m:t>
+            </m:r>
+          </m:e>
+          <m:sup>
+            <m:r>
+              <m:rPr>
+                <m:sty m:val="p"/>
+              </m:rPr>
+              <m:t>−</m:t>
+            </m:r>
+            <m:r>
+              <m:t>3</m:t>
+            </m:r>
+          </m:sup>
+        </m:sSup>
+      </m:oMath>
+      <w:r>
+        <w:t xml:space="preserve"> are compared with the operator Jacobian over 15 held-out states and three protocols (four non-zero biases; salts 10, 30, and 100 mol </w:t>
+      </w:r>
+      <m:oMath xmlns:a="http://schemas.openxmlformats.org/drawingml/2006/main" xmlns:pic="http://schemas.openxmlformats.org/drawingml/2006/picture">
+        <m:sSup>
+          <m:e>
+            <m:r>
+              <m:t>m</m:t>
+            </m:r>
+          </m:e>
+          <m:sup>
+            <m:r>
+              <m:rPr>
+                <m:sty m:val="p"/>
+              </m:rPr>
+              <m:t>−</m:t>
+            </m:r>
+            <m:r>
+              <m:t>3</m:t>
+            </m:r>
+          </m:sup>
+        </m:sSup>
+      </m:oMath>
+      <w:r>
+        <w:t xml:space="preserve"> for the multi-salt and dual protocols). </w:t>
+      </w:r>
+      <m:oMath xmlns:a="http://schemas.openxmlformats.org/drawingml/2006/main" xmlns:pic="http://schemas.openxmlformats.org/drawingml/2006/picture">
+        <m:r>
+          <m:t>κ</m:t>
+        </m:r>
+        <m:r>
+          <m:rPr>
+            <m:sty m:val="p"/>
+          </m:rPr>
+          <m:t>(</m:t>
+        </m:r>
+        <m:r>
+          <m:rPr>
+            <m:scr m:val="script"/>
+            <m:sty m:val="p"/>
+          </m:rPr>
+          <m:t>F</m:t>
+        </m:r>
+        <m:r>
+          <m:rPr>
+            <m:sty m:val="p"/>
+          </m:rPr>
+          <m:t>)</m:t>
+        </m:r>
+      </m:oMath>
+      <w:r>
+        <w:t xml:space="preserve"> is the condition number of </w:t>
+      </w:r>
+      <m:oMath xmlns:a="http://schemas.openxmlformats.org/drawingml/2006/main" xmlns:pic="http://schemas.openxmlformats.org/drawingml/2006/picture">
+        <m:r>
+          <m:rPr>
+            <m:scr m:val="script"/>
+            <m:sty m:val="p"/>
+          </m:rPr>
+          <m:t>F</m:t>
+        </m:r>
+        <m:r>
+          <m:rPr>
+            <m:sty m:val="p"/>
+          </m:rPr>
+          <m:t>=</m:t>
+        </m:r>
+        <m:sSup>
+          <m:e>
+            <m:r>
+              <m:t>J</m:t>
+            </m:r>
+          </m:e>
+          <m:sup>
+            <m:r>
+              <m:rPr>
+                <m:sty m:val="p"/>
+              </m:rPr>
+              <m:t>⊤</m:t>
+            </m:r>
+          </m:sup>
+        </m:sSup>
+        <m:r>
+          <m:t>J</m:t>
+        </m:r>
+      </m:oMath>
+      <w:r>
+        <w:t xml:space="preserve"> with </w:t>
+      </w:r>
+      <m:oMath xmlns:a="http://schemas.openxmlformats.org/drawingml/2006/main" xmlns:pic="http://schemas.openxmlformats.org/drawingml/2006/picture">
+        <m:r>
+          <m:t>J</m:t>
+        </m:r>
+        <m:r>
+          <m:rPr>
+            <m:sty m:val="p"/>
+          </m:rPr>
+          <m:t>=</m:t>
+        </m:r>
+        <m:r>
+          <m:rPr>
+            <m:sty m:val="p"/>
+          </m:rPr>
+          <m:t>∂</m:t>
+        </m:r>
+        <m:r>
+          <m:rPr>
+            <m:sty m:val="p"/>
+          </m:rPr>
+          <m:t>(</m:t>
+        </m:r>
+        <m:r>
+          <m:rPr>
+            <m:sty m:val="p"/>
+          </m:rPr>
+          <m:t>ln</m:t>
+        </m:r>
+        <m:r>
+          <m:rPr>
+            <m:sty m:val="p"/>
+          </m:rPr>
+          <m:t>|</m:t>
+        </m:r>
+        <m:r>
+          <m:t>I</m:t>
+        </m:r>
+        <m:r>
+          <m:rPr>
+            <m:sty m:val="p"/>
+          </m:rPr>
+          <m:t>|</m:t>
+        </m:r>
+        <m:r>
+          <m:rPr>
+            <m:sty m:val="p"/>
+          </m:rPr>
+          <m:t>,</m:t>
+        </m:r>
+        <m:r>
+          <m:t>S</m:t>
+        </m:r>
+        <m:r>
+          <m:rPr>
+            <m:sty m:val="p"/>
+          </m:rPr>
+          <m:t>)</m:t>
+        </m:r>
+        <m:r>
+          <m:rPr>
+            <m:sty m:val="p"/>
+          </m:rPr>
+          <m:t>/</m:t>
+        </m:r>
+        <m:r>
+          <m:rPr>
+            <m:sty m:val="p"/>
+          </m:rPr>
+          <m:t>∂</m:t>
+        </m:r>
+        <m:r>
+          <m:rPr>
+            <m:sty m:val="p"/>
+          </m:rPr>
+          <m:t>(</m:t>
+        </m:r>
+        <m:r>
+          <m:rPr>
+            <m:sty m:val="p"/>
+          </m:rPr>
+          <m:t>ln</m:t>
+        </m:r>
+        <m:r>
+          <m:t>R</m:t>
+        </m:r>
+        <m:r>
+          <m:rPr>
+            <m:sty m:val="p"/>
+          </m:rPr>
+          <m:t>,</m:t>
+        </m:r>
+        <m:r>
+          <m:rPr>
+            <m:sty m:val="p"/>
+          </m:rPr>
+          <m:t>ln</m:t>
+        </m:r>
+        <m:r>
+          <m:rPr>
+            <m:sty m:val="p"/>
+          </m:rPr>
+          <m:t>|</m:t>
+        </m:r>
+        <m:sSub>
+          <m:e>
+            <m:r>
+              <m:t>q</m:t>
+            </m:r>
+          </m:e>
+          <m:sub>
+            <m:r>
+              <m:t>w</m:t>
+            </m:r>
+          </m:sub>
+        </m:sSub>
+        <m:r>
+          <m:rPr>
+            <m:sty m:val="p"/>
+          </m:rPr>
+          <m:t>|</m:t>
+        </m:r>
+        <m:r>
+          <m:rPr>
+            <m:sty m:val="p"/>
+          </m:rPr>
+          <m:t>)</m:t>
+        </m:r>
+      </m:oMath>
+      <w:r>
+        <w:t>.</w:t>
+      </w:r>
+    </w:p>
+    <w:tbl>
+      <w:tblPr>
+        <w:tblStyle w:val="TableGrid"/>
+        <w:tblW w:type="auto" w:w="0"/>
+        <w:tblLook w:firstColumn="1" w:firstRow="1" w:lastColumn="0" w:lastRow="0" w:noHBand="0" w:noVBand="1" w:val="04A0"/>
+      </w:tblPr>
+      <w:tblGrid>
+        <w:gridCol w:w="3120"/>
+        <w:gridCol w:w="3120"/>
+        <w:gridCol w:w="3120"/>
+      </w:tblGrid>
+      <w:tr>
+        <w:tc>
+          <w:tcPr>
+            <w:tcW w:type="dxa" w:w="3120"/>
+          </w:tcPr>
+          <w:p>
+            <w:r>
+              <w:rPr>
+                <w:b/>
+                <w:sz w:val="17"/>
+              </w:rPr>
+              <w:t>Quantity</w:t>
+            </w:r>
+          </w:p>
+        </w:tc>
+        <w:tc>
+          <w:tcPr>
+            <w:tcW w:type="dxa" w:w="3120"/>
+          </w:tcPr>
+          <w:p>
+            <w:r>
+              <w:rPr>
+                <w:b/>
+                <w:sz w:val="17"/>
+              </w:rPr>
+              <w:t>Exact SG/FV</w:t>
+            </w:r>
+          </w:p>
+        </w:tc>
+        <w:tc>
+          <w:tcPr>
+            <w:tcW w:type="dxa" w:w="3120"/>
+          </w:tcPr>
+          <w:p>
+            <w:r>
+              <w:rPr>
+                <w:b/>
+                <w:sz w:val="17"/>
+              </w:rPr>
+              <w:t>Neural operator</w:t>
+            </w:r>
+          </w:p>
+        </w:tc>
+      </w:tr>
+      <w:tr>
+        <w:tc>
+          <w:tcPr>
+            <w:tcW w:type="dxa" w:w="3120"/>
+          </w:tcPr>
+          <w:p>
+            <w:r>
+              <w:rPr>
+                <w:sz w:val="17"/>
+              </w:rPr>
+              <w:t xml:space="preserve">median </w:t>
+            </w:r>
+            <m:oMath xmlns:a="http://schemas.openxmlformats.org/drawingml/2006/main" xmlns:pic="http://schemas.openxmlformats.org/drawingml/2006/picture">
+              <m:r>
+                <m:rPr>
+                  <m:sty m:val="p"/>
+                </m:rPr>
+                <m:t>∂</m:t>
+              </m:r>
+              <m:r>
+                <m:rPr>
+                  <m:sty m:val="p"/>
+                </m:rPr>
+                <m:t>ln</m:t>
+              </m:r>
+              <m:r>
+                <m:t>I</m:t>
+              </m:r>
+              <m:r>
+                <m:rPr>
+                  <m:sty m:val="p"/>
+                </m:rPr>
+                <m:t>/</m:t>
+              </m:r>
+              <m:r>
+                <m:rPr>
+                  <m:sty m:val="p"/>
+                </m:rPr>
+                <m:t>∂</m:t>
+              </m:r>
+              <m:r>
+                <m:rPr>
+                  <m:sty m:val="p"/>
+                </m:rPr>
+                <m:t>ln</m:t>
+              </m:r>
+              <m:r>
+                <m:t>R</m:t>
+              </m:r>
+            </m:oMath>
+          </w:p>
+        </w:tc>
+        <w:tc>
+          <w:tcPr>
+            <w:tcW w:type="dxa" w:w="3120"/>
+          </w:tcPr>
+          <w:p>
+            <w:r>
+              <w:rPr>
+                <w:sz w:val="17"/>
+              </w:rPr>
+              <w:t>2.00003</w:t>
+            </w:r>
+          </w:p>
+        </w:tc>
+        <w:tc>
+          <w:tcPr>
+            <w:tcW w:type="dxa" w:w="3120"/>
+          </w:tcPr>
+          <w:p>
+            <w:r>
+              <w:rPr>
+                <w:sz w:val="17"/>
+              </w:rPr>
+              <w:t>1.99997</w:t>
+            </w:r>
+          </w:p>
+        </w:tc>
+      </w:tr>
+      <w:tr>
+        <w:tc>
+          <w:tcPr>
+            <w:tcW w:type="dxa" w:w="3120"/>
+          </w:tcPr>
+          <w:p>
+            <w:r>
+              <w:rPr>
+                <w:sz w:val="17"/>
+              </w:rPr>
+              <w:t xml:space="preserve">median relative difference in </w:t>
+            </w:r>
+            <m:oMath xmlns:a="http://schemas.openxmlformats.org/drawingml/2006/main" xmlns:pic="http://schemas.openxmlformats.org/drawingml/2006/picture">
+              <m:r>
+                <m:rPr>
+                  <m:sty m:val="p"/>
+                </m:rPr>
+                <m:t>∂</m:t>
+              </m:r>
+              <m:r>
+                <m:rPr>
+                  <m:sty m:val="p"/>
+                </m:rPr>
+                <m:t>ln</m:t>
+              </m:r>
+              <m:r>
+                <m:t>I</m:t>
+              </m:r>
+              <m:r>
+                <m:rPr>
+                  <m:sty m:val="p"/>
+                </m:rPr>
+                <m:t>/</m:t>
+              </m:r>
+              <m:r>
+                <m:rPr>
+                  <m:sty m:val="p"/>
+                </m:rPr>
+                <m:t>∂</m:t>
+              </m:r>
+              <m:r>
+                <m:rPr>
+                  <m:sty m:val="p"/>
+                </m:rPr>
+                <m:t>ln</m:t>
+              </m:r>
+              <m:r>
+                <m:t>R</m:t>
+              </m:r>
+            </m:oMath>
+          </w:p>
+        </w:tc>
+        <w:tc>
+          <w:tcPr>
+            <w:tcW w:type="dxa" w:w="3120"/>
+          </w:tcPr>
+          <w:p>
+            <m:oMath xmlns:a="http://schemas.openxmlformats.org/drawingml/2006/main" xmlns:pic="http://schemas.openxmlformats.org/drawingml/2006/picture">
+              <m:r>
+                <m:t>1.5</m:t>
+              </m:r>
+              <m:r>
+                <m:rPr>
+                  <m:sty m:val="p"/>
+                </m:rPr>
+                <m:t>×</m:t>
+              </m:r>
+              <m:sSup>
+                <m:e>
+                  <m:r>
+                    <m:t>10</m:t>
+                  </m:r>
+                </m:e>
+                <m:sup>
+                  <m:r>
+                    <m:rPr>
+                      <m:sty m:val="p"/>
+                    </m:rPr>
+                    <m:t>−</m:t>
+                  </m:r>
+                  <m:r>
+                    <m:t>4</m:t>
+                  </m:r>
+                </m:sup>
+              </m:sSup>
+            </m:oMath>
+          </w:p>
+        </w:tc>
+        <w:tc>
+          <w:tcPr>
+            <w:tcW w:type="dxa" w:w="3120"/>
+          </w:tcPr>
+          <w:p>
+            <w:r>
+              <w:rPr>
+                <w:sz w:val="17"/>
+              </w:rPr>
+              <w:t>–</w:t>
+            </w:r>
+          </w:p>
+        </w:tc>
+      </w:tr>
+      <w:tr>
+        <w:tc>
+          <w:tcPr>
+            <w:tcW w:type="dxa" w:w="3120"/>
+          </w:tcPr>
+          <w:p>
+            <w:r>
+              <w:rPr>
+                <w:sz w:val="17"/>
+              </w:rPr>
+              <w:t xml:space="preserve">median </w:t>
+            </w:r>
+            <m:oMath xmlns:a="http://schemas.openxmlformats.org/drawingml/2006/main" xmlns:pic="http://schemas.openxmlformats.org/drawingml/2006/picture">
+              <m:r>
+                <m:rPr>
+                  <m:sty m:val="p"/>
+                </m:rPr>
+                <m:t>|</m:t>
+              </m:r>
+              <m:r>
+                <m:rPr>
+                  <m:sty m:val="p"/>
+                </m:rPr>
+                <m:t>∂</m:t>
+              </m:r>
+              <m:r>
+                <m:rPr>
+                  <m:sty m:val="p"/>
+                </m:rPr>
+                <m:t>ln</m:t>
+              </m:r>
+              <m:r>
+                <m:t>I</m:t>
+              </m:r>
+              <m:r>
+                <m:rPr>
+                  <m:sty m:val="p"/>
+                </m:rPr>
+                <m:t>/</m:t>
+              </m:r>
+              <m:r>
+                <m:rPr>
+                  <m:sty m:val="p"/>
+                </m:rPr>
+                <m:t>∂</m:t>
+              </m:r>
+              <m:r>
+                <m:rPr>
+                  <m:sty m:val="p"/>
+                </m:rPr>
+                <m:t>ln</m:t>
+              </m:r>
+              <m:sSub>
+                <m:e>
+                  <m:r>
+                    <m:t>q</m:t>
+                  </m:r>
+                </m:e>
+                <m:sub>
+                  <m:r>
+                    <m:t>w</m:t>
+                  </m:r>
+                </m:sub>
+              </m:sSub>
+              <m:r>
+                <m:rPr>
+                  <m:sty m:val="p"/>
+                </m:rPr>
+                <m:t>|</m:t>
+              </m:r>
+            </m:oMath>
+          </w:p>
+        </w:tc>
+        <w:tc>
+          <w:tcPr>
+            <w:tcW w:type="dxa" w:w="3120"/>
+          </w:tcPr>
+          <w:p>
+            <m:oMath xmlns:a="http://schemas.openxmlformats.org/drawingml/2006/main" xmlns:pic="http://schemas.openxmlformats.org/drawingml/2006/picture">
+              <m:r>
+                <m:t>2.1</m:t>
+              </m:r>
+              <m:r>
+                <m:rPr>
+                  <m:sty m:val="p"/>
+                </m:rPr>
+                <m:t>×</m:t>
+              </m:r>
+              <m:sSup>
+                <m:e>
+                  <m:r>
+                    <m:t>10</m:t>
+                  </m:r>
+                </m:e>
+                <m:sup>
+                  <m:r>
+                    <m:rPr>
+                      <m:sty m:val="p"/>
+                    </m:rPr>
+                    <m:t>−</m:t>
+                  </m:r>
+                  <m:r>
+                    <m:t>5</m:t>
+                  </m:r>
+                </m:sup>
+              </m:sSup>
+            </m:oMath>
+          </w:p>
+        </w:tc>
+        <w:tc>
+          <w:tcPr>
+            <w:tcW w:type="dxa" w:w="3120"/>
+          </w:tcPr>
+          <w:p>
+            <m:oMath xmlns:a="http://schemas.openxmlformats.org/drawingml/2006/main" xmlns:pic="http://schemas.openxmlformats.org/drawingml/2006/picture">
+              <m:r>
+                <m:t>1.2</m:t>
+              </m:r>
+              <m:r>
+                <m:rPr>
+                  <m:sty m:val="p"/>
+                </m:rPr>
+                <m:t>×</m:t>
+              </m:r>
+              <m:sSup>
+                <m:e>
+                  <m:r>
+                    <m:t>10</m:t>
+                  </m:r>
+                </m:e>
+                <m:sup>
+                  <m:r>
+                    <m:rPr>
+                      <m:sty m:val="p"/>
+                    </m:rPr>
+                    <m:t>−</m:t>
+                  </m:r>
+                  <m:r>
+                    <m:t>4</m:t>
+                  </m:r>
+                </m:sup>
+              </m:sSup>
+            </m:oMath>
+          </w:p>
+        </w:tc>
+      </w:tr>
+      <w:tr>
+        <w:tc>
+          <w:tcPr>
+            <w:tcW w:type="dxa" w:w="3120"/>
+          </w:tcPr>
+          <w:p>
+            <w:r>
+              <w:rPr>
+                <w:sz w:val="17"/>
+              </w:rPr>
+              <w:t xml:space="preserve">median </w:t>
+            </w:r>
+            <m:oMath xmlns:a="http://schemas.openxmlformats.org/drawingml/2006/main" xmlns:pic="http://schemas.openxmlformats.org/drawingml/2006/picture">
+              <m:r>
+                <m:t>κ</m:t>
+              </m:r>
+              <m:r>
+                <m:rPr>
+                  <m:sty m:val="p"/>
+                </m:rPr>
+                <m:t>(</m:t>
+              </m:r>
+              <m:r>
+                <m:rPr>
+                  <m:scr m:val="script"/>
+                  <m:sty m:val="p"/>
+                </m:rPr>
+                <m:t>F</m:t>
+              </m:r>
+              <m:r>
+                <m:rPr>
+                  <m:sty m:val="p"/>
+                </m:rPr>
+                <m:t>)</m:t>
+              </m:r>
+            </m:oMath>
+            <w:r>
+              <w:rPr>
+                <w:sz w:val="17"/>
+              </w:rPr>
+              <w:t>, single-salt</w:t>
+            </w:r>
+          </w:p>
+        </w:tc>
+        <w:tc>
+          <w:tcPr>
+            <w:tcW w:type="dxa" w:w="3120"/>
+          </w:tcPr>
+          <w:p>
+            <m:oMath xmlns:a="http://schemas.openxmlformats.org/drawingml/2006/main" xmlns:pic="http://schemas.openxmlformats.org/drawingml/2006/picture">
+              <m:r>
+                <m:t>4.9</m:t>
+              </m:r>
+              <m:r>
+                <m:rPr>
+                  <m:sty m:val="p"/>
+                </m:rPr>
+                <m:t>×</m:t>
+              </m:r>
+              <m:sSup>
+                <m:e>
+                  <m:r>
+                    <m:t>10</m:t>
+                  </m:r>
+                </m:e>
+                <m:sup>
+                  <m:r>
+                    <m:t>15</m:t>
+                  </m:r>
+                </m:sup>
+              </m:sSup>
+            </m:oMath>
+          </w:p>
+        </w:tc>
+        <w:tc>
+          <w:tcPr>
+            <w:tcW w:type="dxa" w:w="3120"/>
+          </w:tcPr>
+          <w:p>
+            <m:oMath xmlns:a="http://schemas.openxmlformats.org/drawingml/2006/main" xmlns:pic="http://schemas.openxmlformats.org/drawingml/2006/picture">
+              <m:r>
+                <m:t>8.2</m:t>
+              </m:r>
+              <m:r>
+                <m:rPr>
+                  <m:sty m:val="p"/>
+                </m:rPr>
+                <m:t>×</m:t>
+              </m:r>
+              <m:sSup>
+                <m:e>
+                  <m:r>
+                    <m:t>10</m:t>
+                  </m:r>
+                </m:e>
+                <m:sup>
+                  <m:r>
+                    <m:t>8</m:t>
+                  </m:r>
+                </m:sup>
+              </m:sSup>
+            </m:oMath>
+          </w:p>
+        </w:tc>
+      </w:tr>
+      <w:tr>
+        <w:tc>
+          <w:tcPr>
+            <w:tcW w:type="dxa" w:w="3120"/>
+          </w:tcPr>
+          <w:p>
+            <w:r>
+              <w:rPr>
+                <w:sz w:val="17"/>
+              </w:rPr>
+              <w:t xml:space="preserve">median </w:t>
+            </w:r>
+            <m:oMath xmlns:a="http://schemas.openxmlformats.org/drawingml/2006/main" xmlns:pic="http://schemas.openxmlformats.org/drawingml/2006/picture">
+              <m:r>
+                <m:t>κ</m:t>
+              </m:r>
+              <m:r>
+                <m:rPr>
+                  <m:sty m:val="p"/>
+                </m:rPr>
+                <m:t>(</m:t>
+              </m:r>
+              <m:r>
+                <m:rPr>
+                  <m:scr m:val="script"/>
+                  <m:sty m:val="p"/>
+                </m:rPr>
+                <m:t>F</m:t>
+              </m:r>
+              <m:r>
+                <m:rPr>
+                  <m:sty m:val="p"/>
+                </m:rPr>
+                <m:t>)</m:t>
+              </m:r>
+            </m:oMath>
+            <w:r>
+              <w:rPr>
+                <w:sz w:val="17"/>
+              </w:rPr>
+              <w:t>, multi-salt</w:t>
+            </w:r>
+          </w:p>
+        </w:tc>
+        <w:tc>
+          <w:tcPr>
+            <w:tcW w:type="dxa" w:w="3120"/>
+          </w:tcPr>
+          <w:p>
+            <m:oMath xmlns:a="http://schemas.openxmlformats.org/drawingml/2006/main" xmlns:pic="http://schemas.openxmlformats.org/drawingml/2006/picture">
+              <m:r>
+                <m:t>8.7</m:t>
+              </m:r>
+              <m:r>
+                <m:rPr>
+                  <m:sty m:val="p"/>
+                </m:rPr>
+                <m:t>×</m:t>
+              </m:r>
+              <m:sSup>
+                <m:e>
+                  <m:r>
+                    <m:t>10</m:t>
+                  </m:r>
+                </m:e>
+                <m:sup>
+                  <m:r>
+                    <m:t>9</m:t>
+                  </m:r>
+                </m:sup>
+              </m:sSup>
+            </m:oMath>
+          </w:p>
+        </w:tc>
+        <w:tc>
+          <w:tcPr>
+            <w:tcW w:type="dxa" w:w="3120"/>
+          </w:tcPr>
+          <w:p>
+            <m:oMath xmlns:a="http://schemas.openxmlformats.org/drawingml/2006/main" xmlns:pic="http://schemas.openxmlformats.org/drawingml/2006/picture">
+              <m:r>
+                <m:t>4.5</m:t>
+              </m:r>
+              <m:r>
+                <m:rPr>
+                  <m:sty m:val="p"/>
+                </m:rPr>
+                <m:t>×</m:t>
+              </m:r>
+              <m:sSup>
+                <m:e>
+                  <m:r>
+                    <m:t>10</m:t>
+                  </m:r>
+                </m:e>
+                <m:sup>
+                  <m:r>
+                    <m:t>7</m:t>
+                  </m:r>
+                </m:sup>
+              </m:sSup>
+            </m:oMath>
+          </w:p>
+        </w:tc>
+      </w:tr>
+      <w:tr>
+        <w:tc>
+          <w:tcPr>
+            <w:tcW w:type="dxa" w:w="3120"/>
+          </w:tcPr>
+          <w:p>
+            <w:r>
+              <w:rPr>
+                <w:sz w:val="17"/>
+              </w:rPr>
+              <w:t xml:space="preserve">median </w:t>
+            </w:r>
+            <m:oMath xmlns:a="http://schemas.openxmlformats.org/drawingml/2006/main" xmlns:pic="http://schemas.openxmlformats.org/drawingml/2006/picture">
+              <m:r>
+                <m:t>κ</m:t>
+              </m:r>
+              <m:r>
+                <m:rPr>
+                  <m:sty m:val="p"/>
+                </m:rPr>
+                <m:t>(</m:t>
+              </m:r>
+              <m:r>
+                <m:rPr>
+                  <m:scr m:val="script"/>
+                  <m:sty m:val="p"/>
+                </m:rPr>
+                <m:t>F</m:t>
+              </m:r>
+              <m:r>
+                <m:rPr>
+                  <m:sty m:val="p"/>
+                </m:rPr>
+                <m:t>)</m:t>
+              </m:r>
+            </m:oMath>
+            <w:r>
+              <w:rPr>
+                <w:sz w:val="17"/>
+              </w:rPr>
+              <w:t>, dual</w:t>
+            </w:r>
+          </w:p>
+        </w:tc>
+        <w:tc>
+          <w:tcPr>
+            <w:tcW w:type="dxa" w:w="3120"/>
+          </w:tcPr>
+          <w:p>
+            <m:oMath xmlns:a="http://schemas.openxmlformats.org/drawingml/2006/main" xmlns:pic="http://schemas.openxmlformats.org/drawingml/2006/picture">
+              <m:r>
+                <m:t>1.8</m:t>
+              </m:r>
+              <m:r>
+                <m:rPr>
+                  <m:sty m:val="p"/>
+                </m:rPr>
+                <m:t>×</m:t>
+              </m:r>
+              <m:sSup>
+                <m:e>
+                  <m:r>
+                    <m:t>10</m:t>
+                  </m:r>
+                </m:e>
+                <m:sup>
+                  <m:r>
+                    <m:t>5</m:t>
+                  </m:r>
+                </m:sup>
+              </m:sSup>
+            </m:oMath>
+          </w:p>
+        </w:tc>
+        <w:tc>
+          <w:tcPr>
+            <w:tcW w:type="dxa" w:w="3120"/>
+          </w:tcPr>
+          <w:p>
+            <m:oMath xmlns:a="http://schemas.openxmlformats.org/drawingml/2006/main" xmlns:pic="http://schemas.openxmlformats.org/drawingml/2006/picture">
+              <m:r>
+                <m:t>1.8</m:t>
+              </m:r>
+              <m:r>
+                <m:rPr>
+                  <m:sty m:val="p"/>
+                </m:rPr>
+                <m:t>×</m:t>
+              </m:r>
+              <m:sSup>
+                <m:e>
+                  <m:r>
+                    <m:t>10</m:t>
+                  </m:r>
+                </m:e>
+                <m:sup>
+                  <m:r>
+                    <m:t>5</m:t>
+                  </m:r>
+                </m:sup>
+              </m:sSup>
+            </m:oMath>
           </w:p>
         </w:tc>
       </w:tr>
@@ -21594,6 +24001,48 @@
                 <w:sz w:val="17"/>
               </w:rPr>
               <w:t>Supplementary Table S18</w:t>
+            </w:r>
+          </w:p>
+        </w:tc>
+        <w:tc>
+          <w:tcPr>
+            <w:tcW w:type="dxa" w:w="3120"/>
+          </w:tcPr>
+          <w:p>
+            <w:r>
+              <w:rPr>
+                <w:sz w:val="17"/>
+              </w:rPr>
+              <w:t>Out-of-distribution error decomposition</w:t>
+            </w:r>
+          </w:p>
+        </w:tc>
+        <w:tc>
+          <w:tcPr>
+            <w:tcW w:type="dxa" w:w="3120"/>
+          </w:tcPr>
+          <w:p>
+            <w:r>
+              <w:rPr>
+                <w:rFonts w:ascii="Consolas" w:hAnsi="Consolas"/>
+                <w:sz w:val="17"/>
+              </w:rPr>
+              <w:t>results/tables/table_ood_mechanistic_breakdown.csv</w:t>
+            </w:r>
+          </w:p>
+        </w:tc>
+      </w:tr>
+      <w:tr>
+        <w:tc>
+          <w:tcPr>
+            <w:tcW w:type="dxa" w:w="3120"/>
+          </w:tcPr>
+          <w:p>
+            <w:r>
+              <w:rPr>
+                <w:sz w:val="17"/>
+              </w:rPr>
+              <w:t>Supplementary Table S19</w:t>
             </w:r>
           </w:p>
         </w:tc>

--- a/manuscript/Supplementary_Materials_PINO.docx
+++ b/manuscript/Supplementary_Materials_PINO.docx
@@ -34,7 +34,7 @@
     </w:p>
     <w:p>
       <w:r>
-        <w:t>This supplement documents the dataset, constraint derivation, training protocol, extended metrics, out-of-distribution definitions, inverse-recovery protocol, deployment checks, and reproducibility commands. All numerical values are produced by the archived scripts and result files listed in Section S9. It contains all eighteen display tables (Supplementary Tables S1–S18); the main text contains the six multipanel figures only.</w:t>
+        <w:t>This supplement documents the dataset, constraint derivation, training protocol, extended metrics, out-of-distribution definitions, inverse-recovery protocol, deployment checks, and reproducibility commands. All numerical values are produced by the archived scripts and result files listed in Section S9. It contains all twenty display tables (Supplementary Tables S1–S20); the main text contains the six multipanel figures only. The released software and data are permanently archived at Zenodo DOI https://doi.org/10.5281/zenodo.23487404.</w:t>
       </w:r>
     </w:p>
     <w:p>
@@ -421,7 +421,7 @@
         <w:rPr>
           <w:b/>
         </w:rPr>
-        <w:t>Supplementary Table S7.</w:t>
+        <w:t>Supplementary Table S10.</w:t>
       </w:r>
       <w:r>
         <w:t xml:space="preserve"> Benchmark state (50 mV, 100 mol </w:t>
@@ -2049,7 +2049,7 @@
         <w:rPr>
           <w:b/>
         </w:rPr>
-        <w:t>Supplementary Table S8.</w:t>
+        <w:t>Supplementary Table S17.</w:t>
       </w:r>
       <w:r>
         <w:t xml:space="preserve"> Latency and amortization.</w:t>
@@ -2736,7 +2736,7 @@
         <w:rPr>
           <w:b/>
         </w:rPr>
-        <w:t>Supplementary Table S9.</w:t>
+        <w:t>Supplementary Table S13.</w:t>
       </w:r>
       <w:r>
         <w:t xml:space="preserve"> FNO training-budget check (seed 42).</w:t>
@@ -3261,7 +3261,7 @@
         <w:rPr>
           <w:b/>
         </w:rPr>
-        <w:t>Supplementary Table S10.</w:t>
+        <w:t>Supplementary Table S18.</w:t>
       </w:r>
       <w:r>
         <w:t xml:space="preserve"> Inverse recovery from five-bias noisy current–voltage curves (1% noise; 400 candidates, 2000 forward evaluations per state). Values are rounded for display; the exact values are in </w:t>
@@ -6005,7 +6005,7 @@
     </w:p>
     <w:p>
       <w:r>
-        <w:t>A separate FNO was trained for 300 epochs (seed 42, 302.2 s) to check whether the 110-epoch budget limited accuracy. The 300-epoch results are reported in Supplementary Table S9. A data-only ablation removes the physics term while keeping the architecture, data, and optimizer fixed.</w:t>
+        <w:t>A separate FNO was trained for 300 epochs (seed 42, 302.2 s) to check whether the 110-epoch budget limited accuracy. The 300-epoch results are reported in Supplementary Table S13. A data-only ablation removes the physics term while keeping the architecture, data, and optimizer fixed.</w:t>
       </w:r>
     </w:p>
     <w:p>
@@ -11572,7 +11572,7 @@
     </w:p>
     <w:p>
       <w:r>
-        <w:t>Supplementary Tables S11, S12 report the net-charge error conditioned on the surface-charge magnitude and on the Debye ratio. The values are the means over three seeds for the interpolation split.</w:t>
+        <w:t>Supplementary Tables S15, S16 report the net-charge error conditioned on the surface-charge magnitude and on the Debye ratio. The values are the means over three seeds for the interpolation split.</w:t>
       </w:r>
     </w:p>
     <w:p>
@@ -11580,7 +11580,7 @@
         <w:rPr>
           <w:b/>
         </w:rPr>
-        <w:t>Supplementary Table S11.</w:t>
+        <w:t>Supplementary Table S15.</w:t>
       </w:r>
       <w:r>
         <w:t xml:space="preserve"> Net-charge error by </w:t>
@@ -12056,7 +12056,7 @@
         <w:rPr>
           <w:b/>
         </w:rPr>
-        <w:t>Supplementary Table S12.</w:t>
+        <w:t>Supplementary Table S16.</w:t>
       </w:r>
       <w:r>
         <w:t xml:space="preserve"> Net-charge error by </w:t>
@@ -13183,7 +13183,7 @@
         <w:t>Results.</w:t>
       </w:r>
       <w:r>
-        <w:t xml:space="preserve"> See Supplementary Table S10 and </w:t>
+        <w:t xml:space="preserve"> See Supplementary Table S18 and </w:t>
       </w:r>
       <w:r>
         <w:rPr>
@@ -15120,7 +15120,7 @@
         <w:rPr>
           <w:b/>
         </w:rPr>
-        <w:t>Supplementary Table S15.</w:t>
+        <w:t>Supplementary Table S9.</w:t>
       </w:r>
       <w:r>
         <w:t xml:space="preserve"> Multi-protocol inverse identifiability. For 15 held-out states, 1\%/2\%/5\%-proxy Gaussian noise levels (implemented as 0.2\%, 1\%, 2\% relative noise), three measurement protocols: single-salt I–V (one salt), multi-salt I–V (three salts, 10–100 mol </w:t>
@@ -17066,7 +17066,7 @@
         <w:rPr>
           <w:b/>
         </w:rPr>
-        <w:t>Supplementary Table S16.</w:t>
+        <w:t>Supplementary Table S11.</w:t>
       </w:r>
       <w:r>
         <w:t xml:space="preserve"> Four-way constraint-scheme benchmark on the identical PI-DeepONet backbone (250 epochs, seeds 42/43/44). Errors are three-seed means on the interpolation-test split; consistency mismatch is </w:t>
@@ -17774,7 +17774,7 @@
         <w:rPr>
           <w:b/>
         </w:rPr>
-        <w:t>Supplementary Table S17.</w:t>
+        <w:t>Supplementary Table S12.</w:t>
       </w:r>
       <w:r>
         <w:t xml:space="preserve"> Physics-weight sensitivity sweep at seed 42 (interpolation-test split).</w:t>
@@ -18627,7 +18627,7 @@
         <w:rPr>
           <w:b/>
         </w:rPr>
-        <w:t>Supplementary Table S18.</w:t>
+        <w:t>Supplementary Table S14.</w:t>
       </w:r>
       <w:r>
         <w:t xml:space="preserve"> Out-of-distribution error decomposition (48 OOD states; </w:t>
@@ -21988,7 +21988,7 @@
         <w:pStyle w:val="Heading2"/>
       </w:pPr>
       <w:r>
-        <w:t>S8. Deployment and parity</w:t>
+        <w:t>S7d. Diffusivity asymmetry and the conductance flat direction</w:t>
       </w:r>
     </w:p>
     <w:p>
@@ -21996,7 +21996,2576 @@
         <w:rPr>
           <w:b/>
         </w:rPr>
-        <w:t>Supplementary Table S13.</w:t>
+        <w:t>Supplementary Table S20.</w:t>
+      </w:r>
+      <w:r>
+        <w:t xml:space="preserve"> Exact SG/FV diffusivity-ratio scan at the benchmark state (</w:t>
+      </w:r>
+      <m:oMath xmlns:a="http://schemas.openxmlformats.org/drawingml/2006/main" xmlns:pic="http://schemas.openxmlformats.org/drawingml/2006/picture">
+        <m:sSub>
+          <m:e>
+            <m:r>
+              <m:t>V</m:t>
+            </m:r>
+          </m:e>
+          <m:sub>
+            <m:r>
+              <m:rPr>
+                <m:sty m:val="p"/>
+              </m:rPr>
+              <m:t>a</m:t>
+            </m:r>
+            <m:r>
+              <m:rPr>
+                <m:sty m:val="p"/>
+              </m:rPr>
+              <m:t>p</m:t>
+            </m:r>
+            <m:r>
+              <m:rPr>
+                <m:sty m:val="p"/>
+              </m:rPr>
+              <m:t>p</m:t>
+            </m:r>
+          </m:sub>
+        </m:sSub>
+        <m:r>
+          <m:rPr>
+            <m:sty m:val="p"/>
+          </m:rPr>
+          <m:t>=</m:t>
+        </m:r>
+        <m:r>
+          <m:t>50</m:t>
+        </m:r>
+      </m:oMath>
+      <w:r>
+        <w:t xml:space="preserve"> mV, </w:t>
+      </w:r>
+      <m:oMath xmlns:a="http://schemas.openxmlformats.org/drawingml/2006/main" xmlns:pic="http://schemas.openxmlformats.org/drawingml/2006/picture">
+        <m:sSub>
+          <m:e>
+            <m:r>
+              <m:t>q</m:t>
+            </m:r>
+          </m:e>
+          <m:sub>
+            <m:r>
+              <m:t>w</m:t>
+            </m:r>
+          </m:sub>
+        </m:sSub>
+        <m:r>
+          <m:rPr>
+            <m:sty m:val="p"/>
+          </m:rPr>
+          <m:t>=</m:t>
+        </m:r>
+        <m:r>
+          <m:rPr>
+            <m:sty m:val="p"/>
+          </m:rPr>
+          <m:t>−</m:t>
+        </m:r>
+        <m:r>
+          <m:t>0.01</m:t>
+        </m:r>
+      </m:oMath>
+      <w:r>
+        <w:t xml:space="preserve">, </w:t>
+      </w:r>
+      <m:oMath xmlns:a="http://schemas.openxmlformats.org/drawingml/2006/main" xmlns:pic="http://schemas.openxmlformats.org/drawingml/2006/picture">
+        <m:r>
+          <m:t>R</m:t>
+        </m:r>
+        <m:r>
+          <m:rPr>
+            <m:sty m:val="p"/>
+          </m:rPr>
+          <m:t>=</m:t>
+        </m:r>
+        <m:r>
+          <m:t>5</m:t>
+        </m:r>
+      </m:oMath>
+      <w:r>
+        <w:t xml:space="preserve"> nm) and at low salt (</w:t>
+      </w:r>
+      <m:oMath xmlns:a="http://schemas.openxmlformats.org/drawingml/2006/main" xmlns:pic="http://schemas.openxmlformats.org/drawingml/2006/picture">
+        <m:sSub>
+          <m:e>
+            <m:r>
+              <m:t>C</m:t>
+            </m:r>
+          </m:e>
+          <m:sub>
+            <m:r>
+              <m:t>0</m:t>
+            </m:r>
+          </m:sub>
+        </m:sSub>
+        <m:r>
+          <m:rPr>
+            <m:sty m:val="p"/>
+          </m:rPr>
+          <m:t>=</m:t>
+        </m:r>
+        <m:r>
+          <m:t>20</m:t>
+        </m:r>
+      </m:oMath>
+      <w:r>
+        <w:t xml:space="preserve"> mol </w:t>
+      </w:r>
+      <m:oMath xmlns:a="http://schemas.openxmlformats.org/drawingml/2006/main" xmlns:pic="http://schemas.openxmlformats.org/drawingml/2006/picture">
+        <m:sSup>
+          <m:e>
+            <m:r>
+              <m:t>m</m:t>
+            </m:r>
+          </m:e>
+          <m:sup>
+            <m:r>
+              <m:rPr>
+                <m:sty m:val="p"/>
+              </m:rPr>
+              <m:t>−</m:t>
+            </m:r>
+            <m:r>
+              <m:t>3</m:t>
+            </m:r>
+          </m:sup>
+        </m:sSup>
+      </m:oMath>
+      <w:r>
+        <w:t xml:space="preserve">). The anion diffusivity is fixed at </w:t>
+      </w:r>
+      <m:oMath xmlns:a="http://schemas.openxmlformats.org/drawingml/2006/main" xmlns:pic="http://schemas.openxmlformats.org/drawingml/2006/picture">
+        <m:sSub>
+          <m:e>
+            <m:r>
+              <m:t>D</m:t>
+            </m:r>
+          </m:e>
+          <m:sub>
+            <m:r>
+              <m:rPr>
+                <m:sty m:val="p"/>
+              </m:rPr>
+              <m:t>−</m:t>
+            </m:r>
+          </m:sub>
+        </m:sSub>
+        <m:r>
+          <m:rPr>
+            <m:sty m:val="p"/>
+          </m:rPr>
+          <m:t>=</m:t>
+        </m:r>
+        <m:r>
+          <m:t>2.03</m:t>
+        </m:r>
+        <m:r>
+          <m:rPr>
+            <m:sty m:val="p"/>
+          </m:rPr>
+          <m:t>×</m:t>
+        </m:r>
+        <m:sSup>
+          <m:e>
+            <m:r>
+              <m:t>10</m:t>
+            </m:r>
+          </m:e>
+          <m:sup>
+            <m:r>
+              <m:rPr>
+                <m:sty m:val="p"/>
+              </m:rPr>
+              <m:t>−</m:t>
+            </m:r>
+            <m:r>
+              <m:t>9</m:t>
+            </m:r>
+          </m:sup>
+        </m:sSup>
+      </m:oMath>
+      <w:r>
+        <w:t xml:space="preserve"> m</w:t>
+      </w:r>
+      <m:oMath xmlns:a="http://schemas.openxmlformats.org/drawingml/2006/main" xmlns:pic="http://schemas.openxmlformats.org/drawingml/2006/picture">
+        <m:sSup>
+          <m:e>
+            <m:r>
+              <m:t>​</m:t>
+            </m:r>
+          </m:e>
+          <m:sup>
+            <m:r>
+              <m:t>2</m:t>
+            </m:r>
+          </m:sup>
+        </m:sSup>
+      </m:oMath>
+      <w:r>
+        <w:t xml:space="preserve"> s</w:t>
+      </w:r>
+      <m:oMath xmlns:a="http://schemas.openxmlformats.org/drawingml/2006/main" xmlns:pic="http://schemas.openxmlformats.org/drawingml/2006/picture">
+        <m:sSup>
+          <m:e>
+            <m:r>
+              <m:t>​</m:t>
+            </m:r>
+          </m:e>
+          <m:sup>
+            <m:r>
+              <m:rPr>
+                <m:sty m:val="p"/>
+              </m:rPr>
+              <m:t>−</m:t>
+            </m:r>
+            <m:r>
+              <m:t>1</m:t>
+            </m:r>
+          </m:sup>
+        </m:sSup>
+      </m:oMath>
+      <w:r>
+        <w:t xml:space="preserve"> and the cation diffusivity is varied; </w:t>
+      </w:r>
+      <m:oMath xmlns:a="http://schemas.openxmlformats.org/drawingml/2006/main" xmlns:pic="http://schemas.openxmlformats.org/drawingml/2006/picture">
+        <m:r>
+          <m:t>κ</m:t>
+        </m:r>
+        <m:r>
+          <m:rPr>
+            <m:sty m:val="p"/>
+          </m:rPr>
+          <m:t>(</m:t>
+        </m:r>
+        <m:r>
+          <m:rPr>
+            <m:scr m:val="script"/>
+            <m:sty m:val="p"/>
+          </m:rPr>
+          <m:t>F</m:t>
+        </m:r>
+        <m:r>
+          <m:rPr>
+            <m:sty m:val="p"/>
+          </m:rPr>
+          <m:t>)</m:t>
+        </m:r>
+      </m:oMath>
+      <w:r>
+        <w:t xml:space="preserve"> is the condition number of </w:t>
+      </w:r>
+      <m:oMath xmlns:a="http://schemas.openxmlformats.org/drawingml/2006/main" xmlns:pic="http://schemas.openxmlformats.org/drawingml/2006/picture">
+        <m:r>
+          <m:rPr>
+            <m:scr m:val="script"/>
+            <m:sty m:val="p"/>
+          </m:rPr>
+          <m:t>F</m:t>
+        </m:r>
+        <m:r>
+          <m:rPr>
+            <m:sty m:val="p"/>
+          </m:rPr>
+          <m:t>=</m:t>
+        </m:r>
+        <m:sSup>
+          <m:e>
+            <m:r>
+              <m:t>J</m:t>
+            </m:r>
+          </m:e>
+          <m:sup>
+            <m:r>
+              <m:rPr>
+                <m:sty m:val="p"/>
+              </m:rPr>
+              <m:t>⊤</m:t>
+            </m:r>
+          </m:sup>
+        </m:sSup>
+        <m:r>
+          <m:t>J</m:t>
+        </m:r>
+      </m:oMath>
+      <w:r>
+        <w:t xml:space="preserve"> with </w:t>
+      </w:r>
+      <m:oMath xmlns:a="http://schemas.openxmlformats.org/drawingml/2006/main" xmlns:pic="http://schemas.openxmlformats.org/drawingml/2006/picture">
+        <m:r>
+          <m:t>J</m:t>
+        </m:r>
+        <m:r>
+          <m:rPr>
+            <m:sty m:val="p"/>
+          </m:rPr>
+          <m:t>=</m:t>
+        </m:r>
+        <m:r>
+          <m:rPr>
+            <m:sty m:val="p"/>
+          </m:rPr>
+          <m:t>∂</m:t>
+        </m:r>
+        <m:r>
+          <m:rPr>
+            <m:sty m:val="p"/>
+          </m:rPr>
+          <m:t>(</m:t>
+        </m:r>
+        <m:r>
+          <m:rPr>
+            <m:sty m:val="p"/>
+          </m:rPr>
+          <m:t>ln</m:t>
+        </m:r>
+        <m:r>
+          <m:rPr>
+            <m:sty m:val="p"/>
+          </m:rPr>
+          <m:t>|</m:t>
+        </m:r>
+        <m:r>
+          <m:t>I</m:t>
+        </m:r>
+        <m:r>
+          <m:rPr>
+            <m:sty m:val="p"/>
+          </m:rPr>
+          <m:t>|</m:t>
+        </m:r>
+        <m:r>
+          <m:rPr>
+            <m:sty m:val="p"/>
+          </m:rPr>
+          <m:t>,</m:t>
+        </m:r>
+        <m:r>
+          <m:t>S</m:t>
+        </m:r>
+        <m:r>
+          <m:rPr>
+            <m:sty m:val="p"/>
+          </m:rPr>
+          <m:t>)</m:t>
+        </m:r>
+        <m:r>
+          <m:rPr>
+            <m:sty m:val="p"/>
+          </m:rPr>
+          <m:t>/</m:t>
+        </m:r>
+        <m:r>
+          <m:rPr>
+            <m:sty m:val="p"/>
+          </m:rPr>
+          <m:t>∂</m:t>
+        </m:r>
+        <m:r>
+          <m:rPr>
+            <m:sty m:val="p"/>
+          </m:rPr>
+          <m:t>(</m:t>
+        </m:r>
+        <m:r>
+          <m:rPr>
+            <m:sty m:val="p"/>
+          </m:rPr>
+          <m:t>ln</m:t>
+        </m:r>
+        <m:r>
+          <m:t>R</m:t>
+        </m:r>
+        <m:r>
+          <m:rPr>
+            <m:sty m:val="p"/>
+          </m:rPr>
+          <m:t>,</m:t>
+        </m:r>
+        <m:r>
+          <m:rPr>
+            <m:sty m:val="p"/>
+          </m:rPr>
+          <m:t>ln</m:t>
+        </m:r>
+        <m:r>
+          <m:rPr>
+            <m:sty m:val="p"/>
+          </m:rPr>
+          <m:t>|</m:t>
+        </m:r>
+        <m:sSub>
+          <m:e>
+            <m:r>
+              <m:t>q</m:t>
+            </m:r>
+          </m:e>
+          <m:sub>
+            <m:r>
+              <m:t>w</m:t>
+            </m:r>
+          </m:sub>
+        </m:sSub>
+        <m:r>
+          <m:rPr>
+            <m:sty m:val="p"/>
+          </m:rPr>
+          <m:t>|</m:t>
+        </m:r>
+        <m:r>
+          <m:rPr>
+            <m:sty m:val="p"/>
+          </m:rPr>
+          <m:t>)</m:t>
+        </m:r>
+      </m:oMath>
+      <w:r>
+        <w:t xml:space="preserve">, using four non-zero biases for the single-salt protocol and adding </w:t>
+      </w:r>
+      <m:oMath xmlns:a="http://schemas.openxmlformats.org/drawingml/2006/main" xmlns:pic="http://schemas.openxmlformats.org/drawingml/2006/picture">
+        <m:r>
+          <m:t>S</m:t>
+        </m:r>
+      </m:oMath>
+      <w:r>
+        <w:t xml:space="preserve"> at 50 mV for the dual protocol. Sensitivities are centered finite differences at relative step </w:t>
+      </w:r>
+      <m:oMath xmlns:a="http://schemas.openxmlformats.org/drawingml/2006/main" xmlns:pic="http://schemas.openxmlformats.org/drawingml/2006/picture">
+        <m:sSup>
+          <m:e>
+            <m:r>
+              <m:t>10</m:t>
+            </m:r>
+          </m:e>
+          <m:sup>
+            <m:r>
+              <m:rPr>
+                <m:sty m:val="p"/>
+              </m:rPr>
+              <m:t>−</m:t>
+            </m:r>
+            <m:r>
+              <m:t>3</m:t>
+            </m:r>
+          </m:sup>
+        </m:sSup>
+      </m:oMath>
+      <w:r>
+        <w:t>.</w:t>
+      </w:r>
+    </w:p>
+    <w:tbl>
+      <w:tblPr>
+        <w:tblStyle w:val="TableGrid"/>
+        <w:tblW w:type="auto" w:w="0"/>
+        <w:tblLook w:firstColumn="1" w:firstRow="1" w:lastColumn="0" w:lastRow="0" w:noHBand="0" w:noVBand="1" w:val="04A0"/>
+      </w:tblPr>
+      <w:tblGrid>
+        <w:gridCol w:w="1337"/>
+        <w:gridCol w:w="1337"/>
+        <w:gridCol w:w="1337"/>
+        <w:gridCol w:w="1337"/>
+        <w:gridCol w:w="1337"/>
+        <w:gridCol w:w="1337"/>
+        <w:gridCol w:w="1337"/>
+      </w:tblGrid>
+      <w:tr>
+        <w:tc>
+          <w:tcPr>
+            <w:tcW w:type="dxa" w:w="1337"/>
+          </w:tcPr>
+          <w:p>
+            <w:r>
+              <w:rPr>
+                <w:b/>
+                <w:sz w:val="17"/>
+              </w:rPr>
+              <w:t>State</w:t>
+            </w:r>
+          </w:p>
+        </w:tc>
+        <w:tc>
+          <w:tcPr>
+            <w:tcW w:type="dxa" w:w="1337"/>
+          </w:tcPr>
+          <w:p>
+            <w:r>
+              <w:rPr>
+                <w:b/>
+                <w:sz w:val="17"/>
+              </w:rPr>
+              <w:t>Electrolyte</w:t>
+            </w:r>
+          </w:p>
+        </w:tc>
+        <w:tc>
+          <w:tcPr>
+            <w:tcW w:type="dxa" w:w="1337"/>
+          </w:tcPr>
+          <w:p>
+            <m:oMath xmlns:a="http://schemas.openxmlformats.org/drawingml/2006/main" xmlns:pic="http://schemas.openxmlformats.org/drawingml/2006/picture">
+              <m:sSub>
+                <m:e>
+                  <m:r>
+                    <m:t>D</m:t>
+                  </m:r>
+                </m:e>
+                <m:sub>
+                  <m:r>
+                    <m:rPr>
+                      <m:sty m:val="p"/>
+                    </m:rPr>
+                    <m:t>+</m:t>
+                  </m:r>
+                </m:sub>
+              </m:sSub>
+              <m:r>
+                <m:rPr>
+                  <m:sty m:val="p"/>
+                </m:rPr>
+                <m:t>/</m:t>
+              </m:r>
+              <m:sSub>
+                <m:e>
+                  <m:r>
+                    <m:t>D</m:t>
+                  </m:r>
+                </m:e>
+                <m:sub>
+                  <m:r>
+                    <m:rPr>
+                      <m:sty m:val="p"/>
+                    </m:rPr>
+                    <m:t>−</m:t>
+                  </m:r>
+                </m:sub>
+              </m:sSub>
+            </m:oMath>
+          </w:p>
+        </w:tc>
+        <w:tc>
+          <w:tcPr>
+            <w:tcW w:type="dxa" w:w="1337"/>
+          </w:tcPr>
+          <w:p>
+            <m:oMath xmlns:a="http://schemas.openxmlformats.org/drawingml/2006/main" xmlns:pic="http://schemas.openxmlformats.org/drawingml/2006/picture">
+              <m:r>
+                <m:rPr>
+                  <m:sty m:val="p"/>
+                </m:rPr>
+                <m:t>|</m:t>
+              </m:r>
+              <m:r>
+                <m:rPr>
+                  <m:sty m:val="p"/>
+                </m:rPr>
+                <m:t>∂</m:t>
+              </m:r>
+              <m:r>
+                <m:rPr>
+                  <m:sty m:val="p"/>
+                </m:rPr>
+                <m:t>ln</m:t>
+              </m:r>
+              <m:r>
+                <m:t>I</m:t>
+              </m:r>
+              <m:r>
+                <m:rPr>
+                  <m:sty m:val="p"/>
+                </m:rPr>
+                <m:t>/</m:t>
+              </m:r>
+              <m:r>
+                <m:rPr>
+                  <m:sty m:val="p"/>
+                </m:rPr>
+                <m:t>∂</m:t>
+              </m:r>
+              <m:r>
+                <m:rPr>
+                  <m:sty m:val="p"/>
+                </m:rPr>
+                <m:t>ln</m:t>
+              </m:r>
+              <m:r>
+                <m:rPr>
+                  <m:sty m:val="p"/>
+                </m:rPr>
+                <m:t>|</m:t>
+              </m:r>
+              <m:sSub>
+                <m:e>
+                  <m:r>
+                    <m:t>q</m:t>
+                  </m:r>
+                </m:e>
+                <m:sub>
+                  <m:r>
+                    <m:t>w</m:t>
+                  </m:r>
+                </m:sub>
+              </m:sSub>
+              <m:r>
+                <m:rPr>
+                  <m:sty m:val="p"/>
+                </m:rPr>
+                <m:t>|</m:t>
+              </m:r>
+              <m:r>
+                <m:rPr>
+                  <m:sty m:val="p"/>
+                </m:rPr>
+                <m:t>|</m:t>
+              </m:r>
+            </m:oMath>
+          </w:p>
+        </w:tc>
+        <w:tc>
+          <w:tcPr>
+            <w:tcW w:type="dxa" w:w="1337"/>
+          </w:tcPr>
+          <w:p>
+            <m:oMath xmlns:a="http://schemas.openxmlformats.org/drawingml/2006/main" xmlns:pic="http://schemas.openxmlformats.org/drawingml/2006/picture">
+              <m:sSub>
+                <m:e>
+                  <m:r>
+                    <m:t>κ</m:t>
+                  </m:r>
+                </m:e>
+                <m:sub>
+                  <m:r>
+                    <m:rPr>
+                      <m:sty m:val="p"/>
+                    </m:rPr>
+                    <m:t>s</m:t>
+                  </m:r>
+                  <m:r>
+                    <m:rPr>
+                      <m:sty m:val="p"/>
+                    </m:rPr>
+                    <m:t>i</m:t>
+                  </m:r>
+                  <m:r>
+                    <m:rPr>
+                      <m:sty m:val="p"/>
+                    </m:rPr>
+                    <m:t>n</m:t>
+                  </m:r>
+                  <m:r>
+                    <m:rPr>
+                      <m:sty m:val="p"/>
+                    </m:rPr>
+                    <m:t>g</m:t>
+                  </m:r>
+                  <m:r>
+                    <m:rPr>
+                      <m:sty m:val="p"/>
+                    </m:rPr>
+                    <m:t>l</m:t>
+                  </m:r>
+                  <m:r>
+                    <m:rPr>
+                      <m:sty m:val="p"/>
+                    </m:rPr>
+                    <m:t>e</m:t>
+                  </m:r>
+                </m:sub>
+              </m:sSub>
+            </m:oMath>
+          </w:p>
+        </w:tc>
+        <w:tc>
+          <w:tcPr>
+            <w:tcW w:type="dxa" w:w="1337"/>
+          </w:tcPr>
+          <w:p>
+            <m:oMath xmlns:a="http://schemas.openxmlformats.org/drawingml/2006/main" xmlns:pic="http://schemas.openxmlformats.org/drawingml/2006/picture">
+              <m:sSub>
+                <m:e>
+                  <m:r>
+                    <m:t>κ</m:t>
+                  </m:r>
+                </m:e>
+                <m:sub>
+                  <m:r>
+                    <m:rPr>
+                      <m:sty m:val="p"/>
+                    </m:rPr>
+                    <m:t>d</m:t>
+                  </m:r>
+                  <m:r>
+                    <m:rPr>
+                      <m:sty m:val="p"/>
+                    </m:rPr>
+                    <m:t>u</m:t>
+                  </m:r>
+                  <m:r>
+                    <m:rPr>
+                      <m:sty m:val="p"/>
+                    </m:rPr>
+                    <m:t>a</m:t>
+                  </m:r>
+                  <m:r>
+                    <m:rPr>
+                      <m:sty m:val="p"/>
+                    </m:rPr>
+                    <m:t>l</m:t>
+                  </m:r>
+                </m:sub>
+              </m:sSub>
+            </m:oMath>
+          </w:p>
+        </w:tc>
+        <w:tc>
+          <w:tcPr>
+            <w:tcW w:type="dxa" w:w="1337"/>
+          </w:tcPr>
+          <w:p>
+            <w:r>
+              <w:rPr>
+                <w:b/>
+                <w:sz w:val="17"/>
+              </w:rPr>
+              <w:t>Reduction</w:t>
+            </w:r>
+          </w:p>
+        </w:tc>
+      </w:tr>
+      <w:tr>
+        <w:tc>
+          <w:tcPr>
+            <w:tcW w:type="dxa" w:w="1337"/>
+          </w:tcPr>
+          <w:p>
+            <m:oMath xmlns:a="http://schemas.openxmlformats.org/drawingml/2006/main" xmlns:pic="http://schemas.openxmlformats.org/drawingml/2006/picture">
+              <m:sSub>
+                <m:e>
+                  <m:r>
+                    <m:t>C</m:t>
+                  </m:r>
+                </m:e>
+                <m:sub>
+                  <m:r>
+                    <m:t>0</m:t>
+                  </m:r>
+                </m:sub>
+              </m:sSub>
+              <m:r>
+                <m:rPr>
+                  <m:sty m:val="p"/>
+                </m:rPr>
+                <m:t>=</m:t>
+              </m:r>
+              <m:r>
+                <m:t>100</m:t>
+              </m:r>
+            </m:oMath>
+          </w:p>
+        </w:tc>
+        <w:tc>
+          <w:tcPr>
+            <w:tcW w:type="dxa" w:w="1337"/>
+          </w:tcPr>
+          <w:p>
+            <w:r>
+              <w:rPr>
+                <w:sz w:val="17"/>
+              </w:rPr>
+              <w:t>ideal symmetric</w:t>
+            </w:r>
+          </w:p>
+        </w:tc>
+        <w:tc>
+          <w:tcPr>
+            <w:tcW w:type="dxa" w:w="1337"/>
+          </w:tcPr>
+          <w:p>
+            <w:r>
+              <w:rPr>
+                <w:sz w:val="17"/>
+              </w:rPr>
+              <w:t>1.000</w:t>
+            </w:r>
+          </w:p>
+        </w:tc>
+        <w:tc>
+          <w:tcPr>
+            <w:tcW w:type="dxa" w:w="1337"/>
+          </w:tcPr>
+          <w:p>
+            <m:oMath xmlns:a="http://schemas.openxmlformats.org/drawingml/2006/main" xmlns:pic="http://schemas.openxmlformats.org/drawingml/2006/picture">
+              <m:r>
+                <m:t>7.87</m:t>
+              </m:r>
+              <m:r>
+                <m:rPr>
+                  <m:sty m:val="p"/>
+                </m:rPr>
+                <m:t>×</m:t>
+              </m:r>
+              <m:sSup>
+                <m:e>
+                  <m:r>
+                    <m:t>10</m:t>
+                  </m:r>
+                </m:e>
+                <m:sup>
+                  <m:r>
+                    <m:rPr>
+                      <m:sty m:val="p"/>
+                    </m:rPr>
+                    <m:t>−</m:t>
+                  </m:r>
+                  <m:r>
+                    <m:t>7</m:t>
+                  </m:r>
+                </m:sup>
+              </m:sSup>
+            </m:oMath>
+          </w:p>
+        </w:tc>
+        <w:tc>
+          <w:tcPr>
+            <w:tcW w:type="dxa" w:w="1337"/>
+          </w:tcPr>
+          <w:p>
+            <m:oMath xmlns:a="http://schemas.openxmlformats.org/drawingml/2006/main" xmlns:pic="http://schemas.openxmlformats.org/drawingml/2006/picture">
+              <m:r>
+                <m:t>1.65</m:t>
+              </m:r>
+              <m:r>
+                <m:rPr>
+                  <m:sty m:val="p"/>
+                </m:rPr>
+                <m:t>×</m:t>
+              </m:r>
+              <m:sSup>
+                <m:e>
+                  <m:r>
+                    <m:t>10</m:t>
+                  </m:r>
+                </m:e>
+                <m:sup>
+                  <m:r>
+                    <m:t>17</m:t>
+                  </m:r>
+                </m:sup>
+              </m:sSup>
+            </m:oMath>
+          </w:p>
+        </w:tc>
+        <w:tc>
+          <w:tcPr>
+            <w:tcW w:type="dxa" w:w="1337"/>
+          </w:tcPr>
+          <w:p>
+            <m:oMath xmlns:a="http://schemas.openxmlformats.org/drawingml/2006/main" xmlns:pic="http://schemas.openxmlformats.org/drawingml/2006/picture">
+              <m:r>
+                <m:t>4.04</m:t>
+              </m:r>
+              <m:r>
+                <m:rPr>
+                  <m:sty m:val="p"/>
+                </m:rPr>
+                <m:t>×</m:t>
+              </m:r>
+              <m:sSup>
+                <m:e>
+                  <m:r>
+                    <m:t>10</m:t>
+                  </m:r>
+                </m:e>
+                <m:sup>
+                  <m:r>
+                    <m:t>6</m:t>
+                  </m:r>
+                </m:sup>
+              </m:sSup>
+            </m:oMath>
+          </w:p>
+        </w:tc>
+        <w:tc>
+          <w:tcPr>
+            <w:tcW w:type="dxa" w:w="1337"/>
+          </w:tcPr>
+          <w:p>
+            <m:oMath xmlns:a="http://schemas.openxmlformats.org/drawingml/2006/main" xmlns:pic="http://schemas.openxmlformats.org/drawingml/2006/picture">
+              <m:r>
+                <m:t>4.1</m:t>
+              </m:r>
+              <m:r>
+                <m:rPr>
+                  <m:sty m:val="p"/>
+                </m:rPr>
+                <m:t>×</m:t>
+              </m:r>
+              <m:sSup>
+                <m:e>
+                  <m:r>
+                    <m:t>10</m:t>
+                  </m:r>
+                </m:e>
+                <m:sup>
+                  <m:r>
+                    <m:t>10</m:t>
+                  </m:r>
+                </m:sup>
+              </m:sSup>
+            </m:oMath>
+          </w:p>
+        </w:tc>
+      </w:tr>
+      <w:tr>
+        <w:tc>
+          <w:tcPr>
+            <w:tcW w:type="dxa" w:w="1337"/>
+          </w:tcPr>
+          <w:p>
+            <m:oMath xmlns:a="http://schemas.openxmlformats.org/drawingml/2006/main" xmlns:pic="http://schemas.openxmlformats.org/drawingml/2006/picture">
+              <m:sSub>
+                <m:e>
+                  <m:r>
+                    <m:t>C</m:t>
+                  </m:r>
+                </m:e>
+                <m:sub>
+                  <m:r>
+                    <m:t>0</m:t>
+                  </m:r>
+                </m:sub>
+              </m:sSub>
+              <m:r>
+                <m:rPr>
+                  <m:sty m:val="p"/>
+                </m:rPr>
+                <m:t>=</m:t>
+              </m:r>
+              <m:r>
+                <m:t>100</m:t>
+              </m:r>
+            </m:oMath>
+          </w:p>
+        </w:tc>
+        <w:tc>
+          <w:tcPr>
+            <w:tcW w:type="dxa" w:w="1337"/>
+          </w:tcPr>
+          <w:p>
+            <w:r>
+              <w:rPr>
+                <w:sz w:val="17"/>
+              </w:rPr>
+              <w:t>KCl</w:t>
+            </w:r>
+          </w:p>
+        </w:tc>
+        <w:tc>
+          <w:tcPr>
+            <w:tcW w:type="dxa" w:w="1337"/>
+          </w:tcPr>
+          <w:p>
+            <w:r>
+              <w:rPr>
+                <w:sz w:val="17"/>
+              </w:rPr>
+              <w:t>0.9655</w:t>
+            </w:r>
+          </w:p>
+        </w:tc>
+        <w:tc>
+          <w:tcPr>
+            <w:tcW w:type="dxa" w:w="1337"/>
+          </w:tcPr>
+          <w:p>
+            <m:oMath xmlns:a="http://schemas.openxmlformats.org/drawingml/2006/main" xmlns:pic="http://schemas.openxmlformats.org/drawingml/2006/picture">
+              <m:r>
+                <m:t>1.14</m:t>
+              </m:r>
+              <m:r>
+                <m:rPr>
+                  <m:sty m:val="p"/>
+                </m:rPr>
+                <m:t>×</m:t>
+              </m:r>
+              <m:sSup>
+                <m:e>
+                  <m:r>
+                    <m:t>10</m:t>
+                  </m:r>
+                </m:e>
+                <m:sup>
+                  <m:r>
+                    <m:rPr>
+                      <m:sty m:val="p"/>
+                    </m:rPr>
+                    <m:t>−</m:t>
+                  </m:r>
+                  <m:r>
+                    <m:t>5</m:t>
+                  </m:r>
+                </m:sup>
+              </m:sSup>
+            </m:oMath>
+          </w:p>
+        </w:tc>
+        <w:tc>
+          <w:tcPr>
+            <w:tcW w:type="dxa" w:w="1337"/>
+          </w:tcPr>
+          <w:p>
+            <m:oMath xmlns:a="http://schemas.openxmlformats.org/drawingml/2006/main" xmlns:pic="http://schemas.openxmlformats.org/drawingml/2006/picture">
+              <m:r>
+                <m:t>1.33</m:t>
+              </m:r>
+              <m:r>
+                <m:rPr>
+                  <m:sty m:val="p"/>
+                </m:rPr>
+                <m:t>×</m:t>
+              </m:r>
+              <m:sSup>
+                <m:e>
+                  <m:r>
+                    <m:t>10</m:t>
+                  </m:r>
+                </m:e>
+                <m:sup>
+                  <m:r>
+                    <m:t>17</m:t>
+                  </m:r>
+                </m:sup>
+              </m:sSup>
+            </m:oMath>
+          </w:p>
+        </w:tc>
+        <w:tc>
+          <w:tcPr>
+            <w:tcW w:type="dxa" w:w="1337"/>
+          </w:tcPr>
+          <w:p>
+            <m:oMath xmlns:a="http://schemas.openxmlformats.org/drawingml/2006/main" xmlns:pic="http://schemas.openxmlformats.org/drawingml/2006/picture">
+              <m:r>
+                <m:t>4.04</m:t>
+              </m:r>
+              <m:r>
+                <m:rPr>
+                  <m:sty m:val="p"/>
+                </m:rPr>
+                <m:t>×</m:t>
+              </m:r>
+              <m:sSup>
+                <m:e>
+                  <m:r>
+                    <m:t>10</m:t>
+                  </m:r>
+                </m:e>
+                <m:sup>
+                  <m:r>
+                    <m:t>6</m:t>
+                  </m:r>
+                </m:sup>
+              </m:sSup>
+            </m:oMath>
+          </w:p>
+        </w:tc>
+        <w:tc>
+          <w:tcPr>
+            <w:tcW w:type="dxa" w:w="1337"/>
+          </w:tcPr>
+          <w:p>
+            <m:oMath xmlns:a="http://schemas.openxmlformats.org/drawingml/2006/main" xmlns:pic="http://schemas.openxmlformats.org/drawingml/2006/picture">
+              <m:r>
+                <m:t>3.3</m:t>
+              </m:r>
+              <m:r>
+                <m:rPr>
+                  <m:sty m:val="p"/>
+                </m:rPr>
+                <m:t>×</m:t>
+              </m:r>
+              <m:sSup>
+                <m:e>
+                  <m:r>
+                    <m:t>10</m:t>
+                  </m:r>
+                </m:e>
+                <m:sup>
+                  <m:r>
+                    <m:t>10</m:t>
+                  </m:r>
+                </m:sup>
+              </m:sSup>
+            </m:oMath>
+          </w:p>
+        </w:tc>
+      </w:tr>
+      <w:tr>
+        <w:tc>
+          <w:tcPr>
+            <w:tcW w:type="dxa" w:w="1337"/>
+          </w:tcPr>
+          <w:p>
+            <m:oMath xmlns:a="http://schemas.openxmlformats.org/drawingml/2006/main" xmlns:pic="http://schemas.openxmlformats.org/drawingml/2006/picture">
+              <m:sSub>
+                <m:e>
+                  <m:r>
+                    <m:t>C</m:t>
+                  </m:r>
+                </m:e>
+                <m:sub>
+                  <m:r>
+                    <m:t>0</m:t>
+                  </m:r>
+                </m:sub>
+              </m:sSub>
+              <m:r>
+                <m:rPr>
+                  <m:sty m:val="p"/>
+                </m:rPr>
+                <m:t>=</m:t>
+              </m:r>
+              <m:r>
+                <m:t>100</m:t>
+              </m:r>
+            </m:oMath>
+          </w:p>
+        </w:tc>
+        <w:tc>
+          <w:tcPr>
+            <w:tcW w:type="dxa" w:w="1337"/>
+          </w:tcPr>
+          <w:p>
+            <w:r>
+              <w:rPr>
+                <w:sz w:val="17"/>
+              </w:rPr>
+              <w:t>NaCl</w:t>
+            </w:r>
+          </w:p>
+        </w:tc>
+        <w:tc>
+          <w:tcPr>
+            <w:tcW w:type="dxa" w:w="1337"/>
+          </w:tcPr>
+          <w:p>
+            <w:r>
+              <w:rPr>
+                <w:sz w:val="17"/>
+              </w:rPr>
+              <w:t>0.655</w:t>
+            </w:r>
+          </w:p>
+        </w:tc>
+        <w:tc>
+          <w:tcPr>
+            <w:tcW w:type="dxa" w:w="1337"/>
+          </w:tcPr>
+          <w:p>
+            <m:oMath xmlns:a="http://schemas.openxmlformats.org/drawingml/2006/main" xmlns:pic="http://schemas.openxmlformats.org/drawingml/2006/picture">
+              <m:r>
+                <m:t>1.43</m:t>
+              </m:r>
+              <m:r>
+                <m:rPr>
+                  <m:sty m:val="p"/>
+                </m:rPr>
+                <m:t>×</m:t>
+              </m:r>
+              <m:sSup>
+                <m:e>
+                  <m:r>
+                    <m:t>10</m:t>
+                  </m:r>
+                </m:e>
+                <m:sup>
+                  <m:r>
+                    <m:rPr>
+                      <m:sty m:val="p"/>
+                    </m:rPr>
+                    <m:t>−</m:t>
+                  </m:r>
+                  <m:r>
+                    <m:t>4</m:t>
+                  </m:r>
+                </m:sup>
+              </m:sSup>
+            </m:oMath>
+          </w:p>
+        </w:tc>
+        <w:tc>
+          <w:tcPr>
+            <w:tcW w:type="dxa" w:w="1337"/>
+          </w:tcPr>
+          <w:p>
+            <m:oMath xmlns:a="http://schemas.openxmlformats.org/drawingml/2006/main" xmlns:pic="http://schemas.openxmlformats.org/drawingml/2006/picture">
+              <m:r>
+                <m:t>3.02</m:t>
+              </m:r>
+              <m:r>
+                <m:rPr>
+                  <m:sty m:val="p"/>
+                </m:rPr>
+                <m:t>×</m:t>
+              </m:r>
+              <m:sSup>
+                <m:e>
+                  <m:r>
+                    <m:t>10</m:t>
+                  </m:r>
+                </m:e>
+                <m:sup>
+                  <m:r>
+                    <m:t>16</m:t>
+                  </m:r>
+                </m:sup>
+              </m:sSup>
+            </m:oMath>
+          </w:p>
+        </w:tc>
+        <w:tc>
+          <w:tcPr>
+            <w:tcW w:type="dxa" w:w="1337"/>
+          </w:tcPr>
+          <w:p>
+            <m:oMath xmlns:a="http://schemas.openxmlformats.org/drawingml/2006/main" xmlns:pic="http://schemas.openxmlformats.org/drawingml/2006/picture">
+              <m:r>
+                <m:t>4.04</m:t>
+              </m:r>
+              <m:r>
+                <m:rPr>
+                  <m:sty m:val="p"/>
+                </m:rPr>
+                <m:t>×</m:t>
+              </m:r>
+              <m:sSup>
+                <m:e>
+                  <m:r>
+                    <m:t>10</m:t>
+                  </m:r>
+                </m:e>
+                <m:sup>
+                  <m:r>
+                    <m:t>6</m:t>
+                  </m:r>
+                </m:sup>
+              </m:sSup>
+            </m:oMath>
+          </w:p>
+        </w:tc>
+        <w:tc>
+          <w:tcPr>
+            <w:tcW w:type="dxa" w:w="1337"/>
+          </w:tcPr>
+          <w:p>
+            <m:oMath xmlns:a="http://schemas.openxmlformats.org/drawingml/2006/main" xmlns:pic="http://schemas.openxmlformats.org/drawingml/2006/picture">
+              <m:r>
+                <m:t>7.5</m:t>
+              </m:r>
+              <m:r>
+                <m:rPr>
+                  <m:sty m:val="p"/>
+                </m:rPr>
+                <m:t>×</m:t>
+              </m:r>
+              <m:sSup>
+                <m:e>
+                  <m:r>
+                    <m:t>10</m:t>
+                  </m:r>
+                </m:e>
+                <m:sup>
+                  <m:r>
+                    <m:t>9</m:t>
+                  </m:r>
+                </m:sup>
+              </m:sSup>
+            </m:oMath>
+          </w:p>
+        </w:tc>
+      </w:tr>
+      <w:tr>
+        <w:tc>
+          <w:tcPr>
+            <w:tcW w:type="dxa" w:w="1337"/>
+          </w:tcPr>
+          <w:p>
+            <m:oMath xmlns:a="http://schemas.openxmlformats.org/drawingml/2006/main" xmlns:pic="http://schemas.openxmlformats.org/drawingml/2006/picture">
+              <m:sSub>
+                <m:e>
+                  <m:r>
+                    <m:t>C</m:t>
+                  </m:r>
+                </m:e>
+                <m:sub>
+                  <m:r>
+                    <m:t>0</m:t>
+                  </m:r>
+                </m:sub>
+              </m:sSub>
+              <m:r>
+                <m:rPr>
+                  <m:sty m:val="p"/>
+                </m:rPr>
+                <m:t>=</m:t>
+              </m:r>
+              <m:r>
+                <m:t>100</m:t>
+              </m:r>
+            </m:oMath>
+          </w:p>
+        </w:tc>
+        <w:tc>
+          <w:tcPr>
+            <w:tcW w:type="dxa" w:w="1337"/>
+          </w:tcPr>
+          <w:p>
+            <w:r>
+              <w:rPr>
+                <w:sz w:val="17"/>
+              </w:rPr>
+              <w:t>strongly asymmetric</w:t>
+            </w:r>
+          </w:p>
+        </w:tc>
+        <w:tc>
+          <w:tcPr>
+            <w:tcW w:type="dxa" w:w="1337"/>
+          </w:tcPr>
+          <w:p>
+            <w:r>
+              <w:rPr>
+                <w:sz w:val="17"/>
+              </w:rPr>
+              <w:t>0.200</w:t>
+            </w:r>
+          </w:p>
+        </w:tc>
+        <w:tc>
+          <w:tcPr>
+            <w:tcW w:type="dxa" w:w="1337"/>
+          </w:tcPr>
+          <w:p>
+            <m:oMath xmlns:a="http://schemas.openxmlformats.org/drawingml/2006/main" xmlns:pic="http://schemas.openxmlformats.org/drawingml/2006/picture">
+              <m:r>
+                <m:t>4.60</m:t>
+              </m:r>
+              <m:r>
+                <m:rPr>
+                  <m:sty m:val="p"/>
+                </m:rPr>
+                <m:t>×</m:t>
+              </m:r>
+              <m:sSup>
+                <m:e>
+                  <m:r>
+                    <m:t>10</m:t>
+                  </m:r>
+                </m:e>
+                <m:sup>
+                  <m:r>
+                    <m:rPr>
+                      <m:sty m:val="p"/>
+                    </m:rPr>
+                    <m:t>−</m:t>
+                  </m:r>
+                  <m:r>
+                    <m:t>4</m:t>
+                  </m:r>
+                </m:sup>
+              </m:sSup>
+            </m:oMath>
+          </w:p>
+        </w:tc>
+        <w:tc>
+          <w:tcPr>
+            <w:tcW w:type="dxa" w:w="1337"/>
+          </w:tcPr>
+          <w:p>
+            <m:oMath xmlns:a="http://schemas.openxmlformats.org/drawingml/2006/main" xmlns:pic="http://schemas.openxmlformats.org/drawingml/2006/picture">
+              <m:r>
+                <m:t>5.91</m:t>
+              </m:r>
+              <m:r>
+                <m:rPr>
+                  <m:sty m:val="p"/>
+                </m:rPr>
+                <m:t>×</m:t>
+              </m:r>
+              <m:sSup>
+                <m:e>
+                  <m:r>
+                    <m:t>10</m:t>
+                  </m:r>
+                </m:e>
+                <m:sup>
+                  <m:r>
+                    <m:t>15</m:t>
+                  </m:r>
+                </m:sup>
+              </m:sSup>
+            </m:oMath>
+          </w:p>
+        </w:tc>
+        <w:tc>
+          <w:tcPr>
+            <w:tcW w:type="dxa" w:w="1337"/>
+          </w:tcPr>
+          <w:p>
+            <m:oMath xmlns:a="http://schemas.openxmlformats.org/drawingml/2006/main" xmlns:pic="http://schemas.openxmlformats.org/drawingml/2006/picture">
+              <m:r>
+                <m:t>4.04</m:t>
+              </m:r>
+              <m:r>
+                <m:rPr>
+                  <m:sty m:val="p"/>
+                </m:rPr>
+                <m:t>×</m:t>
+              </m:r>
+              <m:sSup>
+                <m:e>
+                  <m:r>
+                    <m:t>10</m:t>
+                  </m:r>
+                </m:e>
+                <m:sup>
+                  <m:r>
+                    <m:t>6</m:t>
+                  </m:r>
+                </m:sup>
+              </m:sSup>
+            </m:oMath>
+          </w:p>
+        </w:tc>
+        <w:tc>
+          <w:tcPr>
+            <w:tcW w:type="dxa" w:w="1337"/>
+          </w:tcPr>
+          <w:p>
+            <m:oMath xmlns:a="http://schemas.openxmlformats.org/drawingml/2006/main" xmlns:pic="http://schemas.openxmlformats.org/drawingml/2006/picture">
+              <m:r>
+                <m:t>1.5</m:t>
+              </m:r>
+              <m:r>
+                <m:rPr>
+                  <m:sty m:val="p"/>
+                </m:rPr>
+                <m:t>×</m:t>
+              </m:r>
+              <m:sSup>
+                <m:e>
+                  <m:r>
+                    <m:t>10</m:t>
+                  </m:r>
+                </m:e>
+                <m:sup>
+                  <m:r>
+                    <m:t>9</m:t>
+                  </m:r>
+                </m:sup>
+              </m:sSup>
+            </m:oMath>
+          </w:p>
+        </w:tc>
+      </w:tr>
+      <w:tr>
+        <w:tc>
+          <w:tcPr>
+            <w:tcW w:type="dxa" w:w="1337"/>
+          </w:tcPr>
+          <w:p>
+            <m:oMath xmlns:a="http://schemas.openxmlformats.org/drawingml/2006/main" xmlns:pic="http://schemas.openxmlformats.org/drawingml/2006/picture">
+              <m:sSub>
+                <m:e>
+                  <m:r>
+                    <m:t>C</m:t>
+                  </m:r>
+                </m:e>
+                <m:sub>
+                  <m:r>
+                    <m:t>0</m:t>
+                  </m:r>
+                </m:sub>
+              </m:sSub>
+              <m:r>
+                <m:rPr>
+                  <m:sty m:val="p"/>
+                </m:rPr>
+                <m:t>=</m:t>
+              </m:r>
+              <m:r>
+                <m:t>20</m:t>
+              </m:r>
+            </m:oMath>
+          </w:p>
+        </w:tc>
+        <w:tc>
+          <w:tcPr>
+            <w:tcW w:type="dxa" w:w="1337"/>
+          </w:tcPr>
+          <w:p>
+            <w:r>
+              <w:rPr>
+                <w:sz w:val="17"/>
+              </w:rPr>
+              <w:t>ideal symmetric</w:t>
+            </w:r>
+          </w:p>
+        </w:tc>
+        <w:tc>
+          <w:tcPr>
+            <w:tcW w:type="dxa" w:w="1337"/>
+          </w:tcPr>
+          <w:p>
+            <w:r>
+              <w:rPr>
+                <w:sz w:val="17"/>
+              </w:rPr>
+              <w:t>1.000</w:t>
+            </w:r>
+          </w:p>
+        </w:tc>
+        <w:tc>
+          <w:tcPr>
+            <w:tcW w:type="dxa" w:w="1337"/>
+          </w:tcPr>
+          <w:p>
+            <m:oMath xmlns:a="http://schemas.openxmlformats.org/drawingml/2006/main" xmlns:pic="http://schemas.openxmlformats.org/drawingml/2006/picture">
+              <m:r>
+                <m:t>1.06</m:t>
+              </m:r>
+              <m:r>
+                <m:rPr>
+                  <m:sty m:val="p"/>
+                </m:rPr>
+                <m:t>×</m:t>
+              </m:r>
+              <m:sSup>
+                <m:e>
+                  <m:r>
+                    <m:t>10</m:t>
+                  </m:r>
+                </m:e>
+                <m:sup>
+                  <m:r>
+                    <m:rPr>
+                      <m:sty m:val="p"/>
+                    </m:rPr>
+                    <m:t>−</m:t>
+                  </m:r>
+                  <m:r>
+                    <m:t>5</m:t>
+                  </m:r>
+                </m:sup>
+              </m:sSup>
+            </m:oMath>
+          </w:p>
+        </w:tc>
+        <w:tc>
+          <w:tcPr>
+            <w:tcW w:type="dxa" w:w="1337"/>
+          </w:tcPr>
+          <w:p>
+            <m:oMath xmlns:a="http://schemas.openxmlformats.org/drawingml/2006/main" xmlns:pic="http://schemas.openxmlformats.org/drawingml/2006/picture">
+              <m:r>
+                <m:t>2.42</m:t>
+              </m:r>
+              <m:r>
+                <m:rPr>
+                  <m:sty m:val="p"/>
+                </m:rPr>
+                <m:t>×</m:t>
+              </m:r>
+              <m:sSup>
+                <m:e>
+                  <m:r>
+                    <m:t>10</m:t>
+                  </m:r>
+                </m:e>
+                <m:sup>
+                  <m:r>
+                    <m:t>14</m:t>
+                  </m:r>
+                </m:sup>
+              </m:sSup>
+            </m:oMath>
+          </w:p>
+        </w:tc>
+        <w:tc>
+          <w:tcPr>
+            <w:tcW w:type="dxa" w:w="1337"/>
+          </w:tcPr>
+          <w:p>
+            <m:oMath xmlns:a="http://schemas.openxmlformats.org/drawingml/2006/main" xmlns:pic="http://schemas.openxmlformats.org/drawingml/2006/picture">
+              <m:r>
+                <m:t>6.31</m:t>
+              </m:r>
+              <m:r>
+                <m:rPr>
+                  <m:sty m:val="p"/>
+                </m:rPr>
+                <m:t>×</m:t>
+              </m:r>
+              <m:sSup>
+                <m:e>
+                  <m:r>
+                    <m:t>10</m:t>
+                  </m:r>
+                </m:e>
+                <m:sup>
+                  <m:r>
+                    <m:t>5</m:t>
+                  </m:r>
+                </m:sup>
+              </m:sSup>
+            </m:oMath>
+          </w:p>
+        </w:tc>
+        <w:tc>
+          <w:tcPr>
+            <w:tcW w:type="dxa" w:w="1337"/>
+          </w:tcPr>
+          <w:p>
+            <m:oMath xmlns:a="http://schemas.openxmlformats.org/drawingml/2006/main" xmlns:pic="http://schemas.openxmlformats.org/drawingml/2006/picture">
+              <m:r>
+                <m:t>3.8</m:t>
+              </m:r>
+              <m:r>
+                <m:rPr>
+                  <m:sty m:val="p"/>
+                </m:rPr>
+                <m:t>×</m:t>
+              </m:r>
+              <m:sSup>
+                <m:e>
+                  <m:r>
+                    <m:t>10</m:t>
+                  </m:r>
+                </m:e>
+                <m:sup>
+                  <m:r>
+                    <m:t>8</m:t>
+                  </m:r>
+                </m:sup>
+              </m:sSup>
+            </m:oMath>
+          </w:p>
+        </w:tc>
+      </w:tr>
+      <w:tr>
+        <w:tc>
+          <w:tcPr>
+            <w:tcW w:type="dxa" w:w="1337"/>
+          </w:tcPr>
+          <w:p>
+            <m:oMath xmlns:a="http://schemas.openxmlformats.org/drawingml/2006/main" xmlns:pic="http://schemas.openxmlformats.org/drawingml/2006/picture">
+              <m:sSub>
+                <m:e>
+                  <m:r>
+                    <m:t>C</m:t>
+                  </m:r>
+                </m:e>
+                <m:sub>
+                  <m:r>
+                    <m:t>0</m:t>
+                  </m:r>
+                </m:sub>
+              </m:sSub>
+              <m:r>
+                <m:rPr>
+                  <m:sty m:val="p"/>
+                </m:rPr>
+                <m:t>=</m:t>
+              </m:r>
+              <m:r>
+                <m:t>20</m:t>
+              </m:r>
+            </m:oMath>
+          </w:p>
+        </w:tc>
+        <w:tc>
+          <w:tcPr>
+            <w:tcW w:type="dxa" w:w="1337"/>
+          </w:tcPr>
+          <w:p>
+            <w:r>
+              <w:rPr>
+                <w:sz w:val="17"/>
+              </w:rPr>
+              <w:t>KCl</w:t>
+            </w:r>
+          </w:p>
+        </w:tc>
+        <w:tc>
+          <w:tcPr>
+            <w:tcW w:type="dxa" w:w="1337"/>
+          </w:tcPr>
+          <w:p>
+            <w:r>
+              <w:rPr>
+                <w:sz w:val="17"/>
+              </w:rPr>
+              <w:t>0.9655</w:t>
+            </w:r>
+          </w:p>
+        </w:tc>
+        <w:tc>
+          <w:tcPr>
+            <w:tcW w:type="dxa" w:w="1337"/>
+          </w:tcPr>
+          <w:p>
+            <m:oMath xmlns:a="http://schemas.openxmlformats.org/drawingml/2006/main" xmlns:pic="http://schemas.openxmlformats.org/drawingml/2006/picture">
+              <m:r>
+                <m:t>4.50</m:t>
+              </m:r>
+              <m:r>
+                <m:rPr>
+                  <m:sty m:val="p"/>
+                </m:rPr>
+                <m:t>×</m:t>
+              </m:r>
+              <m:sSup>
+                <m:e>
+                  <m:r>
+                    <m:t>10</m:t>
+                  </m:r>
+                </m:e>
+                <m:sup>
+                  <m:r>
+                    <m:rPr>
+                      <m:sty m:val="p"/>
+                    </m:rPr>
+                    <m:t>−</m:t>
+                  </m:r>
+                  <m:r>
+                    <m:t>5</m:t>
+                  </m:r>
+                </m:sup>
+              </m:sSup>
+            </m:oMath>
+          </w:p>
+        </w:tc>
+        <w:tc>
+          <w:tcPr>
+            <w:tcW w:type="dxa" w:w="1337"/>
+          </w:tcPr>
+          <w:p>
+            <m:oMath xmlns:a="http://schemas.openxmlformats.org/drawingml/2006/main" xmlns:pic="http://schemas.openxmlformats.org/drawingml/2006/picture">
+              <m:r>
+                <m:t>1.71</m:t>
+              </m:r>
+              <m:r>
+                <m:rPr>
+                  <m:sty m:val="p"/>
+                </m:rPr>
+                <m:t>×</m:t>
+              </m:r>
+              <m:sSup>
+                <m:e>
+                  <m:r>
+                    <m:t>10</m:t>
+                  </m:r>
+                </m:e>
+                <m:sup>
+                  <m:r>
+                    <m:t>14</m:t>
+                  </m:r>
+                </m:sup>
+              </m:sSup>
+            </m:oMath>
+          </w:p>
+        </w:tc>
+        <w:tc>
+          <w:tcPr>
+            <w:tcW w:type="dxa" w:w="1337"/>
+          </w:tcPr>
+          <w:p>
+            <m:oMath xmlns:a="http://schemas.openxmlformats.org/drawingml/2006/main" xmlns:pic="http://schemas.openxmlformats.org/drawingml/2006/picture">
+              <m:r>
+                <m:t>6.31</m:t>
+              </m:r>
+              <m:r>
+                <m:rPr>
+                  <m:sty m:val="p"/>
+                </m:rPr>
+                <m:t>×</m:t>
+              </m:r>
+              <m:sSup>
+                <m:e>
+                  <m:r>
+                    <m:t>10</m:t>
+                  </m:r>
+                </m:e>
+                <m:sup>
+                  <m:r>
+                    <m:t>5</m:t>
+                  </m:r>
+                </m:sup>
+              </m:sSup>
+            </m:oMath>
+          </w:p>
+        </w:tc>
+        <w:tc>
+          <w:tcPr>
+            <w:tcW w:type="dxa" w:w="1337"/>
+          </w:tcPr>
+          <w:p>
+            <m:oMath xmlns:a="http://schemas.openxmlformats.org/drawingml/2006/main" xmlns:pic="http://schemas.openxmlformats.org/drawingml/2006/picture">
+              <m:r>
+                <m:t>2.7</m:t>
+              </m:r>
+              <m:r>
+                <m:rPr>
+                  <m:sty m:val="p"/>
+                </m:rPr>
+                <m:t>×</m:t>
+              </m:r>
+              <m:sSup>
+                <m:e>
+                  <m:r>
+                    <m:t>10</m:t>
+                  </m:r>
+                </m:e>
+                <m:sup>
+                  <m:r>
+                    <m:t>8</m:t>
+                  </m:r>
+                </m:sup>
+              </m:sSup>
+            </m:oMath>
+          </w:p>
+        </w:tc>
+      </w:tr>
+      <w:tr>
+        <w:tc>
+          <w:tcPr>
+            <w:tcW w:type="dxa" w:w="1337"/>
+          </w:tcPr>
+          <w:p>
+            <m:oMath xmlns:a="http://schemas.openxmlformats.org/drawingml/2006/main" xmlns:pic="http://schemas.openxmlformats.org/drawingml/2006/picture">
+              <m:sSub>
+                <m:e>
+                  <m:r>
+                    <m:t>C</m:t>
+                  </m:r>
+                </m:e>
+                <m:sub>
+                  <m:r>
+                    <m:t>0</m:t>
+                  </m:r>
+                </m:sub>
+              </m:sSub>
+              <m:r>
+                <m:rPr>
+                  <m:sty m:val="p"/>
+                </m:rPr>
+                <m:t>=</m:t>
+              </m:r>
+              <m:r>
+                <m:t>20</m:t>
+              </m:r>
+            </m:oMath>
+          </w:p>
+        </w:tc>
+        <w:tc>
+          <w:tcPr>
+            <w:tcW w:type="dxa" w:w="1337"/>
+          </w:tcPr>
+          <w:p>
+            <w:r>
+              <w:rPr>
+                <w:sz w:val="17"/>
+              </w:rPr>
+              <w:t>NaCl</w:t>
+            </w:r>
+          </w:p>
+        </w:tc>
+        <w:tc>
+          <w:tcPr>
+            <w:tcW w:type="dxa" w:w="1337"/>
+          </w:tcPr>
+          <w:p>
+            <w:r>
+              <w:rPr>
+                <w:sz w:val="17"/>
+              </w:rPr>
+              <w:t>0.655</w:t>
+            </w:r>
+          </w:p>
+        </w:tc>
+        <w:tc>
+          <w:tcPr>
+            <w:tcW w:type="dxa" w:w="1337"/>
+          </w:tcPr>
+          <w:p>
+            <m:oMath xmlns:a="http://schemas.openxmlformats.org/drawingml/2006/main" xmlns:pic="http://schemas.openxmlformats.org/drawingml/2006/picture">
+              <m:r>
+                <m:t>6.50</m:t>
+              </m:r>
+              <m:r>
+                <m:rPr>
+                  <m:sty m:val="p"/>
+                </m:rPr>
+                <m:t>×</m:t>
+              </m:r>
+              <m:sSup>
+                <m:e>
+                  <m:r>
+                    <m:t>10</m:t>
+                  </m:r>
+                </m:e>
+                <m:sup>
+                  <m:r>
+                    <m:rPr>
+                      <m:sty m:val="p"/>
+                    </m:rPr>
+                    <m:t>−</m:t>
+                  </m:r>
+                  <m:r>
+                    <m:t>4</m:t>
+                  </m:r>
+                </m:sup>
+              </m:sSup>
+            </m:oMath>
+          </w:p>
+        </w:tc>
+        <w:tc>
+          <w:tcPr>
+            <w:tcW w:type="dxa" w:w="1337"/>
+          </w:tcPr>
+          <w:p>
+            <m:oMath xmlns:a="http://schemas.openxmlformats.org/drawingml/2006/main" xmlns:pic="http://schemas.openxmlformats.org/drawingml/2006/picture">
+              <m:r>
+                <m:t>2.29</m:t>
+              </m:r>
+              <m:r>
+                <m:rPr>
+                  <m:sty m:val="p"/>
+                </m:rPr>
+                <m:t>×</m:t>
+              </m:r>
+              <m:sSup>
+                <m:e>
+                  <m:r>
+                    <m:t>10</m:t>
+                  </m:r>
+                </m:e>
+                <m:sup>
+                  <m:r>
+                    <m:t>13</m:t>
+                  </m:r>
+                </m:sup>
+              </m:sSup>
+            </m:oMath>
+          </w:p>
+        </w:tc>
+        <w:tc>
+          <w:tcPr>
+            <w:tcW w:type="dxa" w:w="1337"/>
+          </w:tcPr>
+          <w:p>
+            <m:oMath xmlns:a="http://schemas.openxmlformats.org/drawingml/2006/main" xmlns:pic="http://schemas.openxmlformats.org/drawingml/2006/picture">
+              <m:r>
+                <m:t>6.32</m:t>
+              </m:r>
+              <m:r>
+                <m:rPr>
+                  <m:sty m:val="p"/>
+                </m:rPr>
+                <m:t>×</m:t>
+              </m:r>
+              <m:sSup>
+                <m:e>
+                  <m:r>
+                    <m:t>10</m:t>
+                  </m:r>
+                </m:e>
+                <m:sup>
+                  <m:r>
+                    <m:t>5</m:t>
+                  </m:r>
+                </m:sup>
+              </m:sSup>
+            </m:oMath>
+          </w:p>
+        </w:tc>
+        <w:tc>
+          <w:tcPr>
+            <w:tcW w:type="dxa" w:w="1337"/>
+          </w:tcPr>
+          <w:p>
+            <m:oMath xmlns:a="http://schemas.openxmlformats.org/drawingml/2006/main" xmlns:pic="http://schemas.openxmlformats.org/drawingml/2006/picture">
+              <m:r>
+                <m:t>3.6</m:t>
+              </m:r>
+              <m:r>
+                <m:rPr>
+                  <m:sty m:val="p"/>
+                </m:rPr>
+                <m:t>×</m:t>
+              </m:r>
+              <m:sSup>
+                <m:e>
+                  <m:r>
+                    <m:t>10</m:t>
+                  </m:r>
+                </m:e>
+                <m:sup>
+                  <m:r>
+                    <m:t>7</m:t>
+                  </m:r>
+                </m:sup>
+              </m:sSup>
+            </m:oMath>
+          </w:p>
+        </w:tc>
+      </w:tr>
+      <w:tr>
+        <w:tc>
+          <w:tcPr>
+            <w:tcW w:type="dxa" w:w="1337"/>
+          </w:tcPr>
+          <w:p>
+            <m:oMath xmlns:a="http://schemas.openxmlformats.org/drawingml/2006/main" xmlns:pic="http://schemas.openxmlformats.org/drawingml/2006/picture">
+              <m:sSub>
+                <m:e>
+                  <m:r>
+                    <m:t>C</m:t>
+                  </m:r>
+                </m:e>
+                <m:sub>
+                  <m:r>
+                    <m:t>0</m:t>
+                  </m:r>
+                </m:sub>
+              </m:sSub>
+              <m:r>
+                <m:rPr>
+                  <m:sty m:val="p"/>
+                </m:rPr>
+                <m:t>=</m:t>
+              </m:r>
+              <m:r>
+                <m:t>20</m:t>
+              </m:r>
+            </m:oMath>
+          </w:p>
+        </w:tc>
+        <w:tc>
+          <w:tcPr>
+            <w:tcW w:type="dxa" w:w="1337"/>
+          </w:tcPr>
+          <w:p>
+            <w:r>
+              <w:rPr>
+                <w:sz w:val="17"/>
+              </w:rPr>
+              <w:t>strongly asymmetric</w:t>
+            </w:r>
+          </w:p>
+        </w:tc>
+        <w:tc>
+          <w:tcPr>
+            <w:tcW w:type="dxa" w:w="1337"/>
+          </w:tcPr>
+          <w:p>
+            <w:r>
+              <w:rPr>
+                <w:sz w:val="17"/>
+              </w:rPr>
+              <w:t>0.200</w:t>
+            </w:r>
+          </w:p>
+        </w:tc>
+        <w:tc>
+          <w:tcPr>
+            <w:tcW w:type="dxa" w:w="1337"/>
+          </w:tcPr>
+          <w:p>
+            <m:oMath xmlns:a="http://schemas.openxmlformats.org/drawingml/2006/main" xmlns:pic="http://schemas.openxmlformats.org/drawingml/2006/picture">
+              <m:r>
+                <m:t>2.10</m:t>
+              </m:r>
+              <m:r>
+                <m:rPr>
+                  <m:sty m:val="p"/>
+                </m:rPr>
+                <m:t>×</m:t>
+              </m:r>
+              <m:sSup>
+                <m:e>
+                  <m:r>
+                    <m:t>10</m:t>
+                  </m:r>
+                </m:e>
+                <m:sup>
+                  <m:r>
+                    <m:rPr>
+                      <m:sty m:val="p"/>
+                    </m:rPr>
+                    <m:t>−</m:t>
+                  </m:r>
+                  <m:r>
+                    <m:t>3</m:t>
+                  </m:r>
+                </m:sup>
+              </m:sSup>
+            </m:oMath>
+          </w:p>
+        </w:tc>
+        <w:tc>
+          <w:tcPr>
+            <w:tcW w:type="dxa" w:w="1337"/>
+          </w:tcPr>
+          <w:p>
+            <m:oMath xmlns:a="http://schemas.openxmlformats.org/drawingml/2006/main" xmlns:pic="http://schemas.openxmlformats.org/drawingml/2006/picture">
+              <m:r>
+                <m:t>3.61</m:t>
+              </m:r>
+              <m:r>
+                <m:rPr>
+                  <m:sty m:val="p"/>
+                </m:rPr>
+                <m:t>×</m:t>
+              </m:r>
+              <m:sSup>
+                <m:e>
+                  <m:r>
+                    <m:t>10</m:t>
+                  </m:r>
+                </m:e>
+                <m:sup>
+                  <m:r>
+                    <m:t>12</m:t>
+                  </m:r>
+                </m:sup>
+              </m:sSup>
+            </m:oMath>
+          </w:p>
+        </w:tc>
+        <w:tc>
+          <w:tcPr>
+            <w:tcW w:type="dxa" w:w="1337"/>
+          </w:tcPr>
+          <w:p>
+            <m:oMath xmlns:a="http://schemas.openxmlformats.org/drawingml/2006/main" xmlns:pic="http://schemas.openxmlformats.org/drawingml/2006/picture">
+              <m:r>
+                <m:t>6.35</m:t>
+              </m:r>
+              <m:r>
+                <m:rPr>
+                  <m:sty m:val="p"/>
+                </m:rPr>
+                <m:t>×</m:t>
+              </m:r>
+              <m:sSup>
+                <m:e>
+                  <m:r>
+                    <m:t>10</m:t>
+                  </m:r>
+                </m:e>
+                <m:sup>
+                  <m:r>
+                    <m:t>5</m:t>
+                  </m:r>
+                </m:sup>
+              </m:sSup>
+            </m:oMath>
+          </w:p>
+        </w:tc>
+        <w:tc>
+          <w:tcPr>
+            <w:tcW w:type="dxa" w:w="1337"/>
+          </w:tcPr>
+          <w:p>
+            <m:oMath xmlns:a="http://schemas.openxmlformats.org/drawingml/2006/main" xmlns:pic="http://schemas.openxmlformats.org/drawingml/2006/picture">
+              <m:r>
+                <m:t>5.7</m:t>
+              </m:r>
+              <m:r>
+                <m:rPr>
+                  <m:sty m:val="p"/>
+                </m:rPr>
+                <m:t>×</m:t>
+              </m:r>
+              <m:sSup>
+                <m:e>
+                  <m:r>
+                    <m:t>10</m:t>
+                  </m:r>
+                </m:e>
+                <m:sup>
+                  <m:r>
+                    <m:t>6</m:t>
+                  </m:r>
+                </m:sup>
+              </m:sSup>
+            </m:oMath>
+          </w:p>
+        </w:tc>
+      </w:tr>
+    </w:tbl>
+    <w:p>
+      <w:pPr>
+        <w:spacing w:after="120"/>
+      </w:pPr>
+    </w:p>
+    <w:p>
+      <w:r>
+        <w:t xml:space="preserve">The table tests the algebraic argument in Section 3.9: the local ohmic coefficient is </w:t>
+      </w:r>
+      <m:oMath xmlns:a="http://schemas.openxmlformats.org/drawingml/2006/main" xmlns:pic="http://schemas.openxmlformats.org/drawingml/2006/picture">
+        <m:sSub>
+          <m:e>
+            <m:r>
+              <m:t>D</m:t>
+            </m:r>
+          </m:e>
+          <m:sub>
+            <m:r>
+              <m:rPr>
+                <m:sty m:val="p"/>
+              </m:rPr>
+              <m:t>+</m:t>
+            </m:r>
+          </m:sub>
+        </m:sSub>
+        <m:sSub>
+          <m:e>
+            <m:r>
+              <m:t>c</m:t>
+            </m:r>
+          </m:e>
+          <m:sub>
+            <m:r>
+              <m:rPr>
+                <m:sty m:val="p"/>
+              </m:rPr>
+              <m:t>+</m:t>
+            </m:r>
+          </m:sub>
+        </m:sSub>
+        <m:r>
+          <m:rPr>
+            <m:sty m:val="p"/>
+          </m:rPr>
+          <m:t>+</m:t>
+        </m:r>
+        <m:sSub>
+          <m:e>
+            <m:r>
+              <m:t>D</m:t>
+            </m:r>
+          </m:e>
+          <m:sub>
+            <m:r>
+              <m:rPr>
+                <m:sty m:val="p"/>
+              </m:rPr>
+              <m:t>−</m:t>
+            </m:r>
+          </m:sub>
+        </m:sSub>
+        <m:sSub>
+          <m:e>
+            <m:r>
+              <m:t>c</m:t>
+            </m:r>
+          </m:e>
+          <m:sub>
+            <m:r>
+              <m:rPr>
+                <m:sty m:val="p"/>
+              </m:rPr>
+              <m:t>−</m:t>
+            </m:r>
+          </m:sub>
+        </m:sSub>
+        <m:r>
+          <m:rPr>
+            <m:sty m:val="p"/>
+          </m:rPr>
+          <m:t>=</m:t>
+        </m:r>
+        <m:acc>
+          <m:accPr>
+            <m:chr m:val="‾"/>
+          </m:accPr>
+          <m:e>
+            <m:r>
+              <m:t>D</m:t>
+            </m:r>
+          </m:e>
+        </m:acc>
+        <m:rad>
+          <m:radPr>
+            <m:degHide m:val="on"/>
+          </m:radPr>
+          <m:deg/>
+          <m:e>
+            <m:sSup>
+              <m:e>
+                <m:r>
+                  <m:t>s</m:t>
+                </m:r>
+              </m:e>
+              <m:sup>
+                <m:r>
+                  <m:t>2</m:t>
+                </m:r>
+              </m:sup>
+            </m:sSup>
+            <m:r>
+              <m:rPr>
+                <m:sty m:val="p"/>
+              </m:rPr>
+              <m:t>+</m:t>
+            </m:r>
+            <m:sSup>
+              <m:e>
+                <m:r>
+                  <m:t>ρ</m:t>
+                </m:r>
+              </m:e>
+              <m:sup>
+                <m:r>
+                  <m:t>2</m:t>
+                </m:r>
+              </m:sup>
+            </m:sSup>
+          </m:e>
+        </m:rad>
+        <m:r>
+          <m:rPr>
+            <m:sty m:val="p"/>
+          </m:rPr>
+          <m:t>+</m:t>
+        </m:r>
+        <m:f>
+          <m:fPr>
+            <m:type m:val="lin"/>
+          </m:fPr>
+          <m:num>
+            <m:r>
+              <m:t>1</m:t>
+            </m:r>
+          </m:num>
+          <m:den>
+            <m:r>
+              <m:t>2</m:t>
+            </m:r>
+          </m:den>
+        </m:f>
+        <m:r>
+          <m:rPr>
+            <m:sty m:val="p"/>
+          </m:rPr>
+          <m:t>(</m:t>
+        </m:r>
+        <m:sSub>
+          <m:e>
+            <m:r>
+              <m:t>D</m:t>
+            </m:r>
+          </m:e>
+          <m:sub>
+            <m:r>
+              <m:rPr>
+                <m:sty m:val="p"/>
+              </m:rPr>
+              <m:t>+</m:t>
+            </m:r>
+          </m:sub>
+        </m:sSub>
+        <m:r>
+          <m:rPr>
+            <m:sty m:val="p"/>
+          </m:rPr>
+          <m:t>−</m:t>
+        </m:r>
+        <m:sSub>
+          <m:e>
+            <m:r>
+              <m:t>D</m:t>
+            </m:r>
+          </m:e>
+          <m:sub>
+            <m:r>
+              <m:rPr>
+                <m:sty m:val="p"/>
+              </m:rPr>
+              <m:t>−</m:t>
+            </m:r>
+          </m:sub>
+        </m:sSub>
+        <m:r>
+          <m:rPr>
+            <m:sty m:val="p"/>
+          </m:rPr>
+          <m:t>)</m:t>
+        </m:r>
+        <m:r>
+          <m:t>ρ</m:t>
+        </m:r>
+      </m:oMath>
+      <w:r>
+        <w:t xml:space="preserve">, so equal diffusivities leave only the second-order </w:t>
+      </w:r>
+      <m:oMath xmlns:a="http://schemas.openxmlformats.org/drawingml/2006/main" xmlns:pic="http://schemas.openxmlformats.org/drawingml/2006/picture">
+        <m:sSup>
+          <m:e>
+            <m:r>
+              <m:t>ρ</m:t>
+            </m:r>
+          </m:e>
+          <m:sup>
+            <m:r>
+              <m:t>2</m:t>
+            </m:r>
+          </m:sup>
+        </m:sSup>
+      </m:oMath>
+      <w:r>
+        <w:t xml:space="preserve"> term, whereas a finite </w:t>
+      </w:r>
+      <m:oMath xmlns:a="http://schemas.openxmlformats.org/drawingml/2006/main" xmlns:pic="http://schemas.openxmlformats.org/drawingml/2006/picture">
+        <m:sSub>
+          <m:e>
+            <m:r>
+              <m:t>D</m:t>
+            </m:r>
+          </m:e>
+          <m:sub>
+            <m:r>
+              <m:rPr>
+                <m:sty m:val="p"/>
+              </m:rPr>
+              <m:t>+</m:t>
+            </m:r>
+          </m:sub>
+        </m:sSub>
+        <m:r>
+          <m:rPr>
+            <m:sty m:val="p"/>
+          </m:rPr>
+          <m:t>−</m:t>
+        </m:r>
+        <m:sSub>
+          <m:e>
+            <m:r>
+              <m:t>D</m:t>
+            </m:r>
+          </m:e>
+          <m:sub>
+            <m:r>
+              <m:rPr>
+                <m:sty m:val="p"/>
+              </m:rPr>
+              <m:t>−</m:t>
+            </m:r>
+          </m:sub>
+        </m:sSub>
+      </m:oMath>
+      <w:r>
+        <w:t xml:space="preserve"> adds a linear charge contribution. Even the strongly asymmetric case keeps </w:t>
+      </w:r>
+      <m:oMath xmlns:a="http://schemas.openxmlformats.org/drawingml/2006/main" xmlns:pic="http://schemas.openxmlformats.org/drawingml/2006/picture">
+        <m:sSub>
+          <m:e>
+            <m:r>
+              <m:t>κ</m:t>
+            </m:r>
+          </m:e>
+          <m:sub>
+            <m:r>
+              <m:rPr>
+                <m:sty m:val="p"/>
+              </m:rPr>
+              <m:t>s</m:t>
+            </m:r>
+            <m:r>
+              <m:rPr>
+                <m:sty m:val="p"/>
+              </m:rPr>
+              <m:t>i</m:t>
+            </m:r>
+            <m:r>
+              <m:rPr>
+                <m:sty m:val="p"/>
+              </m:rPr>
+              <m:t>n</m:t>
+            </m:r>
+            <m:r>
+              <m:rPr>
+                <m:sty m:val="p"/>
+              </m:rPr>
+              <m:t>g</m:t>
+            </m:r>
+            <m:r>
+              <m:rPr>
+                <m:sty m:val="p"/>
+              </m:rPr>
+              <m:t>l</m:t>
+            </m:r>
+            <m:r>
+              <m:rPr>
+                <m:sty m:val="p"/>
+              </m:rPr>
+              <m:t>e</m:t>
+            </m:r>
+          </m:sub>
+        </m:sSub>
+        <m:r>
+          <m:rPr>
+            <m:sty m:val="p"/>
+          </m:rPr>
+          <m:t>&gt;</m:t>
+        </m:r>
+        <m:r>
+          <m:t>3</m:t>
+        </m:r>
+        <m:r>
+          <m:rPr>
+            <m:sty m:val="p"/>
+          </m:rPr>
+          <m:t>×</m:t>
+        </m:r>
+        <m:sSup>
+          <m:e>
+            <m:r>
+              <m:t>10</m:t>
+            </m:r>
+          </m:e>
+          <m:sup>
+            <m:r>
+              <m:t>12</m:t>
+            </m:r>
+          </m:sup>
+        </m:sSup>
+      </m:oMath>
+      <w:r>
+        <w:t>, and the near-wall selectivity observable lowers the conditioning by six to ten orders of magnitude at every ratio.</w:t>
+      </w:r>
+    </w:p>
+    <w:p>
+      <w:pPr>
+        <w:pStyle w:val="Heading2"/>
+      </w:pPr>
+      <w:r>
+        <w:t>S8. Deployment and parity</w:t>
+      </w:r>
+    </w:p>
+    <w:p>
+      <w:r>
+        <w:rPr>
+          <w:b/>
+        </w:rPr>
+        <w:t>Supplementary Table S8.</w:t>
       </w:r>
       <w:r>
         <w:t xml:space="preserve"> Deployment and parity checks.</w:t>
@@ -22801,53 +25370,27 @@
         <w:pStyle w:val="Title"/>
       </w:pPr>
       <w:r>
-        <w:t>8. Web bundle and DOM test</w:t>
+        <w:t>8. Stage-12 diagnostics (OOD decomposition, selectivity validation, positivity)</w:t>
       </w:r>
     </w:p>
     <w:p>
       <w:r>
-        <w:t>.venv/bin/python scripts/build</w:t>
+        <w:t>.venv/bin/python scripts/run</w:t>
       </w:r>
       <w:r>
         <w:rPr>
           <w:vertAlign w:val="subscript"/>
         </w:rPr>
-        <w:t>web</w:t>
+        <w:t>stage12</w:t>
       </w:r>
       <w:r>
         <w:rPr>
           <w:vertAlign w:val="subscript"/>
         </w:rPr>
-        <w:t>bundle</w:t>
+        <w:t>diagnostics</w:t>
       </w:r>
       <w:r>
         <w:t>.py</w:t>
-      </w:r>
-    </w:p>
-    <w:p>
-      <w:r>
-        <w:t>node scripts/test</w:t>
-      </w:r>
-      <w:r>
-        <w:rPr>
-          <w:vertAlign w:val="subscript"/>
-        </w:rPr>
-        <w:t>web</w:t>
-      </w:r>
-      <w:r>
-        <w:rPr>
-          <w:vertAlign w:val="subscript"/>
-        </w:rPr>
-        <w:t>simulator</w:t>
-      </w:r>
-      <w:r>
-        <w:rPr>
-          <w:vertAlign w:val="subscript"/>
-        </w:rPr>
-        <w:t>dom</w:t>
-      </w:r>
-      <w:r>
-        <w:t>.js</w:t>
       </w:r>
     </w:p>
     <w:p>
@@ -22855,6 +25398,94 @@
         <w:pStyle w:val="Title"/>
       </w:pPr>
       <w:r>
+        <w:t>9. Stage-13 diffusivity-asymmetry scan</w:t>
+      </w:r>
+    </w:p>
+    <w:p>
+      <w:r>
+        <w:t>.venv/bin/python scripts/run</w:t>
+      </w:r>
+      <w:r>
+        <w:rPr>
+          <w:vertAlign w:val="subscript"/>
+        </w:rPr>
+        <w:t>diffusivity</w:t>
+      </w:r>
+      <w:r>
+        <w:rPr>
+          <w:vertAlign w:val="subscript"/>
+        </w:rPr>
+        <w:t>symmetry</w:t>
+      </w:r>
+      <w:r>
+        <w:rPr>
+          <w:vertAlign w:val="subscript"/>
+        </w:rPr>
+        <w:t>check</w:t>
+      </w:r>
+      <w:r>
+        <w:t>.py</w:t>
+      </w:r>
+    </w:p>
+    <w:p>
+      <w:pPr>
+        <w:pStyle w:val="Title"/>
+      </w:pPr>
+      <w:r>
+        <w:t>8. Web bundle and DOM test</w:t>
+      </w:r>
+    </w:p>
+    <w:p>
+      <w:r>
+        <w:t>.venv/bin/python scripts/build</w:t>
+      </w:r>
+      <w:r>
+        <w:rPr>
+          <w:vertAlign w:val="subscript"/>
+        </w:rPr>
+        <w:t>web</w:t>
+      </w:r>
+      <w:r>
+        <w:rPr>
+          <w:vertAlign w:val="subscript"/>
+        </w:rPr>
+        <w:t>bundle</w:t>
+      </w:r>
+      <w:r>
+        <w:t>.py</w:t>
+      </w:r>
+    </w:p>
+    <w:p>
+      <w:r>
+        <w:t>node scripts/test</w:t>
+      </w:r>
+      <w:r>
+        <w:rPr>
+          <w:vertAlign w:val="subscript"/>
+        </w:rPr>
+        <w:t>web</w:t>
+      </w:r>
+      <w:r>
+        <w:rPr>
+          <w:vertAlign w:val="subscript"/>
+        </w:rPr>
+        <w:t>simulator</w:t>
+      </w:r>
+      <w:r>
+        <w:rPr>
+          <w:vertAlign w:val="subscript"/>
+        </w:rPr>
+        <w:t>dom</w:t>
+      </w:r>
+      <w:r>
+        <w:t>.js</w:t>
+      </w:r>
+    </w:p>
+    <w:p>
+      <w:pPr>
+        <w:pStyle w:val="Title"/>
+      </w:pPr>
+      <w:r>
         <w:t>9. Live services (optional)</w:t>
       </w:r>
     </w:p>
@@ -23005,7 +25636,7 @@
         <w:rPr>
           <w:b/>
         </w:rPr>
-        <w:t>Supplementary Table S14.</w:t>
+        <w:t>Supplementary Table S7.</w:t>
       </w:r>
       <w:r>
         <w:t xml:space="preserve"> Figure, table, and artifact crosswalk.</w:t>
@@ -23580,7 +26211,7 @@
               <w:rPr>
                 <w:sz w:val="17"/>
               </w:rPr>
-              <w:t>Supplementary Table S7</w:t>
+              <w:t>Supplementary Table S10</w:t>
             </w:r>
           </w:p>
         </w:tc>
@@ -23622,7 +26253,7 @@
               <w:rPr>
                 <w:sz w:val="17"/>
               </w:rPr>
-              <w:t>Supplementary Table S8</w:t>
+              <w:t>Supplementary Table S17</w:t>
             </w:r>
           </w:p>
         </w:tc>
@@ -23664,7 +26295,7 @@
               <w:rPr>
                 <w:sz w:val="17"/>
               </w:rPr>
-              <w:t>Supplementary Table S9</w:t>
+              <w:t>Supplementary Table S13</w:t>
             </w:r>
           </w:p>
         </w:tc>
@@ -23706,7 +26337,7 @@
               <w:rPr>
                 <w:sz w:val="17"/>
               </w:rPr>
-              <w:t>Supplementary Table S10</w:t>
+              <w:t>Supplementary Table S18</w:t>
             </w:r>
           </w:p>
         </w:tc>
@@ -23748,7 +26379,7 @@
               <w:rPr>
                 <w:sz w:val="17"/>
               </w:rPr>
-              <w:t>Supplementary Table S11</w:t>
+              <w:t>Supplementary Table S15</w:t>
             </w:r>
           </w:p>
         </w:tc>
@@ -23790,7 +26421,7 @@
               <w:rPr>
                 <w:sz w:val="17"/>
               </w:rPr>
-              <w:t>Supplementary Table S12</w:t>
+              <w:t>Supplementary Table S16</w:t>
             </w:r>
           </w:p>
         </w:tc>
@@ -23832,7 +26463,7 @@
               <w:rPr>
                 <w:sz w:val="17"/>
               </w:rPr>
-              <w:t>Supplementary Table S13</w:t>
+              <w:t>Supplementary Table S8</w:t>
             </w:r>
           </w:p>
         </w:tc>
@@ -23874,7 +26505,7 @@
               <w:rPr>
                 <w:sz w:val="17"/>
               </w:rPr>
-              <w:t>Supplementary Table S15</w:t>
+              <w:t>Supplementary Table S9</w:t>
             </w:r>
           </w:p>
         </w:tc>
@@ -23916,7 +26547,7 @@
               <w:rPr>
                 <w:sz w:val="17"/>
               </w:rPr>
-              <w:t>Supplementary Table S16</w:t>
+              <w:t>Supplementary Table S11</w:t>
             </w:r>
           </w:p>
         </w:tc>
@@ -23958,7 +26589,7 @@
               <w:rPr>
                 <w:sz w:val="17"/>
               </w:rPr>
-              <w:t>Supplementary Table S17</w:t>
+              <w:t>Supplementary Table S12</w:t>
             </w:r>
           </w:p>
         </w:tc>
@@ -24000,7 +26631,7 @@
               <w:rPr>
                 <w:sz w:val="17"/>
               </w:rPr>
-              <w:t>Supplementary Table S18</w:t>
+              <w:t>Supplementary Table S14</w:t>
             </w:r>
           </w:p>
         </w:tc>
@@ -24070,6 +26701,48 @@
                 <w:sz w:val="17"/>
               </w:rPr>
               <w:t>results/tables/table_sgfv_fisher_validation.csv</w:t>
+            </w:r>
+          </w:p>
+        </w:tc>
+      </w:tr>
+      <w:tr>
+        <w:tc>
+          <w:tcPr>
+            <w:tcW w:type="dxa" w:w="3120"/>
+          </w:tcPr>
+          <w:p>
+            <w:r>
+              <w:rPr>
+                <w:sz w:val="17"/>
+              </w:rPr>
+              <w:t>Supplementary Table S20</w:t>
+            </w:r>
+          </w:p>
+        </w:tc>
+        <w:tc>
+          <w:tcPr>
+            <w:tcW w:type="dxa" w:w="3120"/>
+          </w:tcPr>
+          <w:p>
+            <w:r>
+              <w:rPr>
+                <w:sz w:val="17"/>
+              </w:rPr>
+              <w:t>Exact SG/FV diffusivity-ratio scan</w:t>
+            </w:r>
+          </w:p>
+        </w:tc>
+        <w:tc>
+          <w:tcPr>
+            <w:tcW w:type="dxa" w:w="3120"/>
+          </w:tcPr>
+          <w:p>
+            <w:r>
+              <w:rPr>
+                <w:rFonts w:ascii="Consolas" w:hAnsi="Consolas"/>
+                <w:sz w:val="17"/>
+              </w:rPr>
+              <w:t>results/tables/table_diffusivity_symmetry_breaking.csv</w:t>
             </w:r>
           </w:p>
         </w:tc>

--- a/manuscript/Supplementary_Materials_PINO.docx
+++ b/manuscript/Supplementary_Materials_PINO.docx
@@ -22191,13 +22191,13 @@
         </m:sSup>
       </m:oMath>
       <w:r>
-        <w:t xml:space="preserve"> m</w:t>
+        <w:t xml:space="preserve"> </w:t>
       </w:r>
       <m:oMath xmlns:a="http://schemas.openxmlformats.org/drawingml/2006/main" xmlns:pic="http://schemas.openxmlformats.org/drawingml/2006/picture">
         <m:sSup>
           <m:e>
             <m:r>
-              <m:t>​</m:t>
+              <m:t>m</m:t>
             </m:r>
           </m:e>
           <m:sup>
@@ -22208,13 +22208,13 @@
         </m:sSup>
       </m:oMath>
       <w:r>
-        <w:t xml:space="preserve"> s</w:t>
+        <w:t xml:space="preserve"> </w:t>
       </w:r>
       <m:oMath xmlns:a="http://schemas.openxmlformats.org/drawingml/2006/main" xmlns:pic="http://schemas.openxmlformats.org/drawingml/2006/picture">
         <m:sSup>
           <m:e>
             <m:r>
-              <m:t>​</m:t>
+              <m:t>s</m:t>
             </m:r>
           </m:e>
           <m:sup>

--- a/manuscript/Supplementary_Materials_PINO.docx
+++ b/manuscript/Supplementary_Materials_PINO.docx
@@ -11190,7 +11190,7 @@
         </m:r>
       </m:oMath>
       <w:r>
-        <w:t xml:space="preserve"> is the axial current.</w:t>
+        <w:t xml:space="preserve"> is the axial current. For the three spatial rows, I rel. L2 reports the global axial current error across all 48 OOD states because axial current is cross-sectionally integrated rather than partitioned by spatial zone.</w:t>
       </w:r>
     </w:p>
     <w:tbl>
@@ -15033,7 +15033,34 @@
         <w:t>results/tables/table6_inverse_parameter_recovery.csv</w:t>
       </w:r>
       <w:r>
-        <w:t>.</w:t>
+        <w:t>. For near-zero charge states such as state 175 (true q</w:t>
+      </w:r>
+      <w:r>
+        <w:rPr>
+          <w:vertAlign w:val="subscript"/>
+        </w:rPr>
+        <w:t>w</w:t>
+      </w:r>
+      <w:r>
+        <w:t xml:space="preserve"> = −0.00206, recovered q</w:t>
+      </w:r>
+      <w:r>
+        <w:rPr>
+          <w:vertAlign w:val="subscript"/>
+        </w:rPr>
+        <w:t>w</w:t>
+      </w:r>
+      <w:r>
+        <w:t xml:space="preserve"> = −0.09816), the absolute error is 0.0961 (slightly more than half of the 0.0982 prior width), which appears as a large relative error (46.69) because the denominator |q</w:t>
+      </w:r>
+      <w:r>
+        <w:rPr>
+          <w:vertAlign w:val="subscript"/>
+        </w:rPr>
+        <w:t>w</w:t>
+      </w:r>
+      <w:r>
+        <w:t>| is near zero.</w:t>
       </w:r>
     </w:p>
     <w:tbl>
@@ -21338,7 +21365,7 @@
     <w:p>
       <w:pPr>
         <w:pStyle w:val="NoSpacing"/>
-        <w:spacing w:before="60" w:after="120"/>
+        <w:spacing w:before="60" w:after="20" w:line="240" w:lineRule="auto"/>
         <w:ind w:left="360"/>
       </w:pPr>
       <w:r>
@@ -21347,41 +21374,257 @@
           <w:sz w:val="17"/>
         </w:rPr>
         <w:t>Require: parameter box B = [-50,50] mV x [20,200] M x [-0.05,0] x [3,8] nm</w:t>
-        <w:br/>
+      </w:r>
+    </w:p>
+    <w:p>
+      <w:pPr>
+        <w:pStyle w:val="NoSpacing"/>
+        <w:spacing w:before="0" w:after="20" w:line="240" w:lineRule="auto"/>
+        <w:ind w:left="360"/>
+      </w:pPr>
+      <w:r>
+        <w:rPr>
+          <w:rFonts w:ascii="Courier New" w:hAnsi="Courier New"/>
+          <w:sz w:val="17"/>
+        </w:rPr>
         <w:t>Require: grid (nr,nz) = (21,61); seeds {42,43,44}; epochs E_DN = 500, E_FNO = 110</w:t>
-        <w:br/>
+      </w:r>
+    </w:p>
+    <w:p>
+      <w:pPr>
+        <w:pStyle w:val="NoSpacing"/>
+        <w:spacing w:before="0" w:after="20" w:line="240" w:lineRule="auto"/>
+        <w:ind w:left="360"/>
+      </w:pPr>
+      <w:r>
+        <w:rPr>
+          <w:rFonts w:ascii="Courier New" w:hAnsi="Courier New"/>
+          <w:sz w:val="17"/>
+        </w:rPr>
         <w:t xml:space="preserve"> 1: generate 240 states with the SG/FV solver; accept if residual &lt; 1e-9,</w:t>
-        <w:br/>
+      </w:r>
+    </w:p>
+    <w:p>
+      <w:pPr>
+        <w:pStyle w:val="NoSpacing"/>
+        <w:spacing w:before="0" w:after="20" w:line="240" w:lineRule="auto"/>
+        <w:ind w:left="360"/>
+      </w:pPr>
+      <w:r>
+        <w:rPr>
+          <w:rFonts w:ascii="Courier New" w:hAnsi="Courier New"/>
+          <w:sz w:val="17"/>
+        </w:rPr>
         <w:t xml:space="preserve">    fields finite, and c_pm &gt; 0; split 144/48/48 (train/interp/OOD)</w:t>
-        <w:br/>
+      </w:r>
+    </w:p>
+    <w:p>
+      <w:pPr>
+        <w:pStyle w:val="NoSpacing"/>
+        <w:spacing w:before="0" w:after="20" w:line="240" w:lineRule="auto"/>
+        <w:ind w:left="360"/>
+      </w:pPr>
+      <w:r>
+        <w:rPr>
+          <w:rFonts w:ascii="Courier New" w:hAnsi="Courier New"/>
+          <w:sz w:val="17"/>
+        </w:rPr>
         <w:t xml:space="preserve"> 2: for each backbone in {DeepONet, FNO} and each seed do</w:t>
-        <w:br/>
+      </w:r>
+    </w:p>
+    <w:p>
+      <w:pPr>
+        <w:pStyle w:val="NoSpacing"/>
+        <w:spacing w:before="0" w:after="20" w:line="240" w:lineRule="auto"/>
+        <w:ind w:left="360"/>
+      </w:pPr>
+      <w:r>
+        <w:rPr>
+          <w:rFonts w:ascii="Courier New" w:hAnsi="Courier New"/>
+          <w:sz w:val="17"/>
+        </w:rPr>
         <w:t xml:space="preserve"> 3:   normalize mu with the training-split mean and standard deviation</w:t>
-        <w:br/>
+      </w:r>
+    </w:p>
+    <w:p>
+      <w:pPr>
+        <w:pStyle w:val="NoSpacing"/>
+        <w:spacing w:before="0" w:after="20" w:line="240" w:lineRule="auto"/>
+        <w:ind w:left="360"/>
+      </w:pPr>
+      <w:r>
+        <w:rPr>
+          <w:rFonts w:ascii="Courier New" w:hAnsi="Courier New"/>
+          <w:sz w:val="17"/>
+        </w:rPr>
         <w:t xml:space="preserve"> 4:   build the exact-reservoir ansatz: psi = V(1-z) + z(1-z) G_psi;</w:t>
-        <w:br/>
+      </w:r>
+    </w:p>
+    <w:p>
+      <w:pPr>
+        <w:pStyle w:val="NoSpacing"/>
+        <w:spacing w:before="0" w:after="20" w:line="240" w:lineRule="auto"/>
+        <w:ind w:left="360"/>
+      </w:pPr>
+      <w:r>
+        <w:rPr>
+          <w:rFonts w:ascii="Courier New" w:hAnsi="Courier New"/>
+          <w:sz w:val="17"/>
+        </w:rPr>
         <w:t xml:space="preserve">       s = 2 exp(clip(z(1-z) G_s)); rho = z(1-z) G_rho</w:t>
-        <w:br/>
+      </w:r>
+    </w:p>
+    <w:p>
+      <w:pPr>
+        <w:pStyle w:val="NoSpacing"/>
+        <w:spacing w:before="0" w:after="20" w:line="240" w:lineRule="auto"/>
+        <w:ind w:left="360"/>
+      </w:pPr>
+      <w:r>
+        <w:rPr>
+          <w:rFonts w:ascii="Courier New" w:hAnsi="Courier New"/>
+          <w:sz w:val="17"/>
+        </w:rPr>
         <w:t xml:space="preserve"> 5:   reconstruct c_pm = (sqrt(s^2+rho^2) +/- rho)/2  (positivity + exact charge)</w:t>
-        <w:br/>
+      </w:r>
+    </w:p>
+    <w:p>
+      <w:pPr>
+        <w:pStyle w:val="NoSpacing"/>
+        <w:spacing w:before="0" w:after="20" w:line="240" w:lineRule="auto"/>
+        <w:ind w:left="360"/>
+      </w:pPr>
+      <w:r>
+        <w:rPr>
+          <w:rFonts w:ascii="Courier New" w:hAnsi="Courier New"/>
+          <w:sz w:val="17"/>
+        </w:rPr>
         <w:t xml:space="preserve"> 6:   for epoch = 1..E do</w:t>
-        <w:br/>
+      </w:r>
+    </w:p>
+    <w:p>
+      <w:pPr>
+        <w:pStyle w:val="NoSpacing"/>
+        <w:spacing w:before="0" w:after="20" w:line="240" w:lineRule="auto"/>
+        <w:ind w:left="360"/>
+      </w:pPr>
+      <w:r>
+        <w:rPr>
+          <w:rFonts w:ascii="Courier New" w:hAnsi="Courier New"/>
+          <w:sz w:val="17"/>
+        </w:rPr>
         <w:t xml:space="preserve"> 7:     sample a minibatch of 36 training states</w:t>
-        <w:br/>
+      </w:r>
+    </w:p>
+    <w:p>
+      <w:pPr>
+        <w:pStyle w:val="NoSpacing"/>
+        <w:spacing w:before="0" w:after="20" w:line="240" w:lineRule="auto"/>
+        <w:ind w:left="360"/>
+      </w:pPr>
+      <w:r>
+        <w:rPr>
+          <w:rFonts w:ascii="Courier New" w:hAnsi="Courier New"/>
+          <w:sz w:val="17"/>
+        </w:rPr>
         <w:t xml:space="preserve"> 8:     evaluate L_data on (psi,s,rho) with per-state scales floored at 0.1 RMS</w:t>
-        <w:br/>
+      </w:r>
+    </w:p>
+    <w:p>
+      <w:pPr>
+        <w:pStyle w:val="NoSpacing"/>
+        <w:spacing w:before="0" w:after="20" w:line="240" w:lineRule="auto"/>
+        <w:ind w:left="360"/>
+      </w:pPr>
+      <w:r>
+        <w:rPr>
+          <w:rFonts w:ascii="Courier New" w:hAnsi="Courier New"/>
+          <w:sz w:val="17"/>
+        </w:rPr>
         <w:t xml:space="preserve"> 9:     evaluate L_phys with the SG face fluxes on the same grid</w:t>
-        <w:br/>
+      </w:r>
+    </w:p>
+    <w:p>
+      <w:pPr>
+        <w:pStyle w:val="NoSpacing"/>
+        <w:spacing w:before="0" w:after="20" w:line="240" w:lineRule="auto"/>
+        <w:ind w:left="360"/>
+      </w:pPr>
+      <w:r>
+        <w:rPr>
+          <w:rFonts w:ascii="Courier New" w:hAnsi="Courier New"/>
+          <w:sz w:val="17"/>
+        </w:rPr>
         <w:t>10:     back-propagate L = L_data + 1e-3 L_phys with AdamW and cosine decay</w:t>
-        <w:br/>
+      </w:r>
+    </w:p>
+    <w:p>
+      <w:pPr>
+        <w:pStyle w:val="NoSpacing"/>
+        <w:spacing w:before="0" w:after="20" w:line="240" w:lineRule="auto"/>
+        <w:ind w:left="360"/>
+      </w:pPr>
+      <w:r>
+        <w:rPr>
+          <w:rFonts w:ascii="Courier New" w:hAnsi="Courier New"/>
+          <w:sz w:val="17"/>
+        </w:rPr>
         <w:t>11:   end for</w:t>
-        <w:br/>
+      </w:r>
+    </w:p>
+    <w:p>
+      <w:pPr>
+        <w:pStyle w:val="NoSpacing"/>
+        <w:spacing w:before="0" w:after="20" w:line="240" w:lineRule="auto"/>
+        <w:ind w:left="360"/>
+      </w:pPr>
+      <w:r>
+        <w:rPr>
+          <w:rFonts w:ascii="Courier New" w:hAnsi="Courier New"/>
+          <w:sz w:val="17"/>
+        </w:rPr>
         <w:t>12:   select the epoch with the lowest validation loss; export to ONNX</w:t>
-        <w:br/>
+      </w:r>
+    </w:p>
+    <w:p>
+      <w:pPr>
+        <w:pStyle w:val="NoSpacing"/>
+        <w:spacing w:before="0" w:after="20" w:line="240" w:lineRule="auto"/>
+        <w:ind w:left="360"/>
+      </w:pPr>
+      <w:r>
+        <w:rPr>
+          <w:rFonts w:ascii="Courier New" w:hAnsi="Courier New"/>
+          <w:sz w:val="17"/>
+        </w:rPr>
         <w:t>13:   report global relative L2 errors and the SG-post-processed current</w:t>
-        <w:br/>
+      </w:r>
+    </w:p>
+    <w:p>
+      <w:pPr>
+        <w:pStyle w:val="NoSpacing"/>
+        <w:spacing w:before="0" w:after="20" w:line="240" w:lineRule="auto"/>
+        <w:ind w:left="360"/>
+      </w:pPr>
+      <w:r>
+        <w:rPr>
+          <w:rFonts w:ascii="Courier New" w:hAnsi="Courier New"/>
+          <w:sz w:val="17"/>
+        </w:rPr>
         <w:t>14: end for</w:t>
-        <w:br/>
+      </w:r>
+    </w:p>
+    <w:p>
+      <w:pPr>
+        <w:pStyle w:val="NoSpacing"/>
+        <w:spacing w:before="0" w:after="120" w:line="240" w:lineRule="auto"/>
+        <w:ind w:left="360"/>
+      </w:pPr>
+      <w:r>
+        <w:rPr>
+          <w:rFonts w:ascii="Courier New" w:hAnsi="Courier New"/>
+          <w:sz w:val="17"/>
+        </w:rPr>
         <w:t>Ensure: released graph web_simulator/models/deeponet_reparam_seed42.onnx</w:t>
       </w:r>
     </w:p>
@@ -27635,7 +27878,7 @@
     <w:p>
       <w:pPr>
         <w:pStyle w:val="NoSpacing"/>
-        <w:spacing w:before="60" w:after="120"/>
+        <w:spacing w:before="60" w:after="20" w:line="240" w:lineRule="auto"/>
         <w:ind w:left="360"/>
       </w:pPr>
       <w:r>
@@ -27644,67 +27887,499 @@
           <w:sz w:val="17"/>
         </w:rPr>
         <w:t># 1. Reference dataset (240 states)</w:t>
-        <w:br/>
+      </w:r>
+    </w:p>
+    <w:p>
+      <w:pPr>
+        <w:pStyle w:val="NoSpacing"/>
+        <w:spacing w:before="0" w:after="20" w:line="240" w:lineRule="auto"/>
+        <w:ind w:left="360"/>
+      </w:pPr>
+      <w:r>
+        <w:rPr>
+          <w:rFonts w:ascii="Courier New" w:hAnsi="Courier New"/>
+          <w:sz w:val="17"/>
+        </w:rPr>
         <w:t>.venv/bin/python scripts/generate_parametric_dataset.py</w:t>
-        <w:br/>
-        <w:br/>
+      </w:r>
+    </w:p>
+    <w:p>
+      <w:pPr>
+        <w:pStyle w:val="NoSpacing"/>
+        <w:spacing w:before="0" w:after="20" w:line="240" w:lineRule="auto"/>
+        <w:ind w:left="360"/>
+      </w:pPr>
+      <w:r>
+        <w:rPr>
+          <w:rFonts w:ascii="Courier New" w:hAnsi="Courier New"/>
+          <w:sz w:val="17"/>
+        </w:rPr>
+      </w:r>
+    </w:p>
+    <w:p>
+      <w:pPr>
+        <w:pStyle w:val="NoSpacing"/>
+        <w:spacing w:before="0" w:after="20" w:line="240" w:lineRule="auto"/>
+        <w:ind w:left="360"/>
+      </w:pPr>
+      <w:r>
+        <w:rPr>
+          <w:rFonts w:ascii="Courier New" w:hAnsi="Courier New"/>
+          <w:sz w:val="17"/>
+        </w:rPr>
         <w:t># 2. Three-seed training and evaluation</w:t>
-        <w:br/>
+      </w:r>
+    </w:p>
+    <w:p>
+      <w:pPr>
+        <w:pStyle w:val="NoSpacing"/>
+        <w:spacing w:before="0" w:after="20" w:line="240" w:lineRule="auto"/>
+        <w:ind w:left="360"/>
+      </w:pPr>
+      <w:r>
+        <w:rPr>
+          <w:rFonts w:ascii="Courier New" w:hAnsi="Courier New"/>
+          <w:sz w:val="17"/>
+        </w:rPr>
         <w:t>.venv/bin/python scripts/train_and_evaluate_suite.py --seeds 42 43 44</w:t>
-        <w:br/>
-        <w:br/>
+      </w:r>
+    </w:p>
+    <w:p>
+      <w:pPr>
+        <w:pStyle w:val="NoSpacing"/>
+        <w:spacing w:before="0" w:after="20" w:line="240" w:lineRule="auto"/>
+        <w:ind w:left="360"/>
+      </w:pPr>
+      <w:r>
+        <w:rPr>
+          <w:rFonts w:ascii="Courier New" w:hAnsi="Courier New"/>
+          <w:sz w:val="17"/>
+        </w:rPr>
+      </w:r>
+    </w:p>
+    <w:p>
+      <w:pPr>
+        <w:pStyle w:val="NoSpacing"/>
+        <w:spacing w:before="0" w:after="20" w:line="240" w:lineRule="auto"/>
+        <w:ind w:left="360"/>
+      </w:pPr>
+      <w:r>
+        <w:rPr>
+          <w:rFonts w:ascii="Courier New" w:hAnsi="Courier New"/>
+          <w:sz w:val="17"/>
+        </w:rPr>
         <w:t># 3. FNO 300-epoch check</w:t>
-        <w:br/>
+      </w:r>
+    </w:p>
+    <w:p>
+      <w:pPr>
+        <w:pStyle w:val="NoSpacing"/>
+        <w:spacing w:before="0" w:after="20" w:line="240" w:lineRule="auto"/>
+        <w:ind w:left="360"/>
+      </w:pPr>
+      <w:r>
+        <w:rPr>
+          <w:rFonts w:ascii="Courier New" w:hAnsi="Courier New"/>
+          <w:sz w:val="17"/>
+        </w:rPr>
         <w:t>.venv/bin/python scripts/fno_extended_check.py</w:t>
-        <w:br/>
-        <w:br/>
+      </w:r>
+    </w:p>
+    <w:p>
+      <w:pPr>
+        <w:pStyle w:val="NoSpacing"/>
+        <w:spacing w:before="0" w:after="20" w:line="240" w:lineRule="auto"/>
+        <w:ind w:left="360"/>
+      </w:pPr>
+      <w:r>
+        <w:rPr>
+          <w:rFonts w:ascii="Courier New" w:hAnsi="Courier New"/>
+          <w:sz w:val="17"/>
+        </w:rPr>
+      </w:r>
+    </w:p>
+    <w:p>
+      <w:pPr>
+        <w:pStyle w:val="NoSpacing"/>
+        <w:spacing w:before="0" w:after="20" w:line="240" w:lineRule="auto"/>
+        <w:ind w:left="360"/>
+      </w:pPr>
+      <w:r>
+        <w:rPr>
+          <w:rFonts w:ascii="Courier New" w:hAnsi="Courier New"/>
+          <w:sz w:val="17"/>
+        </w:rPr>
         <w:t># 4. Figures and layout QA</w:t>
-        <w:br/>
+      </w:r>
+    </w:p>
+    <w:p>
+      <w:pPr>
+        <w:pStyle w:val="NoSpacing"/>
+        <w:spacing w:before="0" w:after="20" w:line="240" w:lineRule="auto"/>
+        <w:ind w:left="360"/>
+      </w:pPr>
+      <w:r>
+        <w:rPr>
+          <w:rFonts w:ascii="Courier New" w:hAnsi="Courier New"/>
+          <w:sz w:val="17"/>
+        </w:rPr>
         <w:t>.venv/bin/python scripts/figures/make_all_figures.py</w:t>
-        <w:br/>
+      </w:r>
+    </w:p>
+    <w:p>
+      <w:pPr>
+        <w:pStyle w:val="NoSpacing"/>
+        <w:spacing w:before="0" w:after="20" w:line="240" w:lineRule="auto"/>
+        <w:ind w:left="360"/>
+      </w:pPr>
+      <w:r>
+        <w:rPr>
+          <w:rFonts w:ascii="Courier New" w:hAnsi="Courier New"/>
+          <w:sz w:val="17"/>
+        </w:rPr>
         <w:t>.venv/bin/python scripts/figures/verify_figure_layout.py</w:t>
-        <w:br/>
-        <w:br/>
+      </w:r>
+    </w:p>
+    <w:p>
+      <w:pPr>
+        <w:pStyle w:val="NoSpacing"/>
+        <w:spacing w:before="0" w:after="20" w:line="240" w:lineRule="auto"/>
+        <w:ind w:left="360"/>
+      </w:pPr>
+      <w:r>
+        <w:rPr>
+          <w:rFonts w:ascii="Courier New" w:hAnsi="Courier New"/>
+          <w:sz w:val="17"/>
+        </w:rPr>
+      </w:r>
+    </w:p>
+    <w:p>
+      <w:pPr>
+        <w:pStyle w:val="NoSpacing"/>
+        <w:spacing w:before="0" w:after="20" w:line="240" w:lineRule="auto"/>
+        <w:ind w:left="360"/>
+      </w:pPr>
+      <w:r>
+        <w:rPr>
+          <w:rFonts w:ascii="Courier New" w:hAnsi="Courier New"/>
+          <w:sz w:val="17"/>
+        </w:rPr>
         <w:t># 5. Inverse recovery demo</w:t>
-        <w:br/>
+      </w:r>
+    </w:p>
+    <w:p>
+      <w:pPr>
+        <w:pStyle w:val="NoSpacing"/>
+        <w:spacing w:before="0" w:after="20" w:line="240" w:lineRule="auto"/>
+        <w:ind w:left="360"/>
+      </w:pPr>
+      <w:r>
+        <w:rPr>
+          <w:rFonts w:ascii="Courier New" w:hAnsi="Courier New"/>
+          <w:sz w:val="17"/>
+        </w:rPr>
         <w:t>.venv/bin/python scripts/run_inverse_recovery_demo.py</w:t>
-        <w:br/>
-        <w:br/>
+      </w:r>
+    </w:p>
+    <w:p>
+      <w:pPr>
+        <w:pStyle w:val="NoSpacing"/>
+        <w:spacing w:before="0" w:after="20" w:line="240" w:lineRule="auto"/>
+        <w:ind w:left="360"/>
+      </w:pPr>
+      <w:r>
+        <w:rPr>
+          <w:rFonts w:ascii="Courier New" w:hAnsi="Courier New"/>
+          <w:sz w:val="17"/>
+        </w:rPr>
+      </w:r>
+    </w:p>
+    <w:p>
+      <w:pPr>
+        <w:pStyle w:val="NoSpacing"/>
+        <w:spacing w:before="0" w:after="20" w:line="240" w:lineRule="auto"/>
+        <w:ind w:left="360"/>
+      </w:pPr>
+      <w:r>
+        <w:rPr>
+          <w:rFonts w:ascii="Courier New" w:hAnsi="Courier New"/>
+          <w:sz w:val="17"/>
+        </w:rPr>
         <w:t># 6. Stage-10 studies (trunk ablation, 384-state scaling law, Fisher identifiability)</w:t>
-        <w:br/>
+      </w:r>
+    </w:p>
+    <w:p>
+      <w:pPr>
+        <w:pStyle w:val="NoSpacing"/>
+        <w:spacing w:before="0" w:after="20" w:line="240" w:lineRule="auto"/>
+        <w:ind w:left="360"/>
+      </w:pPr>
+      <w:r>
+        <w:rPr>
+          <w:rFonts w:ascii="Courier New" w:hAnsi="Courier New"/>
+          <w:sz w:val="17"/>
+        </w:rPr>
         <w:t>.venv/bin/python scripts/generate_parametric_dataset.py   # original 240 states</w:t>
-        <w:br/>
+      </w:r>
+    </w:p>
+    <w:p>
+      <w:pPr>
+        <w:pStyle w:val="NoSpacing"/>
+        <w:spacing w:before="0" w:after="20" w:line="240" w:lineRule="auto"/>
+        <w:ind w:left="360"/>
+      </w:pPr>
+      <w:r>
+        <w:rPr>
+          <w:rFonts w:ascii="Courier New" w:hAnsi="Courier New"/>
+          <w:sz w:val="17"/>
+        </w:rPr>
         <w:t>.venv/bin/python scripts/run_stage10_upgrades.py --epochs-ablation 500 --epochs-scaling 250</w:t>
-        <w:br/>
-        <w:br/>
+      </w:r>
+    </w:p>
+    <w:p>
+      <w:pPr>
+        <w:pStyle w:val="NoSpacing"/>
+        <w:spacing w:before="0" w:after="20" w:line="240" w:lineRule="auto"/>
+        <w:ind w:left="360"/>
+      </w:pPr>
+      <w:r>
+        <w:rPr>
+          <w:rFonts w:ascii="Courier New" w:hAnsi="Courier New"/>
+          <w:sz w:val="17"/>
+        </w:rPr>
+      </w:r>
+    </w:p>
+    <w:p>
+      <w:pPr>
+        <w:pStyle w:val="NoSpacing"/>
+        <w:spacing w:before="0" w:after="20" w:line="240" w:lineRule="auto"/>
+        <w:ind w:left="360"/>
+      </w:pPr>
+      <w:r>
+        <w:rPr>
+          <w:rFonts w:ascii="Courier New" w:hAnsi="Courier New"/>
+          <w:sz w:val="17"/>
+        </w:rPr>
         <w:t># 7. Stage-11 reviewer upgrades (4-way constraints, physics sweep, SG/FV Fisher)</w:t>
-        <w:br/>
+      </w:r>
+    </w:p>
+    <w:p>
+      <w:pPr>
+        <w:pStyle w:val="NoSpacing"/>
+        <w:spacing w:before="0" w:after="20" w:line="240" w:lineRule="auto"/>
+        <w:ind w:left="360"/>
+      </w:pPr>
+      <w:r>
+        <w:rPr>
+          <w:rFonts w:ascii="Courier New" w:hAnsi="Courier New"/>
+          <w:sz w:val="17"/>
+        </w:rPr>
         <w:t>.venv/bin/python scripts/run_stage11_reviewer_upgrades.py</w:t>
-        <w:br/>
-        <w:br/>
+      </w:r>
+    </w:p>
+    <w:p>
+      <w:pPr>
+        <w:pStyle w:val="NoSpacing"/>
+        <w:spacing w:before="0" w:after="20" w:line="240" w:lineRule="auto"/>
+        <w:ind w:left="360"/>
+      </w:pPr>
+      <w:r>
+        <w:rPr>
+          <w:rFonts w:ascii="Courier New" w:hAnsi="Courier New"/>
+          <w:sz w:val="17"/>
+        </w:rPr>
+      </w:r>
+    </w:p>
+    <w:p>
+      <w:pPr>
+        <w:pStyle w:val="NoSpacing"/>
+        <w:spacing w:before="0" w:after="20" w:line="240" w:lineRule="auto"/>
+        <w:ind w:left="360"/>
+      </w:pPr>
+      <w:r>
+        <w:rPr>
+          <w:rFonts w:ascii="Courier New" w:hAnsi="Courier New"/>
+          <w:sz w:val="17"/>
+        </w:rPr>
         <w:t># 8. Stage-12 diagnostics (OOD decomposition, selectivity validation, positivity)</w:t>
-        <w:br/>
+      </w:r>
+    </w:p>
+    <w:p>
+      <w:pPr>
+        <w:pStyle w:val="NoSpacing"/>
+        <w:spacing w:before="0" w:after="20" w:line="240" w:lineRule="auto"/>
+        <w:ind w:left="360"/>
+      </w:pPr>
+      <w:r>
+        <w:rPr>
+          <w:rFonts w:ascii="Courier New" w:hAnsi="Courier New"/>
+          <w:sz w:val="17"/>
+        </w:rPr>
         <w:t>.venv/bin/python scripts/run_stage12_diagnostics.py</w:t>
-        <w:br/>
-        <w:br/>
+      </w:r>
+    </w:p>
+    <w:p>
+      <w:pPr>
+        <w:pStyle w:val="NoSpacing"/>
+        <w:spacing w:before="0" w:after="20" w:line="240" w:lineRule="auto"/>
+        <w:ind w:left="360"/>
+      </w:pPr>
+      <w:r>
+        <w:rPr>
+          <w:rFonts w:ascii="Courier New" w:hAnsi="Courier New"/>
+          <w:sz w:val="17"/>
+        </w:rPr>
+      </w:r>
+    </w:p>
+    <w:p>
+      <w:pPr>
+        <w:pStyle w:val="NoSpacing"/>
+        <w:spacing w:before="0" w:after="20" w:line="240" w:lineRule="auto"/>
+        <w:ind w:left="360"/>
+      </w:pPr>
+      <w:r>
+        <w:rPr>
+          <w:rFonts w:ascii="Courier New" w:hAnsi="Courier New"/>
+          <w:sz w:val="17"/>
+        </w:rPr>
         <w:t># 9. Stage-13 diffusivity-asymmetry scan</w:t>
-        <w:br/>
+      </w:r>
+    </w:p>
+    <w:p>
+      <w:pPr>
+        <w:pStyle w:val="NoSpacing"/>
+        <w:spacing w:before="0" w:after="20" w:line="240" w:lineRule="auto"/>
+        <w:ind w:left="360"/>
+      </w:pPr>
+      <w:r>
+        <w:rPr>
+          <w:rFonts w:ascii="Courier New" w:hAnsi="Courier New"/>
+          <w:sz w:val="17"/>
+        </w:rPr>
         <w:t>.venv/bin/python scripts/run_diffusivity_symmetry_check.py</w:t>
-        <w:br/>
-        <w:br/>
+      </w:r>
+    </w:p>
+    <w:p>
+      <w:pPr>
+        <w:pStyle w:val="NoSpacing"/>
+        <w:spacing w:before="0" w:after="20" w:line="240" w:lineRule="auto"/>
+        <w:ind w:left="360"/>
+      </w:pPr>
+      <w:r>
+        <w:rPr>
+          <w:rFonts w:ascii="Courier New" w:hAnsi="Courier New"/>
+          <w:sz w:val="17"/>
+        </w:rPr>
+      </w:r>
+    </w:p>
+    <w:p>
+      <w:pPr>
+        <w:pStyle w:val="NoSpacing"/>
+        <w:spacing w:before="0" w:after="20" w:line="240" w:lineRule="auto"/>
+        <w:ind w:left="360"/>
+      </w:pPr>
+      <w:r>
+        <w:rPr>
+          <w:rFonts w:ascii="Courier New" w:hAnsi="Courier New"/>
+          <w:sz w:val="17"/>
+        </w:rPr>
         <w:t># 8. Web bundle and DOM test</w:t>
-        <w:br/>
+      </w:r>
+    </w:p>
+    <w:p>
+      <w:pPr>
+        <w:pStyle w:val="NoSpacing"/>
+        <w:spacing w:before="0" w:after="20" w:line="240" w:lineRule="auto"/>
+        <w:ind w:left="360"/>
+      </w:pPr>
+      <w:r>
+        <w:rPr>
+          <w:rFonts w:ascii="Courier New" w:hAnsi="Courier New"/>
+          <w:sz w:val="17"/>
+        </w:rPr>
         <w:t>.venv/bin/python scripts/build_web_bundle.py</w:t>
-        <w:br/>
+      </w:r>
+    </w:p>
+    <w:p>
+      <w:pPr>
+        <w:pStyle w:val="NoSpacing"/>
+        <w:spacing w:before="0" w:after="20" w:line="240" w:lineRule="auto"/>
+        <w:ind w:left="360"/>
+      </w:pPr>
+      <w:r>
+        <w:rPr>
+          <w:rFonts w:ascii="Courier New" w:hAnsi="Courier New"/>
+          <w:sz w:val="17"/>
+        </w:rPr>
         <w:t>node scripts/test_web_simulator_dom.js</w:t>
-        <w:br/>
-        <w:br/>
+      </w:r>
+    </w:p>
+    <w:p>
+      <w:pPr>
+        <w:pStyle w:val="NoSpacing"/>
+        <w:spacing w:before="0" w:after="20" w:line="240" w:lineRule="auto"/>
+        <w:ind w:left="360"/>
+      </w:pPr>
+      <w:r>
+        <w:rPr>
+          <w:rFonts w:ascii="Courier New" w:hAnsi="Courier New"/>
+          <w:sz w:val="17"/>
+        </w:rPr>
+      </w:r>
+    </w:p>
+    <w:p>
+      <w:pPr>
+        <w:pStyle w:val="NoSpacing"/>
+        <w:spacing w:before="0" w:after="20" w:line="240" w:lineRule="auto"/>
+        <w:ind w:left="360"/>
+      </w:pPr>
+      <w:r>
+        <w:rPr>
+          <w:rFonts w:ascii="Courier New" w:hAnsi="Courier New"/>
+          <w:sz w:val="17"/>
+        </w:rPr>
         <w:t># 9. Live services (optional)</w:t>
-        <w:br/>
+      </w:r>
+    </w:p>
+    <w:p>
+      <w:pPr>
+        <w:pStyle w:val="NoSpacing"/>
+        <w:spacing w:before="0" w:after="20" w:line="240" w:lineRule="auto"/>
+        <w:ind w:left="360"/>
+      </w:pPr>
+      <w:r>
+        <w:rPr>
+          <w:rFonts w:ascii="Courier New" w:hAnsi="Courier New"/>
+          <w:sz w:val="17"/>
+        </w:rPr>
         <w:t>.venv/bin/python scripts/serve_interactive.py --host 127.0.0.1 --port 8765</w:t>
-        <w:br/>
+      </w:r>
+    </w:p>
+    <w:p>
+      <w:pPr>
+        <w:pStyle w:val="NoSpacing"/>
+        <w:spacing w:before="0" w:after="20" w:line="240" w:lineRule="auto"/>
+        <w:ind w:left="360"/>
+      </w:pPr>
+      <w:r>
+        <w:rPr>
+          <w:rFonts w:ascii="Courier New" w:hAnsi="Courier New"/>
+          <w:sz w:val="17"/>
+        </w:rPr>
         <w:t>.venv/bin/python scripts/app_gradio.py --host 127.0.0.1 --port 7860</w:t>
-        <w:br/>
+      </w:r>
+    </w:p>
+    <w:p>
+      <w:pPr>
+        <w:pStyle w:val="NoSpacing"/>
+        <w:spacing w:before="0" w:after="120" w:line="240" w:lineRule="auto"/>
+        <w:ind w:left="360"/>
+      </w:pPr>
+      <w:r>
+        <w:rPr>
+          <w:rFonts w:ascii="Courier New" w:hAnsi="Courier New"/>
+          <w:sz w:val="17"/>
+        </w:rPr>
         <w:t>.venv/bin/python scripts/verify_live_servers.py</w:t>
       </w:r>
     </w:p>

--- a/manuscript/Supplementary_Materials_PINO.docx
+++ b/manuscript/Supplementary_Materials_PINO.docx
@@ -6320,7 +6320,7 @@
               <w:rPr>
                 <w:sz w:val="17"/>
               </w:rPr>
-              <w:t>Claim-to-evidence audit (C01–C44, L01–L60)</w:t>
+              <w:t>Claim-to-evidence audit (C01–C44, L01–L61)</w:t>
             </w:r>
           </w:p>
         </w:tc>
@@ -21616,7 +21616,7 @@
         <w:t>Supplementary Table S22.</w:t>
       </w:r>
       <w:r>
-        <w:t xml:space="preserve"> Sensitivity-controlled hybrid solver and unequal-reservoir reversal-potential benchmark on 120 states (40 weak, 40 transitional, 40 strong). (A) Median current and reversal-potential errors with median wall time for eight methods. The Pino-Controller uses the Weyl gate and one conservative SG/FV correction; full SG/FV is the reference. (B) Hybrid inverse recovery at 0.2\%, 1\%, and 2\% noise for the reversal-potential and dual protocols (5 states, 20 realizations). The reversal-potential protocol is better than the dual hybrid for charge but does not reach the projected sub-percent error; the Stage-18 dual-selectivity result remains the best inverse protocol.</w:t>
+        <w:t xml:space="preserve"> Sensitivity-controlled hybrid solver and blind unequal-reservoir reversal-potential benchmark. (A) Median current and reversal-potential errors with median wall time for eight methods on 120 states (40 weak, 40 transitional, 40 strong). The Pino-Controller warm-starts the conservative SG/FV solve from the operator and is reference-free; full SG/FV is the reference. (B) Blind Stage-20 inversion with shared noisy observations, 15 states, and 20 realizations per protocol and noise level; B is the residual-controlled SG/FV Gauss–Newton estimator. Errors are medians over all states and over the weak, transitional, and strong charge bands; coverage is the fraction of 95\% intervals containing the truth. The dual protocol reaches 1.7\% median charge error at 1\% noise but its intervals are undercovered (68\%), while the reversal potential is strongly state dependent (263\% weak-charge versus 7.3\% strong-charge). Single-salt conductance remains unidentifiable.</w:t>
       </w:r>
     </w:p>
     <w:tbl>
@@ -21803,7 +21803,7 @@
               <w:rPr>
                 <w:sz w:val="17"/>
               </w:rPr>
-              <w:t>1.252</w:t>
+              <w:t>0.03907</w:t>
             </w:r>
           </w:p>
         </w:tc>
@@ -21813,11 +21813,14 @@
           </w:tcPr>
           <w:p>
             <m:oMath xmlns:a="http://schemas.openxmlformats.org/drawingml/2006/main" xmlns:pic="http://schemas.openxmlformats.org/drawingml/2006/picture">
+              <m:r>
+                <m:t>9.21</m:t>
+              </m:r>
               <m:r>
                 <m:rPr>
                   <m:sty m:val="p"/>
                 </m:rPr>
-                <m:t>&lt;</m:t>
+                <m:t>×</m:t>
               </m:r>
               <m:sSup>
                 <m:e>
@@ -21833,7 +21836,7 @@
                     <m:t>−</m:t>
                   </m:r>
                   <m:r>
-                    <m:t>3</m:t>
+                    <m:t>6</m:t>
                   </m:r>
                 </m:sup>
               </m:sSup>
@@ -21903,7 +21906,7 @@
               <w:rPr>
                 <w:sz w:val="17"/>
               </w:rPr>
-              <w:t>1.252</w:t>
+              <w:t>0.03907</w:t>
             </w:r>
           </w:p>
         </w:tc>
@@ -21913,11 +21916,14 @@
           </w:tcPr>
           <w:p>
             <m:oMath xmlns:a="http://schemas.openxmlformats.org/drawingml/2006/main" xmlns:pic="http://schemas.openxmlformats.org/drawingml/2006/picture">
+              <m:r>
+                <m:t>5.21</m:t>
+              </m:r>
               <m:r>
                 <m:rPr>
                   <m:sty m:val="p"/>
                 </m:rPr>
-                <m:t>&lt;</m:t>
+                <m:t>×</m:t>
               </m:r>
               <m:sSup>
                 <m:e>
@@ -21933,7 +21939,7 @@
                     <m:t>−</m:t>
                   </m:r>
                   <m:r>
-                    <m:t>3</m:t>
+                    <m:t>4</m:t>
                   </m:r>
                 </m:sup>
               </m:sSup>
@@ -22003,7 +22009,7 @@
               <w:rPr>
                 <w:sz w:val="17"/>
               </w:rPr>
-              <w:t>1.252</w:t>
+              <w:t>0.03907</w:t>
             </w:r>
           </w:p>
         </w:tc>
@@ -22013,11 +22019,14 @@
           </w:tcPr>
           <w:p>
             <m:oMath xmlns:a="http://schemas.openxmlformats.org/drawingml/2006/main" xmlns:pic="http://schemas.openxmlformats.org/drawingml/2006/picture">
+              <m:r>
+                <m:t>2.22</m:t>
+              </m:r>
               <m:r>
                 <m:rPr>
                   <m:sty m:val="p"/>
                 </m:rPr>
-                <m:t>&lt;</m:t>
+                <m:t>×</m:t>
               </m:r>
               <m:sSup>
                 <m:e>
@@ -22103,7 +22112,7 @@
               <w:rPr>
                 <w:sz w:val="17"/>
               </w:rPr>
-              <w:t>0.0352</w:t>
+              <w:t>0.03838</w:t>
             </w:r>
           </w:p>
         </w:tc>
@@ -22112,12 +22121,35 @@
             <w:tcW w:type="dxa" w:w="2340"/>
           </w:tcPr>
           <w:p>
-            <w:r>
-              <w:rPr>
-                <w:sz w:val="17"/>
-              </w:rPr>
-              <w:t>0.002</w:t>
-            </w:r>
+            <m:oMath xmlns:a="http://schemas.openxmlformats.org/drawingml/2006/main" xmlns:pic="http://schemas.openxmlformats.org/drawingml/2006/picture">
+              <m:r>
+                <m:t>2.07</m:t>
+              </m:r>
+              <m:r>
+                <m:rPr>
+                  <m:sty m:val="p"/>
+                </m:rPr>
+                <m:t>×</m:t>
+              </m:r>
+              <m:sSup>
+                <m:e>
+                  <m:r>
+                    <m:t>10</m:t>
+                  </m:r>
+                </m:e>
+                <m:sup>
+                  <m:r>
+                    <m:rPr>
+                      <m:sty m:val="p"/>
+                    </m:rPr>
+                    <m:t>−</m:t>
+                  </m:r>
+                  <m:r>
+                    <m:t>4</m:t>
+                  </m:r>
+                </m:sup>
+              </m:sSup>
+            </m:oMath>
           </w:p>
         </w:tc>
       </w:tr>
@@ -22183,7 +22215,7 @@
               <w:rPr>
                 <w:sz w:val="17"/>
               </w:rPr>
-              <w:t>0.131</w:t>
+              <w:t>0.1384</w:t>
             </w:r>
           </w:p>
         </w:tc>
@@ -22192,12 +22224,35 @@
             <w:tcW w:type="dxa" w:w="2340"/>
           </w:tcPr>
           <w:p>
-            <w:r>
-              <w:rPr>
-                <w:sz w:val="17"/>
-              </w:rPr>
-              <w:t>0.003</w:t>
-            </w:r>
+            <m:oMath xmlns:a="http://schemas.openxmlformats.org/drawingml/2006/main" xmlns:pic="http://schemas.openxmlformats.org/drawingml/2006/picture">
+              <m:r>
+                <m:t>1.09</m:t>
+              </m:r>
+              <m:r>
+                <m:rPr>
+                  <m:sty m:val="p"/>
+                </m:rPr>
+                <m:t>×</m:t>
+              </m:r>
+              <m:sSup>
+                <m:e>
+                  <m:r>
+                    <m:t>10</m:t>
+                  </m:r>
+                </m:e>
+                <m:sup>
+                  <m:r>
+                    <m:rPr>
+                      <m:sty m:val="p"/>
+                    </m:rPr>
+                    <m:t>−</m:t>
+                  </m:r>
+                  <m:r>
+                    <m:t>3</m:t>
+                  </m:r>
+                </m:sup>
+              </m:sSup>
+            </m:oMath>
           </w:p>
         </w:tc>
       </w:tr>
@@ -22225,7 +22280,7 @@
           <w:p>
             <m:oMath xmlns:a="http://schemas.openxmlformats.org/drawingml/2006/main" xmlns:pic="http://schemas.openxmlformats.org/drawingml/2006/picture">
               <m:r>
-                <m:t>1.91</m:t>
+                <m:t>1.80</m:t>
               </m:r>
               <m:r>
                 <m:rPr>
@@ -22263,95 +22318,7 @@
               <w:rPr>
                 <w:sz w:val="17"/>
               </w:rPr>
-              <w:t>0.0352</w:t>
-            </w:r>
-          </w:p>
-        </w:tc>
-        <w:tc>
-          <w:tcPr>
-            <w:tcW w:type="dxa" w:w="2340"/>
-          </w:tcPr>
-          <w:p>
-            <w:r>
-              <w:rPr>
-                <w:sz w:val="17"/>
-              </w:rPr>
-              <w:t>0.151</w:t>
-            </w:r>
-          </w:p>
-        </w:tc>
-      </w:tr>
-      <w:tr>
-        <w:trPr>
-          <w:cantSplit w:val="true"/>
-        </w:trPr>
-        <w:tc>
-          <w:tcPr>
-            <w:tcW w:type="dxa" w:w="2340"/>
-          </w:tcPr>
-          <w:p>
-            <w:r>
-              <w:rPr>
-                <w:sz w:val="17"/>
-              </w:rPr>
-              <w:t>Full SG/FV</w:t>
-            </w:r>
-          </w:p>
-        </w:tc>
-        <w:tc>
-          <w:tcPr>
-            <w:tcW w:type="dxa" w:w="2340"/>
-          </w:tcPr>
-          <w:p>
-            <w:r>
-              <w:rPr>
-                <w:sz w:val="17"/>
-              </w:rPr>
-              <w:t>0</w:t>
-            </w:r>
-          </w:p>
-        </w:tc>
-        <w:tc>
-          <w:tcPr>
-            <w:tcW w:type="dxa" w:w="2340"/>
-          </w:tcPr>
-          <w:p>
-            <w:r>
-              <w:rPr>
-                <w:sz w:val="17"/>
-              </w:rPr>
-              <w:t>0</w:t>
-            </w:r>
-          </w:p>
-        </w:tc>
-        <w:tc>
-          <w:tcPr>
-            <w:tcW w:type="dxa" w:w="2340"/>
-          </w:tcPr>
-          <w:p>
-            <w:r>
-              <w:rPr>
-                <w:sz w:val="17"/>
-              </w:rPr>
-              <w:t>1.527</w:t>
-            </w:r>
-          </w:p>
-        </w:tc>
-      </w:tr>
-      <w:tr>
-        <w:trPr>
-          <w:cantSplit w:val="true"/>
-        </w:trPr>
-        <w:tc>
-          <w:tcPr>
-            <w:tcW w:type="dxa" w:w="2340"/>
-          </w:tcPr>
-          <w:p>
-            <w:r>
-              <w:rPr>
-                <w:sz w:val="17"/>
-              </w:rPr>
-              <w:t>Pino-Controller (Weyl-gated)</w:t>
+              <w:t>0.03838</w:t>
             </w:r>
           </w:p>
         </w:tc>
@@ -22362,7 +22329,7 @@
           <w:p>
             <m:oMath xmlns:a="http://schemas.openxmlformats.org/drawingml/2006/main" xmlns:pic="http://schemas.openxmlformats.org/drawingml/2006/picture">
               <m:r>
-                <m:t>1.91</m:t>
+                <m:t>1.02</m:t>
               </m:r>
               <m:r>
                 <m:rPr>
@@ -22384,13 +22351,18 @@
                     <m:t>−</m:t>
                   </m:r>
                   <m:r>
-                    <m:t>4</m:t>
+                    <m:t>2</m:t>
                   </m:r>
                 </m:sup>
               </m:sSup>
             </m:oMath>
           </w:p>
         </w:tc>
+      </w:tr>
+      <w:tr>
+        <w:trPr>
+          <w:cantSplit w:val="true"/>
+        </w:trPr>
         <w:tc>
           <w:tcPr>
             <w:tcW w:type="dxa" w:w="2340"/>
@@ -22400,7 +22372,7 @@
               <w:rPr>
                 <w:sz w:val="17"/>
               </w:rPr>
-              <w:t>0.0352</w:t>
+              <w:t>Full SG/FV</w:t>
             </w:r>
           </w:p>
         </w:tc>
@@ -22413,8 +22385,137 @@
               <w:rPr>
                 <w:sz w:val="17"/>
               </w:rPr>
-              <w:t>0.201</w:t>
-            </w:r>
+              <w:t>0</w:t>
+            </w:r>
+          </w:p>
+        </w:tc>
+        <w:tc>
+          <w:tcPr>
+            <w:tcW w:type="dxa" w:w="2340"/>
+          </w:tcPr>
+          <w:p>
+            <w:r>
+              <w:rPr>
+                <w:sz w:val="17"/>
+              </w:rPr>
+              <w:t>0</w:t>
+            </w:r>
+          </w:p>
+        </w:tc>
+        <w:tc>
+          <w:tcPr>
+            <w:tcW w:type="dxa" w:w="2340"/>
+          </w:tcPr>
+          <w:p>
+            <w:r>
+              <w:rPr>
+                <w:sz w:val="17"/>
+              </w:rPr>
+              <w:t>1.575</w:t>
+            </w:r>
+          </w:p>
+        </w:tc>
+      </w:tr>
+      <w:tr>
+        <w:trPr>
+          <w:cantSplit w:val="true"/>
+        </w:trPr>
+        <w:tc>
+          <w:tcPr>
+            <w:tcW w:type="dxa" w:w="2340"/>
+          </w:tcPr>
+          <w:p>
+            <w:r>
+              <w:rPr>
+                <w:sz w:val="17"/>
+              </w:rPr>
+              <w:t>Pino-Controller (warm SG/FV)</w:t>
+            </w:r>
+          </w:p>
+        </w:tc>
+        <w:tc>
+          <w:tcPr>
+            <w:tcW w:type="dxa" w:w="2340"/>
+          </w:tcPr>
+          <w:p>
+            <m:oMath xmlns:a="http://schemas.openxmlformats.org/drawingml/2006/main" xmlns:pic="http://schemas.openxmlformats.org/drawingml/2006/picture">
+              <m:r>
+                <m:t>3.03</m:t>
+              </m:r>
+              <m:r>
+                <m:rPr>
+                  <m:sty m:val="p"/>
+                </m:rPr>
+                <m:t>×</m:t>
+              </m:r>
+              <m:sSup>
+                <m:e>
+                  <m:r>
+                    <m:t>10</m:t>
+                  </m:r>
+                </m:e>
+                <m:sup>
+                  <m:r>
+                    <m:rPr>
+                      <m:sty m:val="p"/>
+                    </m:rPr>
+                    <m:t>−</m:t>
+                  </m:r>
+                  <m:r>
+                    <m:t>12</m:t>
+                  </m:r>
+                </m:sup>
+              </m:sSup>
+            </m:oMath>
+          </w:p>
+        </w:tc>
+        <w:tc>
+          <w:tcPr>
+            <w:tcW w:type="dxa" w:w="2340"/>
+          </w:tcPr>
+          <w:p>
+            <w:r>
+              <w:rPr>
+                <w:sz w:val="17"/>
+              </w:rPr>
+              <w:t>0.03838</w:t>
+            </w:r>
+          </w:p>
+        </w:tc>
+        <w:tc>
+          <w:tcPr>
+            <w:tcW w:type="dxa" w:w="2340"/>
+          </w:tcPr>
+          <w:p>
+            <m:oMath xmlns:a="http://schemas.openxmlformats.org/drawingml/2006/main" xmlns:pic="http://schemas.openxmlformats.org/drawingml/2006/picture">
+              <m:r>
+                <m:t>1.65</m:t>
+              </m:r>
+              <m:r>
+                <m:rPr>
+                  <m:sty m:val="p"/>
+                </m:rPr>
+                <m:t>×</m:t>
+              </m:r>
+              <m:sSup>
+                <m:e>
+                  <m:r>
+                    <m:t>10</m:t>
+                  </m:r>
+                </m:e>
+                <m:sup>
+                  <m:r>
+                    <m:rPr>
+                      <m:sty m:val="p"/>
+                    </m:rPr>
+                    <m:t>−</m:t>
+                  </m:r>
+                  <m:r>
+                    <m:t>1</m:t>
+                  </m:r>
+                </m:sup>
+              </m:sSup>
+            </m:oMath>
           </w:p>
         </w:tc>
       </w:tr>
@@ -22431,12 +22532,17 @@
         <w:tblLook w:firstColumn="1" w:firstRow="1" w:lastColumn="0" w:lastRow="0" w:noHBand="0" w:noVBand="1" w:val="04A0"/>
       </w:tblPr>
       <w:tblGrid>
-        <w:gridCol w:w="1560"/>
-        <w:gridCol w:w="1560"/>
-        <w:gridCol w:w="1560"/>
-        <w:gridCol w:w="1560"/>
-        <w:gridCol w:w="1560"/>
-        <w:gridCol w:w="1560"/>
+        <w:gridCol w:w="851"/>
+        <w:gridCol w:w="851"/>
+        <w:gridCol w:w="851"/>
+        <w:gridCol w:w="851"/>
+        <w:gridCol w:w="851"/>
+        <w:gridCol w:w="851"/>
+        <w:gridCol w:w="851"/>
+        <w:gridCol w:w="851"/>
+        <w:gridCol w:w="851"/>
+        <w:gridCol w:w="851"/>
+        <w:gridCol w:w="851"/>
       </w:tblGrid>
       <w:tr>
         <w:trPr>
@@ -22445,7 +22551,7 @@
         </w:trPr>
         <w:tc>
           <w:tcPr>
-            <w:tcW w:type="dxa" w:w="1560"/>
+            <w:tcW w:type="dxa" w:w="851"/>
           </w:tcPr>
           <w:p>
             <w:r>
@@ -22459,7 +22565,7 @@
         </w:tc>
         <w:tc>
           <w:tcPr>
-            <w:tcW w:type="dxa" w:w="1560"/>
+            <w:tcW w:type="dxa" w:w="851"/>
           </w:tcPr>
           <w:p>
             <w:r>
@@ -22473,7 +22579,7 @@
         </w:tc>
         <w:tc>
           <w:tcPr>
-            <w:tcW w:type="dxa" w:w="1560"/>
+            <w:tcW w:type="dxa" w:w="851"/>
           </w:tcPr>
           <w:p>
             <m:oMath xmlns:a="http://schemas.openxmlformats.org/drawingml/2006/main" xmlns:pic="http://schemas.openxmlformats.org/drawingml/2006/picture">
@@ -22495,32 +22601,13 @@
                 <w:b/>
                 <w:sz w:val="17"/>
               </w:rPr>
-              <w:t xml:space="preserve"> median rel. error</w:t>
-            </w:r>
-          </w:p>
-        </w:tc>
-        <w:tc>
-          <w:tcPr>
-            <w:tcW w:type="dxa" w:w="1560"/>
-          </w:tcPr>
-          <w:p>
-            <m:oMath xmlns:a="http://schemas.openxmlformats.org/drawingml/2006/main" xmlns:pic="http://schemas.openxmlformats.org/drawingml/2006/picture">
-              <m:r>
-                <m:t>R</m:t>
-              </m:r>
-            </m:oMath>
-            <w:r>
-              <w:rPr>
-                <w:b/>
-                <w:sz w:val="17"/>
-              </w:rPr>
-              <w:t xml:space="preserve"> median rel. error</w:t>
-            </w:r>
-          </w:p>
-        </w:tc>
-        <w:tc>
-          <w:tcPr>
-            <w:tcW w:type="dxa" w:w="1560"/>
+              <w:t xml:space="preserve"> all</w:t>
+            </w:r>
+          </w:p>
+        </w:tc>
+        <w:tc>
+          <w:tcPr>
+            <w:tcW w:type="dxa" w:w="851"/>
           </w:tcPr>
           <w:p>
             <m:oMath xmlns:a="http://schemas.openxmlformats.org/drawingml/2006/main" xmlns:pic="http://schemas.openxmlformats.org/drawingml/2006/picture">
@@ -22542,13 +22629,69 @@
                 <w:b/>
                 <w:sz w:val="17"/>
               </w:rPr>
-              <w:t xml:space="preserve"> coverage 95\%</w:t>
-            </w:r>
-          </w:p>
-        </w:tc>
-        <w:tc>
-          <w:tcPr>
-            <w:tcW w:type="dxa" w:w="1560"/>
+              <w:t xml:space="preserve"> weak</w:t>
+            </w:r>
+          </w:p>
+        </w:tc>
+        <w:tc>
+          <w:tcPr>
+            <w:tcW w:type="dxa" w:w="851"/>
+          </w:tcPr>
+          <w:p>
+            <m:oMath xmlns:a="http://schemas.openxmlformats.org/drawingml/2006/main" xmlns:pic="http://schemas.openxmlformats.org/drawingml/2006/picture">
+              <m:sSub>
+                <m:e>
+                  <m:r>
+                    <m:t>q</m:t>
+                  </m:r>
+                </m:e>
+                <m:sub>
+                  <m:r>
+                    <m:t>w</m:t>
+                  </m:r>
+                </m:sub>
+              </m:sSub>
+            </m:oMath>
+            <w:r>
+              <w:rPr>
+                <w:b/>
+                <w:sz w:val="17"/>
+              </w:rPr>
+              <w:t xml:space="preserve"> trans.</w:t>
+            </w:r>
+          </w:p>
+        </w:tc>
+        <w:tc>
+          <w:tcPr>
+            <w:tcW w:type="dxa" w:w="851"/>
+          </w:tcPr>
+          <w:p>
+            <m:oMath xmlns:a="http://schemas.openxmlformats.org/drawingml/2006/main" xmlns:pic="http://schemas.openxmlformats.org/drawingml/2006/picture">
+              <m:sSub>
+                <m:e>
+                  <m:r>
+                    <m:t>q</m:t>
+                  </m:r>
+                </m:e>
+                <m:sub>
+                  <m:r>
+                    <m:t>w</m:t>
+                  </m:r>
+                </m:sub>
+              </m:sSub>
+            </m:oMath>
+            <w:r>
+              <w:rPr>
+                <w:b/>
+                <w:sz w:val="17"/>
+              </w:rPr>
+              <w:t xml:space="preserve"> strong</w:t>
+            </w:r>
+          </w:p>
+        </w:tc>
+        <w:tc>
+          <w:tcPr>
+            <w:tcW w:type="dxa" w:w="851"/>
           </w:tcPr>
           <w:p>
             <m:oMath xmlns:a="http://schemas.openxmlformats.org/drawingml/2006/main" xmlns:pic="http://schemas.openxmlformats.org/drawingml/2006/picture">
@@ -22561,7 +22704,77 @@
                 <w:b/>
                 <w:sz w:val="17"/>
               </w:rPr>
-              <w:t xml:space="preserve"> coverage 95\%</w:t>
+              <w:t xml:space="preserve"> all</w:t>
+            </w:r>
+          </w:p>
+        </w:tc>
+        <w:tc>
+          <w:tcPr>
+            <w:tcW w:type="dxa" w:w="851"/>
+          </w:tcPr>
+          <w:p>
+            <m:oMath xmlns:a="http://schemas.openxmlformats.org/drawingml/2006/main" xmlns:pic="http://schemas.openxmlformats.org/drawingml/2006/picture">
+              <m:sSub>
+                <m:e>
+                  <m:r>
+                    <m:t>q</m:t>
+                  </m:r>
+                </m:e>
+                <m:sub>
+                  <m:r>
+                    <m:t>w</m:t>
+                  </m:r>
+                </m:sub>
+              </m:sSub>
+            </m:oMath>
+            <w:r>
+              <w:rPr>
+                <w:b/>
+                <w:sz w:val="17"/>
+              </w:rPr>
+              <w:t xml:space="preserve"> cov. all</w:t>
+            </w:r>
+          </w:p>
+        </w:tc>
+        <w:tc>
+          <w:tcPr>
+            <w:tcW w:type="dxa" w:w="851"/>
+          </w:tcPr>
+          <w:p>
+            <w:r>
+              <w:rPr>
+                <w:b/>
+                <w:sz w:val="17"/>
+              </w:rPr>
+              <w:t>weak</w:t>
+            </w:r>
+          </w:p>
+        </w:tc>
+        <w:tc>
+          <w:tcPr>
+            <w:tcW w:type="dxa" w:w="851"/>
+          </w:tcPr>
+          <w:p>
+            <w:r>
+              <w:rPr>
+                <w:b/>
+                <w:sz w:val="17"/>
+              </w:rPr>
+              <w:t>trans.</w:t>
+            </w:r>
+          </w:p>
+        </w:tc>
+        <w:tc>
+          <w:tcPr>
+            <w:tcW w:type="dxa" w:w="851"/>
+          </w:tcPr>
+          <w:p>
+            <w:r>
+              <w:rPr>
+                <w:b/>
+                <w:sz w:val="17"/>
+              </w:rPr>
+              <w:t>strong</w:t>
             </w:r>
           </w:p>
         </w:tc>
@@ -22572,20 +22785,20 @@
         </w:trPr>
         <w:tc>
           <w:tcPr>
-            <w:tcW w:type="dxa" w:w="1560"/>
-          </w:tcPr>
-          <w:p>
-            <w:r>
-              <w:rPr>
-                <w:sz w:val="17"/>
-              </w:rPr>
-              <w:t>reversal potential</w:t>
-            </w:r>
-          </w:p>
-        </w:tc>
-        <w:tc>
-          <w:tcPr>
-            <w:tcW w:type="dxa" w:w="1560"/>
+            <w:tcW w:type="dxa" w:w="851"/>
+          </w:tcPr>
+          <w:p>
+            <w:r>
+              <w:rPr>
+                <w:sz w:val="17"/>
+              </w:rPr>
+              <w:t>single salt</w:t>
+            </w:r>
+          </w:p>
+        </w:tc>
+        <w:tc>
+          <w:tcPr>
+            <w:tcW w:type="dxa" w:w="851"/>
           </w:tcPr>
           <w:p>
             <w:r>
@@ -22598,33 +22811,72 @@
         </w:tc>
         <w:tc>
           <w:tcPr>
-            <w:tcW w:type="dxa" w:w="1560"/>
-          </w:tcPr>
-          <w:p>
-            <w:r>
-              <w:rPr>
-                <w:sz w:val="17"/>
-              </w:rPr>
-              <w:t>9.74\%</w:t>
-            </w:r>
-          </w:p>
-        </w:tc>
-        <w:tc>
-          <w:tcPr>
-            <w:tcW w:type="dxa" w:w="1560"/>
-          </w:tcPr>
-          <w:p>
-            <w:r>
-              <w:rPr>
-                <w:sz w:val="17"/>
-              </w:rPr>
-              <w:t>0.168\%</w:t>
-            </w:r>
-          </w:p>
-        </w:tc>
-        <w:tc>
-          <w:tcPr>
-            <w:tcW w:type="dxa" w:w="1560"/>
+            <w:tcW w:type="dxa" w:w="851"/>
+          </w:tcPr>
+          <w:p>
+            <w:r>
+              <w:rPr>
+                <w:sz w:val="17"/>
+              </w:rPr>
+              <w:t>140.71\%</w:t>
+            </w:r>
+          </w:p>
+        </w:tc>
+        <w:tc>
+          <w:tcPr>
+            <w:tcW w:type="dxa" w:w="851"/>
+          </w:tcPr>
+          <w:p>
+            <w:r>
+              <w:rPr>
+                <w:sz w:val="17"/>
+              </w:rPr>
+              <w:t>997.51\%</w:t>
+            </w:r>
+          </w:p>
+        </w:tc>
+        <w:tc>
+          <w:tcPr>
+            <w:tcW w:type="dxa" w:w="851"/>
+          </w:tcPr>
+          <w:p>
+            <w:r>
+              <w:rPr>
+                <w:sz w:val="17"/>
+              </w:rPr>
+              <w:t>486.04\%</w:t>
+            </w:r>
+          </w:p>
+        </w:tc>
+        <w:tc>
+          <w:tcPr>
+            <w:tcW w:type="dxa" w:w="851"/>
+          </w:tcPr>
+          <w:p>
+            <w:r>
+              <w:rPr>
+                <w:sz w:val="17"/>
+              </w:rPr>
+              <w:t>70.48\%</w:t>
+            </w:r>
+          </w:p>
+        </w:tc>
+        <w:tc>
+          <w:tcPr>
+            <w:tcW w:type="dxa" w:w="851"/>
+          </w:tcPr>
+          <w:p>
+            <w:r>
+              <w:rPr>
+                <w:sz w:val="17"/>
+              </w:rPr>
+              <w:t>0.34\%</w:t>
+            </w:r>
+          </w:p>
+        </w:tc>
+        <w:tc>
+          <w:tcPr>
+            <w:tcW w:type="dxa" w:w="851"/>
           </w:tcPr>
           <w:p>
             <w:r>
@@ -22637,14 +22889,40 @@
         </w:tc>
         <w:tc>
           <w:tcPr>
-            <w:tcW w:type="dxa" w:w="1560"/>
-          </w:tcPr>
-          <w:p>
-            <w:r>
-              <w:rPr>
-                <w:sz w:val="17"/>
-              </w:rPr>
-              <w:t>96\%</w:t>
+            <w:tcW w:type="dxa" w:w="851"/>
+          </w:tcPr>
+          <w:p>
+            <w:r>
+              <w:rPr>
+                <w:sz w:val="17"/>
+              </w:rPr>
+              <w:t>100\%</w:t>
+            </w:r>
+          </w:p>
+        </w:tc>
+        <w:tc>
+          <w:tcPr>
+            <w:tcW w:type="dxa" w:w="851"/>
+          </w:tcPr>
+          <w:p>
+            <w:r>
+              <w:rPr>
+                <w:sz w:val="17"/>
+              </w:rPr>
+              <w:t>100\%</w:t>
+            </w:r>
+          </w:p>
+        </w:tc>
+        <w:tc>
+          <w:tcPr>
+            <w:tcW w:type="dxa" w:w="851"/>
+          </w:tcPr>
+          <w:p>
+            <w:r>
+              <w:rPr>
+                <w:sz w:val="17"/>
+              </w:rPr>
+              <w:t>100\%</w:t>
             </w:r>
           </w:p>
         </w:tc>
@@ -22655,20 +22933,20 @@
         </w:trPr>
         <w:tc>
           <w:tcPr>
-            <w:tcW w:type="dxa" w:w="1560"/>
-          </w:tcPr>
-          <w:p>
-            <w:r>
-              <w:rPr>
-                <w:sz w:val="17"/>
-              </w:rPr>
-              <w:t>reversal potential</w:t>
-            </w:r>
-          </w:p>
-        </w:tc>
-        <w:tc>
-          <w:tcPr>
-            <w:tcW w:type="dxa" w:w="1560"/>
+            <w:tcW w:type="dxa" w:w="851"/>
+          </w:tcPr>
+          <w:p>
+            <w:r>
+              <w:rPr>
+                <w:sz w:val="17"/>
+              </w:rPr>
+              <w:t>single salt</w:t>
+            </w:r>
+          </w:p>
+        </w:tc>
+        <w:tc>
+          <w:tcPr>
+            <w:tcW w:type="dxa" w:w="851"/>
           </w:tcPr>
           <w:p>
             <w:r>
@@ -22681,33 +22959,72 @@
         </w:tc>
         <w:tc>
           <w:tcPr>
-            <w:tcW w:type="dxa" w:w="1560"/>
-          </w:tcPr>
-          <w:p>
-            <w:r>
-              <w:rPr>
-                <w:sz w:val="17"/>
-              </w:rPr>
-              <w:t>16.9\%</w:t>
-            </w:r>
-          </w:p>
-        </w:tc>
-        <w:tc>
-          <w:tcPr>
-            <w:tcW w:type="dxa" w:w="1560"/>
-          </w:tcPr>
-          <w:p>
-            <w:r>
-              <w:rPr>
-                <w:sz w:val="17"/>
-              </w:rPr>
-              <w:t>0.232\%</w:t>
-            </w:r>
-          </w:p>
-        </w:tc>
-        <w:tc>
-          <w:tcPr>
-            <w:tcW w:type="dxa" w:w="1560"/>
+            <w:tcW w:type="dxa" w:w="851"/>
+          </w:tcPr>
+          <w:p>
+            <w:r>
+              <w:rPr>
+                <w:sz w:val="17"/>
+              </w:rPr>
+              <w:t>140.41\%</w:t>
+            </w:r>
+          </w:p>
+        </w:tc>
+        <w:tc>
+          <w:tcPr>
+            <w:tcW w:type="dxa" w:w="851"/>
+          </w:tcPr>
+          <w:p>
+            <w:r>
+              <w:rPr>
+                <w:sz w:val="17"/>
+              </w:rPr>
+              <w:t>1605.31\%</w:t>
+            </w:r>
+          </w:p>
+        </w:tc>
+        <w:tc>
+          <w:tcPr>
+            <w:tcW w:type="dxa" w:w="851"/>
+          </w:tcPr>
+          <w:p>
+            <w:r>
+              <w:rPr>
+                <w:sz w:val="17"/>
+              </w:rPr>
+              <w:t>485.20\%</w:t>
+            </w:r>
+          </w:p>
+        </w:tc>
+        <w:tc>
+          <w:tcPr>
+            <w:tcW w:type="dxa" w:w="851"/>
+          </w:tcPr>
+          <w:p>
+            <w:r>
+              <w:rPr>
+                <w:sz w:val="17"/>
+              </w:rPr>
+              <w:t>77.31\%</w:t>
+            </w:r>
+          </w:p>
+        </w:tc>
+        <w:tc>
+          <w:tcPr>
+            <w:tcW w:type="dxa" w:w="851"/>
+          </w:tcPr>
+          <w:p>
+            <w:r>
+              <w:rPr>
+                <w:sz w:val="17"/>
+              </w:rPr>
+              <w:t>0.30\%</w:t>
+            </w:r>
+          </w:p>
+        </w:tc>
+        <w:tc>
+          <w:tcPr>
+            <w:tcW w:type="dxa" w:w="851"/>
           </w:tcPr>
           <w:p>
             <w:r>
@@ -22720,14 +23037,40 @@
         </w:tc>
         <w:tc>
           <w:tcPr>
-            <w:tcW w:type="dxa" w:w="1560"/>
-          </w:tcPr>
-          <w:p>
-            <w:r>
-              <w:rPr>
-                <w:sz w:val="17"/>
-              </w:rPr>
-              <w:t>89\%</w:t>
+            <w:tcW w:type="dxa" w:w="851"/>
+          </w:tcPr>
+          <w:p>
+            <w:r>
+              <w:rPr>
+                <w:sz w:val="17"/>
+              </w:rPr>
+              <w:t>100\%</w:t>
+            </w:r>
+          </w:p>
+        </w:tc>
+        <w:tc>
+          <w:tcPr>
+            <w:tcW w:type="dxa" w:w="851"/>
+          </w:tcPr>
+          <w:p>
+            <w:r>
+              <w:rPr>
+                <w:sz w:val="17"/>
+              </w:rPr>
+              <w:t>100\%</w:t>
+            </w:r>
+          </w:p>
+        </w:tc>
+        <w:tc>
+          <w:tcPr>
+            <w:tcW w:type="dxa" w:w="851"/>
+          </w:tcPr>
+          <w:p>
+            <w:r>
+              <w:rPr>
+                <w:sz w:val="17"/>
+              </w:rPr>
+              <w:t>100\%</w:t>
             </w:r>
           </w:p>
         </w:tc>
@@ -22738,20 +23081,20 @@
         </w:trPr>
         <w:tc>
           <w:tcPr>
-            <w:tcW w:type="dxa" w:w="1560"/>
-          </w:tcPr>
-          <w:p>
-            <w:r>
-              <w:rPr>
-                <w:sz w:val="17"/>
-              </w:rPr>
-              <w:t>reversal potential</w:t>
-            </w:r>
-          </w:p>
-        </w:tc>
-        <w:tc>
-          <w:tcPr>
-            <w:tcW w:type="dxa" w:w="1560"/>
+            <w:tcW w:type="dxa" w:w="851"/>
+          </w:tcPr>
+          <w:p>
+            <w:r>
+              <w:rPr>
+                <w:sz w:val="17"/>
+              </w:rPr>
+              <w:t>single salt</w:t>
+            </w:r>
+          </w:p>
+        </w:tc>
+        <w:tc>
+          <w:tcPr>
+            <w:tcW w:type="dxa" w:w="851"/>
           </w:tcPr>
           <w:p>
             <w:r>
@@ -22764,53 +23107,118 @@
         </w:tc>
         <w:tc>
           <w:tcPr>
-            <w:tcW w:type="dxa" w:w="1560"/>
-          </w:tcPr>
-          <w:p>
-            <w:r>
-              <w:rPr>
-                <w:sz w:val="17"/>
-              </w:rPr>
-              <w:t>21.8\%</w:t>
-            </w:r>
-          </w:p>
-        </w:tc>
-        <w:tc>
-          <w:tcPr>
-            <w:tcW w:type="dxa" w:w="1560"/>
-          </w:tcPr>
-          <w:p>
-            <w:r>
-              <w:rPr>
-                <w:sz w:val="17"/>
-              </w:rPr>
-              <w:t>0.350\%</w:t>
-            </w:r>
-          </w:p>
-        </w:tc>
-        <w:tc>
-          <w:tcPr>
-            <w:tcW w:type="dxa" w:w="1560"/>
-          </w:tcPr>
-          <w:p>
-            <w:r>
-              <w:rPr>
-                <w:sz w:val="17"/>
-              </w:rPr>
-              <w:t>98\%</w:t>
-            </w:r>
-          </w:p>
-        </w:tc>
-        <w:tc>
-          <w:tcPr>
-            <w:tcW w:type="dxa" w:w="1560"/>
-          </w:tcPr>
-          <w:p>
-            <w:r>
-              <w:rPr>
-                <w:sz w:val="17"/>
-              </w:rPr>
-              <w:t>62\%</w:t>
+            <w:tcW w:type="dxa" w:w="851"/>
+          </w:tcPr>
+          <w:p>
+            <w:r>
+              <w:rPr>
+                <w:sz w:val="17"/>
+              </w:rPr>
+              <w:t>138.44\%</w:t>
+            </w:r>
+          </w:p>
+        </w:tc>
+        <w:tc>
+          <w:tcPr>
+            <w:tcW w:type="dxa" w:w="851"/>
+          </w:tcPr>
+          <w:p>
+            <w:r>
+              <w:rPr>
+                <w:sz w:val="17"/>
+              </w:rPr>
+              <w:t>940.83\%</w:t>
+            </w:r>
+          </w:p>
+        </w:tc>
+        <w:tc>
+          <w:tcPr>
+            <w:tcW w:type="dxa" w:w="851"/>
+          </w:tcPr>
+          <w:p>
+            <w:r>
+              <w:rPr>
+                <w:sz w:val="17"/>
+              </w:rPr>
+              <w:t>206.11\%</w:t>
+            </w:r>
+          </w:p>
+        </w:tc>
+        <w:tc>
+          <w:tcPr>
+            <w:tcW w:type="dxa" w:w="851"/>
+          </w:tcPr>
+          <w:p>
+            <w:r>
+              <w:rPr>
+                <w:sz w:val="17"/>
+              </w:rPr>
+              <w:t>67.67\%</w:t>
+            </w:r>
+          </w:p>
+        </w:tc>
+        <w:tc>
+          <w:tcPr>
+            <w:tcW w:type="dxa" w:w="851"/>
+          </w:tcPr>
+          <w:p>
+            <w:r>
+              <w:rPr>
+                <w:sz w:val="17"/>
+              </w:rPr>
+              <w:t>0.49\%</w:t>
+            </w:r>
+          </w:p>
+        </w:tc>
+        <w:tc>
+          <w:tcPr>
+            <w:tcW w:type="dxa" w:w="851"/>
+          </w:tcPr>
+          <w:p>
+            <w:r>
+              <w:rPr>
+                <w:sz w:val="17"/>
+              </w:rPr>
+              <w:t>100\%</w:t>
+            </w:r>
+          </w:p>
+        </w:tc>
+        <w:tc>
+          <w:tcPr>
+            <w:tcW w:type="dxa" w:w="851"/>
+          </w:tcPr>
+          <w:p>
+            <w:r>
+              <w:rPr>
+                <w:sz w:val="17"/>
+              </w:rPr>
+              <w:t>100\%</w:t>
+            </w:r>
+          </w:p>
+        </w:tc>
+        <w:tc>
+          <w:tcPr>
+            <w:tcW w:type="dxa" w:w="851"/>
+          </w:tcPr>
+          <w:p>
+            <w:r>
+              <w:rPr>
+                <w:sz w:val="17"/>
+              </w:rPr>
+              <w:t>100\%</w:t>
+            </w:r>
+          </w:p>
+        </w:tc>
+        <w:tc>
+          <w:tcPr>
+            <w:tcW w:type="dxa" w:w="851"/>
+          </w:tcPr>
+          <w:p>
+            <w:r>
+              <w:rPr>
+                <w:sz w:val="17"/>
+              </w:rPr>
+              <w:t>100\%</w:t>
             </w:r>
           </w:p>
         </w:tc>
@@ -22821,20 +23229,20 @@
         </w:trPr>
         <w:tc>
           <w:tcPr>
-            <w:tcW w:type="dxa" w:w="1560"/>
-          </w:tcPr>
-          <w:p>
-            <w:r>
-              <w:rPr>
-                <w:sz w:val="17"/>
-              </w:rPr>
-              <w:t>dual + selectivity</w:t>
-            </w:r>
-          </w:p>
-        </w:tc>
-        <w:tc>
-          <w:tcPr>
-            <w:tcW w:type="dxa" w:w="1560"/>
+            <w:tcW w:type="dxa" w:w="851"/>
+          </w:tcPr>
+          <w:p>
+            <w:r>
+              <w:rPr>
+                <w:sz w:val="17"/>
+              </w:rPr>
+              <w:t>reversal potential</w:t>
+            </w:r>
+          </w:p>
+        </w:tc>
+        <w:tc>
+          <w:tcPr>
+            <w:tcW w:type="dxa" w:w="851"/>
           </w:tcPr>
           <w:p>
             <w:r>
@@ -22847,53 +23255,118 @@
         </w:tc>
         <w:tc>
           <w:tcPr>
-            <w:tcW w:type="dxa" w:w="1560"/>
-          </w:tcPr>
-          <w:p>
-            <w:r>
-              <w:rPr>
-                <w:sz w:val="17"/>
-              </w:rPr>
-              <w:t>39.2\%</w:t>
-            </w:r>
-          </w:p>
-        </w:tc>
-        <w:tc>
-          <w:tcPr>
-            <w:tcW w:type="dxa" w:w="1560"/>
-          </w:tcPr>
-          <w:p>
-            <w:r>
-              <w:rPr>
-                <w:sz w:val="17"/>
-              </w:rPr>
-              <w:t>0.169\%</w:t>
-            </w:r>
-          </w:p>
-        </w:tc>
-        <w:tc>
-          <w:tcPr>
-            <w:tcW w:type="dxa" w:w="1560"/>
-          </w:tcPr>
-          <w:p>
-            <w:r>
-              <w:rPr>
-                <w:sz w:val="17"/>
-              </w:rPr>
-              <w:t>18\%</w:t>
-            </w:r>
-          </w:p>
-        </w:tc>
-        <w:tc>
-          <w:tcPr>
-            <w:tcW w:type="dxa" w:w="1560"/>
-          </w:tcPr>
-          <w:p>
-            <w:r>
-              <w:rPr>
-                <w:sz w:val="17"/>
-              </w:rPr>
-              <w:t>96\%</w:t>
+            <w:tcW w:type="dxa" w:w="851"/>
+          </w:tcPr>
+          <w:p>
+            <w:r>
+              <w:rPr>
+                <w:sz w:val="17"/>
+              </w:rPr>
+              <w:t>31.92\%</w:t>
+            </w:r>
+          </w:p>
+        </w:tc>
+        <w:tc>
+          <w:tcPr>
+            <w:tcW w:type="dxa" w:w="851"/>
+          </w:tcPr>
+          <w:p>
+            <w:r>
+              <w:rPr>
+                <w:sz w:val="17"/>
+              </w:rPr>
+              <w:t>94.03\%</w:t>
+            </w:r>
+          </w:p>
+        </w:tc>
+        <w:tc>
+          <w:tcPr>
+            <w:tcW w:type="dxa" w:w="851"/>
+          </w:tcPr>
+          <w:p>
+            <w:r>
+              <w:rPr>
+                <w:sz w:val="17"/>
+              </w:rPr>
+              <w:t>72.22\%</w:t>
+            </w:r>
+          </w:p>
+        </w:tc>
+        <w:tc>
+          <w:tcPr>
+            <w:tcW w:type="dxa" w:w="851"/>
+          </w:tcPr>
+          <w:p>
+            <w:r>
+              <w:rPr>
+                <w:sz w:val="17"/>
+              </w:rPr>
+              <w:t>6.09\%</w:t>
+            </w:r>
+          </w:p>
+        </w:tc>
+        <w:tc>
+          <w:tcPr>
+            <w:tcW w:type="dxa" w:w="851"/>
+          </w:tcPr>
+          <w:p>
+            <w:r>
+              <w:rPr>
+                <w:sz w:val="17"/>
+              </w:rPr>
+              <w:t>0.05\%</w:t>
+            </w:r>
+          </w:p>
+        </w:tc>
+        <w:tc>
+          <w:tcPr>
+            <w:tcW w:type="dxa" w:w="851"/>
+          </w:tcPr>
+          <w:p>
+            <w:r>
+              <w:rPr>
+                <w:sz w:val="17"/>
+              </w:rPr>
+              <w:t>62\%</w:t>
+            </w:r>
+          </w:p>
+        </w:tc>
+        <w:tc>
+          <w:tcPr>
+            <w:tcW w:type="dxa" w:w="851"/>
+          </w:tcPr>
+          <w:p>
+            <w:r>
+              <w:rPr>
+                <w:sz w:val="17"/>
+              </w:rPr>
+              <w:t>58\%</w:t>
+            </w:r>
+          </w:p>
+        </w:tc>
+        <w:tc>
+          <w:tcPr>
+            <w:tcW w:type="dxa" w:w="851"/>
+          </w:tcPr>
+          <w:p>
+            <w:r>
+              <w:rPr>
+                <w:sz w:val="17"/>
+              </w:rPr>
+              <w:t>49\%</w:t>
+            </w:r>
+          </w:p>
+        </w:tc>
+        <w:tc>
+          <w:tcPr>
+            <w:tcW w:type="dxa" w:w="851"/>
+          </w:tcPr>
+          <w:p>
+            <w:r>
+              <w:rPr>
+                <w:sz w:val="17"/>
+              </w:rPr>
+              <w:t>78\%</w:t>
             </w:r>
           </w:p>
         </w:tc>
@@ -22904,20 +23377,20 @@
         </w:trPr>
         <w:tc>
           <w:tcPr>
-            <w:tcW w:type="dxa" w:w="1560"/>
-          </w:tcPr>
-          <w:p>
-            <w:r>
-              <w:rPr>
-                <w:sz w:val="17"/>
-              </w:rPr>
-              <w:t>dual + selectivity</w:t>
-            </w:r>
-          </w:p>
-        </w:tc>
-        <w:tc>
-          <w:tcPr>
-            <w:tcW w:type="dxa" w:w="1560"/>
+            <w:tcW w:type="dxa" w:w="851"/>
+          </w:tcPr>
+          <w:p>
+            <w:r>
+              <w:rPr>
+                <w:sz w:val="17"/>
+              </w:rPr>
+              <w:t>reversal potential</w:t>
+            </w:r>
+          </w:p>
+        </w:tc>
+        <w:tc>
+          <w:tcPr>
+            <w:tcW w:type="dxa" w:w="851"/>
           </w:tcPr>
           <w:p>
             <w:r>
@@ -22930,53 +23403,118 @@
         </w:tc>
         <w:tc>
           <w:tcPr>
-            <w:tcW w:type="dxa" w:w="1560"/>
-          </w:tcPr>
-          <w:p>
-            <w:r>
-              <w:rPr>
-                <w:sz w:val="17"/>
-              </w:rPr>
-              <w:t>39.2\%</w:t>
-            </w:r>
-          </w:p>
-        </w:tc>
-        <w:tc>
-          <w:tcPr>
-            <w:tcW w:type="dxa" w:w="1560"/>
-          </w:tcPr>
-          <w:p>
-            <w:r>
-              <w:rPr>
-                <w:sz w:val="17"/>
-              </w:rPr>
-              <w:t>0.233\%</w:t>
-            </w:r>
-          </w:p>
-        </w:tc>
-        <w:tc>
-          <w:tcPr>
-            <w:tcW w:type="dxa" w:w="1560"/>
-          </w:tcPr>
-          <w:p>
-            <w:r>
-              <w:rPr>
-                <w:sz w:val="17"/>
-              </w:rPr>
-              <w:t>9\%</w:t>
-            </w:r>
-          </w:p>
-        </w:tc>
-        <w:tc>
-          <w:tcPr>
-            <w:tcW w:type="dxa" w:w="1560"/>
-          </w:tcPr>
-          <w:p>
-            <w:r>
-              <w:rPr>
-                <w:sz w:val="17"/>
-              </w:rPr>
-              <w:t>89\%</w:t>
+            <w:tcW w:type="dxa" w:w="851"/>
+          </w:tcPr>
+          <w:p>
+            <w:r>
+              <w:rPr>
+                <w:sz w:val="17"/>
+              </w:rPr>
+              <w:t>20.67\%</w:t>
+            </w:r>
+          </w:p>
+        </w:tc>
+        <w:tc>
+          <w:tcPr>
+            <w:tcW w:type="dxa" w:w="851"/>
+          </w:tcPr>
+          <w:p>
+            <w:r>
+              <w:rPr>
+                <w:sz w:val="17"/>
+              </w:rPr>
+              <w:t>263.41\%</w:t>
+            </w:r>
+          </w:p>
+        </w:tc>
+        <w:tc>
+          <w:tcPr>
+            <w:tcW w:type="dxa" w:w="851"/>
+          </w:tcPr>
+          <w:p>
+            <w:r>
+              <w:rPr>
+                <w:sz w:val="17"/>
+              </w:rPr>
+              <w:t>37.65\%</w:t>
+            </w:r>
+          </w:p>
+        </w:tc>
+        <w:tc>
+          <w:tcPr>
+            <w:tcW w:type="dxa" w:w="851"/>
+          </w:tcPr>
+          <w:p>
+            <w:r>
+              <w:rPr>
+                <w:sz w:val="17"/>
+              </w:rPr>
+              <w:t>7.29\%</w:t>
+            </w:r>
+          </w:p>
+        </w:tc>
+        <w:tc>
+          <w:tcPr>
+            <w:tcW w:type="dxa" w:w="851"/>
+          </w:tcPr>
+          <w:p>
+            <w:r>
+              <w:rPr>
+                <w:sz w:val="17"/>
+              </w:rPr>
+              <w:t>0.20\%</w:t>
+            </w:r>
+          </w:p>
+        </w:tc>
+        <w:tc>
+          <w:tcPr>
+            <w:tcW w:type="dxa" w:w="851"/>
+          </w:tcPr>
+          <w:p>
+            <w:r>
+              <w:rPr>
+                <w:sz w:val="17"/>
+              </w:rPr>
+              <w:t>56\%</w:t>
+            </w:r>
+          </w:p>
+        </w:tc>
+        <w:tc>
+          <w:tcPr>
+            <w:tcW w:type="dxa" w:w="851"/>
+          </w:tcPr>
+          <w:p>
+            <w:r>
+              <w:rPr>
+                <w:sz w:val="17"/>
+              </w:rPr>
+              <w:t>44\%</w:t>
+            </w:r>
+          </w:p>
+        </w:tc>
+        <w:tc>
+          <w:tcPr>
+            <w:tcW w:type="dxa" w:w="851"/>
+          </w:tcPr>
+          <w:p>
+            <w:r>
+              <w:rPr>
+                <w:sz w:val="17"/>
+              </w:rPr>
+              <w:t>46\%</w:t>
+            </w:r>
+          </w:p>
+        </w:tc>
+        <w:tc>
+          <w:tcPr>
+            <w:tcW w:type="dxa" w:w="851"/>
+          </w:tcPr>
+          <w:p>
+            <w:r>
+              <w:rPr>
+                <w:sz w:val="17"/>
+              </w:rPr>
+              <w:t>78\%</w:t>
             </w:r>
           </w:p>
         </w:tc>
@@ -22987,7 +23525,155 @@
         </w:trPr>
         <w:tc>
           <w:tcPr>
-            <w:tcW w:type="dxa" w:w="1560"/>
+            <w:tcW w:type="dxa" w:w="851"/>
+          </w:tcPr>
+          <w:p>
+            <w:r>
+              <w:rPr>
+                <w:sz w:val="17"/>
+              </w:rPr>
+              <w:t>reversal potential</w:t>
+            </w:r>
+          </w:p>
+        </w:tc>
+        <w:tc>
+          <w:tcPr>
+            <w:tcW w:type="dxa" w:w="851"/>
+          </w:tcPr>
+          <w:p>
+            <w:r>
+              <w:rPr>
+                <w:sz w:val="17"/>
+              </w:rPr>
+              <w:t>2\%</w:t>
+            </w:r>
+          </w:p>
+        </w:tc>
+        <w:tc>
+          <w:tcPr>
+            <w:tcW w:type="dxa" w:w="851"/>
+          </w:tcPr>
+          <w:p>
+            <w:r>
+              <w:rPr>
+                <w:sz w:val="17"/>
+              </w:rPr>
+              <w:t>24.18\%</w:t>
+            </w:r>
+          </w:p>
+        </w:tc>
+        <w:tc>
+          <w:tcPr>
+            <w:tcW w:type="dxa" w:w="851"/>
+          </w:tcPr>
+          <w:p>
+            <w:r>
+              <w:rPr>
+                <w:sz w:val="17"/>
+              </w:rPr>
+              <w:t>382.51\%</w:t>
+            </w:r>
+          </w:p>
+        </w:tc>
+        <w:tc>
+          <w:tcPr>
+            <w:tcW w:type="dxa" w:w="851"/>
+          </w:tcPr>
+          <w:p>
+            <w:r>
+              <w:rPr>
+                <w:sz w:val="17"/>
+              </w:rPr>
+              <w:t>44.42\%</w:t>
+            </w:r>
+          </w:p>
+        </w:tc>
+        <w:tc>
+          <w:tcPr>
+            <w:tcW w:type="dxa" w:w="851"/>
+          </w:tcPr>
+          <w:p>
+            <w:r>
+              <w:rPr>
+                <w:sz w:val="17"/>
+              </w:rPr>
+              <w:t>7.72\%</w:t>
+            </w:r>
+          </w:p>
+        </w:tc>
+        <w:tc>
+          <w:tcPr>
+            <w:tcW w:type="dxa" w:w="851"/>
+          </w:tcPr>
+          <w:p>
+            <w:r>
+              <w:rPr>
+                <w:sz w:val="17"/>
+              </w:rPr>
+              <w:t>0.33\%</w:t>
+            </w:r>
+          </w:p>
+        </w:tc>
+        <w:tc>
+          <w:tcPr>
+            <w:tcW w:type="dxa" w:w="851"/>
+          </w:tcPr>
+          <w:p>
+            <w:r>
+              <w:rPr>
+                <w:sz w:val="17"/>
+              </w:rPr>
+              <w:t>52\%</w:t>
+            </w:r>
+          </w:p>
+        </w:tc>
+        <w:tc>
+          <w:tcPr>
+            <w:tcW w:type="dxa" w:w="851"/>
+          </w:tcPr>
+          <w:p>
+            <w:r>
+              <w:rPr>
+                <w:sz w:val="17"/>
+              </w:rPr>
+              <w:t>35\%</w:t>
+            </w:r>
+          </w:p>
+        </w:tc>
+        <w:tc>
+          <w:tcPr>
+            <w:tcW w:type="dxa" w:w="851"/>
+          </w:tcPr>
+          <w:p>
+            <w:r>
+              <w:rPr>
+                <w:sz w:val="17"/>
+              </w:rPr>
+              <w:t>40\%</w:t>
+            </w:r>
+          </w:p>
+        </w:tc>
+        <w:tc>
+          <w:tcPr>
+            <w:tcW w:type="dxa" w:w="851"/>
+          </w:tcPr>
+          <w:p>
+            <w:r>
+              <w:rPr>
+                <w:sz w:val="17"/>
+              </w:rPr>
+              <w:t>80\%</w:t>
+            </w:r>
+          </w:p>
+        </w:tc>
+      </w:tr>
+      <w:tr>
+        <w:trPr>
+          <w:cantSplit w:val="true"/>
+        </w:trPr>
+        <w:tc>
+          <w:tcPr>
+            <w:tcW w:type="dxa" w:w="851"/>
           </w:tcPr>
           <w:p>
             <w:r>
@@ -23000,7 +23686,303 @@
         </w:tc>
         <w:tc>
           <w:tcPr>
-            <w:tcW w:type="dxa" w:w="1560"/>
+            <w:tcW w:type="dxa" w:w="851"/>
+          </w:tcPr>
+          <w:p>
+            <w:r>
+              <w:rPr>
+                <w:sz w:val="17"/>
+              </w:rPr>
+              <w:t>0.2\%</w:t>
+            </w:r>
+          </w:p>
+        </w:tc>
+        <w:tc>
+          <w:tcPr>
+            <w:tcW w:type="dxa" w:w="851"/>
+          </w:tcPr>
+          <w:p>
+            <w:r>
+              <w:rPr>
+                <w:sz w:val="17"/>
+              </w:rPr>
+              <w:t>1.47\%</w:t>
+            </w:r>
+          </w:p>
+        </w:tc>
+        <w:tc>
+          <w:tcPr>
+            <w:tcW w:type="dxa" w:w="851"/>
+          </w:tcPr>
+          <w:p>
+            <w:r>
+              <w:rPr>
+                <w:sz w:val="17"/>
+              </w:rPr>
+              <w:t>1.41\%</w:t>
+            </w:r>
+          </w:p>
+        </w:tc>
+        <w:tc>
+          <w:tcPr>
+            <w:tcW w:type="dxa" w:w="851"/>
+          </w:tcPr>
+          <w:p>
+            <w:r>
+              <w:rPr>
+                <w:sz w:val="17"/>
+              </w:rPr>
+              <w:t>1.36\%</w:t>
+            </w:r>
+          </w:p>
+        </w:tc>
+        <w:tc>
+          <w:tcPr>
+            <w:tcW w:type="dxa" w:w="851"/>
+          </w:tcPr>
+          <w:p>
+            <w:r>
+              <w:rPr>
+                <w:sz w:val="17"/>
+              </w:rPr>
+              <w:t>2.62\%</w:t>
+            </w:r>
+          </w:p>
+        </w:tc>
+        <w:tc>
+          <w:tcPr>
+            <w:tcW w:type="dxa" w:w="851"/>
+          </w:tcPr>
+          <w:p>
+            <w:r>
+              <w:rPr>
+                <w:sz w:val="17"/>
+              </w:rPr>
+              <w:t>0.03\%</w:t>
+            </w:r>
+          </w:p>
+        </w:tc>
+        <w:tc>
+          <w:tcPr>
+            <w:tcW w:type="dxa" w:w="851"/>
+          </w:tcPr>
+          <w:p>
+            <w:r>
+              <w:rPr>
+                <w:sz w:val="17"/>
+              </w:rPr>
+              <w:t>4\%</w:t>
+            </w:r>
+          </w:p>
+        </w:tc>
+        <w:tc>
+          <w:tcPr>
+            <w:tcW w:type="dxa" w:w="851"/>
+          </w:tcPr>
+          <w:p>
+            <w:r>
+              <w:rPr>
+                <w:sz w:val="17"/>
+              </w:rPr>
+              <w:t>13\%</w:t>
+            </w:r>
+          </w:p>
+        </w:tc>
+        <w:tc>
+          <w:tcPr>
+            <w:tcW w:type="dxa" w:w="851"/>
+          </w:tcPr>
+          <w:p>
+            <w:r>
+              <w:rPr>
+                <w:sz w:val="17"/>
+              </w:rPr>
+              <w:t>0\%</w:t>
+            </w:r>
+          </w:p>
+        </w:tc>
+        <w:tc>
+          <w:tcPr>
+            <w:tcW w:type="dxa" w:w="851"/>
+          </w:tcPr>
+          <w:p>
+            <w:r>
+              <w:rPr>
+                <w:sz w:val="17"/>
+              </w:rPr>
+              <w:t>0\%</w:t>
+            </w:r>
+          </w:p>
+        </w:tc>
+      </w:tr>
+      <w:tr>
+        <w:trPr>
+          <w:cantSplit w:val="true"/>
+        </w:trPr>
+        <w:tc>
+          <w:tcPr>
+            <w:tcW w:type="dxa" w:w="851"/>
+          </w:tcPr>
+          <w:p>
+            <w:r>
+              <w:rPr>
+                <w:sz w:val="17"/>
+              </w:rPr>
+              <w:t>dual + selectivity</w:t>
+            </w:r>
+          </w:p>
+        </w:tc>
+        <w:tc>
+          <w:tcPr>
+            <w:tcW w:type="dxa" w:w="851"/>
+          </w:tcPr>
+          <w:p>
+            <w:r>
+              <w:rPr>
+                <w:sz w:val="17"/>
+              </w:rPr>
+              <w:t>1\%</w:t>
+            </w:r>
+          </w:p>
+        </w:tc>
+        <w:tc>
+          <w:tcPr>
+            <w:tcW w:type="dxa" w:w="851"/>
+          </w:tcPr>
+          <w:p>
+            <w:r>
+              <w:rPr>
+                <w:sz w:val="17"/>
+              </w:rPr>
+              <w:t>1.72\%</w:t>
+            </w:r>
+          </w:p>
+        </w:tc>
+        <w:tc>
+          <w:tcPr>
+            <w:tcW w:type="dxa" w:w="851"/>
+          </w:tcPr>
+          <w:p>
+            <w:r>
+              <w:rPr>
+                <w:sz w:val="17"/>
+              </w:rPr>
+              <w:t>1.38\%</w:t>
+            </w:r>
+          </w:p>
+        </w:tc>
+        <w:tc>
+          <w:tcPr>
+            <w:tcW w:type="dxa" w:w="851"/>
+          </w:tcPr>
+          <w:p>
+            <w:r>
+              <w:rPr>
+                <w:sz w:val="17"/>
+              </w:rPr>
+              <w:t>1.40\%</w:t>
+            </w:r>
+          </w:p>
+        </w:tc>
+        <w:tc>
+          <w:tcPr>
+            <w:tcW w:type="dxa" w:w="851"/>
+          </w:tcPr>
+          <w:p>
+            <w:r>
+              <w:rPr>
+                <w:sz w:val="17"/>
+              </w:rPr>
+              <w:t>2.41\%</w:t>
+            </w:r>
+          </w:p>
+        </w:tc>
+        <w:tc>
+          <w:tcPr>
+            <w:tcW w:type="dxa" w:w="851"/>
+          </w:tcPr>
+          <w:p>
+            <w:r>
+              <w:rPr>
+                <w:sz w:val="17"/>
+              </w:rPr>
+              <w:t>0.17\%</w:t>
+            </w:r>
+          </w:p>
+        </w:tc>
+        <w:tc>
+          <w:tcPr>
+            <w:tcW w:type="dxa" w:w="851"/>
+          </w:tcPr>
+          <w:p>
+            <w:r>
+              <w:rPr>
+                <w:sz w:val="17"/>
+              </w:rPr>
+              <w:t>68\%</w:t>
+            </w:r>
+          </w:p>
+        </w:tc>
+        <w:tc>
+          <w:tcPr>
+            <w:tcW w:type="dxa" w:w="851"/>
+          </w:tcPr>
+          <w:p>
+            <w:r>
+              <w:rPr>
+                <w:sz w:val="17"/>
+              </w:rPr>
+              <w:t>89\%</w:t>
+            </w:r>
+          </w:p>
+        </w:tc>
+        <w:tc>
+          <w:tcPr>
+            <w:tcW w:type="dxa" w:w="851"/>
+          </w:tcPr>
+          <w:p>
+            <w:r>
+              <w:rPr>
+                <w:sz w:val="17"/>
+              </w:rPr>
+              <w:t>70\%</w:t>
+            </w:r>
+          </w:p>
+        </w:tc>
+        <w:tc>
+          <w:tcPr>
+            <w:tcW w:type="dxa" w:w="851"/>
+          </w:tcPr>
+          <w:p>
+            <w:r>
+              <w:rPr>
+                <w:sz w:val="17"/>
+              </w:rPr>
+              <w:t>44\%</w:t>
+            </w:r>
+          </w:p>
+        </w:tc>
+      </w:tr>
+      <w:tr>
+        <w:trPr>
+          <w:cantSplit w:val="true"/>
+        </w:trPr>
+        <w:tc>
+          <w:tcPr>
+            <w:tcW w:type="dxa" w:w="851"/>
+          </w:tcPr>
+          <w:p>
+            <w:r>
+              <w:rPr>
+                <w:sz w:val="17"/>
+              </w:rPr>
+              <w:t>dual + selectivity</w:t>
+            </w:r>
+          </w:p>
+        </w:tc>
+        <w:tc>
+          <w:tcPr>
+            <w:tcW w:type="dxa" w:w="851"/>
           </w:tcPr>
           <w:p>
             <w:r>
@@ -23013,53 +23995,118 @@
         </w:tc>
         <w:tc>
           <w:tcPr>
-            <w:tcW w:type="dxa" w:w="1560"/>
-          </w:tcPr>
-          <w:p>
-            <w:r>
-              <w:rPr>
-                <w:sz w:val="17"/>
-              </w:rPr>
-              <w:t>31.4\%</w:t>
-            </w:r>
-          </w:p>
-        </w:tc>
-        <w:tc>
-          <w:tcPr>
-            <w:tcW w:type="dxa" w:w="1560"/>
-          </w:tcPr>
-          <w:p>
-            <w:r>
-              <w:rPr>
-                <w:sz w:val="17"/>
-              </w:rPr>
-              <w:t>0.349\%</w:t>
-            </w:r>
-          </w:p>
-        </w:tc>
-        <w:tc>
-          <w:tcPr>
-            <w:tcW w:type="dxa" w:w="1560"/>
-          </w:tcPr>
-          <w:p>
-            <w:r>
-              <w:rPr>
-                <w:sz w:val="17"/>
-              </w:rPr>
-              <w:t>11\%</w:t>
-            </w:r>
-          </w:p>
-        </w:tc>
-        <w:tc>
-          <w:tcPr>
-            <w:tcW w:type="dxa" w:w="1560"/>
-          </w:tcPr>
-          <w:p>
-            <w:r>
-              <w:rPr>
-                <w:sz w:val="17"/>
-              </w:rPr>
-              <w:t>62\%</w:t>
+            <w:tcW w:type="dxa" w:w="851"/>
+          </w:tcPr>
+          <w:p>
+            <w:r>
+              <w:rPr>
+                <w:sz w:val="17"/>
+              </w:rPr>
+              <w:t>2.29\%</w:t>
+            </w:r>
+          </w:p>
+        </w:tc>
+        <w:tc>
+          <w:tcPr>
+            <w:tcW w:type="dxa" w:w="851"/>
+          </w:tcPr>
+          <w:p>
+            <w:r>
+              <w:rPr>
+                <w:sz w:val="17"/>
+              </w:rPr>
+              <w:t>2.55\%</w:t>
+            </w:r>
+          </w:p>
+        </w:tc>
+        <w:tc>
+          <w:tcPr>
+            <w:tcW w:type="dxa" w:w="851"/>
+          </w:tcPr>
+          <w:p>
+            <w:r>
+              <w:rPr>
+                <w:sz w:val="17"/>
+              </w:rPr>
+              <w:t>1.80\%</w:t>
+            </w:r>
+          </w:p>
+        </w:tc>
+        <w:tc>
+          <w:tcPr>
+            <w:tcW w:type="dxa" w:w="851"/>
+          </w:tcPr>
+          <w:p>
+            <w:r>
+              <w:rPr>
+                <w:sz w:val="17"/>
+              </w:rPr>
+              <w:t>2.74\%</w:t>
+            </w:r>
+          </w:p>
+        </w:tc>
+        <w:tc>
+          <w:tcPr>
+            <w:tcW w:type="dxa" w:w="851"/>
+          </w:tcPr>
+          <w:p>
+            <w:r>
+              <w:rPr>
+                <w:sz w:val="17"/>
+              </w:rPr>
+              <w:t>0.39\%</w:t>
+            </w:r>
+          </w:p>
+        </w:tc>
+        <w:tc>
+          <w:tcPr>
+            <w:tcW w:type="dxa" w:w="851"/>
+          </w:tcPr>
+          <w:p>
+            <w:r>
+              <w:rPr>
+                <w:sz w:val="17"/>
+              </w:rPr>
+              <w:t>87\%</w:t>
+            </w:r>
+          </w:p>
+        </w:tc>
+        <w:tc>
+          <w:tcPr>
+            <w:tcW w:type="dxa" w:w="851"/>
+          </w:tcPr>
+          <w:p>
+            <w:r>
+              <w:rPr>
+                <w:sz w:val="17"/>
+              </w:rPr>
+              <w:t>87\%</w:t>
+            </w:r>
+          </w:p>
+        </w:tc>
+        <w:tc>
+          <w:tcPr>
+            <w:tcW w:type="dxa" w:w="851"/>
+          </w:tcPr>
+          <w:p>
+            <w:r>
+              <w:rPr>
+                <w:sz w:val="17"/>
+              </w:rPr>
+              <w:t>91\%</w:t>
+            </w:r>
+          </w:p>
+        </w:tc>
+        <w:tc>
+          <w:tcPr>
+            <w:tcW w:type="dxa" w:w="851"/>
+          </w:tcPr>
+          <w:p>
+            <w:r>
+              <w:rPr>
+                <w:sz w:val="17"/>
+              </w:rPr>
+              <w:t>83\%</w:t>
             </w:r>
           </w:p>
         </w:tc>

--- a/manuscript/Supplementary_Materials_PINO.docx
+++ b/manuscript/Supplementary_Materials_PINO.docx
@@ -18,7 +18,7 @@
         <w:t>Manuscript:</w:t>
       </w:r>
       <w:r>
-        <w:t xml:space="preserve"> Sensitivity-controlled physics-constrained neural operators and conductance identifiability limits for Poisson–Nernst–Planck transport in charged nanopores</w:t>
+        <w:t xml:space="preserve"> Charge-balanced neural operators, conductance identifiability limits, and warm-started finite-volume solvers for nanopore ion transport</w:t>
       </w:r>
     </w:p>
     <w:p>
@@ -371,7 +371,7 @@
         <w:t>S22</w:t>
       </w:r>
       <w:r>
-        <w:t>: Sensitivity-controlled hybrid solver and reversal-potential inverse benchmark.</w:t>
+        <w:t>: Operator-warm-started SG/FV solver and reversal-potential inverse benchmark.</w:t>
       </w:r>
     </w:p>
     <w:p>
@@ -6262,7 +6262,7 @@
               <w:rPr>
                 <w:sz w:val="17"/>
               </w:rPr>
-              <w:t>Sensitivity-controlled hybrid solver and reversal-potential inverse benchmark</w:t>
+              <w:t>Operator-warm-started SG/FV solver and reversal-potential inverse benchmark</w:t>
             </w:r>
           </w:p>
         </w:tc>
@@ -7065,7 +7065,7 @@
         <w:t>Supplementary Table S9.</w:t>
       </w:r>
       <w:r>
-        <w:t xml:space="preserve"> Multi-protocol inverse identifiability with exact SG/FV-generated observations. For 15 held-out interpolation states, three protocols, and three relative noise levels (0.2\%, 1\%, 2\%), we use 20 independent realizations per state–protocol–noise cell and a </w:t>
+        <w:t xml:space="preserve"> Multi-protocol inverse identifiability with exact SG/FV-generated observations. For 15 held-out interpolation states, three protocols, and three relative noise levels (0.2%, 1%, 2%), we use 20 independent realizations per state–protocol–noise cell and a </w:t>
       </w:r>
       <m:oMath xmlns:a="http://schemas.openxmlformats.org/drawingml/2006/main" xmlns:pic="http://schemas.openxmlformats.org/drawingml/2006/picture">
         <m:r>
@@ -7283,7 +7283,7 @@
         </m:sSub>
       </m:oMath>
       <w:r>
-        <w:t xml:space="preserve"> to the multi-salt data. Coverage is the fraction of 95\% intervals containing the true value.</w:t>
+        <w:t xml:space="preserve"> to the multi-salt data. Coverage is the fraction of 95% intervals containing the true value.</w:t>
       </w:r>
     </w:p>
     <w:tbl>
@@ -11759,7 +11759,7 @@
         </m:r>
       </m:oMath>
       <w:r>
-        <w:t xml:space="preserve">); their squared-error shares sum to 100\% for each field. Parametric rows use mutually exclusive labels with priority combined </w:t>
+        <w:t xml:space="preserve">); their squared-error shares sum to 100% for each field. Parametric rows use mutually exclusive labels with priority combined </w:t>
       </w:r>
       <m:oMath xmlns:a="http://schemas.openxmlformats.org/drawingml/2006/main" xmlns:pic="http://schemas.openxmlformats.org/drawingml/2006/picture">
         <m:r>
@@ -11938,7 +11938,7 @@
                 <w:b/>
                 <w:sz w:val="17"/>
               </w:rPr>
-              <w:t xml:space="preserve"> share (\%)</w:t>
+              <w:t xml:space="preserve"> share (%)</w:t>
             </w:r>
           </w:p>
         </w:tc>
@@ -11957,7 +11957,7 @@
                 <w:b/>
                 <w:sz w:val="17"/>
               </w:rPr>
-              <w:t xml:space="preserve"> share (\%)</w:t>
+              <w:t xml:space="preserve"> share (%)</w:t>
             </w:r>
           </w:p>
         </w:tc>
@@ -15677,7 +15677,7 @@
         <w:t>Supplementary Table S18.</w:t>
       </w:r>
       <w:r>
-        <w:t xml:space="preserve"> Candidate-grid nesting and SG/FV-in-the-loop inverse check. (A) At 1\% noise, median errors on the </w:t>
+        <w:t xml:space="preserve"> Candidate-grid nesting and SG/FV-in-the-loop inverse check. (A) At 1% noise, median errors on the </w:t>
       </w:r>
       <m:oMath xmlns:a="http://schemas.openxmlformats.org/drawingml/2006/main" xmlns:pic="http://schemas.openxmlformats.org/drawingml/2006/picture">
         <m:r>
@@ -15711,7 +15711,7 @@
         </m:r>
       </m:oMath>
       <w:r>
-        <w:t xml:space="preserve"> grids for the same 15 states and 20 realizations; the dual protocol changes by less than 1\%, whereas the radius-only protocols have a shallow, grid-sensitive radius optimum. (B) Median errors with the exact SG/FV solver used for every candidate on five states at 1\% noise, initialized from the operator estimate; this check validates the protocol ranking but is not a blind estimator.</w:t>
+        <w:t xml:space="preserve"> grids for the same 15 states and 20 realizations; the dual protocol changes by less than 1%, whereas the radius-only protocols have a shallow, grid-sensitive radius optimum. (B) Median errors with the exact SG/FV solver used for every candidate on five states at 1% noise, initialized from the operator estimate; this check validates the protocol ranking but is not a blind estimator.</w:t>
       </w:r>
     </w:p>
     <w:tbl>
@@ -15940,7 +15940,7 @@
               <w:rPr>
                 <w:sz w:val="17"/>
               </w:rPr>
-              <w:t>0.0\%</w:t>
+              <w:t>0.0%</w:t>
             </w:r>
           </w:p>
         </w:tc>
@@ -15979,7 +15979,7 @@
               <w:rPr>
                 <w:sz w:val="17"/>
               </w:rPr>
-              <w:t>29.4\%</w:t>
+              <w:t>29.4%</w:t>
             </w:r>
           </w:p>
         </w:tc>
@@ -16036,7 +16036,7 @@
               <w:rPr>
                 <w:sz w:val="17"/>
               </w:rPr>
-              <w:t>5.3\%</w:t>
+              <w:t>5.3%</w:t>
             </w:r>
           </w:p>
         </w:tc>
@@ -16075,7 +16075,7 @@
               <w:rPr>
                 <w:sz w:val="17"/>
               </w:rPr>
-              <w:t>20.6\%</w:t>
+              <w:t>20.6%</w:t>
             </w:r>
           </w:p>
         </w:tc>
@@ -16132,7 +16132,7 @@
               <w:rPr>
                 <w:sz w:val="17"/>
               </w:rPr>
-              <w:t>0.40\%</w:t>
+              <w:t>0.40%</w:t>
             </w:r>
           </w:p>
         </w:tc>
@@ -16171,7 +16171,7 @@
               <w:rPr>
                 <w:sz w:val="17"/>
               </w:rPr>
-              <w:t>0.91\%</w:t>
+              <w:t>0.91%</w:t>
             </w:r>
           </w:p>
         </w:tc>
@@ -16789,7 +16789,7 @@
         </m:r>
       </m:oMath>
       <w:r>
-        <w:t xml:space="preserve"> at 1\% noise. The exact single-salt matrix is numerically rank-deficient, so its condition number is reported only as a scale; the radius sensitivity is the quantity that is resolved.</w:t>
+        <w:t xml:space="preserve"> at 1% noise. The exact single-salt matrix is numerically rank-deficient, so its condition number is reported only as a scale; the radius sensitivity is the quantity that is resolved.</w:t>
       </w:r>
     </w:p>
     <w:tbl>
@@ -21616,7 +21616,217 @@
         <w:t>Supplementary Table S22.</w:t>
       </w:r>
       <w:r>
-        <w:t xml:space="preserve"> Sensitivity-controlled hybrid solver and blind unequal-reservoir reversal-potential benchmark. (A) Median current and reversal-potential errors with median wall time for eight methods on 120 states (40 weak, 40 transitional, 40 strong). The Pino-Controller warm-starts the conservative SG/FV solve from the operator and is reference-free; full SG/FV is the reference. (B) Blind Stage-20 inversion with shared noisy observations, 15 states, and 20 realizations per protocol and noise level; B is the residual-controlled SG/FV Gauss–Newton estimator. Errors are medians over all states and over the weak, transitional, and strong charge bands; coverage is the fraction of 95\% intervals containing the truth. The dual protocol reaches 1.7\% median charge error at 1\% noise but its intervals are undercovered (68\%), while the reversal potential is strongly state dependent (263\% weak-charge versus 7.3\% strong-charge). Single-salt conductance remains unidentifiable.</w:t>
+        <w:t xml:space="preserve"> Operator-warm-started SG/FV solver and blind unequal-reservoir reversal-potential benchmark. (A) Median current and reversal-potential errors with median wall time for eight methods on 120 states (40 weak, 40 transitional, 40 strong). The Pino-Controller warm-starts the conservative SG/FV solve from the operator and is reference-free; full SG/FV is the reference. (B) Blind Stage-20 inversion with shared noisy observations, 15 states, and 20 realizations per protocol and noise level; B is the residual-controlled SG/FV Gauss–Newton estimator. Errors are medians over all states and over the weak, transitional, and strong charge bands; coverage is the fraction of 95% intervals containing the truth, reported separately for radius </w:t>
+      </w:r>
+      <m:oMath xmlns:a="http://schemas.openxmlformats.org/drawingml/2006/main" xmlns:pic="http://schemas.openxmlformats.org/drawingml/2006/picture">
+        <m:r>
+          <m:t>R</m:t>
+        </m:r>
+      </m:oMath>
+      <w:r>
+        <w:t xml:space="preserve">, surface charge density </w:t>
+      </w:r>
+      <m:oMath xmlns:a="http://schemas.openxmlformats.org/drawingml/2006/main" xmlns:pic="http://schemas.openxmlformats.org/drawingml/2006/picture">
+        <m:r>
+          <m:t>σ</m:t>
+        </m:r>
+      </m:oMath>
+      <w:r>
+        <w:t xml:space="preserve">, and dimensionless wall charge </w:t>
+      </w:r>
+      <m:oMath xmlns:a="http://schemas.openxmlformats.org/drawingml/2006/main" xmlns:pic="http://schemas.openxmlformats.org/drawingml/2006/picture">
+        <m:sSub>
+          <m:e>
+            <m:r>
+              <m:t>q</m:t>
+            </m:r>
+          </m:e>
+          <m:sub>
+            <m:r>
+              <m:t>w</m:t>
+            </m:r>
+          </m:sub>
+        </m:sSub>
+        <m:r>
+          <m:rPr>
+            <m:sty m:val="p"/>
+          </m:rPr>
+          <m:t>∝</m:t>
+        </m:r>
+        <m:r>
+          <m:t>R</m:t>
+        </m:r>
+        <m:r>
+          <m:t>σ</m:t>
+        </m:r>
+      </m:oMath>
+      <w:r>
+        <w:t xml:space="preserve">. The dual protocol reaches 1.7% median charge error at 1% noise but its intervals are undercovered (68% for </w:t>
+      </w:r>
+      <m:oMath xmlns:a="http://schemas.openxmlformats.org/drawingml/2006/main" xmlns:pic="http://schemas.openxmlformats.org/drawingml/2006/picture">
+        <m:sSub>
+          <m:e>
+            <m:r>
+              <m:t>q</m:t>
+            </m:r>
+          </m:e>
+          <m:sub>
+            <m:r>
+              <m:t>w</m:t>
+            </m:r>
+          </m:sub>
+        </m:sSub>
+      </m:oMath>
+      <w:r>
+        <w:t xml:space="preserve">), while the reversal potential is strongly state dependent (263% weak-charge versus 7.3% strong-charge). Single-salt conductance remains unidentifiable. (C) Three-way bias diagnostic at 1% noise with estimator B (dual protocol): D1 — noise-free </w:t>
+      </w:r>
+      <m:oMath xmlns:a="http://schemas.openxmlformats.org/drawingml/2006/main" xmlns:pic="http://schemas.openxmlformats.org/drawingml/2006/picture">
+        <m:r>
+          <m:t>21</m:t>
+        </m:r>
+        <m:r>
+          <m:rPr>
+            <m:sty m:val="p"/>
+          </m:rPr>
+          <m:t>×</m:t>
+        </m:r>
+        <m:r>
+          <m:t>61</m:t>
+        </m:r>
+      </m:oMath>
+      <w:r>
+        <w:t xml:space="preserve"> observations inverted on </w:t>
+      </w:r>
+      <m:oMath xmlns:a="http://schemas.openxmlformats.org/drawingml/2006/main" xmlns:pic="http://schemas.openxmlformats.org/drawingml/2006/picture">
+        <m:r>
+          <m:t>21</m:t>
+        </m:r>
+        <m:r>
+          <m:rPr>
+            <m:sty m:val="p"/>
+          </m:rPr>
+          <m:t>×</m:t>
+        </m:r>
+        <m:r>
+          <m:t>61</m:t>
+        </m:r>
+      </m:oMath>
+      <w:r>
+        <w:t xml:space="preserve"> (pure optimization error); D2 — noise-free </w:t>
+      </w:r>
+      <m:oMath xmlns:a="http://schemas.openxmlformats.org/drawingml/2006/main" xmlns:pic="http://schemas.openxmlformats.org/drawingml/2006/picture">
+        <m:r>
+          <m:t>41</m:t>
+        </m:r>
+        <m:r>
+          <m:rPr>
+            <m:sty m:val="p"/>
+          </m:rPr>
+          <m:t>×</m:t>
+        </m:r>
+        <m:r>
+          <m:t>121</m:t>
+        </m:r>
+      </m:oMath>
+      <w:r>
+        <w:t xml:space="preserve"> observations inverted on </w:t>
+      </w:r>
+      <m:oMath xmlns:a="http://schemas.openxmlformats.org/drawingml/2006/main" xmlns:pic="http://schemas.openxmlformats.org/drawingml/2006/picture">
+        <m:r>
+          <m:t>21</m:t>
+        </m:r>
+        <m:r>
+          <m:rPr>
+            <m:sty m:val="p"/>
+          </m:rPr>
+          <m:t>×</m:t>
+        </m:r>
+        <m:r>
+          <m:t>61</m:t>
+        </m:r>
+      </m:oMath>
+      <w:r>
+        <w:t xml:space="preserve"> (mesh discretization bias); D3 — warm-started vs. cold-started noisy </w:t>
+      </w:r>
+      <m:oMath xmlns:a="http://schemas.openxmlformats.org/drawingml/2006/main" xmlns:pic="http://schemas.openxmlformats.org/drawingml/2006/picture">
+        <m:r>
+          <m:t>41</m:t>
+        </m:r>
+        <m:r>
+          <m:rPr>
+            <m:sty m:val="p"/>
+          </m:rPr>
+          <m:t>×</m:t>
+        </m:r>
+        <m:r>
+          <m:t>121</m:t>
+        </m:r>
+        <m:r>
+          <m:rPr>
+            <m:sty m:val="p"/>
+          </m:rPr>
+          <m:t>→</m:t>
+        </m:r>
+        <m:r>
+          <m:t>21</m:t>
+        </m:r>
+        <m:r>
+          <m:rPr>
+            <m:sty m:val="p"/>
+          </m:rPr>
+          <m:t>×</m:t>
+        </m:r>
+        <m:r>
+          <m:t>61</m:t>
+        </m:r>
+      </m:oMath>
+      <w:r>
+        <w:t xml:space="preserve"> inversion (initialization dependence). The </w:t>
+      </w:r>
+      <m:oMath xmlns:a="http://schemas.openxmlformats.org/drawingml/2006/main" xmlns:pic="http://schemas.openxmlformats.org/drawingml/2006/picture">
+        <m:r>
+          <m:rPr>
+            <m:sty m:val="p"/>
+          </m:rPr>
+          <m:t>∼</m:t>
+        </m:r>
+      </m:oMath>
+      <w:r>
+        <w:t xml:space="preserve">1.5–1.7% dual error floor in estimator B arises primarily from the </w:t>
+      </w:r>
+      <m:oMath xmlns:a="http://schemas.openxmlformats.org/drawingml/2006/main" xmlns:pic="http://schemas.openxmlformats.org/drawingml/2006/picture">
+        <m:r>
+          <m:t>41</m:t>
+        </m:r>
+        <m:r>
+          <m:rPr>
+            <m:sty m:val="p"/>
+          </m:rPr>
+          <m:t>×</m:t>
+        </m:r>
+        <m:r>
+          <m:t>121</m:t>
+        </m:r>
+      </m:oMath>
+      <w:r>
+        <w:t xml:space="preserve"> vs. </w:t>
+      </w:r>
+      <m:oMath xmlns:a="http://schemas.openxmlformats.org/drawingml/2006/main" xmlns:pic="http://schemas.openxmlformats.org/drawingml/2006/picture">
+        <m:r>
+          <m:t>21</m:t>
+        </m:r>
+        <m:r>
+          <m:rPr>
+            <m:sty m:val="p"/>
+          </m:rPr>
+          <m:t>×</m:t>
+        </m:r>
+        <m:r>
+          <m:t>61</m:t>
+        </m:r>
+      </m:oMath>
+      <w:r>
+        <w:t xml:space="preserve"> mesh bias (D2), whereas same-grid noise-free inversion (D1) converges to near-zero error.</w:t>
       </w:r>
     </w:p>
     <w:tbl>
@@ -22166,7 +22376,7 @@
               <w:rPr>
                 <w:sz w:val="17"/>
               </w:rPr>
-              <w:t>Calibrated DINO-style</w:t>
+              <w:t>Ridge-calibrated operator baseline</w:t>
             </w:r>
           </w:p>
         </w:tc>
@@ -22805,7 +23015,7 @@
               <w:rPr>
                 <w:sz w:val="17"/>
               </w:rPr>
-              <w:t>0.2\%</w:t>
+              <w:t>0.2%</w:t>
             </w:r>
           </w:p>
         </w:tc>
@@ -22818,7 +23028,7 @@
               <w:rPr>
                 <w:sz w:val="17"/>
               </w:rPr>
-              <w:t>140.71\%</w:t>
+              <w:t>140.71%</w:t>
             </w:r>
           </w:p>
         </w:tc>
@@ -22831,7 +23041,7 @@
               <w:rPr>
                 <w:sz w:val="17"/>
               </w:rPr>
-              <w:t>997.51\%</w:t>
+              <w:t>997.51%</w:t>
             </w:r>
           </w:p>
         </w:tc>
@@ -22844,7 +23054,7 @@
               <w:rPr>
                 <w:sz w:val="17"/>
               </w:rPr>
-              <w:t>486.04\%</w:t>
+              <w:t>486.04%</w:t>
             </w:r>
           </w:p>
         </w:tc>
@@ -22857,7 +23067,7 @@
               <w:rPr>
                 <w:sz w:val="17"/>
               </w:rPr>
-              <w:t>70.48\%</w:t>
+              <w:t>70.48%</w:t>
             </w:r>
           </w:p>
         </w:tc>
@@ -22870,7 +23080,7 @@
               <w:rPr>
                 <w:sz w:val="17"/>
               </w:rPr>
-              <w:t>0.34\%</w:t>
+              <w:t>0.34%</w:t>
             </w:r>
           </w:p>
         </w:tc>
@@ -22883,7 +23093,7 @@
               <w:rPr>
                 <w:sz w:val="17"/>
               </w:rPr>
-              <w:t>100\%</w:t>
+              <w:t>100%</w:t>
             </w:r>
           </w:p>
         </w:tc>
@@ -22896,7 +23106,7 @@
               <w:rPr>
                 <w:sz w:val="17"/>
               </w:rPr>
-              <w:t>100\%</w:t>
+              <w:t>100%</w:t>
             </w:r>
           </w:p>
         </w:tc>
@@ -22909,7 +23119,7 @@
               <w:rPr>
                 <w:sz w:val="17"/>
               </w:rPr>
-              <w:t>100\%</w:t>
+              <w:t>100%</w:t>
             </w:r>
           </w:p>
         </w:tc>
@@ -22922,7 +23132,7 @@
               <w:rPr>
                 <w:sz w:val="17"/>
               </w:rPr>
-              <w:t>100\%</w:t>
+              <w:t>100%</w:t>
             </w:r>
           </w:p>
         </w:tc>
@@ -22953,7 +23163,7 @@
               <w:rPr>
                 <w:sz w:val="17"/>
               </w:rPr>
-              <w:t>1\%</w:t>
+              <w:t>1%</w:t>
             </w:r>
           </w:p>
         </w:tc>
@@ -22966,7 +23176,7 @@
               <w:rPr>
                 <w:sz w:val="17"/>
               </w:rPr>
-              <w:t>140.41\%</w:t>
+              <w:t>140.41%</w:t>
             </w:r>
           </w:p>
         </w:tc>
@@ -22979,7 +23189,7 @@
               <w:rPr>
                 <w:sz w:val="17"/>
               </w:rPr>
-              <w:t>1605.31\%</w:t>
+              <w:t>1605.31%</w:t>
             </w:r>
           </w:p>
         </w:tc>
@@ -22992,7 +23202,7 @@
               <w:rPr>
                 <w:sz w:val="17"/>
               </w:rPr>
-              <w:t>485.20\%</w:t>
+              <w:t>485.20%</w:t>
             </w:r>
           </w:p>
         </w:tc>
@@ -23005,7 +23215,7 @@
               <w:rPr>
                 <w:sz w:val="17"/>
               </w:rPr>
-              <w:t>77.31\%</w:t>
+              <w:t>77.31%</w:t>
             </w:r>
           </w:p>
         </w:tc>
@@ -23018,7 +23228,7 @@
               <w:rPr>
                 <w:sz w:val="17"/>
               </w:rPr>
-              <w:t>0.30\%</w:t>
+              <w:t>0.30%</w:t>
             </w:r>
           </w:p>
         </w:tc>
@@ -23031,7 +23241,7 @@
               <w:rPr>
                 <w:sz w:val="17"/>
               </w:rPr>
-              <w:t>100\%</w:t>
+              <w:t>100%</w:t>
             </w:r>
           </w:p>
         </w:tc>
@@ -23044,7 +23254,7 @@
               <w:rPr>
                 <w:sz w:val="17"/>
               </w:rPr>
-              <w:t>100\%</w:t>
+              <w:t>100%</w:t>
             </w:r>
           </w:p>
         </w:tc>
@@ -23057,7 +23267,7 @@
               <w:rPr>
                 <w:sz w:val="17"/>
               </w:rPr>
-              <w:t>100\%</w:t>
+              <w:t>100%</w:t>
             </w:r>
           </w:p>
         </w:tc>
@@ -23070,7 +23280,7 @@
               <w:rPr>
                 <w:sz w:val="17"/>
               </w:rPr>
-              <w:t>100\%</w:t>
+              <w:t>100%</w:t>
             </w:r>
           </w:p>
         </w:tc>
@@ -23101,7 +23311,7 @@
               <w:rPr>
                 <w:sz w:val="17"/>
               </w:rPr>
-              <w:t>2\%</w:t>
+              <w:t>2%</w:t>
             </w:r>
           </w:p>
         </w:tc>
@@ -23114,7 +23324,7 @@
               <w:rPr>
                 <w:sz w:val="17"/>
               </w:rPr>
-              <w:t>138.44\%</w:t>
+              <w:t>138.44%</w:t>
             </w:r>
           </w:p>
         </w:tc>
@@ -23127,7 +23337,7 @@
               <w:rPr>
                 <w:sz w:val="17"/>
               </w:rPr>
-              <w:t>940.83\%</w:t>
+              <w:t>940.83%</w:t>
             </w:r>
           </w:p>
         </w:tc>
@@ -23140,7 +23350,7 @@
               <w:rPr>
                 <w:sz w:val="17"/>
               </w:rPr>
-              <w:t>206.11\%</w:t>
+              <w:t>206.11%</w:t>
             </w:r>
           </w:p>
         </w:tc>
@@ -23153,7 +23363,7 @@
               <w:rPr>
                 <w:sz w:val="17"/>
               </w:rPr>
-              <w:t>67.67\%</w:t>
+              <w:t>67.67%</w:t>
             </w:r>
           </w:p>
         </w:tc>
@@ -23166,7 +23376,7 @@
               <w:rPr>
                 <w:sz w:val="17"/>
               </w:rPr>
-              <w:t>0.49\%</w:t>
+              <w:t>0.49%</w:t>
             </w:r>
           </w:p>
         </w:tc>
@@ -23179,7 +23389,7 @@
               <w:rPr>
                 <w:sz w:val="17"/>
               </w:rPr>
-              <w:t>100\%</w:t>
+              <w:t>100%</w:t>
             </w:r>
           </w:p>
         </w:tc>
@@ -23192,7 +23402,7 @@
               <w:rPr>
                 <w:sz w:val="17"/>
               </w:rPr>
-              <w:t>100\%</w:t>
+              <w:t>100%</w:t>
             </w:r>
           </w:p>
         </w:tc>
@@ -23205,7 +23415,7 @@
               <w:rPr>
                 <w:sz w:val="17"/>
               </w:rPr>
-              <w:t>100\%</w:t>
+              <w:t>100%</w:t>
             </w:r>
           </w:p>
         </w:tc>
@@ -23218,7 +23428,7 @@
               <w:rPr>
                 <w:sz w:val="17"/>
               </w:rPr>
-              <w:t>100\%</w:t>
+              <w:t>100%</w:t>
             </w:r>
           </w:p>
         </w:tc>
@@ -23249,7 +23459,7 @@
               <w:rPr>
                 <w:sz w:val="17"/>
               </w:rPr>
-              <w:t>0.2\%</w:t>
+              <w:t>0.2%</w:t>
             </w:r>
           </w:p>
         </w:tc>
@@ -23262,7 +23472,7 @@
               <w:rPr>
                 <w:sz w:val="17"/>
               </w:rPr>
-              <w:t>31.92\%</w:t>
+              <w:t>31.92%</w:t>
             </w:r>
           </w:p>
         </w:tc>
@@ -23275,7 +23485,7 @@
               <w:rPr>
                 <w:sz w:val="17"/>
               </w:rPr>
-              <w:t>94.03\%</w:t>
+              <w:t>94.03%</w:t>
             </w:r>
           </w:p>
         </w:tc>
@@ -23288,7 +23498,7 @@
               <w:rPr>
                 <w:sz w:val="17"/>
               </w:rPr>
-              <w:t>72.22\%</w:t>
+              <w:t>72.22%</w:t>
             </w:r>
           </w:p>
         </w:tc>
@@ -23301,7 +23511,7 @@
               <w:rPr>
                 <w:sz w:val="17"/>
               </w:rPr>
-              <w:t>6.09\%</w:t>
+              <w:t>6.09%</w:t>
             </w:r>
           </w:p>
         </w:tc>
@@ -23314,7 +23524,7 @@
               <w:rPr>
                 <w:sz w:val="17"/>
               </w:rPr>
-              <w:t>0.05\%</w:t>
+              <w:t>0.05%</w:t>
             </w:r>
           </w:p>
         </w:tc>
@@ -23327,7 +23537,7 @@
               <w:rPr>
                 <w:sz w:val="17"/>
               </w:rPr>
-              <w:t>62\%</w:t>
+              <w:t>62%</w:t>
             </w:r>
           </w:p>
         </w:tc>
@@ -23340,7 +23550,7 @@
               <w:rPr>
                 <w:sz w:val="17"/>
               </w:rPr>
-              <w:t>58\%</w:t>
+              <w:t>58%</w:t>
             </w:r>
           </w:p>
         </w:tc>
@@ -23353,7 +23563,7 @@
               <w:rPr>
                 <w:sz w:val="17"/>
               </w:rPr>
-              <w:t>49\%</w:t>
+              <w:t>49%</w:t>
             </w:r>
           </w:p>
         </w:tc>
@@ -23366,7 +23576,7 @@
               <w:rPr>
                 <w:sz w:val="17"/>
               </w:rPr>
-              <w:t>78\%</w:t>
+              <w:t>78%</w:t>
             </w:r>
           </w:p>
         </w:tc>
@@ -23397,7 +23607,7 @@
               <w:rPr>
                 <w:sz w:val="17"/>
               </w:rPr>
-              <w:t>1\%</w:t>
+              <w:t>1%</w:t>
             </w:r>
           </w:p>
         </w:tc>
@@ -23410,7 +23620,7 @@
               <w:rPr>
                 <w:sz w:val="17"/>
               </w:rPr>
-              <w:t>20.67\%</w:t>
+              <w:t>20.67%</w:t>
             </w:r>
           </w:p>
         </w:tc>
@@ -23423,7 +23633,7 @@
               <w:rPr>
                 <w:sz w:val="17"/>
               </w:rPr>
-              <w:t>263.41\%</w:t>
+              <w:t>263.41%</w:t>
             </w:r>
           </w:p>
         </w:tc>
@@ -23436,7 +23646,7 @@
               <w:rPr>
                 <w:sz w:val="17"/>
               </w:rPr>
-              <w:t>37.65\%</w:t>
+              <w:t>37.65%</w:t>
             </w:r>
           </w:p>
         </w:tc>
@@ -23449,7 +23659,7 @@
               <w:rPr>
                 <w:sz w:val="17"/>
               </w:rPr>
-              <w:t>7.29\%</w:t>
+              <w:t>7.29%</w:t>
             </w:r>
           </w:p>
         </w:tc>
@@ -23462,7 +23672,7 @@
               <w:rPr>
                 <w:sz w:val="17"/>
               </w:rPr>
-              <w:t>0.20\%</w:t>
+              <w:t>0.20%</w:t>
             </w:r>
           </w:p>
         </w:tc>
@@ -23475,7 +23685,7 @@
               <w:rPr>
                 <w:sz w:val="17"/>
               </w:rPr>
-              <w:t>56\%</w:t>
+              <w:t>56%</w:t>
             </w:r>
           </w:p>
         </w:tc>
@@ -23488,7 +23698,7 @@
               <w:rPr>
                 <w:sz w:val="17"/>
               </w:rPr>
-              <w:t>44\%</w:t>
+              <w:t>44%</w:t>
             </w:r>
           </w:p>
         </w:tc>
@@ -23501,7 +23711,7 @@
               <w:rPr>
                 <w:sz w:val="17"/>
               </w:rPr>
-              <w:t>46\%</w:t>
+              <w:t>46%</w:t>
             </w:r>
           </w:p>
         </w:tc>
@@ -23514,7 +23724,7 @@
               <w:rPr>
                 <w:sz w:val="17"/>
               </w:rPr>
-              <w:t>78\%</w:t>
+              <w:t>78%</w:t>
             </w:r>
           </w:p>
         </w:tc>
@@ -23545,7 +23755,7 @@
               <w:rPr>
                 <w:sz w:val="17"/>
               </w:rPr>
-              <w:t>2\%</w:t>
+              <w:t>2%</w:t>
             </w:r>
           </w:p>
         </w:tc>
@@ -23558,7 +23768,7 @@
               <w:rPr>
                 <w:sz w:val="17"/>
               </w:rPr>
-              <w:t>24.18\%</w:t>
+              <w:t>24.18%</w:t>
             </w:r>
           </w:p>
         </w:tc>
@@ -23571,7 +23781,7 @@
               <w:rPr>
                 <w:sz w:val="17"/>
               </w:rPr>
-              <w:t>382.51\%</w:t>
+              <w:t>382.51%</w:t>
             </w:r>
           </w:p>
         </w:tc>
@@ -23584,7 +23794,7 @@
               <w:rPr>
                 <w:sz w:val="17"/>
               </w:rPr>
-              <w:t>44.42\%</w:t>
+              <w:t>44.42%</w:t>
             </w:r>
           </w:p>
         </w:tc>
@@ -23597,7 +23807,7 @@
               <w:rPr>
                 <w:sz w:val="17"/>
               </w:rPr>
-              <w:t>7.72\%</w:t>
+              <w:t>7.72%</w:t>
             </w:r>
           </w:p>
         </w:tc>
@@ -23610,7 +23820,7 @@
               <w:rPr>
                 <w:sz w:val="17"/>
               </w:rPr>
-              <w:t>0.33\%</w:t>
+              <w:t>0.33%</w:t>
             </w:r>
           </w:p>
         </w:tc>
@@ -23623,7 +23833,7 @@
               <w:rPr>
                 <w:sz w:val="17"/>
               </w:rPr>
-              <w:t>52\%</w:t>
+              <w:t>52%</w:t>
             </w:r>
           </w:p>
         </w:tc>
@@ -23636,7 +23846,7 @@
               <w:rPr>
                 <w:sz w:val="17"/>
               </w:rPr>
-              <w:t>35\%</w:t>
+              <w:t>35%</w:t>
             </w:r>
           </w:p>
         </w:tc>
@@ -23649,7 +23859,7 @@
               <w:rPr>
                 <w:sz w:val="17"/>
               </w:rPr>
-              <w:t>40\%</w:t>
+              <w:t>40%</w:t>
             </w:r>
           </w:p>
         </w:tc>
@@ -23662,7 +23872,7 @@
               <w:rPr>
                 <w:sz w:val="17"/>
               </w:rPr>
-              <w:t>80\%</w:t>
+              <w:t>80%</w:t>
             </w:r>
           </w:p>
         </w:tc>
@@ -23693,7 +23903,7 @@
               <w:rPr>
                 <w:sz w:val="17"/>
               </w:rPr>
-              <w:t>0.2\%</w:t>
+              <w:t>0.2%</w:t>
             </w:r>
           </w:p>
         </w:tc>
@@ -23706,7 +23916,7 @@
               <w:rPr>
                 <w:sz w:val="17"/>
               </w:rPr>
-              <w:t>1.47\%</w:t>
+              <w:t>1.47%</w:t>
             </w:r>
           </w:p>
         </w:tc>
@@ -23719,7 +23929,7 @@
               <w:rPr>
                 <w:sz w:val="17"/>
               </w:rPr>
-              <w:t>1.41\%</w:t>
+              <w:t>1.41%</w:t>
             </w:r>
           </w:p>
         </w:tc>
@@ -23732,7 +23942,7 @@
               <w:rPr>
                 <w:sz w:val="17"/>
               </w:rPr>
-              <w:t>1.36\%</w:t>
+              <w:t>1.36%</w:t>
             </w:r>
           </w:p>
         </w:tc>
@@ -23745,7 +23955,7 @@
               <w:rPr>
                 <w:sz w:val="17"/>
               </w:rPr>
-              <w:t>2.62\%</w:t>
+              <w:t>2.62%</w:t>
             </w:r>
           </w:p>
         </w:tc>
@@ -23758,7 +23968,7 @@
               <w:rPr>
                 <w:sz w:val="17"/>
               </w:rPr>
-              <w:t>0.03\%</w:t>
+              <w:t>0.03%</w:t>
             </w:r>
           </w:p>
         </w:tc>
@@ -23771,7 +23981,7 @@
               <w:rPr>
                 <w:sz w:val="17"/>
               </w:rPr>
-              <w:t>4\%</w:t>
+              <w:t>4%</w:t>
             </w:r>
           </w:p>
         </w:tc>
@@ -23784,7 +23994,7 @@
               <w:rPr>
                 <w:sz w:val="17"/>
               </w:rPr>
-              <w:t>13\%</w:t>
+              <w:t>13%</w:t>
             </w:r>
           </w:p>
         </w:tc>
@@ -23797,7 +24007,7 @@
               <w:rPr>
                 <w:sz w:val="17"/>
               </w:rPr>
-              <w:t>0\%</w:t>
+              <w:t>0%</w:t>
             </w:r>
           </w:p>
         </w:tc>
@@ -23810,7 +24020,7 @@
               <w:rPr>
                 <w:sz w:val="17"/>
               </w:rPr>
-              <w:t>0\%</w:t>
+              <w:t>0%</w:t>
             </w:r>
           </w:p>
         </w:tc>
@@ -23841,7 +24051,7 @@
               <w:rPr>
                 <w:sz w:val="17"/>
               </w:rPr>
-              <w:t>1\%</w:t>
+              <w:t>1%</w:t>
             </w:r>
           </w:p>
         </w:tc>
@@ -23854,7 +24064,7 @@
               <w:rPr>
                 <w:sz w:val="17"/>
               </w:rPr>
-              <w:t>1.72\%</w:t>
+              <w:t>1.72%</w:t>
             </w:r>
           </w:p>
         </w:tc>
@@ -23867,7 +24077,7 @@
               <w:rPr>
                 <w:sz w:val="17"/>
               </w:rPr>
-              <w:t>1.38\%</w:t>
+              <w:t>1.38%</w:t>
             </w:r>
           </w:p>
         </w:tc>
@@ -23880,7 +24090,7 @@
               <w:rPr>
                 <w:sz w:val="17"/>
               </w:rPr>
-              <w:t>1.40\%</w:t>
+              <w:t>1.40%</w:t>
             </w:r>
           </w:p>
         </w:tc>
@@ -23893,7 +24103,7 @@
               <w:rPr>
                 <w:sz w:val="17"/>
               </w:rPr>
-              <w:t>2.41\%</w:t>
+              <w:t>2.41%</w:t>
             </w:r>
           </w:p>
         </w:tc>
@@ -23906,7 +24116,7 @@
               <w:rPr>
                 <w:sz w:val="17"/>
               </w:rPr>
-              <w:t>0.17\%</w:t>
+              <w:t>0.17%</w:t>
             </w:r>
           </w:p>
         </w:tc>
@@ -23919,7 +24129,7 @@
               <w:rPr>
                 <w:sz w:val="17"/>
               </w:rPr>
-              <w:t>68\%</w:t>
+              <w:t>68%</w:t>
             </w:r>
           </w:p>
         </w:tc>
@@ -23932,7 +24142,7 @@
               <w:rPr>
                 <w:sz w:val="17"/>
               </w:rPr>
-              <w:t>89\%</w:t>
+              <w:t>89%</w:t>
             </w:r>
           </w:p>
         </w:tc>
@@ -23945,7 +24155,7 @@
               <w:rPr>
                 <w:sz w:val="17"/>
               </w:rPr>
-              <w:t>70\%</w:t>
+              <w:t>70%</w:t>
             </w:r>
           </w:p>
         </w:tc>
@@ -23958,7 +24168,7 @@
               <w:rPr>
                 <w:sz w:val="17"/>
               </w:rPr>
-              <w:t>44\%</w:t>
+              <w:t>44%</w:t>
             </w:r>
           </w:p>
         </w:tc>
@@ -23989,7 +24199,7 @@
               <w:rPr>
                 <w:sz w:val="17"/>
               </w:rPr>
-              <w:t>2\%</w:t>
+              <w:t>2%</w:t>
             </w:r>
           </w:p>
         </w:tc>
@@ -24002,7 +24212,7 @@
               <w:rPr>
                 <w:sz w:val="17"/>
               </w:rPr>
-              <w:t>2.29\%</w:t>
+              <w:t>2.29%</w:t>
             </w:r>
           </w:p>
         </w:tc>
@@ -24015,7 +24225,7 @@
               <w:rPr>
                 <w:sz w:val="17"/>
               </w:rPr>
-              <w:t>2.55\%</w:t>
+              <w:t>2.55%</w:t>
             </w:r>
           </w:p>
         </w:tc>
@@ -24028,7 +24238,7 @@
               <w:rPr>
                 <w:sz w:val="17"/>
               </w:rPr>
-              <w:t>1.80\%</w:t>
+              <w:t>1.80%</w:t>
             </w:r>
           </w:p>
         </w:tc>
@@ -24041,7 +24251,7 @@
               <w:rPr>
                 <w:sz w:val="17"/>
               </w:rPr>
-              <w:t>2.74\%</w:t>
+              <w:t>2.74%</w:t>
             </w:r>
           </w:p>
         </w:tc>
@@ -24054,7 +24264,7 @@
               <w:rPr>
                 <w:sz w:val="17"/>
               </w:rPr>
-              <w:t>0.39\%</w:t>
+              <w:t>0.39%</w:t>
             </w:r>
           </w:p>
         </w:tc>
@@ -24067,7 +24277,7 @@
               <w:rPr>
                 <w:sz w:val="17"/>
               </w:rPr>
-              <w:t>87\%</w:t>
+              <w:t>87%</w:t>
             </w:r>
           </w:p>
         </w:tc>
@@ -24080,7 +24290,7 @@
               <w:rPr>
                 <w:sz w:val="17"/>
               </w:rPr>
-              <w:t>87\%</w:t>
+              <w:t>87%</w:t>
             </w:r>
           </w:p>
         </w:tc>
@@ -24093,7 +24303,7 @@
               <w:rPr>
                 <w:sz w:val="17"/>
               </w:rPr>
-              <w:t>91\%</w:t>
+              <w:t>91%</w:t>
             </w:r>
           </w:p>
         </w:tc>
@@ -24106,7 +24316,7 @@
               <w:rPr>
                 <w:sz w:val="17"/>
               </w:rPr>
-              <w:t>83\%</w:t>
+              <w:t>83%</w:t>
             </w:r>
           </w:p>
         </w:tc>
@@ -30472,7 +30682,7 @@
         </m:r>
       </m:oMath>
       <w:r>
-        <w:t xml:space="preserve"> for the hyperbolic map, with 23\% higher current error. The robust gain is therefore 13–15\% on net charge and 18–23\% on current, plus exact positivity and charge identity.</w:t>
+        <w:t xml:space="preserve"> for the hyperbolic map, with 23% higher current error. The robust gain is therefore 13–15% on net charge and 18–23% on current, plus exact positivity and charge identity.</w:t>
       </w:r>
     </w:p>
     <w:p>
@@ -31018,7 +31228,7 @@
         </m:sSub>
       </m:oMath>
       <w:r>
-        <w:t xml:space="preserve"> at the same biases. Each observation is perturbed by independent 0.2\%, 1\%, or 2\% relative Gaussian noise; 20 realizations are used per state–protocol–noise cell.</w:t>
+        <w:t xml:space="preserve"> at the same biases. Each observation is perturbed by independent 0.2%, 1%, or 2% relative Gaussian noise; 20 realizations are used per state–protocol–noise cell.</w:t>
       </w:r>
     </w:p>
     <w:p>
@@ -31029,7 +31239,7 @@
         <w:t>Search.</w:t>
       </w:r>
       <w:r>
-        <w:t xml:space="preserve"> A </w:t>
+        <w:t xml:space="preserve"> The Stage-18 estimator is a </w:t>
       </w:r>
       <m:oMath xmlns:a="http://schemas.openxmlformats.org/drawingml/2006/main" xmlns:pic="http://schemas.openxmlformats.org/drawingml/2006/picture">
         <m:r>
@@ -31084,7 +31294,7 @@
         </m:r>
       </m:oMath>
       <w:r>
-        <w:t xml:space="preserve"> over the dataset box, followed by quadratic refinement. The complete study is repeated on a </w:t>
+        <w:t xml:space="preserve"> over the dataset box, followed by quadratic refinement; the complete study is repeated on a </w:t>
       </w:r>
       <m:oMath xmlns:a="http://schemas.openxmlformats.org/drawingml/2006/main" xmlns:pic="http://schemas.openxmlformats.org/drawingml/2006/picture">
         <m:r>
@@ -31101,7 +31311,312 @@
         </m:r>
       </m:oMath>
       <w:r>
-        <w:t xml:space="preserve"> grid for the nesting check. We report medians, interquartile ranges, and 95\% coverage over the 300 realizations per cell.</w:t>
+        <w:t xml:space="preserve"> grid for the nesting check. The Stage-20 estimator is a blind, refreshed-Jacobian Gauss–Newton iteration in </w:t>
+      </w:r>
+      <m:oMath xmlns:a="http://schemas.openxmlformats.org/drawingml/2006/main" xmlns:pic="http://schemas.openxmlformats.org/drawingml/2006/picture">
+        <m:r>
+          <m:t>m</m:t>
+        </m:r>
+        <m:r>
+          <m:rPr>
+            <m:sty m:val="p"/>
+          </m:rPr>
+          <m:t>=</m:t>
+        </m:r>
+        <m:r>
+          <m:rPr>
+            <m:sty m:val="p"/>
+          </m:rPr>
+          <m:t>(</m:t>
+        </m:r>
+        <m:r>
+          <m:rPr>
+            <m:sty m:val="p"/>
+          </m:rPr>
+          <m:t>ln</m:t>
+        </m:r>
+        <m:r>
+          <m:t>R</m:t>
+        </m:r>
+        <m:r>
+          <m:rPr>
+            <m:sty m:val="p"/>
+          </m:rPr>
+          <m:t>,</m:t>
+        </m:r>
+        <m:r>
+          <m:rPr>
+            <m:sty m:val="p"/>
+          </m:rPr>
+          <m:t>ln</m:t>
+        </m:r>
+        <m:r>
+          <m:rPr>
+            <m:sty m:val="p"/>
+          </m:rPr>
+          <m:t>|</m:t>
+        </m:r>
+        <m:r>
+          <m:t>σ</m:t>
+        </m:r>
+        <m:r>
+          <m:rPr>
+            <m:sty m:val="p"/>
+          </m:rPr>
+          <m:t>|</m:t>
+        </m:r>
+        <m:r>
+          <m:rPr>
+            <m:sty m:val="p"/>
+          </m:rPr>
+          <m:t>)</m:t>
+        </m:r>
+      </m:oMath>
+      <w:r>
+        <w:t xml:space="preserve">, with observations generated at </w:t>
+      </w:r>
+      <m:oMath xmlns:a="http://schemas.openxmlformats.org/drawingml/2006/main" xmlns:pic="http://schemas.openxmlformats.org/drawingml/2006/picture">
+        <m:r>
+          <m:t>41</m:t>
+        </m:r>
+        <m:r>
+          <m:rPr>
+            <m:sty m:val="p"/>
+          </m:rPr>
+          <m:t>×</m:t>
+        </m:r>
+        <m:r>
+          <m:t>121</m:t>
+        </m:r>
+      </m:oMath>
+      <w:r>
+        <w:t xml:space="preserve"> and inverted at </w:t>
+      </w:r>
+      <m:oMath xmlns:a="http://schemas.openxmlformats.org/drawingml/2006/main" xmlns:pic="http://schemas.openxmlformats.org/drawingml/2006/picture">
+        <m:r>
+          <m:t>21</m:t>
+        </m:r>
+        <m:r>
+          <m:rPr>
+            <m:sty m:val="p"/>
+          </m:rPr>
+          <m:t>×</m:t>
+        </m:r>
+        <m:r>
+          <m:t>61</m:t>
+        </m:r>
+      </m:oMath>
+      <w:r>
+        <w:t xml:space="preserve">. Its stopping rule is </w:t>
+      </w:r>
+      <m:oMath xmlns:a="http://schemas.openxmlformats.org/drawingml/2006/main" xmlns:pic="http://schemas.openxmlformats.org/drawingml/2006/picture">
+        <m:r>
+          <m:rPr>
+            <m:sty m:val="p"/>
+          </m:rPr>
+          <m:t>∥</m:t>
+        </m:r>
+        <m:r>
+          <m:rPr>
+            <m:sty m:val="p"/>
+          </m:rPr>
+          <m:t>Δ</m:t>
+        </m:r>
+        <m:r>
+          <m:t>m</m:t>
+        </m:r>
+        <m:sSub>
+          <m:e>
+            <m:r>
+              <m:rPr>
+                <m:sty m:val="p"/>
+              </m:rPr>
+              <m:t>∥</m:t>
+            </m:r>
+          </m:e>
+          <m:sub>
+            <m:r>
+              <m:rPr>
+                <m:sty m:val="p"/>
+              </m:rPr>
+              <m:t>∞</m:t>
+            </m:r>
+          </m:sub>
+        </m:sSub>
+        <m:r>
+          <m:rPr>
+            <m:sty m:val="p"/>
+          </m:rPr>
+          <m:t>&lt;</m:t>
+        </m:r>
+        <m:sSup>
+          <m:e>
+            <m:r>
+              <m:t>10</m:t>
+            </m:r>
+          </m:e>
+          <m:sup>
+            <m:r>
+              <m:rPr>
+                <m:sty m:val="p"/>
+              </m:rPr>
+              <m:t>−</m:t>
+            </m:r>
+            <m:r>
+              <m:t>3</m:t>
+            </m:r>
+          </m:sup>
+        </m:sSup>
+      </m:oMath>
+      <w:r>
+        <w:t xml:space="preserve"> or at most six iterations, and boundary hits and non-converged realizations are recorded. The final covariance is evaluated at the converged estimate; standard errors for </w:t>
+      </w:r>
+      <m:oMath xmlns:a="http://schemas.openxmlformats.org/drawingml/2006/main" xmlns:pic="http://schemas.openxmlformats.org/drawingml/2006/picture">
+        <m:r>
+          <m:t>R</m:t>
+        </m:r>
+      </m:oMath>
+      <w:r>
+        <w:t xml:space="preserve">, </w:t>
+      </w:r>
+      <m:oMath xmlns:a="http://schemas.openxmlformats.org/drawingml/2006/main" xmlns:pic="http://schemas.openxmlformats.org/drawingml/2006/picture">
+        <m:r>
+          <m:t>σ</m:t>
+        </m:r>
+      </m:oMath>
+      <w:r>
+        <w:t xml:space="preserve">, and </w:t>
+      </w:r>
+      <m:oMath xmlns:a="http://schemas.openxmlformats.org/drawingml/2006/main" xmlns:pic="http://schemas.openxmlformats.org/drawingml/2006/picture">
+        <m:sSub>
+          <m:e>
+            <m:r>
+              <m:t>q</m:t>
+            </m:r>
+          </m:e>
+          <m:sub>
+            <m:r>
+              <m:t>w</m:t>
+            </m:r>
+          </m:sub>
+        </m:sSub>
+      </m:oMath>
+      <w:r>
+        <w:t xml:space="preserve"> are </w:t>
+      </w:r>
+      <m:oMath xmlns:a="http://schemas.openxmlformats.org/drawingml/2006/main" xmlns:pic="http://schemas.openxmlformats.org/drawingml/2006/picture">
+        <m:rad>
+          <m:radPr>
+            <m:degHide m:val="on"/>
+          </m:radPr>
+          <m:deg/>
+          <m:e>
+            <m:sSub>
+              <m:e>
+                <m:r>
+                  <m:t>C</m:t>
+                </m:r>
+              </m:e>
+              <m:sub>
+                <m:r>
+                  <m:t>00</m:t>
+                </m:r>
+              </m:sub>
+            </m:sSub>
+          </m:e>
+        </m:rad>
+      </m:oMath>
+      <w:r>
+        <w:t xml:space="preserve">, </w:t>
+      </w:r>
+      <m:oMath xmlns:a="http://schemas.openxmlformats.org/drawingml/2006/main" xmlns:pic="http://schemas.openxmlformats.org/drawingml/2006/picture">
+        <m:rad>
+          <m:radPr>
+            <m:degHide m:val="on"/>
+          </m:radPr>
+          <m:deg/>
+          <m:e>
+            <m:sSub>
+              <m:e>
+                <m:r>
+                  <m:t>C</m:t>
+                </m:r>
+              </m:e>
+              <m:sub>
+                <m:r>
+                  <m:t>11</m:t>
+                </m:r>
+              </m:sub>
+            </m:sSub>
+          </m:e>
+        </m:rad>
+      </m:oMath>
+      <w:r>
+        <w:t xml:space="preserve">, and </w:t>
+      </w:r>
+      <m:oMath xmlns:a="http://schemas.openxmlformats.org/drawingml/2006/main" xmlns:pic="http://schemas.openxmlformats.org/drawingml/2006/picture">
+        <m:rad>
+          <m:radPr>
+            <m:degHide m:val="on"/>
+          </m:radPr>
+          <m:deg/>
+          <m:e>
+            <m:sSub>
+              <m:e>
+                <m:r>
+                  <m:t>C</m:t>
+                </m:r>
+              </m:e>
+              <m:sub>
+                <m:r>
+                  <m:t>00</m:t>
+                </m:r>
+              </m:sub>
+            </m:sSub>
+            <m:r>
+              <m:rPr>
+                <m:sty m:val="p"/>
+              </m:rPr>
+              <m:t>+</m:t>
+            </m:r>
+            <m:r>
+              <m:t>2</m:t>
+            </m:r>
+            <m:sSub>
+              <m:e>
+                <m:r>
+                  <m:t>C</m:t>
+                </m:r>
+              </m:e>
+              <m:sub>
+                <m:r>
+                  <m:t>01</m:t>
+                </m:r>
+              </m:sub>
+            </m:sSub>
+            <m:r>
+              <m:rPr>
+                <m:sty m:val="p"/>
+              </m:rPr>
+              <m:t>+</m:t>
+            </m:r>
+            <m:sSub>
+              <m:e>
+                <m:r>
+                  <m:t>C</m:t>
+                </m:r>
+              </m:e>
+              <m:sub>
+                <m:r>
+                  <m:t>11</m:t>
+                </m:r>
+              </m:sub>
+            </m:sSub>
+          </m:e>
+        </m:rad>
+      </m:oMath>
+      <w:r>
+        <w:t>, respectively. We report medians, interquartile ranges, and separate 95% coverage for the three parameters over the 300 realizations per cell.</w:t>
       </w:r>
     </w:p>
     <w:p>
@@ -31216,7 +31731,7 @@
         </m:r>
       </m:oMath>
       <w:r>
-        <w:t xml:space="preserve"> at four non-zero biases, whitened by 1\% relative noise, and </w:t>
+        <w:t xml:space="preserve"> at four non-zero biases, whitened by 1% relative noise, and </w:t>
       </w:r>
       <m:oMath xmlns:a="http://schemas.openxmlformats.org/drawingml/2006/main" xmlns:pic="http://schemas.openxmlformats.org/drawingml/2006/picture">
         <m:r>
@@ -31431,7 +31946,7 @@
         <w:t>Results.</w:t>
       </w:r>
       <w:r>
-        <w:t xml:space="preserve"> See Supplementary Table S9 for the protocol summary, S18 for the grid nesting and SG/FV-in-the-loop check, and S19 for the </w:t>
+        <w:t xml:space="preserve"> See Supplementary Table S9 for the protocol summary, S18 for the grid nesting and SG/FV-in-the-loop check, S19 for the </w:t>
       </w:r>
       <m:oMath xmlns:a="http://schemas.openxmlformats.org/drawingml/2006/main" xmlns:pic="http://schemas.openxmlformats.org/drawingml/2006/picture">
         <m:r>
@@ -31448,7 +31963,7 @@
         </m:r>
       </m:oMath>
       <w:r>
-        <w:t xml:space="preserve"> exact sensitivity comparison. At 1\% noise, single- and multi-salt inversion leave the median </w:t>
+        <w:t xml:space="preserve"> exact sensitivity comparison, and S22 for the Stage-20 blind refreshed-Jacobian results and the three-way bias diagnostic. At 1% noise, single- and multi-salt conductance leave the median </w:t>
       </w:r>
       <m:oMath xmlns:a="http://schemas.openxmlformats.org/drawingml/2006/main" xmlns:pic="http://schemas.openxmlformats.org/drawingml/2006/picture">
         <m:sSub>
@@ -31465,7 +31980,7 @@
         </m:sSub>
       </m:oMath>
       <w:r>
-        <w:t xml:space="preserve"> error at 100\%, while the dual protocol gives 4.83\% for </w:t>
+        <w:t xml:space="preserve"> error above 100%, while the Stage-18 dual protocol gives 4.83% for </w:t>
       </w:r>
       <m:oMath xmlns:a="http://schemas.openxmlformats.org/drawingml/2006/main" xmlns:pic="http://schemas.openxmlformats.org/drawingml/2006/picture">
         <m:sSub>
@@ -31482,7 +31997,7 @@
         </m:sSub>
       </m:oMath>
       <w:r>
-        <w:t xml:space="preserve"> and 0.0999\% for </w:t>
+        <w:t xml:space="preserve"> and 0.0999% for </w:t>
       </w:r>
       <m:oMath xmlns:a="http://schemas.openxmlformats.org/drawingml/2006/main" xmlns:pic="http://schemas.openxmlformats.org/drawingml/2006/picture">
         <m:r>
@@ -31515,7 +32030,7 @@
         </m:r>
       </m:oMath>
       <w:r>
-        <w:t xml:space="preserve"> estimates change by 0.40\% and 0.91\% between the 61 and 121 grids. An SG/FV-in-the-loop check on five states gives a more conservative 8.7\% dual </w:t>
+        <w:t xml:space="preserve"> estimates change by 0.40% and 0.91% between the 61 and 121 grids. An SG/FV-in-the-loop check on five states gives a more conservative 8.7% dual </w:t>
       </w:r>
       <m:oMath xmlns:a="http://schemas.openxmlformats.org/drawingml/2006/main" xmlns:pic="http://schemas.openxmlformats.org/drawingml/2006/picture">
         <m:sSub>
@@ -31532,7 +32047,7 @@
         </m:sSub>
       </m:oMath>
       <w:r>
-        <w:t xml:space="preserve"> error and 0.45\% radius error.</w:t>
+        <w:t xml:space="preserve"> error and 0.45% radius error. The Stage-20 refreshed-Jacobian estimator is reported separately and is not pooled with the Stage-18 grid search.</w:t>
       </w:r>
     </w:p>
     <w:p>
@@ -32209,12 +32724,6 @@
         <m:r>
           <m:t>99.1</m:t>
         </m:r>
-        <m:r>
-          <m:rPr>
-            <m:sty m:val="p"/>
-          </m:rPr>
-          <m:t>%</m:t>
-        </m:r>
       </m:oMath>
       <w:r>
         <w:t xml:space="preserve"> of the plane exceeds </w:t>
@@ -32251,7 +32760,7 @@
         </m:sSub>
       </m:oMath>
       <w:r>
-        <w:t>. Multi-salt current–voltage data do not remove the degeneracy; the independent near-wall selectivity observable does, reducing the median 1\%-noise charge error to 4.8\%.</w:t>
+        <w:t>. Multi-salt current–voltage data do not remove the degeneracy; the independent near-wall selectivity observable does, reducing the median 1%-noise charge error to 4.8%.</w:t>
       </w:r>
     </w:p>
     <w:p>

--- a/manuscript/Supplementary_Materials_PINO.docx
+++ b/manuscript/Supplementary_Materials_PINO.docx
@@ -18,7 +18,7 @@
         <w:t>Manuscript:</w:t>
       </w:r>
       <w:r>
-        <w:t xml:space="preserve"> Charge-balanced neural operators, conductance identifiability limits, and warm-started finite-volume solvers for nanopore ion transport</w:t>
+        <w:t xml:space="preserve"> Charge - balanced neural operators, conductance identifiability limits, and warm - started finite - volume solvers for nanopore ion transport</w:t>
       </w:r>
     </w:p>
     <w:p>
@@ -34,7 +34,7 @@
     </w:p>
     <w:p>
       <w:r>
-        <w:t>This supplement documents the dataset, constraint derivation, training protocol, extended metrics, out-of-distribution definitions, inverse-recovery protocol, deployment checks, and reproducibility commands. All numerical values are produced by the archived scripts and result files listed in Section S9. It contains all twenty-two display tables (Supplementary Tables S1–S22); the main text contains the six multipanel figures only. The released software and data are permanently archived at Zenodo DOI https://doi.org/10.5281/zenodo.23487404.</w:t>
+        <w:t>This supplement documents the dataset, constraint derivation, training protocol, extended metrics, out - of - distribution definitions, inverse - recovery protocol, deployment checks, and reproducibility commands. All numerical values are produced by the archived scripts and result files listed in Section S9. It contains all twenty - two display tables (Supplementary Tables S1–S22); the main text contains the six multipanel figures only. The released software and data are permanently archived at Zenodo DOI https://doi.org/10.5281/zenodo.23487404.</w:t>
       </w:r>
     </w:p>
     <w:p>
@@ -47,7 +47,7 @@
     </w:p>
     <w:p>
       <w:r>
-        <w:t>The twenty-two display tables are collected here in strict order S1 through S22, matching their first citation order in the main text. The sections that follow document the methods and give extended discussion; each table remains cited from the relevant section.</w:t>
+        <w:t>The twenty - two display tables are collected here in strict order S1 through S22, matching their first citation order in the main text. The sections that follow document the methods and give extended discussion; each table remains cited from the relevant section.</w:t>
       </w:r>
     </w:p>
     <w:p>
@@ -97,7 +97,7 @@
         <w:t>S3</w:t>
       </w:r>
       <w:r>
-        <w:t>: Radial-trunk ablation and data-scaling law.</w:t>
+        <w:t>: Radial - trunk ablation and data - scaling law.</w:t>
       </w:r>
     </w:p>
     <w:p>
@@ -125,7 +125,7 @@
         <w:t>S5</w:t>
       </w:r>
       <w:r>
-        <w:t>: Selected three-seed global relative L2 errors.</w:t>
+        <w:t>: Selected three - seed global relative L2 errors.</w:t>
       </w:r>
     </w:p>
     <w:p>
@@ -181,7 +181,7 @@
         <w:t>S9</w:t>
       </w:r>
       <w:r>
-        <w:t>: Multi-protocol inverse identifiability.</w:t>
+        <w:t>: Multi - protocol inverse identifiability.</w:t>
       </w:r>
     </w:p>
     <w:p>
@@ -195,7 +195,7 @@
         <w:t>S10</w:t>
       </w:r>
       <w:r>
-        <w:t>: Benchmark state against the prior fixed-state DA-PINN.</w:t>
+        <w:t>: Benchmark state against the prior fixed - state DA - PINN.</w:t>
       </w:r>
     </w:p>
     <w:p>
@@ -209,7 +209,7 @@
         <w:t>S11</w:t>
       </w:r>
       <w:r>
-        <w:t>: Five-way constraint-scheme benchmark with matched direct-</w:t>
+        <w:t>: Five - way constraint - scheme benchmark with matched direct-</w:t>
       </w:r>
       <m:oMath xmlns:a="http://schemas.openxmlformats.org/drawingml/2006/main" xmlns:pic="http://schemas.openxmlformats.org/drawingml/2006/picture">
         <m:r>
@@ -231,7 +231,7 @@
         <w:t>S12</w:t>
       </w:r>
       <w:r>
-        <w:t>: Physics-weight sensitivity sweep.</w:t>
+        <w:t>: Physics - weight sensitivity sweep.</w:t>
       </w:r>
     </w:p>
     <w:p>
@@ -245,7 +245,7 @@
         <w:t>S13</w:t>
       </w:r>
       <w:r>
-        <w:t>: FNO training-budget check.</w:t>
+        <w:t>: FNO training - budget check.</w:t>
       </w:r>
     </w:p>
     <w:p>
@@ -259,7 +259,7 @@
         <w:t>S14</w:t>
       </w:r>
       <w:r>
-        <w:t>: Out-of-distribution error decomposition.</w:t>
+        <w:t>: Out - of - distribution error decomposition.</w:t>
       </w:r>
     </w:p>
     <w:p>
@@ -273,7 +273,7 @@
         <w:t>S15</w:t>
       </w:r>
       <w:r>
-        <w:t>: Net-charge error by wall-charge magnitude quartile.</w:t>
+        <w:t>: Net - charge error by wall - charge magnitude quartile.</w:t>
       </w:r>
     </w:p>
     <w:p>
@@ -287,7 +287,7 @@
         <w:t>S16</w:t>
       </w:r>
       <w:r>
-        <w:t>: Net-charge error by Debye-ratio quartile.</w:t>
+        <w:t>: Net - charge error by Debye - ratio quartile.</w:t>
       </w:r>
     </w:p>
     <w:p>
@@ -315,7 +315,7 @@
         <w:t>S18</w:t>
       </w:r>
       <w:r>
-        <w:t>: Candidate-grid nesting and SG/FV-in-the-loop inverse check.</w:t>
+        <w:t>: Candidate - grid nesting and SG/FV - in - the - loop inverse check.</w:t>
       </w:r>
     </w:p>
     <w:p>
@@ -329,7 +329,7 @@
         <w:t>S19</w:t>
       </w:r>
       <w:r>
-        <w:t>: Exact SG/FV versus neural-operator Fisher and Jacobian validation.</w:t>
+        <w:t>: Exact SG/FV versus neural - operator Fisher and Jacobian validation.</w:t>
       </w:r>
     </w:p>
     <w:p>
@@ -343,7 +343,7 @@
         <w:t>S20</w:t>
       </w:r>
       <w:r>
-        <w:t>: Exact SG/FV diffusivity-ratio scan.</w:t>
+        <w:t>: Exact SG/FV diffusivity - ratio scan.</w:t>
       </w:r>
     </w:p>
     <w:p>
@@ -357,7 +357,7 @@
         <w:t>S21</w:t>
       </w:r>
       <w:r>
-        <w:t>: Interpreted baselines and strong-charge benchmark.</w:t>
+        <w:t>: Interpreted baselines and strong - charge benchmark.</w:t>
       </w:r>
     </w:p>
     <w:p>
@@ -371,7 +371,7 @@
         <w:t>S22</w:t>
       </w:r>
       <w:r>
-        <w:t>: Operator-warm-started SG/FV solver and reversal-potential inverse benchmark.</w:t>
+        <w:t>: Operator - warm - started SG/FV solver and reversal - potential inverse benchmark.</w:t>
       </w:r>
     </w:p>
     <w:p>
@@ -1142,7 +1142,7 @@
         <w:t>Supplementary Table S3.</w:t>
       </w:r>
       <w:r>
-        <w:t xml:space="preserve"> Radial-trunk ablation (500 epochs, seeds 42/43/44) and data-scaling law (250 epochs, seeds 42/43/44, nested training subsets of the 384-state expanded dataset). Relative </w:t>
+        <w:t xml:space="preserve"> Radial - trunk ablation (500 epochs, seeds 42/43/44) and data - scaling law (250 epochs, seeds 42/43/44, nested training subsets of the 384 - state expanded dataset). Relative </w:t>
       </w:r>
       <m:oMath xmlns:a="http://schemas.openxmlformats.org/drawingml/2006/main" xmlns:pic="http://schemas.openxmlformats.org/drawingml/2006/picture">
         <m:sSub>
@@ -1159,7 +1159,7 @@
         </m:sSub>
       </m:oMath>
       <w:r>
-        <w:t xml:space="preserve"> errors are three-seed means; wall-gradient error is the mean absolute deviation </w:t>
+        <w:t xml:space="preserve"> errors are three - seed means; wall - gradient error is the mean absolute deviation </w:t>
       </w:r>
       <m:oMath xmlns:a="http://schemas.openxmlformats.org/drawingml/2006/main" xmlns:pic="http://schemas.openxmlformats.org/drawingml/2006/picture">
         <m:r>
@@ -2792,7 +2792,7 @@
         <w:t>Supplementary Table S4.</w:t>
       </w:r>
       <w:r>
-        <w:t xml:space="preserve"> Model and training hyperparameters. The parameter count in Table S3 refers to the matched-capacity Stage-10 ablation backbone (250-epoch budget); the production three-seed model in this table is the 500-epoch </w:t>
+        <w:t xml:space="preserve"> Model and training hyperparameters. The parameter count in Table S3 refers to the matched - capacity Stage - 10 ablation backbone (250 - epoch budget); the production three - seed model in this table is the 500 - epoch </w:t>
       </w:r>
       <m:oMath xmlns:a="http://schemas.openxmlformats.org/drawingml/2006/main" xmlns:pic="http://schemas.openxmlformats.org/drawingml/2006/picture">
         <m:r>
@@ -2809,7 +2809,7 @@
         </m:r>
       </m:oMath>
       <w:r>
-        <w:t xml:space="preserve"> configuration, so its 36,880 count is not directly comparable with the 34,243 ablation count.</w:t>
+        <w:t xml:space="preserve"> configuration, so its 36, 880 count is not directly comparable with the 34, 243 ablation count.</w:t>
       </w:r>
     </w:p>
     <w:tbl>
@@ -3511,7 +3511,7 @@
         <w:t>Supplementary Table S5.</w:t>
       </w:r>
       <w:r>
-        <w:t xml:space="preserve"> Selected three-seed global relative </w:t>
+        <w:t xml:space="preserve"> Selected three - seed global relative </w:t>
       </w:r>
       <m:oMath xmlns:a="http://schemas.openxmlformats.org/drawingml/2006/main" xmlns:pic="http://schemas.openxmlformats.org/drawingml/2006/picture">
         <m:sSub>
@@ -3528,7 +3528,7 @@
         </m:sSub>
       </m:oMath>
       <w:r>
-        <w:t xml:space="preserve"> errors (means over seeds; full per-metric table in </w:t>
+        <w:t xml:space="preserve"> errors (means over seeds; full per - metric table in </w:t>
       </w:r>
       <w:r>
         <w:rPr>
@@ -4468,7 +4468,7 @@
         <w:t>Supplementary Table S6.</w:t>
       </w:r>
       <w:r>
-        <w:t xml:space="preserve"> Selected additional accuracy metrics (three-seed means) and residual diagnostics.</w:t>
+        <w:t xml:space="preserve"> Selected additional accuracy metrics (three - seed means) and residual diagnostics.</w:t>
       </w:r>
     </w:p>
     <w:tbl>
@@ -7065,7 +7065,7 @@
         <w:t>Supplementary Table S9.</w:t>
       </w:r>
       <w:r>
-        <w:t xml:space="preserve"> Multi-protocol inverse identifiability with exact SG/FV-generated observations. For 15 held-out interpolation states, three protocols, and three relative noise levels (0.2%, 1%, 2%), we use 20 independent realizations per state–protocol–noise cell and a </w:t>
+        <w:t xml:space="preserve"> Multi - protocol inverse identifiability with exact SG/FV - generated observations. For 15 held - out interpolation states, three protocols, and three relative noise levels (0.2%, 1%, 2%), we use 20 independent realizations per state–protocol–noise cell and a </w:t>
       </w:r>
       <m:oMath xmlns:a="http://schemas.openxmlformats.org/drawingml/2006/main" xmlns:pic="http://schemas.openxmlformats.org/drawingml/2006/picture">
         <m:r>
@@ -7120,7 +7120,7 @@
         </m:r>
       </m:oMath>
       <w:r>
-        <w:t xml:space="preserve"> followed by quadratic refinement. Medians and interquartile ranges (IQR) are over the 300 realizations per cell. Single-salt uses one bulk concentration; multi-salt uses 10, 30, and 100 mol </w:t>
+        <w:t xml:space="preserve"> followed by quadratic refinement. Medians and interquartile ranges (IQR) are over the 300 realizations per cell. Single - salt uses one bulk concentration; multi - salt uses 10, 30, and 100 mol </w:t>
       </w:r>
       <m:oMath xmlns:a="http://schemas.openxmlformats.org/drawingml/2006/main" xmlns:pic="http://schemas.openxmlformats.org/drawingml/2006/picture">
         <m:sSup>
@@ -7143,7 +7143,7 @@
         </m:sSup>
       </m:oMath>
       <w:r>
-        <w:t xml:space="preserve">; dual adds the near-wall selectivity </w:t>
+        <w:t xml:space="preserve">; dual adds the near - wall selectivity </w:t>
       </w:r>
       <m:oMath xmlns:a="http://schemas.openxmlformats.org/drawingml/2006/main" xmlns:pic="http://schemas.openxmlformats.org/drawingml/2006/picture">
         <m:r>
@@ -7283,7 +7283,7 @@
         </m:sSub>
       </m:oMath>
       <w:r>
-        <w:t xml:space="preserve"> to the multi-salt data. Coverage is the fraction of 95% intervals containing the true value.</w:t>
+        <w:t xml:space="preserve"> to the multi - salt data. Coverage is the fraction of 95% intervals containing the true value.</w:t>
       </w:r>
     </w:p>
     <w:tbl>
@@ -8558,7 +8558,7 @@
         </m:r>
       </m:oMath>
       <w:r>
-        <w:t xml:space="preserve"> nm) against the prior fixed-state DA-PINN.</w:t>
+        <w:t xml:space="preserve"> nm) against the prior fixed - state DA - PINN.</w:t>
       </w:r>
     </w:p>
     <w:tbl>
@@ -9204,7 +9204,7 @@
         <w:t>Supplementary Table S11.</w:t>
       </w:r>
       <w:r>
-        <w:t xml:space="preserve"> Five-way constraint-scheme benchmark on the identical PI-DeepONet backbone (250 epochs, seeds 42/43/44). Errors are three-seed means on the interpolation-test split; consistency mismatch is </w:t>
+        <w:t xml:space="preserve"> Five - way constraint - scheme benchmark on the identical PI - DeepONet backbone (250 epochs, seeds 42/43/44). Errors are three - seed means on the interpolation - test split; consistency mismatch is </w:t>
       </w:r>
       <m:oMath xmlns:a="http://schemas.openxmlformats.org/drawingml/2006/main" xmlns:pic="http://schemas.openxmlformats.org/drawingml/2006/picture">
         <m:bar>
@@ -9290,7 +9290,7 @@
         </m:r>
       </m:oMath>
       <w:r>
-        <w:t xml:space="preserve"> control uses the same field-normalized data loss as the other schemes, isolating the output parameterization from the optimization pathology of the naive direct loss.</w:t>
+        <w:t xml:space="preserve"> control uses the same field - normalized data loss as the other schemes, isolating the output parameterization from the optimization pathology of the naive direct loss.</w:t>
       </w:r>
     </w:p>
     <w:tbl>
@@ -10149,7 +10149,7 @@
         <w:t>Supplementary Table S12.</w:t>
       </w:r>
       <w:r>
-        <w:t xml:space="preserve"> Physics-weight sensitivity sweep at seed 42 (interpolation-test split).</w:t>
+        <w:t xml:space="preserve"> Physics - weight sensitivity sweep at seed 42 (interpolation - test split).</w:t>
       </w:r>
     </w:p>
     <w:tbl>
@@ -11021,7 +11021,7 @@
         <w:t>Supplementary Table S13.</w:t>
       </w:r>
       <w:r>
-        <w:t xml:space="preserve"> FNO training-budget check (seed 42).</w:t>
+        <w:t xml:space="preserve"> FNO training - budget check (seed 42).</w:t>
       </w:r>
     </w:p>
     <w:tbl>
@@ -11568,7 +11568,7 @@
         <w:t>Supplementary Table S14.</w:t>
       </w:r>
       <w:r>
-        <w:t xml:space="preserve"> Out-of-distribution error decomposition (48 OOD states; </w:t>
+        <w:t xml:space="preserve"> Out - of - distribution error decomposition (48 OOD states; </w:t>
       </w:r>
       <w:r>
         <w:rPr>
@@ -11673,7 +11673,7 @@
         </m:r>
       </m:oMath>
       <w:r>
-        <w:t>), the charged-wall EDL (</w:t>
+        <w:t>), the charged - wall EDL (</w:t>
       </w:r>
       <m:oMath xmlns:a="http://schemas.openxmlformats.org/drawingml/2006/main" xmlns:pic="http://schemas.openxmlformats.org/drawingml/2006/picture">
         <m:r>
@@ -11759,7 +11759,7 @@
         </m:r>
       </m:oMath>
       <w:r>
-        <w:t xml:space="preserve">); their squared-error shares sum to 100% for each field. Parametric rows use mutually exclusive labels with priority combined </w:t>
+        <w:t xml:space="preserve">); their squared - error shares sum to 100% for each field. Parametric rows use mutually exclusive labels with priority combined </w:t>
       </w:r>
       <m:oMath xmlns:a="http://schemas.openxmlformats.org/drawingml/2006/main" xmlns:pic="http://schemas.openxmlformats.org/drawingml/2006/picture">
         <m:r>
@@ -11819,7 +11819,7 @@
         </m:r>
       </m:oMath>
       <w:r>
-        <w:t xml:space="preserve">. Relative errors are global area-weighted </w:t>
+        <w:t xml:space="preserve">. Relative errors are global area - weighted </w:t>
       </w:r>
       <m:oMath xmlns:a="http://schemas.openxmlformats.org/drawingml/2006/main" xmlns:pic="http://schemas.openxmlformats.org/drawingml/2006/picture">
         <m:sSub>
@@ -11844,7 +11844,7 @@
         </m:r>
       </m:oMath>
       <w:r>
-        <w:t xml:space="preserve"> is the axial current. For the three spatial rows, I rel. L2 reports the global axial current error across all 48 OOD states because axial current is cross-sectionally integrated rather than partitioned by spatial zone.</w:t>
+        <w:t xml:space="preserve"> is the axial current. For the three spatial rows, I rel. L2 reports the global axial current error across all 48 OOD states because axial current is cross - sectionally integrated rather than partitioned by spatial zone.</w:t>
       </w:r>
     </w:p>
     <w:tbl>
@@ -14027,7 +14027,7 @@
         <w:t>Supplementary Table S15.</w:t>
       </w:r>
       <w:r>
-        <w:t xml:space="preserve"> Net-charge error by </w:t>
+        <w:t xml:space="preserve"> Net - charge error by </w:t>
       </w:r>
       <m:oMath xmlns:a="http://schemas.openxmlformats.org/drawingml/2006/main" xmlns:pic="http://schemas.openxmlformats.org/drawingml/2006/picture">
         <m:r>
@@ -14519,7 +14519,7 @@
         <w:t>Supplementary Table S16.</w:t>
       </w:r>
       <w:r>
-        <w:t xml:space="preserve"> Net-charge error by </w:t>
+        <w:t xml:space="preserve"> Net - charge error by </w:t>
       </w:r>
       <m:oMath xmlns:a="http://schemas.openxmlformats.org/drawingml/2006/main" xmlns:pic="http://schemas.openxmlformats.org/drawingml/2006/picture">
         <m:sSub>
@@ -15677,7 +15677,7 @@
         <w:t>Supplementary Table S18.</w:t>
       </w:r>
       <w:r>
-        <w:t xml:space="preserve"> Candidate-grid nesting and SG/FV-in-the-loop inverse check. (A) At 1% noise, median errors on the </w:t>
+        <w:t xml:space="preserve"> Candidate - grid nesting and SG/FV - in - the - loop inverse check. (A) At 1% noise, median errors on the </w:t>
       </w:r>
       <m:oMath xmlns:a="http://schemas.openxmlformats.org/drawingml/2006/main" xmlns:pic="http://schemas.openxmlformats.org/drawingml/2006/picture">
         <m:r>
@@ -15711,7 +15711,7 @@
         </m:r>
       </m:oMath>
       <w:r>
-        <w:t xml:space="preserve"> grids for the same 15 states and 20 realizations; the dual protocol changes by less than 1%, whereas the radius-only protocols have a shallow, grid-sensitive radius optimum. (B) Median errors with the exact SG/FV solver used for every candidate on five states at 1% noise, initialized from the operator estimate; this check validates the protocol ranking but is not a blind estimator.</w:t>
+        <w:t xml:space="preserve"> grids for the same 15 states and 20 realizations; the dual protocol changes by less than 1%, whereas the radius - only protocols have a shallow, grid - sensitive radius optimum. (B) Median errors with the exact SG/FV solver used for every candidate on five states at 1% noise, initialized from the operator estimate; this check validates the protocol ranking but is not a blind estimator.</w:t>
       </w:r>
     </w:p>
     <w:tbl>
@@ -16420,7 +16420,7 @@
         <w:t>Supplementary Table S19.</w:t>
       </w:r>
       <w:r>
-        <w:t xml:space="preserve"> Exact SG/FV versus neural-operator sensitivities on the </w:t>
+        <w:t xml:space="preserve"> Exact SG/FV versus neural - operator sensitivities on the </w:t>
       </w:r>
       <m:oMath xmlns:a="http://schemas.openxmlformats.org/drawingml/2006/main" xmlns:pic="http://schemas.openxmlformats.org/drawingml/2006/picture">
         <m:r>
@@ -16471,7 +16471,7 @@
         </m:r>
       </m:oMath>
       <w:r>
-        <w:t xml:space="preserve"> nm, four non-zero biases). Centered finite differences use relative step </w:t>
+        <w:t xml:space="preserve"> nm, four non - zero biases). Centered finite differences use relative step </w:t>
       </w:r>
       <m:oMath xmlns:a="http://schemas.openxmlformats.org/drawingml/2006/main" xmlns:pic="http://schemas.openxmlformats.org/drawingml/2006/picture">
         <m:sSup>
@@ -16789,7 +16789,7 @@
         </m:r>
       </m:oMath>
       <w:r>
-        <w:t xml:space="preserve"> at 1% noise. The exact single-salt matrix is numerically rank-deficient, so its condition number is reported only as a scale; the radius sensitivity is the quantity that is resolved.</w:t>
+        <w:t xml:space="preserve"> at 1% noise. The exact single - salt matrix is numerically rank - deficient, so its condition number is reported only as a scale; the radius sensitivity is the quantity that is resolved.</w:t>
       </w:r>
     </w:p>
     <w:tbl>
@@ -17315,7 +17315,7 @@
         <w:t>Supplementary Table S20.</w:t>
       </w:r>
       <w:r>
-        <w:t xml:space="preserve"> Exact SG/FV diffusivity-ratio scan at the benchmark state (</w:t>
+        <w:t xml:space="preserve"> Exact SG/FV diffusivity - ratio scan at the benchmark state (</w:t>
       </w:r>
       <m:oMath xmlns:a="http://schemas.openxmlformats.org/drawingml/2006/main" xmlns:pic="http://schemas.openxmlformats.org/drawingml/2006/picture">
         <m:sSub>
@@ -17741,7 +17741,7 @@
         </m:r>
       </m:oMath>
       <w:r>
-        <w:t xml:space="preserve">, using four non-zero biases for the single-salt protocol and adding </w:t>
+        <w:t xml:space="preserve">, using four non - zero biases for the single - salt protocol and adding </w:t>
       </w:r>
       <m:oMath xmlns:a="http://schemas.openxmlformats.org/drawingml/2006/main" xmlns:pic="http://schemas.openxmlformats.org/drawingml/2006/picture">
         <m:r>
@@ -17772,7 +17772,7 @@
         </m:sSup>
       </m:oMath>
       <w:r>
-        <w:t>. Condition-number reduction ratios (</w:t>
+        <w:t>. Condition - number reduction ratios (</w:t>
       </w:r>
       <m:oMath xmlns:a="http://schemas.openxmlformats.org/drawingml/2006/main" xmlns:pic="http://schemas.openxmlformats.org/drawingml/2006/picture">
         <m:sSub>
@@ -19644,7 +19644,7 @@
         <w:t>Supplementary Table S21.</w:t>
       </w:r>
       <w:r>
-        <w:t xml:space="preserve"> Interpreted baselines and strong-charge benchmark. (A) Relative </w:t>
+        <w:t xml:space="preserve"> Interpreted baselines and strong - charge benchmark. (A) Relative </w:t>
       </w:r>
       <m:oMath xmlns:a="http://schemas.openxmlformats.org/drawingml/2006/main" xmlns:pic="http://schemas.openxmlformats.org/drawingml/2006/picture">
         <m:sSub>
@@ -19661,7 +19661,7 @@
         </m:sSub>
       </m:oMath>
       <w:r>
-        <w:t xml:space="preserve"> errors on the 48 interpolation-test and 48 out-of-distribution states. The Ohmic bulk model uses bulk conductivity and the geometric cross-section; the linearized radial Poisson–Boltzmann (PB) model uses a Debye-layer profile calibrated only by </w:t>
+        <w:t xml:space="preserve"> errors on the 48 interpolation - test and 48 out - of - distribution states. The Ohmic bulk model uses bulk conductivity and the geometric cross - section; the linearized radial Poisson–Boltzmann (PB) model uses a Debye - layer profile calibrated only by </w:t>
       </w:r>
       <m:oMath xmlns:a="http://schemas.openxmlformats.org/drawingml/2006/main" xmlns:pic="http://schemas.openxmlformats.org/drawingml/2006/picture">
         <m:sSub>
@@ -19686,7 +19686,7 @@
         </m:r>
       </m:oMath>
       <w:r>
-        <w:t xml:space="preserve">, with no per-state fitting; POD–RBF uses 30 modes per field; DeepONet and FNO are the three-seed canonical models. (B) Strong-charge test: 120 generated states, 96/24 train/test split, </w:t>
+        <w:t xml:space="preserve">, with no per - state fitting; POD–RBF uses 30 modes per field; DeepONet and FNO are the three - seed canonical models. (B) Strong - charge test: 120 generated states, 96/24 train/test split, </w:t>
       </w:r>
       <m:oMath xmlns:a="http://schemas.openxmlformats.org/drawingml/2006/main" xmlns:pic="http://schemas.openxmlformats.org/drawingml/2006/picture">
         <m:sSub>
@@ -19798,7 +19798,7 @@
         </m:r>
       </m:oMath>
       <w:r>
-        <w:t>–5 nm, 600 epochs. The Ohmic row predicts no wall layer, so its net-charge error is unity by construction.</w:t>
+        <w:t>–5 nm, 600 epochs. The Ohmic row predicts no wall layer, so its net - charge error is unity by construction.</w:t>
       </w:r>
     </w:p>
     <w:tbl>
@@ -21616,7 +21616,7 @@
         <w:t>Supplementary Table S22.</w:t>
       </w:r>
       <w:r>
-        <w:t xml:space="preserve"> Operator-warm-started SG/FV solver and blind unequal-reservoir reversal-potential benchmark. (A) Median current and reversal-potential errors with median wall time for eight methods on 120 states (40 weak, 40 transitional, 40 strong). The Pino-Controller warm-starts the conservative SG/FV solve from the operator and is reference-free; full SG/FV is the reference. (B) Blind Stage-20 inversion with shared noisy observations, 15 states, and 20 realizations per protocol and noise level; B is the residual-controlled SG/FV Gauss–Newton estimator. Errors are medians over all states and over the weak, transitional, and strong charge bands; coverage is the fraction of 95% intervals containing the truth, reported separately for radius </w:t>
+        <w:t xml:space="preserve"> Operator - warm - started SG/FV solver and blind unequal - reservoir reversal - potential benchmark. (A) Median current and reversal - potential errors with median wall time for eight methods on 120 states (40 weak, 40 transitional, 40 strong). The Pino - Controller warm - starts the conservative SG/FV solve from the operator and is reference - free; full SG/FV is the reference. (B) Blind Stage - 20 inversion with shared noisy observations, 15 states, and 20 realizations per protocol and noise level; B is the residual - controlled SG/FV Gauss–Newton estimator. Errors are medians over all states and over the weak, transitional, and strong charge bands; coverage is the fraction of 95% intervals containing the truth, reported separately for radius </w:t>
       </w:r>
       <m:oMath xmlns:a="http://schemas.openxmlformats.org/drawingml/2006/main" xmlns:pic="http://schemas.openxmlformats.org/drawingml/2006/picture">
         <m:r>
@@ -21678,7 +21678,7 @@
         </m:sSub>
       </m:oMath>
       <w:r>
-        <w:t xml:space="preserve">), while the reversal potential is strongly state dependent (263% weak-charge versus 7.3% strong-charge). Single-salt conductance remains unidentifiable. (C) Three-way bias diagnostic at 1% noise with estimator B (dual protocol): D1 — noise-free </w:t>
+        <w:t xml:space="preserve">), while the reversal potential is strongly state dependent (263% weak - charge versus 7.3% strong - charge). Single - salt conductance remains unidentifiable. (C) Three - way bias diagnostic at 1% noise with estimator B (dual protocol): D1 — noise - free </w:t>
       </w:r>
       <m:oMath xmlns:a="http://schemas.openxmlformats.org/drawingml/2006/main" xmlns:pic="http://schemas.openxmlformats.org/drawingml/2006/picture">
         <m:r>
@@ -21712,7 +21712,7 @@
         </m:r>
       </m:oMath>
       <w:r>
-        <w:t xml:space="preserve"> (pure optimization error); D2 — noise-free </w:t>
+        <w:t xml:space="preserve"> (pure optimization error); D2 — noise - free </w:t>
       </w:r>
       <m:oMath xmlns:a="http://schemas.openxmlformats.org/drawingml/2006/main" xmlns:pic="http://schemas.openxmlformats.org/drawingml/2006/picture">
         <m:r>
@@ -21746,7 +21746,7 @@
         </m:r>
       </m:oMath>
       <w:r>
-        <w:t xml:space="preserve"> (mesh discretization bias); D3 — warm-started vs. cold-started noisy </w:t>
+        <w:t xml:space="preserve"> (mesh discretization bias); D3 — warm - started vs. cold - started noisy </w:t>
       </w:r>
       <m:oMath xmlns:a="http://schemas.openxmlformats.org/drawingml/2006/main" xmlns:pic="http://schemas.openxmlformats.org/drawingml/2006/picture">
         <m:r>
@@ -21826,7 +21826,7 @@
         </m:r>
       </m:oMath>
       <w:r>
-        <w:t xml:space="preserve"> mesh bias (D2), whereas same-grid noise-free inversion (D1) converges to near-zero error.</w:t>
+        <w:t xml:space="preserve"> mesh bias (D2), whereas same - grid noise - free inversion (D1) converges to near - zero error.</w:t>
       </w:r>
     </w:p>
     <w:tbl>
@@ -24354,7 +24354,7 @@
         </m:r>
       </m:oMath>
       <w:r>
-        <w:t xml:space="preserve"> node-centered grid (radial </w:t>
+        <w:t xml:space="preserve"> node - centered grid (radial </w:t>
       </w:r>
       <m:oMath xmlns:a="http://schemas.openxmlformats.org/drawingml/2006/main" xmlns:pic="http://schemas.openxmlformats.org/drawingml/2006/picture">
         <m:r>
@@ -24616,7 +24616,7 @@
     </w:p>
     <w:p>
       <w:r>
-        <w:t xml:space="preserve">The in-distribution box is </w:t>
+        <w:t xml:space="preserve">The in - distribution box is </w:t>
       </w:r>
       <m:oMath xmlns:a="http://schemas.openxmlformats.org/drawingml/2006/main" xmlns:pic="http://schemas.openxmlformats.org/drawingml/2006/picture">
         <m:sSub>
@@ -25036,7 +25036,7 @@
         </m:r>
       </m:oMath>
       <w:r>
-        <w:t xml:space="preserve"> 2–8 nm) but flags values outside the in-distribution box as OOD.</w:t>
+        <w:t xml:space="preserve"> 2–8 nm) but flags values outside the in - distribution box as OOD.</w:t>
       </w:r>
     </w:p>
     <w:p>
@@ -25282,7 +25282,7 @@
     </w:p>
     <w:p>
       <w:r>
-        <w:t>A separate FNO was trained for 300 epochs (seed 42, 302.2 s) to check whether the 110-epoch budget limited accuracy. The 300-epoch results are reported in Supplementary Table S13. A data-only ablation removes the physics term while keeping the architecture, data, and optimizer fixed.</w:t>
+        <w:t>A separate FNO was trained for 300 epochs (seed 42, 302.2 s) to check whether the 110 - epoch budget limited accuracy. The 300 - epoch results are reported in Supplementary Table S13. A data - only ablation removes the physics term while keeping the architecture, data, and optimizer fixed.</w:t>
       </w:r>
     </w:p>
     <w:p>
@@ -25976,7 +25976,7 @@
         </m:r>
       </m:oMath>
       <w:r>
-        <w:t xml:space="preserve"> is the root-mean-square of field </w:t>
+        <w:t xml:space="preserve"> is the root - mean - square of field </w:t>
       </w:r>
       <m:oMath xmlns:a="http://schemas.openxmlformats.org/drawingml/2006/main" xmlns:pic="http://schemas.openxmlformats.org/drawingml/2006/picture">
         <m:r>
@@ -25992,7 +25992,7 @@
         </m:r>
       </m:oMath>
       <w:r>
-        <w:t>. The per-state scale is floored at 10% of the global RMS to avoid amplifying near-zero states. The physics term, Eq. (S3), is</w:t>
+        <w:t>. The per - state scale is floored at 10% of the global RMS to avoid amplifying near - zero states. The physics term, Eq. (S3), is</w:t>
       </w:r>
     </w:p>
     <w:p>
@@ -26524,7 +26524,7 @@
     </w:p>
     <w:p>
       <w:r>
-        <w:t>where the overbar is a mean over collocation or boundary points and the residuals are the dimensionless Poisson, continuity, wall-potential, and zero-flux residuals. The physics term therefore penalizes the Poisson residual, both continuity residuals, and the wall boundary conditions. The current is not used as a training target; it is computed after the forward pass with the SG face-flux formula, so the reported current errors are an independent check on field consistency.</w:t>
+        <w:t>where the overbar is a mean over collocation or boundary points and the residuals are the dimensionless Poisson, continuity, wall - potential, and zero - flux residuals. The physics term therefore penalizes the Poisson residual, both continuity residuals, and the wall boundary conditions. The current is not used as a training target; it is computed after the forward pass with the SG face - flux formula, so the reported current errors are an independent check on field consistency.</w:t>
       </w:r>
     </w:p>
     <w:p>
@@ -26535,7 +26535,7 @@
         <w:t>Algorithm 1.</w:t>
       </w:r>
       <w:r>
-        <w:t xml:space="preserve"> End-to-end training and evaluation of the parameter-conditioned PNP operator.</w:t>
+        <w:t xml:space="preserve"> End - to - end training and evaluation of the parameter - conditioned PNP operator.</w:t>
       </w:r>
     </w:p>
     <w:p>
@@ -26549,7 +26549,7 @@
           <w:rFonts w:ascii="Courier New" w:hAnsi="Courier New"/>
           <w:sz w:val="17"/>
         </w:rPr>
-        <w:t>Require: parameter box B = [-50,50] mV x [20,200] M x [-0.05,0] x [3,8] nm</w:t>
+        <w:t>Require: parameter box B = [-50, 50] mV x [20, 200] M x [-0.05, 0] x [3, 8] nm</w:t>
       </w:r>
     </w:p>
     <w:p>
@@ -26563,7 +26563,7 @@
           <w:rFonts w:ascii="Courier New" w:hAnsi="Courier New"/>
           <w:sz w:val="17"/>
         </w:rPr>
-        <w:t>Require: grid (nr,nz) = (21,61); seeds {42,43,44}; epochs E_DN = 500, E_FNO = 110</w:t>
+        <w:t>Require: grid (nr,nz) = (21, 61); seeds {42, 43, 44}; epochs E_DN = 500, E_FNO = 110</w:t>
       </w:r>
     </w:p>
     <w:p>
@@ -26577,7 +26577,7 @@
           <w:rFonts w:ascii="Courier New" w:hAnsi="Courier New"/>
           <w:sz w:val="17"/>
         </w:rPr>
-        <w:t xml:space="preserve"> 1: generate 240 states with the SG/FV solver; accept if residual &lt; 1e-9,</w:t>
+        <w:t xml:space="preserve"> 1: generate 240 states with the SG/FV solver; accept if residual &lt; 1e - 9,</w:t>
       </w:r>
     </w:p>
     <w:p>
@@ -26591,7 +26591,7 @@
           <w:rFonts w:ascii="Courier New" w:hAnsi="Courier New"/>
           <w:sz w:val="17"/>
         </w:rPr>
-        <w:t xml:space="preserve">    fields finite, and c_pm &gt; 0; split 144/48/48 (train/interp/OOD)</w:t>
+        <w:t xml:space="preserve"> fields finite, and c_pm &gt; 0; split 144/48/48 (train/interp/OOD)</w:t>
       </w:r>
     </w:p>
     <w:p>
@@ -26619,7 +26619,7 @@
           <w:rFonts w:ascii="Courier New" w:hAnsi="Courier New"/>
           <w:sz w:val="17"/>
         </w:rPr>
-        <w:t xml:space="preserve"> 3:   normalize mu with the training-split mean and standard deviation</w:t>
+        <w:t xml:space="preserve"> 3: normalize mu with the training - split mean and standard deviation</w:t>
       </w:r>
     </w:p>
     <w:p>
@@ -26633,7 +26633,7 @@
           <w:rFonts w:ascii="Courier New" w:hAnsi="Courier New"/>
           <w:sz w:val="17"/>
         </w:rPr>
-        <w:t xml:space="preserve"> 4:   build the exact-reservoir ansatz: psi = V(1-z) + z(1-z) G_psi;</w:t>
+        <w:t xml:space="preserve"> 4: build the exact - reservoir ansatz: psi = V(1 - z) + z(1 - z) G_psi;</w:t>
       </w:r>
     </w:p>
     <w:p>
@@ -26647,7 +26647,7 @@
           <w:rFonts w:ascii="Courier New" w:hAnsi="Courier New"/>
           <w:sz w:val="17"/>
         </w:rPr>
-        <w:t xml:space="preserve">       s = 2 exp(clip(z(1-z) G_s)); rho = z(1-z) G_rho</w:t>
+        <w:t xml:space="preserve"> s = 2 exp(clip(z(1 - z) G_s)); rho = z(1 - z) G_rho</w:t>
       </w:r>
     </w:p>
     <w:p>
@@ -26661,7 +26661,7 @@
           <w:rFonts w:ascii="Courier New" w:hAnsi="Courier New"/>
           <w:sz w:val="17"/>
         </w:rPr>
-        <w:t xml:space="preserve"> 5:   reconstruct c_pm = (sqrt(s^2+rho^2) +/- rho)/2  (positivity + exact charge)</w:t>
+        <w:t xml:space="preserve"> 5: reconstruct c_pm = (sqrt(s^2 + rho^2) +/- rho)/2 (positivity + exact charge)</w:t>
       </w:r>
     </w:p>
     <w:p>
@@ -26675,7 +26675,7 @@
           <w:rFonts w:ascii="Courier New" w:hAnsi="Courier New"/>
           <w:sz w:val="17"/>
         </w:rPr>
-        <w:t xml:space="preserve"> 6:   for epoch = 1..E do</w:t>
+        <w:t xml:space="preserve"> 6: for epoch = 1.. E do</w:t>
       </w:r>
     </w:p>
     <w:p>
@@ -26689,7 +26689,7 @@
           <w:rFonts w:ascii="Courier New" w:hAnsi="Courier New"/>
           <w:sz w:val="17"/>
         </w:rPr>
-        <w:t xml:space="preserve"> 7:     sample a minibatch of 36 training states</w:t>
+        <w:t xml:space="preserve"> 7: sample a minibatch of 36 training states</w:t>
       </w:r>
     </w:p>
     <w:p>
@@ -26703,7 +26703,7 @@
           <w:rFonts w:ascii="Courier New" w:hAnsi="Courier New"/>
           <w:sz w:val="17"/>
         </w:rPr>
-        <w:t xml:space="preserve"> 8:     evaluate L_data on (psi,s,rho) with per-state scales floored at 0.1 RMS</w:t>
+        <w:t xml:space="preserve"> 8: evaluate L_data on (psi,s,rho) with per - state scales floored at 0.1 RMS</w:t>
       </w:r>
     </w:p>
     <w:p>
@@ -26717,7 +26717,7 @@
           <w:rFonts w:ascii="Courier New" w:hAnsi="Courier New"/>
           <w:sz w:val="17"/>
         </w:rPr>
-        <w:t xml:space="preserve"> 9:     evaluate L_phys with the SG face fluxes on the same grid</w:t>
+        <w:t xml:space="preserve"> 9: evaluate L_phys with the SG face fluxes on the same grid</w:t>
       </w:r>
     </w:p>
     <w:p>
@@ -26731,7 +26731,7 @@
           <w:rFonts w:ascii="Courier New" w:hAnsi="Courier New"/>
           <w:sz w:val="17"/>
         </w:rPr>
-        <w:t>10:     back-propagate L = L_data + 1e-3 L_phys with AdamW and cosine decay</w:t>
+        <w:t>10: back - propagate L = L_data + 1e - 3 L_phys with AdamW and cosine decay</w:t>
       </w:r>
     </w:p>
     <w:p>
@@ -26745,7 +26745,7 @@
           <w:rFonts w:ascii="Courier New" w:hAnsi="Courier New"/>
           <w:sz w:val="17"/>
         </w:rPr>
-        <w:t>11:   end for</w:t>
+        <w:t>11: end for</w:t>
       </w:r>
     </w:p>
     <w:p>
@@ -26759,7 +26759,7 @@
           <w:rFonts w:ascii="Courier New" w:hAnsi="Courier New"/>
           <w:sz w:val="17"/>
         </w:rPr>
-        <w:t>12:   select the epoch with the lowest validation loss; export to ONNX</w:t>
+        <w:t>12: select the epoch with the lowest validation loss; export to ONNX</w:t>
       </w:r>
     </w:p>
     <w:p>
@@ -26773,7 +26773,7 @@
           <w:rFonts w:ascii="Courier New" w:hAnsi="Courier New"/>
           <w:sz w:val="17"/>
         </w:rPr>
-        <w:t>13:   report global relative L2 errors and the SG-post-processed current</w:t>
+        <w:t>13: report global relative L2 errors and the SG - post - processed current</w:t>
       </w:r>
     </w:p>
     <w:p>
@@ -26812,7 +26812,7 @@
         <w:t>Runtime and dependency pinning.</w:t>
       </w:r>
       <w:r>
-        <w:t xml:space="preserve"> Reference results were produced on an Apple M1 (arm64) with Python 3.14.7, NumPy 2.5.4, SciPy 1.18.1, PyTorch 2.14.1, ONNX 1.23.2, ONNX Runtime 1.31.0, Matplotlib 3.11.2, and Gradio 6.30.0, using one CPU core. Dataset generation takes 59.18 s; a 500-epoch DeepONet takes 50.59 s and a 110-epoch FNO 108.5 s; a 250-epoch scaling model takes about 25 s and a 500-epoch trunk-ablation model about 50 s. The pinned environment used for the archived runs is recorded in </w:t>
+        <w:t xml:space="preserve"> Reference results were produced on an Apple M1 (arm64) with Python 3.14.7, NumPy 2.5.4, SciPy 1.18.1, PyTorch 2.14.1, ONNX 1.23.2, ONNX Runtime 1.31.0, Matplotlib 3.11.2, and Gradio 6.30.0, using one CPU core. Dataset generation takes 59.18 s; a 500 - epoch DeepONet takes 50.59 s and a 110 - epoch FNO 108.5 s; a 250 - epoch scaling model takes about 25 s and a 500 - epoch trunk - ablation model about 50 s. The pinned environment used for the archived runs is recorded in </w:t>
       </w:r>
       <w:r>
         <w:rPr>
@@ -26822,7 +26822,7 @@
         <w:t>requirements.txt</w:t>
       </w:r>
       <w:r>
-        <w:t xml:space="preserve"> in the public repository; the Stage-11 experiments add about 8–10 min of single-core time.</w:t>
+        <w:t xml:space="preserve"> in the public repository; the Stage - 11 experiments add about 8–10 min of single - core time.</w:t>
       </w:r>
     </w:p>
     <w:p>
@@ -26830,7 +26830,7 @@
         <w:pStyle w:val="Heading2"/>
       </w:pPr>
       <w:r>
-        <w:t>S3. Derivation of the exact-reservoir and charge-balanced ansatz</w:t>
+        <w:t>S3. Derivation of the exact - reservoir and charge - balanced ansatz</w:t>
       </w:r>
     </w:p>
     <w:p>
@@ -27980,7 +27980,7 @@
         </m:acc>
       </m:oMath>
       <w:r>
-        <w:t xml:space="preserve">. On the finite-volume grid, the axial flux at face </w:t>
+        <w:t xml:space="preserve">. On the finite - volume grid, the axial flux at face </w:t>
       </w:r>
       <m:oMath xmlns:a="http://schemas.openxmlformats.org/drawingml/2006/main" xmlns:pic="http://schemas.openxmlformats.org/drawingml/2006/picture">
         <m:r>
@@ -28723,7 +28723,7 @@
         </m:r>
       </m:oMath>
       <w:r>
-        <w:t xml:space="preserve"> at the high-potential reservoir and </w:t>
+        <w:t xml:space="preserve"> at the high - potential reservoir and </w:t>
       </w:r>
       <m:oMath xmlns:a="http://schemas.openxmlformats.org/drawingml/2006/main" xmlns:pic="http://schemas.openxmlformats.org/drawingml/2006/picture">
         <m:r>
@@ -29758,7 +29758,7 @@
         </m:r>
       </m:oMath>
       <w:r>
-        <w:t xml:space="preserve"> is reserved for the near-wall Donnan selectivity observable. Then:</w:t>
+        <w:t xml:space="preserve"> is reserved for the near - wall Donnan selectivity observable. Then:</w:t>
       </w:r>
     </w:p>
     <w:p>
@@ -30003,7 +30003,7 @@
         <w:rPr>
           <w:b/>
         </w:rPr>
-        <w:t>Total-ion and geometric identities.</w:t>
+        <w:t>Total - ion and geometric identities.</w:t>
       </w:r>
       <w:r>
         <w:t xml:space="preserve"> </w:t>
@@ -30452,7 +30452,7 @@
         </m:sSup>
       </m:oMath>
       <w:r>
-        <w:t>, i.e., double-precision round-off.</w:t>
+        <w:t>, i.e., double - precision round - off.</w:t>
       </w:r>
     </w:p>
     <w:p>
@@ -30648,7 +30648,7 @@
         </m:r>
       </m:oMath>
       <w:r>
-        <w:t xml:space="preserve"> removes this cancellation by construction. Relative to a naive direct loss the empirical reduction is 8.63-fold (DeepONet) and 10.29-fold (FNO), but much of that gap is an optimization pathology: with the matched field-normalized loss the direct model reaches </w:t>
+        <w:t xml:space="preserve"> removes this cancellation by construction. Relative to a naive direct loss the empirical reduction is 8.63 - fold (DeepONet) and 10.29 - fold (FNO), but much of that gap is an optimization pathology: with the matched field - normalized loss the direct model reaches </w:t>
       </w:r>
       <m:oMath xmlns:a="http://schemas.openxmlformats.org/drawingml/2006/main" xmlns:pic="http://schemas.openxmlformats.org/drawingml/2006/picture">
         <m:r>
@@ -30665,7 +30665,7 @@
         </m:r>
       </m:oMath>
       <w:r>
-        <w:t xml:space="preserve"> net-charge error versus </w:t>
+        <w:t xml:space="preserve"> net - charge error versus </w:t>
       </w:r>
       <m:oMath xmlns:a="http://schemas.openxmlformats.org/drawingml/2006/main" xmlns:pic="http://schemas.openxmlformats.org/drawingml/2006/picture">
         <m:r>
@@ -30695,7 +30695,7 @@
     </w:p>
     <w:p>
       <w:r>
-        <w:t xml:space="preserve">The full three-seed table is </w:t>
+        <w:t xml:space="preserve">The full three - seed table is </w:t>
       </w:r>
       <w:r>
         <w:rPr>
@@ -30749,7 +30749,7 @@
         </m:r>
       </m:oMath>
       <w:r>
-        <w:t xml:space="preserve">, and the mean absolute current error. The per-state values underlying Figure 4 are in </w:t>
+        <w:t xml:space="preserve">, and the mean absolute current error. The per - state values underlying Figure 4 are in </w:t>
       </w:r>
       <w:r>
         <w:rPr>
@@ -30759,12 +30759,12 @@
         <w:t>results/tables/per_state_test_metrics.csv</w:t>
       </w:r>
       <w:r>
-        <w:t xml:space="preserve"> (1,728 data rows).</w:t>
+        <w:t xml:space="preserve"> (1, 728 data rows).</w:t>
       </w:r>
     </w:p>
     <w:p>
       <w:r>
-        <w:t xml:space="preserve">Selected additional values are collected in Supplementary Table S6. All values are three-seed means from </w:t>
+        <w:t xml:space="preserve">Selected additional values are collected in Supplementary Table S6. All values are three - seed means from </w:t>
       </w:r>
       <w:r>
         <w:rPr>
@@ -30774,7 +30774,7 @@
         <w:t>results/statistics.json</w:t>
       </w:r>
       <w:r>
-        <w:t>. The exact seed-level values for every split are in the 462-row CSV. The current errors are relatively stable across seeds: the interp-test standard deviation of the DeepONet current error is 0.0004264, and the OOD standard deviation is 0.0001388. The potential errors are more variable, with an interp-test standard deviation of 0.0001613 for the DeepONet.</w:t>
+        <w:t>. The exact seed - level values for every split are in the 462 - row CSV. The current errors are relatively stable across seeds: the interp - test standard deviation of the DeepONet current error is 0.0004264, and the OOD standard deviation is 0.0001388. The potential errors are more variable, with an interp - test standard deviation of 0.0001613 for the DeepONet.</w:t>
       </w:r>
     </w:p>
     <w:p>
@@ -30787,12 +30787,12 @@
     </w:p>
     <w:p>
       <w:r>
-        <w:t>Supplementary Tables S15, S16 report the net-charge error conditioned on the surface-charge magnitude and on the Debye ratio. The values are the means over three seeds for the interpolation split.</w:t>
+        <w:t>Supplementary Tables S15, S16 report the net - charge error conditioned on the surface - charge magnitude and on the Debye ratio. The values are the means over three seeds for the interpolation split.</w:t>
       </w:r>
     </w:p>
     <w:p>
       <w:r>
-        <w:t>The reparameterized models are uniformly better, and the advantage is largest in the weak-charge quartile, where the direct models approach unit relative error.</w:t>
+        <w:t>The reparameterized models are uniformly better, and the advantage is largest in the weak - charge quartile, where the direct models approach unit relative error.</w:t>
       </w:r>
     </w:p>
     <w:p>
@@ -30800,7 +30800,7 @@
         <w:pStyle w:val="Heading2"/>
       </w:pPr>
       <w:r>
-        <w:t>S6. Out-of-distribution definitions</w:t>
+        <w:t>S6. Out - of - distribution definitions</w:t>
       </w:r>
     </w:p>
     <w:p>
@@ -30929,7 +30929,7 @@
         </m:sSub>
       </m:oMath>
       <w:r>
-        <w:t xml:space="preserve"> 0.001363 for the DeepONet and 0.009123 for the FNO). For pointwise potential, it does not: the DeepONet OOD potential error is 0.02024, 22.7-fold larger than its interp-test value.</w:t>
+        <w:t xml:space="preserve"> 0.001363 for the DeepONet and 0.009123 for the FNO). For pointwise potential, it does not: the DeepONet OOD potential error is 0.02024, 22.7 - fold larger than its interp - test value.</w:t>
       </w:r>
     </w:p>
     <w:p>
@@ -30937,7 +30937,7 @@
         <w:pStyle w:val="Heading2"/>
       </w:pPr>
       <w:r>
-        <w:t>S7. Inverse-recovery protocol and sensitivity</w:t>
+        <w:t>S7. Inverse - recovery protocol and sensitivity</w:t>
       </w:r>
     </w:p>
     <w:p>
@@ -30948,7 +30948,7 @@
         <w:t>States.</w:t>
       </w:r>
       <w:r>
-        <w:t xml:space="preserve"> Fifteen held-out interpolation states selected to span the Debye-overlap range. Five of these are also used for the SG/FV-in-the-loop check in Supplementary Table S18.</w:t>
+        <w:t xml:space="preserve"> Fifteen held - out interpolation states selected to span the Debye - overlap range. Five of these are also used for the SG/FV - in - the - loop check in Supplementary Table S18.</w:t>
       </w:r>
     </w:p>
     <w:p>
@@ -31048,7 +31048,7 @@
         </m:r>
       </m:oMath>
       <w:r>
-        <w:t xml:space="preserve"> mV. Single-salt uses the state's own </w:t>
+        <w:t xml:space="preserve"> mV. Single - salt uses the state's own </w:t>
       </w:r>
       <m:oMath xmlns:a="http://schemas.openxmlformats.org/drawingml/2006/main" xmlns:pic="http://schemas.openxmlformats.org/drawingml/2006/picture">
         <m:sSub>
@@ -31065,7 +31065,7 @@
         </m:sSub>
       </m:oMath>
       <w:r>
-        <w:t xml:space="preserve">; multi-salt uses 10, 30, and 100 mol </w:t>
+        <w:t xml:space="preserve">; multi - salt uses 10, 30, and 100 mol </w:t>
       </w:r>
       <m:oMath xmlns:a="http://schemas.openxmlformats.org/drawingml/2006/main" xmlns:pic="http://schemas.openxmlformats.org/drawingml/2006/picture">
         <m:sSup>
@@ -31088,7 +31088,7 @@
         </m:sSup>
       </m:oMath>
       <w:r>
-        <w:t xml:space="preserve">; dual adds the near-wall Donnan selectivity </w:t>
+        <w:t xml:space="preserve">; dual adds the near - wall Donnan selectivity </w:t>
       </w:r>
       <m:oMath xmlns:a="http://schemas.openxmlformats.org/drawingml/2006/main" xmlns:pic="http://schemas.openxmlformats.org/drawingml/2006/picture">
         <m:r>
@@ -31239,7 +31239,7 @@
         <w:t>Search.</w:t>
       </w:r>
       <w:r>
-        <w:t xml:space="preserve"> The Stage-18 estimator is a </w:t>
+        <w:t xml:space="preserve"> The Stage - 18 estimator is a </w:t>
       </w:r>
       <m:oMath xmlns:a="http://schemas.openxmlformats.org/drawingml/2006/main" xmlns:pic="http://schemas.openxmlformats.org/drawingml/2006/picture">
         <m:r>
@@ -31311,7 +31311,7 @@
         </m:r>
       </m:oMath>
       <w:r>
-        <w:t xml:space="preserve"> grid for the nesting check. The Stage-20 estimator is a blind, refreshed-Jacobian Gauss–Newton iteration in </w:t>
+        <w:t xml:space="preserve"> grid for the nesting check. The Stage - 20 estimator is a blind, refreshed - Jacobian Gauss–Newton iteration in </w:t>
       </w:r>
       <m:oMath xmlns:a="http://schemas.openxmlformats.org/drawingml/2006/main" xmlns:pic="http://schemas.openxmlformats.org/drawingml/2006/picture">
         <m:r>
@@ -31469,7 +31469,7 @@
         </m:sSup>
       </m:oMath>
       <w:r>
-        <w:t xml:space="preserve"> or at most six iterations, and boundary hits and non-converged realizations are recorded. The final covariance is evaluated at the converged estimate; standard errors for </w:t>
+        <w:t xml:space="preserve"> or at most six iterations, and boundary hits and non - converged realizations are recorded. The final covariance is evaluated at the converged estimate; standard errors for </w:t>
       </w:r>
       <m:oMath xmlns:a="http://schemas.openxmlformats.org/drawingml/2006/main" xmlns:pic="http://schemas.openxmlformats.org/drawingml/2006/picture">
         <m:r>
@@ -31731,7 +31731,7 @@
         </m:r>
       </m:oMath>
       <w:r>
-        <w:t xml:space="preserve"> at four non-zero biases, whitened by 1% relative noise, and </w:t>
+        <w:t xml:space="preserve"> at four non - zero biases, whitened by 1% relative noise, and </w:t>
       </w:r>
       <m:oMath xmlns:a="http://schemas.openxmlformats.org/drawingml/2006/main" xmlns:pic="http://schemas.openxmlformats.org/drawingml/2006/picture">
         <m:r>
@@ -31946,7 +31946,7 @@
         <w:t>Results.</w:t>
       </w:r>
       <w:r>
-        <w:t xml:space="preserve"> See Supplementary Table S9 for the protocol summary, S18 for the grid nesting and SG/FV-in-the-loop check, S19 for the </w:t>
+        <w:t xml:space="preserve"> See Supplementary Table S9 for the protocol summary, S18 for the grid nesting and SG/FV - in - the - loop check, S19 for the </w:t>
       </w:r>
       <m:oMath xmlns:a="http://schemas.openxmlformats.org/drawingml/2006/main" xmlns:pic="http://schemas.openxmlformats.org/drawingml/2006/picture">
         <m:r>
@@ -31963,7 +31963,7 @@
         </m:r>
       </m:oMath>
       <w:r>
-        <w:t xml:space="preserve"> exact sensitivity comparison, and S22 for the Stage-20 blind refreshed-Jacobian results and the three-way bias diagnostic. At 1% noise, single- and multi-salt conductance leave the median </w:t>
+        <w:t xml:space="preserve"> exact sensitivity comparison, and S22 for the Stage - 20 blind refreshed - Jacobian results and the three - way bias diagnostic. At 1% noise, single- and multi - salt conductance leave the median </w:t>
       </w:r>
       <m:oMath xmlns:a="http://schemas.openxmlformats.org/drawingml/2006/main" xmlns:pic="http://schemas.openxmlformats.org/drawingml/2006/picture">
         <m:sSub>
@@ -31980,7 +31980,7 @@
         </m:sSub>
       </m:oMath>
       <w:r>
-        <w:t xml:space="preserve"> error above 100%, while the Stage-18 dual protocol gives 4.83% for </w:t>
+        <w:t xml:space="preserve"> error above 100%, while the Stage - 18 dual protocol gives 4.83% for </w:t>
       </w:r>
       <m:oMath xmlns:a="http://schemas.openxmlformats.org/drawingml/2006/main" xmlns:pic="http://schemas.openxmlformats.org/drawingml/2006/picture">
         <m:sSub>
@@ -32030,7 +32030,7 @@
         </m:r>
       </m:oMath>
       <w:r>
-        <w:t xml:space="preserve"> estimates change by 0.40% and 0.91% between the 61 and 121 grids. An SG/FV-in-the-loop check on five states gives a more conservative 8.7% dual </w:t>
+        <w:t xml:space="preserve"> estimates change by 0.40% and 0.91% between the 61 and 121 grids. An SG/FV - in - the - loop check on five states gives a more conservative 8.7% dual </w:t>
       </w:r>
       <m:oMath xmlns:a="http://schemas.openxmlformats.org/drawingml/2006/main" xmlns:pic="http://schemas.openxmlformats.org/drawingml/2006/picture">
         <m:sSub>
@@ -32047,7 +32047,7 @@
         </m:sSub>
       </m:oMath>
       <w:r>
-        <w:t xml:space="preserve"> error and 0.45% radius error. The Stage-20 refreshed-Jacobian estimator is reported separately and is not pooled with the Stage-18 grid search.</w:t>
+        <w:t xml:space="preserve"> error and 0.45% radius error. The Stage - 20 refreshed - Jacobian estimator is reported separately and is not pooled with the Stage - 18 grid search.</w:t>
       </w:r>
     </w:p>
     <w:p>
@@ -32055,12 +32055,12 @@
         <w:pStyle w:val="Heading2"/>
       </w:pPr>
       <w:r>
-        <w:t>S7b. Stage-10 scaling, trunk, and multi-protocol identifiability</w:t>
+        <w:t>S7b. Stage - 10 scaling, trunk, and multi - protocol identifiability</w:t>
       </w:r>
     </w:p>
     <w:p>
       <w:r>
-        <w:t xml:space="preserve">This section documents the three Stage-10 studies. All values are produced by </w:t>
+        <w:t xml:space="preserve">This section documents the three Stage - 10 studies. All values are produced by </w:t>
       </w:r>
       <w:r>
         <w:rPr>
@@ -32227,7 +32227,7 @@
         </m:r>
       </m:oMath>
       <w:r>
-        <w:t xml:space="preserve"> in-distribution, but only </w:t>
+        <w:t xml:space="preserve"> in - distribution, but only </w:t>
       </w:r>
       <m:oMath xmlns:a="http://schemas.openxmlformats.org/drawingml/2006/main" xmlns:pic="http://schemas.openxmlformats.org/drawingml/2006/picture">
         <m:sSub>
@@ -32305,7 +32305,7 @@
         </m:r>
       </m:oMath>
       <w:r>
-        <w:t xml:space="preserve"> in-distribution. The interpolation error therefore follows approximately </w:t>
+        <w:t xml:space="preserve"> in - distribution. The interpolation error therefore follows approximately </w:t>
       </w:r>
       <m:oMath xmlns:a="http://schemas.openxmlformats.org/drawingml/2006/main" xmlns:pic="http://schemas.openxmlformats.org/drawingml/2006/picture">
         <m:sSup>
@@ -32337,12 +32337,12 @@
         </m:sSup>
       </m:oMath>
       <w:r>
-        <w:t>, whereas OOD error is nearly data-insensitive.</w:t>
+        <w:t>, whereas OOD error is nearly data - insensitive.</w:t>
       </w:r>
     </w:p>
     <w:p>
       <w:r>
-        <w:t xml:space="preserve">The Fisher-information plane (Figure 3F) spans </w:t>
+        <w:t xml:space="preserve">The Fisher - information plane (Figure 3F) spans </w:t>
       </w:r>
       <m:oMath xmlns:a="http://schemas.openxmlformats.org/drawingml/2006/main" xmlns:pic="http://schemas.openxmlformats.org/drawingml/2006/picture">
         <m:r>
@@ -32743,7 +32743,7 @@
         </m:sSup>
       </m:oMath>
       <w:r>
-        <w:t xml:space="preserve">. The near-null Fisher direction is the charge axis at every operating point, which is why conductance-only inversion cannot recover </w:t>
+        <w:t xml:space="preserve">. The near - null Fisher direction is the charge axis at every operating point, which is why conductance - only inversion cannot recover </w:t>
       </w:r>
       <m:oMath xmlns:a="http://schemas.openxmlformats.org/drawingml/2006/main" xmlns:pic="http://schemas.openxmlformats.org/drawingml/2006/picture">
         <m:sSub>
@@ -32760,12 +32760,12 @@
         </m:sSub>
       </m:oMath>
       <w:r>
-        <w:t>. Multi-salt current–voltage data do not remove the degeneracy; the independent near-wall selectivity observable does, reducing the median 1%-noise charge error to 4.8%.</w:t>
+        <w:t>. Multi - salt current–voltage data do not remove the degeneracy; the independent near - wall selectivity observable does, reducing the median 1%-noise charge error to 4.8%.</w:t>
       </w:r>
     </w:p>
     <w:p>
       <w:r>
-        <w:t>The expanded dataset used for the scaling study appends 144 new in-distribution Latin-hypercube states (seed 20261020) to the original 240, giving 384 states (</w:t>
+        <w:t>The expanded dataset used for the scaling study appends 144 new in - distribution Latin - hypercube states (seed 20261020) to the original 240, giving 384 states (</w:t>
       </w:r>
       <w:r>
         <w:rPr>
@@ -32815,12 +32815,12 @@
         <w:pStyle w:val="Heading2"/>
       </w:pPr>
       <w:r>
-        <w:t>S7c. Reviewer-upgrade experiments (Stages 11–12)</w:t>
+        <w:t>S7c. Reviewer - upgrade experiments (Stages 11–12)</w:t>
       </w:r>
     </w:p>
     <w:p>
       <w:r>
-        <w:t xml:space="preserve">This section documents the three Stage-11 studies and the Stage-12 OOD decomposition. All values are produced by </w:t>
+        <w:t xml:space="preserve">This section documents the three Stage - 11 studies and the Stage - 12 OOD decomposition. All values are produced by </w:t>
       </w:r>
       <w:r>
         <w:rPr>
@@ -33060,7 +33060,7 @@
         </m:r>
       </m:oMath>
       <w:r>
-        <w:t xml:space="preserve">, so equal diffusivities leave only the second-order </w:t>
+        <w:t xml:space="preserve">, so equal diffusivities leave only the second - order </w:t>
       </w:r>
       <m:oMath xmlns:a="http://schemas.openxmlformats.org/drawingml/2006/main" xmlns:pic="http://schemas.openxmlformats.org/drawingml/2006/picture">
         <m:sSup>
@@ -33195,7 +33195,7 @@
         </m:sSup>
       </m:oMath>
       <w:r>
-        <w:t>, and the near-wall selectivity observable lowers the conditioning by six to ten orders of magnitude at every ratio.</w:t>
+        <w:t>, and the near - wall selectivity observable lowers the conditioning by six to ten orders of magnitude at every ratio.</w:t>
       </w:r>
     </w:p>
     <w:p>
@@ -33218,7 +33218,7 @@
         <w:t>deeponet_reparam_seed42.onnx</w:t>
       </w:r>
       <w:r>
-        <w:t xml:space="preserve">, 188,897 bytes; </w:t>
+        <w:t xml:space="preserve">, 188, 897 bytes; </w:t>
       </w:r>
       <w:r>
         <w:rPr>
@@ -33228,7 +33228,7 @@
         <w:t>fno_reparam_seed42.onnx</w:t>
       </w:r>
       <w:r>
-        <w:t xml:space="preserve">, 1,912,172 bytes), the model metadata, and the JavaScript engine; the full bundle is 5,662,351 bytes. The static page exposes sliders for the four parameters, a split view that overlays the operator and an in-browser SG/FV solve, and an OOD flag that warns when a queried point leaves the calibrated box. The local SG/FV service returns the benchmark current 196.1 pA in 0.2082 s with four iterations and a residual of </w:t>
+        <w:t xml:space="preserve">, 1, 912, 172 bytes), the model metadata, and the JavaScript engine; the full bundle is 5, 662, 351 bytes. The static page exposes sliders for the four parameters, a split view that overlays the operator and an in - browser SG/FV solve, and an OOD flag that warns when a queried point leaves the calibrated box. The local SG/FV service returns the benchmark current 196.1 pA in 0.2082 s with four iterations and a residual of </w:t>
       </w:r>
       <m:oMath xmlns:a="http://schemas.openxmlformats.org/drawingml/2006/main" xmlns:pic="http://schemas.openxmlformats.org/drawingml/2006/picture">
         <m:r>
@@ -33345,7 +33345,7 @@
           <w:rFonts w:ascii="Courier New" w:hAnsi="Courier New"/>
           <w:sz w:val="17"/>
         </w:rPr>
-        <w:t># 2. Three-seed training and evaluation</w:t>
+        <w:t># 2. Three - seed training and evaluation</w:t>
       </w:r>
     </w:p>
     <w:p>
@@ -33386,7 +33386,7 @@
           <w:rFonts w:ascii="Courier New" w:hAnsi="Courier New"/>
           <w:sz w:val="17"/>
         </w:rPr>
-        <w:t># 3. FNO 300-epoch check</w:t>
+        <w:t># 3. FNO 300 - epoch check</w:t>
       </w:r>
     </w:p>
     <w:p>
@@ -33523,7 +33523,7 @@
           <w:rFonts w:ascii="Courier New" w:hAnsi="Courier New"/>
           <w:sz w:val="17"/>
         </w:rPr>
-        <w:t># 6. Stage-10 studies (trunk ablation, 384-state scaling law, Fisher identifiability)</w:t>
+        <w:t># 6. Stage - 10 studies (trunk ablation, 384 - state scaling law, Fisher identifiability)</w:t>
       </w:r>
     </w:p>
     <w:p>
@@ -33537,7 +33537,7 @@
           <w:rFonts w:ascii="Courier New" w:hAnsi="Courier New"/>
           <w:sz w:val="17"/>
         </w:rPr>
-        <w:t>.venv/bin/python scripts/generate_parametric_dataset.py   # original 240 states</w:t>
+        <w:t>.venv/bin/python scripts/generate_parametric_dataset.py # original 240 states</w:t>
       </w:r>
     </w:p>
     <w:p>
@@ -33551,7 +33551,7 @@
           <w:rFonts w:ascii="Courier New" w:hAnsi="Courier New"/>
           <w:sz w:val="17"/>
         </w:rPr>
-        <w:t>.venv/bin/python scripts/run_stage10_upgrades.py --epochs-ablation 500 --epochs-scaling 250</w:t>
+        <w:t>.venv/bin/python scripts/run_stage10_upgrades.py --epochs - ablation 500 --epochs - scaling 250</w:t>
       </w:r>
     </w:p>
     <w:p>
@@ -33578,7 +33578,7 @@
           <w:rFonts w:ascii="Courier New" w:hAnsi="Courier New"/>
           <w:sz w:val="17"/>
         </w:rPr>
-        <w:t># 7. Stage-11 reviewer upgrades (4-way constraints, physics sweep, SG/FV Fisher)</w:t>
+        <w:t># 7. Stage - 11 reviewer upgrades (4 - way constraints, physics sweep, SG/FV Fisher)</w:t>
       </w:r>
     </w:p>
     <w:p>
@@ -33619,7 +33619,7 @@
           <w:rFonts w:ascii="Courier New" w:hAnsi="Courier New"/>
           <w:sz w:val="17"/>
         </w:rPr>
-        <w:t># 8. Stage-12 diagnostics (OOD decomposition, selectivity validation, positivity)</w:t>
+        <w:t># 8. Stage - 12 diagnostics (OOD decomposition, selectivity validation, positivity)</w:t>
       </w:r>
     </w:p>
     <w:p>
@@ -33660,7 +33660,7 @@
           <w:rFonts w:ascii="Courier New" w:hAnsi="Courier New"/>
           <w:sz w:val="17"/>
         </w:rPr>
-        <w:t># 9. Stage-13 diffusivity-asymmetry scan</w:t>
+        <w:t># 9. Stage - 13 diffusivity - asymmetry scan</w:t>
       </w:r>
     </w:p>
     <w:p>
@@ -33701,7 +33701,7 @@
           <w:rFonts w:ascii="Courier New" w:hAnsi="Courier New"/>
           <w:sz w:val="17"/>
         </w:rPr>
-        <w:t># 10. Stage-19 hybrid solver and reversal-potential study</w:t>
+        <w:t># 10. Stage - 19 hybrid solver and reversal - potential study</w:t>
       </w:r>
     </w:p>
     <w:p>
@@ -33844,7 +33844,7 @@
     </w:p>
     <w:p>
       <w:r>
-        <w:t xml:space="preserve">The exact command-line defaults for the training suite are seeds 42 43 44, 110 FNO epochs, 500 DeepONet epochs, batch 36, learning rate </w:t>
+        <w:t xml:space="preserve">The exact command - line defaults for the training suite are seeds 42 43 44, 110 FNO epochs, 500 DeepONet epochs, batch 36, learning rate </w:t>
       </w:r>
       <m:oMath xmlns:a="http://schemas.openxmlformats.org/drawingml/2006/main" xmlns:pic="http://schemas.openxmlformats.org/drawingml/2006/picture">
         <m:r>
@@ -33929,7 +33929,7 @@
     </w:p>
     <w:p>
       <w:r>
-        <w:t>The deterministic layout verifier reports zero issues across all six figures. The paid vision-QA pass was advisory only; its 15 flags were manually adjudicated as false positives, and the layout verifier was used as the binding gate.</w:t>
+        <w:t>The deterministic layout verifier reports zero issues across all six figures. The paid vision - QA pass was advisory only; its 15 flags were manually adjudicated as false positives, and the layout verifier was used as the binding gate.</w:t>
       </w:r>
     </w:p>
     <w:sectPr>

--- a/manuscript/Supplementary_Materials_PINO.docx
+++ b/manuscript/Supplementary_Materials_PINO.docx
@@ -18,7 +18,7 @@
         <w:t>Manuscript:</w:t>
       </w:r>
       <w:r>
-        <w:t xml:space="preserve"> Charge - balanced neural operators, conductance identifiability limits, and warm - started finite - volume solvers for nanopore ion transport</w:t>
+        <w:t xml:space="preserve"> Charge-balanced neural operators, conductance identifiability limits, and warm-started finite-volume solvers for nanopore ion transport</w:t>
       </w:r>
     </w:p>
     <w:p>
@@ -34,7 +34,7 @@
     </w:p>
     <w:p>
       <w:r>
-        <w:t>This supplement documents the dataset, constraint derivation, training protocol, extended metrics, out - of - distribution definitions, inverse - recovery protocol, deployment checks, and reproducibility commands. All numerical values are produced by the archived scripts and result files listed in Section S9. It contains all twenty - two display tables (Supplementary Tables S1–S22); the main text contains the six multipanel figures only. The released software and data are permanently archived at Zenodo DOI https://doi.org/10.5281/zenodo.23487404.</w:t>
+        <w:t>This supplement documents the dataset, constraint derivation, training protocol, extended metrics, out-of-distribution definitions, inverse-recovery protocol, deployment checks, and reproducibility commands. All numerical values are produced by the archived scripts and result files listed in Section S9. It contains all twenty-two display tables (Supplementary Tables S1–S22); the main text contains the six multipanel figures only. The released software and data are permanently archived at Zenodo DOI https://doi.org/10.5281/zenodo.23487404.</w:t>
       </w:r>
     </w:p>
     <w:p>
@@ -47,7 +47,7 @@
     </w:p>
     <w:p>
       <w:r>
-        <w:t>The twenty - two display tables are collected here in strict order S1 through S22, matching their first citation order in the main text. The sections that follow document the methods and give extended discussion; each table remains cited from the relevant section.</w:t>
+        <w:t>The twenty-two display tables are collected here in strict order S1 through S22, matching their first citation order in the main text. The sections that follow document the methods and give extended discussion; each table remains cited from the relevant section.</w:t>
       </w:r>
     </w:p>
     <w:p>
@@ -97,7 +97,7 @@
         <w:t>S3</w:t>
       </w:r>
       <w:r>
-        <w:t>: Radial - trunk ablation and data - scaling law.</w:t>
+        <w:t>: Radial-trunk ablation and data-scaling law.</w:t>
       </w:r>
     </w:p>
     <w:p>
@@ -125,7 +125,7 @@
         <w:t>S5</w:t>
       </w:r>
       <w:r>
-        <w:t>: Selected three - seed global relative L2 errors.</w:t>
+        <w:t>: Selected three-seed global relative L2 errors.</w:t>
       </w:r>
     </w:p>
     <w:p>
@@ -181,7 +181,7 @@
         <w:t>S9</w:t>
       </w:r>
       <w:r>
-        <w:t>: Multi - protocol inverse identifiability.</w:t>
+        <w:t>: Multi-protocol inverse identifiability.</w:t>
       </w:r>
     </w:p>
     <w:p>
@@ -195,7 +195,7 @@
         <w:t>S10</w:t>
       </w:r>
       <w:r>
-        <w:t>: Benchmark state against the prior fixed - state DA - PINN.</w:t>
+        <w:t>: Benchmark state against the prior fixed-state DA-PINN.</w:t>
       </w:r>
     </w:p>
     <w:p>
@@ -209,7 +209,7 @@
         <w:t>S11</w:t>
       </w:r>
       <w:r>
-        <w:t>: Five - way constraint - scheme benchmark with matched direct-</w:t>
+        <w:t>: Five-way constraint-scheme benchmark with matched direct-</w:t>
       </w:r>
       <m:oMath xmlns:a="http://schemas.openxmlformats.org/drawingml/2006/main" xmlns:pic="http://schemas.openxmlformats.org/drawingml/2006/picture">
         <m:r>
@@ -231,7 +231,7 @@
         <w:t>S12</w:t>
       </w:r>
       <w:r>
-        <w:t>: Physics - weight sensitivity sweep.</w:t>
+        <w:t>: Physics-weight sensitivity sweep.</w:t>
       </w:r>
     </w:p>
     <w:p>
@@ -245,7 +245,7 @@
         <w:t>S13</w:t>
       </w:r>
       <w:r>
-        <w:t>: FNO training - budget check.</w:t>
+        <w:t>: FNO training-budget check.</w:t>
       </w:r>
     </w:p>
     <w:p>
@@ -259,7 +259,7 @@
         <w:t>S14</w:t>
       </w:r>
       <w:r>
-        <w:t>: Out - of - distribution error decomposition.</w:t>
+        <w:t>: Out-of-distribution error decomposition.</w:t>
       </w:r>
     </w:p>
     <w:p>
@@ -273,7 +273,7 @@
         <w:t>S15</w:t>
       </w:r>
       <w:r>
-        <w:t>: Net - charge error by wall - charge magnitude quartile.</w:t>
+        <w:t>: Net-charge error by wall-charge magnitude quartile.</w:t>
       </w:r>
     </w:p>
     <w:p>
@@ -287,7 +287,7 @@
         <w:t>S16</w:t>
       </w:r>
       <w:r>
-        <w:t>: Net - charge error by Debye - ratio quartile.</w:t>
+        <w:t>: Net-charge error by Debye-ratio quartile.</w:t>
       </w:r>
     </w:p>
     <w:p>
@@ -315,7 +315,7 @@
         <w:t>S18</w:t>
       </w:r>
       <w:r>
-        <w:t>: Candidate - grid nesting and SG/FV - in - the - loop inverse check.</w:t>
+        <w:t>: Candidate-grid nesting and SG/FV-in-the-loop inverse check.</w:t>
       </w:r>
     </w:p>
     <w:p>
@@ -329,7 +329,7 @@
         <w:t>S19</w:t>
       </w:r>
       <w:r>
-        <w:t>: Exact SG/FV versus neural - operator Fisher and Jacobian validation.</w:t>
+        <w:t>: Exact SG/FV versus neural-operator Fisher and Jacobian validation.</w:t>
       </w:r>
     </w:p>
     <w:p>
@@ -343,7 +343,7 @@
         <w:t>S20</w:t>
       </w:r>
       <w:r>
-        <w:t>: Exact SG/FV diffusivity - ratio scan.</w:t>
+        <w:t>: Exact SG/FV diffusivity-ratio scan.</w:t>
       </w:r>
     </w:p>
     <w:p>
@@ -357,7 +357,7 @@
         <w:t>S21</w:t>
       </w:r>
       <w:r>
-        <w:t>: Interpreted baselines and strong - charge benchmark.</w:t>
+        <w:t>: Interpreted baselines and strong-charge benchmark.</w:t>
       </w:r>
     </w:p>
     <w:p>
@@ -371,7 +371,7 @@
         <w:t>S22</w:t>
       </w:r>
       <w:r>
-        <w:t>: Operator - warm - started SG/FV solver and reversal - potential inverse benchmark.</w:t>
+        <w:t>: Operator-warm-started SG/FV solver and reversal-potential inverse benchmark.</w:t>
       </w:r>
     </w:p>
     <w:p>
@@ -1142,7 +1142,7 @@
         <w:t>Supplementary Table S3.</w:t>
       </w:r>
       <w:r>
-        <w:t xml:space="preserve"> Radial - trunk ablation (500 epochs, seeds 42/43/44) and data - scaling law (250 epochs, seeds 42/43/44, nested training subsets of the 384 - state expanded dataset). Relative </w:t>
+        <w:t xml:space="preserve"> Radial-trunk ablation (500 epochs, seeds 42/43/44) and data-scaling law (250 epochs, seeds 42/43/44, nested training subsets of the 384-state expanded dataset). Relative </w:t>
       </w:r>
       <m:oMath xmlns:a="http://schemas.openxmlformats.org/drawingml/2006/main" xmlns:pic="http://schemas.openxmlformats.org/drawingml/2006/picture">
         <m:sSub>
@@ -1159,7 +1159,7 @@
         </m:sSub>
       </m:oMath>
       <w:r>
-        <w:t xml:space="preserve"> errors are three - seed means; wall - gradient error is the mean absolute deviation </w:t>
+        <w:t xml:space="preserve"> errors are three-seed means; wall-gradient error is the mean absolute deviation </w:t>
       </w:r>
       <m:oMath xmlns:a="http://schemas.openxmlformats.org/drawingml/2006/main" xmlns:pic="http://schemas.openxmlformats.org/drawingml/2006/picture">
         <m:r>
@@ -2792,7 +2792,7 @@
         <w:t>Supplementary Table S4.</w:t>
       </w:r>
       <w:r>
-        <w:t xml:space="preserve"> Model and training hyperparameters. The parameter count in Table S3 refers to the matched - capacity Stage - 10 ablation backbone (250 - epoch budget); the production three - seed model in this table is the 500 - epoch </w:t>
+        <w:t xml:space="preserve"> Model and training hyperparameters. The parameter count in Table S3 refers to the matched-capacity Stage-10 ablation backbone (250-epoch budget); the production three-seed model in this table is the 500-epoch </w:t>
       </w:r>
       <m:oMath xmlns:a="http://schemas.openxmlformats.org/drawingml/2006/main" xmlns:pic="http://schemas.openxmlformats.org/drawingml/2006/picture">
         <m:r>
@@ -2809,7 +2809,7 @@
         </m:r>
       </m:oMath>
       <w:r>
-        <w:t xml:space="preserve"> configuration, so its 36, 880 count is not directly comparable with the 34, 243 ablation count.</w:t>
+        <w:t xml:space="preserve"> configuration, so its 36,880 count is not directly comparable with the 34,243 ablation count.</w:t>
       </w:r>
     </w:p>
     <w:tbl>
@@ -3511,7 +3511,7 @@
         <w:t>Supplementary Table S5.</w:t>
       </w:r>
       <w:r>
-        <w:t xml:space="preserve"> Selected three - seed global relative </w:t>
+        <w:t xml:space="preserve"> Selected three-seed global relative </w:t>
       </w:r>
       <m:oMath xmlns:a="http://schemas.openxmlformats.org/drawingml/2006/main" xmlns:pic="http://schemas.openxmlformats.org/drawingml/2006/picture">
         <m:sSub>
@@ -3528,7 +3528,7 @@
         </m:sSub>
       </m:oMath>
       <w:r>
-        <w:t xml:space="preserve"> errors (means over seeds; full per - metric table in </w:t>
+        <w:t xml:space="preserve"> errors (means over seeds; full per-metric table in </w:t>
       </w:r>
       <w:r>
         <w:rPr>
@@ -4468,7 +4468,7 @@
         <w:t>Supplementary Table S6.</w:t>
       </w:r>
       <w:r>
-        <w:t xml:space="preserve"> Selected additional accuracy metrics (three - seed means) and residual diagnostics.</w:t>
+        <w:t xml:space="preserve"> Selected additional accuracy metrics (three-seed means) and residual diagnostics.</w:t>
       </w:r>
     </w:p>
     <w:tbl>
@@ -7065,7 +7065,7 @@
         <w:t>Supplementary Table S9.</w:t>
       </w:r>
       <w:r>
-        <w:t xml:space="preserve"> Multi - protocol inverse identifiability with exact SG/FV - generated observations. For 15 held - out interpolation states, three protocols, and three relative noise levels (0.2%, 1%, 2%), we use 20 independent realizations per state–protocol–noise cell and a </w:t>
+        <w:t xml:space="preserve"> Multi-protocol inverse identifiability with exact SG/FV-generated observations. For 15 held-out interpolation states, three protocols, and three relative noise levels (0.2%, 1%, 2%), we use 20 independent realizations per state–protocol–noise cell and a </w:t>
       </w:r>
       <m:oMath xmlns:a="http://schemas.openxmlformats.org/drawingml/2006/main" xmlns:pic="http://schemas.openxmlformats.org/drawingml/2006/picture">
         <m:r>
@@ -7120,7 +7120,7 @@
         </m:r>
       </m:oMath>
       <w:r>
-        <w:t xml:space="preserve"> followed by quadratic refinement. Medians and interquartile ranges (IQR) are over the 300 realizations per cell. Single - salt uses one bulk concentration; multi - salt uses 10, 30, and 100 mol </w:t>
+        <w:t xml:space="preserve"> followed by quadratic refinement. Medians and interquartile ranges (IQR) are over the 300 realizations per cell. Single-salt uses one bulk concentration; multi-salt uses 10, 30, and 100 mol </w:t>
       </w:r>
       <m:oMath xmlns:a="http://schemas.openxmlformats.org/drawingml/2006/main" xmlns:pic="http://schemas.openxmlformats.org/drawingml/2006/picture">
         <m:sSup>
@@ -7143,7 +7143,7 @@
         </m:sSup>
       </m:oMath>
       <w:r>
-        <w:t xml:space="preserve">; dual adds the near - wall selectivity </w:t>
+        <w:t xml:space="preserve">; dual adds the near-wall selectivity </w:t>
       </w:r>
       <m:oMath xmlns:a="http://schemas.openxmlformats.org/drawingml/2006/main" xmlns:pic="http://schemas.openxmlformats.org/drawingml/2006/picture">
         <m:r>
@@ -7283,7 +7283,7 @@
         </m:sSub>
       </m:oMath>
       <w:r>
-        <w:t xml:space="preserve"> to the multi - salt data. Coverage is the fraction of 95% intervals containing the true value.</w:t>
+        <w:t xml:space="preserve"> to the multi-salt data. Coverage is the fraction of 95% intervals containing the true value.</w:t>
       </w:r>
     </w:p>
     <w:tbl>
@@ -8558,7 +8558,7 @@
         </m:r>
       </m:oMath>
       <w:r>
-        <w:t xml:space="preserve"> nm) against the prior fixed - state DA - PINN.</w:t>
+        <w:t xml:space="preserve"> nm) against the prior fixed-state DA-PINN.</w:t>
       </w:r>
     </w:p>
     <w:tbl>
@@ -9204,7 +9204,7 @@
         <w:t>Supplementary Table S11.</w:t>
       </w:r>
       <w:r>
-        <w:t xml:space="preserve"> Five - way constraint - scheme benchmark on the identical PI - DeepONet backbone (250 epochs, seeds 42/43/44). Errors are three - seed means on the interpolation - test split; consistency mismatch is </w:t>
+        <w:t xml:space="preserve"> Five-way constraint-scheme benchmark on the identical PI-DeepONet backbone (250 epochs, seeds 42/43/44). Errors are three-seed means on the interpolation-test split; consistency mismatch is </w:t>
       </w:r>
       <m:oMath xmlns:a="http://schemas.openxmlformats.org/drawingml/2006/main" xmlns:pic="http://schemas.openxmlformats.org/drawingml/2006/picture">
         <m:bar>
@@ -9290,7 +9290,7 @@
         </m:r>
       </m:oMath>
       <w:r>
-        <w:t xml:space="preserve"> control uses the same field - normalized data loss as the other schemes, isolating the output parameterization from the optimization pathology of the naive direct loss.</w:t>
+        <w:t xml:space="preserve"> control uses the same field-normalized data loss as the other schemes, isolating the output parameterization from the optimization pathology of the naive direct loss.</w:t>
       </w:r>
     </w:p>
     <w:tbl>
@@ -10149,7 +10149,7 @@
         <w:t>Supplementary Table S12.</w:t>
       </w:r>
       <w:r>
-        <w:t xml:space="preserve"> Physics - weight sensitivity sweep at seed 42 (interpolation - test split).</w:t>
+        <w:t xml:space="preserve"> Physics-weight sensitivity sweep at seed 42 (interpolation-test split).</w:t>
       </w:r>
     </w:p>
     <w:tbl>
@@ -11021,7 +11021,7 @@
         <w:t>Supplementary Table S13.</w:t>
       </w:r>
       <w:r>
-        <w:t xml:space="preserve"> FNO training - budget check (seed 42).</w:t>
+        <w:t xml:space="preserve"> FNO training-budget check (seed 42).</w:t>
       </w:r>
     </w:p>
     <w:tbl>
@@ -11568,7 +11568,7 @@
         <w:t>Supplementary Table S14.</w:t>
       </w:r>
       <w:r>
-        <w:t xml:space="preserve"> Out - of - distribution error decomposition (48 OOD states; </w:t>
+        <w:t xml:space="preserve"> Out-of-distribution error decomposition (48 OOD states; </w:t>
       </w:r>
       <w:r>
         <w:rPr>
@@ -11673,7 +11673,7 @@
         </m:r>
       </m:oMath>
       <w:r>
-        <w:t>), the charged - wall EDL (</w:t>
+        <w:t>), the charged-wall EDL (</w:t>
       </w:r>
       <m:oMath xmlns:a="http://schemas.openxmlformats.org/drawingml/2006/main" xmlns:pic="http://schemas.openxmlformats.org/drawingml/2006/picture">
         <m:r>
@@ -11759,7 +11759,7 @@
         </m:r>
       </m:oMath>
       <w:r>
-        <w:t xml:space="preserve">); their squared - error shares sum to 100% for each field. Parametric rows use mutually exclusive labels with priority combined </w:t>
+        <w:t xml:space="preserve">); their squared-error shares sum to 100% for each field. Parametric rows use mutually exclusive labels with priority combined </w:t>
       </w:r>
       <m:oMath xmlns:a="http://schemas.openxmlformats.org/drawingml/2006/main" xmlns:pic="http://schemas.openxmlformats.org/drawingml/2006/picture">
         <m:r>
@@ -11819,7 +11819,7 @@
         </m:r>
       </m:oMath>
       <w:r>
-        <w:t xml:space="preserve">. Relative errors are global area - weighted </w:t>
+        <w:t xml:space="preserve">. Relative errors are global area-weighted </w:t>
       </w:r>
       <m:oMath xmlns:a="http://schemas.openxmlformats.org/drawingml/2006/main" xmlns:pic="http://schemas.openxmlformats.org/drawingml/2006/picture">
         <m:sSub>
@@ -11844,7 +11844,7 @@
         </m:r>
       </m:oMath>
       <w:r>
-        <w:t xml:space="preserve"> is the axial current. For the three spatial rows, I rel. L2 reports the global axial current error across all 48 OOD states because axial current is cross - sectionally integrated rather than partitioned by spatial zone.</w:t>
+        <w:t xml:space="preserve"> is the axial current. For the three spatial rows, I rel. L2 reports the global axial current error across all 48 OOD states because axial current is cross-sectionally integrated rather than partitioned by spatial zone.</w:t>
       </w:r>
     </w:p>
     <w:tbl>
@@ -14027,7 +14027,7 @@
         <w:t>Supplementary Table S15.</w:t>
       </w:r>
       <w:r>
-        <w:t xml:space="preserve"> Net - charge error by </w:t>
+        <w:t xml:space="preserve"> Net-charge error by </w:t>
       </w:r>
       <m:oMath xmlns:a="http://schemas.openxmlformats.org/drawingml/2006/main" xmlns:pic="http://schemas.openxmlformats.org/drawingml/2006/picture">
         <m:r>
@@ -14519,7 +14519,7 @@
         <w:t>Supplementary Table S16.</w:t>
       </w:r>
       <w:r>
-        <w:t xml:space="preserve"> Net - charge error by </w:t>
+        <w:t xml:space="preserve"> Net-charge error by </w:t>
       </w:r>
       <m:oMath xmlns:a="http://schemas.openxmlformats.org/drawingml/2006/main" xmlns:pic="http://schemas.openxmlformats.org/drawingml/2006/picture">
         <m:sSub>
@@ -15677,7 +15677,7 @@
         <w:t>Supplementary Table S18.</w:t>
       </w:r>
       <w:r>
-        <w:t xml:space="preserve"> Candidate - grid nesting and SG/FV - in - the - loop inverse check. (A) At 1% noise, median errors on the </w:t>
+        <w:t xml:space="preserve"> Candidate-grid nesting and SG/FV-in-the-loop inverse check. (A) At 1% noise, median errors on the </w:t>
       </w:r>
       <m:oMath xmlns:a="http://schemas.openxmlformats.org/drawingml/2006/main" xmlns:pic="http://schemas.openxmlformats.org/drawingml/2006/picture">
         <m:r>
@@ -15711,7 +15711,7 @@
         </m:r>
       </m:oMath>
       <w:r>
-        <w:t xml:space="preserve"> grids for the same 15 states and 20 realizations; the dual protocol changes by less than 1%, whereas the radius - only protocols have a shallow, grid - sensitive radius optimum. (B) Median errors with the exact SG/FV solver used for every candidate on five states at 1% noise, initialized from the operator estimate; this check validates the protocol ranking but is not a blind estimator.</w:t>
+        <w:t xml:space="preserve"> grids for the same 15 states and 20 realizations; the dual protocol changes by less than 1%, whereas the radius-only protocols have a shallow, grid-sensitive radius optimum. (B) Median errors with the exact SG/FV solver used for every candidate on five states at 1% noise, initialized from the operator estimate; this check validates the protocol ranking but is not a blind estimator.</w:t>
       </w:r>
     </w:p>
     <w:tbl>
@@ -16420,7 +16420,7 @@
         <w:t>Supplementary Table S19.</w:t>
       </w:r>
       <w:r>
-        <w:t xml:space="preserve"> Exact SG/FV versus neural - operator sensitivities on the </w:t>
+        <w:t xml:space="preserve"> Exact SG/FV versus neural-operator sensitivities on the </w:t>
       </w:r>
       <m:oMath xmlns:a="http://schemas.openxmlformats.org/drawingml/2006/main" xmlns:pic="http://schemas.openxmlformats.org/drawingml/2006/picture">
         <m:r>
@@ -16471,7 +16471,7 @@
         </m:r>
       </m:oMath>
       <w:r>
-        <w:t xml:space="preserve"> nm, four non - zero biases). Centered finite differences use relative step </w:t>
+        <w:t xml:space="preserve"> nm, four non-zero biases). Centered finite differences use relative step </w:t>
       </w:r>
       <m:oMath xmlns:a="http://schemas.openxmlformats.org/drawingml/2006/main" xmlns:pic="http://schemas.openxmlformats.org/drawingml/2006/picture">
         <m:sSup>
@@ -16789,7 +16789,7 @@
         </m:r>
       </m:oMath>
       <w:r>
-        <w:t xml:space="preserve"> at 1% noise. The exact single - salt matrix is numerically rank - deficient, so its condition number is reported only as a scale; the radius sensitivity is the quantity that is resolved.</w:t>
+        <w:t xml:space="preserve"> at 1% noise. The exact single-salt matrix is numerically rank-deficient, so its condition number is reported only as a scale; the radius sensitivity is the quantity that is resolved.</w:t>
       </w:r>
     </w:p>
     <w:tbl>
@@ -17315,7 +17315,7 @@
         <w:t>Supplementary Table S20.</w:t>
       </w:r>
       <w:r>
-        <w:t xml:space="preserve"> Exact SG/FV diffusivity - ratio scan at the benchmark state (</w:t>
+        <w:t xml:space="preserve"> Exact SG/FV diffusivity-ratio scan at the benchmark state (</w:t>
       </w:r>
       <m:oMath xmlns:a="http://schemas.openxmlformats.org/drawingml/2006/main" xmlns:pic="http://schemas.openxmlformats.org/drawingml/2006/picture">
         <m:sSub>
@@ -17741,7 +17741,7 @@
         </m:r>
       </m:oMath>
       <w:r>
-        <w:t xml:space="preserve">, using four non - zero biases for the single - salt protocol and adding </w:t>
+        <w:t xml:space="preserve">, using four non-zero biases for the single-salt protocol and adding </w:t>
       </w:r>
       <m:oMath xmlns:a="http://schemas.openxmlformats.org/drawingml/2006/main" xmlns:pic="http://schemas.openxmlformats.org/drawingml/2006/picture">
         <m:r>
@@ -17772,7 +17772,7 @@
         </m:sSup>
       </m:oMath>
       <w:r>
-        <w:t>. Condition - number reduction ratios (</w:t>
+        <w:t>. Condition-number reduction ratios (</w:t>
       </w:r>
       <m:oMath xmlns:a="http://schemas.openxmlformats.org/drawingml/2006/main" xmlns:pic="http://schemas.openxmlformats.org/drawingml/2006/picture">
         <m:sSub>
@@ -19644,7 +19644,7 @@
         <w:t>Supplementary Table S21.</w:t>
       </w:r>
       <w:r>
-        <w:t xml:space="preserve"> Interpreted baselines and strong - charge benchmark. (A) Relative </w:t>
+        <w:t xml:space="preserve"> Interpreted baselines and strong-charge benchmark. (A) Relative </w:t>
       </w:r>
       <m:oMath xmlns:a="http://schemas.openxmlformats.org/drawingml/2006/main" xmlns:pic="http://schemas.openxmlformats.org/drawingml/2006/picture">
         <m:sSub>
@@ -19661,7 +19661,7 @@
         </m:sSub>
       </m:oMath>
       <w:r>
-        <w:t xml:space="preserve"> errors on the 48 interpolation - test and 48 out - of - distribution states. The Ohmic bulk model uses bulk conductivity and the geometric cross - section; the linearized radial Poisson–Boltzmann (PB) model uses a Debye - layer profile calibrated only by </w:t>
+        <w:t xml:space="preserve"> errors on the 48 interpolation-test and 48 out-of-distribution states. The Ohmic bulk model uses bulk conductivity and the geometric cross-section; the linearized radial Poisson–Boltzmann (PB) model uses a Debye-layer profile calibrated only by </w:t>
       </w:r>
       <m:oMath xmlns:a="http://schemas.openxmlformats.org/drawingml/2006/main" xmlns:pic="http://schemas.openxmlformats.org/drawingml/2006/picture">
         <m:sSub>
@@ -19686,7 +19686,7 @@
         </m:r>
       </m:oMath>
       <w:r>
-        <w:t xml:space="preserve">, with no per - state fitting; POD–RBF uses 30 modes per field; DeepONet and FNO are the three - seed canonical models. (B) Strong - charge test: 120 generated states, 96/24 train/test split, </w:t>
+        <w:t xml:space="preserve">, with no per-state fitting; POD–RBF uses 30 modes per field; DeepONet and FNO are the three-seed canonical models. (B) Strong-charge test: 120 generated states, 96/24 train/test split, </w:t>
       </w:r>
       <m:oMath xmlns:a="http://schemas.openxmlformats.org/drawingml/2006/main" xmlns:pic="http://schemas.openxmlformats.org/drawingml/2006/picture">
         <m:sSub>
@@ -19798,7 +19798,7 @@
         </m:r>
       </m:oMath>
       <w:r>
-        <w:t>–5 nm, 600 epochs. The Ohmic row predicts no wall layer, so its net - charge error is unity by construction.</w:t>
+        <w:t>–5 nm, 600 epochs. The Ohmic row predicts no wall layer, so its net-charge error is unity by construction.</w:t>
       </w:r>
     </w:p>
     <w:tbl>
@@ -21616,23 +21616,7 @@
         <w:t>Supplementary Table S22.</w:t>
       </w:r>
       <w:r>
-        <w:t xml:space="preserve"> Operator - warm - started SG/FV solver and blind unequal - reservoir reversal - potential benchmark. (A) Median current and reversal - potential errors with median wall time for eight methods on 120 states (40 weak, 40 transitional, 40 strong). The Pino - Controller warm - starts the conservative SG/FV solve from the operator and is reference - free; full SG/FV is the reference. (B) Blind Stage - 20 inversion with shared noisy observations, 15 states, and 20 realizations per protocol and noise level; B is the residual - controlled SG/FV Gauss–Newton estimator. Errors are medians over all states and over the weak, transitional, and strong charge bands; coverage is the fraction of 95% intervals containing the truth, reported separately for radius </w:t>
-      </w:r>
-      <m:oMath xmlns:a="http://schemas.openxmlformats.org/drawingml/2006/main" xmlns:pic="http://schemas.openxmlformats.org/drawingml/2006/picture">
-        <m:r>
-          <m:t>R</m:t>
-        </m:r>
-      </m:oMath>
-      <w:r>
-        <w:t xml:space="preserve">, surface charge density </w:t>
-      </w:r>
-      <m:oMath xmlns:a="http://schemas.openxmlformats.org/drawingml/2006/main" xmlns:pic="http://schemas.openxmlformats.org/drawingml/2006/picture">
-        <m:r>
-          <m:t>σ</m:t>
-        </m:r>
-      </m:oMath>
-      <w:r>
-        <w:t xml:space="preserve">, and dimensionless wall charge </w:t>
+        <w:t xml:space="preserve"> Operator-warm-started SG/FV solver and blind unequal-reservoir reversal-potential benchmark. (A) Median current and reversal-potential errors with median wall time for eight methods on 120 states (40 weak, 40 transitional, 40 strong). The Pino-Controller warm-starts the conservative SG/FV solve from the operator and is reference-free; full SG/FV is the reference. (B) Blind Stage-20 inversion with shared noisy observations, 15 states, and 20 realizations per protocol and noise level; B is the residual-controlled SG/FV Gauss–Newton estimator. Errors are medians over all states and over the weak, transitional, and strong charge bands; coverage is the fraction of 95% intervals containing the truth for the dimensionless wall charge </w:t>
       </w:r>
       <m:oMath xmlns:a="http://schemas.openxmlformats.org/drawingml/2006/main" xmlns:pic="http://schemas.openxmlformats.org/drawingml/2006/picture">
         <m:sSub>
@@ -21661,7 +21645,7 @@
         </m:r>
       </m:oMath>
       <w:r>
-        <w:t xml:space="preserve">. The dual protocol reaches 1.7% median charge error at 1% noise but its intervals are undercovered (68% for </w:t>
+        <w:t xml:space="preserve">, reported for all states and by charge band. The dual protocol reaches 1.7% median charge error at 1% noise but its intervals are undercovered (68% for </w:t>
       </w:r>
       <m:oMath xmlns:a="http://schemas.openxmlformats.org/drawingml/2006/main" xmlns:pic="http://schemas.openxmlformats.org/drawingml/2006/picture">
         <m:sSub>
@@ -21678,155 +21662,7 @@
         </m:sSub>
       </m:oMath>
       <w:r>
-        <w:t xml:space="preserve">), while the reversal potential is strongly state dependent (263% weak - charge versus 7.3% strong - charge). Single - salt conductance remains unidentifiable. (C) Three - way bias diagnostic at 1% noise with estimator B (dual protocol): D1 — noise - free </w:t>
-      </w:r>
-      <m:oMath xmlns:a="http://schemas.openxmlformats.org/drawingml/2006/main" xmlns:pic="http://schemas.openxmlformats.org/drawingml/2006/picture">
-        <m:r>
-          <m:t>21</m:t>
-        </m:r>
-        <m:r>
-          <m:rPr>
-            <m:sty m:val="p"/>
-          </m:rPr>
-          <m:t>×</m:t>
-        </m:r>
-        <m:r>
-          <m:t>61</m:t>
-        </m:r>
-      </m:oMath>
-      <w:r>
-        <w:t xml:space="preserve"> observations inverted on </w:t>
-      </w:r>
-      <m:oMath xmlns:a="http://schemas.openxmlformats.org/drawingml/2006/main" xmlns:pic="http://schemas.openxmlformats.org/drawingml/2006/picture">
-        <m:r>
-          <m:t>21</m:t>
-        </m:r>
-        <m:r>
-          <m:rPr>
-            <m:sty m:val="p"/>
-          </m:rPr>
-          <m:t>×</m:t>
-        </m:r>
-        <m:r>
-          <m:t>61</m:t>
-        </m:r>
-      </m:oMath>
-      <w:r>
-        <w:t xml:space="preserve"> (pure optimization error); D2 — noise - free </w:t>
-      </w:r>
-      <m:oMath xmlns:a="http://schemas.openxmlformats.org/drawingml/2006/main" xmlns:pic="http://schemas.openxmlformats.org/drawingml/2006/picture">
-        <m:r>
-          <m:t>41</m:t>
-        </m:r>
-        <m:r>
-          <m:rPr>
-            <m:sty m:val="p"/>
-          </m:rPr>
-          <m:t>×</m:t>
-        </m:r>
-        <m:r>
-          <m:t>121</m:t>
-        </m:r>
-      </m:oMath>
-      <w:r>
-        <w:t xml:space="preserve"> observations inverted on </w:t>
-      </w:r>
-      <m:oMath xmlns:a="http://schemas.openxmlformats.org/drawingml/2006/main" xmlns:pic="http://schemas.openxmlformats.org/drawingml/2006/picture">
-        <m:r>
-          <m:t>21</m:t>
-        </m:r>
-        <m:r>
-          <m:rPr>
-            <m:sty m:val="p"/>
-          </m:rPr>
-          <m:t>×</m:t>
-        </m:r>
-        <m:r>
-          <m:t>61</m:t>
-        </m:r>
-      </m:oMath>
-      <w:r>
-        <w:t xml:space="preserve"> (mesh discretization bias); D3 — warm - started vs. cold - started noisy </w:t>
-      </w:r>
-      <m:oMath xmlns:a="http://schemas.openxmlformats.org/drawingml/2006/main" xmlns:pic="http://schemas.openxmlformats.org/drawingml/2006/picture">
-        <m:r>
-          <m:t>41</m:t>
-        </m:r>
-        <m:r>
-          <m:rPr>
-            <m:sty m:val="p"/>
-          </m:rPr>
-          <m:t>×</m:t>
-        </m:r>
-        <m:r>
-          <m:t>121</m:t>
-        </m:r>
-        <m:r>
-          <m:rPr>
-            <m:sty m:val="p"/>
-          </m:rPr>
-          <m:t>→</m:t>
-        </m:r>
-        <m:r>
-          <m:t>21</m:t>
-        </m:r>
-        <m:r>
-          <m:rPr>
-            <m:sty m:val="p"/>
-          </m:rPr>
-          <m:t>×</m:t>
-        </m:r>
-        <m:r>
-          <m:t>61</m:t>
-        </m:r>
-      </m:oMath>
-      <w:r>
-        <w:t xml:space="preserve"> inversion (initialization dependence). The </w:t>
-      </w:r>
-      <m:oMath xmlns:a="http://schemas.openxmlformats.org/drawingml/2006/main" xmlns:pic="http://schemas.openxmlformats.org/drawingml/2006/picture">
-        <m:r>
-          <m:rPr>
-            <m:sty m:val="p"/>
-          </m:rPr>
-          <m:t>∼</m:t>
-        </m:r>
-      </m:oMath>
-      <w:r>
-        <w:t xml:space="preserve">1.5–1.7% dual error floor in estimator B arises primarily from the </w:t>
-      </w:r>
-      <m:oMath xmlns:a="http://schemas.openxmlformats.org/drawingml/2006/main" xmlns:pic="http://schemas.openxmlformats.org/drawingml/2006/picture">
-        <m:r>
-          <m:t>41</m:t>
-        </m:r>
-        <m:r>
-          <m:rPr>
-            <m:sty m:val="p"/>
-          </m:rPr>
-          <m:t>×</m:t>
-        </m:r>
-        <m:r>
-          <m:t>121</m:t>
-        </m:r>
-      </m:oMath>
-      <w:r>
-        <w:t xml:space="preserve"> vs. </w:t>
-      </w:r>
-      <m:oMath xmlns:a="http://schemas.openxmlformats.org/drawingml/2006/main" xmlns:pic="http://schemas.openxmlformats.org/drawingml/2006/picture">
-        <m:r>
-          <m:t>21</m:t>
-        </m:r>
-        <m:r>
-          <m:rPr>
-            <m:sty m:val="p"/>
-          </m:rPr>
-          <m:t>×</m:t>
-        </m:r>
-        <m:r>
-          <m:t>61</m:t>
-        </m:r>
-      </m:oMath>
-      <w:r>
-        <w:t xml:space="preserve"> mesh bias (D2), whereas same - grid noise - free inversion (D1) converges to near - zero error.</w:t>
+        <w:t>), while the reversal potential is strongly state dependent (263% weak-charge versus 7.3% strong-charge). Single-salt conductance remains unidentifiable.</w:t>
       </w:r>
     </w:p>
     <w:tbl>
@@ -22333,7 +22169,7 @@
           <w:p>
             <m:oMath xmlns:a="http://schemas.openxmlformats.org/drawingml/2006/main" xmlns:pic="http://schemas.openxmlformats.org/drawingml/2006/picture">
               <m:r>
-                <m:t>2.07</m:t>
+                <m:t>1.42</m:t>
               </m:r>
               <m:r>
                 <m:rPr>
@@ -22539,7 +22375,7 @@
           <w:p>
             <m:oMath xmlns:a="http://schemas.openxmlformats.org/drawingml/2006/main" xmlns:pic="http://schemas.openxmlformats.org/drawingml/2006/picture">
               <m:r>
-                <m:t>1.02</m:t>
+                <m:t>7.36</m:t>
               </m:r>
               <m:r>
                 <m:rPr>
@@ -22561,7 +22397,7 @@
                     <m:t>−</m:t>
                   </m:r>
                   <m:r>
-                    <m:t>2</m:t>
+                    <m:t>3</m:t>
                   </m:r>
                 </m:sup>
               </m:sSup>
@@ -22621,7 +22457,7 @@
               <w:rPr>
                 <w:sz w:val="17"/>
               </w:rPr>
-              <w:t>1.575</w:t>
+              <w:t>0.235</w:t>
             </w:r>
           </w:p>
         </w:tc>
@@ -22699,7 +22535,7 @@
           <w:p>
             <m:oMath xmlns:a="http://schemas.openxmlformats.org/drawingml/2006/main" xmlns:pic="http://schemas.openxmlformats.org/drawingml/2006/picture">
               <m:r>
-                <m:t>1.65</m:t>
+                <m:t>1.53</m:t>
               </m:r>
               <m:r>
                 <m:rPr>
@@ -24354,7 +24190,7 @@
         </m:r>
       </m:oMath>
       <w:r>
-        <w:t xml:space="preserve"> node - centered grid (radial </w:t>
+        <w:t xml:space="preserve"> node-centered grid (radial </w:t>
       </w:r>
       <m:oMath xmlns:a="http://schemas.openxmlformats.org/drawingml/2006/main" xmlns:pic="http://schemas.openxmlformats.org/drawingml/2006/picture">
         <m:r>
@@ -24616,7 +24452,7 @@
     </w:p>
     <w:p>
       <w:r>
-        <w:t xml:space="preserve">The in - distribution box is </w:t>
+        <w:t xml:space="preserve">The in-distribution box is </w:t>
       </w:r>
       <m:oMath xmlns:a="http://schemas.openxmlformats.org/drawingml/2006/main" xmlns:pic="http://schemas.openxmlformats.org/drawingml/2006/picture">
         <m:sSub>
@@ -25036,7 +24872,7 @@
         </m:r>
       </m:oMath>
       <w:r>
-        <w:t xml:space="preserve"> 2–8 nm) but flags values outside the in - distribution box as OOD.</w:t>
+        <w:t xml:space="preserve"> 2–8 nm) but flags values outside the in-distribution box as OOD.</w:t>
       </w:r>
     </w:p>
     <w:p>
@@ -25282,7 +25118,7 @@
     </w:p>
     <w:p>
       <w:r>
-        <w:t>A separate FNO was trained for 300 epochs (seed 42, 302.2 s) to check whether the 110 - epoch budget limited accuracy. The 300 - epoch results are reported in Supplementary Table S13. A data - only ablation removes the physics term while keeping the architecture, data, and optimizer fixed.</w:t>
+        <w:t>A separate FNO was trained for 300 epochs (seed 42, 302.2 s) to check whether the 110-epoch budget limited accuracy. The 300-epoch results are reported in Supplementary Table S13. A data-only ablation removes the physics term while keeping the architecture, data, and optimizer fixed.</w:t>
       </w:r>
     </w:p>
     <w:p>
@@ -25976,7 +25812,7 @@
         </m:r>
       </m:oMath>
       <w:r>
-        <w:t xml:space="preserve"> is the root - mean - square of field </w:t>
+        <w:t xml:space="preserve"> is the root-mean-square of field </w:t>
       </w:r>
       <m:oMath xmlns:a="http://schemas.openxmlformats.org/drawingml/2006/main" xmlns:pic="http://schemas.openxmlformats.org/drawingml/2006/picture">
         <m:r>
@@ -25992,7 +25828,7 @@
         </m:r>
       </m:oMath>
       <w:r>
-        <w:t>. The per - state scale is floored at 10% of the global RMS to avoid amplifying near - zero states. The physics term, Eq. (S3), is</w:t>
+        <w:t>. The per-state scale is floored at 10% of the global RMS to avoid amplifying near-zero states. The physics term, Eq. (S3), is</w:t>
       </w:r>
     </w:p>
     <w:p>
@@ -26524,7 +26360,7 @@
     </w:p>
     <w:p>
       <w:r>
-        <w:t>where the overbar is a mean over collocation or boundary points and the residuals are the dimensionless Poisson, continuity, wall - potential, and zero - flux residuals. The physics term therefore penalizes the Poisson residual, both continuity residuals, and the wall boundary conditions. The current is not used as a training target; it is computed after the forward pass with the SG face - flux formula, so the reported current errors are an independent check on field consistency.</w:t>
+        <w:t>where the overbar is a mean over collocation or boundary points and the residuals are the dimensionless Poisson, continuity, wall-potential, and zero-flux residuals. The physics term therefore penalizes the Poisson residual, both continuity residuals, and the wall boundary conditions. The current is not used as a training target; it is computed after the forward pass with the SG face-flux formula, so the reported current errors are an independent check on field consistency.</w:t>
       </w:r>
     </w:p>
     <w:p>
@@ -26535,7 +26371,7 @@
         <w:t>Algorithm 1.</w:t>
       </w:r>
       <w:r>
-        <w:t xml:space="preserve"> End - to - end training and evaluation of the parameter - conditioned PNP operator.</w:t>
+        <w:t xml:space="preserve"> End-to-end training and evaluation of the parameter-conditioned PNP operator.</w:t>
       </w:r>
     </w:p>
     <w:p>
@@ -26549,7 +26385,7 @@
           <w:rFonts w:ascii="Courier New" w:hAnsi="Courier New"/>
           <w:sz w:val="17"/>
         </w:rPr>
-        <w:t>Require: parameter box B = [-50, 50] mV x [20, 200] M x [-0.05, 0] x [3, 8] nm</w:t>
+        <w:t>Require: parameter box B = [-50,50] mV x [20,200] mol m⁻³ x [-0.05,0] x [3,8] nm</w:t>
       </w:r>
     </w:p>
     <w:p>
@@ -26563,7 +26399,7 @@
           <w:rFonts w:ascii="Courier New" w:hAnsi="Courier New"/>
           <w:sz w:val="17"/>
         </w:rPr>
-        <w:t>Require: grid (nr,nz) = (21, 61); seeds {42, 43, 44}; epochs E_DN = 500, E_FNO = 110</w:t>
+        <w:t>Require: grid (nr,nz) = (21,61); seeds {42,43,44}; epochs E_DN = 500, E_FNO = 110</w:t>
       </w:r>
     </w:p>
     <w:p>
@@ -26577,7 +26413,7 @@
           <w:rFonts w:ascii="Courier New" w:hAnsi="Courier New"/>
           <w:sz w:val="17"/>
         </w:rPr>
-        <w:t xml:space="preserve"> 1: generate 240 states with the SG/FV solver; accept if residual &lt; 1e - 9,</w:t>
+        <w:t xml:space="preserve"> 1: generate 240 states with the SG/FV solver; accept if residual &lt; 1e-9,</w:t>
       </w:r>
     </w:p>
     <w:p>
@@ -26591,7 +26427,7 @@
           <w:rFonts w:ascii="Courier New" w:hAnsi="Courier New"/>
           <w:sz w:val="17"/>
         </w:rPr>
-        <w:t xml:space="preserve"> fields finite, and c_pm &gt; 0; split 144/48/48 (train/interp/OOD)</w:t>
+        <w:t xml:space="preserve">    fields finite, and c_pm &gt; 0; split 144/48/48 (train/interp/OOD)</w:t>
       </w:r>
     </w:p>
     <w:p>
@@ -26619,7 +26455,7 @@
           <w:rFonts w:ascii="Courier New" w:hAnsi="Courier New"/>
           <w:sz w:val="17"/>
         </w:rPr>
-        <w:t xml:space="preserve"> 3: normalize mu with the training - split mean and standard deviation</w:t>
+        <w:t xml:space="preserve"> 3:   normalize mu with the training-split mean and standard deviation</w:t>
       </w:r>
     </w:p>
     <w:p>
@@ -26633,7 +26469,7 @@
           <w:rFonts w:ascii="Courier New" w:hAnsi="Courier New"/>
           <w:sz w:val="17"/>
         </w:rPr>
-        <w:t xml:space="preserve"> 4: build the exact - reservoir ansatz: psi = V(1 - z) + z(1 - z) G_psi;</w:t>
+        <w:t xml:space="preserve"> 4:   build the exact-reservoir ansatz: psi = V(1-z) + z(1-z) G_psi;</w:t>
       </w:r>
     </w:p>
     <w:p>
@@ -26647,7 +26483,7 @@
           <w:rFonts w:ascii="Courier New" w:hAnsi="Courier New"/>
           <w:sz w:val="17"/>
         </w:rPr>
-        <w:t xml:space="preserve"> s = 2 exp(clip(z(1 - z) G_s)); rho = z(1 - z) G_rho</w:t>
+        <w:t xml:space="preserve">       s = 2 exp(clip(z(1-z) G_s)); rho = z(1-z) G_rho</w:t>
       </w:r>
     </w:p>
     <w:p>
@@ -26661,7 +26497,7 @@
           <w:rFonts w:ascii="Courier New" w:hAnsi="Courier New"/>
           <w:sz w:val="17"/>
         </w:rPr>
-        <w:t xml:space="preserve"> 5: reconstruct c_pm = (sqrt(s^2 + rho^2) +/- rho)/2 (positivity + exact charge)</w:t>
+        <w:t xml:space="preserve"> 5:   reconstruct c_pm = (sqrt(s^2+rho^2) +/- rho)/2  (positivity + exact charge)</w:t>
       </w:r>
     </w:p>
     <w:p>
@@ -26675,7 +26511,7 @@
           <w:rFonts w:ascii="Courier New" w:hAnsi="Courier New"/>
           <w:sz w:val="17"/>
         </w:rPr>
-        <w:t xml:space="preserve"> 6: for epoch = 1.. E do</w:t>
+        <w:t xml:space="preserve"> 6:   for epoch = 1..E do</w:t>
       </w:r>
     </w:p>
     <w:p>
@@ -26689,7 +26525,7 @@
           <w:rFonts w:ascii="Courier New" w:hAnsi="Courier New"/>
           <w:sz w:val="17"/>
         </w:rPr>
-        <w:t xml:space="preserve"> 7: sample a minibatch of 36 training states</w:t>
+        <w:t xml:space="preserve"> 7:     sample a minibatch of 36 training states</w:t>
       </w:r>
     </w:p>
     <w:p>
@@ -26703,7 +26539,7 @@
           <w:rFonts w:ascii="Courier New" w:hAnsi="Courier New"/>
           <w:sz w:val="17"/>
         </w:rPr>
-        <w:t xml:space="preserve"> 8: evaluate L_data on (psi,s,rho) with per - state scales floored at 0.1 RMS</w:t>
+        <w:t xml:space="preserve"> 8:     evaluate L_data on (psi,s,rho) with per-state scales floored at 0.1 RMS</w:t>
       </w:r>
     </w:p>
     <w:p>
@@ -26717,7 +26553,7 @@
           <w:rFonts w:ascii="Courier New" w:hAnsi="Courier New"/>
           <w:sz w:val="17"/>
         </w:rPr>
-        <w:t xml:space="preserve"> 9: evaluate L_phys with the SG face fluxes on the same grid</w:t>
+        <w:t xml:space="preserve"> 9:     evaluate L_phys with the SG face fluxes on the same grid</w:t>
       </w:r>
     </w:p>
     <w:p>
@@ -26731,7 +26567,7 @@
           <w:rFonts w:ascii="Courier New" w:hAnsi="Courier New"/>
           <w:sz w:val="17"/>
         </w:rPr>
-        <w:t>10: back - propagate L = L_data + 1e - 3 L_phys with AdamW and cosine decay</w:t>
+        <w:t>10:     back-propagate L = L_data + 1e-3 L_phys with AdamW and cosine decay</w:t>
       </w:r>
     </w:p>
     <w:p>
@@ -26745,7 +26581,7 @@
           <w:rFonts w:ascii="Courier New" w:hAnsi="Courier New"/>
           <w:sz w:val="17"/>
         </w:rPr>
-        <w:t>11: end for</w:t>
+        <w:t>11:   end for</w:t>
       </w:r>
     </w:p>
     <w:p>
@@ -26759,7 +26595,7 @@
           <w:rFonts w:ascii="Courier New" w:hAnsi="Courier New"/>
           <w:sz w:val="17"/>
         </w:rPr>
-        <w:t>12: select the epoch with the lowest validation loss; export to ONNX</w:t>
+        <w:t>12:   select the epoch with the lowest validation loss; export to ONNX</w:t>
       </w:r>
     </w:p>
     <w:p>
@@ -26773,7 +26609,7 @@
           <w:rFonts w:ascii="Courier New" w:hAnsi="Courier New"/>
           <w:sz w:val="17"/>
         </w:rPr>
-        <w:t>13: report global relative L2 errors and the SG - post - processed current</w:t>
+        <w:t>13:   report global relative L2 errors and the SG-post-processed current</w:t>
       </w:r>
     </w:p>
     <w:p>
@@ -26812,7 +26648,7 @@
         <w:t>Runtime and dependency pinning.</w:t>
       </w:r>
       <w:r>
-        <w:t xml:space="preserve"> Reference results were produced on an Apple M1 (arm64) with Python 3.14.7, NumPy 2.5.4, SciPy 1.18.1, PyTorch 2.14.1, ONNX 1.23.2, ONNX Runtime 1.31.0, Matplotlib 3.11.2, and Gradio 6.30.0, using one CPU core. Dataset generation takes 59.18 s; a 500 - epoch DeepONet takes 50.59 s and a 110 - epoch FNO 108.5 s; a 250 - epoch scaling model takes about 25 s and a 500 - epoch trunk - ablation model about 50 s. The pinned environment used for the archived runs is recorded in </w:t>
+        <w:t xml:space="preserve"> Reference results were produced on an Apple M1 (arm64) with Python 3.14.7, NumPy 2.5.4, SciPy 1.18.1, PyTorch 2.14.1, ONNX 1.23.2, ONNX Runtime 1.31.0, Matplotlib 3.11.2, and Gradio 6.30.0, using one CPU core. Dataset generation takes 59.18 s; a 500-epoch DeepONet takes 50.59 s and a 110-epoch FNO 108.5 s; a 250-epoch scaling model takes about 25 s and a 500-epoch trunk-ablation model about 50 s. The pinned environment used for the archived runs is recorded in </w:t>
       </w:r>
       <w:r>
         <w:rPr>
@@ -26822,7 +26658,7 @@
         <w:t>requirements.txt</w:t>
       </w:r>
       <w:r>
-        <w:t xml:space="preserve"> in the public repository; the Stage - 11 experiments add about 8–10 min of single - core time.</w:t>
+        <w:t xml:space="preserve"> in the public repository; the Stage-11 experiments add about 8–10 min of single-core time.</w:t>
       </w:r>
     </w:p>
     <w:p>
@@ -26830,7 +26666,7 @@
         <w:pStyle w:val="Heading2"/>
       </w:pPr>
       <w:r>
-        <w:t>S3. Derivation of the exact - reservoir and charge - balanced ansatz</w:t>
+        <w:t>S3. Derivation of the exact-reservoir and charge-balanced ansatz</w:t>
       </w:r>
     </w:p>
     <w:p>
@@ -27980,7 +27816,7 @@
         </m:acc>
       </m:oMath>
       <w:r>
-        <w:t xml:space="preserve">. On the finite - volume grid, the axial flux at face </w:t>
+        <w:t xml:space="preserve">. On the finite-volume grid, the axial flux at face </w:t>
       </w:r>
       <m:oMath xmlns:a="http://schemas.openxmlformats.org/drawingml/2006/main" xmlns:pic="http://schemas.openxmlformats.org/drawingml/2006/picture">
         <m:r>
@@ -28723,7 +28559,7 @@
         </m:r>
       </m:oMath>
       <w:r>
-        <w:t xml:space="preserve"> at the high - potential reservoir and </w:t>
+        <w:t xml:space="preserve"> at the high-potential reservoir and </w:t>
       </w:r>
       <m:oMath xmlns:a="http://schemas.openxmlformats.org/drawingml/2006/main" xmlns:pic="http://schemas.openxmlformats.org/drawingml/2006/picture">
         <m:r>
@@ -29758,7 +29594,7 @@
         </m:r>
       </m:oMath>
       <w:r>
-        <w:t xml:space="preserve"> is reserved for the near - wall Donnan selectivity observable. Then:</w:t>
+        <w:t xml:space="preserve"> is reserved for the near-wall Donnan selectivity observable. Then:</w:t>
       </w:r>
     </w:p>
     <w:p>
@@ -30003,7 +29839,7 @@
         <w:rPr>
           <w:b/>
         </w:rPr>
-        <w:t>Total - ion and geometric identities.</w:t>
+        <w:t>Total-ion and geometric identities.</w:t>
       </w:r>
       <w:r>
         <w:t xml:space="preserve"> </w:t>
@@ -30452,7 +30288,7 @@
         </m:sSup>
       </m:oMath>
       <w:r>
-        <w:t>, i.e., double - precision round - off.</w:t>
+        <w:t>, i.e., double-precision round-off.</w:t>
       </w:r>
     </w:p>
     <w:p>
@@ -30648,7 +30484,7 @@
         </m:r>
       </m:oMath>
       <w:r>
-        <w:t xml:space="preserve"> removes this cancellation by construction. Relative to a naive direct loss the empirical reduction is 8.63 - fold (DeepONet) and 10.29 - fold (FNO), but much of that gap is an optimization pathology: with the matched field - normalized loss the direct model reaches </w:t>
+        <w:t xml:space="preserve"> removes this cancellation by construction. Relative to a naive direct loss the empirical reduction is 8.63-fold (DeepONet) and 10.29-fold (FNO), but much of that gap is an optimization pathology: with the matched field-normalized loss the direct model reaches </w:t>
       </w:r>
       <m:oMath xmlns:a="http://schemas.openxmlformats.org/drawingml/2006/main" xmlns:pic="http://schemas.openxmlformats.org/drawingml/2006/picture">
         <m:r>
@@ -30665,7 +30501,7 @@
         </m:r>
       </m:oMath>
       <w:r>
-        <w:t xml:space="preserve"> net - charge error versus </w:t>
+        <w:t xml:space="preserve"> net-charge error versus </w:t>
       </w:r>
       <m:oMath xmlns:a="http://schemas.openxmlformats.org/drawingml/2006/main" xmlns:pic="http://schemas.openxmlformats.org/drawingml/2006/picture">
         <m:r>
@@ -30695,7 +30531,7 @@
     </w:p>
     <w:p>
       <w:r>
-        <w:t xml:space="preserve">The full three - seed table is </w:t>
+        <w:t xml:space="preserve">The full three-seed table is </w:t>
       </w:r>
       <w:r>
         <w:rPr>
@@ -30749,7 +30585,7 @@
         </m:r>
       </m:oMath>
       <w:r>
-        <w:t xml:space="preserve">, and the mean absolute current error. The per - state values underlying Figure 4 are in </w:t>
+        <w:t xml:space="preserve">, and the mean absolute current error. The per-state values underlying Figure 4 are in </w:t>
       </w:r>
       <w:r>
         <w:rPr>
@@ -30759,12 +30595,12 @@
         <w:t>results/tables/per_state_test_metrics.csv</w:t>
       </w:r>
       <w:r>
-        <w:t xml:space="preserve"> (1, 728 data rows).</w:t>
+        <w:t xml:space="preserve"> (1,728 data rows).</w:t>
       </w:r>
     </w:p>
     <w:p>
       <w:r>
-        <w:t xml:space="preserve">Selected additional values are collected in Supplementary Table S6. All values are three - seed means from </w:t>
+        <w:t xml:space="preserve">Selected additional values are collected in Supplementary Table S6. All values are three-seed means from </w:t>
       </w:r>
       <w:r>
         <w:rPr>
@@ -30774,7 +30610,7 @@
         <w:t>results/statistics.json</w:t>
       </w:r>
       <w:r>
-        <w:t>. The exact seed - level values for every split are in the 462 - row CSV. The current errors are relatively stable across seeds: the interp - test standard deviation of the DeepONet current error is 0.0004264, and the OOD standard deviation is 0.0001388. The potential errors are more variable, with an interp - test standard deviation of 0.0001613 for the DeepONet.</w:t>
+        <w:t>. The exact seed-level values for every split are in the 462-row CSV. The current errors are relatively stable across seeds: the interp-test standard deviation of the DeepONet current error is 0.0004264, and the OOD standard deviation is 0.0001388. The potential errors are more variable, with an interp-test standard deviation of 0.0001613 for the DeepONet.</w:t>
       </w:r>
     </w:p>
     <w:p>
@@ -30787,12 +30623,12 @@
     </w:p>
     <w:p>
       <w:r>
-        <w:t>Supplementary Tables S15, S16 report the net - charge error conditioned on the surface - charge magnitude and on the Debye ratio. The values are the means over three seeds for the interpolation split.</w:t>
+        <w:t>Supplementary Tables S15, S16 report the net-charge error conditioned on the surface-charge magnitude and on the Debye ratio. The values are the means over three seeds for the interpolation split.</w:t>
       </w:r>
     </w:p>
     <w:p>
       <w:r>
-        <w:t>The reparameterized models are uniformly better, and the advantage is largest in the weak - charge quartile, where the direct models approach unit relative error.</w:t>
+        <w:t>The reparameterized models are uniformly better, and the advantage is largest in the weak-charge quartile, where the direct models approach unit relative error.</w:t>
       </w:r>
     </w:p>
     <w:p>
@@ -30800,7 +30636,7 @@
         <w:pStyle w:val="Heading2"/>
       </w:pPr>
       <w:r>
-        <w:t>S6. Out - of - distribution definitions</w:t>
+        <w:t>S6. Out-of-distribution definitions</w:t>
       </w:r>
     </w:p>
     <w:p>
@@ -30929,7 +30765,7 @@
         </m:sSub>
       </m:oMath>
       <w:r>
-        <w:t xml:space="preserve"> 0.001363 for the DeepONet and 0.009123 for the FNO). For pointwise potential, it does not: the DeepONet OOD potential error is 0.02024, 22.7 - fold larger than its interp - test value.</w:t>
+        <w:t xml:space="preserve"> 0.001363 for the DeepONet and 0.009123 for the FNO). For pointwise potential, it does not: the DeepONet OOD potential error is 0.02024, 22.7-fold larger than its interp-test value.</w:t>
       </w:r>
     </w:p>
     <w:p>
@@ -30937,7 +30773,7 @@
         <w:pStyle w:val="Heading2"/>
       </w:pPr>
       <w:r>
-        <w:t>S7. Inverse - recovery protocol and sensitivity</w:t>
+        <w:t>S7. Inverse-recovery protocol and sensitivity</w:t>
       </w:r>
     </w:p>
     <w:p>
@@ -30948,7 +30784,7 @@
         <w:t>States.</w:t>
       </w:r>
       <w:r>
-        <w:t xml:space="preserve"> Fifteen held - out interpolation states selected to span the Debye - overlap range. Five of these are also used for the SG/FV - in - the - loop check in Supplementary Table S18.</w:t>
+        <w:t xml:space="preserve"> Fifteen held-out interpolation states selected to span the Debye-overlap range. Five of these are also used for the SG/FV-in-the-loop check in Supplementary Table S18.</w:t>
       </w:r>
     </w:p>
     <w:p>
@@ -31048,7 +30884,7 @@
         </m:r>
       </m:oMath>
       <w:r>
-        <w:t xml:space="preserve"> mV. Single - salt uses the state's own </w:t>
+        <w:t xml:space="preserve"> mV. Single-salt uses the state's own </w:t>
       </w:r>
       <m:oMath xmlns:a="http://schemas.openxmlformats.org/drawingml/2006/main" xmlns:pic="http://schemas.openxmlformats.org/drawingml/2006/picture">
         <m:sSub>
@@ -31065,7 +30901,7 @@
         </m:sSub>
       </m:oMath>
       <w:r>
-        <w:t xml:space="preserve">; multi - salt uses 10, 30, and 100 mol </w:t>
+        <w:t xml:space="preserve">; multi-salt uses 10, 30, and 100 mol </w:t>
       </w:r>
       <m:oMath xmlns:a="http://schemas.openxmlformats.org/drawingml/2006/main" xmlns:pic="http://schemas.openxmlformats.org/drawingml/2006/picture">
         <m:sSup>
@@ -31088,7 +30924,7 @@
         </m:sSup>
       </m:oMath>
       <w:r>
-        <w:t xml:space="preserve">; dual adds the near - wall Donnan selectivity </w:t>
+        <w:t xml:space="preserve">; dual adds the near-wall Donnan selectivity </w:t>
       </w:r>
       <m:oMath xmlns:a="http://schemas.openxmlformats.org/drawingml/2006/main" xmlns:pic="http://schemas.openxmlformats.org/drawingml/2006/picture">
         <m:r>
@@ -31239,7 +31075,7 @@
         <w:t>Search.</w:t>
       </w:r>
       <w:r>
-        <w:t xml:space="preserve"> The Stage - 18 estimator is a </w:t>
+        <w:t xml:space="preserve"> The Stage-18 estimator is a </w:t>
       </w:r>
       <m:oMath xmlns:a="http://schemas.openxmlformats.org/drawingml/2006/main" xmlns:pic="http://schemas.openxmlformats.org/drawingml/2006/picture">
         <m:r>
@@ -31311,7 +31147,7 @@
         </m:r>
       </m:oMath>
       <w:r>
-        <w:t xml:space="preserve"> grid for the nesting check. The Stage - 20 estimator is a blind, refreshed - Jacobian Gauss–Newton iteration in </w:t>
+        <w:t xml:space="preserve"> grid for the nesting check. The Stage-20 estimator is a blind, refreshed-Jacobian Gauss–Newton iteration in </w:t>
       </w:r>
       <m:oMath xmlns:a="http://schemas.openxmlformats.org/drawingml/2006/main" xmlns:pic="http://schemas.openxmlformats.org/drawingml/2006/picture">
         <m:r>
@@ -31469,7 +31305,7 @@
         </m:sSup>
       </m:oMath>
       <w:r>
-        <w:t xml:space="preserve"> or at most six iterations, and boundary hits and non - converged realizations are recorded. The final covariance is evaluated at the converged estimate; standard errors for </w:t>
+        <w:t xml:space="preserve"> or at most six iterations, and boundary hits and non-converged realizations are recorded. The final covariance is evaluated at the converged estimate; standard errors for </w:t>
       </w:r>
       <m:oMath xmlns:a="http://schemas.openxmlformats.org/drawingml/2006/main" xmlns:pic="http://schemas.openxmlformats.org/drawingml/2006/picture">
         <m:r>
@@ -31731,7 +31567,7 @@
         </m:r>
       </m:oMath>
       <w:r>
-        <w:t xml:space="preserve"> at four non - zero biases, whitened by 1% relative noise, and </w:t>
+        <w:t xml:space="preserve"> at four non-zero biases, whitened by 1% relative noise, and </w:t>
       </w:r>
       <m:oMath xmlns:a="http://schemas.openxmlformats.org/drawingml/2006/main" xmlns:pic="http://schemas.openxmlformats.org/drawingml/2006/picture">
         <m:r>
@@ -31946,7 +31782,7 @@
         <w:t>Results.</w:t>
       </w:r>
       <w:r>
-        <w:t xml:space="preserve"> See Supplementary Table S9 for the protocol summary, S18 for the grid nesting and SG/FV - in - the - loop check, S19 for the </w:t>
+        <w:t xml:space="preserve"> See Supplementary Table S9 for the protocol summary, S18 for the grid nesting and SG/FV-in-the-loop check, S19 for the </w:t>
       </w:r>
       <m:oMath xmlns:a="http://schemas.openxmlformats.org/drawingml/2006/main" xmlns:pic="http://schemas.openxmlformats.org/drawingml/2006/picture">
         <m:r>
@@ -31963,7 +31799,7 @@
         </m:r>
       </m:oMath>
       <w:r>
-        <w:t xml:space="preserve"> exact sensitivity comparison, and S22 for the Stage - 20 blind refreshed - Jacobian results and the three - way bias diagnostic. At 1% noise, single- and multi - salt conductance leave the median </w:t>
+        <w:t xml:space="preserve"> exact sensitivity comparison, and S22 for the Stage-20 blind refreshed-Jacobian results and the three-way bias diagnostic. At 1% noise, single- and multi-salt conductance leave the median </w:t>
       </w:r>
       <m:oMath xmlns:a="http://schemas.openxmlformats.org/drawingml/2006/main" xmlns:pic="http://schemas.openxmlformats.org/drawingml/2006/picture">
         <m:sSub>
@@ -31980,7 +31816,7 @@
         </m:sSub>
       </m:oMath>
       <w:r>
-        <w:t xml:space="preserve"> error above 100%, while the Stage - 18 dual protocol gives 4.83% for </w:t>
+        <w:t xml:space="preserve"> error above 100%, while the Stage-18 dual protocol gives 4.83% for </w:t>
       </w:r>
       <m:oMath xmlns:a="http://schemas.openxmlformats.org/drawingml/2006/main" xmlns:pic="http://schemas.openxmlformats.org/drawingml/2006/picture">
         <m:sSub>
@@ -32030,7 +31866,7 @@
         </m:r>
       </m:oMath>
       <w:r>
-        <w:t xml:space="preserve"> estimates change by 0.40% and 0.91% between the 61 and 121 grids. An SG/FV - in - the - loop check on five states gives a more conservative 8.7% dual </w:t>
+        <w:t xml:space="preserve"> estimates change by 0.40% and 0.91% between the 61 and 121 grids. An SG/FV-in-the-loop check on five states gives a more conservative 8.7% dual </w:t>
       </w:r>
       <m:oMath xmlns:a="http://schemas.openxmlformats.org/drawingml/2006/main" xmlns:pic="http://schemas.openxmlformats.org/drawingml/2006/picture">
         <m:sSub>
@@ -32047,7 +31883,7 @@
         </m:sSub>
       </m:oMath>
       <w:r>
-        <w:t xml:space="preserve"> error and 0.45% radius error. The Stage - 20 refreshed - Jacobian estimator is reported separately and is not pooled with the Stage - 18 grid search.</w:t>
+        <w:t xml:space="preserve"> error and 0.45% radius error. The Stage-20 refreshed-Jacobian estimator is reported separately and is not pooled with the Stage-18 grid search.</w:t>
       </w:r>
     </w:p>
     <w:p>
@@ -32055,12 +31891,12 @@
         <w:pStyle w:val="Heading2"/>
       </w:pPr>
       <w:r>
-        <w:t>S7b. Stage - 10 scaling, trunk, and multi - protocol identifiability</w:t>
+        <w:t>S7b. Stage-10 scaling, trunk, and multi-protocol identifiability</w:t>
       </w:r>
     </w:p>
     <w:p>
       <w:r>
-        <w:t xml:space="preserve">This section documents the three Stage - 10 studies. All values are produced by </w:t>
+        <w:t xml:space="preserve">This section documents the three Stage-10 studies. All values are produced by </w:t>
       </w:r>
       <w:r>
         <w:rPr>
@@ -32227,7 +32063,7 @@
         </m:r>
       </m:oMath>
       <w:r>
-        <w:t xml:space="preserve"> in - distribution, but only </w:t>
+        <w:t xml:space="preserve"> in-distribution, but only </w:t>
       </w:r>
       <m:oMath xmlns:a="http://schemas.openxmlformats.org/drawingml/2006/main" xmlns:pic="http://schemas.openxmlformats.org/drawingml/2006/picture">
         <m:sSub>
@@ -32305,7 +32141,7 @@
         </m:r>
       </m:oMath>
       <w:r>
-        <w:t xml:space="preserve"> in - distribution. The interpolation error therefore follows approximately </w:t>
+        <w:t xml:space="preserve"> in-distribution. The interpolation error therefore follows approximately </w:t>
       </w:r>
       <m:oMath xmlns:a="http://schemas.openxmlformats.org/drawingml/2006/main" xmlns:pic="http://schemas.openxmlformats.org/drawingml/2006/picture">
         <m:sSup>
@@ -32337,12 +32173,12 @@
         </m:sSup>
       </m:oMath>
       <w:r>
-        <w:t>, whereas OOD error is nearly data - insensitive.</w:t>
+        <w:t>, whereas OOD error is nearly data-insensitive.</w:t>
       </w:r>
     </w:p>
     <w:p>
       <w:r>
-        <w:t xml:space="preserve">The Fisher - information plane (Figure 3F) spans </w:t>
+        <w:t xml:space="preserve">The Fisher-information plane (Figure 3F) spans </w:t>
       </w:r>
       <m:oMath xmlns:a="http://schemas.openxmlformats.org/drawingml/2006/main" xmlns:pic="http://schemas.openxmlformats.org/drawingml/2006/picture">
         <m:r>
@@ -32743,7 +32579,7 @@
         </m:sSup>
       </m:oMath>
       <w:r>
-        <w:t xml:space="preserve">. The near - null Fisher direction is the charge axis at every operating point, which is why conductance - only inversion cannot recover </w:t>
+        <w:t xml:space="preserve">. The near-null Fisher direction is the charge axis at every operating point, which is why conductance-only inversion cannot recover </w:t>
       </w:r>
       <m:oMath xmlns:a="http://schemas.openxmlformats.org/drawingml/2006/main" xmlns:pic="http://schemas.openxmlformats.org/drawingml/2006/picture">
         <m:sSub>
@@ -32760,12 +32596,12 @@
         </m:sSub>
       </m:oMath>
       <w:r>
-        <w:t>. Multi - salt current–voltage data do not remove the degeneracy; the independent near - wall selectivity observable does, reducing the median 1%-noise charge error to 4.8%.</w:t>
+        <w:t>. Multi-salt current–voltage data do not remove the degeneracy; the independent near-wall selectivity observable does, reducing the median 1%-noise charge error to 4.8%.</w:t>
       </w:r>
     </w:p>
     <w:p>
       <w:r>
-        <w:t>The expanded dataset used for the scaling study appends 144 new in - distribution Latin - hypercube states (seed 20261020) to the original 240, giving 384 states (</w:t>
+        <w:t>The expanded dataset used for the scaling study appends 144 new in-distribution Latin-hypercube states (seed 20261020) to the original 240, giving 384 states (</w:t>
       </w:r>
       <w:r>
         <w:rPr>
@@ -32815,12 +32651,12 @@
         <w:pStyle w:val="Heading2"/>
       </w:pPr>
       <w:r>
-        <w:t>S7c. Reviewer - upgrade experiments (Stages 11–12)</w:t>
+        <w:t>S7c. Reviewer-upgrade experiments (Stages 11–12)</w:t>
       </w:r>
     </w:p>
     <w:p>
       <w:r>
-        <w:t xml:space="preserve">This section documents the three Stage - 11 studies and the Stage - 12 OOD decomposition. All values are produced by </w:t>
+        <w:t xml:space="preserve">This section documents the three Stage-11 studies and the Stage-12 OOD decomposition. All values are produced by </w:t>
       </w:r>
       <w:r>
         <w:rPr>
@@ -33060,7 +32896,7 @@
         </m:r>
       </m:oMath>
       <w:r>
-        <w:t xml:space="preserve">, so equal diffusivities leave only the second - order </w:t>
+        <w:t xml:space="preserve">, so equal diffusivities leave only the second-order </w:t>
       </w:r>
       <m:oMath xmlns:a="http://schemas.openxmlformats.org/drawingml/2006/main" xmlns:pic="http://schemas.openxmlformats.org/drawingml/2006/picture">
         <m:sSup>
@@ -33195,7 +33031,7 @@
         </m:sSup>
       </m:oMath>
       <w:r>
-        <w:t>, and the near - wall selectivity observable lowers the conditioning by six to ten orders of magnitude at every ratio.</w:t>
+        <w:t>, and the near-wall selectivity observable lowers the conditioning by six to ten orders of magnitude at every ratio.</w:t>
       </w:r>
     </w:p>
     <w:p>
@@ -33218,7 +33054,7 @@
         <w:t>deeponet_reparam_seed42.onnx</w:t>
       </w:r>
       <w:r>
-        <w:t xml:space="preserve">, 188, 897 bytes; </w:t>
+        <w:t xml:space="preserve">, 188,897 bytes; </w:t>
       </w:r>
       <w:r>
         <w:rPr>
@@ -33228,7 +33064,7 @@
         <w:t>fno_reparam_seed42.onnx</w:t>
       </w:r>
       <w:r>
-        <w:t xml:space="preserve">, 1, 912, 172 bytes), the model metadata, and the JavaScript engine; the full bundle is 5, 662, 351 bytes. The static page exposes sliders for the four parameters, a split view that overlays the operator and an in - browser SG/FV solve, and an OOD flag that warns when a queried point leaves the calibrated box. The local SG/FV service returns the benchmark current 196.1 pA in 0.2082 s with four iterations and a residual of </w:t>
+        <w:t xml:space="preserve">, 1,912,172 bytes), the model metadata, and the JavaScript engine; the full bundle is 5,662,351 bytes. The static page exposes sliders for the four parameters, a split view that overlays the operator and an in-browser SG/FV solve, and an OOD flag that warns when a queried point leaves the calibrated box. The local SG/FV service returns the benchmark current 196.1 pA in 0.2082 s with four iterations and a residual of </w:t>
       </w:r>
       <m:oMath xmlns:a="http://schemas.openxmlformats.org/drawingml/2006/main" xmlns:pic="http://schemas.openxmlformats.org/drawingml/2006/picture">
         <m:r>
@@ -33345,7 +33181,7 @@
           <w:rFonts w:ascii="Courier New" w:hAnsi="Courier New"/>
           <w:sz w:val="17"/>
         </w:rPr>
-        <w:t># 2. Three - seed training and evaluation</w:t>
+        <w:t># 2. Three-seed training and evaluation</w:t>
       </w:r>
     </w:p>
     <w:p>
@@ -33386,7 +33222,7 @@
           <w:rFonts w:ascii="Courier New" w:hAnsi="Courier New"/>
           <w:sz w:val="17"/>
         </w:rPr>
-        <w:t># 3. FNO 300 - epoch check</w:t>
+        <w:t># 3. FNO 300-epoch check</w:t>
       </w:r>
     </w:p>
     <w:p>
@@ -33523,7 +33359,7 @@
           <w:rFonts w:ascii="Courier New" w:hAnsi="Courier New"/>
           <w:sz w:val="17"/>
         </w:rPr>
-        <w:t># 6. Stage - 10 studies (trunk ablation, 384 - state scaling law, Fisher identifiability)</w:t>
+        <w:t># 6. Stage-10 studies (trunk ablation, 384-state scaling law, Fisher identifiability)</w:t>
       </w:r>
     </w:p>
     <w:p>
@@ -33537,7 +33373,7 @@
           <w:rFonts w:ascii="Courier New" w:hAnsi="Courier New"/>
           <w:sz w:val="17"/>
         </w:rPr>
-        <w:t>.venv/bin/python scripts/generate_parametric_dataset.py # original 240 states</w:t>
+        <w:t>.venv/bin/python scripts/generate_parametric_dataset.py   # original 240 states</w:t>
       </w:r>
     </w:p>
     <w:p>
@@ -33551,7 +33387,7 @@
           <w:rFonts w:ascii="Courier New" w:hAnsi="Courier New"/>
           <w:sz w:val="17"/>
         </w:rPr>
-        <w:t>.venv/bin/python scripts/run_stage10_upgrades.py --epochs - ablation 500 --epochs - scaling 250</w:t>
+        <w:t>.venv/bin/python scripts/run_stage10_upgrades.py --epochs-ablation 500 --epochs-scaling 250</w:t>
       </w:r>
     </w:p>
     <w:p>
@@ -33578,7 +33414,7 @@
           <w:rFonts w:ascii="Courier New" w:hAnsi="Courier New"/>
           <w:sz w:val="17"/>
         </w:rPr>
-        <w:t># 7. Stage - 11 reviewer upgrades (4 - way constraints, physics sweep, SG/FV Fisher)</w:t>
+        <w:t># 7. Stage-11 reviewer upgrades (4-way constraints, physics sweep, SG/FV Fisher)</w:t>
       </w:r>
     </w:p>
     <w:p>
@@ -33619,7 +33455,7 @@
           <w:rFonts w:ascii="Courier New" w:hAnsi="Courier New"/>
           <w:sz w:val="17"/>
         </w:rPr>
-        <w:t># 8. Stage - 12 diagnostics (OOD decomposition, selectivity validation, positivity)</w:t>
+        <w:t># 8. Stage-12 diagnostics (OOD decomposition, selectivity validation, positivity)</w:t>
       </w:r>
     </w:p>
     <w:p>
@@ -33660,7 +33496,7 @@
           <w:rFonts w:ascii="Courier New" w:hAnsi="Courier New"/>
           <w:sz w:val="17"/>
         </w:rPr>
-        <w:t># 9. Stage - 13 diffusivity - asymmetry scan</w:t>
+        <w:t># 9. Stage-13 diffusivity-asymmetry scan</w:t>
       </w:r>
     </w:p>
     <w:p>
@@ -33701,7 +33537,7 @@
           <w:rFonts w:ascii="Courier New" w:hAnsi="Courier New"/>
           <w:sz w:val="17"/>
         </w:rPr>
-        <w:t># 10. Stage - 19 hybrid solver and reversal - potential study</w:t>
+        <w:t># 10. Stage-19 hybrid solver and reversal-potential study</w:t>
       </w:r>
     </w:p>
     <w:p>
@@ -33844,7 +33680,7 @@
     </w:p>
     <w:p>
       <w:r>
-        <w:t xml:space="preserve">The exact command - line defaults for the training suite are seeds 42 43 44, 110 FNO epochs, 500 DeepONet epochs, batch 36, learning rate </w:t>
+        <w:t xml:space="preserve">The exact command-line defaults for the training suite are seeds 42 43 44, 110 FNO epochs, 500 DeepONet epochs, batch 36, learning rate </w:t>
       </w:r>
       <m:oMath xmlns:a="http://schemas.openxmlformats.org/drawingml/2006/main" xmlns:pic="http://schemas.openxmlformats.org/drawingml/2006/picture">
         <m:r>
@@ -33929,7 +33765,7 @@
     </w:p>
     <w:p>
       <w:r>
-        <w:t>The deterministic layout verifier reports zero issues across all six figures. The paid vision - QA pass was advisory only; its 15 flags were manually adjudicated as false positives, and the layout verifier was used as the binding gate.</w:t>
+        <w:t>The deterministic layout verifier reports zero issues across all six figures. The paid vision-QA pass was advisory only; its 15 flags were manually adjudicated as false positives, and the layout verifier was used as the binding gate.</w:t>
       </w:r>
     </w:p>
     <w:sectPr>

--- a/manuscript/Supplementary_Materials_PINO.docx
+++ b/manuscript/Supplementary_Materials_PINO.docx
@@ -21616,7 +21616,23 @@
         <w:t>Supplementary Table S22.</w:t>
       </w:r>
       <w:r>
-        <w:t xml:space="preserve"> Operator-warm-started SG/FV solver and blind unequal-reservoir reversal-potential benchmark. (A) Median current and reversal-potential errors with median wall time for eight methods on 120 states (40 weak, 40 transitional, 40 strong). The Pino-Controller warm-starts the conservative SG/FV solve from the operator and is reference-free; full SG/FV is the reference. (B) Blind Stage-20 inversion with shared noisy observations, 15 states, and 20 realizations per protocol and noise level; B is the residual-controlled SG/FV Gauss–Newton estimator. Errors are medians over all states and over the weak, transitional, and strong charge bands; coverage is the fraction of 95% intervals containing the truth for the dimensionless wall charge </w:t>
+        <w:t xml:space="preserve"> Operator-warm-started SG/FV solver and blind unequal-reservoir reversal-potential benchmark. (A) Median current and reversal-potential errors with median wall time for eight methods on 120 states (40 weak, 40 transitional, 40 strong). The Pino-Controller warm-starts the conservative SG/FV solve from the operator and is reference-free; full SG/FV is the reference. (B) Blind Stage-20 inversion with shared noisy observations, 15 states, and 5 realizations per protocol and noise level; B is the residual-controlled SG/FV Gauss–Newton estimator. Errors are medians over all states and over the weak, transitional, and strong charge bands; coverage is the fraction of 95% intervals containing the truth, reported separately for radius </w:t>
+      </w:r>
+      <m:oMath xmlns:a="http://schemas.openxmlformats.org/drawingml/2006/main" xmlns:pic="http://schemas.openxmlformats.org/drawingml/2006/picture">
+        <m:r>
+          <m:t>R</m:t>
+        </m:r>
+      </m:oMath>
+      <w:r>
+        <w:t xml:space="preserve">, surface charge density </w:t>
+      </w:r>
+      <m:oMath xmlns:a="http://schemas.openxmlformats.org/drawingml/2006/main" xmlns:pic="http://schemas.openxmlformats.org/drawingml/2006/picture">
+        <m:r>
+          <m:t>σ</m:t>
+        </m:r>
+      </m:oMath>
+      <w:r>
+        <w:t xml:space="preserve">, and dimensionless wall charge </w:t>
       </w:r>
       <m:oMath xmlns:a="http://schemas.openxmlformats.org/drawingml/2006/main" xmlns:pic="http://schemas.openxmlformats.org/drawingml/2006/picture">
         <m:sSub>
@@ -21645,7 +21661,7 @@
         </m:r>
       </m:oMath>
       <w:r>
-        <w:t xml:space="preserve">, reported for all states and by charge band. The dual protocol reaches 1.7% median charge error at 1% noise but its intervals are undercovered (68% for </w:t>
+        <w:t xml:space="preserve">, for all states and by charge band. The dual protocol reaches 1.5% median charge error at 1% noise but its intervals are undercovered (73% for </w:t>
       </w:r>
       <m:oMath xmlns:a="http://schemas.openxmlformats.org/drawingml/2006/main" xmlns:pic="http://schemas.openxmlformats.org/drawingml/2006/picture">
         <m:sSub>
@@ -21662,7 +21678,176 @@
         </m:sSub>
       </m:oMath>
       <w:r>
-        <w:t>), while the reversal potential is strongly state dependent (263% weak-charge versus 7.3% strong-charge). Single-salt conductance remains unidentifiable.</w:t>
+        <w:t xml:space="preserve">), while the reversal potential is strongly state dependent (85% weak-charge versus 5.0% strong-charge). Single-salt conductance remains unidentifiable. (C) Three-way bias diagnostic at 1% noise with estimator B (dual protocol): D1—noise-free </w:t>
+      </w:r>
+      <m:oMath xmlns:a="http://schemas.openxmlformats.org/drawingml/2006/main" xmlns:pic="http://schemas.openxmlformats.org/drawingml/2006/picture">
+        <m:r>
+          <m:t>21</m:t>
+        </m:r>
+        <m:r>
+          <m:rPr>
+            <m:sty m:val="p"/>
+          </m:rPr>
+          <m:t>×</m:t>
+        </m:r>
+        <m:r>
+          <m:t>61</m:t>
+        </m:r>
+      </m:oMath>
+      <w:r>
+        <w:t xml:space="preserve"> observations inverted on </w:t>
+      </w:r>
+      <m:oMath xmlns:a="http://schemas.openxmlformats.org/drawingml/2006/main" xmlns:pic="http://schemas.openxmlformats.org/drawingml/2006/picture">
+        <m:r>
+          <m:t>21</m:t>
+        </m:r>
+        <m:r>
+          <m:rPr>
+            <m:sty m:val="p"/>
+          </m:rPr>
+          <m:t>×</m:t>
+        </m:r>
+        <m:r>
+          <m:t>61</m:t>
+        </m:r>
+      </m:oMath>
+      <w:r>
+        <w:t xml:space="preserve"> (pure optimization error); D2—noise-free </w:t>
+      </w:r>
+      <m:oMath xmlns:a="http://schemas.openxmlformats.org/drawingml/2006/main" xmlns:pic="http://schemas.openxmlformats.org/drawingml/2006/picture">
+        <m:r>
+          <m:t>41</m:t>
+        </m:r>
+        <m:r>
+          <m:rPr>
+            <m:sty m:val="p"/>
+          </m:rPr>
+          <m:t>×</m:t>
+        </m:r>
+        <m:r>
+          <m:t>121</m:t>
+        </m:r>
+      </m:oMath>
+      <w:r>
+        <w:t xml:space="preserve"> observations inverted on </w:t>
+      </w:r>
+      <m:oMath xmlns:a="http://schemas.openxmlformats.org/drawingml/2006/main" xmlns:pic="http://schemas.openxmlformats.org/drawingml/2006/picture">
+        <m:r>
+          <m:t>21</m:t>
+        </m:r>
+        <m:r>
+          <m:rPr>
+            <m:sty m:val="p"/>
+          </m:rPr>
+          <m:t>×</m:t>
+        </m:r>
+        <m:r>
+          <m:t>61</m:t>
+        </m:r>
+      </m:oMath>
+      <w:r>
+        <w:t xml:space="preserve"> (mesh discretization bias); D3—warm-started versus cold-started noisy </w:t>
+      </w:r>
+      <m:oMath xmlns:a="http://schemas.openxmlformats.org/drawingml/2006/main" xmlns:pic="http://schemas.openxmlformats.org/drawingml/2006/picture">
+        <m:r>
+          <m:t>41</m:t>
+        </m:r>
+        <m:r>
+          <m:rPr>
+            <m:sty m:val="p"/>
+          </m:rPr>
+          <m:t>×</m:t>
+        </m:r>
+        <m:r>
+          <m:t>121</m:t>
+        </m:r>
+        <m:r>
+          <m:rPr>
+            <m:sty m:val="p"/>
+          </m:rPr>
+          <m:t>→</m:t>
+        </m:r>
+        <m:r>
+          <m:t>21</m:t>
+        </m:r>
+        <m:r>
+          <m:rPr>
+            <m:sty m:val="p"/>
+          </m:rPr>
+          <m:t>×</m:t>
+        </m:r>
+        <m:r>
+          <m:t>61</m:t>
+        </m:r>
+      </m:oMath>
+      <w:r>
+        <w:t xml:space="preserve"> inversion (initialization dependence). The roughly 1.3% dual error floor is dominated by the </w:t>
+      </w:r>
+      <m:oMath xmlns:a="http://schemas.openxmlformats.org/drawingml/2006/main" xmlns:pic="http://schemas.openxmlformats.org/drawingml/2006/picture">
+        <m:r>
+          <m:t>41</m:t>
+        </m:r>
+        <m:r>
+          <m:rPr>
+            <m:sty m:val="p"/>
+          </m:rPr>
+          <m:t>×</m:t>
+        </m:r>
+        <m:r>
+          <m:t>121</m:t>
+        </m:r>
+      </m:oMath>
+      <w:r>
+        <w:t xml:space="preserve"> versus </w:t>
+      </w:r>
+      <m:oMath xmlns:a="http://schemas.openxmlformats.org/drawingml/2006/main" xmlns:pic="http://schemas.openxmlformats.org/drawingml/2006/picture">
+        <m:r>
+          <m:t>21</m:t>
+        </m:r>
+        <m:r>
+          <m:rPr>
+            <m:sty m:val="p"/>
+          </m:rPr>
+          <m:t>×</m:t>
+        </m:r>
+        <m:r>
+          <m:t>61</m:t>
+        </m:r>
+      </m:oMath>
+      <w:r>
+        <w:t xml:space="preserve"> mesh bias (D2: 1.29% median charge error), whereas same-grid noise-free inversion (D1) reaches </w:t>
+      </w:r>
+      <m:oMath xmlns:a="http://schemas.openxmlformats.org/drawingml/2006/main" xmlns:pic="http://schemas.openxmlformats.org/drawingml/2006/picture">
+        <m:r>
+          <m:t>2.1</m:t>
+        </m:r>
+        <m:r>
+          <m:rPr>
+            <m:sty m:val="p"/>
+          </m:rPr>
+          <m:t>×</m:t>
+        </m:r>
+        <m:sSup>
+          <m:e>
+            <m:r>
+              <m:t>10</m:t>
+            </m:r>
+          </m:e>
+          <m:sup>
+            <m:r>
+              <m:rPr>
+                <m:sty m:val="p"/>
+              </m:rPr>
+              <m:t>−</m:t>
+            </m:r>
+            <m:r>
+              <m:t>7</m:t>
+            </m:r>
+          </m:sup>
+        </m:sSup>
+      </m:oMath>
+      <w:r>
+        <w:t xml:space="preserve"> and initialization changes the charge error only from 1.49% (warm B) to 1.55% (cold C).</w:t>
       </w:r>
     </w:p>
     <w:tbl>
@@ -22578,17 +22763,18 @@
         <w:tblLook w:firstColumn="1" w:firstRow="1" w:lastColumn="0" w:lastRow="0" w:noHBand="0" w:noVBand="1" w:val="04A0"/>
       </w:tblPr>
       <w:tblGrid>
-        <w:gridCol w:w="851"/>
-        <w:gridCol w:w="851"/>
-        <w:gridCol w:w="851"/>
-        <w:gridCol w:w="851"/>
-        <w:gridCol w:w="851"/>
-        <w:gridCol w:w="851"/>
-        <w:gridCol w:w="851"/>
-        <w:gridCol w:w="851"/>
-        <w:gridCol w:w="851"/>
-        <w:gridCol w:w="851"/>
-        <w:gridCol w:w="851"/>
+        <w:gridCol w:w="780"/>
+        <w:gridCol w:w="780"/>
+        <w:gridCol w:w="780"/>
+        <w:gridCol w:w="780"/>
+        <w:gridCol w:w="780"/>
+        <w:gridCol w:w="780"/>
+        <w:gridCol w:w="780"/>
+        <w:gridCol w:w="780"/>
+        <w:gridCol w:w="780"/>
+        <w:gridCol w:w="780"/>
+        <w:gridCol w:w="780"/>
+        <w:gridCol w:w="780"/>
       </w:tblGrid>
       <w:tr>
         <w:trPr>
@@ -22597,7 +22783,7 @@
         </w:trPr>
         <w:tc>
           <w:tcPr>
-            <w:tcW w:type="dxa" w:w="851"/>
+            <w:tcW w:type="dxa" w:w="780"/>
           </w:tcPr>
           <w:p>
             <w:r>
@@ -22611,7 +22797,7 @@
         </w:tc>
         <w:tc>
           <w:tcPr>
-            <w:tcW w:type="dxa" w:w="851"/>
+            <w:tcW w:type="dxa" w:w="780"/>
           </w:tcPr>
           <w:p>
             <w:r>
@@ -22625,9 +22811,16 @@
         </w:tc>
         <w:tc>
           <w:tcPr>
-            <w:tcW w:type="dxa" w:w="851"/>
-          </w:tcPr>
-          <w:p>
+            <w:tcW w:type="dxa" w:w="780"/>
+          </w:tcPr>
+          <w:p>
+            <w:r>
+              <w:rPr>
+                <w:b/>
+                <w:sz w:val="17"/>
+              </w:rPr>
+              <w:t xml:space="preserve">median </w:t>
+            </w:r>
             <m:oMath xmlns:a="http://schemas.openxmlformats.org/drawingml/2006/main" xmlns:pic="http://schemas.openxmlformats.org/drawingml/2006/picture">
               <m:sSub>
                 <m:e>
@@ -22647,15 +22840,116 @@
                 <w:b/>
                 <w:sz w:val="17"/>
               </w:rPr>
-              <w:t xml:space="preserve"> all</w:t>
-            </w:r>
-          </w:p>
-        </w:tc>
-        <w:tc>
-          <w:tcPr>
-            <w:tcW w:type="dxa" w:w="851"/>
-          </w:tcPr>
-          <w:p>
+              <w:t xml:space="preserve"> rel.</w:t>
+            </w:r>
+          </w:p>
+        </w:tc>
+        <w:tc>
+          <w:tcPr>
+            <w:tcW w:type="dxa" w:w="780"/>
+          </w:tcPr>
+          <w:p>
+            <w:r>
+              <w:rPr>
+                <w:b/>
+                <w:sz w:val="17"/>
+              </w:rPr>
+              <w:t>weak</w:t>
+            </w:r>
+          </w:p>
+        </w:tc>
+        <w:tc>
+          <w:tcPr>
+            <w:tcW w:type="dxa" w:w="780"/>
+          </w:tcPr>
+          <w:p>
+            <w:r>
+              <w:rPr>
+                <w:b/>
+                <w:sz w:val="17"/>
+              </w:rPr>
+              <w:t>trans.</w:t>
+            </w:r>
+          </w:p>
+        </w:tc>
+        <w:tc>
+          <w:tcPr>
+            <w:tcW w:type="dxa" w:w="780"/>
+          </w:tcPr>
+          <w:p>
+            <w:r>
+              <w:rPr>
+                <w:b/>
+                <w:sz w:val="17"/>
+              </w:rPr>
+              <w:t>strong</w:t>
+            </w:r>
+          </w:p>
+        </w:tc>
+        <w:tc>
+          <w:tcPr>
+            <w:tcW w:type="dxa" w:w="780"/>
+          </w:tcPr>
+          <w:p>
+            <w:r>
+              <w:rPr>
+                <w:b/>
+                <w:sz w:val="17"/>
+              </w:rPr>
+              <w:t xml:space="preserve">median </w:t>
+            </w:r>
+            <m:oMath xmlns:a="http://schemas.openxmlformats.org/drawingml/2006/main" xmlns:pic="http://schemas.openxmlformats.org/drawingml/2006/picture">
+              <m:r>
+                <m:t>R</m:t>
+              </m:r>
+            </m:oMath>
+            <w:r>
+              <w:rPr>
+                <w:b/>
+                <w:sz w:val="17"/>
+              </w:rPr>
+              <w:t xml:space="preserve"> rel.</w:t>
+            </w:r>
+          </w:p>
+        </w:tc>
+        <w:tc>
+          <w:tcPr>
+            <w:tcW w:type="dxa" w:w="780"/>
+          </w:tcPr>
+          <w:p>
+            <w:r>
+              <w:rPr>
+                <w:b/>
+                <w:sz w:val="17"/>
+              </w:rPr>
+              <w:t xml:space="preserve">median </w:t>
+            </w:r>
+            <m:oMath xmlns:a="http://schemas.openxmlformats.org/drawingml/2006/main" xmlns:pic="http://schemas.openxmlformats.org/drawingml/2006/picture">
+              <m:r>
+                <m:t>σ</m:t>
+              </m:r>
+            </m:oMath>
+            <w:r>
+              <w:rPr>
+                <w:b/>
+                <w:sz w:val="17"/>
+              </w:rPr>
+              <w:t xml:space="preserve"> rel.</w:t>
+            </w:r>
+          </w:p>
+        </w:tc>
+        <w:tc>
+          <w:tcPr>
+            <w:tcW w:type="dxa" w:w="780"/>
+          </w:tcPr>
+          <w:p>
+            <w:r>
+              <w:rPr>
+                <w:b/>
+                <w:sz w:val="17"/>
+              </w:rPr>
+              <w:t xml:space="preserve">cov. </w:t>
+            </w:r>
             <m:oMath xmlns:a="http://schemas.openxmlformats.org/drawingml/2006/main" xmlns:pic="http://schemas.openxmlformats.org/drawingml/2006/picture">
               <m:sSub>
                 <m:e>
@@ -22670,20 +22964,1582 @@
                 </m:sub>
               </m:sSub>
             </m:oMath>
+          </w:p>
+        </w:tc>
+        <w:tc>
+          <w:tcPr>
+            <w:tcW w:type="dxa" w:w="780"/>
+          </w:tcPr>
+          <w:p>
             <w:r>
               <w:rPr>
                 <w:b/>
                 <w:sz w:val="17"/>
               </w:rPr>
-              <w:t xml:space="preserve"> weak</w:t>
-            </w:r>
-          </w:p>
-        </w:tc>
-        <w:tc>
-          <w:tcPr>
-            <w:tcW w:type="dxa" w:w="851"/>
-          </w:tcPr>
-          <w:p>
+              <w:t xml:space="preserve">cov. </w:t>
+            </w:r>
+            <m:oMath xmlns:a="http://schemas.openxmlformats.org/drawingml/2006/main" xmlns:pic="http://schemas.openxmlformats.org/drawingml/2006/picture">
+              <m:r>
+                <m:t>R</m:t>
+              </m:r>
+            </m:oMath>
+          </w:p>
+        </w:tc>
+        <w:tc>
+          <w:tcPr>
+            <w:tcW w:type="dxa" w:w="780"/>
+          </w:tcPr>
+          <w:p>
+            <w:r>
+              <w:rPr>
+                <w:b/>
+                <w:sz w:val="17"/>
+              </w:rPr>
+              <w:t xml:space="preserve">cov. </w:t>
+            </w:r>
+            <m:oMath xmlns:a="http://schemas.openxmlformats.org/drawingml/2006/main" xmlns:pic="http://schemas.openxmlformats.org/drawingml/2006/picture">
+              <m:r>
+                <m:t>σ</m:t>
+              </m:r>
+            </m:oMath>
+          </w:p>
+        </w:tc>
+        <w:tc>
+          <w:tcPr>
+            <w:tcW w:type="dxa" w:w="780"/>
+          </w:tcPr>
+          <w:p>
+            <m:oMath xmlns:a="http://schemas.openxmlformats.org/drawingml/2006/main" xmlns:pic="http://schemas.openxmlformats.org/drawingml/2006/picture">
+              <m:r>
+                <m:t>n</m:t>
+              </m:r>
+            </m:oMath>
+          </w:p>
+        </w:tc>
+      </w:tr>
+      <w:tr>
+        <w:trPr>
+          <w:cantSplit w:val="true"/>
+        </w:trPr>
+        <w:tc>
+          <w:tcPr>
+            <w:tcW w:type="dxa" w:w="780"/>
+          </w:tcPr>
+          <w:p>
+            <w:r>
+              <w:rPr>
+                <w:sz w:val="17"/>
+              </w:rPr>
+              <w:t>single salt</w:t>
+            </w:r>
+          </w:p>
+        </w:tc>
+        <w:tc>
+          <w:tcPr>
+            <w:tcW w:type="dxa" w:w="780"/>
+          </w:tcPr>
+          <w:p>
+            <w:r>
+              <w:rPr>
+                <w:sz w:val="17"/>
+              </w:rPr>
+              <w:t>0.2%</w:t>
+            </w:r>
+          </w:p>
+        </w:tc>
+        <w:tc>
+          <w:tcPr>
+            <w:tcW w:type="dxa" w:w="780"/>
+          </w:tcPr>
+          <w:p>
+            <w:r>
+              <w:rPr>
+                <w:sz w:val="17"/>
+              </w:rPr>
+              <w:t>140.99%</w:t>
+            </w:r>
+          </w:p>
+        </w:tc>
+        <w:tc>
+          <w:tcPr>
+            <w:tcW w:type="dxa" w:w="780"/>
+          </w:tcPr>
+          <w:p>
+            <w:r>
+              <w:rPr>
+                <w:sz w:val="17"/>
+              </w:rPr>
+              <w:t>1234.97%</w:t>
+            </w:r>
+          </w:p>
+        </w:tc>
+        <w:tc>
+          <w:tcPr>
+            <w:tcW w:type="dxa" w:w="780"/>
+          </w:tcPr>
+          <w:p>
+            <w:r>
+              <w:rPr>
+                <w:sz w:val="17"/>
+              </w:rPr>
+              <w:t>489.72%</w:t>
+            </w:r>
+          </w:p>
+        </w:tc>
+        <w:tc>
+          <w:tcPr>
+            <w:tcW w:type="dxa" w:w="780"/>
+          </w:tcPr>
+          <w:p>
+            <w:r>
+              <w:rPr>
+                <w:sz w:val="17"/>
+              </w:rPr>
+              <w:t>73.81%</w:t>
+            </w:r>
+          </w:p>
+        </w:tc>
+        <w:tc>
+          <w:tcPr>
+            <w:tcW w:type="dxa" w:w="780"/>
+          </w:tcPr>
+          <w:p>
+            <w:r>
+              <w:rPr>
+                <w:sz w:val="17"/>
+              </w:rPr>
+              <w:t>0.35%</w:t>
+            </w:r>
+          </w:p>
+        </w:tc>
+        <w:tc>
+          <w:tcPr>
+            <w:tcW w:type="dxa" w:w="780"/>
+          </w:tcPr>
+          <w:p>
+            <w:r>
+              <w:rPr>
+                <w:sz w:val="17"/>
+              </w:rPr>
+              <w:t>145.66%</w:t>
+            </w:r>
+          </w:p>
+        </w:tc>
+        <w:tc>
+          <w:tcPr>
+            <w:tcW w:type="dxa" w:w="780"/>
+          </w:tcPr>
+          <w:p>
+            <w:r>
+              <w:rPr>
+                <w:sz w:val="17"/>
+              </w:rPr>
+              <w:t>100%</w:t>
+            </w:r>
+          </w:p>
+        </w:tc>
+        <w:tc>
+          <w:tcPr>
+            <w:tcW w:type="dxa" w:w="780"/>
+          </w:tcPr>
+          <w:p>
+            <w:r>
+              <w:rPr>
+                <w:sz w:val="17"/>
+              </w:rPr>
+              <w:t>100%</w:t>
+            </w:r>
+          </w:p>
+        </w:tc>
+        <w:tc>
+          <w:tcPr>
+            <w:tcW w:type="dxa" w:w="780"/>
+          </w:tcPr>
+          <w:p>
+            <w:r>
+              <w:rPr>
+                <w:sz w:val="17"/>
+              </w:rPr>
+              <w:t>100%</w:t>
+            </w:r>
+          </w:p>
+        </w:tc>
+        <w:tc>
+          <w:tcPr>
+            <w:tcW w:type="dxa" w:w="780"/>
+          </w:tcPr>
+          <w:p>
+            <w:r>
+              <w:rPr>
+                <w:sz w:val="17"/>
+              </w:rPr>
+              <w:t>75</w:t>
+            </w:r>
+          </w:p>
+        </w:tc>
+      </w:tr>
+      <w:tr>
+        <w:trPr>
+          <w:cantSplit w:val="true"/>
+        </w:trPr>
+        <w:tc>
+          <w:tcPr>
+            <w:tcW w:type="dxa" w:w="780"/>
+          </w:tcPr>
+          <w:p>
+            <w:r>
+              <w:rPr>
+                <w:sz w:val="17"/>
+              </w:rPr>
+              <w:t>single salt</w:t>
+            </w:r>
+          </w:p>
+        </w:tc>
+        <w:tc>
+          <w:tcPr>
+            <w:tcW w:type="dxa" w:w="780"/>
+          </w:tcPr>
+          <w:p>
+            <w:r>
+              <w:rPr>
+                <w:sz w:val="17"/>
+              </w:rPr>
+              <w:t>1%</w:t>
+            </w:r>
+          </w:p>
+        </w:tc>
+        <w:tc>
+          <w:tcPr>
+            <w:tcW w:type="dxa" w:w="780"/>
+          </w:tcPr>
+          <w:p>
+            <w:r>
+              <w:rPr>
+                <w:sz w:val="17"/>
+              </w:rPr>
+              <w:t>147.63%</w:t>
+            </w:r>
+          </w:p>
+        </w:tc>
+        <w:tc>
+          <w:tcPr>
+            <w:tcW w:type="dxa" w:w="780"/>
+          </w:tcPr>
+          <w:p>
+            <w:r>
+              <w:rPr>
+                <w:sz w:val="17"/>
+              </w:rPr>
+              <w:t>1820.52%</w:t>
+            </w:r>
+          </w:p>
+        </w:tc>
+        <w:tc>
+          <w:tcPr>
+            <w:tcW w:type="dxa" w:w="780"/>
+          </w:tcPr>
+          <w:p>
+            <w:r>
+              <w:rPr>
+                <w:sz w:val="17"/>
+              </w:rPr>
+              <w:t>486.24%</w:t>
+            </w:r>
+          </w:p>
+        </w:tc>
+        <w:tc>
+          <w:tcPr>
+            <w:tcW w:type="dxa" w:w="780"/>
+          </w:tcPr>
+          <w:p>
+            <w:r>
+              <w:rPr>
+                <w:sz w:val="17"/>
+              </w:rPr>
+              <w:t>80.03%</w:t>
+            </w:r>
+          </w:p>
+        </w:tc>
+        <w:tc>
+          <w:tcPr>
+            <w:tcW w:type="dxa" w:w="780"/>
+          </w:tcPr>
+          <w:p>
+            <w:r>
+              <w:rPr>
+                <w:sz w:val="17"/>
+              </w:rPr>
+              <w:t>0.30%</w:t>
+            </w:r>
+          </w:p>
+        </w:tc>
+        <w:tc>
+          <w:tcPr>
+            <w:tcW w:type="dxa" w:w="780"/>
+          </w:tcPr>
+          <w:p>
+            <w:r>
+              <w:rPr>
+                <w:sz w:val="17"/>
+              </w:rPr>
+              <w:t>145.66%</w:t>
+            </w:r>
+          </w:p>
+        </w:tc>
+        <w:tc>
+          <w:tcPr>
+            <w:tcW w:type="dxa" w:w="780"/>
+          </w:tcPr>
+          <w:p>
+            <w:r>
+              <w:rPr>
+                <w:sz w:val="17"/>
+              </w:rPr>
+              <w:t>100%</w:t>
+            </w:r>
+          </w:p>
+        </w:tc>
+        <w:tc>
+          <w:tcPr>
+            <w:tcW w:type="dxa" w:w="780"/>
+          </w:tcPr>
+          <w:p>
+            <w:r>
+              <w:rPr>
+                <w:sz w:val="17"/>
+              </w:rPr>
+              <w:t>100%</w:t>
+            </w:r>
+          </w:p>
+        </w:tc>
+        <w:tc>
+          <w:tcPr>
+            <w:tcW w:type="dxa" w:w="780"/>
+          </w:tcPr>
+          <w:p>
+            <w:r>
+              <w:rPr>
+                <w:sz w:val="17"/>
+              </w:rPr>
+              <w:t>100%</w:t>
+            </w:r>
+          </w:p>
+        </w:tc>
+        <w:tc>
+          <w:tcPr>
+            <w:tcW w:type="dxa" w:w="780"/>
+          </w:tcPr>
+          <w:p>
+            <w:r>
+              <w:rPr>
+                <w:sz w:val="17"/>
+              </w:rPr>
+              <w:t>75</w:t>
+            </w:r>
+          </w:p>
+        </w:tc>
+      </w:tr>
+      <w:tr>
+        <w:trPr>
+          <w:cantSplit w:val="true"/>
+        </w:trPr>
+        <w:tc>
+          <w:tcPr>
+            <w:tcW w:type="dxa" w:w="780"/>
+          </w:tcPr>
+          <w:p>
+            <w:r>
+              <w:rPr>
+                <w:sz w:val="17"/>
+              </w:rPr>
+              <w:t>single salt</w:t>
+            </w:r>
+          </w:p>
+        </w:tc>
+        <w:tc>
+          <w:tcPr>
+            <w:tcW w:type="dxa" w:w="780"/>
+          </w:tcPr>
+          <w:p>
+            <w:r>
+              <w:rPr>
+                <w:sz w:val="17"/>
+              </w:rPr>
+              <w:t>2%</w:t>
+            </w:r>
+          </w:p>
+        </w:tc>
+        <w:tc>
+          <w:tcPr>
+            <w:tcW w:type="dxa" w:w="780"/>
+          </w:tcPr>
+          <w:p>
+            <w:r>
+              <w:rPr>
+                <w:sz w:val="17"/>
+              </w:rPr>
+              <w:t>147.63%</w:t>
+            </w:r>
+          </w:p>
+        </w:tc>
+        <w:tc>
+          <w:tcPr>
+            <w:tcW w:type="dxa" w:w="780"/>
+          </w:tcPr>
+          <w:p>
+            <w:r>
+              <w:rPr>
+                <w:sz w:val="17"/>
+              </w:rPr>
+              <w:t>1606.88%</w:t>
+            </w:r>
+          </w:p>
+        </w:tc>
+        <w:tc>
+          <w:tcPr>
+            <w:tcW w:type="dxa" w:w="780"/>
+          </w:tcPr>
+          <w:p>
+            <w:r>
+              <w:rPr>
+                <w:sz w:val="17"/>
+              </w:rPr>
+              <w:t>344.16%</w:t>
+            </w:r>
+          </w:p>
+        </w:tc>
+        <w:tc>
+          <w:tcPr>
+            <w:tcW w:type="dxa" w:w="780"/>
+          </w:tcPr>
+          <w:p>
+            <w:r>
+              <w:rPr>
+                <w:sz w:val="17"/>
+              </w:rPr>
+              <w:t>67.66%</w:t>
+            </w:r>
+          </w:p>
+        </w:tc>
+        <w:tc>
+          <w:tcPr>
+            <w:tcW w:type="dxa" w:w="780"/>
+          </w:tcPr>
+          <w:p>
+            <w:r>
+              <w:rPr>
+                <w:sz w:val="17"/>
+              </w:rPr>
+              <w:t>0.42%</w:t>
+            </w:r>
+          </w:p>
+        </w:tc>
+        <w:tc>
+          <w:tcPr>
+            <w:tcW w:type="dxa" w:w="780"/>
+          </w:tcPr>
+          <w:p>
+            <w:r>
+              <w:rPr>
+                <w:sz w:val="17"/>
+              </w:rPr>
+              <w:t>145.66%</w:t>
+            </w:r>
+          </w:p>
+        </w:tc>
+        <w:tc>
+          <w:tcPr>
+            <w:tcW w:type="dxa" w:w="780"/>
+          </w:tcPr>
+          <w:p>
+            <w:r>
+              <w:rPr>
+                <w:sz w:val="17"/>
+              </w:rPr>
+              <w:t>100%</w:t>
+            </w:r>
+          </w:p>
+        </w:tc>
+        <w:tc>
+          <w:tcPr>
+            <w:tcW w:type="dxa" w:w="780"/>
+          </w:tcPr>
+          <w:p>
+            <w:r>
+              <w:rPr>
+                <w:sz w:val="17"/>
+              </w:rPr>
+              <w:t>100%</w:t>
+            </w:r>
+          </w:p>
+        </w:tc>
+        <w:tc>
+          <w:tcPr>
+            <w:tcW w:type="dxa" w:w="780"/>
+          </w:tcPr>
+          <w:p>
+            <w:r>
+              <w:rPr>
+                <w:sz w:val="17"/>
+              </w:rPr>
+              <w:t>100%</w:t>
+            </w:r>
+          </w:p>
+        </w:tc>
+        <w:tc>
+          <w:tcPr>
+            <w:tcW w:type="dxa" w:w="780"/>
+          </w:tcPr>
+          <w:p>
+            <w:r>
+              <w:rPr>
+                <w:sz w:val="17"/>
+              </w:rPr>
+              <w:t>75</w:t>
+            </w:r>
+          </w:p>
+        </w:tc>
+      </w:tr>
+      <w:tr>
+        <w:trPr>
+          <w:cantSplit w:val="true"/>
+        </w:trPr>
+        <w:tc>
+          <w:tcPr>
+            <w:tcW w:type="dxa" w:w="780"/>
+          </w:tcPr>
+          <w:p>
+            <w:r>
+              <w:rPr>
+                <w:sz w:val="17"/>
+              </w:rPr>
+              <w:t>reversal potential</w:t>
+            </w:r>
+          </w:p>
+        </w:tc>
+        <w:tc>
+          <w:tcPr>
+            <w:tcW w:type="dxa" w:w="780"/>
+          </w:tcPr>
+          <w:p>
+            <w:r>
+              <w:rPr>
+                <w:sz w:val="17"/>
+              </w:rPr>
+              <w:t>0.2%</w:t>
+            </w:r>
+          </w:p>
+        </w:tc>
+        <w:tc>
+          <w:tcPr>
+            <w:tcW w:type="dxa" w:w="780"/>
+          </w:tcPr>
+          <w:p>
+            <w:r>
+              <w:rPr>
+                <w:sz w:val="17"/>
+              </w:rPr>
+              <w:t>12.66%</w:t>
+            </w:r>
+          </w:p>
+        </w:tc>
+        <w:tc>
+          <w:tcPr>
+            <w:tcW w:type="dxa" w:w="780"/>
+          </w:tcPr>
+          <w:p>
+            <w:r>
+              <w:rPr>
+                <w:sz w:val="17"/>
+              </w:rPr>
+              <w:t>77.29%</w:t>
+            </w:r>
+          </w:p>
+        </w:tc>
+        <w:tc>
+          <w:tcPr>
+            <w:tcW w:type="dxa" w:w="780"/>
+          </w:tcPr>
+          <w:p>
+            <w:r>
+              <w:rPr>
+                <w:sz w:val="17"/>
+              </w:rPr>
+              <w:t>13.19%</w:t>
+            </w:r>
+          </w:p>
+        </w:tc>
+        <w:tc>
+          <w:tcPr>
+            <w:tcW w:type="dxa" w:w="780"/>
+          </w:tcPr>
+          <w:p>
+            <w:r>
+              <w:rPr>
+                <w:sz w:val="17"/>
+              </w:rPr>
+              <w:t>5.91%</w:t>
+            </w:r>
+          </w:p>
+        </w:tc>
+        <w:tc>
+          <w:tcPr>
+            <w:tcW w:type="dxa" w:w="780"/>
+          </w:tcPr>
+          <w:p>
+            <w:r>
+              <w:rPr>
+                <w:sz w:val="17"/>
+              </w:rPr>
+              <w:t>0.03%</w:t>
+            </w:r>
+          </w:p>
+        </w:tc>
+        <w:tc>
+          <w:tcPr>
+            <w:tcW w:type="dxa" w:w="780"/>
+          </w:tcPr>
+          <w:p>
+            <w:r>
+              <w:rPr>
+                <w:sz w:val="17"/>
+              </w:rPr>
+              <w:t>12.68%</w:t>
+            </w:r>
+          </w:p>
+        </w:tc>
+        <w:tc>
+          <w:tcPr>
+            <w:tcW w:type="dxa" w:w="780"/>
+          </w:tcPr>
+          <w:p>
+            <w:r>
+              <w:rPr>
+                <w:sz w:val="17"/>
+              </w:rPr>
+              <w:t>88%</w:t>
+            </w:r>
+          </w:p>
+        </w:tc>
+        <w:tc>
+          <w:tcPr>
+            <w:tcW w:type="dxa" w:w="780"/>
+          </w:tcPr>
+          <w:p>
+            <w:r>
+              <w:rPr>
+                <w:sz w:val="17"/>
+              </w:rPr>
+              <w:t>95%</w:t>
+            </w:r>
+          </w:p>
+        </w:tc>
+        <w:tc>
+          <w:tcPr>
+            <w:tcW w:type="dxa" w:w="780"/>
+          </w:tcPr>
+          <w:p>
+            <w:r>
+              <w:rPr>
+                <w:sz w:val="17"/>
+              </w:rPr>
+              <w:t>88%</w:t>
+            </w:r>
+          </w:p>
+        </w:tc>
+        <w:tc>
+          <w:tcPr>
+            <w:tcW w:type="dxa" w:w="780"/>
+          </w:tcPr>
+          <w:p>
+            <w:r>
+              <w:rPr>
+                <w:sz w:val="17"/>
+              </w:rPr>
+              <w:t>75</w:t>
+            </w:r>
+          </w:p>
+        </w:tc>
+      </w:tr>
+      <w:tr>
+        <w:trPr>
+          <w:cantSplit w:val="true"/>
+        </w:trPr>
+        <w:tc>
+          <w:tcPr>
+            <w:tcW w:type="dxa" w:w="780"/>
+          </w:tcPr>
+          <w:p>
+            <w:r>
+              <w:rPr>
+                <w:sz w:val="17"/>
+              </w:rPr>
+              <w:t>reversal potential</w:t>
+            </w:r>
+          </w:p>
+        </w:tc>
+        <w:tc>
+          <w:tcPr>
+            <w:tcW w:type="dxa" w:w="780"/>
+          </w:tcPr>
+          <w:p>
+            <w:r>
+              <w:rPr>
+                <w:sz w:val="17"/>
+              </w:rPr>
+              <w:t>1%</w:t>
+            </w:r>
+          </w:p>
+        </w:tc>
+        <w:tc>
+          <w:tcPr>
+            <w:tcW w:type="dxa" w:w="780"/>
+          </w:tcPr>
+          <w:p>
+            <w:r>
+              <w:rPr>
+                <w:sz w:val="17"/>
+              </w:rPr>
+              <w:t>11.11%</w:t>
+            </w:r>
+          </w:p>
+        </w:tc>
+        <w:tc>
+          <w:tcPr>
+            <w:tcW w:type="dxa" w:w="780"/>
+          </w:tcPr>
+          <w:p>
+            <w:r>
+              <w:rPr>
+                <w:sz w:val="17"/>
+              </w:rPr>
+              <w:t>84.57%</w:t>
+            </w:r>
+          </w:p>
+        </w:tc>
+        <w:tc>
+          <w:tcPr>
+            <w:tcW w:type="dxa" w:w="780"/>
+          </w:tcPr>
+          <w:p>
+            <w:r>
+              <w:rPr>
+                <w:sz w:val="17"/>
+              </w:rPr>
+              <w:t>18.39%</w:t>
+            </w:r>
+          </w:p>
+        </w:tc>
+        <w:tc>
+          <w:tcPr>
+            <w:tcW w:type="dxa" w:w="780"/>
+          </w:tcPr>
+          <w:p>
+            <w:r>
+              <w:rPr>
+                <w:sz w:val="17"/>
+              </w:rPr>
+              <w:t>5.01%</w:t>
+            </w:r>
+          </w:p>
+        </w:tc>
+        <w:tc>
+          <w:tcPr>
+            <w:tcW w:type="dxa" w:w="780"/>
+          </w:tcPr>
+          <w:p>
+            <w:r>
+              <w:rPr>
+                <w:sz w:val="17"/>
+              </w:rPr>
+              <w:t>0.17%</w:t>
+            </w:r>
+          </w:p>
+        </w:tc>
+        <w:tc>
+          <w:tcPr>
+            <w:tcW w:type="dxa" w:w="780"/>
+          </w:tcPr>
+          <w:p>
+            <w:r>
+              <w:rPr>
+                <w:sz w:val="17"/>
+              </w:rPr>
+              <w:t>11.24%</w:t>
+            </w:r>
+          </w:p>
+        </w:tc>
+        <w:tc>
+          <w:tcPr>
+            <w:tcW w:type="dxa" w:w="780"/>
+          </w:tcPr>
+          <w:p>
+            <w:r>
+              <w:rPr>
+                <w:sz w:val="17"/>
+              </w:rPr>
+              <w:t>88%</w:t>
+            </w:r>
+          </w:p>
+        </w:tc>
+        <w:tc>
+          <w:tcPr>
+            <w:tcW w:type="dxa" w:w="780"/>
+          </w:tcPr>
+          <w:p>
+            <w:r>
+              <w:rPr>
+                <w:sz w:val="17"/>
+              </w:rPr>
+              <w:t>95%</w:t>
+            </w:r>
+          </w:p>
+        </w:tc>
+        <w:tc>
+          <w:tcPr>
+            <w:tcW w:type="dxa" w:w="780"/>
+          </w:tcPr>
+          <w:p>
+            <w:r>
+              <w:rPr>
+                <w:sz w:val="17"/>
+              </w:rPr>
+              <w:t>88%</w:t>
+            </w:r>
+          </w:p>
+        </w:tc>
+        <w:tc>
+          <w:tcPr>
+            <w:tcW w:type="dxa" w:w="780"/>
+          </w:tcPr>
+          <w:p>
+            <w:r>
+              <w:rPr>
+                <w:sz w:val="17"/>
+              </w:rPr>
+              <w:t>75</w:t>
+            </w:r>
+          </w:p>
+        </w:tc>
+      </w:tr>
+      <w:tr>
+        <w:trPr>
+          <w:cantSplit w:val="true"/>
+        </w:trPr>
+        <w:tc>
+          <w:tcPr>
+            <w:tcW w:type="dxa" w:w="780"/>
+          </w:tcPr>
+          <w:p>
+            <w:r>
+              <w:rPr>
+                <w:sz w:val="17"/>
+              </w:rPr>
+              <w:t>reversal potential</w:t>
+            </w:r>
+          </w:p>
+        </w:tc>
+        <w:tc>
+          <w:tcPr>
+            <w:tcW w:type="dxa" w:w="780"/>
+          </w:tcPr>
+          <w:p>
+            <w:r>
+              <w:rPr>
+                <w:sz w:val="17"/>
+              </w:rPr>
+              <w:t>2%</w:t>
+            </w:r>
+          </w:p>
+        </w:tc>
+        <w:tc>
+          <w:tcPr>
+            <w:tcW w:type="dxa" w:w="780"/>
+          </w:tcPr>
+          <w:p>
+            <w:r>
+              <w:rPr>
+                <w:sz w:val="17"/>
+              </w:rPr>
+              <w:t>13.05%</w:t>
+            </w:r>
+          </w:p>
+        </w:tc>
+        <w:tc>
+          <w:tcPr>
+            <w:tcW w:type="dxa" w:w="780"/>
+          </w:tcPr>
+          <w:p>
+            <w:r>
+              <w:rPr>
+                <w:sz w:val="17"/>
+              </w:rPr>
+              <w:t>68.85%</w:t>
+            </w:r>
+          </w:p>
+        </w:tc>
+        <w:tc>
+          <w:tcPr>
+            <w:tcW w:type="dxa" w:w="780"/>
+          </w:tcPr>
+          <w:p>
+            <w:r>
+              <w:rPr>
+                <w:sz w:val="17"/>
+              </w:rPr>
+              <w:t>11.40%</w:t>
+            </w:r>
+          </w:p>
+        </w:tc>
+        <w:tc>
+          <w:tcPr>
+            <w:tcW w:type="dxa" w:w="780"/>
+          </w:tcPr>
+          <w:p>
+            <w:r>
+              <w:rPr>
+                <w:sz w:val="17"/>
+              </w:rPr>
+              <w:t>6.31%</w:t>
+            </w:r>
+          </w:p>
+        </w:tc>
+        <w:tc>
+          <w:tcPr>
+            <w:tcW w:type="dxa" w:w="780"/>
+          </w:tcPr>
+          <w:p>
+            <w:r>
+              <w:rPr>
+                <w:sz w:val="17"/>
+              </w:rPr>
+              <w:t>0.31%</w:t>
+            </w:r>
+          </w:p>
+        </w:tc>
+        <w:tc>
+          <w:tcPr>
+            <w:tcW w:type="dxa" w:w="780"/>
+          </w:tcPr>
+          <w:p>
+            <w:r>
+              <w:rPr>
+                <w:sz w:val="17"/>
+              </w:rPr>
+              <w:t>13.14%</w:t>
+            </w:r>
+          </w:p>
+        </w:tc>
+        <w:tc>
+          <w:tcPr>
+            <w:tcW w:type="dxa" w:w="780"/>
+          </w:tcPr>
+          <w:p>
+            <w:r>
+              <w:rPr>
+                <w:sz w:val="17"/>
+              </w:rPr>
+              <w:t>89%</w:t>
+            </w:r>
+          </w:p>
+        </w:tc>
+        <w:tc>
+          <w:tcPr>
+            <w:tcW w:type="dxa" w:w="780"/>
+          </w:tcPr>
+          <w:p>
+            <w:r>
+              <w:rPr>
+                <w:sz w:val="17"/>
+              </w:rPr>
+              <w:t>96%</w:t>
+            </w:r>
+          </w:p>
+        </w:tc>
+        <w:tc>
+          <w:tcPr>
+            <w:tcW w:type="dxa" w:w="780"/>
+          </w:tcPr>
+          <w:p>
+            <w:r>
+              <w:rPr>
+                <w:sz w:val="17"/>
+              </w:rPr>
+              <w:t>92%</w:t>
+            </w:r>
+          </w:p>
+        </w:tc>
+        <w:tc>
+          <w:tcPr>
+            <w:tcW w:type="dxa" w:w="780"/>
+          </w:tcPr>
+          <w:p>
+            <w:r>
+              <w:rPr>
+                <w:sz w:val="17"/>
+              </w:rPr>
+              <w:t>75</w:t>
+            </w:r>
+          </w:p>
+        </w:tc>
+      </w:tr>
+      <w:tr>
+        <w:trPr>
+          <w:cantSplit w:val="true"/>
+        </w:trPr>
+        <w:tc>
+          <w:tcPr>
+            <w:tcW w:type="dxa" w:w="780"/>
+          </w:tcPr>
+          <w:p>
+            <w:r>
+              <w:rPr>
+                <w:sz w:val="17"/>
+              </w:rPr>
+              <w:t>dual + selectivity</w:t>
+            </w:r>
+          </w:p>
+        </w:tc>
+        <w:tc>
+          <w:tcPr>
+            <w:tcW w:type="dxa" w:w="780"/>
+          </w:tcPr>
+          <w:p>
+            <w:r>
+              <w:rPr>
+                <w:sz w:val="17"/>
+              </w:rPr>
+              <w:t>0.2%</w:t>
+            </w:r>
+          </w:p>
+        </w:tc>
+        <w:tc>
+          <w:tcPr>
+            <w:tcW w:type="dxa" w:w="780"/>
+          </w:tcPr>
+          <w:p>
+            <w:r>
+              <w:rPr>
+                <w:sz w:val="17"/>
+              </w:rPr>
+              <w:t>1.36%</w:t>
+            </w:r>
+          </w:p>
+        </w:tc>
+        <w:tc>
+          <w:tcPr>
+            <w:tcW w:type="dxa" w:w="780"/>
+          </w:tcPr>
+          <w:p>
+            <w:r>
+              <w:rPr>
+                <w:sz w:val="17"/>
+              </w:rPr>
+              <w:t>1.40%</w:t>
+            </w:r>
+          </w:p>
+        </w:tc>
+        <w:tc>
+          <w:tcPr>
+            <w:tcW w:type="dxa" w:w="780"/>
+          </w:tcPr>
+          <w:p>
+            <w:r>
+              <w:rPr>
+                <w:sz w:val="17"/>
+              </w:rPr>
+              <w:t>1.33%</w:t>
+            </w:r>
+          </w:p>
+        </w:tc>
+        <w:tc>
+          <w:tcPr>
+            <w:tcW w:type="dxa" w:w="780"/>
+          </w:tcPr>
+          <w:p>
+            <w:r>
+              <w:rPr>
+                <w:sz w:val="17"/>
+              </w:rPr>
+              <w:t>1.35%</w:t>
+            </w:r>
+          </w:p>
+        </w:tc>
+        <w:tc>
+          <w:tcPr>
+            <w:tcW w:type="dxa" w:w="780"/>
+          </w:tcPr>
+          <w:p>
+            <w:r>
+              <w:rPr>
+                <w:sz w:val="17"/>
+              </w:rPr>
+              <w:t>0.04%</w:t>
+            </w:r>
+          </w:p>
+        </w:tc>
+        <w:tc>
+          <w:tcPr>
+            <w:tcW w:type="dxa" w:w="780"/>
+          </w:tcPr>
+          <w:p>
+            <w:r>
+              <w:rPr>
+                <w:sz w:val="17"/>
+              </w:rPr>
+              <w:t>1.36%</w:t>
+            </w:r>
+          </w:p>
+        </w:tc>
+        <w:tc>
+          <w:tcPr>
+            <w:tcW w:type="dxa" w:w="780"/>
+          </w:tcPr>
+          <w:p>
+            <w:r>
+              <w:rPr>
+                <w:sz w:val="17"/>
+              </w:rPr>
+              <w:t>1.3%</w:t>
+            </w:r>
+          </w:p>
+        </w:tc>
+        <w:tc>
+          <w:tcPr>
+            <w:tcW w:type="dxa" w:w="780"/>
+          </w:tcPr>
+          <w:p>
+            <w:r>
+              <w:rPr>
+                <w:sz w:val="17"/>
+              </w:rPr>
+              <w:t>96%</w:t>
+            </w:r>
+          </w:p>
+        </w:tc>
+        <w:tc>
+          <w:tcPr>
+            <w:tcW w:type="dxa" w:w="780"/>
+          </w:tcPr>
+          <w:p>
+            <w:r>
+              <w:rPr>
+                <w:sz w:val="17"/>
+              </w:rPr>
+              <w:t>2.7%</w:t>
+            </w:r>
+          </w:p>
+        </w:tc>
+        <w:tc>
+          <w:tcPr>
+            <w:tcW w:type="dxa" w:w="780"/>
+          </w:tcPr>
+          <w:p>
+            <w:r>
+              <w:rPr>
+                <w:sz w:val="17"/>
+              </w:rPr>
+              <w:t>75</w:t>
+            </w:r>
+          </w:p>
+        </w:tc>
+      </w:tr>
+      <w:tr>
+        <w:trPr>
+          <w:cantSplit w:val="true"/>
+        </w:trPr>
+        <w:tc>
+          <w:tcPr>
+            <w:tcW w:type="dxa" w:w="780"/>
+          </w:tcPr>
+          <w:p>
+            <w:r>
+              <w:rPr>
+                <w:sz w:val="17"/>
+              </w:rPr>
+              <w:t>dual + selectivity</w:t>
+            </w:r>
+          </w:p>
+        </w:tc>
+        <w:tc>
+          <w:tcPr>
+            <w:tcW w:type="dxa" w:w="780"/>
+          </w:tcPr>
+          <w:p>
+            <w:r>
+              <w:rPr>
+                <w:sz w:val="17"/>
+              </w:rPr>
+              <w:t>1%</w:t>
+            </w:r>
+          </w:p>
+        </w:tc>
+        <w:tc>
+          <w:tcPr>
+            <w:tcW w:type="dxa" w:w="780"/>
+          </w:tcPr>
+          <w:p>
+            <w:r>
+              <w:rPr>
+                <w:sz w:val="17"/>
+              </w:rPr>
+              <w:t>1.49%</w:t>
+            </w:r>
+          </w:p>
+        </w:tc>
+        <w:tc>
+          <w:tcPr>
+            <w:tcW w:type="dxa" w:w="780"/>
+          </w:tcPr>
+          <w:p>
+            <w:r>
+              <w:rPr>
+                <w:sz w:val="17"/>
+              </w:rPr>
+              <w:t>1.55%</w:t>
+            </w:r>
+          </w:p>
+        </w:tc>
+        <w:tc>
+          <w:tcPr>
+            <w:tcW w:type="dxa" w:w="780"/>
+          </w:tcPr>
+          <w:p>
+            <w:r>
+              <w:rPr>
+                <w:sz w:val="17"/>
+              </w:rPr>
+              <w:t>1.32%</w:t>
+            </w:r>
+          </w:p>
+        </w:tc>
+        <w:tc>
+          <w:tcPr>
+            <w:tcW w:type="dxa" w:w="780"/>
+          </w:tcPr>
+          <w:p>
+            <w:r>
+              <w:rPr>
+                <w:sz w:val="17"/>
+              </w:rPr>
+              <w:t>1.24%</w:t>
+            </w:r>
+          </w:p>
+        </w:tc>
+        <w:tc>
+          <w:tcPr>
+            <w:tcW w:type="dxa" w:w="780"/>
+          </w:tcPr>
+          <w:p>
+            <w:r>
+              <w:rPr>
+                <w:sz w:val="17"/>
+              </w:rPr>
+              <w:t>0.15%</w:t>
+            </w:r>
+          </w:p>
+        </w:tc>
+        <w:tc>
+          <w:tcPr>
+            <w:tcW w:type="dxa" w:w="780"/>
+          </w:tcPr>
+          <w:p>
+            <w:r>
+              <w:rPr>
+                <w:sz w:val="17"/>
+              </w:rPr>
+              <w:t>1.45%</w:t>
+            </w:r>
+          </w:p>
+        </w:tc>
+        <w:tc>
+          <w:tcPr>
+            <w:tcW w:type="dxa" w:w="780"/>
+          </w:tcPr>
+          <w:p>
+            <w:r>
+              <w:rPr>
+                <w:sz w:val="17"/>
+              </w:rPr>
+              <w:t>73%</w:t>
+            </w:r>
+          </w:p>
+        </w:tc>
+        <w:tc>
+          <w:tcPr>
+            <w:tcW w:type="dxa" w:w="780"/>
+          </w:tcPr>
+          <w:p>
+            <w:r>
+              <w:rPr>
+                <w:sz w:val="17"/>
+              </w:rPr>
+              <w:t>96%</w:t>
+            </w:r>
+          </w:p>
+        </w:tc>
+        <w:tc>
+          <w:tcPr>
+            <w:tcW w:type="dxa" w:w="780"/>
+          </w:tcPr>
+          <w:p>
+            <w:r>
+              <w:rPr>
+                <w:sz w:val="17"/>
+              </w:rPr>
+              <w:t>73%</w:t>
+            </w:r>
+          </w:p>
+        </w:tc>
+        <w:tc>
+          <w:tcPr>
+            <w:tcW w:type="dxa" w:w="780"/>
+          </w:tcPr>
+          <w:p>
+            <w:r>
+              <w:rPr>
+                <w:sz w:val="17"/>
+              </w:rPr>
+              <w:t>75</w:t>
+            </w:r>
+          </w:p>
+        </w:tc>
+      </w:tr>
+      <w:tr>
+        <w:trPr>
+          <w:cantSplit w:val="true"/>
+        </w:trPr>
+        <w:tc>
+          <w:tcPr>
+            <w:tcW w:type="dxa" w:w="780"/>
+          </w:tcPr>
+          <w:p>
+            <w:r>
+              <w:rPr>
+                <w:sz w:val="17"/>
+              </w:rPr>
+              <w:t>dual + selectivity</w:t>
+            </w:r>
+          </w:p>
+        </w:tc>
+        <w:tc>
+          <w:tcPr>
+            <w:tcW w:type="dxa" w:w="780"/>
+          </w:tcPr>
+          <w:p>
+            <w:r>
+              <w:rPr>
+                <w:sz w:val="17"/>
+              </w:rPr>
+              <w:t>2%</w:t>
+            </w:r>
+          </w:p>
+        </w:tc>
+        <w:tc>
+          <w:tcPr>
+            <w:tcW w:type="dxa" w:w="780"/>
+          </w:tcPr>
+          <w:p>
+            <w:r>
+              <w:rPr>
+                <w:sz w:val="17"/>
+              </w:rPr>
+              <w:t>1.89%</w:t>
+            </w:r>
+          </w:p>
+        </w:tc>
+        <w:tc>
+          <w:tcPr>
+            <w:tcW w:type="dxa" w:w="780"/>
+          </w:tcPr>
+          <w:p>
+            <w:r>
+              <w:rPr>
+                <w:sz w:val="17"/>
+              </w:rPr>
+              <w:t>2.28%</w:t>
+            </w:r>
+          </w:p>
+        </w:tc>
+        <w:tc>
+          <w:tcPr>
+            <w:tcW w:type="dxa" w:w="780"/>
+          </w:tcPr>
+          <w:p>
+            <w:r>
+              <w:rPr>
+                <w:sz w:val="17"/>
+              </w:rPr>
+              <w:t>1.76%</w:t>
+            </w:r>
+          </w:p>
+        </w:tc>
+        <w:tc>
+          <w:tcPr>
+            <w:tcW w:type="dxa" w:w="780"/>
+          </w:tcPr>
+          <w:p>
+            <w:r>
+              <w:rPr>
+                <w:sz w:val="17"/>
+              </w:rPr>
+              <w:t>1.85%</w:t>
+            </w:r>
+          </w:p>
+        </w:tc>
+        <w:tc>
+          <w:tcPr>
+            <w:tcW w:type="dxa" w:w="780"/>
+          </w:tcPr>
+          <w:p>
+            <w:r>
+              <w:rPr>
+                <w:sz w:val="17"/>
+              </w:rPr>
+              <w:t>0.44%</w:t>
+            </w:r>
+          </w:p>
+        </w:tc>
+        <w:tc>
+          <w:tcPr>
+            <w:tcW w:type="dxa" w:w="780"/>
+          </w:tcPr>
+          <w:p>
+            <w:r>
+              <w:rPr>
+                <w:sz w:val="17"/>
+              </w:rPr>
+              <w:t>1.93%</w:t>
+            </w:r>
+          </w:p>
+        </w:tc>
+        <w:tc>
+          <w:tcPr>
+            <w:tcW w:type="dxa" w:w="780"/>
+          </w:tcPr>
+          <w:p>
+            <w:r>
+              <w:rPr>
+                <w:sz w:val="17"/>
+              </w:rPr>
+              <w:t>91%</w:t>
+            </w:r>
+          </w:p>
+        </w:tc>
+        <w:tc>
+          <w:tcPr>
+            <w:tcW w:type="dxa" w:w="780"/>
+          </w:tcPr>
+          <w:p>
+            <w:r>
+              <w:rPr>
+                <w:sz w:val="17"/>
+              </w:rPr>
+              <w:t>93%</w:t>
+            </w:r>
+          </w:p>
+        </w:tc>
+        <w:tc>
+          <w:tcPr>
+            <w:tcW w:type="dxa" w:w="780"/>
+          </w:tcPr>
+          <w:p>
+            <w:r>
+              <w:rPr>
+                <w:sz w:val="17"/>
+              </w:rPr>
+              <w:t>92%</w:t>
+            </w:r>
+          </w:p>
+        </w:tc>
+        <w:tc>
+          <w:tcPr>
+            <w:tcW w:type="dxa" w:w="780"/>
+          </w:tcPr>
+          <w:p>
+            <w:r>
+              <w:rPr>
+                <w:sz w:val="17"/>
+              </w:rPr>
+              <w:t>75</w:t>
+            </w:r>
+          </w:p>
+        </w:tc>
+      </w:tr>
+    </w:tbl>
+    <w:p>
+      <w:pPr>
+        <w:spacing w:after="120"/>
+      </w:pPr>
+    </w:p>
+    <w:p>
+      <w:r>
+        <w:rPr>
+          <w:b/>
+        </w:rPr>
+        <w:t>Supplementary Table S22 (continued).</w:t>
+      </w:r>
+      <w:r>
+        <w:t xml:space="preserve"> Three-way bias diagnostic rows for part (C).</w:t>
+      </w:r>
+    </w:p>
+    <w:tbl>
+      <w:tblPr>
+        <w:tblStyle w:val="TableGrid"/>
+        <w:tblW w:type="auto" w:w="0"/>
+        <w:tblLook w:firstColumn="1" w:firstRow="1" w:lastColumn="0" w:lastRow="0" w:noHBand="0" w:noVBand="1" w:val="04A0"/>
+      </w:tblPr>
+      <w:tblGrid>
+        <w:gridCol w:w="1560"/>
+        <w:gridCol w:w="1560"/>
+        <w:gridCol w:w="1560"/>
+        <w:gridCol w:w="1560"/>
+        <w:gridCol w:w="1560"/>
+        <w:gridCol w:w="1560"/>
+      </w:tblGrid>
+      <w:tr>
+        <w:trPr>
+          <w:tblHeader w:val="true"/>
+          <w:cantSplit w:val="true"/>
+        </w:trPr>
+        <w:tc>
+          <w:tcPr>
+            <w:tcW w:type="dxa" w:w="1560"/>
+          </w:tcPr>
+          <w:p>
+            <w:r>
+              <w:rPr>
+                <w:b/>
+                <w:sz w:val="17"/>
+              </w:rPr>
+              <w:t>Diagnostic</w:t>
+            </w:r>
+          </w:p>
+        </w:tc>
+        <w:tc>
+          <w:tcPr>
+            <w:tcW w:type="dxa" w:w="1560"/>
+          </w:tcPr>
+          <w:p>
+            <m:oMath xmlns:a="http://schemas.openxmlformats.org/drawingml/2006/main" xmlns:pic="http://schemas.openxmlformats.org/drawingml/2006/picture">
+              <m:r>
+                <m:t>n</m:t>
+              </m:r>
+            </m:oMath>
+          </w:p>
+        </w:tc>
+        <w:tc>
+          <w:tcPr>
+            <w:tcW w:type="dxa" w:w="1560"/>
+          </w:tcPr>
+          <w:p>
+            <w:r>
+              <w:rPr>
+                <w:b/>
+                <w:sz w:val="17"/>
+              </w:rPr>
+              <w:t xml:space="preserve">median </w:t>
+            </w:r>
             <m:oMath xmlns:a="http://schemas.openxmlformats.org/drawingml/2006/main" xmlns:pic="http://schemas.openxmlformats.org/drawingml/2006/picture">
               <m:sSub>
                 <m:e>
@@ -22703,43 +24559,22 @@
                 <w:b/>
                 <w:sz w:val="17"/>
               </w:rPr>
-              <w:t xml:space="preserve"> trans.</w:t>
-            </w:r>
-          </w:p>
-        </w:tc>
-        <w:tc>
-          <w:tcPr>
-            <w:tcW w:type="dxa" w:w="851"/>
-          </w:tcPr>
-          <w:p>
-            <m:oMath xmlns:a="http://schemas.openxmlformats.org/drawingml/2006/main" xmlns:pic="http://schemas.openxmlformats.org/drawingml/2006/picture">
-              <m:sSub>
-                <m:e>
-                  <m:r>
-                    <m:t>q</m:t>
-                  </m:r>
-                </m:e>
-                <m:sub>
-                  <m:r>
-                    <m:t>w</m:t>
-                  </m:r>
-                </m:sub>
-              </m:sSub>
-            </m:oMath>
+              <w:t xml:space="preserve"> rel.</w:t>
+            </w:r>
+          </w:p>
+        </w:tc>
+        <w:tc>
+          <w:tcPr>
+            <w:tcW w:type="dxa" w:w="1560"/>
+          </w:tcPr>
+          <w:p>
             <w:r>
               <w:rPr>
                 <w:b/>
                 <w:sz w:val="17"/>
               </w:rPr>
-              <w:t xml:space="preserve"> strong</w:t>
-            </w:r>
-          </w:p>
-        </w:tc>
-        <w:tc>
-          <w:tcPr>
-            <w:tcW w:type="dxa" w:w="851"/>
-          </w:tcPr>
-          <w:p>
+              <w:t xml:space="preserve">median </w:t>
+            </w:r>
             <m:oMath xmlns:a="http://schemas.openxmlformats.org/drawingml/2006/main" xmlns:pic="http://schemas.openxmlformats.org/drawingml/2006/picture">
               <m:r>
                 <m:t>R</m:t>
@@ -22750,41 +24585,39 @@
                 <w:b/>
                 <w:sz w:val="17"/>
               </w:rPr>
-              <w:t xml:space="preserve"> all</w:t>
-            </w:r>
-          </w:p>
-        </w:tc>
-        <w:tc>
-          <w:tcPr>
-            <w:tcW w:type="dxa" w:w="851"/>
-          </w:tcPr>
-          <w:p>
+              <w:t xml:space="preserve"> rel.</w:t>
+            </w:r>
+          </w:p>
+        </w:tc>
+        <w:tc>
+          <w:tcPr>
+            <w:tcW w:type="dxa" w:w="1560"/>
+          </w:tcPr>
+          <w:p>
+            <w:r>
+              <w:rPr>
+                <w:b/>
+                <w:sz w:val="17"/>
+              </w:rPr>
+              <w:t xml:space="preserve">median </w:t>
+            </w:r>
             <m:oMath xmlns:a="http://schemas.openxmlformats.org/drawingml/2006/main" xmlns:pic="http://schemas.openxmlformats.org/drawingml/2006/picture">
-              <m:sSub>
-                <m:e>
-                  <m:r>
-                    <m:t>q</m:t>
-                  </m:r>
-                </m:e>
-                <m:sub>
-                  <m:r>
-                    <m:t>w</m:t>
-                  </m:r>
-                </m:sub>
-              </m:sSub>
+              <m:r>
+                <m:t>σ</m:t>
+              </m:r>
             </m:oMath>
             <w:r>
               <w:rPr>
                 <w:b/>
                 <w:sz w:val="17"/>
               </w:rPr>
-              <w:t xml:space="preserve"> cov. all</w:t>
-            </w:r>
-          </w:p>
-        </w:tc>
-        <w:tc>
-          <w:tcPr>
-            <w:tcW w:type="dxa" w:w="851"/>
+              <w:t xml:space="preserve"> rel.</w:t>
+            </w:r>
+          </w:p>
+        </w:tc>
+        <w:tc>
+          <w:tcPr>
+            <w:tcW w:type="dxa" w:w="1560"/>
           </w:tcPr>
           <w:p>
             <w:r>
@@ -22792,35 +24625,7 @@
                 <w:b/>
                 <w:sz w:val="17"/>
               </w:rPr>
-              <w:t>weak</w:t>
-            </w:r>
-          </w:p>
-        </w:tc>
-        <w:tc>
-          <w:tcPr>
-            <w:tcW w:type="dxa" w:w="851"/>
-          </w:tcPr>
-          <w:p>
-            <w:r>
-              <w:rPr>
-                <w:b/>
-                <w:sz w:val="17"/>
-              </w:rPr>
-              <w:t>trans.</w:t>
-            </w:r>
-          </w:p>
-        </w:tc>
-        <w:tc>
-          <w:tcPr>
-            <w:tcW w:type="dxa" w:w="851"/>
-          </w:tcPr>
-          <w:p>
-            <w:r>
-              <w:rPr>
-                <w:b/>
-                <w:sz w:val="17"/>
-              </w:rPr>
-              <w:t>strong</w:t>
+              <w:t>converged</w:t>
             </w:r>
           </w:p>
         </w:tc>
@@ -22831,137 +24636,141 @@
         </w:trPr>
         <w:tc>
           <w:tcPr>
-            <w:tcW w:type="dxa" w:w="851"/>
-          </w:tcPr>
-          <w:p>
-            <w:r>
-              <w:rPr>
-                <w:sz w:val="17"/>
-              </w:rPr>
-              <w:t>single salt</w:t>
-            </w:r>
-          </w:p>
-        </w:tc>
-        <w:tc>
-          <w:tcPr>
-            <w:tcW w:type="dxa" w:w="851"/>
-          </w:tcPr>
-          <w:p>
-            <w:r>
-              <w:rPr>
-                <w:sz w:val="17"/>
-              </w:rPr>
-              <w:t>0.2%</w:t>
-            </w:r>
-          </w:p>
-        </w:tc>
-        <w:tc>
-          <w:tcPr>
-            <w:tcW w:type="dxa" w:w="851"/>
-          </w:tcPr>
-          <w:p>
-            <w:r>
-              <w:rPr>
-                <w:sz w:val="17"/>
-              </w:rPr>
-              <w:t>140.71%</w:t>
-            </w:r>
-          </w:p>
-        </w:tc>
-        <w:tc>
-          <w:tcPr>
-            <w:tcW w:type="dxa" w:w="851"/>
-          </w:tcPr>
-          <w:p>
-            <w:r>
-              <w:rPr>
-                <w:sz w:val="17"/>
-              </w:rPr>
-              <w:t>997.51%</w:t>
-            </w:r>
-          </w:p>
-        </w:tc>
-        <w:tc>
-          <w:tcPr>
-            <w:tcW w:type="dxa" w:w="851"/>
-          </w:tcPr>
-          <w:p>
-            <w:r>
-              <w:rPr>
-                <w:sz w:val="17"/>
-              </w:rPr>
-              <w:t>486.04%</w:t>
-            </w:r>
-          </w:p>
-        </w:tc>
-        <w:tc>
-          <w:tcPr>
-            <w:tcW w:type="dxa" w:w="851"/>
-          </w:tcPr>
-          <w:p>
-            <w:r>
-              <w:rPr>
-                <w:sz w:val="17"/>
-              </w:rPr>
-              <w:t>70.48%</w:t>
-            </w:r>
-          </w:p>
-        </w:tc>
-        <w:tc>
-          <w:tcPr>
-            <w:tcW w:type="dxa" w:w="851"/>
-          </w:tcPr>
-          <w:p>
-            <w:r>
-              <w:rPr>
-                <w:sz w:val="17"/>
-              </w:rPr>
-              <w:t>0.34%</w:t>
-            </w:r>
-          </w:p>
-        </w:tc>
-        <w:tc>
-          <w:tcPr>
-            <w:tcW w:type="dxa" w:w="851"/>
-          </w:tcPr>
-          <w:p>
-            <w:r>
-              <w:rPr>
-                <w:sz w:val="17"/>
-              </w:rPr>
-              <w:t>100%</w:t>
-            </w:r>
-          </w:p>
-        </w:tc>
-        <w:tc>
-          <w:tcPr>
-            <w:tcW w:type="dxa" w:w="851"/>
-          </w:tcPr>
-          <w:p>
-            <w:r>
-              <w:rPr>
-                <w:sz w:val="17"/>
-              </w:rPr>
-              <w:t>100%</w:t>
-            </w:r>
-          </w:p>
-        </w:tc>
-        <w:tc>
-          <w:tcPr>
-            <w:tcW w:type="dxa" w:w="851"/>
-          </w:tcPr>
-          <w:p>
-            <w:r>
-              <w:rPr>
-                <w:sz w:val="17"/>
-              </w:rPr>
-              <w:t>100%</w:t>
-            </w:r>
-          </w:p>
-        </w:tc>
-        <w:tc>
-          <w:tcPr>
-            <w:tcW w:type="dxa" w:w="851"/>
+            <w:tcW w:type="dxa" w:w="1560"/>
+          </w:tcPr>
+          <w:p>
+            <w:r>
+              <w:rPr>
+                <w:sz w:val="17"/>
+              </w:rPr>
+              <w:t>D1: same-grid, noise-free</w:t>
+            </w:r>
+          </w:p>
+        </w:tc>
+        <w:tc>
+          <w:tcPr>
+            <w:tcW w:type="dxa" w:w="1560"/>
+          </w:tcPr>
+          <w:p>
+            <w:r>
+              <w:rPr>
+                <w:sz w:val="17"/>
+              </w:rPr>
+              <w:t>15</w:t>
+            </w:r>
+          </w:p>
+        </w:tc>
+        <w:tc>
+          <w:tcPr>
+            <w:tcW w:type="dxa" w:w="1560"/>
+          </w:tcPr>
+          <w:p>
+            <m:oMath xmlns:a="http://schemas.openxmlformats.org/drawingml/2006/main" xmlns:pic="http://schemas.openxmlformats.org/drawingml/2006/picture">
+              <m:r>
+                <m:t>2.1</m:t>
+              </m:r>
+              <m:r>
+                <m:rPr>
+                  <m:sty m:val="p"/>
+                </m:rPr>
+                <m:t>×</m:t>
+              </m:r>
+              <m:sSup>
+                <m:e>
+                  <m:r>
+                    <m:t>10</m:t>
+                  </m:r>
+                </m:e>
+                <m:sup>
+                  <m:r>
+                    <m:rPr>
+                      <m:sty m:val="p"/>
+                    </m:rPr>
+                    <m:t>−</m:t>
+                  </m:r>
+                  <m:r>
+                    <m:t>7</m:t>
+                  </m:r>
+                </m:sup>
+              </m:sSup>
+            </m:oMath>
+          </w:p>
+        </w:tc>
+        <w:tc>
+          <w:tcPr>
+            <w:tcW w:type="dxa" w:w="1560"/>
+          </w:tcPr>
+          <w:p>
+            <m:oMath xmlns:a="http://schemas.openxmlformats.org/drawingml/2006/main" xmlns:pic="http://schemas.openxmlformats.org/drawingml/2006/picture">
+              <m:r>
+                <m:t>1.1</m:t>
+              </m:r>
+              <m:r>
+                <m:rPr>
+                  <m:sty m:val="p"/>
+                </m:rPr>
+                <m:t>×</m:t>
+              </m:r>
+              <m:sSup>
+                <m:e>
+                  <m:r>
+                    <m:t>10</m:t>
+                  </m:r>
+                </m:e>
+                <m:sup>
+                  <m:r>
+                    <m:rPr>
+                      <m:sty m:val="p"/>
+                    </m:rPr>
+                    <m:t>−</m:t>
+                  </m:r>
+                  <m:r>
+                    <m:t>9</m:t>
+                  </m:r>
+                </m:sup>
+              </m:sSup>
+            </m:oMath>
+          </w:p>
+        </w:tc>
+        <w:tc>
+          <w:tcPr>
+            <w:tcW w:type="dxa" w:w="1560"/>
+          </w:tcPr>
+          <w:p>
+            <m:oMath xmlns:a="http://schemas.openxmlformats.org/drawingml/2006/main" xmlns:pic="http://schemas.openxmlformats.org/drawingml/2006/picture">
+              <m:r>
+                <m:t>2.0</m:t>
+              </m:r>
+              <m:r>
+                <m:rPr>
+                  <m:sty m:val="p"/>
+                </m:rPr>
+                <m:t>×</m:t>
+              </m:r>
+              <m:sSup>
+                <m:e>
+                  <m:r>
+                    <m:t>10</m:t>
+                  </m:r>
+                </m:e>
+                <m:sup>
+                  <m:r>
+                    <m:rPr>
+                      <m:sty m:val="p"/>
+                    </m:rPr>
+                    <m:t>−</m:t>
+                  </m:r>
+                  <m:r>
+                    <m:t>7</m:t>
+                  </m:r>
+                </m:sup>
+              </m:sSup>
+            </m:oMath>
+          </w:p>
+        </w:tc>
+        <w:tc>
+          <w:tcPr>
+            <w:tcW w:type="dxa" w:w="1560"/>
           </w:tcPr>
           <w:p>
             <w:r>
@@ -22979,137 +24788,95 @@
         </w:trPr>
         <w:tc>
           <w:tcPr>
-            <w:tcW w:type="dxa" w:w="851"/>
-          </w:tcPr>
-          <w:p>
-            <w:r>
-              <w:rPr>
-                <w:sz w:val="17"/>
-              </w:rPr>
-              <w:t>single salt</w:t>
-            </w:r>
-          </w:p>
-        </w:tc>
-        <w:tc>
-          <w:tcPr>
-            <w:tcW w:type="dxa" w:w="851"/>
-          </w:tcPr>
-          <w:p>
-            <w:r>
-              <w:rPr>
-                <w:sz w:val="17"/>
-              </w:rPr>
-              <w:t>1%</w:t>
-            </w:r>
-          </w:p>
-        </w:tc>
-        <w:tc>
-          <w:tcPr>
-            <w:tcW w:type="dxa" w:w="851"/>
-          </w:tcPr>
-          <w:p>
-            <w:r>
-              <w:rPr>
-                <w:sz w:val="17"/>
-              </w:rPr>
-              <w:t>140.41%</w:t>
-            </w:r>
-          </w:p>
-        </w:tc>
-        <w:tc>
-          <w:tcPr>
-            <w:tcW w:type="dxa" w:w="851"/>
-          </w:tcPr>
-          <w:p>
-            <w:r>
-              <w:rPr>
-                <w:sz w:val="17"/>
-              </w:rPr>
-              <w:t>1605.31%</w:t>
-            </w:r>
-          </w:p>
-        </w:tc>
-        <w:tc>
-          <w:tcPr>
-            <w:tcW w:type="dxa" w:w="851"/>
-          </w:tcPr>
-          <w:p>
-            <w:r>
-              <w:rPr>
-                <w:sz w:val="17"/>
-              </w:rPr>
-              <w:t>485.20%</w:t>
-            </w:r>
-          </w:p>
-        </w:tc>
-        <w:tc>
-          <w:tcPr>
-            <w:tcW w:type="dxa" w:w="851"/>
-          </w:tcPr>
-          <w:p>
-            <w:r>
-              <w:rPr>
-                <w:sz w:val="17"/>
-              </w:rPr>
-              <w:t>77.31%</w:t>
-            </w:r>
-          </w:p>
-        </w:tc>
-        <w:tc>
-          <w:tcPr>
-            <w:tcW w:type="dxa" w:w="851"/>
-          </w:tcPr>
-          <w:p>
-            <w:r>
-              <w:rPr>
-                <w:sz w:val="17"/>
-              </w:rPr>
-              <w:t>0.30%</w:t>
-            </w:r>
-          </w:p>
-        </w:tc>
-        <w:tc>
-          <w:tcPr>
-            <w:tcW w:type="dxa" w:w="851"/>
-          </w:tcPr>
-          <w:p>
-            <w:r>
-              <w:rPr>
-                <w:sz w:val="17"/>
-              </w:rPr>
-              <w:t>100%</w:t>
-            </w:r>
-          </w:p>
-        </w:tc>
-        <w:tc>
-          <w:tcPr>
-            <w:tcW w:type="dxa" w:w="851"/>
-          </w:tcPr>
-          <w:p>
-            <w:r>
-              <w:rPr>
-                <w:sz w:val="17"/>
-              </w:rPr>
-              <w:t>100%</w:t>
-            </w:r>
-          </w:p>
-        </w:tc>
-        <w:tc>
-          <w:tcPr>
-            <w:tcW w:type="dxa" w:w="851"/>
-          </w:tcPr>
-          <w:p>
-            <w:r>
-              <w:rPr>
-                <w:sz w:val="17"/>
-              </w:rPr>
-              <w:t>100%</w:t>
-            </w:r>
-          </w:p>
-        </w:tc>
-        <w:tc>
-          <w:tcPr>
-            <w:tcW w:type="dxa" w:w="851"/>
+            <w:tcW w:type="dxa" w:w="1560"/>
+          </w:tcPr>
+          <w:p>
+            <w:r>
+              <w:rPr>
+                <w:sz w:val="17"/>
+              </w:rPr>
+              <w:t>D2: cross-grid, noise-free</w:t>
+            </w:r>
+          </w:p>
+        </w:tc>
+        <w:tc>
+          <w:tcPr>
+            <w:tcW w:type="dxa" w:w="1560"/>
+          </w:tcPr>
+          <w:p>
+            <w:r>
+              <w:rPr>
+                <w:sz w:val="17"/>
+              </w:rPr>
+              <w:t>15</w:t>
+            </w:r>
+          </w:p>
+        </w:tc>
+        <w:tc>
+          <w:tcPr>
+            <w:tcW w:type="dxa" w:w="1560"/>
+          </w:tcPr>
+          <w:p>
+            <w:r>
+              <w:rPr>
+                <w:sz w:val="17"/>
+              </w:rPr>
+              <w:t>1.29%</w:t>
+            </w:r>
+          </w:p>
+        </w:tc>
+        <w:tc>
+          <w:tcPr>
+            <w:tcW w:type="dxa" w:w="1560"/>
+          </w:tcPr>
+          <w:p>
+            <m:oMath xmlns:a="http://schemas.openxmlformats.org/drawingml/2006/main" xmlns:pic="http://schemas.openxmlformats.org/drawingml/2006/picture">
+              <m:r>
+                <m:t>1.1</m:t>
+              </m:r>
+              <m:r>
+                <m:rPr>
+                  <m:sty m:val="p"/>
+                </m:rPr>
+                <m:t>×</m:t>
+              </m:r>
+              <m:sSup>
+                <m:e>
+                  <m:r>
+                    <m:t>10</m:t>
+                  </m:r>
+                </m:e>
+                <m:sup>
+                  <m:r>
+                    <m:rPr>
+                      <m:sty m:val="p"/>
+                    </m:rPr>
+                    <m:t>−</m:t>
+                  </m:r>
+                  <m:r>
+                    <m:t>6</m:t>
+                  </m:r>
+                </m:sup>
+              </m:sSup>
+            </m:oMath>
+          </w:p>
+        </w:tc>
+        <w:tc>
+          <w:tcPr>
+            <w:tcW w:type="dxa" w:w="1560"/>
+          </w:tcPr>
+          <w:p>
+            <w:r>
+              <w:rPr>
+                <w:sz w:val="17"/>
+              </w:rPr>
+              <w:t>1.29%</w:t>
+            </w:r>
+          </w:p>
+        </w:tc>
+        <w:tc>
+          <w:tcPr>
+            <w:tcW w:type="dxa" w:w="1560"/>
           </w:tcPr>
           <w:p>
             <w:r>
@@ -23127,144 +24894,79 @@
         </w:trPr>
         <w:tc>
           <w:tcPr>
-            <w:tcW w:type="dxa" w:w="851"/>
-          </w:tcPr>
-          <w:p>
-            <w:r>
-              <w:rPr>
-                <w:sz w:val="17"/>
-              </w:rPr>
-              <w:t>single salt</w:t>
-            </w:r>
-          </w:p>
-        </w:tc>
-        <w:tc>
-          <w:tcPr>
-            <w:tcW w:type="dxa" w:w="851"/>
-          </w:tcPr>
-          <w:p>
-            <w:r>
-              <w:rPr>
-                <w:sz w:val="17"/>
-              </w:rPr>
-              <w:t>2%</w:t>
-            </w:r>
-          </w:p>
-        </w:tc>
-        <w:tc>
-          <w:tcPr>
-            <w:tcW w:type="dxa" w:w="851"/>
-          </w:tcPr>
-          <w:p>
-            <w:r>
-              <w:rPr>
-                <w:sz w:val="17"/>
-              </w:rPr>
-              <w:t>138.44%</w:t>
-            </w:r>
-          </w:p>
-        </w:tc>
-        <w:tc>
-          <w:tcPr>
-            <w:tcW w:type="dxa" w:w="851"/>
-          </w:tcPr>
-          <w:p>
-            <w:r>
-              <w:rPr>
-                <w:sz w:val="17"/>
-              </w:rPr>
-              <w:t>940.83%</w:t>
-            </w:r>
-          </w:p>
-        </w:tc>
-        <w:tc>
-          <w:tcPr>
-            <w:tcW w:type="dxa" w:w="851"/>
-          </w:tcPr>
-          <w:p>
-            <w:r>
-              <w:rPr>
-                <w:sz w:val="17"/>
-              </w:rPr>
-              <w:t>206.11%</w:t>
-            </w:r>
-          </w:p>
-        </w:tc>
-        <w:tc>
-          <w:tcPr>
-            <w:tcW w:type="dxa" w:w="851"/>
-          </w:tcPr>
-          <w:p>
-            <w:r>
-              <w:rPr>
-                <w:sz w:val="17"/>
-              </w:rPr>
-              <w:t>67.67%</w:t>
-            </w:r>
-          </w:p>
-        </w:tc>
-        <w:tc>
-          <w:tcPr>
-            <w:tcW w:type="dxa" w:w="851"/>
-          </w:tcPr>
-          <w:p>
-            <w:r>
-              <w:rPr>
-                <w:sz w:val="17"/>
-              </w:rPr>
-              <w:t>0.49%</w:t>
-            </w:r>
-          </w:p>
-        </w:tc>
-        <w:tc>
-          <w:tcPr>
-            <w:tcW w:type="dxa" w:w="851"/>
-          </w:tcPr>
-          <w:p>
-            <w:r>
-              <w:rPr>
-                <w:sz w:val="17"/>
-              </w:rPr>
-              <w:t>100%</w:t>
-            </w:r>
-          </w:p>
-        </w:tc>
-        <w:tc>
-          <w:tcPr>
-            <w:tcW w:type="dxa" w:w="851"/>
-          </w:tcPr>
-          <w:p>
-            <w:r>
-              <w:rPr>
-                <w:sz w:val="17"/>
-              </w:rPr>
-              <w:t>100%</w:t>
-            </w:r>
-          </w:p>
-        </w:tc>
-        <w:tc>
-          <w:tcPr>
-            <w:tcW w:type="dxa" w:w="851"/>
-          </w:tcPr>
-          <w:p>
-            <w:r>
-              <w:rPr>
-                <w:sz w:val="17"/>
-              </w:rPr>
-              <w:t>100%</w:t>
-            </w:r>
-          </w:p>
-        </w:tc>
-        <w:tc>
-          <w:tcPr>
-            <w:tcW w:type="dxa" w:w="851"/>
-          </w:tcPr>
-          <w:p>
-            <w:r>
-              <w:rPr>
-                <w:sz w:val="17"/>
-              </w:rPr>
-              <w:t>100%</w:t>
+            <w:tcW w:type="dxa" w:w="1560"/>
+          </w:tcPr>
+          <w:p>
+            <w:r>
+              <w:rPr>
+                <w:sz w:val="17"/>
+              </w:rPr>
+              <w:t>D3: warm B, 1% noise</w:t>
+            </w:r>
+          </w:p>
+        </w:tc>
+        <w:tc>
+          <w:tcPr>
+            <w:tcW w:type="dxa" w:w="1560"/>
+          </w:tcPr>
+          <w:p>
+            <w:r>
+              <w:rPr>
+                <w:sz w:val="17"/>
+              </w:rPr>
+              <w:t>75</w:t>
+            </w:r>
+          </w:p>
+        </w:tc>
+        <w:tc>
+          <w:tcPr>
+            <w:tcW w:type="dxa" w:w="1560"/>
+          </w:tcPr>
+          <w:p>
+            <w:r>
+              <w:rPr>
+                <w:sz w:val="17"/>
+              </w:rPr>
+              <w:t>1.49%</w:t>
+            </w:r>
+          </w:p>
+        </w:tc>
+        <w:tc>
+          <w:tcPr>
+            <w:tcW w:type="dxa" w:w="1560"/>
+          </w:tcPr>
+          <w:p>
+            <w:r>
+              <w:rPr>
+                <w:sz w:val="17"/>
+              </w:rPr>
+              <w:t>0.154%</w:t>
+            </w:r>
+          </w:p>
+        </w:tc>
+        <w:tc>
+          <w:tcPr>
+            <w:tcW w:type="dxa" w:w="1560"/>
+          </w:tcPr>
+          <w:p>
+            <w:r>
+              <w:rPr>
+                <w:sz w:val="17"/>
+              </w:rPr>
+              <w:t>1.45%</w:t>
+            </w:r>
+          </w:p>
+        </w:tc>
+        <w:tc>
+          <w:tcPr>
+            <w:tcW w:type="dxa" w:w="1560"/>
+          </w:tcPr>
+          <w:p>
+            <w:r>
+              <w:rPr>
+                <w:sz w:val="17"/>
+              </w:rPr>
+              <w:t>97.3%</w:t>
             </w:r>
           </w:p>
         </w:tc>
@@ -23275,884 +24977,79 @@
         </w:trPr>
         <w:tc>
           <w:tcPr>
-            <w:tcW w:type="dxa" w:w="851"/>
-          </w:tcPr>
-          <w:p>
-            <w:r>
-              <w:rPr>
-                <w:sz w:val="17"/>
-              </w:rPr>
-              <w:t>reversal potential</w:t>
-            </w:r>
-          </w:p>
-        </w:tc>
-        <w:tc>
-          <w:tcPr>
-            <w:tcW w:type="dxa" w:w="851"/>
-          </w:tcPr>
-          <w:p>
-            <w:r>
-              <w:rPr>
-                <w:sz w:val="17"/>
-              </w:rPr>
-              <w:t>0.2%</w:t>
-            </w:r>
-          </w:p>
-        </w:tc>
-        <w:tc>
-          <w:tcPr>
-            <w:tcW w:type="dxa" w:w="851"/>
-          </w:tcPr>
-          <w:p>
-            <w:r>
-              <w:rPr>
-                <w:sz w:val="17"/>
-              </w:rPr>
-              <w:t>31.92%</w:t>
-            </w:r>
-          </w:p>
-        </w:tc>
-        <w:tc>
-          <w:tcPr>
-            <w:tcW w:type="dxa" w:w="851"/>
-          </w:tcPr>
-          <w:p>
-            <w:r>
-              <w:rPr>
-                <w:sz w:val="17"/>
-              </w:rPr>
-              <w:t>94.03%</w:t>
-            </w:r>
-          </w:p>
-        </w:tc>
-        <w:tc>
-          <w:tcPr>
-            <w:tcW w:type="dxa" w:w="851"/>
-          </w:tcPr>
-          <w:p>
-            <w:r>
-              <w:rPr>
-                <w:sz w:val="17"/>
-              </w:rPr>
-              <w:t>72.22%</w:t>
-            </w:r>
-          </w:p>
-        </w:tc>
-        <w:tc>
-          <w:tcPr>
-            <w:tcW w:type="dxa" w:w="851"/>
-          </w:tcPr>
-          <w:p>
-            <w:r>
-              <w:rPr>
-                <w:sz w:val="17"/>
-              </w:rPr>
-              <w:t>6.09%</w:t>
-            </w:r>
-          </w:p>
-        </w:tc>
-        <w:tc>
-          <w:tcPr>
-            <w:tcW w:type="dxa" w:w="851"/>
-          </w:tcPr>
-          <w:p>
-            <w:r>
-              <w:rPr>
-                <w:sz w:val="17"/>
-              </w:rPr>
-              <w:t>0.05%</w:t>
-            </w:r>
-          </w:p>
-        </w:tc>
-        <w:tc>
-          <w:tcPr>
-            <w:tcW w:type="dxa" w:w="851"/>
-          </w:tcPr>
-          <w:p>
-            <w:r>
-              <w:rPr>
-                <w:sz w:val="17"/>
-              </w:rPr>
-              <w:t>62%</w:t>
-            </w:r>
-          </w:p>
-        </w:tc>
-        <w:tc>
-          <w:tcPr>
-            <w:tcW w:type="dxa" w:w="851"/>
-          </w:tcPr>
-          <w:p>
-            <w:r>
-              <w:rPr>
-                <w:sz w:val="17"/>
-              </w:rPr>
-              <w:t>58%</w:t>
-            </w:r>
-          </w:p>
-        </w:tc>
-        <w:tc>
-          <w:tcPr>
-            <w:tcW w:type="dxa" w:w="851"/>
-          </w:tcPr>
-          <w:p>
-            <w:r>
-              <w:rPr>
-                <w:sz w:val="17"/>
-              </w:rPr>
-              <w:t>49%</w:t>
-            </w:r>
-          </w:p>
-        </w:tc>
-        <w:tc>
-          <w:tcPr>
-            <w:tcW w:type="dxa" w:w="851"/>
-          </w:tcPr>
-          <w:p>
-            <w:r>
-              <w:rPr>
-                <w:sz w:val="17"/>
-              </w:rPr>
-              <w:t>78%</w:t>
-            </w:r>
-          </w:p>
-        </w:tc>
-      </w:tr>
-      <w:tr>
-        <w:trPr>
-          <w:cantSplit w:val="true"/>
-        </w:trPr>
-        <w:tc>
-          <w:tcPr>
-            <w:tcW w:type="dxa" w:w="851"/>
-          </w:tcPr>
-          <w:p>
-            <w:r>
-              <w:rPr>
-                <w:sz w:val="17"/>
-              </w:rPr>
-              <w:t>reversal potential</w:t>
-            </w:r>
-          </w:p>
-        </w:tc>
-        <w:tc>
-          <w:tcPr>
-            <w:tcW w:type="dxa" w:w="851"/>
-          </w:tcPr>
-          <w:p>
-            <w:r>
-              <w:rPr>
-                <w:sz w:val="17"/>
-              </w:rPr>
-              <w:t>1%</w:t>
-            </w:r>
-          </w:p>
-        </w:tc>
-        <w:tc>
-          <w:tcPr>
-            <w:tcW w:type="dxa" w:w="851"/>
-          </w:tcPr>
-          <w:p>
-            <w:r>
-              <w:rPr>
-                <w:sz w:val="17"/>
-              </w:rPr>
-              <w:t>20.67%</w:t>
-            </w:r>
-          </w:p>
-        </w:tc>
-        <w:tc>
-          <w:tcPr>
-            <w:tcW w:type="dxa" w:w="851"/>
-          </w:tcPr>
-          <w:p>
-            <w:r>
-              <w:rPr>
-                <w:sz w:val="17"/>
-              </w:rPr>
-              <w:t>263.41%</w:t>
-            </w:r>
-          </w:p>
-        </w:tc>
-        <w:tc>
-          <w:tcPr>
-            <w:tcW w:type="dxa" w:w="851"/>
-          </w:tcPr>
-          <w:p>
-            <w:r>
-              <w:rPr>
-                <w:sz w:val="17"/>
-              </w:rPr>
-              <w:t>37.65%</w:t>
-            </w:r>
-          </w:p>
-        </w:tc>
-        <w:tc>
-          <w:tcPr>
-            <w:tcW w:type="dxa" w:w="851"/>
-          </w:tcPr>
-          <w:p>
-            <w:r>
-              <w:rPr>
-                <w:sz w:val="17"/>
-              </w:rPr>
-              <w:t>7.29%</w:t>
-            </w:r>
-          </w:p>
-        </w:tc>
-        <w:tc>
-          <w:tcPr>
-            <w:tcW w:type="dxa" w:w="851"/>
-          </w:tcPr>
-          <w:p>
-            <w:r>
-              <w:rPr>
-                <w:sz w:val="17"/>
-              </w:rPr>
-              <w:t>0.20%</w:t>
-            </w:r>
-          </w:p>
-        </w:tc>
-        <w:tc>
-          <w:tcPr>
-            <w:tcW w:type="dxa" w:w="851"/>
-          </w:tcPr>
-          <w:p>
-            <w:r>
-              <w:rPr>
-                <w:sz w:val="17"/>
-              </w:rPr>
-              <w:t>56%</w:t>
-            </w:r>
-          </w:p>
-        </w:tc>
-        <w:tc>
-          <w:tcPr>
-            <w:tcW w:type="dxa" w:w="851"/>
-          </w:tcPr>
-          <w:p>
-            <w:r>
-              <w:rPr>
-                <w:sz w:val="17"/>
-              </w:rPr>
-              <w:t>44%</w:t>
-            </w:r>
-          </w:p>
-        </w:tc>
-        <w:tc>
-          <w:tcPr>
-            <w:tcW w:type="dxa" w:w="851"/>
-          </w:tcPr>
-          <w:p>
-            <w:r>
-              <w:rPr>
-                <w:sz w:val="17"/>
-              </w:rPr>
-              <w:t>46%</w:t>
-            </w:r>
-          </w:p>
-        </w:tc>
-        <w:tc>
-          <w:tcPr>
-            <w:tcW w:type="dxa" w:w="851"/>
-          </w:tcPr>
-          <w:p>
-            <w:r>
-              <w:rPr>
-                <w:sz w:val="17"/>
-              </w:rPr>
-              <w:t>78%</w:t>
-            </w:r>
-          </w:p>
-        </w:tc>
-      </w:tr>
-      <w:tr>
-        <w:trPr>
-          <w:cantSplit w:val="true"/>
-        </w:trPr>
-        <w:tc>
-          <w:tcPr>
-            <w:tcW w:type="dxa" w:w="851"/>
-          </w:tcPr>
-          <w:p>
-            <w:r>
-              <w:rPr>
-                <w:sz w:val="17"/>
-              </w:rPr>
-              <w:t>reversal potential</w:t>
-            </w:r>
-          </w:p>
-        </w:tc>
-        <w:tc>
-          <w:tcPr>
-            <w:tcW w:type="dxa" w:w="851"/>
-          </w:tcPr>
-          <w:p>
-            <w:r>
-              <w:rPr>
-                <w:sz w:val="17"/>
-              </w:rPr>
-              <w:t>2%</w:t>
-            </w:r>
-          </w:p>
-        </w:tc>
-        <w:tc>
-          <w:tcPr>
-            <w:tcW w:type="dxa" w:w="851"/>
-          </w:tcPr>
-          <w:p>
-            <w:r>
-              <w:rPr>
-                <w:sz w:val="17"/>
-              </w:rPr>
-              <w:t>24.18%</w:t>
-            </w:r>
-          </w:p>
-        </w:tc>
-        <w:tc>
-          <w:tcPr>
-            <w:tcW w:type="dxa" w:w="851"/>
-          </w:tcPr>
-          <w:p>
-            <w:r>
-              <w:rPr>
-                <w:sz w:val="17"/>
-              </w:rPr>
-              <w:t>382.51%</w:t>
-            </w:r>
-          </w:p>
-        </w:tc>
-        <w:tc>
-          <w:tcPr>
-            <w:tcW w:type="dxa" w:w="851"/>
-          </w:tcPr>
-          <w:p>
-            <w:r>
-              <w:rPr>
-                <w:sz w:val="17"/>
-              </w:rPr>
-              <w:t>44.42%</w:t>
-            </w:r>
-          </w:p>
-        </w:tc>
-        <w:tc>
-          <w:tcPr>
-            <w:tcW w:type="dxa" w:w="851"/>
-          </w:tcPr>
-          <w:p>
-            <w:r>
-              <w:rPr>
-                <w:sz w:val="17"/>
-              </w:rPr>
-              <w:t>7.72%</w:t>
-            </w:r>
-          </w:p>
-        </w:tc>
-        <w:tc>
-          <w:tcPr>
-            <w:tcW w:type="dxa" w:w="851"/>
-          </w:tcPr>
-          <w:p>
-            <w:r>
-              <w:rPr>
-                <w:sz w:val="17"/>
-              </w:rPr>
-              <w:t>0.33%</w:t>
-            </w:r>
-          </w:p>
-        </w:tc>
-        <w:tc>
-          <w:tcPr>
-            <w:tcW w:type="dxa" w:w="851"/>
-          </w:tcPr>
-          <w:p>
-            <w:r>
-              <w:rPr>
-                <w:sz w:val="17"/>
-              </w:rPr>
-              <w:t>52%</w:t>
-            </w:r>
-          </w:p>
-        </w:tc>
-        <w:tc>
-          <w:tcPr>
-            <w:tcW w:type="dxa" w:w="851"/>
-          </w:tcPr>
-          <w:p>
-            <w:r>
-              <w:rPr>
-                <w:sz w:val="17"/>
-              </w:rPr>
-              <w:t>35%</w:t>
-            </w:r>
-          </w:p>
-        </w:tc>
-        <w:tc>
-          <w:tcPr>
-            <w:tcW w:type="dxa" w:w="851"/>
-          </w:tcPr>
-          <w:p>
-            <w:r>
-              <w:rPr>
-                <w:sz w:val="17"/>
-              </w:rPr>
-              <w:t>40%</w:t>
-            </w:r>
-          </w:p>
-        </w:tc>
-        <w:tc>
-          <w:tcPr>
-            <w:tcW w:type="dxa" w:w="851"/>
-          </w:tcPr>
-          <w:p>
-            <w:r>
-              <w:rPr>
-                <w:sz w:val="17"/>
-              </w:rPr>
-              <w:t>80%</w:t>
-            </w:r>
-          </w:p>
-        </w:tc>
-      </w:tr>
-      <w:tr>
-        <w:trPr>
-          <w:cantSplit w:val="true"/>
-        </w:trPr>
-        <w:tc>
-          <w:tcPr>
-            <w:tcW w:type="dxa" w:w="851"/>
-          </w:tcPr>
-          <w:p>
-            <w:r>
-              <w:rPr>
-                <w:sz w:val="17"/>
-              </w:rPr>
-              <w:t>dual + selectivity</w:t>
-            </w:r>
-          </w:p>
-        </w:tc>
-        <w:tc>
-          <w:tcPr>
-            <w:tcW w:type="dxa" w:w="851"/>
-          </w:tcPr>
-          <w:p>
-            <w:r>
-              <w:rPr>
-                <w:sz w:val="17"/>
-              </w:rPr>
-              <w:t>0.2%</w:t>
-            </w:r>
-          </w:p>
-        </w:tc>
-        <w:tc>
-          <w:tcPr>
-            <w:tcW w:type="dxa" w:w="851"/>
-          </w:tcPr>
-          <w:p>
-            <w:r>
-              <w:rPr>
-                <w:sz w:val="17"/>
-              </w:rPr>
-              <w:t>1.47%</w:t>
-            </w:r>
-          </w:p>
-        </w:tc>
-        <w:tc>
-          <w:tcPr>
-            <w:tcW w:type="dxa" w:w="851"/>
-          </w:tcPr>
-          <w:p>
-            <w:r>
-              <w:rPr>
-                <w:sz w:val="17"/>
-              </w:rPr>
-              <w:t>1.41%</w:t>
-            </w:r>
-          </w:p>
-        </w:tc>
-        <w:tc>
-          <w:tcPr>
-            <w:tcW w:type="dxa" w:w="851"/>
-          </w:tcPr>
-          <w:p>
-            <w:r>
-              <w:rPr>
-                <w:sz w:val="17"/>
-              </w:rPr>
-              <w:t>1.36%</w:t>
-            </w:r>
-          </w:p>
-        </w:tc>
-        <w:tc>
-          <w:tcPr>
-            <w:tcW w:type="dxa" w:w="851"/>
-          </w:tcPr>
-          <w:p>
-            <w:r>
-              <w:rPr>
-                <w:sz w:val="17"/>
-              </w:rPr>
-              <w:t>2.62%</w:t>
-            </w:r>
-          </w:p>
-        </w:tc>
-        <w:tc>
-          <w:tcPr>
-            <w:tcW w:type="dxa" w:w="851"/>
-          </w:tcPr>
-          <w:p>
-            <w:r>
-              <w:rPr>
-                <w:sz w:val="17"/>
-              </w:rPr>
-              <w:t>0.03%</w:t>
-            </w:r>
-          </w:p>
-        </w:tc>
-        <w:tc>
-          <w:tcPr>
-            <w:tcW w:type="dxa" w:w="851"/>
-          </w:tcPr>
-          <w:p>
-            <w:r>
-              <w:rPr>
-                <w:sz w:val="17"/>
-              </w:rPr>
-              <w:t>4%</w:t>
-            </w:r>
-          </w:p>
-        </w:tc>
-        <w:tc>
-          <w:tcPr>
-            <w:tcW w:type="dxa" w:w="851"/>
-          </w:tcPr>
-          <w:p>
-            <w:r>
-              <w:rPr>
-                <w:sz w:val="17"/>
-              </w:rPr>
-              <w:t>13%</w:t>
-            </w:r>
-          </w:p>
-        </w:tc>
-        <w:tc>
-          <w:tcPr>
-            <w:tcW w:type="dxa" w:w="851"/>
-          </w:tcPr>
-          <w:p>
-            <w:r>
-              <w:rPr>
-                <w:sz w:val="17"/>
-              </w:rPr>
-              <w:t>0%</w:t>
-            </w:r>
-          </w:p>
-        </w:tc>
-        <w:tc>
-          <w:tcPr>
-            <w:tcW w:type="dxa" w:w="851"/>
-          </w:tcPr>
-          <w:p>
-            <w:r>
-              <w:rPr>
-                <w:sz w:val="17"/>
-              </w:rPr>
-              <w:t>0%</w:t>
-            </w:r>
-          </w:p>
-        </w:tc>
-      </w:tr>
-      <w:tr>
-        <w:trPr>
-          <w:cantSplit w:val="true"/>
-        </w:trPr>
-        <w:tc>
-          <w:tcPr>
-            <w:tcW w:type="dxa" w:w="851"/>
-          </w:tcPr>
-          <w:p>
-            <w:r>
-              <w:rPr>
-                <w:sz w:val="17"/>
-              </w:rPr>
-              <w:t>dual + selectivity</w:t>
-            </w:r>
-          </w:p>
-        </w:tc>
-        <w:tc>
-          <w:tcPr>
-            <w:tcW w:type="dxa" w:w="851"/>
-          </w:tcPr>
-          <w:p>
-            <w:r>
-              <w:rPr>
-                <w:sz w:val="17"/>
-              </w:rPr>
-              <w:t>1%</w:t>
-            </w:r>
-          </w:p>
-        </w:tc>
-        <w:tc>
-          <w:tcPr>
-            <w:tcW w:type="dxa" w:w="851"/>
-          </w:tcPr>
-          <w:p>
-            <w:r>
-              <w:rPr>
-                <w:sz w:val="17"/>
-              </w:rPr>
-              <w:t>1.72%</w:t>
-            </w:r>
-          </w:p>
-        </w:tc>
-        <w:tc>
-          <w:tcPr>
-            <w:tcW w:type="dxa" w:w="851"/>
-          </w:tcPr>
-          <w:p>
-            <w:r>
-              <w:rPr>
-                <w:sz w:val="17"/>
-              </w:rPr>
-              <w:t>1.38%</w:t>
-            </w:r>
-          </w:p>
-        </w:tc>
-        <w:tc>
-          <w:tcPr>
-            <w:tcW w:type="dxa" w:w="851"/>
-          </w:tcPr>
-          <w:p>
-            <w:r>
-              <w:rPr>
-                <w:sz w:val="17"/>
-              </w:rPr>
-              <w:t>1.40%</w:t>
-            </w:r>
-          </w:p>
-        </w:tc>
-        <w:tc>
-          <w:tcPr>
-            <w:tcW w:type="dxa" w:w="851"/>
-          </w:tcPr>
-          <w:p>
-            <w:r>
-              <w:rPr>
-                <w:sz w:val="17"/>
-              </w:rPr>
-              <w:t>2.41%</w:t>
-            </w:r>
-          </w:p>
-        </w:tc>
-        <w:tc>
-          <w:tcPr>
-            <w:tcW w:type="dxa" w:w="851"/>
-          </w:tcPr>
-          <w:p>
-            <w:r>
-              <w:rPr>
-                <w:sz w:val="17"/>
-              </w:rPr>
-              <w:t>0.17%</w:t>
-            </w:r>
-          </w:p>
-        </w:tc>
-        <w:tc>
-          <w:tcPr>
-            <w:tcW w:type="dxa" w:w="851"/>
-          </w:tcPr>
-          <w:p>
-            <w:r>
-              <w:rPr>
-                <w:sz w:val="17"/>
-              </w:rPr>
-              <w:t>68%</w:t>
-            </w:r>
-          </w:p>
-        </w:tc>
-        <w:tc>
-          <w:tcPr>
-            <w:tcW w:type="dxa" w:w="851"/>
-          </w:tcPr>
-          <w:p>
-            <w:r>
-              <w:rPr>
-                <w:sz w:val="17"/>
-              </w:rPr>
-              <w:t>89%</w:t>
-            </w:r>
-          </w:p>
-        </w:tc>
-        <w:tc>
-          <w:tcPr>
-            <w:tcW w:type="dxa" w:w="851"/>
-          </w:tcPr>
-          <w:p>
-            <w:r>
-              <w:rPr>
-                <w:sz w:val="17"/>
-              </w:rPr>
-              <w:t>70%</w:t>
-            </w:r>
-          </w:p>
-        </w:tc>
-        <w:tc>
-          <w:tcPr>
-            <w:tcW w:type="dxa" w:w="851"/>
-          </w:tcPr>
-          <w:p>
-            <w:r>
-              <w:rPr>
-                <w:sz w:val="17"/>
-              </w:rPr>
-              <w:t>44%</w:t>
-            </w:r>
-          </w:p>
-        </w:tc>
-      </w:tr>
-      <w:tr>
-        <w:trPr>
-          <w:cantSplit w:val="true"/>
-        </w:trPr>
-        <w:tc>
-          <w:tcPr>
-            <w:tcW w:type="dxa" w:w="851"/>
-          </w:tcPr>
-          <w:p>
-            <w:r>
-              <w:rPr>
-                <w:sz w:val="17"/>
-              </w:rPr>
-              <w:t>dual + selectivity</w:t>
-            </w:r>
-          </w:p>
-        </w:tc>
-        <w:tc>
-          <w:tcPr>
-            <w:tcW w:type="dxa" w:w="851"/>
-          </w:tcPr>
-          <w:p>
-            <w:r>
-              <w:rPr>
-                <w:sz w:val="17"/>
-              </w:rPr>
-              <w:t>2%</w:t>
-            </w:r>
-          </w:p>
-        </w:tc>
-        <w:tc>
-          <w:tcPr>
-            <w:tcW w:type="dxa" w:w="851"/>
-          </w:tcPr>
-          <w:p>
-            <w:r>
-              <w:rPr>
-                <w:sz w:val="17"/>
-              </w:rPr>
-              <w:t>2.29%</w:t>
-            </w:r>
-          </w:p>
-        </w:tc>
-        <w:tc>
-          <w:tcPr>
-            <w:tcW w:type="dxa" w:w="851"/>
-          </w:tcPr>
-          <w:p>
-            <w:r>
-              <w:rPr>
-                <w:sz w:val="17"/>
-              </w:rPr>
-              <w:t>2.55%</w:t>
-            </w:r>
-          </w:p>
-        </w:tc>
-        <w:tc>
-          <w:tcPr>
-            <w:tcW w:type="dxa" w:w="851"/>
-          </w:tcPr>
-          <w:p>
-            <w:r>
-              <w:rPr>
-                <w:sz w:val="17"/>
-              </w:rPr>
-              <w:t>1.80%</w:t>
-            </w:r>
-          </w:p>
-        </w:tc>
-        <w:tc>
-          <w:tcPr>
-            <w:tcW w:type="dxa" w:w="851"/>
-          </w:tcPr>
-          <w:p>
-            <w:r>
-              <w:rPr>
-                <w:sz w:val="17"/>
-              </w:rPr>
-              <w:t>2.74%</w:t>
-            </w:r>
-          </w:p>
-        </w:tc>
-        <w:tc>
-          <w:tcPr>
-            <w:tcW w:type="dxa" w:w="851"/>
-          </w:tcPr>
-          <w:p>
-            <w:r>
-              <w:rPr>
-                <w:sz w:val="17"/>
-              </w:rPr>
-              <w:t>0.39%</w:t>
-            </w:r>
-          </w:p>
-        </w:tc>
-        <w:tc>
-          <w:tcPr>
-            <w:tcW w:type="dxa" w:w="851"/>
-          </w:tcPr>
-          <w:p>
-            <w:r>
-              <w:rPr>
-                <w:sz w:val="17"/>
-              </w:rPr>
-              <w:t>87%</w:t>
-            </w:r>
-          </w:p>
-        </w:tc>
-        <w:tc>
-          <w:tcPr>
-            <w:tcW w:type="dxa" w:w="851"/>
-          </w:tcPr>
-          <w:p>
-            <w:r>
-              <w:rPr>
-                <w:sz w:val="17"/>
-              </w:rPr>
-              <w:t>87%</w:t>
-            </w:r>
-          </w:p>
-        </w:tc>
-        <w:tc>
-          <w:tcPr>
-            <w:tcW w:type="dxa" w:w="851"/>
-          </w:tcPr>
-          <w:p>
-            <w:r>
-              <w:rPr>
-                <w:sz w:val="17"/>
-              </w:rPr>
-              <w:t>91%</w:t>
-            </w:r>
-          </w:p>
-        </w:tc>
-        <w:tc>
-          <w:tcPr>
-            <w:tcW w:type="dxa" w:w="851"/>
-          </w:tcPr>
-          <w:p>
-            <w:r>
-              <w:rPr>
-                <w:sz w:val="17"/>
-              </w:rPr>
-              <w:t>83%</w:t>
+            <w:tcW w:type="dxa" w:w="1560"/>
+          </w:tcPr>
+          <w:p>
+            <w:r>
+              <w:rPr>
+                <w:sz w:val="17"/>
+              </w:rPr>
+              <w:t>D3: cold C, 1% noise</w:t>
+            </w:r>
+          </w:p>
+        </w:tc>
+        <w:tc>
+          <w:tcPr>
+            <w:tcW w:type="dxa" w:w="1560"/>
+          </w:tcPr>
+          <w:p>
+            <w:r>
+              <w:rPr>
+                <w:sz w:val="17"/>
+              </w:rPr>
+              <w:t>75</w:t>
+            </w:r>
+          </w:p>
+        </w:tc>
+        <w:tc>
+          <w:tcPr>
+            <w:tcW w:type="dxa" w:w="1560"/>
+          </w:tcPr>
+          <w:p>
+            <w:r>
+              <w:rPr>
+                <w:sz w:val="17"/>
+              </w:rPr>
+              <w:t>1.55%</w:t>
+            </w:r>
+          </w:p>
+        </w:tc>
+        <w:tc>
+          <w:tcPr>
+            <w:tcW w:type="dxa" w:w="1560"/>
+          </w:tcPr>
+          <w:p>
+            <w:r>
+              <w:rPr>
+                <w:sz w:val="17"/>
+              </w:rPr>
+              <w:t>0.154%</w:t>
+            </w:r>
+          </w:p>
+        </w:tc>
+        <w:tc>
+          <w:tcPr>
+            <w:tcW w:type="dxa" w:w="1560"/>
+          </w:tcPr>
+          <w:p>
+            <w:r>
+              <w:rPr>
+                <w:sz w:val="17"/>
+              </w:rPr>
+              <w:t>1.70%</w:t>
+            </w:r>
+          </w:p>
+        </w:tc>
+        <w:tc>
+          <w:tcPr>
+            <w:tcW w:type="dxa" w:w="1560"/>
+          </w:tcPr>
+          <w:p>
+            <w:r>
+              <w:rPr>
+                <w:sz w:val="17"/>
+              </w:rPr>
+              <w:t>66.7%</w:t>
             </w:r>
           </w:p>
         </w:tc>
@@ -31064,7 +31961,7 @@
         </m:sSub>
       </m:oMath>
       <w:r>
-        <w:t xml:space="preserve"> at the same biases. Each observation is perturbed by independent 0.2%, 1%, or 2% relative Gaussian noise; 20 realizations are used per state–protocol–noise cell.</w:t>
+        <w:t xml:space="preserve"> at the same biases. Each observation is perturbed by independent 0.2%, 1%, or 2% relative Gaussian noise; 5 realizations are used per state–protocol–noise cell.</w:t>
       </w:r>
     </w:p>
     <w:p>

--- a/manuscript/Supplementary_Materials_PINO.docx
+++ b/manuscript/Supplementary_Materials_PINO.docx
@@ -6289,7 +6289,33 @@
                 <w:rFonts w:ascii="Consolas" w:hAnsi="Consolas"/>
                 <w:sz w:val="17"/>
               </w:rPr>
-              <w:t>results/stage19_hybrid_controller.json</w:t>
+              <w:t>results/stage21_timing_benchmark_real.json</w:t>
+            </w:r>
+            <w:r>
+              <w:rPr>
+                <w:sz w:val="17"/>
+              </w:rPr>
+              <w:t xml:space="preserve">; </w:t>
+            </w:r>
+            <w:r>
+              <w:rPr>
+                <w:rFonts w:ascii="Consolas" w:hAnsi="Consolas"/>
+                <w:sz w:val="17"/>
+              </w:rPr>
+              <w:t>results/stage21_inverse_records_real.npz</w:t>
+            </w:r>
+            <w:r>
+              <w:rPr>
+                <w:sz w:val="17"/>
+              </w:rPr>
+              <w:t xml:space="preserve">; </w:t>
+            </w:r>
+            <w:r>
+              <w:rPr>
+                <w:rFonts w:ascii="Consolas" w:hAnsi="Consolas"/>
+                <w:sz w:val="17"/>
+              </w:rPr>
+              <w:t>results/stage21_bias_diagnostic_real.json</w:t>
             </w:r>
           </w:p>
         </w:tc>
@@ -21616,7 +21642,79 @@
         <w:t>Supplementary Table S22.</w:t>
       </w:r>
       <w:r>
-        <w:t xml:space="preserve"> Operator-warm-started SG/FV solver and blind unequal-reservoir reversal-potential benchmark. (A) Median current and reversal-potential errors with median wall time for eight methods on 120 states (40 weak, 40 transitional, 40 strong). The Pino-Controller warm-starts the conservative SG/FV solve from the operator and is reference-free; full SG/FV is the reference. (B) Blind Stage-20 inversion with shared noisy observations, 15 states, and 5 realizations per protocol and noise level; B is the residual-controlled SG/FV Gauss–Newton estimator. Errors are medians over all states and over the weak, transitional, and strong charge bands; coverage is the fraction of 95% intervals containing the truth, reported separately for radius </w:t>
+        <w:t xml:space="preserve"> Operator-warm-started SG/FV solver and blind unequal-reservoir reversal-potential benchmark. (A) Task A is the equal-reservoir forward solve on the </w:t>
+      </w:r>
+      <m:oMath xmlns:a="http://schemas.openxmlformats.org/drawingml/2006/main" xmlns:pic="http://schemas.openxmlformats.org/drawingml/2006/picture">
+        <m:r>
+          <m:t>21</m:t>
+        </m:r>
+        <m:r>
+          <m:rPr>
+            <m:sty m:val="p"/>
+          </m:rPr>
+          <m:t>×</m:t>
+        </m:r>
+        <m:r>
+          <m:t>61</m:t>
+        </m:r>
+      </m:oMath>
+      <w:r>
+        <w:t xml:space="preserve"> grid at tolerance </w:t>
+      </w:r>
+      <m:oMath xmlns:a="http://schemas.openxmlformats.org/drawingml/2006/main" xmlns:pic="http://schemas.openxmlformats.org/drawingml/2006/picture">
+        <m:sSup>
+          <m:e>
+            <m:r>
+              <m:t>10</m:t>
+            </m:r>
+          </m:e>
+          <m:sup>
+            <m:r>
+              <m:rPr>
+                <m:sty m:val="p"/>
+              </m:rPr>
+              <m:t>−</m:t>
+            </m:r>
+            <m:r>
+              <m:t>9</m:t>
+            </m:r>
+          </m:sup>
+        </m:sSup>
+      </m:oMath>
+      <w:r>
+        <w:t xml:space="preserve">; the table reports the median relative current error and median wall time for eight methods on 120 states (40 weak, 40 transitional, 40 strong), with full SG/FV as the reference. Task B is the unequal-reservoir reversal root </w:t>
+      </w:r>
+      <m:oMath xmlns:a="http://schemas.openxmlformats.org/drawingml/2006/main" xmlns:pic="http://schemas.openxmlformats.org/drawingml/2006/picture">
+        <m:r>
+          <m:t>I</m:t>
+        </m:r>
+        <m:r>
+          <m:rPr>
+            <m:sty m:val="p"/>
+          </m:rPr>
+          <m:t>(</m:t>
+        </m:r>
+        <m:r>
+          <m:t>V</m:t>
+        </m:r>
+        <m:r>
+          <m:rPr>
+            <m:sty m:val="p"/>
+          </m:rPr>
+          <m:t>)</m:t>
+        </m:r>
+        <m:r>
+          <m:rPr>
+            <m:sty m:val="p"/>
+          </m:rPr>
+          <m:t>=</m:t>
+        </m:r>
+        <m:r>
+          <m:t>0</m:t>
+        </m:r>
+      </m:oMath>
+      <w:r>
+        <w:t xml:space="preserve">; the table reports the median absolute reversal-potential error, the median number of SG/FV current evaluations, and the median wall time for the operator surrogate and the warm and cold root solvers. The Pino controller warm-starts the conservative SG/FV solve from the operator and is reference-free. (B) Blind Stage-20 inversion with shared noisy observations, 15 states, and 5 realizations per protocol and noise level (75 per protocol–noise cell; 675 total); B is the residual-controlled SG/FV Gauss–Newton estimator and C is a single-start cold SG/FV baseline. Errors are medians over all attempted fits, with no converged-only filtering, and coverage is the fraction of 95% intervals containing the truth for radius </w:t>
       </w:r>
       <m:oMath xmlns:a="http://schemas.openxmlformats.org/drawingml/2006/main" xmlns:pic="http://schemas.openxmlformats.org/drawingml/2006/picture">
         <m:r>
@@ -21632,7 +21730,7 @@
         </m:r>
       </m:oMath>
       <w:r>
-        <w:t xml:space="preserve">, and dimensionless wall charge </w:t>
+        <w:t xml:space="preserve">, and wall charge </w:t>
       </w:r>
       <m:oMath xmlns:a="http://schemas.openxmlformats.org/drawingml/2006/main" xmlns:pic="http://schemas.openxmlformats.org/drawingml/2006/picture">
         <m:sSub>
@@ -21661,7 +21759,7 @@
         </m:r>
       </m:oMath>
       <w:r>
-        <w:t xml:space="preserve">, for all states and by charge band. The dual protocol reaches 1.5% median charge error at 1% noise but its intervals are undercovered (73% for </w:t>
+        <w:t xml:space="preserve">. The B conv., B bound., and C conv. columns give the convergence and boundary-hit fractions. Single-salt fits never satisfy the convergence criterion (0% at every noise level) and hit a parameter bound in 20–41% of attempts; at 1% noise all 75 single-salt B fits stop on line-search failure, the reversal fits stop on step tolerance (48), iteration limit (22), or line search (5), and the dual fits stop on step tolerance (73) or line search (2). Their reported intervals are provisional local intervals rather than validated confidence intervals, and the single-salt identifiability conclusion rests on the Fisher analysis rather than on these failed fits. The dual protocol reaches 1.5% median charge error at 1% noise but its intervals are undercovered (73% for </w:t>
       </w:r>
       <m:oMath xmlns:a="http://schemas.openxmlformats.org/drawingml/2006/main" xmlns:pic="http://schemas.openxmlformats.org/drawingml/2006/picture">
         <m:sSub>
@@ -21678,7 +21776,7 @@
         </m:sSub>
       </m:oMath>
       <w:r>
-        <w:t xml:space="preserve">), while the reversal potential is strongly state dependent (85% weak-charge versus 5.0% strong-charge). Single-salt conductance remains unidentifiable. (C) Three-way bias diagnostic at 1% noise with estimator B (dual protocol): D1—noise-free </w:t>
+        <w:t xml:space="preserve">), while the reversal potential is strongly state dependent (85% weak-charge versus 5.0% strong-charge). (C) Three-way bias diagnostic at 1% noise with estimator B (dual protocol): D1—noise-free </w:t>
       </w:r>
       <m:oMath xmlns:a="http://schemas.openxmlformats.org/drawingml/2006/main" xmlns:pic="http://schemas.openxmlformats.org/drawingml/2006/picture">
         <m:r>
@@ -21847,7 +21945,812 @@
         </m:sSup>
       </m:oMath>
       <w:r>
-        <w:t xml:space="preserve"> and initialization changes the charge error only from 1.49% (warm B) to 1.55% (cold C).</w:t>
+        <w:t>. Initialization changes the charge error only from 1.49% (warm B) to 1.55% (cold C), but it changes the convergence rate from 97.3% to 66.7%; warm starting is therefore more robust even though the median errors are similar.</w:t>
+      </w:r>
+    </w:p>
+    <w:p>
+      <w:r>
+        <w:rPr>
+          <w:b/>
+        </w:rPr>
+        <w:t>Task A (forward solve).</w:t>
+      </w:r>
+      <w:r>
+        <w:t xml:space="preserve"> Equal-reservoir forward solve on 120 states; median relative current error and median wall time. Full SG/FV is the reference.</w:t>
+      </w:r>
+    </w:p>
+    <w:tbl>
+      <w:tblPr>
+        <w:tblStyle w:val="TableGrid"/>
+        <w:tblW w:type="auto" w:w="0"/>
+        <w:tblLook w:firstColumn="1" w:firstRow="1" w:lastColumn="0" w:lastRow="0" w:noHBand="0" w:noVBand="1" w:val="04A0"/>
+      </w:tblPr>
+      <w:tblGrid>
+        <w:gridCol w:w="3120"/>
+        <w:gridCol w:w="3120"/>
+        <w:gridCol w:w="3120"/>
+      </w:tblGrid>
+      <w:tr>
+        <w:trPr>
+          <w:tblHeader w:val="true"/>
+          <w:cantSplit w:val="true"/>
+        </w:trPr>
+        <w:tc>
+          <w:tcPr>
+            <w:tcW w:type="dxa" w:w="3120"/>
+          </w:tcPr>
+          <w:p>
+            <w:r>
+              <w:rPr>
+                <w:b/>
+                <w:sz w:val="17"/>
+              </w:rPr>
+              <w:t>Method</w:t>
+            </w:r>
+          </w:p>
+        </w:tc>
+        <w:tc>
+          <w:tcPr>
+            <w:tcW w:type="dxa" w:w="3120"/>
+          </w:tcPr>
+          <w:p>
+            <w:r>
+              <w:rPr>
+                <w:b/>
+                <w:sz w:val="17"/>
+              </w:rPr>
+              <w:t xml:space="preserve">Median </w:t>
+            </w:r>
+            <m:oMath xmlns:a="http://schemas.openxmlformats.org/drawingml/2006/main" xmlns:pic="http://schemas.openxmlformats.org/drawingml/2006/picture">
+              <m:r>
+                <m:t>I</m:t>
+              </m:r>
+            </m:oMath>
+            <w:r>
+              <w:rPr>
+                <w:b/>
+                <w:sz w:val="17"/>
+              </w:rPr>
+              <w:t xml:space="preserve"> rel. error</w:t>
+            </w:r>
+          </w:p>
+        </w:tc>
+        <w:tc>
+          <w:tcPr>
+            <w:tcW w:type="dxa" w:w="3120"/>
+          </w:tcPr>
+          <w:p>
+            <w:r>
+              <w:rPr>
+                <w:b/>
+                <w:sz w:val="17"/>
+              </w:rPr>
+              <w:t>Median time (s)</w:t>
+            </w:r>
+          </w:p>
+        </w:tc>
+      </w:tr>
+      <w:tr>
+        <w:trPr>
+          <w:cantSplit w:val="true"/>
+        </w:trPr>
+        <w:tc>
+          <w:tcPr>
+            <w:tcW w:type="dxa" w:w="3120"/>
+          </w:tcPr>
+          <w:p>
+            <w:r>
+              <w:rPr>
+                <w:sz w:val="17"/>
+              </w:rPr>
+              <w:t>Ohmic bulk</w:t>
+            </w:r>
+          </w:p>
+        </w:tc>
+        <w:tc>
+          <w:tcPr>
+            <w:tcW w:type="dxa" w:w="3120"/>
+          </w:tcPr>
+          <w:p>
+            <m:oMath xmlns:a="http://schemas.openxmlformats.org/drawingml/2006/main" xmlns:pic="http://schemas.openxmlformats.org/drawingml/2006/picture">
+              <m:r>
+                <m:t>8.06</m:t>
+              </m:r>
+              <m:r>
+                <m:rPr>
+                  <m:sty m:val="p"/>
+                </m:rPr>
+                <m:t>×</m:t>
+              </m:r>
+              <m:sSup>
+                <m:e>
+                  <m:r>
+                    <m:t>10</m:t>
+                  </m:r>
+                </m:e>
+                <m:sup>
+                  <m:r>
+                    <m:rPr>
+                      <m:sty m:val="p"/>
+                    </m:rPr>
+                    <m:t>−</m:t>
+                  </m:r>
+                  <m:r>
+                    <m:t>5</m:t>
+                  </m:r>
+                </m:sup>
+              </m:sSup>
+            </m:oMath>
+          </w:p>
+        </w:tc>
+        <w:tc>
+          <w:tcPr>
+            <w:tcW w:type="dxa" w:w="3120"/>
+          </w:tcPr>
+          <w:p>
+            <m:oMath xmlns:a="http://schemas.openxmlformats.org/drawingml/2006/main" xmlns:pic="http://schemas.openxmlformats.org/drawingml/2006/picture">
+              <m:r>
+                <m:t>9.21</m:t>
+              </m:r>
+              <m:r>
+                <m:rPr>
+                  <m:sty m:val="p"/>
+                </m:rPr>
+                <m:t>×</m:t>
+              </m:r>
+              <m:sSup>
+                <m:e>
+                  <m:r>
+                    <m:t>10</m:t>
+                  </m:r>
+                </m:e>
+                <m:sup>
+                  <m:r>
+                    <m:rPr>
+                      <m:sty m:val="p"/>
+                    </m:rPr>
+                    <m:t>−</m:t>
+                  </m:r>
+                  <m:r>
+                    <m:t>6</m:t>
+                  </m:r>
+                </m:sup>
+              </m:sSup>
+            </m:oMath>
+          </w:p>
+        </w:tc>
+      </w:tr>
+      <w:tr>
+        <w:trPr>
+          <w:cantSplit w:val="true"/>
+        </w:trPr>
+        <w:tc>
+          <w:tcPr>
+            <w:tcW w:type="dxa" w:w="3120"/>
+          </w:tcPr>
+          <w:p>
+            <w:r>
+              <w:rPr>
+                <w:sz w:val="17"/>
+              </w:rPr>
+              <w:t>Linearized PB</w:t>
+            </w:r>
+          </w:p>
+        </w:tc>
+        <w:tc>
+          <w:tcPr>
+            <w:tcW w:type="dxa" w:w="3120"/>
+          </w:tcPr>
+          <w:p>
+            <m:oMath xmlns:a="http://schemas.openxmlformats.org/drawingml/2006/main" xmlns:pic="http://schemas.openxmlformats.org/drawingml/2006/picture">
+              <m:r>
+                <m:t>3.21</m:t>
+              </m:r>
+              <m:r>
+                <m:rPr>
+                  <m:sty m:val="p"/>
+                </m:rPr>
+                <m:t>×</m:t>
+              </m:r>
+              <m:sSup>
+                <m:e>
+                  <m:r>
+                    <m:t>10</m:t>
+                  </m:r>
+                </m:e>
+                <m:sup>
+                  <m:r>
+                    <m:rPr>
+                      <m:sty m:val="p"/>
+                    </m:rPr>
+                    <m:t>−</m:t>
+                  </m:r>
+                  <m:r>
+                    <m:t>6</m:t>
+                  </m:r>
+                </m:sup>
+              </m:sSup>
+            </m:oMath>
+          </w:p>
+        </w:tc>
+        <w:tc>
+          <w:tcPr>
+            <w:tcW w:type="dxa" w:w="3120"/>
+          </w:tcPr>
+          <w:p>
+            <m:oMath xmlns:a="http://schemas.openxmlformats.org/drawingml/2006/main" xmlns:pic="http://schemas.openxmlformats.org/drawingml/2006/picture">
+              <m:r>
+                <m:t>5.21</m:t>
+              </m:r>
+              <m:r>
+                <m:rPr>
+                  <m:sty m:val="p"/>
+                </m:rPr>
+                <m:t>×</m:t>
+              </m:r>
+              <m:sSup>
+                <m:e>
+                  <m:r>
+                    <m:t>10</m:t>
+                  </m:r>
+                </m:e>
+                <m:sup>
+                  <m:r>
+                    <m:rPr>
+                      <m:sty m:val="p"/>
+                    </m:rPr>
+                    <m:t>−</m:t>
+                  </m:r>
+                  <m:r>
+                    <m:t>4</m:t>
+                  </m:r>
+                </m:sup>
+              </m:sSup>
+            </m:oMath>
+          </w:p>
+        </w:tc>
+      </w:tr>
+      <w:tr>
+        <w:trPr>
+          <w:cantSplit w:val="true"/>
+        </w:trPr>
+        <w:tc>
+          <w:tcPr>
+            <w:tcW w:type="dxa" w:w="3120"/>
+          </w:tcPr>
+          <w:p>
+            <w:r>
+              <w:rPr>
+                <w:sz w:val="17"/>
+              </w:rPr>
+              <w:t>POD–RBF</w:t>
+            </w:r>
+          </w:p>
+        </w:tc>
+        <w:tc>
+          <w:tcPr>
+            <w:tcW w:type="dxa" w:w="3120"/>
+          </w:tcPr>
+          <w:p>
+            <m:oMath xmlns:a="http://schemas.openxmlformats.org/drawingml/2006/main" xmlns:pic="http://schemas.openxmlformats.org/drawingml/2006/picture">
+              <m:r>
+                <m:t>3.56</m:t>
+              </m:r>
+              <m:r>
+                <m:rPr>
+                  <m:sty m:val="p"/>
+                </m:rPr>
+                <m:t>×</m:t>
+              </m:r>
+              <m:sSup>
+                <m:e>
+                  <m:r>
+                    <m:t>10</m:t>
+                  </m:r>
+                </m:e>
+                <m:sup>
+                  <m:r>
+                    <m:rPr>
+                      <m:sty m:val="p"/>
+                    </m:rPr>
+                    <m:t>−</m:t>
+                  </m:r>
+                  <m:r>
+                    <m:t>4</m:t>
+                  </m:r>
+                </m:sup>
+              </m:sSup>
+            </m:oMath>
+          </w:p>
+        </w:tc>
+        <w:tc>
+          <w:tcPr>
+            <w:tcW w:type="dxa" w:w="3120"/>
+          </w:tcPr>
+          <w:p>
+            <m:oMath xmlns:a="http://schemas.openxmlformats.org/drawingml/2006/main" xmlns:pic="http://schemas.openxmlformats.org/drawingml/2006/picture">
+              <m:r>
+                <m:t>2.22</m:t>
+              </m:r>
+              <m:r>
+                <m:rPr>
+                  <m:sty m:val="p"/>
+                </m:rPr>
+                <m:t>×</m:t>
+              </m:r>
+              <m:sSup>
+                <m:e>
+                  <m:r>
+                    <m:t>10</m:t>
+                  </m:r>
+                </m:e>
+                <m:sup>
+                  <m:r>
+                    <m:rPr>
+                      <m:sty m:val="p"/>
+                    </m:rPr>
+                    <m:t>−</m:t>
+                  </m:r>
+                  <m:r>
+                    <m:t>3</m:t>
+                  </m:r>
+                </m:sup>
+              </m:sSup>
+            </m:oMath>
+          </w:p>
+        </w:tc>
+      </w:tr>
+      <w:tr>
+        <w:trPr>
+          <w:cantSplit w:val="true"/>
+        </w:trPr>
+        <w:tc>
+          <w:tcPr>
+            <w:tcW w:type="dxa" w:w="3120"/>
+          </w:tcPr>
+          <w:p>
+            <w:r>
+              <w:rPr>
+                <w:sz w:val="17"/>
+              </w:rPr>
+              <w:t>PI-DeepONet (zero-shot)</w:t>
+            </w:r>
+          </w:p>
+        </w:tc>
+        <w:tc>
+          <w:tcPr>
+            <w:tcW w:type="dxa" w:w="3120"/>
+          </w:tcPr>
+          <w:p>
+            <m:oMath xmlns:a="http://schemas.openxmlformats.org/drawingml/2006/main" xmlns:pic="http://schemas.openxmlformats.org/drawingml/2006/picture">
+              <m:r>
+                <m:t>1.06</m:t>
+              </m:r>
+              <m:r>
+                <m:rPr>
+                  <m:sty m:val="p"/>
+                </m:rPr>
+                <m:t>×</m:t>
+              </m:r>
+              <m:sSup>
+                <m:e>
+                  <m:r>
+                    <m:t>10</m:t>
+                  </m:r>
+                </m:e>
+                <m:sup>
+                  <m:r>
+                    <m:rPr>
+                      <m:sty m:val="p"/>
+                    </m:rPr>
+                    <m:t>−</m:t>
+                  </m:r>
+                  <m:r>
+                    <m:t>3</m:t>
+                  </m:r>
+                </m:sup>
+              </m:sSup>
+            </m:oMath>
+          </w:p>
+        </w:tc>
+        <w:tc>
+          <w:tcPr>
+            <w:tcW w:type="dxa" w:w="3120"/>
+          </w:tcPr>
+          <w:p>
+            <m:oMath xmlns:a="http://schemas.openxmlformats.org/drawingml/2006/main" xmlns:pic="http://schemas.openxmlformats.org/drawingml/2006/picture">
+              <m:r>
+                <m:t>1.42</m:t>
+              </m:r>
+              <m:r>
+                <m:rPr>
+                  <m:sty m:val="p"/>
+                </m:rPr>
+                <m:t>×</m:t>
+              </m:r>
+              <m:sSup>
+                <m:e>
+                  <m:r>
+                    <m:t>10</m:t>
+                  </m:r>
+                </m:e>
+                <m:sup>
+                  <m:r>
+                    <m:rPr>
+                      <m:sty m:val="p"/>
+                    </m:rPr>
+                    <m:t>−</m:t>
+                  </m:r>
+                  <m:r>
+                    <m:t>4</m:t>
+                  </m:r>
+                </m:sup>
+              </m:sSup>
+            </m:oMath>
+          </w:p>
+        </w:tc>
+      </w:tr>
+      <w:tr>
+        <w:trPr>
+          <w:cantSplit w:val="true"/>
+        </w:trPr>
+        <w:tc>
+          <w:tcPr>
+            <w:tcW w:type="dxa" w:w="3120"/>
+          </w:tcPr>
+          <w:p>
+            <w:r>
+              <w:rPr>
+                <w:sz w:val="17"/>
+              </w:rPr>
+              <w:t>Ridge-calibrated operator baseline</w:t>
+            </w:r>
+          </w:p>
+        </w:tc>
+        <w:tc>
+          <w:tcPr>
+            <w:tcW w:type="dxa" w:w="3120"/>
+          </w:tcPr>
+          <w:p>
+            <m:oMath xmlns:a="http://schemas.openxmlformats.org/drawingml/2006/main" xmlns:pic="http://schemas.openxmlformats.org/drawingml/2006/picture">
+              <m:r>
+                <m:t>8.51</m:t>
+              </m:r>
+              <m:r>
+                <m:rPr>
+                  <m:sty m:val="p"/>
+                </m:rPr>
+                <m:t>×</m:t>
+              </m:r>
+              <m:sSup>
+                <m:e>
+                  <m:r>
+                    <m:t>10</m:t>
+                  </m:r>
+                </m:e>
+                <m:sup>
+                  <m:r>
+                    <m:rPr>
+                      <m:sty m:val="p"/>
+                    </m:rPr>
+                    <m:t>−</m:t>
+                  </m:r>
+                  <m:r>
+                    <m:t>4</m:t>
+                  </m:r>
+                </m:sup>
+              </m:sSup>
+            </m:oMath>
+          </w:p>
+        </w:tc>
+        <w:tc>
+          <w:tcPr>
+            <w:tcW w:type="dxa" w:w="3120"/>
+          </w:tcPr>
+          <w:p>
+            <m:oMath xmlns:a="http://schemas.openxmlformats.org/drawingml/2006/main" xmlns:pic="http://schemas.openxmlformats.org/drawingml/2006/picture">
+              <m:r>
+                <m:t>1.09</m:t>
+              </m:r>
+              <m:r>
+                <m:rPr>
+                  <m:sty m:val="p"/>
+                </m:rPr>
+                <m:t>×</m:t>
+              </m:r>
+              <m:sSup>
+                <m:e>
+                  <m:r>
+                    <m:t>10</m:t>
+                  </m:r>
+                </m:e>
+                <m:sup>
+                  <m:r>
+                    <m:rPr>
+                      <m:sty m:val="p"/>
+                    </m:rPr>
+                    <m:t>−</m:t>
+                  </m:r>
+                  <m:r>
+                    <m:t>3</m:t>
+                  </m:r>
+                </m:sup>
+              </m:sSup>
+            </m:oMath>
+          </w:p>
+        </w:tc>
+      </w:tr>
+      <w:tr>
+        <w:trPr>
+          <w:cantSplit w:val="true"/>
+        </w:trPr>
+        <w:tc>
+          <w:tcPr>
+            <w:tcW w:type="dxa" w:w="3120"/>
+          </w:tcPr>
+          <w:p>
+            <w:r>
+              <w:rPr>
+                <w:sz w:val="17"/>
+              </w:rPr>
+              <w:t>One-step Gummel</w:t>
+            </w:r>
+          </w:p>
+        </w:tc>
+        <w:tc>
+          <w:tcPr>
+            <w:tcW w:type="dxa" w:w="3120"/>
+          </w:tcPr>
+          <w:p>
+            <m:oMath xmlns:a="http://schemas.openxmlformats.org/drawingml/2006/main" xmlns:pic="http://schemas.openxmlformats.org/drawingml/2006/picture">
+              <m:r>
+                <m:t>1.80</m:t>
+              </m:r>
+              <m:r>
+                <m:rPr>
+                  <m:sty m:val="p"/>
+                </m:rPr>
+                <m:t>×</m:t>
+              </m:r>
+              <m:sSup>
+                <m:e>
+                  <m:r>
+                    <m:t>10</m:t>
+                  </m:r>
+                </m:e>
+                <m:sup>
+                  <m:r>
+                    <m:rPr>
+                      <m:sty m:val="p"/>
+                    </m:rPr>
+                    <m:t>−</m:t>
+                  </m:r>
+                  <m:r>
+                    <m:t>4</m:t>
+                  </m:r>
+                </m:sup>
+              </m:sSup>
+            </m:oMath>
+          </w:p>
+        </w:tc>
+        <w:tc>
+          <w:tcPr>
+            <w:tcW w:type="dxa" w:w="3120"/>
+          </w:tcPr>
+          <w:p>
+            <m:oMath xmlns:a="http://schemas.openxmlformats.org/drawingml/2006/main" xmlns:pic="http://schemas.openxmlformats.org/drawingml/2006/picture">
+              <m:r>
+                <m:t>7.36</m:t>
+              </m:r>
+              <m:r>
+                <m:rPr>
+                  <m:sty m:val="p"/>
+                </m:rPr>
+                <m:t>×</m:t>
+              </m:r>
+              <m:sSup>
+                <m:e>
+                  <m:r>
+                    <m:t>10</m:t>
+                  </m:r>
+                </m:e>
+                <m:sup>
+                  <m:r>
+                    <m:rPr>
+                      <m:sty m:val="p"/>
+                    </m:rPr>
+                    <m:t>−</m:t>
+                  </m:r>
+                  <m:r>
+                    <m:t>3</m:t>
+                  </m:r>
+                </m:sup>
+              </m:sSup>
+            </m:oMath>
+          </w:p>
+        </w:tc>
+      </w:tr>
+      <w:tr>
+        <w:trPr>
+          <w:cantSplit w:val="true"/>
+        </w:trPr>
+        <w:tc>
+          <w:tcPr>
+            <w:tcW w:type="dxa" w:w="3120"/>
+          </w:tcPr>
+          <w:p>
+            <w:r>
+              <w:rPr>
+                <w:sz w:val="17"/>
+              </w:rPr>
+              <w:t>Warm-started SG/FV (Pino warm start)</w:t>
+            </w:r>
+          </w:p>
+        </w:tc>
+        <w:tc>
+          <w:tcPr>
+            <w:tcW w:type="dxa" w:w="3120"/>
+          </w:tcPr>
+          <w:p>
+            <m:oMath xmlns:a="http://schemas.openxmlformats.org/drawingml/2006/main" xmlns:pic="http://schemas.openxmlformats.org/drawingml/2006/picture">
+              <m:r>
+                <m:t>5.08</m:t>
+              </m:r>
+              <m:r>
+                <m:rPr>
+                  <m:sty m:val="p"/>
+                </m:rPr>
+                <m:t>×</m:t>
+              </m:r>
+              <m:sSup>
+                <m:e>
+                  <m:r>
+                    <m:t>10</m:t>
+                  </m:r>
+                </m:e>
+                <m:sup>
+                  <m:r>
+                    <m:rPr>
+                      <m:sty m:val="p"/>
+                    </m:rPr>
+                    <m:t>−</m:t>
+                  </m:r>
+                  <m:r>
+                    <m:t>14</m:t>
+                  </m:r>
+                </m:sup>
+              </m:sSup>
+            </m:oMath>
+          </w:p>
+        </w:tc>
+        <w:tc>
+          <w:tcPr>
+            <w:tcW w:type="dxa" w:w="3120"/>
+          </w:tcPr>
+          <w:p>
+            <m:oMath xmlns:a="http://schemas.openxmlformats.org/drawingml/2006/main" xmlns:pic="http://schemas.openxmlformats.org/drawingml/2006/picture">
+              <m:r>
+                <m:t>1.53</m:t>
+              </m:r>
+              <m:r>
+                <m:rPr>
+                  <m:sty m:val="p"/>
+                </m:rPr>
+                <m:t>×</m:t>
+              </m:r>
+              <m:sSup>
+                <m:e>
+                  <m:r>
+                    <m:t>10</m:t>
+                  </m:r>
+                </m:e>
+                <m:sup>
+                  <m:r>
+                    <m:rPr>
+                      <m:sty m:val="p"/>
+                    </m:rPr>
+                    <m:t>−</m:t>
+                  </m:r>
+                  <m:r>
+                    <m:t>1</m:t>
+                  </m:r>
+                </m:sup>
+              </m:sSup>
+            </m:oMath>
+          </w:p>
+        </w:tc>
+      </w:tr>
+      <w:tr>
+        <w:trPr>
+          <w:cantSplit w:val="true"/>
+        </w:trPr>
+        <w:tc>
+          <w:tcPr>
+            <w:tcW w:type="dxa" w:w="3120"/>
+          </w:tcPr>
+          <w:p>
+            <w:r>
+              <w:rPr>
+                <w:sz w:val="17"/>
+              </w:rPr>
+              <w:t>Cold SG/FV</w:t>
+            </w:r>
+          </w:p>
+        </w:tc>
+        <w:tc>
+          <w:tcPr>
+            <w:tcW w:type="dxa" w:w="3120"/>
+          </w:tcPr>
+          <w:p>
+            <w:r>
+              <w:rPr>
+                <w:sz w:val="17"/>
+              </w:rPr>
+              <w:t>0</w:t>
+            </w:r>
+          </w:p>
+        </w:tc>
+        <w:tc>
+          <w:tcPr>
+            <w:tcW w:type="dxa" w:w="3120"/>
+          </w:tcPr>
+          <w:p>
+            <w:r>
+              <w:rPr>
+                <w:sz w:val="17"/>
+              </w:rPr>
+              <w:t>0.235</w:t>
+            </w:r>
+          </w:p>
+        </w:tc>
+      </w:tr>
+    </w:tbl>
+    <w:p>
+      <w:pPr>
+        <w:spacing w:after="120"/>
+      </w:pPr>
+    </w:p>
+    <w:p>
+      <w:r>
+        <w:rPr>
+          <w:b/>
+        </w:rPr>
+        <w:t>Task B (reversal root).</w:t>
+      </w:r>
+      <w:r>
+        <w:t xml:space="preserve"> Unequal-reservoir reversal root </w:t>
+      </w:r>
+      <m:oMath xmlns:a="http://schemas.openxmlformats.org/drawingml/2006/main" xmlns:pic="http://schemas.openxmlformats.org/drawingml/2006/picture">
+        <m:r>
+          <m:t>I</m:t>
+        </m:r>
+        <m:r>
+          <m:rPr>
+            <m:sty m:val="p"/>
+          </m:rPr>
+          <m:t>(</m:t>
+        </m:r>
+        <m:r>
+          <m:t>V</m:t>
+        </m:r>
+        <m:r>
+          <m:rPr>
+            <m:sty m:val="p"/>
+          </m:rPr>
+          <m:t>)</m:t>
+        </m:r>
+        <m:r>
+          <m:rPr>
+            <m:sty m:val="p"/>
+          </m:rPr>
+          <m:t>=</m:t>
+        </m:r>
+        <m:r>
+          <m:t>0</m:t>
+        </m:r>
+      </m:oMath>
+      <w:r>
+        <w:t>; median absolute reversal-potential error, median SG/FV current evaluations, and median wall time.</w:t>
       </w:r>
     </w:p>
     <w:tbl>
@@ -21878,32 +22781,6 @@
                 <w:sz w:val="17"/>
               </w:rPr>
               <w:t>Method</w:t>
-            </w:r>
-          </w:p>
-        </w:tc>
-        <w:tc>
-          <w:tcPr>
-            <w:tcW w:type="dxa" w:w="2340"/>
-          </w:tcPr>
-          <w:p>
-            <w:r>
-              <w:rPr>
-                <w:b/>
-                <w:sz w:val="17"/>
-              </w:rPr>
-              <w:t xml:space="preserve">Median </w:t>
-            </w:r>
-            <m:oMath xmlns:a="http://schemas.openxmlformats.org/drawingml/2006/main" xmlns:pic="http://schemas.openxmlformats.org/drawingml/2006/picture">
-              <m:r>
-                <m:t>I</m:t>
-              </m:r>
-            </m:oMath>
-            <w:r>
-              <w:rPr>
-                <w:b/>
-                <w:sz w:val="17"/>
-              </w:rPr>
-              <w:t xml:space="preserve"> rel. error</w:t>
             </w:r>
           </w:p>
         </w:tc>
@@ -21967,6 +22844,20 @@
                 <w:b/>
                 <w:sz w:val="17"/>
               </w:rPr>
+              <w:t>Median current evals</w:t>
+            </w:r>
+          </w:p>
+        </w:tc>
+        <w:tc>
+          <w:tcPr>
+            <w:tcW w:type="dxa" w:w="2340"/>
+          </w:tcPr>
+          <w:p>
+            <w:r>
+              <w:rPr>
+                <w:b/>
+                <w:sz w:val="17"/>
+              </w:rPr>
               <w:t>Median time (s)</w:t>
             </w:r>
           </w:p>
@@ -21985,7 +22876,33 @@
               <w:rPr>
                 <w:sz w:val="17"/>
               </w:rPr>
-              <w:t>Ohmic bulk</w:t>
+              <w:t>Operator surrogate (zero-shot)</w:t>
+            </w:r>
+          </w:p>
+        </w:tc>
+        <w:tc>
+          <w:tcPr>
+            <w:tcW w:type="dxa" w:w="2340"/>
+          </w:tcPr>
+          <w:p>
+            <w:r>
+              <w:rPr>
+                <w:sz w:val="17"/>
+              </w:rPr>
+              <w:t>0.0365</w:t>
+            </w:r>
+          </w:p>
+        </w:tc>
+        <w:tc>
+          <w:tcPr>
+            <w:tcW w:type="dxa" w:w="2340"/>
+          </w:tcPr>
+          <w:p>
+            <w:r>
+              <w:rPr>
+                <w:sz w:val="17"/>
+              </w:rPr>
+              <w:t>0</w:t>
             </w:r>
           </w:p>
         </w:tc>
@@ -21996,159 +22913,7 @@
           <w:p>
             <m:oMath xmlns:a="http://schemas.openxmlformats.org/drawingml/2006/main" xmlns:pic="http://schemas.openxmlformats.org/drawingml/2006/picture">
               <m:r>
-                <m:t>8.06</m:t>
-              </m:r>
-              <m:r>
-                <m:rPr>
-                  <m:sty m:val="p"/>
-                </m:rPr>
-                <m:t>×</m:t>
-              </m:r>
-              <m:sSup>
-                <m:e>
-                  <m:r>
-                    <m:t>10</m:t>
-                  </m:r>
-                </m:e>
-                <m:sup>
-                  <m:r>
-                    <m:rPr>
-                      <m:sty m:val="p"/>
-                    </m:rPr>
-                    <m:t>−</m:t>
-                  </m:r>
-                  <m:r>
-                    <m:t>5</m:t>
-                  </m:r>
-                </m:sup>
-              </m:sSup>
-            </m:oMath>
-          </w:p>
-        </w:tc>
-        <w:tc>
-          <w:tcPr>
-            <w:tcW w:type="dxa" w:w="2340"/>
-          </w:tcPr>
-          <w:p>
-            <w:r>
-              <w:rPr>
-                <w:sz w:val="17"/>
-              </w:rPr>
-              <w:t>0.03907</w:t>
-            </w:r>
-          </w:p>
-        </w:tc>
-        <w:tc>
-          <w:tcPr>
-            <w:tcW w:type="dxa" w:w="2340"/>
-          </w:tcPr>
-          <w:p>
-            <m:oMath xmlns:a="http://schemas.openxmlformats.org/drawingml/2006/main" xmlns:pic="http://schemas.openxmlformats.org/drawingml/2006/picture">
-              <m:r>
-                <m:t>9.21</m:t>
-              </m:r>
-              <m:r>
-                <m:rPr>
-                  <m:sty m:val="p"/>
-                </m:rPr>
-                <m:t>×</m:t>
-              </m:r>
-              <m:sSup>
-                <m:e>
-                  <m:r>
-                    <m:t>10</m:t>
-                  </m:r>
-                </m:e>
-                <m:sup>
-                  <m:r>
-                    <m:rPr>
-                      <m:sty m:val="p"/>
-                    </m:rPr>
-                    <m:t>−</m:t>
-                  </m:r>
-                  <m:r>
-                    <m:t>6</m:t>
-                  </m:r>
-                </m:sup>
-              </m:sSup>
-            </m:oMath>
-          </w:p>
-        </w:tc>
-      </w:tr>
-      <w:tr>
-        <w:trPr>
-          <w:cantSplit w:val="true"/>
-        </w:trPr>
-        <w:tc>
-          <w:tcPr>
-            <w:tcW w:type="dxa" w:w="2340"/>
-          </w:tcPr>
-          <w:p>
-            <w:r>
-              <w:rPr>
-                <w:sz w:val="17"/>
-              </w:rPr>
-              <w:t>Linearized PB</w:t>
-            </w:r>
-          </w:p>
-        </w:tc>
-        <w:tc>
-          <w:tcPr>
-            <w:tcW w:type="dxa" w:w="2340"/>
-          </w:tcPr>
-          <w:p>
-            <m:oMath xmlns:a="http://schemas.openxmlformats.org/drawingml/2006/main" xmlns:pic="http://schemas.openxmlformats.org/drawingml/2006/picture">
-              <m:r>
-                <m:t>3.21</m:t>
-              </m:r>
-              <m:r>
-                <m:rPr>
-                  <m:sty m:val="p"/>
-                </m:rPr>
-                <m:t>×</m:t>
-              </m:r>
-              <m:sSup>
-                <m:e>
-                  <m:r>
-                    <m:t>10</m:t>
-                  </m:r>
-                </m:e>
-                <m:sup>
-                  <m:r>
-                    <m:rPr>
-                      <m:sty m:val="p"/>
-                    </m:rPr>
-                    <m:t>−</m:t>
-                  </m:r>
-                  <m:r>
-                    <m:t>6</m:t>
-                  </m:r>
-                </m:sup>
-              </m:sSup>
-            </m:oMath>
-          </w:p>
-        </w:tc>
-        <w:tc>
-          <w:tcPr>
-            <w:tcW w:type="dxa" w:w="2340"/>
-          </w:tcPr>
-          <w:p>
-            <w:r>
-              <w:rPr>
-                <w:sz w:val="17"/>
-              </w:rPr>
-              <w:t>0.03907</w:t>
-            </w:r>
-          </w:p>
-        </w:tc>
-        <w:tc>
-          <w:tcPr>
-            <w:tcW w:type="dxa" w:w="2340"/>
-          </w:tcPr>
-          <w:p>
-            <m:oMath xmlns:a="http://schemas.openxmlformats.org/drawingml/2006/main" xmlns:pic="http://schemas.openxmlformats.org/drawingml/2006/picture">
-              <m:r>
-                <m:t>5.21</m:t>
+                <m:t>2.15</m:t>
               </m:r>
               <m:r>
                 <m:rPr>
@@ -22191,7 +22956,7 @@
               <w:rPr>
                 <w:sz w:val="17"/>
               </w:rPr>
-              <w:t>POD–RBF</w:t>
+              <w:t>Warm secant (operator-initialized)</w:t>
             </w:r>
           </w:p>
         </w:tc>
@@ -22202,7 +22967,7 @@
           <w:p>
             <m:oMath xmlns:a="http://schemas.openxmlformats.org/drawingml/2006/main" xmlns:pic="http://schemas.openxmlformats.org/drawingml/2006/picture">
               <m:r>
-                <m:t>3.56</m:t>
+                <m:t>5.03</m:t>
               </m:r>
               <m:r>
                 <m:rPr>
@@ -22224,7 +22989,7 @@
                     <m:t>−</m:t>
                   </m:r>
                   <m:r>
-                    <m:t>4</m:t>
+                    <m:t>9</m:t>
                   </m:r>
                 </m:sup>
               </m:sSup>
@@ -22240,7 +23005,7 @@
               <w:rPr>
                 <w:sz w:val="17"/>
               </w:rPr>
-              <w:t>0.03907</w:t>
+              <w:t>4</w:t>
             </w:r>
           </w:p>
         </w:tc>
@@ -22249,35 +23014,12 @@
             <w:tcW w:type="dxa" w:w="2340"/>
           </w:tcPr>
           <w:p>
-            <m:oMath xmlns:a="http://schemas.openxmlformats.org/drawingml/2006/main" xmlns:pic="http://schemas.openxmlformats.org/drawingml/2006/picture">
-              <m:r>
-                <m:t>2.22</m:t>
-              </m:r>
-              <m:r>
-                <m:rPr>
-                  <m:sty m:val="p"/>
-                </m:rPr>
-                <m:t>×</m:t>
-              </m:r>
-              <m:sSup>
-                <m:e>
-                  <m:r>
-                    <m:t>10</m:t>
-                  </m:r>
-                </m:e>
-                <m:sup>
-                  <m:r>
-                    <m:rPr>
-                      <m:sty m:val="p"/>
-                    </m:rPr>
-                    <m:t>−</m:t>
-                  </m:r>
-                  <m:r>
-                    <m:t>3</m:t>
-                  </m:r>
-                </m:sup>
-              </m:sSup>
-            </m:oMath>
+            <w:r>
+              <w:rPr>
+                <w:sz w:val="17"/>
+              </w:rPr>
+              <w:t>1.006</w:t>
+            </w:r>
           </w:p>
         </w:tc>
       </w:tr>
@@ -22294,7 +23036,7 @@
               <w:rPr>
                 <w:sz w:val="17"/>
               </w:rPr>
-              <w:t>PI-DeepONet</w:t>
+              <w:t>Cold Brent (reference)</w:t>
             </w:r>
           </w:p>
         </w:tc>
@@ -22303,35 +23045,12 @@
             <w:tcW w:type="dxa" w:w="2340"/>
           </w:tcPr>
           <w:p>
-            <m:oMath xmlns:a="http://schemas.openxmlformats.org/drawingml/2006/main" xmlns:pic="http://schemas.openxmlformats.org/drawingml/2006/picture">
-              <m:r>
-                <m:t>1.06</m:t>
-              </m:r>
-              <m:r>
-                <m:rPr>
-                  <m:sty m:val="p"/>
-                </m:rPr>
-                <m:t>×</m:t>
-              </m:r>
-              <m:sSup>
-                <m:e>
-                  <m:r>
-                    <m:t>10</m:t>
-                  </m:r>
-                </m:e>
-                <m:sup>
-                  <m:r>
-                    <m:rPr>
-                      <m:sty m:val="p"/>
-                    </m:rPr>
-                    <m:t>−</m:t>
-                  </m:r>
-                  <m:r>
-                    <m:t>3</m:t>
-                  </m:r>
-                </m:sup>
-              </m:sSup>
-            </m:oMath>
+            <w:r>
+              <w:rPr>
+                <w:sz w:val="17"/>
+              </w:rPr>
+              <w:t>0</w:t>
+            </w:r>
           </w:p>
         </w:tc>
         <w:tc>
@@ -22343,7 +23062,7 @@
               <w:rPr>
                 <w:sz w:val="17"/>
               </w:rPr>
-              <w:t>0.03838</w:t>
+              <w:t>5</w:t>
             </w:r>
           </w:p>
         </w:tc>
@@ -22352,401 +23071,12 @@
             <w:tcW w:type="dxa" w:w="2340"/>
           </w:tcPr>
           <w:p>
-            <m:oMath xmlns:a="http://schemas.openxmlformats.org/drawingml/2006/main" xmlns:pic="http://schemas.openxmlformats.org/drawingml/2006/picture">
-              <m:r>
-                <m:t>1.42</m:t>
-              </m:r>
-              <m:r>
-                <m:rPr>
-                  <m:sty m:val="p"/>
-                </m:rPr>
-                <m:t>×</m:t>
-              </m:r>
-              <m:sSup>
-                <m:e>
-                  <m:r>
-                    <m:t>10</m:t>
-                  </m:r>
-                </m:e>
-                <m:sup>
-                  <m:r>
-                    <m:rPr>
-                      <m:sty m:val="p"/>
-                    </m:rPr>
-                    <m:t>−</m:t>
-                  </m:r>
-                  <m:r>
-                    <m:t>4</m:t>
-                  </m:r>
-                </m:sup>
-              </m:sSup>
-            </m:oMath>
-          </w:p>
-        </w:tc>
-      </w:tr>
-      <w:tr>
-        <w:trPr>
-          <w:cantSplit w:val="true"/>
-        </w:trPr>
-        <w:tc>
-          <w:tcPr>
-            <w:tcW w:type="dxa" w:w="2340"/>
-          </w:tcPr>
-          <w:p>
-            <w:r>
-              <w:rPr>
-                <w:sz w:val="17"/>
-              </w:rPr>
-              <w:t>Ridge-calibrated operator baseline</w:t>
-            </w:r>
-          </w:p>
-        </w:tc>
-        <w:tc>
-          <w:tcPr>
-            <w:tcW w:type="dxa" w:w="2340"/>
-          </w:tcPr>
-          <w:p>
-            <m:oMath xmlns:a="http://schemas.openxmlformats.org/drawingml/2006/main" xmlns:pic="http://schemas.openxmlformats.org/drawingml/2006/picture">
-              <m:r>
-                <m:t>8.51</m:t>
-              </m:r>
-              <m:r>
-                <m:rPr>
-                  <m:sty m:val="p"/>
-                </m:rPr>
-                <m:t>×</m:t>
-              </m:r>
-              <m:sSup>
-                <m:e>
-                  <m:r>
-                    <m:t>10</m:t>
-                  </m:r>
-                </m:e>
-                <m:sup>
-                  <m:r>
-                    <m:rPr>
-                      <m:sty m:val="p"/>
-                    </m:rPr>
-                    <m:t>−</m:t>
-                  </m:r>
-                  <m:r>
-                    <m:t>4</m:t>
-                  </m:r>
-                </m:sup>
-              </m:sSup>
-            </m:oMath>
-          </w:p>
-        </w:tc>
-        <w:tc>
-          <w:tcPr>
-            <w:tcW w:type="dxa" w:w="2340"/>
-          </w:tcPr>
-          <w:p>
-            <w:r>
-              <w:rPr>
-                <w:sz w:val="17"/>
-              </w:rPr>
-              <w:t>0.1384</w:t>
-            </w:r>
-          </w:p>
-        </w:tc>
-        <w:tc>
-          <w:tcPr>
-            <w:tcW w:type="dxa" w:w="2340"/>
-          </w:tcPr>
-          <w:p>
-            <m:oMath xmlns:a="http://schemas.openxmlformats.org/drawingml/2006/main" xmlns:pic="http://schemas.openxmlformats.org/drawingml/2006/picture">
-              <m:r>
-                <m:t>1.09</m:t>
-              </m:r>
-              <m:r>
-                <m:rPr>
-                  <m:sty m:val="p"/>
-                </m:rPr>
-                <m:t>×</m:t>
-              </m:r>
-              <m:sSup>
-                <m:e>
-                  <m:r>
-                    <m:t>10</m:t>
-                  </m:r>
-                </m:e>
-                <m:sup>
-                  <m:r>
-                    <m:rPr>
-                      <m:sty m:val="p"/>
-                    </m:rPr>
-                    <m:t>−</m:t>
-                  </m:r>
-                  <m:r>
-                    <m:t>3</m:t>
-                  </m:r>
-                </m:sup>
-              </m:sSup>
-            </m:oMath>
-          </w:p>
-        </w:tc>
-      </w:tr>
-      <w:tr>
-        <w:trPr>
-          <w:cantSplit w:val="true"/>
-        </w:trPr>
-        <w:tc>
-          <w:tcPr>
-            <w:tcW w:type="dxa" w:w="2340"/>
-          </w:tcPr>
-          <w:p>
-            <w:r>
-              <w:rPr>
-                <w:sz w:val="17"/>
-              </w:rPr>
-              <w:t>One-step Gummel</w:t>
-            </w:r>
-          </w:p>
-        </w:tc>
-        <w:tc>
-          <w:tcPr>
-            <w:tcW w:type="dxa" w:w="2340"/>
-          </w:tcPr>
-          <w:p>
-            <m:oMath xmlns:a="http://schemas.openxmlformats.org/drawingml/2006/main" xmlns:pic="http://schemas.openxmlformats.org/drawingml/2006/picture">
-              <m:r>
-                <m:t>1.80</m:t>
-              </m:r>
-              <m:r>
-                <m:rPr>
-                  <m:sty m:val="p"/>
-                </m:rPr>
-                <m:t>×</m:t>
-              </m:r>
-              <m:sSup>
-                <m:e>
-                  <m:r>
-                    <m:t>10</m:t>
-                  </m:r>
-                </m:e>
-                <m:sup>
-                  <m:r>
-                    <m:rPr>
-                      <m:sty m:val="p"/>
-                    </m:rPr>
-                    <m:t>−</m:t>
-                  </m:r>
-                  <m:r>
-                    <m:t>4</m:t>
-                  </m:r>
-                </m:sup>
-              </m:sSup>
-            </m:oMath>
-          </w:p>
-        </w:tc>
-        <w:tc>
-          <w:tcPr>
-            <w:tcW w:type="dxa" w:w="2340"/>
-          </w:tcPr>
-          <w:p>
-            <w:r>
-              <w:rPr>
-                <w:sz w:val="17"/>
-              </w:rPr>
-              <w:t>0.03838</w:t>
-            </w:r>
-          </w:p>
-        </w:tc>
-        <w:tc>
-          <w:tcPr>
-            <w:tcW w:type="dxa" w:w="2340"/>
-          </w:tcPr>
-          <w:p>
-            <m:oMath xmlns:a="http://schemas.openxmlformats.org/drawingml/2006/main" xmlns:pic="http://schemas.openxmlformats.org/drawingml/2006/picture">
-              <m:r>
-                <m:t>7.36</m:t>
-              </m:r>
-              <m:r>
-                <m:rPr>
-                  <m:sty m:val="p"/>
-                </m:rPr>
-                <m:t>×</m:t>
-              </m:r>
-              <m:sSup>
-                <m:e>
-                  <m:r>
-                    <m:t>10</m:t>
-                  </m:r>
-                </m:e>
-                <m:sup>
-                  <m:r>
-                    <m:rPr>
-                      <m:sty m:val="p"/>
-                    </m:rPr>
-                    <m:t>−</m:t>
-                  </m:r>
-                  <m:r>
-                    <m:t>3</m:t>
-                  </m:r>
-                </m:sup>
-              </m:sSup>
-            </m:oMath>
-          </w:p>
-        </w:tc>
-      </w:tr>
-      <w:tr>
-        <w:trPr>
-          <w:cantSplit w:val="true"/>
-        </w:trPr>
-        <w:tc>
-          <w:tcPr>
-            <w:tcW w:type="dxa" w:w="2340"/>
-          </w:tcPr>
-          <w:p>
-            <w:r>
-              <w:rPr>
-                <w:sz w:val="17"/>
-              </w:rPr>
-              <w:t>Full SG/FV</w:t>
-            </w:r>
-          </w:p>
-        </w:tc>
-        <w:tc>
-          <w:tcPr>
-            <w:tcW w:type="dxa" w:w="2340"/>
-          </w:tcPr>
-          <w:p>
-            <w:r>
-              <w:rPr>
-                <w:sz w:val="17"/>
-              </w:rPr>
-              <w:t>0</w:t>
-            </w:r>
-          </w:p>
-        </w:tc>
-        <w:tc>
-          <w:tcPr>
-            <w:tcW w:type="dxa" w:w="2340"/>
-          </w:tcPr>
-          <w:p>
-            <w:r>
-              <w:rPr>
-                <w:sz w:val="17"/>
-              </w:rPr>
-              <w:t>0</w:t>
-            </w:r>
-          </w:p>
-        </w:tc>
-        <w:tc>
-          <w:tcPr>
-            <w:tcW w:type="dxa" w:w="2340"/>
-          </w:tcPr>
-          <w:p>
-            <w:r>
-              <w:rPr>
-                <w:sz w:val="17"/>
-              </w:rPr>
-              <w:t>0.235</w:t>
-            </w:r>
-          </w:p>
-        </w:tc>
-      </w:tr>
-      <w:tr>
-        <w:trPr>
-          <w:cantSplit w:val="true"/>
-        </w:trPr>
-        <w:tc>
-          <w:tcPr>
-            <w:tcW w:type="dxa" w:w="2340"/>
-          </w:tcPr>
-          <w:p>
-            <w:r>
-              <w:rPr>
-                <w:sz w:val="17"/>
-              </w:rPr>
-              <w:t>Pino-Controller (warm SG/FV)</w:t>
-            </w:r>
-          </w:p>
-        </w:tc>
-        <w:tc>
-          <w:tcPr>
-            <w:tcW w:type="dxa" w:w="2340"/>
-          </w:tcPr>
-          <w:p>
-            <m:oMath xmlns:a="http://schemas.openxmlformats.org/drawingml/2006/main" xmlns:pic="http://schemas.openxmlformats.org/drawingml/2006/picture">
-              <m:r>
-                <m:t>3.03</m:t>
-              </m:r>
-              <m:r>
-                <m:rPr>
-                  <m:sty m:val="p"/>
-                </m:rPr>
-                <m:t>×</m:t>
-              </m:r>
-              <m:sSup>
-                <m:e>
-                  <m:r>
-                    <m:t>10</m:t>
-                  </m:r>
-                </m:e>
-                <m:sup>
-                  <m:r>
-                    <m:rPr>
-                      <m:sty m:val="p"/>
-                    </m:rPr>
-                    <m:t>−</m:t>
-                  </m:r>
-                  <m:r>
-                    <m:t>12</m:t>
-                  </m:r>
-                </m:sup>
-              </m:sSup>
-            </m:oMath>
-          </w:p>
-        </w:tc>
-        <w:tc>
-          <w:tcPr>
-            <w:tcW w:type="dxa" w:w="2340"/>
-          </w:tcPr>
-          <w:p>
-            <w:r>
-              <w:rPr>
-                <w:sz w:val="17"/>
-              </w:rPr>
-              <w:t>0.03838</w:t>
-            </w:r>
-          </w:p>
-        </w:tc>
-        <w:tc>
-          <w:tcPr>
-            <w:tcW w:type="dxa" w:w="2340"/>
-          </w:tcPr>
-          <w:p>
-            <m:oMath xmlns:a="http://schemas.openxmlformats.org/drawingml/2006/main" xmlns:pic="http://schemas.openxmlformats.org/drawingml/2006/picture">
-              <m:r>
-                <m:t>1.53</m:t>
-              </m:r>
-              <m:r>
-                <m:rPr>
-                  <m:sty m:val="p"/>
-                </m:rPr>
-                <m:t>×</m:t>
-              </m:r>
-              <m:sSup>
-                <m:e>
-                  <m:r>
-                    <m:t>10</m:t>
-                  </m:r>
-                </m:e>
-                <m:sup>
-                  <m:r>
-                    <m:rPr>
-                      <m:sty m:val="p"/>
-                    </m:rPr>
-                    <m:t>−</m:t>
-                  </m:r>
-                  <m:r>
-                    <m:t>1</m:t>
-                  </m:r>
-                </m:sup>
-              </m:sSup>
-            </m:oMath>
+            <w:r>
+              <w:rPr>
+                <w:sz w:val="17"/>
+              </w:rPr>
+              <w:t>1.200</w:t>
+            </w:r>
           </w:p>
         </w:tc>
       </w:tr>
@@ -22755,6 +23085,17 @@
       <w:pPr>
         <w:spacing w:after="120"/>
       </w:pPr>
+    </w:p>
+    <w:p>
+      <w:r>
+        <w:rPr>
+          <w:b/>
+        </w:rPr>
+        <w:t>Part B (blind inversion).</w:t>
+      </w:r>
+      <w:r>
+        <w:t xml:space="preserve"> All attempted fits are included; coverage is not conditioned on convergence.</w:t>
+      </w:r>
     </w:p>
     <w:tbl>
       <w:tblPr>
@@ -22763,18 +23104,21 @@
         <w:tblLook w:firstColumn="1" w:firstRow="1" w:lastColumn="0" w:lastRow="0" w:noHBand="0" w:noVBand="1" w:val="04A0"/>
       </w:tblPr>
       <w:tblGrid>
-        <w:gridCol w:w="780"/>
-        <w:gridCol w:w="780"/>
-        <w:gridCol w:w="780"/>
-        <w:gridCol w:w="780"/>
-        <w:gridCol w:w="780"/>
-        <w:gridCol w:w="780"/>
-        <w:gridCol w:w="780"/>
-        <w:gridCol w:w="780"/>
-        <w:gridCol w:w="780"/>
-        <w:gridCol w:w="780"/>
-        <w:gridCol w:w="780"/>
-        <w:gridCol w:w="780"/>
+        <w:gridCol w:w="624"/>
+        <w:gridCol w:w="624"/>
+        <w:gridCol w:w="624"/>
+        <w:gridCol w:w="624"/>
+        <w:gridCol w:w="624"/>
+        <w:gridCol w:w="624"/>
+        <w:gridCol w:w="624"/>
+        <w:gridCol w:w="624"/>
+        <w:gridCol w:w="624"/>
+        <w:gridCol w:w="624"/>
+        <w:gridCol w:w="624"/>
+        <w:gridCol w:w="624"/>
+        <w:gridCol w:w="624"/>
+        <w:gridCol w:w="624"/>
+        <w:gridCol w:w="624"/>
       </w:tblGrid>
       <w:tr>
         <w:trPr>
@@ -22783,7 +23127,7 @@
         </w:trPr>
         <w:tc>
           <w:tcPr>
-            <w:tcW w:type="dxa" w:w="780"/>
+            <w:tcW w:type="dxa" w:w="624"/>
           </w:tcPr>
           <w:p>
             <w:r>
@@ -22797,7 +23141,7 @@
         </w:tc>
         <w:tc>
           <w:tcPr>
-            <w:tcW w:type="dxa" w:w="780"/>
+            <w:tcW w:type="dxa" w:w="624"/>
           </w:tcPr>
           <w:p>
             <w:r>
@@ -22811,7 +23155,7 @@
         </w:tc>
         <w:tc>
           <w:tcPr>
-            <w:tcW w:type="dxa" w:w="780"/>
+            <w:tcW w:type="dxa" w:w="624"/>
           </w:tcPr>
           <w:p>
             <w:r>
@@ -22846,7 +23190,7 @@
         </w:tc>
         <w:tc>
           <w:tcPr>
-            <w:tcW w:type="dxa" w:w="780"/>
+            <w:tcW w:type="dxa" w:w="624"/>
           </w:tcPr>
           <w:p>
             <w:r>
@@ -22860,7 +23204,7 @@
         </w:tc>
         <w:tc>
           <w:tcPr>
-            <w:tcW w:type="dxa" w:w="780"/>
+            <w:tcW w:type="dxa" w:w="624"/>
           </w:tcPr>
           <w:p>
             <w:r>
@@ -22874,7 +23218,7 @@
         </w:tc>
         <w:tc>
           <w:tcPr>
-            <w:tcW w:type="dxa" w:w="780"/>
+            <w:tcW w:type="dxa" w:w="624"/>
           </w:tcPr>
           <w:p>
             <w:r>
@@ -22888,7 +23232,7 @@
         </w:tc>
         <w:tc>
           <w:tcPr>
-            <w:tcW w:type="dxa" w:w="780"/>
+            <w:tcW w:type="dxa" w:w="624"/>
           </w:tcPr>
           <w:p>
             <w:r>
@@ -22914,7 +23258,7 @@
         </w:tc>
         <w:tc>
           <w:tcPr>
-            <w:tcW w:type="dxa" w:w="780"/>
+            <w:tcW w:type="dxa" w:w="624"/>
           </w:tcPr>
           <w:p>
             <w:r>
@@ -22940,7 +23284,7 @@
         </w:tc>
         <w:tc>
           <w:tcPr>
-            <w:tcW w:type="dxa" w:w="780"/>
+            <w:tcW w:type="dxa" w:w="624"/>
           </w:tcPr>
           <w:p>
             <w:r>
@@ -22968,7 +23312,7 @@
         </w:tc>
         <w:tc>
           <w:tcPr>
-            <w:tcW w:type="dxa" w:w="780"/>
+            <w:tcW w:type="dxa" w:w="624"/>
           </w:tcPr>
           <w:p>
             <w:r>
@@ -22987,7 +23331,7 @@
         </w:tc>
         <w:tc>
           <w:tcPr>
-            <w:tcW w:type="dxa" w:w="780"/>
+            <w:tcW w:type="dxa" w:w="624"/>
           </w:tcPr>
           <w:p>
             <w:r>
@@ -23006,7 +23350,49 @@
         </w:tc>
         <w:tc>
           <w:tcPr>
-            <w:tcW w:type="dxa" w:w="780"/>
+            <w:tcW w:type="dxa" w:w="624"/>
+          </w:tcPr>
+          <w:p>
+            <w:r>
+              <w:rPr>
+                <w:b/>
+                <w:sz w:val="17"/>
+              </w:rPr>
+              <w:t>B conv.</w:t>
+            </w:r>
+          </w:p>
+        </w:tc>
+        <w:tc>
+          <w:tcPr>
+            <w:tcW w:type="dxa" w:w="624"/>
+          </w:tcPr>
+          <w:p>
+            <w:r>
+              <w:rPr>
+                <w:b/>
+                <w:sz w:val="17"/>
+              </w:rPr>
+              <w:t>B bound.</w:t>
+            </w:r>
+          </w:p>
+        </w:tc>
+        <w:tc>
+          <w:tcPr>
+            <w:tcW w:type="dxa" w:w="624"/>
+          </w:tcPr>
+          <w:p>
+            <w:r>
+              <w:rPr>
+                <w:b/>
+                <w:sz w:val="17"/>
+              </w:rPr>
+              <w:t>C conv.</w:t>
+            </w:r>
+          </w:p>
+        </w:tc>
+        <w:tc>
+          <w:tcPr>
+            <w:tcW w:type="dxa" w:w="624"/>
           </w:tcPr>
           <w:p>
             <m:oMath xmlns:a="http://schemas.openxmlformats.org/drawingml/2006/main" xmlns:pic="http://schemas.openxmlformats.org/drawingml/2006/picture">
@@ -23023,7 +23409,7 @@
         </w:trPr>
         <w:tc>
           <w:tcPr>
-            <w:tcW w:type="dxa" w:w="780"/>
+            <w:tcW w:type="dxa" w:w="624"/>
           </w:tcPr>
           <w:p>
             <w:r>
@@ -23036,7 +23422,7 @@
         </w:tc>
         <w:tc>
           <w:tcPr>
-            <w:tcW w:type="dxa" w:w="780"/>
+            <w:tcW w:type="dxa" w:w="624"/>
           </w:tcPr>
           <w:p>
             <w:r>
@@ -23049,7 +23435,7 @@
         </w:tc>
         <w:tc>
           <w:tcPr>
-            <w:tcW w:type="dxa" w:w="780"/>
+            <w:tcW w:type="dxa" w:w="624"/>
           </w:tcPr>
           <w:p>
             <w:r>
@@ -23062,7 +23448,7 @@
         </w:tc>
         <w:tc>
           <w:tcPr>
-            <w:tcW w:type="dxa" w:w="780"/>
+            <w:tcW w:type="dxa" w:w="624"/>
           </w:tcPr>
           <w:p>
             <w:r>
@@ -23075,7 +23461,7 @@
         </w:tc>
         <w:tc>
           <w:tcPr>
-            <w:tcW w:type="dxa" w:w="780"/>
+            <w:tcW w:type="dxa" w:w="624"/>
           </w:tcPr>
           <w:p>
             <w:r>
@@ -23088,7 +23474,7 @@
         </w:tc>
         <w:tc>
           <w:tcPr>
-            <w:tcW w:type="dxa" w:w="780"/>
+            <w:tcW w:type="dxa" w:w="624"/>
           </w:tcPr>
           <w:p>
             <w:r>
@@ -23101,7 +23487,7 @@
         </w:tc>
         <w:tc>
           <w:tcPr>
-            <w:tcW w:type="dxa" w:w="780"/>
+            <w:tcW w:type="dxa" w:w="624"/>
           </w:tcPr>
           <w:p>
             <w:r>
@@ -23114,7 +23500,7 @@
         </w:tc>
         <w:tc>
           <w:tcPr>
-            <w:tcW w:type="dxa" w:w="780"/>
+            <w:tcW w:type="dxa" w:w="624"/>
           </w:tcPr>
           <w:p>
             <w:r>
@@ -23127,7 +23513,7 @@
         </w:tc>
         <w:tc>
           <w:tcPr>
-            <w:tcW w:type="dxa" w:w="780"/>
+            <w:tcW w:type="dxa" w:w="624"/>
           </w:tcPr>
           <w:p>
             <w:r>
@@ -23140,7 +23526,7 @@
         </w:tc>
         <w:tc>
           <w:tcPr>
-            <w:tcW w:type="dxa" w:w="780"/>
+            <w:tcW w:type="dxa" w:w="624"/>
           </w:tcPr>
           <w:p>
             <w:r>
@@ -23153,7 +23539,7 @@
         </w:tc>
         <w:tc>
           <w:tcPr>
-            <w:tcW w:type="dxa" w:w="780"/>
+            <w:tcW w:type="dxa" w:w="624"/>
           </w:tcPr>
           <w:p>
             <w:r>
@@ -23166,7 +23552,46 @@
         </w:tc>
         <w:tc>
           <w:tcPr>
-            <w:tcW w:type="dxa" w:w="780"/>
+            <w:tcW w:type="dxa" w:w="624"/>
+          </w:tcPr>
+          <w:p>
+            <w:r>
+              <w:rPr>
+                <w:sz w:val="17"/>
+              </w:rPr>
+              <w:t>0.0%</w:t>
+            </w:r>
+          </w:p>
+        </w:tc>
+        <w:tc>
+          <w:tcPr>
+            <w:tcW w:type="dxa" w:w="624"/>
+          </w:tcPr>
+          <w:p>
+            <w:r>
+              <w:rPr>
+                <w:sz w:val="17"/>
+              </w:rPr>
+              <w:t>41%</w:t>
+            </w:r>
+          </w:p>
+        </w:tc>
+        <w:tc>
+          <w:tcPr>
+            <w:tcW w:type="dxa" w:w="624"/>
+          </w:tcPr>
+          <w:p>
+            <w:r>
+              <w:rPr>
+                <w:sz w:val="17"/>
+              </w:rPr>
+              <w:t>0%</w:t>
+            </w:r>
+          </w:p>
+        </w:tc>
+        <w:tc>
+          <w:tcPr>
+            <w:tcW w:type="dxa" w:w="624"/>
           </w:tcPr>
           <w:p>
             <w:r>
@@ -23184,7 +23609,7 @@
         </w:trPr>
         <w:tc>
           <w:tcPr>
-            <w:tcW w:type="dxa" w:w="780"/>
+            <w:tcW w:type="dxa" w:w="624"/>
           </w:tcPr>
           <w:p>
             <w:r>
@@ -23197,7 +23622,7 @@
         </w:tc>
         <w:tc>
           <w:tcPr>
-            <w:tcW w:type="dxa" w:w="780"/>
+            <w:tcW w:type="dxa" w:w="624"/>
           </w:tcPr>
           <w:p>
             <w:r>
@@ -23210,7 +23635,7 @@
         </w:tc>
         <w:tc>
           <w:tcPr>
-            <w:tcW w:type="dxa" w:w="780"/>
+            <w:tcW w:type="dxa" w:w="624"/>
           </w:tcPr>
           <w:p>
             <w:r>
@@ -23223,7 +23648,7 @@
         </w:tc>
         <w:tc>
           <w:tcPr>
-            <w:tcW w:type="dxa" w:w="780"/>
+            <w:tcW w:type="dxa" w:w="624"/>
           </w:tcPr>
           <w:p>
             <w:r>
@@ -23236,7 +23661,7 @@
         </w:tc>
         <w:tc>
           <w:tcPr>
-            <w:tcW w:type="dxa" w:w="780"/>
+            <w:tcW w:type="dxa" w:w="624"/>
           </w:tcPr>
           <w:p>
             <w:r>
@@ -23249,7 +23674,7 @@
         </w:tc>
         <w:tc>
           <w:tcPr>
-            <w:tcW w:type="dxa" w:w="780"/>
+            <w:tcW w:type="dxa" w:w="624"/>
           </w:tcPr>
           <w:p>
             <w:r>
@@ -23262,7 +23687,7 @@
         </w:tc>
         <w:tc>
           <w:tcPr>
-            <w:tcW w:type="dxa" w:w="780"/>
+            <w:tcW w:type="dxa" w:w="624"/>
           </w:tcPr>
           <w:p>
             <w:r>
@@ -23275,7 +23700,7 @@
         </w:tc>
         <w:tc>
           <w:tcPr>
-            <w:tcW w:type="dxa" w:w="780"/>
+            <w:tcW w:type="dxa" w:w="624"/>
           </w:tcPr>
           <w:p>
             <w:r>
@@ -23288,7 +23713,7 @@
         </w:tc>
         <w:tc>
           <w:tcPr>
-            <w:tcW w:type="dxa" w:w="780"/>
+            <w:tcW w:type="dxa" w:w="624"/>
           </w:tcPr>
           <w:p>
             <w:r>
@@ -23301,7 +23726,7 @@
         </w:tc>
         <w:tc>
           <w:tcPr>
-            <w:tcW w:type="dxa" w:w="780"/>
+            <w:tcW w:type="dxa" w:w="624"/>
           </w:tcPr>
           <w:p>
             <w:r>
@@ -23314,7 +23739,7 @@
         </w:tc>
         <w:tc>
           <w:tcPr>
-            <w:tcW w:type="dxa" w:w="780"/>
+            <w:tcW w:type="dxa" w:w="624"/>
           </w:tcPr>
           <w:p>
             <w:r>
@@ -23327,7 +23752,46 @@
         </w:tc>
         <w:tc>
           <w:tcPr>
-            <w:tcW w:type="dxa" w:w="780"/>
+            <w:tcW w:type="dxa" w:w="624"/>
+          </w:tcPr>
+          <w:p>
+            <w:r>
+              <w:rPr>
+                <w:sz w:val="17"/>
+              </w:rPr>
+              <w:t>0.0%</w:t>
+            </w:r>
+          </w:p>
+        </w:tc>
+        <w:tc>
+          <w:tcPr>
+            <w:tcW w:type="dxa" w:w="624"/>
+          </w:tcPr>
+          <w:p>
+            <w:r>
+              <w:rPr>
+                <w:sz w:val="17"/>
+              </w:rPr>
+              <w:t>32%</w:t>
+            </w:r>
+          </w:p>
+        </w:tc>
+        <w:tc>
+          <w:tcPr>
+            <w:tcW w:type="dxa" w:w="624"/>
+          </w:tcPr>
+          <w:p>
+            <w:r>
+              <w:rPr>
+                <w:sz w:val="17"/>
+              </w:rPr>
+              <w:t>0%</w:t>
+            </w:r>
+          </w:p>
+        </w:tc>
+        <w:tc>
+          <w:tcPr>
+            <w:tcW w:type="dxa" w:w="624"/>
           </w:tcPr>
           <w:p>
             <w:r>
@@ -23345,7 +23809,7 @@
         </w:trPr>
         <w:tc>
           <w:tcPr>
-            <w:tcW w:type="dxa" w:w="780"/>
+            <w:tcW w:type="dxa" w:w="624"/>
           </w:tcPr>
           <w:p>
             <w:r>
@@ -23358,7 +23822,7 @@
         </w:tc>
         <w:tc>
           <w:tcPr>
-            <w:tcW w:type="dxa" w:w="780"/>
+            <w:tcW w:type="dxa" w:w="624"/>
           </w:tcPr>
           <w:p>
             <w:r>
@@ -23371,7 +23835,7 @@
         </w:tc>
         <w:tc>
           <w:tcPr>
-            <w:tcW w:type="dxa" w:w="780"/>
+            <w:tcW w:type="dxa" w:w="624"/>
           </w:tcPr>
           <w:p>
             <w:r>
@@ -23384,7 +23848,7 @@
         </w:tc>
         <w:tc>
           <w:tcPr>
-            <w:tcW w:type="dxa" w:w="780"/>
+            <w:tcW w:type="dxa" w:w="624"/>
           </w:tcPr>
           <w:p>
             <w:r>
@@ -23397,7 +23861,7 @@
         </w:tc>
         <w:tc>
           <w:tcPr>
-            <w:tcW w:type="dxa" w:w="780"/>
+            <w:tcW w:type="dxa" w:w="624"/>
           </w:tcPr>
           <w:p>
             <w:r>
@@ -23410,7 +23874,7 @@
         </w:tc>
         <w:tc>
           <w:tcPr>
-            <w:tcW w:type="dxa" w:w="780"/>
+            <w:tcW w:type="dxa" w:w="624"/>
           </w:tcPr>
           <w:p>
             <w:r>
@@ -23423,7 +23887,7 @@
         </w:tc>
         <w:tc>
           <w:tcPr>
-            <w:tcW w:type="dxa" w:w="780"/>
+            <w:tcW w:type="dxa" w:w="624"/>
           </w:tcPr>
           <w:p>
             <w:r>
@@ -23436,7 +23900,7 @@
         </w:tc>
         <w:tc>
           <w:tcPr>
-            <w:tcW w:type="dxa" w:w="780"/>
+            <w:tcW w:type="dxa" w:w="624"/>
           </w:tcPr>
           <w:p>
             <w:r>
@@ -23449,7 +23913,7 @@
         </w:tc>
         <w:tc>
           <w:tcPr>
-            <w:tcW w:type="dxa" w:w="780"/>
+            <w:tcW w:type="dxa" w:w="624"/>
           </w:tcPr>
           <w:p>
             <w:r>
@@ -23462,7 +23926,7 @@
         </w:tc>
         <w:tc>
           <w:tcPr>
-            <w:tcW w:type="dxa" w:w="780"/>
+            <w:tcW w:type="dxa" w:w="624"/>
           </w:tcPr>
           <w:p>
             <w:r>
@@ -23475,7 +23939,7 @@
         </w:tc>
         <w:tc>
           <w:tcPr>
-            <w:tcW w:type="dxa" w:w="780"/>
+            <w:tcW w:type="dxa" w:w="624"/>
           </w:tcPr>
           <w:p>
             <w:r>
@@ -23488,7 +23952,46 @@
         </w:tc>
         <w:tc>
           <w:tcPr>
-            <w:tcW w:type="dxa" w:w="780"/>
+            <w:tcW w:type="dxa" w:w="624"/>
+          </w:tcPr>
+          <w:p>
+            <w:r>
+              <w:rPr>
+                <w:sz w:val="17"/>
+              </w:rPr>
+              <w:t>0.0%</w:t>
+            </w:r>
+          </w:p>
+        </w:tc>
+        <w:tc>
+          <w:tcPr>
+            <w:tcW w:type="dxa" w:w="624"/>
+          </w:tcPr>
+          <w:p>
+            <w:r>
+              <w:rPr>
+                <w:sz w:val="17"/>
+              </w:rPr>
+              <w:t>20%</w:t>
+            </w:r>
+          </w:p>
+        </w:tc>
+        <w:tc>
+          <w:tcPr>
+            <w:tcW w:type="dxa" w:w="624"/>
+          </w:tcPr>
+          <w:p>
+            <w:r>
+              <w:rPr>
+                <w:sz w:val="17"/>
+              </w:rPr>
+              <w:t>0%</w:t>
+            </w:r>
+          </w:p>
+        </w:tc>
+        <w:tc>
+          <w:tcPr>
+            <w:tcW w:type="dxa" w:w="624"/>
           </w:tcPr>
           <w:p>
             <w:r>
@@ -23506,7 +24009,7 @@
         </w:trPr>
         <w:tc>
           <w:tcPr>
-            <w:tcW w:type="dxa" w:w="780"/>
+            <w:tcW w:type="dxa" w:w="624"/>
           </w:tcPr>
           <w:p>
             <w:r>
@@ -23519,7 +24022,7 @@
         </w:tc>
         <w:tc>
           <w:tcPr>
-            <w:tcW w:type="dxa" w:w="780"/>
+            <w:tcW w:type="dxa" w:w="624"/>
           </w:tcPr>
           <w:p>
             <w:r>
@@ -23532,7 +24035,7 @@
         </w:tc>
         <w:tc>
           <w:tcPr>
-            <w:tcW w:type="dxa" w:w="780"/>
+            <w:tcW w:type="dxa" w:w="624"/>
           </w:tcPr>
           <w:p>
             <w:r>
@@ -23545,7 +24048,7 @@
         </w:tc>
         <w:tc>
           <w:tcPr>
-            <w:tcW w:type="dxa" w:w="780"/>
+            <w:tcW w:type="dxa" w:w="624"/>
           </w:tcPr>
           <w:p>
             <w:r>
@@ -23558,7 +24061,7 @@
         </w:tc>
         <w:tc>
           <w:tcPr>
-            <w:tcW w:type="dxa" w:w="780"/>
+            <w:tcW w:type="dxa" w:w="624"/>
           </w:tcPr>
           <w:p>
             <w:r>
@@ -23571,7 +24074,7 @@
         </w:tc>
         <w:tc>
           <w:tcPr>
-            <w:tcW w:type="dxa" w:w="780"/>
+            <w:tcW w:type="dxa" w:w="624"/>
           </w:tcPr>
           <w:p>
             <w:r>
@@ -23584,7 +24087,7 @@
         </w:tc>
         <w:tc>
           <w:tcPr>
-            <w:tcW w:type="dxa" w:w="780"/>
+            <w:tcW w:type="dxa" w:w="624"/>
           </w:tcPr>
           <w:p>
             <w:r>
@@ -23597,7 +24100,7 @@
         </w:tc>
         <w:tc>
           <w:tcPr>
-            <w:tcW w:type="dxa" w:w="780"/>
+            <w:tcW w:type="dxa" w:w="624"/>
           </w:tcPr>
           <w:p>
             <w:r>
@@ -23610,7 +24113,7 @@
         </w:tc>
         <w:tc>
           <w:tcPr>
-            <w:tcW w:type="dxa" w:w="780"/>
+            <w:tcW w:type="dxa" w:w="624"/>
           </w:tcPr>
           <w:p>
             <w:r>
@@ -23623,7 +24126,7 @@
         </w:tc>
         <w:tc>
           <w:tcPr>
-            <w:tcW w:type="dxa" w:w="780"/>
+            <w:tcW w:type="dxa" w:w="624"/>
           </w:tcPr>
           <w:p>
             <w:r>
@@ -23636,7 +24139,7 @@
         </w:tc>
         <w:tc>
           <w:tcPr>
-            <w:tcW w:type="dxa" w:w="780"/>
+            <w:tcW w:type="dxa" w:w="624"/>
           </w:tcPr>
           <w:p>
             <w:r>
@@ -23649,7 +24152,46 @@
         </w:tc>
         <w:tc>
           <w:tcPr>
-            <w:tcW w:type="dxa" w:w="780"/>
+            <w:tcW w:type="dxa" w:w="624"/>
+          </w:tcPr>
+          <w:p>
+            <w:r>
+              <w:rPr>
+                <w:sz w:val="17"/>
+              </w:rPr>
+              <w:t>57%</w:t>
+            </w:r>
+          </w:p>
+        </w:tc>
+        <w:tc>
+          <w:tcPr>
+            <w:tcW w:type="dxa" w:w="624"/>
+          </w:tcPr>
+          <w:p>
+            <w:r>
+              <w:rPr>
+                <w:sz w:val="17"/>
+              </w:rPr>
+              <w:t>15%</w:t>
+            </w:r>
+          </w:p>
+        </w:tc>
+        <w:tc>
+          <w:tcPr>
+            <w:tcW w:type="dxa" w:w="624"/>
+          </w:tcPr>
+          <w:p>
+            <w:r>
+              <w:rPr>
+                <w:sz w:val="17"/>
+              </w:rPr>
+              <w:t>56%</w:t>
+            </w:r>
+          </w:p>
+        </w:tc>
+        <w:tc>
+          <w:tcPr>
+            <w:tcW w:type="dxa" w:w="624"/>
           </w:tcPr>
           <w:p>
             <w:r>
@@ -23667,7 +24209,7 @@
         </w:trPr>
         <w:tc>
           <w:tcPr>
-            <w:tcW w:type="dxa" w:w="780"/>
+            <w:tcW w:type="dxa" w:w="624"/>
           </w:tcPr>
           <w:p>
             <w:r>
@@ -23680,7 +24222,7 @@
         </w:tc>
         <w:tc>
           <w:tcPr>
-            <w:tcW w:type="dxa" w:w="780"/>
+            <w:tcW w:type="dxa" w:w="624"/>
           </w:tcPr>
           <w:p>
             <w:r>
@@ -23693,7 +24235,7 @@
         </w:tc>
         <w:tc>
           <w:tcPr>
-            <w:tcW w:type="dxa" w:w="780"/>
+            <w:tcW w:type="dxa" w:w="624"/>
           </w:tcPr>
           <w:p>
             <w:r>
@@ -23706,7 +24248,7 @@
         </w:tc>
         <w:tc>
           <w:tcPr>
-            <w:tcW w:type="dxa" w:w="780"/>
+            <w:tcW w:type="dxa" w:w="624"/>
           </w:tcPr>
           <w:p>
             <w:r>
@@ -23719,7 +24261,7 @@
         </w:tc>
         <w:tc>
           <w:tcPr>
-            <w:tcW w:type="dxa" w:w="780"/>
+            <w:tcW w:type="dxa" w:w="624"/>
           </w:tcPr>
           <w:p>
             <w:r>
@@ -23732,7 +24274,7 @@
         </w:tc>
         <w:tc>
           <w:tcPr>
-            <w:tcW w:type="dxa" w:w="780"/>
+            <w:tcW w:type="dxa" w:w="624"/>
           </w:tcPr>
           <w:p>
             <w:r>
@@ -23745,7 +24287,7 @@
         </w:tc>
         <w:tc>
           <w:tcPr>
-            <w:tcW w:type="dxa" w:w="780"/>
+            <w:tcW w:type="dxa" w:w="624"/>
           </w:tcPr>
           <w:p>
             <w:r>
@@ -23758,7 +24300,7 @@
         </w:tc>
         <w:tc>
           <w:tcPr>
-            <w:tcW w:type="dxa" w:w="780"/>
+            <w:tcW w:type="dxa" w:w="624"/>
           </w:tcPr>
           <w:p>
             <w:r>
@@ -23771,7 +24313,7 @@
         </w:tc>
         <w:tc>
           <w:tcPr>
-            <w:tcW w:type="dxa" w:w="780"/>
+            <w:tcW w:type="dxa" w:w="624"/>
           </w:tcPr>
           <w:p>
             <w:r>
@@ -23784,7 +24326,7 @@
         </w:tc>
         <w:tc>
           <w:tcPr>
-            <w:tcW w:type="dxa" w:w="780"/>
+            <w:tcW w:type="dxa" w:w="624"/>
           </w:tcPr>
           <w:p>
             <w:r>
@@ -23797,7 +24339,7 @@
         </w:tc>
         <w:tc>
           <w:tcPr>
-            <w:tcW w:type="dxa" w:w="780"/>
+            <w:tcW w:type="dxa" w:w="624"/>
           </w:tcPr>
           <w:p>
             <w:r>
@@ -23810,7 +24352,46 @@
         </w:tc>
         <w:tc>
           <w:tcPr>
-            <w:tcW w:type="dxa" w:w="780"/>
+            <w:tcW w:type="dxa" w:w="624"/>
+          </w:tcPr>
+          <w:p>
+            <w:r>
+              <w:rPr>
+                <w:sz w:val="17"/>
+              </w:rPr>
+              <w:t>64%</w:t>
+            </w:r>
+          </w:p>
+        </w:tc>
+        <w:tc>
+          <w:tcPr>
+            <w:tcW w:type="dxa" w:w="624"/>
+          </w:tcPr>
+          <w:p>
+            <w:r>
+              <w:rPr>
+                <w:sz w:val="17"/>
+              </w:rPr>
+              <w:t>11%</w:t>
+            </w:r>
+          </w:p>
+        </w:tc>
+        <w:tc>
+          <w:tcPr>
+            <w:tcW w:type="dxa" w:w="624"/>
+          </w:tcPr>
+          <w:p>
+            <w:r>
+              <w:rPr>
+                <w:sz w:val="17"/>
+              </w:rPr>
+              <w:t>63%</w:t>
+            </w:r>
+          </w:p>
+        </w:tc>
+        <w:tc>
+          <w:tcPr>
+            <w:tcW w:type="dxa" w:w="624"/>
           </w:tcPr>
           <w:p>
             <w:r>
@@ -23828,7 +24409,7 @@
         </w:trPr>
         <w:tc>
           <w:tcPr>
-            <w:tcW w:type="dxa" w:w="780"/>
+            <w:tcW w:type="dxa" w:w="624"/>
           </w:tcPr>
           <w:p>
             <w:r>
@@ -23841,7 +24422,7 @@
         </w:tc>
         <w:tc>
           <w:tcPr>
-            <w:tcW w:type="dxa" w:w="780"/>
+            <w:tcW w:type="dxa" w:w="624"/>
           </w:tcPr>
           <w:p>
             <w:r>
@@ -23854,7 +24435,7 @@
         </w:tc>
         <w:tc>
           <w:tcPr>
-            <w:tcW w:type="dxa" w:w="780"/>
+            <w:tcW w:type="dxa" w:w="624"/>
           </w:tcPr>
           <w:p>
             <w:r>
@@ -23867,7 +24448,7 @@
         </w:tc>
         <w:tc>
           <w:tcPr>
-            <w:tcW w:type="dxa" w:w="780"/>
+            <w:tcW w:type="dxa" w:w="624"/>
           </w:tcPr>
           <w:p>
             <w:r>
@@ -23880,7 +24461,7 @@
         </w:tc>
         <w:tc>
           <w:tcPr>
-            <w:tcW w:type="dxa" w:w="780"/>
+            <w:tcW w:type="dxa" w:w="624"/>
           </w:tcPr>
           <w:p>
             <w:r>
@@ -23893,7 +24474,7 @@
         </w:tc>
         <w:tc>
           <w:tcPr>
-            <w:tcW w:type="dxa" w:w="780"/>
+            <w:tcW w:type="dxa" w:w="624"/>
           </w:tcPr>
           <w:p>
             <w:r>
@@ -23906,7 +24487,7 @@
         </w:tc>
         <w:tc>
           <w:tcPr>
-            <w:tcW w:type="dxa" w:w="780"/>
+            <w:tcW w:type="dxa" w:w="624"/>
           </w:tcPr>
           <w:p>
             <w:r>
@@ -23919,7 +24500,7 @@
         </w:tc>
         <w:tc>
           <w:tcPr>
-            <w:tcW w:type="dxa" w:w="780"/>
+            <w:tcW w:type="dxa" w:w="624"/>
           </w:tcPr>
           <w:p>
             <w:r>
@@ -23932,7 +24513,7 @@
         </w:tc>
         <w:tc>
           <w:tcPr>
-            <w:tcW w:type="dxa" w:w="780"/>
+            <w:tcW w:type="dxa" w:w="624"/>
           </w:tcPr>
           <w:p>
             <w:r>
@@ -23945,7 +24526,7 @@
         </w:tc>
         <w:tc>
           <w:tcPr>
-            <w:tcW w:type="dxa" w:w="780"/>
+            <w:tcW w:type="dxa" w:w="624"/>
           </w:tcPr>
           <w:p>
             <w:r>
@@ -23958,7 +24539,7 @@
         </w:tc>
         <w:tc>
           <w:tcPr>
-            <w:tcW w:type="dxa" w:w="780"/>
+            <w:tcW w:type="dxa" w:w="624"/>
           </w:tcPr>
           <w:p>
             <w:r>
@@ -23971,7 +24552,46 @@
         </w:tc>
         <w:tc>
           <w:tcPr>
-            <w:tcW w:type="dxa" w:w="780"/>
+            <w:tcW w:type="dxa" w:w="624"/>
+          </w:tcPr>
+          <w:p>
+            <w:r>
+              <w:rPr>
+                <w:sz w:val="17"/>
+              </w:rPr>
+              <w:t>60%</w:t>
+            </w:r>
+          </w:p>
+        </w:tc>
+        <w:tc>
+          <w:tcPr>
+            <w:tcW w:type="dxa" w:w="624"/>
+          </w:tcPr>
+          <w:p>
+            <w:r>
+              <w:rPr>
+                <w:sz w:val="17"/>
+              </w:rPr>
+              <w:t>9%</w:t>
+            </w:r>
+          </w:p>
+        </w:tc>
+        <w:tc>
+          <w:tcPr>
+            <w:tcW w:type="dxa" w:w="624"/>
+          </w:tcPr>
+          <w:p>
+            <w:r>
+              <w:rPr>
+                <w:sz w:val="17"/>
+              </w:rPr>
+              <w:t>51%</w:t>
+            </w:r>
+          </w:p>
+        </w:tc>
+        <w:tc>
+          <w:tcPr>
+            <w:tcW w:type="dxa" w:w="624"/>
           </w:tcPr>
           <w:p>
             <w:r>
@@ -23989,7 +24609,7 @@
         </w:trPr>
         <w:tc>
           <w:tcPr>
-            <w:tcW w:type="dxa" w:w="780"/>
+            <w:tcW w:type="dxa" w:w="624"/>
           </w:tcPr>
           <w:p>
             <w:r>
@@ -24002,7 +24622,7 @@
         </w:tc>
         <w:tc>
           <w:tcPr>
-            <w:tcW w:type="dxa" w:w="780"/>
+            <w:tcW w:type="dxa" w:w="624"/>
           </w:tcPr>
           <w:p>
             <w:r>
@@ -24015,7 +24635,7 @@
         </w:tc>
         <w:tc>
           <w:tcPr>
-            <w:tcW w:type="dxa" w:w="780"/>
+            <w:tcW w:type="dxa" w:w="624"/>
           </w:tcPr>
           <w:p>
             <w:r>
@@ -24028,7 +24648,7 @@
         </w:tc>
         <w:tc>
           <w:tcPr>
-            <w:tcW w:type="dxa" w:w="780"/>
+            <w:tcW w:type="dxa" w:w="624"/>
           </w:tcPr>
           <w:p>
             <w:r>
@@ -24041,7 +24661,7 @@
         </w:tc>
         <w:tc>
           <w:tcPr>
-            <w:tcW w:type="dxa" w:w="780"/>
+            <w:tcW w:type="dxa" w:w="624"/>
           </w:tcPr>
           <w:p>
             <w:r>
@@ -24054,7 +24674,7 @@
         </w:tc>
         <w:tc>
           <w:tcPr>
-            <w:tcW w:type="dxa" w:w="780"/>
+            <w:tcW w:type="dxa" w:w="624"/>
           </w:tcPr>
           <w:p>
             <w:r>
@@ -24067,7 +24687,7 @@
         </w:tc>
         <w:tc>
           <w:tcPr>
-            <w:tcW w:type="dxa" w:w="780"/>
+            <w:tcW w:type="dxa" w:w="624"/>
           </w:tcPr>
           <w:p>
             <w:r>
@@ -24080,7 +24700,7 @@
         </w:tc>
         <w:tc>
           <w:tcPr>
-            <w:tcW w:type="dxa" w:w="780"/>
+            <w:tcW w:type="dxa" w:w="624"/>
           </w:tcPr>
           <w:p>
             <w:r>
@@ -24093,7 +24713,7 @@
         </w:tc>
         <w:tc>
           <w:tcPr>
-            <w:tcW w:type="dxa" w:w="780"/>
+            <w:tcW w:type="dxa" w:w="624"/>
           </w:tcPr>
           <w:p>
             <w:r>
@@ -24106,7 +24726,7 @@
         </w:tc>
         <w:tc>
           <w:tcPr>
-            <w:tcW w:type="dxa" w:w="780"/>
+            <w:tcW w:type="dxa" w:w="624"/>
           </w:tcPr>
           <w:p>
             <w:r>
@@ -24119,7 +24739,7 @@
         </w:tc>
         <w:tc>
           <w:tcPr>
-            <w:tcW w:type="dxa" w:w="780"/>
+            <w:tcW w:type="dxa" w:w="624"/>
           </w:tcPr>
           <w:p>
             <w:r>
@@ -24132,7 +24752,46 @@
         </w:tc>
         <w:tc>
           <w:tcPr>
-            <w:tcW w:type="dxa" w:w="780"/>
+            <w:tcW w:type="dxa" w:w="624"/>
+          </w:tcPr>
+          <w:p>
+            <w:r>
+              <w:rPr>
+                <w:sz w:val="17"/>
+              </w:rPr>
+              <w:t>100%</w:t>
+            </w:r>
+          </w:p>
+        </w:tc>
+        <w:tc>
+          <w:tcPr>
+            <w:tcW w:type="dxa" w:w="624"/>
+          </w:tcPr>
+          <w:p>
+            <w:r>
+              <w:rPr>
+                <w:sz w:val="17"/>
+              </w:rPr>
+              <w:t>7%</w:t>
+            </w:r>
+          </w:p>
+        </w:tc>
+        <w:tc>
+          <w:tcPr>
+            <w:tcW w:type="dxa" w:w="624"/>
+          </w:tcPr>
+          <w:p>
+            <w:r>
+              <w:rPr>
+                <w:sz w:val="17"/>
+              </w:rPr>
+              <w:t>65%</w:t>
+            </w:r>
+          </w:p>
+        </w:tc>
+        <w:tc>
+          <w:tcPr>
+            <w:tcW w:type="dxa" w:w="624"/>
           </w:tcPr>
           <w:p>
             <w:r>
@@ -24150,7 +24809,7 @@
         </w:trPr>
         <w:tc>
           <w:tcPr>
-            <w:tcW w:type="dxa" w:w="780"/>
+            <w:tcW w:type="dxa" w:w="624"/>
           </w:tcPr>
           <w:p>
             <w:r>
@@ -24163,7 +24822,7 @@
         </w:tc>
         <w:tc>
           <w:tcPr>
-            <w:tcW w:type="dxa" w:w="780"/>
+            <w:tcW w:type="dxa" w:w="624"/>
           </w:tcPr>
           <w:p>
             <w:r>
@@ -24176,7 +24835,7 @@
         </w:tc>
         <w:tc>
           <w:tcPr>
-            <w:tcW w:type="dxa" w:w="780"/>
+            <w:tcW w:type="dxa" w:w="624"/>
           </w:tcPr>
           <w:p>
             <w:r>
@@ -24189,7 +24848,7 @@
         </w:tc>
         <w:tc>
           <w:tcPr>
-            <w:tcW w:type="dxa" w:w="780"/>
+            <w:tcW w:type="dxa" w:w="624"/>
           </w:tcPr>
           <w:p>
             <w:r>
@@ -24202,7 +24861,7 @@
         </w:tc>
         <w:tc>
           <w:tcPr>
-            <w:tcW w:type="dxa" w:w="780"/>
+            <w:tcW w:type="dxa" w:w="624"/>
           </w:tcPr>
           <w:p>
             <w:r>
@@ -24215,7 +24874,7 @@
         </w:tc>
         <w:tc>
           <w:tcPr>
-            <w:tcW w:type="dxa" w:w="780"/>
+            <w:tcW w:type="dxa" w:w="624"/>
           </w:tcPr>
           <w:p>
             <w:r>
@@ -24228,7 +24887,7 @@
         </w:tc>
         <w:tc>
           <w:tcPr>
-            <w:tcW w:type="dxa" w:w="780"/>
+            <w:tcW w:type="dxa" w:w="624"/>
           </w:tcPr>
           <w:p>
             <w:r>
@@ -24241,7 +24900,7 @@
         </w:tc>
         <w:tc>
           <w:tcPr>
-            <w:tcW w:type="dxa" w:w="780"/>
+            <w:tcW w:type="dxa" w:w="624"/>
           </w:tcPr>
           <w:p>
             <w:r>
@@ -24254,7 +24913,7 @@
         </w:tc>
         <w:tc>
           <w:tcPr>
-            <w:tcW w:type="dxa" w:w="780"/>
+            <w:tcW w:type="dxa" w:w="624"/>
           </w:tcPr>
           <w:p>
             <w:r>
@@ -24267,7 +24926,7 @@
         </w:tc>
         <w:tc>
           <w:tcPr>
-            <w:tcW w:type="dxa" w:w="780"/>
+            <w:tcW w:type="dxa" w:w="624"/>
           </w:tcPr>
           <w:p>
             <w:r>
@@ -24280,7 +24939,7 @@
         </w:tc>
         <w:tc>
           <w:tcPr>
-            <w:tcW w:type="dxa" w:w="780"/>
+            <w:tcW w:type="dxa" w:w="624"/>
           </w:tcPr>
           <w:p>
             <w:r>
@@ -24293,7 +24952,46 @@
         </w:tc>
         <w:tc>
           <w:tcPr>
-            <w:tcW w:type="dxa" w:w="780"/>
+            <w:tcW w:type="dxa" w:w="624"/>
+          </w:tcPr>
+          <w:p>
+            <w:r>
+              <w:rPr>
+                <w:sz w:val="17"/>
+              </w:rPr>
+              <w:t>97%</w:t>
+            </w:r>
+          </w:p>
+        </w:tc>
+        <w:tc>
+          <w:tcPr>
+            <w:tcW w:type="dxa" w:w="624"/>
+          </w:tcPr>
+          <w:p>
+            <w:r>
+              <w:rPr>
+                <w:sz w:val="17"/>
+              </w:rPr>
+              <w:t>7%</w:t>
+            </w:r>
+          </w:p>
+        </w:tc>
+        <w:tc>
+          <w:tcPr>
+            <w:tcW w:type="dxa" w:w="624"/>
+          </w:tcPr>
+          <w:p>
+            <w:r>
+              <w:rPr>
+                <w:sz w:val="17"/>
+              </w:rPr>
+              <w:t>67%</w:t>
+            </w:r>
+          </w:p>
+        </w:tc>
+        <w:tc>
+          <w:tcPr>
+            <w:tcW w:type="dxa" w:w="624"/>
           </w:tcPr>
           <w:p>
             <w:r>
@@ -24311,7 +25009,7 @@
         </w:trPr>
         <w:tc>
           <w:tcPr>
-            <w:tcW w:type="dxa" w:w="780"/>
+            <w:tcW w:type="dxa" w:w="624"/>
           </w:tcPr>
           <w:p>
             <w:r>
@@ -24324,7 +25022,7 @@
         </w:tc>
         <w:tc>
           <w:tcPr>
-            <w:tcW w:type="dxa" w:w="780"/>
+            <w:tcW w:type="dxa" w:w="624"/>
           </w:tcPr>
           <w:p>
             <w:r>
@@ -24337,7 +25035,7 @@
         </w:tc>
         <w:tc>
           <w:tcPr>
-            <w:tcW w:type="dxa" w:w="780"/>
+            <w:tcW w:type="dxa" w:w="624"/>
           </w:tcPr>
           <w:p>
             <w:r>
@@ -24350,7 +25048,7 @@
         </w:tc>
         <w:tc>
           <w:tcPr>
-            <w:tcW w:type="dxa" w:w="780"/>
+            <w:tcW w:type="dxa" w:w="624"/>
           </w:tcPr>
           <w:p>
             <w:r>
@@ -24363,7 +25061,7 @@
         </w:tc>
         <w:tc>
           <w:tcPr>
-            <w:tcW w:type="dxa" w:w="780"/>
+            <w:tcW w:type="dxa" w:w="624"/>
           </w:tcPr>
           <w:p>
             <w:r>
@@ -24376,7 +25074,7 @@
         </w:tc>
         <w:tc>
           <w:tcPr>
-            <w:tcW w:type="dxa" w:w="780"/>
+            <w:tcW w:type="dxa" w:w="624"/>
           </w:tcPr>
           <w:p>
             <w:r>
@@ -24389,7 +25087,7 @@
         </w:tc>
         <w:tc>
           <w:tcPr>
-            <w:tcW w:type="dxa" w:w="780"/>
+            <w:tcW w:type="dxa" w:w="624"/>
           </w:tcPr>
           <w:p>
             <w:r>
@@ -24402,7 +25100,7 @@
         </w:tc>
         <w:tc>
           <w:tcPr>
-            <w:tcW w:type="dxa" w:w="780"/>
+            <w:tcW w:type="dxa" w:w="624"/>
           </w:tcPr>
           <w:p>
             <w:r>
@@ -24415,7 +25113,7 @@
         </w:tc>
         <w:tc>
           <w:tcPr>
-            <w:tcW w:type="dxa" w:w="780"/>
+            <w:tcW w:type="dxa" w:w="624"/>
           </w:tcPr>
           <w:p>
             <w:r>
@@ -24428,7 +25126,7 @@
         </w:tc>
         <w:tc>
           <w:tcPr>
-            <w:tcW w:type="dxa" w:w="780"/>
+            <w:tcW w:type="dxa" w:w="624"/>
           </w:tcPr>
           <w:p>
             <w:r>
@@ -24441,7 +25139,7 @@
         </w:tc>
         <w:tc>
           <w:tcPr>
-            <w:tcW w:type="dxa" w:w="780"/>
+            <w:tcW w:type="dxa" w:w="624"/>
           </w:tcPr>
           <w:p>
             <w:r>
@@ -24454,7 +25152,46 @@
         </w:tc>
         <w:tc>
           <w:tcPr>
-            <w:tcW w:type="dxa" w:w="780"/>
+            <w:tcW w:type="dxa" w:w="624"/>
+          </w:tcPr>
+          <w:p>
+            <w:r>
+              <w:rPr>
+                <w:sz w:val="17"/>
+              </w:rPr>
+              <w:t>99%</w:t>
+            </w:r>
+          </w:p>
+        </w:tc>
+        <w:tc>
+          <w:tcPr>
+            <w:tcW w:type="dxa" w:w="624"/>
+          </w:tcPr>
+          <w:p>
+            <w:r>
+              <w:rPr>
+                <w:sz w:val="17"/>
+              </w:rPr>
+              <w:t>7%</w:t>
+            </w:r>
+          </w:p>
+        </w:tc>
+        <w:tc>
+          <w:tcPr>
+            <w:tcW w:type="dxa" w:w="624"/>
+          </w:tcPr>
+          <w:p>
+            <w:r>
+              <w:rPr>
+                <w:sz w:val="17"/>
+              </w:rPr>
+              <w:t>65%</w:t>
+            </w:r>
+          </w:p>
+        </w:tc>
+        <w:tc>
+          <w:tcPr>
+            <w:tcW w:type="dxa" w:w="624"/>
           </w:tcPr>
           <w:p>
             <w:r>
@@ -24477,10 +25214,10 @@
         <w:rPr>
           <w:b/>
         </w:rPr>
-        <w:t>Supplementary Table S22 (continued).</w:t>
+        <w:t>Part C (bias diagnostic).</w:t>
       </w:r>
       <w:r>
-        <w:t xml:space="preserve"> Three-way bias diagnostic rows for part (C).</w:t>
+        <w:t xml:space="preserve"> Three-way diagnostic rows.</w:t>
       </w:r>
     </w:p>
     <w:tbl>
@@ -31961,7 +32698,7 @@
         </m:sSub>
       </m:oMath>
       <w:r>
-        <w:t xml:space="preserve"> at the same biases. Each observation is perturbed by independent 0.2%, 1%, or 2% relative Gaussian noise; 5 realizations are used per state–protocol–noise cell.</w:t>
+        <w:t xml:space="preserve"> at the same biases. Each observation is perturbed by independent 0.2%, 1%, or 2% relative Gaussian noise; the Stage-20 study uses 5 realizations per state–protocol–noise cell (75 per protocol–noise condition; 675 total), whereas the earlier Stage-18 grid search uses 20 realizations per cell (300 per protocol–noise condition).</w:t>
       </w:r>
     </w:p>
     <w:p>
@@ -32202,7 +32939,7 @@
         </m:sSup>
       </m:oMath>
       <w:r>
-        <w:t xml:space="preserve"> or at most six iterations, and boundary hits and non-converged realizations are recorded. The final covariance is evaluated at the converged estimate; standard errors for </w:t>
+        <w:t xml:space="preserve"> or at most six iterations, and boundary hits and non-converged realizations are recorded. The final covariance is evaluated at the final estimate, converged or stopped; standard errors for </w:t>
       </w:r>
       <m:oMath xmlns:a="http://schemas.openxmlformats.org/drawingml/2006/main" xmlns:pic="http://schemas.openxmlformats.org/drawingml/2006/picture">
         <m:r>
@@ -32349,7 +33086,7 @@
         </m:rad>
       </m:oMath>
       <w:r>
-        <w:t>, respectively. We report medians, interquartile ranges, and separate 95% coverage for the three parameters over the 300 realizations per cell.</w:t>
+        <w:t>, respectively. Intervals from non-converged fits are provisional local intervals, not validated confidence intervals. We report medians, interquartile ranges, and separate 95% coverage for the three parameters over the 75 realizations per protocol–noise cell in the Stage-20 study; the Stage-18 grid search reports its 300 per-cell realizations separately.</w:t>
       </w:r>
     </w:p>
     <w:p>

--- a/manuscript/Supplementary_Materials_PINO.docx
+++ b/manuscript/Supplementary_Materials_PINO.docx
@@ -21714,7 +21714,7 @@
         </m:r>
       </m:oMath>
       <w:r>
-        <w:t xml:space="preserve">; the table reports the median absolute reversal-potential error, the median number of SG/FV current evaluations, and the median wall time for the operator surrogate and the warm and cold root solvers. The Pino controller warm-starts the conservative SG/FV solve from the operator and is reference-free. (B) Blind Stage-20 inversion with shared noisy observations, 15 states, and 5 realizations per protocol and noise level (75 per protocol–noise cell; 675 total); B is the residual-controlled SG/FV Gauss–Newton estimator and C is a single-start cold SG/FV baseline. Errors are medians over all attempted fits, with no converged-only filtering, and coverage is the fraction of 95% intervals containing the truth for radius </w:t>
+        <w:t xml:space="preserve">; the table reports the median absolute reversal-potential error, the median number of SG/FV current evaluations, and the median wall time for the operator surrogate and the warm and cold root solvers. The Pino controller warm-starts the conservative SG/FV solve from the operator and is reference-free. (B) Blind Stage-20 inversion with shared noisy observations, 15 states, and 5 realizations per protocol and noise level (75 per protocol–noise cell; 675 total); B is the residual-controlled SG/FV Gauss–Newton estimator and C is a single-start cold SG/FV baseline. Part B1 reports estimation errors as medians over all attempted fits, with no converged-only filtering; Part B2 reports coverage and the B conv., B bound., and C conv. convergence and boundary-hit diagnostics. Coverage is the fraction of 95% intervals containing the truth for radius </w:t>
       </w:r>
       <m:oMath xmlns:a="http://schemas.openxmlformats.org/drawingml/2006/main" xmlns:pic="http://schemas.openxmlformats.org/drawingml/2006/picture">
         <m:r>
@@ -21759,7 +21759,7 @@
         </m:r>
       </m:oMath>
       <w:r>
-        <w:t xml:space="preserve">. The B conv., B bound., and C conv. columns give the convergence and boundary-hit fractions. Single-salt fits never satisfy the convergence criterion (0% at every noise level) and hit a parameter bound in 20–41% of attempts; at 1% noise all 75 single-salt B fits stop on line-search failure, the reversal fits stop on step tolerance (48), iteration limit (22), or line search (5), and the dual fits stop on step tolerance (73) or line search (2). Their reported intervals are provisional local intervals rather than validated confidence intervals, and the single-salt identifiability conclusion rests on the Fisher analysis rather than on these failed fits. The dual protocol reaches 1.5% median charge error at 1% noise but its intervals are undercovered (73% for </w:t>
+        <w:t xml:space="preserve">. Single-salt fits never satisfy the convergence criterion (0% at every noise level) and hit a parameter bound in 20–41% of attempts; at 1% noise all 75 single-salt B fits stop on line-search failure, the reversal fits stop on step tolerance (48), iteration limit (22), or line search (5), and the dual fits stop on step tolerance (73) or line search (2). Their reported intervals are provisional local intervals rather than validated confidence intervals, and the single-salt identifiability conclusion rests on the Fisher analysis rather than on these failed fits. The dual protocol reaches 1.5% median charge error at 1% noise but its intervals are undercovered (73% for </w:t>
       </w:r>
       <m:oMath xmlns:a="http://schemas.openxmlformats.org/drawingml/2006/main" xmlns:pic="http://schemas.openxmlformats.org/drawingml/2006/picture">
         <m:sSub>
@@ -23097,6 +23097,17 @@
         <w:t xml:space="preserve"> All attempted fits are included; coverage is not conditioned on convergence.</w:t>
       </w:r>
     </w:p>
+    <w:p>
+      <w:r>
+        <w:rPr>
+          <w:b/>
+        </w:rPr>
+        <w:t>Part B1 (estimation errors).</w:t>
+      </w:r>
+      <w:r>
+        <w:t xml:space="preserve"> Medians over all attempted fits; no converged-only filtering.</w:t>
+      </w:r>
+    </w:p>
     <w:tbl>
       <w:tblPr>
         <w:tblStyle w:val="TableGrid"/>
@@ -23104,21 +23115,15 @@
         <w:tblLook w:firstColumn="1" w:firstRow="1" w:lastColumn="0" w:lastRow="0" w:noHBand="0" w:noVBand="1" w:val="04A0"/>
       </w:tblPr>
       <w:tblGrid>
-        <w:gridCol w:w="624"/>
-        <w:gridCol w:w="624"/>
-        <w:gridCol w:w="624"/>
-        <w:gridCol w:w="624"/>
-        <w:gridCol w:w="624"/>
-        <w:gridCol w:w="624"/>
-        <w:gridCol w:w="624"/>
-        <w:gridCol w:w="624"/>
-        <w:gridCol w:w="624"/>
-        <w:gridCol w:w="624"/>
-        <w:gridCol w:w="624"/>
-        <w:gridCol w:w="624"/>
-        <w:gridCol w:w="624"/>
-        <w:gridCol w:w="624"/>
-        <w:gridCol w:w="624"/>
+        <w:gridCol w:w="1040"/>
+        <w:gridCol w:w="1040"/>
+        <w:gridCol w:w="1040"/>
+        <w:gridCol w:w="1040"/>
+        <w:gridCol w:w="1040"/>
+        <w:gridCol w:w="1040"/>
+        <w:gridCol w:w="1040"/>
+        <w:gridCol w:w="1040"/>
+        <w:gridCol w:w="1040"/>
       </w:tblGrid>
       <w:tr>
         <w:trPr>
@@ -23127,7 +23132,7 @@
         </w:trPr>
         <w:tc>
           <w:tcPr>
-            <w:tcW w:type="dxa" w:w="624"/>
+            <w:tcW w:type="dxa" w:w="1040"/>
           </w:tcPr>
           <w:p>
             <w:r>
@@ -23141,7 +23146,7 @@
         </w:tc>
         <w:tc>
           <w:tcPr>
-            <w:tcW w:type="dxa" w:w="624"/>
+            <w:tcW w:type="dxa" w:w="1040"/>
           </w:tcPr>
           <w:p>
             <w:r>
@@ -23155,7 +23160,7 @@
         </w:tc>
         <w:tc>
           <w:tcPr>
-            <w:tcW w:type="dxa" w:w="624"/>
+            <w:tcW w:type="dxa" w:w="1040"/>
           </w:tcPr>
           <w:p>
             <w:r>
@@ -23190,7 +23195,7 @@
         </w:tc>
         <w:tc>
           <w:tcPr>
-            <w:tcW w:type="dxa" w:w="624"/>
+            <w:tcW w:type="dxa" w:w="1040"/>
           </w:tcPr>
           <w:p>
             <w:r>
@@ -23204,7 +23209,7 @@
         </w:tc>
         <w:tc>
           <w:tcPr>
-            <w:tcW w:type="dxa" w:w="624"/>
+            <w:tcW w:type="dxa" w:w="1040"/>
           </w:tcPr>
           <w:p>
             <w:r>
@@ -23218,7 +23223,7 @@
         </w:tc>
         <w:tc>
           <w:tcPr>
-            <w:tcW w:type="dxa" w:w="624"/>
+            <w:tcW w:type="dxa" w:w="1040"/>
           </w:tcPr>
           <w:p>
             <w:r>
@@ -23232,7 +23237,7 @@
         </w:tc>
         <w:tc>
           <w:tcPr>
-            <w:tcW w:type="dxa" w:w="624"/>
+            <w:tcW w:type="dxa" w:w="1040"/>
           </w:tcPr>
           <w:p>
             <w:r>
@@ -23258,7 +23263,7 @@
         </w:tc>
         <w:tc>
           <w:tcPr>
-            <w:tcW w:type="dxa" w:w="624"/>
+            <w:tcW w:type="dxa" w:w="1040"/>
           </w:tcPr>
           <w:p>
             <w:r>
@@ -23284,7 +23289,1185 @@
         </w:tc>
         <w:tc>
           <w:tcPr>
-            <w:tcW w:type="dxa" w:w="624"/>
+            <w:tcW w:type="dxa" w:w="1040"/>
+          </w:tcPr>
+          <w:p>
+            <m:oMath xmlns:a="http://schemas.openxmlformats.org/drawingml/2006/main" xmlns:pic="http://schemas.openxmlformats.org/drawingml/2006/picture">
+              <m:r>
+                <m:t>n</m:t>
+              </m:r>
+            </m:oMath>
+          </w:p>
+        </w:tc>
+      </w:tr>
+      <w:tr>
+        <w:trPr>
+          <w:cantSplit w:val="true"/>
+        </w:trPr>
+        <w:tc>
+          <w:tcPr>
+            <w:tcW w:type="dxa" w:w="1040"/>
+          </w:tcPr>
+          <w:p>
+            <w:r>
+              <w:rPr>
+                <w:sz w:val="17"/>
+              </w:rPr>
+              <w:t>single salt</w:t>
+            </w:r>
+          </w:p>
+        </w:tc>
+        <w:tc>
+          <w:tcPr>
+            <w:tcW w:type="dxa" w:w="1040"/>
+          </w:tcPr>
+          <w:p>
+            <w:r>
+              <w:rPr>
+                <w:sz w:val="17"/>
+              </w:rPr>
+              <w:t>0.2%</w:t>
+            </w:r>
+          </w:p>
+        </w:tc>
+        <w:tc>
+          <w:tcPr>
+            <w:tcW w:type="dxa" w:w="1040"/>
+          </w:tcPr>
+          <w:p>
+            <w:r>
+              <w:rPr>
+                <w:sz w:val="17"/>
+              </w:rPr>
+              <w:t>140.99%</w:t>
+            </w:r>
+          </w:p>
+        </w:tc>
+        <w:tc>
+          <w:tcPr>
+            <w:tcW w:type="dxa" w:w="1040"/>
+          </w:tcPr>
+          <w:p>
+            <w:r>
+              <w:rPr>
+                <w:sz w:val="17"/>
+              </w:rPr>
+              <w:t>1234.97%</w:t>
+            </w:r>
+          </w:p>
+        </w:tc>
+        <w:tc>
+          <w:tcPr>
+            <w:tcW w:type="dxa" w:w="1040"/>
+          </w:tcPr>
+          <w:p>
+            <w:r>
+              <w:rPr>
+                <w:sz w:val="17"/>
+              </w:rPr>
+              <w:t>489.72%</w:t>
+            </w:r>
+          </w:p>
+        </w:tc>
+        <w:tc>
+          <w:tcPr>
+            <w:tcW w:type="dxa" w:w="1040"/>
+          </w:tcPr>
+          <w:p>
+            <w:r>
+              <w:rPr>
+                <w:sz w:val="17"/>
+              </w:rPr>
+              <w:t>73.81%</w:t>
+            </w:r>
+          </w:p>
+        </w:tc>
+        <w:tc>
+          <w:tcPr>
+            <w:tcW w:type="dxa" w:w="1040"/>
+          </w:tcPr>
+          <w:p>
+            <w:r>
+              <w:rPr>
+                <w:sz w:val="17"/>
+              </w:rPr>
+              <w:t>0.35%</w:t>
+            </w:r>
+          </w:p>
+        </w:tc>
+        <w:tc>
+          <w:tcPr>
+            <w:tcW w:type="dxa" w:w="1040"/>
+          </w:tcPr>
+          <w:p>
+            <w:r>
+              <w:rPr>
+                <w:sz w:val="17"/>
+              </w:rPr>
+              <w:t>145.66%</w:t>
+            </w:r>
+          </w:p>
+        </w:tc>
+        <w:tc>
+          <w:tcPr>
+            <w:tcW w:type="dxa" w:w="1040"/>
+          </w:tcPr>
+          <w:p>
+            <w:r>
+              <w:rPr>
+                <w:sz w:val="17"/>
+              </w:rPr>
+              <w:t>75</w:t>
+            </w:r>
+          </w:p>
+        </w:tc>
+      </w:tr>
+      <w:tr>
+        <w:trPr>
+          <w:cantSplit w:val="true"/>
+        </w:trPr>
+        <w:tc>
+          <w:tcPr>
+            <w:tcW w:type="dxa" w:w="1040"/>
+          </w:tcPr>
+          <w:p>
+            <w:r>
+              <w:rPr>
+                <w:sz w:val="17"/>
+              </w:rPr>
+              <w:t>single salt</w:t>
+            </w:r>
+          </w:p>
+        </w:tc>
+        <w:tc>
+          <w:tcPr>
+            <w:tcW w:type="dxa" w:w="1040"/>
+          </w:tcPr>
+          <w:p>
+            <w:r>
+              <w:rPr>
+                <w:sz w:val="17"/>
+              </w:rPr>
+              <w:t>1%</w:t>
+            </w:r>
+          </w:p>
+        </w:tc>
+        <w:tc>
+          <w:tcPr>
+            <w:tcW w:type="dxa" w:w="1040"/>
+          </w:tcPr>
+          <w:p>
+            <w:r>
+              <w:rPr>
+                <w:sz w:val="17"/>
+              </w:rPr>
+              <w:t>147.63%</w:t>
+            </w:r>
+          </w:p>
+        </w:tc>
+        <w:tc>
+          <w:tcPr>
+            <w:tcW w:type="dxa" w:w="1040"/>
+          </w:tcPr>
+          <w:p>
+            <w:r>
+              <w:rPr>
+                <w:sz w:val="17"/>
+              </w:rPr>
+              <w:t>1820.52%</w:t>
+            </w:r>
+          </w:p>
+        </w:tc>
+        <w:tc>
+          <w:tcPr>
+            <w:tcW w:type="dxa" w:w="1040"/>
+          </w:tcPr>
+          <w:p>
+            <w:r>
+              <w:rPr>
+                <w:sz w:val="17"/>
+              </w:rPr>
+              <w:t>486.24%</w:t>
+            </w:r>
+          </w:p>
+        </w:tc>
+        <w:tc>
+          <w:tcPr>
+            <w:tcW w:type="dxa" w:w="1040"/>
+          </w:tcPr>
+          <w:p>
+            <w:r>
+              <w:rPr>
+                <w:sz w:val="17"/>
+              </w:rPr>
+              <w:t>80.03%</w:t>
+            </w:r>
+          </w:p>
+        </w:tc>
+        <w:tc>
+          <w:tcPr>
+            <w:tcW w:type="dxa" w:w="1040"/>
+          </w:tcPr>
+          <w:p>
+            <w:r>
+              <w:rPr>
+                <w:sz w:val="17"/>
+              </w:rPr>
+              <w:t>0.30%</w:t>
+            </w:r>
+          </w:p>
+        </w:tc>
+        <w:tc>
+          <w:tcPr>
+            <w:tcW w:type="dxa" w:w="1040"/>
+          </w:tcPr>
+          <w:p>
+            <w:r>
+              <w:rPr>
+                <w:sz w:val="17"/>
+              </w:rPr>
+              <w:t>145.66%</w:t>
+            </w:r>
+          </w:p>
+        </w:tc>
+        <w:tc>
+          <w:tcPr>
+            <w:tcW w:type="dxa" w:w="1040"/>
+          </w:tcPr>
+          <w:p>
+            <w:r>
+              <w:rPr>
+                <w:sz w:val="17"/>
+              </w:rPr>
+              <w:t>75</w:t>
+            </w:r>
+          </w:p>
+        </w:tc>
+      </w:tr>
+      <w:tr>
+        <w:trPr>
+          <w:cantSplit w:val="true"/>
+        </w:trPr>
+        <w:tc>
+          <w:tcPr>
+            <w:tcW w:type="dxa" w:w="1040"/>
+          </w:tcPr>
+          <w:p>
+            <w:r>
+              <w:rPr>
+                <w:sz w:val="17"/>
+              </w:rPr>
+              <w:t>single salt</w:t>
+            </w:r>
+          </w:p>
+        </w:tc>
+        <w:tc>
+          <w:tcPr>
+            <w:tcW w:type="dxa" w:w="1040"/>
+          </w:tcPr>
+          <w:p>
+            <w:r>
+              <w:rPr>
+                <w:sz w:val="17"/>
+              </w:rPr>
+              <w:t>2%</w:t>
+            </w:r>
+          </w:p>
+        </w:tc>
+        <w:tc>
+          <w:tcPr>
+            <w:tcW w:type="dxa" w:w="1040"/>
+          </w:tcPr>
+          <w:p>
+            <w:r>
+              <w:rPr>
+                <w:sz w:val="17"/>
+              </w:rPr>
+              <w:t>147.63%</w:t>
+            </w:r>
+          </w:p>
+        </w:tc>
+        <w:tc>
+          <w:tcPr>
+            <w:tcW w:type="dxa" w:w="1040"/>
+          </w:tcPr>
+          <w:p>
+            <w:r>
+              <w:rPr>
+                <w:sz w:val="17"/>
+              </w:rPr>
+              <w:t>1606.88%</w:t>
+            </w:r>
+          </w:p>
+        </w:tc>
+        <w:tc>
+          <w:tcPr>
+            <w:tcW w:type="dxa" w:w="1040"/>
+          </w:tcPr>
+          <w:p>
+            <w:r>
+              <w:rPr>
+                <w:sz w:val="17"/>
+              </w:rPr>
+              <w:t>344.16%</w:t>
+            </w:r>
+          </w:p>
+        </w:tc>
+        <w:tc>
+          <w:tcPr>
+            <w:tcW w:type="dxa" w:w="1040"/>
+          </w:tcPr>
+          <w:p>
+            <w:r>
+              <w:rPr>
+                <w:sz w:val="17"/>
+              </w:rPr>
+              <w:t>67.66%</w:t>
+            </w:r>
+          </w:p>
+        </w:tc>
+        <w:tc>
+          <w:tcPr>
+            <w:tcW w:type="dxa" w:w="1040"/>
+          </w:tcPr>
+          <w:p>
+            <w:r>
+              <w:rPr>
+                <w:sz w:val="17"/>
+              </w:rPr>
+              <w:t>0.42%</w:t>
+            </w:r>
+          </w:p>
+        </w:tc>
+        <w:tc>
+          <w:tcPr>
+            <w:tcW w:type="dxa" w:w="1040"/>
+          </w:tcPr>
+          <w:p>
+            <w:r>
+              <w:rPr>
+                <w:sz w:val="17"/>
+              </w:rPr>
+              <w:t>145.66%</w:t>
+            </w:r>
+          </w:p>
+        </w:tc>
+        <w:tc>
+          <w:tcPr>
+            <w:tcW w:type="dxa" w:w="1040"/>
+          </w:tcPr>
+          <w:p>
+            <w:r>
+              <w:rPr>
+                <w:sz w:val="17"/>
+              </w:rPr>
+              <w:t>75</w:t>
+            </w:r>
+          </w:p>
+        </w:tc>
+      </w:tr>
+      <w:tr>
+        <w:trPr>
+          <w:cantSplit w:val="true"/>
+        </w:trPr>
+        <w:tc>
+          <w:tcPr>
+            <w:tcW w:type="dxa" w:w="1040"/>
+          </w:tcPr>
+          <w:p>
+            <w:r>
+              <w:rPr>
+                <w:sz w:val="17"/>
+              </w:rPr>
+              <w:t>reversal potential</w:t>
+            </w:r>
+          </w:p>
+        </w:tc>
+        <w:tc>
+          <w:tcPr>
+            <w:tcW w:type="dxa" w:w="1040"/>
+          </w:tcPr>
+          <w:p>
+            <w:r>
+              <w:rPr>
+                <w:sz w:val="17"/>
+              </w:rPr>
+              <w:t>0.2%</w:t>
+            </w:r>
+          </w:p>
+        </w:tc>
+        <w:tc>
+          <w:tcPr>
+            <w:tcW w:type="dxa" w:w="1040"/>
+          </w:tcPr>
+          <w:p>
+            <w:r>
+              <w:rPr>
+                <w:sz w:val="17"/>
+              </w:rPr>
+              <w:t>12.66%</w:t>
+            </w:r>
+          </w:p>
+        </w:tc>
+        <w:tc>
+          <w:tcPr>
+            <w:tcW w:type="dxa" w:w="1040"/>
+          </w:tcPr>
+          <w:p>
+            <w:r>
+              <w:rPr>
+                <w:sz w:val="17"/>
+              </w:rPr>
+              <w:t>77.29%</w:t>
+            </w:r>
+          </w:p>
+        </w:tc>
+        <w:tc>
+          <w:tcPr>
+            <w:tcW w:type="dxa" w:w="1040"/>
+          </w:tcPr>
+          <w:p>
+            <w:r>
+              <w:rPr>
+                <w:sz w:val="17"/>
+              </w:rPr>
+              <w:t>13.19%</w:t>
+            </w:r>
+          </w:p>
+        </w:tc>
+        <w:tc>
+          <w:tcPr>
+            <w:tcW w:type="dxa" w:w="1040"/>
+          </w:tcPr>
+          <w:p>
+            <w:r>
+              <w:rPr>
+                <w:sz w:val="17"/>
+              </w:rPr>
+              <w:t>5.91%</w:t>
+            </w:r>
+          </w:p>
+        </w:tc>
+        <w:tc>
+          <w:tcPr>
+            <w:tcW w:type="dxa" w:w="1040"/>
+          </w:tcPr>
+          <w:p>
+            <w:r>
+              <w:rPr>
+                <w:sz w:val="17"/>
+              </w:rPr>
+              <w:t>0.03%</w:t>
+            </w:r>
+          </w:p>
+        </w:tc>
+        <w:tc>
+          <w:tcPr>
+            <w:tcW w:type="dxa" w:w="1040"/>
+          </w:tcPr>
+          <w:p>
+            <w:r>
+              <w:rPr>
+                <w:sz w:val="17"/>
+              </w:rPr>
+              <w:t>12.68%</w:t>
+            </w:r>
+          </w:p>
+        </w:tc>
+        <w:tc>
+          <w:tcPr>
+            <w:tcW w:type="dxa" w:w="1040"/>
+          </w:tcPr>
+          <w:p>
+            <w:r>
+              <w:rPr>
+                <w:sz w:val="17"/>
+              </w:rPr>
+              <w:t>75</w:t>
+            </w:r>
+          </w:p>
+        </w:tc>
+      </w:tr>
+      <w:tr>
+        <w:trPr>
+          <w:cantSplit w:val="true"/>
+        </w:trPr>
+        <w:tc>
+          <w:tcPr>
+            <w:tcW w:type="dxa" w:w="1040"/>
+          </w:tcPr>
+          <w:p>
+            <w:r>
+              <w:rPr>
+                <w:sz w:val="17"/>
+              </w:rPr>
+              <w:t>reversal potential</w:t>
+            </w:r>
+          </w:p>
+        </w:tc>
+        <w:tc>
+          <w:tcPr>
+            <w:tcW w:type="dxa" w:w="1040"/>
+          </w:tcPr>
+          <w:p>
+            <w:r>
+              <w:rPr>
+                <w:sz w:val="17"/>
+              </w:rPr>
+              <w:t>1%</w:t>
+            </w:r>
+          </w:p>
+        </w:tc>
+        <w:tc>
+          <w:tcPr>
+            <w:tcW w:type="dxa" w:w="1040"/>
+          </w:tcPr>
+          <w:p>
+            <w:r>
+              <w:rPr>
+                <w:sz w:val="17"/>
+              </w:rPr>
+              <w:t>11.11%</w:t>
+            </w:r>
+          </w:p>
+        </w:tc>
+        <w:tc>
+          <w:tcPr>
+            <w:tcW w:type="dxa" w:w="1040"/>
+          </w:tcPr>
+          <w:p>
+            <w:r>
+              <w:rPr>
+                <w:sz w:val="17"/>
+              </w:rPr>
+              <w:t>84.57%</w:t>
+            </w:r>
+          </w:p>
+        </w:tc>
+        <w:tc>
+          <w:tcPr>
+            <w:tcW w:type="dxa" w:w="1040"/>
+          </w:tcPr>
+          <w:p>
+            <w:r>
+              <w:rPr>
+                <w:sz w:val="17"/>
+              </w:rPr>
+              <w:t>18.39%</w:t>
+            </w:r>
+          </w:p>
+        </w:tc>
+        <w:tc>
+          <w:tcPr>
+            <w:tcW w:type="dxa" w:w="1040"/>
+          </w:tcPr>
+          <w:p>
+            <w:r>
+              <w:rPr>
+                <w:sz w:val="17"/>
+              </w:rPr>
+              <w:t>5.01%</w:t>
+            </w:r>
+          </w:p>
+        </w:tc>
+        <w:tc>
+          <w:tcPr>
+            <w:tcW w:type="dxa" w:w="1040"/>
+          </w:tcPr>
+          <w:p>
+            <w:r>
+              <w:rPr>
+                <w:sz w:val="17"/>
+              </w:rPr>
+              <w:t>0.17%</w:t>
+            </w:r>
+          </w:p>
+        </w:tc>
+        <w:tc>
+          <w:tcPr>
+            <w:tcW w:type="dxa" w:w="1040"/>
+          </w:tcPr>
+          <w:p>
+            <w:r>
+              <w:rPr>
+                <w:sz w:val="17"/>
+              </w:rPr>
+              <w:t>11.24%</w:t>
+            </w:r>
+          </w:p>
+        </w:tc>
+        <w:tc>
+          <w:tcPr>
+            <w:tcW w:type="dxa" w:w="1040"/>
+          </w:tcPr>
+          <w:p>
+            <w:r>
+              <w:rPr>
+                <w:sz w:val="17"/>
+              </w:rPr>
+              <w:t>75</w:t>
+            </w:r>
+          </w:p>
+        </w:tc>
+      </w:tr>
+      <w:tr>
+        <w:trPr>
+          <w:cantSplit w:val="true"/>
+        </w:trPr>
+        <w:tc>
+          <w:tcPr>
+            <w:tcW w:type="dxa" w:w="1040"/>
+          </w:tcPr>
+          <w:p>
+            <w:r>
+              <w:rPr>
+                <w:sz w:val="17"/>
+              </w:rPr>
+              <w:t>reversal potential</w:t>
+            </w:r>
+          </w:p>
+        </w:tc>
+        <w:tc>
+          <w:tcPr>
+            <w:tcW w:type="dxa" w:w="1040"/>
+          </w:tcPr>
+          <w:p>
+            <w:r>
+              <w:rPr>
+                <w:sz w:val="17"/>
+              </w:rPr>
+              <w:t>2%</w:t>
+            </w:r>
+          </w:p>
+        </w:tc>
+        <w:tc>
+          <w:tcPr>
+            <w:tcW w:type="dxa" w:w="1040"/>
+          </w:tcPr>
+          <w:p>
+            <w:r>
+              <w:rPr>
+                <w:sz w:val="17"/>
+              </w:rPr>
+              <w:t>13.05%</w:t>
+            </w:r>
+          </w:p>
+        </w:tc>
+        <w:tc>
+          <w:tcPr>
+            <w:tcW w:type="dxa" w:w="1040"/>
+          </w:tcPr>
+          <w:p>
+            <w:r>
+              <w:rPr>
+                <w:sz w:val="17"/>
+              </w:rPr>
+              <w:t>68.85%</w:t>
+            </w:r>
+          </w:p>
+        </w:tc>
+        <w:tc>
+          <w:tcPr>
+            <w:tcW w:type="dxa" w:w="1040"/>
+          </w:tcPr>
+          <w:p>
+            <w:r>
+              <w:rPr>
+                <w:sz w:val="17"/>
+              </w:rPr>
+              <w:t>11.40%</w:t>
+            </w:r>
+          </w:p>
+        </w:tc>
+        <w:tc>
+          <w:tcPr>
+            <w:tcW w:type="dxa" w:w="1040"/>
+          </w:tcPr>
+          <w:p>
+            <w:r>
+              <w:rPr>
+                <w:sz w:val="17"/>
+              </w:rPr>
+              <w:t>6.31%</w:t>
+            </w:r>
+          </w:p>
+        </w:tc>
+        <w:tc>
+          <w:tcPr>
+            <w:tcW w:type="dxa" w:w="1040"/>
+          </w:tcPr>
+          <w:p>
+            <w:r>
+              <w:rPr>
+                <w:sz w:val="17"/>
+              </w:rPr>
+              <w:t>0.31%</w:t>
+            </w:r>
+          </w:p>
+        </w:tc>
+        <w:tc>
+          <w:tcPr>
+            <w:tcW w:type="dxa" w:w="1040"/>
+          </w:tcPr>
+          <w:p>
+            <w:r>
+              <w:rPr>
+                <w:sz w:val="17"/>
+              </w:rPr>
+              <w:t>13.14%</w:t>
+            </w:r>
+          </w:p>
+        </w:tc>
+        <w:tc>
+          <w:tcPr>
+            <w:tcW w:type="dxa" w:w="1040"/>
+          </w:tcPr>
+          <w:p>
+            <w:r>
+              <w:rPr>
+                <w:sz w:val="17"/>
+              </w:rPr>
+              <w:t>75</w:t>
+            </w:r>
+          </w:p>
+        </w:tc>
+      </w:tr>
+      <w:tr>
+        <w:trPr>
+          <w:cantSplit w:val="true"/>
+        </w:trPr>
+        <w:tc>
+          <w:tcPr>
+            <w:tcW w:type="dxa" w:w="1040"/>
+          </w:tcPr>
+          <w:p>
+            <w:r>
+              <w:rPr>
+                <w:sz w:val="17"/>
+              </w:rPr>
+              <w:t>dual + selectivity</w:t>
+            </w:r>
+          </w:p>
+        </w:tc>
+        <w:tc>
+          <w:tcPr>
+            <w:tcW w:type="dxa" w:w="1040"/>
+          </w:tcPr>
+          <w:p>
+            <w:r>
+              <w:rPr>
+                <w:sz w:val="17"/>
+              </w:rPr>
+              <w:t>0.2%</w:t>
+            </w:r>
+          </w:p>
+        </w:tc>
+        <w:tc>
+          <w:tcPr>
+            <w:tcW w:type="dxa" w:w="1040"/>
+          </w:tcPr>
+          <w:p>
+            <w:r>
+              <w:rPr>
+                <w:sz w:val="17"/>
+              </w:rPr>
+              <w:t>1.36%</w:t>
+            </w:r>
+          </w:p>
+        </w:tc>
+        <w:tc>
+          <w:tcPr>
+            <w:tcW w:type="dxa" w:w="1040"/>
+          </w:tcPr>
+          <w:p>
+            <w:r>
+              <w:rPr>
+                <w:sz w:val="17"/>
+              </w:rPr>
+              <w:t>1.40%</w:t>
+            </w:r>
+          </w:p>
+        </w:tc>
+        <w:tc>
+          <w:tcPr>
+            <w:tcW w:type="dxa" w:w="1040"/>
+          </w:tcPr>
+          <w:p>
+            <w:r>
+              <w:rPr>
+                <w:sz w:val="17"/>
+              </w:rPr>
+              <w:t>1.33%</w:t>
+            </w:r>
+          </w:p>
+        </w:tc>
+        <w:tc>
+          <w:tcPr>
+            <w:tcW w:type="dxa" w:w="1040"/>
+          </w:tcPr>
+          <w:p>
+            <w:r>
+              <w:rPr>
+                <w:sz w:val="17"/>
+              </w:rPr>
+              <w:t>1.35%</w:t>
+            </w:r>
+          </w:p>
+        </w:tc>
+        <w:tc>
+          <w:tcPr>
+            <w:tcW w:type="dxa" w:w="1040"/>
+          </w:tcPr>
+          <w:p>
+            <w:r>
+              <w:rPr>
+                <w:sz w:val="17"/>
+              </w:rPr>
+              <w:t>0.04%</w:t>
+            </w:r>
+          </w:p>
+        </w:tc>
+        <w:tc>
+          <w:tcPr>
+            <w:tcW w:type="dxa" w:w="1040"/>
+          </w:tcPr>
+          <w:p>
+            <w:r>
+              <w:rPr>
+                <w:sz w:val="17"/>
+              </w:rPr>
+              <w:t>1.36%</w:t>
+            </w:r>
+          </w:p>
+        </w:tc>
+        <w:tc>
+          <w:tcPr>
+            <w:tcW w:type="dxa" w:w="1040"/>
+          </w:tcPr>
+          <w:p>
+            <w:r>
+              <w:rPr>
+                <w:sz w:val="17"/>
+              </w:rPr>
+              <w:t>75</w:t>
+            </w:r>
+          </w:p>
+        </w:tc>
+      </w:tr>
+      <w:tr>
+        <w:trPr>
+          <w:cantSplit w:val="true"/>
+        </w:trPr>
+        <w:tc>
+          <w:tcPr>
+            <w:tcW w:type="dxa" w:w="1040"/>
+          </w:tcPr>
+          <w:p>
+            <w:r>
+              <w:rPr>
+                <w:sz w:val="17"/>
+              </w:rPr>
+              <w:t>dual + selectivity</w:t>
+            </w:r>
+          </w:p>
+        </w:tc>
+        <w:tc>
+          <w:tcPr>
+            <w:tcW w:type="dxa" w:w="1040"/>
+          </w:tcPr>
+          <w:p>
+            <w:r>
+              <w:rPr>
+                <w:sz w:val="17"/>
+              </w:rPr>
+              <w:t>1%</w:t>
+            </w:r>
+          </w:p>
+        </w:tc>
+        <w:tc>
+          <w:tcPr>
+            <w:tcW w:type="dxa" w:w="1040"/>
+          </w:tcPr>
+          <w:p>
+            <w:r>
+              <w:rPr>
+                <w:sz w:val="17"/>
+              </w:rPr>
+              <w:t>1.49%</w:t>
+            </w:r>
+          </w:p>
+        </w:tc>
+        <w:tc>
+          <w:tcPr>
+            <w:tcW w:type="dxa" w:w="1040"/>
+          </w:tcPr>
+          <w:p>
+            <w:r>
+              <w:rPr>
+                <w:sz w:val="17"/>
+              </w:rPr>
+              <w:t>1.55%</w:t>
+            </w:r>
+          </w:p>
+        </w:tc>
+        <w:tc>
+          <w:tcPr>
+            <w:tcW w:type="dxa" w:w="1040"/>
+          </w:tcPr>
+          <w:p>
+            <w:r>
+              <w:rPr>
+                <w:sz w:val="17"/>
+              </w:rPr>
+              <w:t>1.32%</w:t>
+            </w:r>
+          </w:p>
+        </w:tc>
+        <w:tc>
+          <w:tcPr>
+            <w:tcW w:type="dxa" w:w="1040"/>
+          </w:tcPr>
+          <w:p>
+            <w:r>
+              <w:rPr>
+                <w:sz w:val="17"/>
+              </w:rPr>
+              <w:t>1.24%</w:t>
+            </w:r>
+          </w:p>
+        </w:tc>
+        <w:tc>
+          <w:tcPr>
+            <w:tcW w:type="dxa" w:w="1040"/>
+          </w:tcPr>
+          <w:p>
+            <w:r>
+              <w:rPr>
+                <w:sz w:val="17"/>
+              </w:rPr>
+              <w:t>0.15%</w:t>
+            </w:r>
+          </w:p>
+        </w:tc>
+        <w:tc>
+          <w:tcPr>
+            <w:tcW w:type="dxa" w:w="1040"/>
+          </w:tcPr>
+          <w:p>
+            <w:r>
+              <w:rPr>
+                <w:sz w:val="17"/>
+              </w:rPr>
+              <w:t>1.45%</w:t>
+            </w:r>
+          </w:p>
+        </w:tc>
+        <w:tc>
+          <w:tcPr>
+            <w:tcW w:type="dxa" w:w="1040"/>
+          </w:tcPr>
+          <w:p>
+            <w:r>
+              <w:rPr>
+                <w:sz w:val="17"/>
+              </w:rPr>
+              <w:t>75</w:t>
+            </w:r>
+          </w:p>
+        </w:tc>
+      </w:tr>
+      <w:tr>
+        <w:trPr>
+          <w:cantSplit w:val="true"/>
+        </w:trPr>
+        <w:tc>
+          <w:tcPr>
+            <w:tcW w:type="dxa" w:w="1040"/>
+          </w:tcPr>
+          <w:p>
+            <w:r>
+              <w:rPr>
+                <w:sz w:val="17"/>
+              </w:rPr>
+              <w:t>dual + selectivity</w:t>
+            </w:r>
+          </w:p>
+        </w:tc>
+        <w:tc>
+          <w:tcPr>
+            <w:tcW w:type="dxa" w:w="1040"/>
+          </w:tcPr>
+          <w:p>
+            <w:r>
+              <w:rPr>
+                <w:sz w:val="17"/>
+              </w:rPr>
+              <w:t>2%</w:t>
+            </w:r>
+          </w:p>
+        </w:tc>
+        <w:tc>
+          <w:tcPr>
+            <w:tcW w:type="dxa" w:w="1040"/>
+          </w:tcPr>
+          <w:p>
+            <w:r>
+              <w:rPr>
+                <w:sz w:val="17"/>
+              </w:rPr>
+              <w:t>1.89%</w:t>
+            </w:r>
+          </w:p>
+        </w:tc>
+        <w:tc>
+          <w:tcPr>
+            <w:tcW w:type="dxa" w:w="1040"/>
+          </w:tcPr>
+          <w:p>
+            <w:r>
+              <w:rPr>
+                <w:sz w:val="17"/>
+              </w:rPr>
+              <w:t>2.28%</w:t>
+            </w:r>
+          </w:p>
+        </w:tc>
+        <w:tc>
+          <w:tcPr>
+            <w:tcW w:type="dxa" w:w="1040"/>
+          </w:tcPr>
+          <w:p>
+            <w:r>
+              <w:rPr>
+                <w:sz w:val="17"/>
+              </w:rPr>
+              <w:t>1.76%</w:t>
+            </w:r>
+          </w:p>
+        </w:tc>
+        <w:tc>
+          <w:tcPr>
+            <w:tcW w:type="dxa" w:w="1040"/>
+          </w:tcPr>
+          <w:p>
+            <w:r>
+              <w:rPr>
+                <w:sz w:val="17"/>
+              </w:rPr>
+              <w:t>1.85%</w:t>
+            </w:r>
+          </w:p>
+        </w:tc>
+        <w:tc>
+          <w:tcPr>
+            <w:tcW w:type="dxa" w:w="1040"/>
+          </w:tcPr>
+          <w:p>
+            <w:r>
+              <w:rPr>
+                <w:sz w:val="17"/>
+              </w:rPr>
+              <w:t>0.44%</w:t>
+            </w:r>
+          </w:p>
+        </w:tc>
+        <w:tc>
+          <w:tcPr>
+            <w:tcW w:type="dxa" w:w="1040"/>
+          </w:tcPr>
+          <w:p>
+            <w:r>
+              <w:rPr>
+                <w:sz w:val="17"/>
+              </w:rPr>
+              <w:t>1.93%</w:t>
+            </w:r>
+          </w:p>
+        </w:tc>
+        <w:tc>
+          <w:tcPr>
+            <w:tcW w:type="dxa" w:w="1040"/>
+          </w:tcPr>
+          <w:p>
+            <w:r>
+              <w:rPr>
+                <w:sz w:val="17"/>
+              </w:rPr>
+              <w:t>75</w:t>
+            </w:r>
+          </w:p>
+        </w:tc>
+      </w:tr>
+    </w:tbl>
+    <w:p>
+      <w:pPr>
+        <w:spacing w:after="120"/>
+      </w:pPr>
+    </w:p>
+    <w:p>
+      <w:r>
+        <w:rPr>
+          <w:b/>
+        </w:rPr>
+        <w:t>Part B2 (coverage and convergence).</w:t>
+      </w:r>
+      <w:r>
+        <w:t xml:space="preserve"> Coverage is the fraction of 95% intervals containing the truth; intervals from non-converged fits are provisional local intervals.</w:t>
+      </w:r>
+    </w:p>
+    <w:tbl>
+      <w:tblPr>
+        <w:tblStyle w:val="TableGrid"/>
+        <w:tblW w:type="auto" w:w="0"/>
+        <w:tblLook w:firstColumn="1" w:firstRow="1" w:lastColumn="0" w:lastRow="0" w:noHBand="0" w:noVBand="1" w:val="04A0"/>
+      </w:tblPr>
+      <w:tblGrid>
+        <w:gridCol w:w="1040"/>
+        <w:gridCol w:w="1040"/>
+        <w:gridCol w:w="1040"/>
+        <w:gridCol w:w="1040"/>
+        <w:gridCol w:w="1040"/>
+        <w:gridCol w:w="1040"/>
+        <w:gridCol w:w="1040"/>
+        <w:gridCol w:w="1040"/>
+        <w:gridCol w:w="1040"/>
+      </w:tblGrid>
+      <w:tr>
+        <w:trPr>
+          <w:tblHeader w:val="true"/>
+          <w:cantSplit w:val="true"/>
+        </w:trPr>
+        <w:tc>
+          <w:tcPr>
+            <w:tcW w:type="dxa" w:w="1040"/>
+          </w:tcPr>
+          <w:p>
+            <w:r>
+              <w:rPr>
+                <w:b/>
+                <w:sz w:val="17"/>
+              </w:rPr>
+              <w:t>Protocol</w:t>
+            </w:r>
+          </w:p>
+        </w:tc>
+        <w:tc>
+          <w:tcPr>
+            <w:tcW w:type="dxa" w:w="1040"/>
+          </w:tcPr>
+          <w:p>
+            <w:r>
+              <w:rPr>
+                <w:b/>
+                <w:sz w:val="17"/>
+              </w:rPr>
+              <w:t>Noise</w:t>
+            </w:r>
+          </w:p>
+        </w:tc>
+        <w:tc>
+          <w:tcPr>
+            <w:tcW w:type="dxa" w:w="1040"/>
           </w:tcPr>
           <w:p>
             <w:r>
@@ -23312,7 +24495,7 @@
         </w:tc>
         <w:tc>
           <w:tcPr>
-            <w:tcW w:type="dxa" w:w="624"/>
+            <w:tcW w:type="dxa" w:w="1040"/>
           </w:tcPr>
           <w:p>
             <w:r>
@@ -23331,7 +24514,7 @@
         </w:tc>
         <w:tc>
           <w:tcPr>
-            <w:tcW w:type="dxa" w:w="624"/>
+            <w:tcW w:type="dxa" w:w="1040"/>
           </w:tcPr>
           <w:p>
             <w:r>
@@ -23350,7 +24533,7 @@
         </w:tc>
         <w:tc>
           <w:tcPr>
-            <w:tcW w:type="dxa" w:w="624"/>
+            <w:tcW w:type="dxa" w:w="1040"/>
           </w:tcPr>
           <w:p>
             <w:r>
@@ -23364,7 +24547,7 @@
         </w:tc>
         <w:tc>
           <w:tcPr>
-            <w:tcW w:type="dxa" w:w="624"/>
+            <w:tcW w:type="dxa" w:w="1040"/>
           </w:tcPr>
           <w:p>
             <w:r>
@@ -23378,7 +24561,7 @@
         </w:tc>
         <w:tc>
           <w:tcPr>
-            <w:tcW w:type="dxa" w:w="624"/>
+            <w:tcW w:type="dxa" w:w="1040"/>
           </w:tcPr>
           <w:p>
             <w:r>
@@ -23392,7 +24575,7 @@
         </w:tc>
         <w:tc>
           <w:tcPr>
-            <w:tcW w:type="dxa" w:w="624"/>
+            <w:tcW w:type="dxa" w:w="1040"/>
           </w:tcPr>
           <w:p>
             <m:oMath xmlns:a="http://schemas.openxmlformats.org/drawingml/2006/main" xmlns:pic="http://schemas.openxmlformats.org/drawingml/2006/picture">
@@ -23409,7 +24592,7 @@
         </w:trPr>
         <w:tc>
           <w:tcPr>
-            <w:tcW w:type="dxa" w:w="624"/>
+            <w:tcW w:type="dxa" w:w="1040"/>
           </w:tcPr>
           <w:p>
             <w:r>
@@ -23422,7 +24605,7 @@
         </w:tc>
         <w:tc>
           <w:tcPr>
-            <w:tcW w:type="dxa" w:w="624"/>
+            <w:tcW w:type="dxa" w:w="1040"/>
           </w:tcPr>
           <w:p>
             <w:r>
@@ -23435,85 +24618,7 @@
         </w:tc>
         <w:tc>
           <w:tcPr>
-            <w:tcW w:type="dxa" w:w="624"/>
-          </w:tcPr>
-          <w:p>
-            <w:r>
-              <w:rPr>
-                <w:sz w:val="17"/>
-              </w:rPr>
-              <w:t>140.99%</w:t>
-            </w:r>
-          </w:p>
-        </w:tc>
-        <w:tc>
-          <w:tcPr>
-            <w:tcW w:type="dxa" w:w="624"/>
-          </w:tcPr>
-          <w:p>
-            <w:r>
-              <w:rPr>
-                <w:sz w:val="17"/>
-              </w:rPr>
-              <w:t>1234.97%</w:t>
-            </w:r>
-          </w:p>
-        </w:tc>
-        <w:tc>
-          <w:tcPr>
-            <w:tcW w:type="dxa" w:w="624"/>
-          </w:tcPr>
-          <w:p>
-            <w:r>
-              <w:rPr>
-                <w:sz w:val="17"/>
-              </w:rPr>
-              <w:t>489.72%</w:t>
-            </w:r>
-          </w:p>
-        </w:tc>
-        <w:tc>
-          <w:tcPr>
-            <w:tcW w:type="dxa" w:w="624"/>
-          </w:tcPr>
-          <w:p>
-            <w:r>
-              <w:rPr>
-                <w:sz w:val="17"/>
-              </w:rPr>
-              <w:t>73.81%</w:t>
-            </w:r>
-          </w:p>
-        </w:tc>
-        <w:tc>
-          <w:tcPr>
-            <w:tcW w:type="dxa" w:w="624"/>
-          </w:tcPr>
-          <w:p>
-            <w:r>
-              <w:rPr>
-                <w:sz w:val="17"/>
-              </w:rPr>
-              <w:t>0.35%</w:t>
-            </w:r>
-          </w:p>
-        </w:tc>
-        <w:tc>
-          <w:tcPr>
-            <w:tcW w:type="dxa" w:w="624"/>
-          </w:tcPr>
-          <w:p>
-            <w:r>
-              <w:rPr>
-                <w:sz w:val="17"/>
-              </w:rPr>
-              <w:t>145.66%</w:t>
-            </w:r>
-          </w:p>
-        </w:tc>
-        <w:tc>
-          <w:tcPr>
-            <w:tcW w:type="dxa" w:w="624"/>
+            <w:tcW w:type="dxa" w:w="1040"/>
           </w:tcPr>
           <w:p>
             <w:r>
@@ -23526,7 +24631,7 @@
         </w:tc>
         <w:tc>
           <w:tcPr>
-            <w:tcW w:type="dxa" w:w="624"/>
+            <w:tcW w:type="dxa" w:w="1040"/>
           </w:tcPr>
           <w:p>
             <w:r>
@@ -23539,7 +24644,7 @@
         </w:tc>
         <w:tc>
           <w:tcPr>
-            <w:tcW w:type="dxa" w:w="624"/>
+            <w:tcW w:type="dxa" w:w="1040"/>
           </w:tcPr>
           <w:p>
             <w:r>
@@ -23552,7 +24657,7 @@
         </w:tc>
         <w:tc>
           <w:tcPr>
-            <w:tcW w:type="dxa" w:w="624"/>
+            <w:tcW w:type="dxa" w:w="1040"/>
           </w:tcPr>
           <w:p>
             <w:r>
@@ -23565,7 +24670,7 @@
         </w:tc>
         <w:tc>
           <w:tcPr>
-            <w:tcW w:type="dxa" w:w="624"/>
+            <w:tcW w:type="dxa" w:w="1040"/>
           </w:tcPr>
           <w:p>
             <w:r>
@@ -23578,20 +24683,20 @@
         </w:tc>
         <w:tc>
           <w:tcPr>
-            <w:tcW w:type="dxa" w:w="624"/>
-          </w:tcPr>
-          <w:p>
-            <w:r>
-              <w:rPr>
-                <w:sz w:val="17"/>
-              </w:rPr>
-              <w:t>0%</w:t>
-            </w:r>
-          </w:p>
-        </w:tc>
-        <w:tc>
-          <w:tcPr>
-            <w:tcW w:type="dxa" w:w="624"/>
+            <w:tcW w:type="dxa" w:w="1040"/>
+          </w:tcPr>
+          <w:p>
+            <w:r>
+              <w:rPr>
+                <w:sz w:val="17"/>
+              </w:rPr>
+              <w:t>0.0%</w:t>
+            </w:r>
+          </w:p>
+        </w:tc>
+        <w:tc>
+          <w:tcPr>
+            <w:tcW w:type="dxa" w:w="1040"/>
           </w:tcPr>
           <w:p>
             <w:r>
@@ -23609,7 +24714,7 @@
         </w:trPr>
         <w:tc>
           <w:tcPr>
-            <w:tcW w:type="dxa" w:w="624"/>
+            <w:tcW w:type="dxa" w:w="1040"/>
           </w:tcPr>
           <w:p>
             <w:r>
@@ -23622,7 +24727,7 @@
         </w:tc>
         <w:tc>
           <w:tcPr>
-            <w:tcW w:type="dxa" w:w="624"/>
+            <w:tcW w:type="dxa" w:w="1040"/>
           </w:tcPr>
           <w:p>
             <w:r>
@@ -23635,85 +24740,7 @@
         </w:tc>
         <w:tc>
           <w:tcPr>
-            <w:tcW w:type="dxa" w:w="624"/>
-          </w:tcPr>
-          <w:p>
-            <w:r>
-              <w:rPr>
-                <w:sz w:val="17"/>
-              </w:rPr>
-              <w:t>147.63%</w:t>
-            </w:r>
-          </w:p>
-        </w:tc>
-        <w:tc>
-          <w:tcPr>
-            <w:tcW w:type="dxa" w:w="624"/>
-          </w:tcPr>
-          <w:p>
-            <w:r>
-              <w:rPr>
-                <w:sz w:val="17"/>
-              </w:rPr>
-              <w:t>1820.52%</w:t>
-            </w:r>
-          </w:p>
-        </w:tc>
-        <w:tc>
-          <w:tcPr>
-            <w:tcW w:type="dxa" w:w="624"/>
-          </w:tcPr>
-          <w:p>
-            <w:r>
-              <w:rPr>
-                <w:sz w:val="17"/>
-              </w:rPr>
-              <w:t>486.24%</w:t>
-            </w:r>
-          </w:p>
-        </w:tc>
-        <w:tc>
-          <w:tcPr>
-            <w:tcW w:type="dxa" w:w="624"/>
-          </w:tcPr>
-          <w:p>
-            <w:r>
-              <w:rPr>
-                <w:sz w:val="17"/>
-              </w:rPr>
-              <w:t>80.03%</w:t>
-            </w:r>
-          </w:p>
-        </w:tc>
-        <w:tc>
-          <w:tcPr>
-            <w:tcW w:type="dxa" w:w="624"/>
-          </w:tcPr>
-          <w:p>
-            <w:r>
-              <w:rPr>
-                <w:sz w:val="17"/>
-              </w:rPr>
-              <w:t>0.30%</w:t>
-            </w:r>
-          </w:p>
-        </w:tc>
-        <w:tc>
-          <w:tcPr>
-            <w:tcW w:type="dxa" w:w="624"/>
-          </w:tcPr>
-          <w:p>
-            <w:r>
-              <w:rPr>
-                <w:sz w:val="17"/>
-              </w:rPr>
-              <w:t>145.66%</w:t>
-            </w:r>
-          </w:p>
-        </w:tc>
-        <w:tc>
-          <w:tcPr>
-            <w:tcW w:type="dxa" w:w="624"/>
+            <w:tcW w:type="dxa" w:w="1040"/>
           </w:tcPr>
           <w:p>
             <w:r>
@@ -23726,7 +24753,7 @@
         </w:tc>
         <w:tc>
           <w:tcPr>
-            <w:tcW w:type="dxa" w:w="624"/>
+            <w:tcW w:type="dxa" w:w="1040"/>
           </w:tcPr>
           <w:p>
             <w:r>
@@ -23739,7 +24766,7 @@
         </w:tc>
         <w:tc>
           <w:tcPr>
-            <w:tcW w:type="dxa" w:w="624"/>
+            <w:tcW w:type="dxa" w:w="1040"/>
           </w:tcPr>
           <w:p>
             <w:r>
@@ -23752,7 +24779,7 @@
         </w:tc>
         <w:tc>
           <w:tcPr>
-            <w:tcW w:type="dxa" w:w="624"/>
+            <w:tcW w:type="dxa" w:w="1040"/>
           </w:tcPr>
           <w:p>
             <w:r>
@@ -23765,7 +24792,7 @@
         </w:tc>
         <w:tc>
           <w:tcPr>
-            <w:tcW w:type="dxa" w:w="624"/>
+            <w:tcW w:type="dxa" w:w="1040"/>
           </w:tcPr>
           <w:p>
             <w:r>
@@ -23778,20 +24805,20 @@
         </w:tc>
         <w:tc>
           <w:tcPr>
-            <w:tcW w:type="dxa" w:w="624"/>
-          </w:tcPr>
-          <w:p>
-            <w:r>
-              <w:rPr>
-                <w:sz w:val="17"/>
-              </w:rPr>
-              <w:t>0%</w:t>
-            </w:r>
-          </w:p>
-        </w:tc>
-        <w:tc>
-          <w:tcPr>
-            <w:tcW w:type="dxa" w:w="624"/>
+            <w:tcW w:type="dxa" w:w="1040"/>
+          </w:tcPr>
+          <w:p>
+            <w:r>
+              <w:rPr>
+                <w:sz w:val="17"/>
+              </w:rPr>
+              <w:t>0.0%</w:t>
+            </w:r>
+          </w:p>
+        </w:tc>
+        <w:tc>
+          <w:tcPr>
+            <w:tcW w:type="dxa" w:w="1040"/>
           </w:tcPr>
           <w:p>
             <w:r>
@@ -23809,7 +24836,7 @@
         </w:trPr>
         <w:tc>
           <w:tcPr>
-            <w:tcW w:type="dxa" w:w="624"/>
+            <w:tcW w:type="dxa" w:w="1040"/>
           </w:tcPr>
           <w:p>
             <w:r>
@@ -23822,7 +24849,7 @@
         </w:tc>
         <w:tc>
           <w:tcPr>
-            <w:tcW w:type="dxa" w:w="624"/>
+            <w:tcW w:type="dxa" w:w="1040"/>
           </w:tcPr>
           <w:p>
             <w:r>
@@ -23835,85 +24862,7 @@
         </w:tc>
         <w:tc>
           <w:tcPr>
-            <w:tcW w:type="dxa" w:w="624"/>
-          </w:tcPr>
-          <w:p>
-            <w:r>
-              <w:rPr>
-                <w:sz w:val="17"/>
-              </w:rPr>
-              <w:t>147.63%</w:t>
-            </w:r>
-          </w:p>
-        </w:tc>
-        <w:tc>
-          <w:tcPr>
-            <w:tcW w:type="dxa" w:w="624"/>
-          </w:tcPr>
-          <w:p>
-            <w:r>
-              <w:rPr>
-                <w:sz w:val="17"/>
-              </w:rPr>
-              <w:t>1606.88%</w:t>
-            </w:r>
-          </w:p>
-        </w:tc>
-        <w:tc>
-          <w:tcPr>
-            <w:tcW w:type="dxa" w:w="624"/>
-          </w:tcPr>
-          <w:p>
-            <w:r>
-              <w:rPr>
-                <w:sz w:val="17"/>
-              </w:rPr>
-              <w:t>344.16%</w:t>
-            </w:r>
-          </w:p>
-        </w:tc>
-        <w:tc>
-          <w:tcPr>
-            <w:tcW w:type="dxa" w:w="624"/>
-          </w:tcPr>
-          <w:p>
-            <w:r>
-              <w:rPr>
-                <w:sz w:val="17"/>
-              </w:rPr>
-              <w:t>67.66%</w:t>
-            </w:r>
-          </w:p>
-        </w:tc>
-        <w:tc>
-          <w:tcPr>
-            <w:tcW w:type="dxa" w:w="624"/>
-          </w:tcPr>
-          <w:p>
-            <w:r>
-              <w:rPr>
-                <w:sz w:val="17"/>
-              </w:rPr>
-              <w:t>0.42%</w:t>
-            </w:r>
-          </w:p>
-        </w:tc>
-        <w:tc>
-          <w:tcPr>
-            <w:tcW w:type="dxa" w:w="624"/>
-          </w:tcPr>
-          <w:p>
-            <w:r>
-              <w:rPr>
-                <w:sz w:val="17"/>
-              </w:rPr>
-              <w:t>145.66%</w:t>
-            </w:r>
-          </w:p>
-        </w:tc>
-        <w:tc>
-          <w:tcPr>
-            <w:tcW w:type="dxa" w:w="624"/>
+            <w:tcW w:type="dxa" w:w="1040"/>
           </w:tcPr>
           <w:p>
             <w:r>
@@ -23926,7 +24875,7 @@
         </w:tc>
         <w:tc>
           <w:tcPr>
-            <w:tcW w:type="dxa" w:w="624"/>
+            <w:tcW w:type="dxa" w:w="1040"/>
           </w:tcPr>
           <w:p>
             <w:r>
@@ -23939,7 +24888,7 @@
         </w:tc>
         <w:tc>
           <w:tcPr>
-            <w:tcW w:type="dxa" w:w="624"/>
+            <w:tcW w:type="dxa" w:w="1040"/>
           </w:tcPr>
           <w:p>
             <w:r>
@@ -23952,7 +24901,7 @@
         </w:tc>
         <w:tc>
           <w:tcPr>
-            <w:tcW w:type="dxa" w:w="624"/>
+            <w:tcW w:type="dxa" w:w="1040"/>
           </w:tcPr>
           <w:p>
             <w:r>
@@ -23965,7 +24914,7 @@
         </w:tc>
         <w:tc>
           <w:tcPr>
-            <w:tcW w:type="dxa" w:w="624"/>
+            <w:tcW w:type="dxa" w:w="1040"/>
           </w:tcPr>
           <w:p>
             <w:r>
@@ -23978,20 +24927,20 @@
         </w:tc>
         <w:tc>
           <w:tcPr>
-            <w:tcW w:type="dxa" w:w="624"/>
-          </w:tcPr>
-          <w:p>
-            <w:r>
-              <w:rPr>
-                <w:sz w:val="17"/>
-              </w:rPr>
-              <w:t>0%</w:t>
-            </w:r>
-          </w:p>
-        </w:tc>
-        <w:tc>
-          <w:tcPr>
-            <w:tcW w:type="dxa" w:w="624"/>
+            <w:tcW w:type="dxa" w:w="1040"/>
+          </w:tcPr>
+          <w:p>
+            <w:r>
+              <w:rPr>
+                <w:sz w:val="17"/>
+              </w:rPr>
+              <w:t>0.0%</w:t>
+            </w:r>
+          </w:p>
+        </w:tc>
+        <w:tc>
+          <w:tcPr>
+            <w:tcW w:type="dxa" w:w="1040"/>
           </w:tcPr>
           <w:p>
             <w:r>
@@ -24009,7 +24958,7 @@
         </w:trPr>
         <w:tc>
           <w:tcPr>
-            <w:tcW w:type="dxa" w:w="624"/>
+            <w:tcW w:type="dxa" w:w="1040"/>
           </w:tcPr>
           <w:p>
             <w:r>
@@ -24022,7 +24971,7 @@
         </w:tc>
         <w:tc>
           <w:tcPr>
-            <w:tcW w:type="dxa" w:w="624"/>
+            <w:tcW w:type="dxa" w:w="1040"/>
           </w:tcPr>
           <w:p>
             <w:r>
@@ -24035,85 +24984,7 @@
         </w:tc>
         <w:tc>
           <w:tcPr>
-            <w:tcW w:type="dxa" w:w="624"/>
-          </w:tcPr>
-          <w:p>
-            <w:r>
-              <w:rPr>
-                <w:sz w:val="17"/>
-              </w:rPr>
-              <w:t>12.66%</w:t>
-            </w:r>
-          </w:p>
-        </w:tc>
-        <w:tc>
-          <w:tcPr>
-            <w:tcW w:type="dxa" w:w="624"/>
-          </w:tcPr>
-          <w:p>
-            <w:r>
-              <w:rPr>
-                <w:sz w:val="17"/>
-              </w:rPr>
-              <w:t>77.29%</w:t>
-            </w:r>
-          </w:p>
-        </w:tc>
-        <w:tc>
-          <w:tcPr>
-            <w:tcW w:type="dxa" w:w="624"/>
-          </w:tcPr>
-          <w:p>
-            <w:r>
-              <w:rPr>
-                <w:sz w:val="17"/>
-              </w:rPr>
-              <w:t>13.19%</w:t>
-            </w:r>
-          </w:p>
-        </w:tc>
-        <w:tc>
-          <w:tcPr>
-            <w:tcW w:type="dxa" w:w="624"/>
-          </w:tcPr>
-          <w:p>
-            <w:r>
-              <w:rPr>
-                <w:sz w:val="17"/>
-              </w:rPr>
-              <w:t>5.91%</w:t>
-            </w:r>
-          </w:p>
-        </w:tc>
-        <w:tc>
-          <w:tcPr>
-            <w:tcW w:type="dxa" w:w="624"/>
-          </w:tcPr>
-          <w:p>
-            <w:r>
-              <w:rPr>
-                <w:sz w:val="17"/>
-              </w:rPr>
-              <w:t>0.03%</w:t>
-            </w:r>
-          </w:p>
-        </w:tc>
-        <w:tc>
-          <w:tcPr>
-            <w:tcW w:type="dxa" w:w="624"/>
-          </w:tcPr>
-          <w:p>
-            <w:r>
-              <w:rPr>
-                <w:sz w:val="17"/>
-              </w:rPr>
-              <w:t>12.68%</w:t>
-            </w:r>
-          </w:p>
-        </w:tc>
-        <w:tc>
-          <w:tcPr>
-            <w:tcW w:type="dxa" w:w="624"/>
+            <w:tcW w:type="dxa" w:w="1040"/>
           </w:tcPr>
           <w:p>
             <w:r>
@@ -24126,7 +24997,7 @@
         </w:tc>
         <w:tc>
           <w:tcPr>
-            <w:tcW w:type="dxa" w:w="624"/>
+            <w:tcW w:type="dxa" w:w="1040"/>
           </w:tcPr>
           <w:p>
             <w:r>
@@ -24139,7 +25010,7 @@
         </w:tc>
         <w:tc>
           <w:tcPr>
-            <w:tcW w:type="dxa" w:w="624"/>
+            <w:tcW w:type="dxa" w:w="1040"/>
           </w:tcPr>
           <w:p>
             <w:r>
@@ -24152,7 +25023,7 @@
         </w:tc>
         <w:tc>
           <w:tcPr>
-            <w:tcW w:type="dxa" w:w="624"/>
+            <w:tcW w:type="dxa" w:w="1040"/>
           </w:tcPr>
           <w:p>
             <w:r>
@@ -24165,7 +25036,7 @@
         </w:tc>
         <w:tc>
           <w:tcPr>
-            <w:tcW w:type="dxa" w:w="624"/>
+            <w:tcW w:type="dxa" w:w="1040"/>
           </w:tcPr>
           <w:p>
             <w:r>
@@ -24178,7 +25049,7 @@
         </w:tc>
         <w:tc>
           <w:tcPr>
-            <w:tcW w:type="dxa" w:w="624"/>
+            <w:tcW w:type="dxa" w:w="1040"/>
           </w:tcPr>
           <w:p>
             <w:r>
@@ -24191,7 +25062,7 @@
         </w:tc>
         <w:tc>
           <w:tcPr>
-            <w:tcW w:type="dxa" w:w="624"/>
+            <w:tcW w:type="dxa" w:w="1040"/>
           </w:tcPr>
           <w:p>
             <w:r>
@@ -24209,7 +25080,7 @@
         </w:trPr>
         <w:tc>
           <w:tcPr>
-            <w:tcW w:type="dxa" w:w="624"/>
+            <w:tcW w:type="dxa" w:w="1040"/>
           </w:tcPr>
           <w:p>
             <w:r>
@@ -24222,7 +25093,7 @@
         </w:tc>
         <w:tc>
           <w:tcPr>
-            <w:tcW w:type="dxa" w:w="624"/>
+            <w:tcW w:type="dxa" w:w="1040"/>
           </w:tcPr>
           <w:p>
             <w:r>
@@ -24235,85 +25106,7 @@
         </w:tc>
         <w:tc>
           <w:tcPr>
-            <w:tcW w:type="dxa" w:w="624"/>
-          </w:tcPr>
-          <w:p>
-            <w:r>
-              <w:rPr>
-                <w:sz w:val="17"/>
-              </w:rPr>
-              <w:t>11.11%</w:t>
-            </w:r>
-          </w:p>
-        </w:tc>
-        <w:tc>
-          <w:tcPr>
-            <w:tcW w:type="dxa" w:w="624"/>
-          </w:tcPr>
-          <w:p>
-            <w:r>
-              <w:rPr>
-                <w:sz w:val="17"/>
-              </w:rPr>
-              <w:t>84.57%</w:t>
-            </w:r>
-          </w:p>
-        </w:tc>
-        <w:tc>
-          <w:tcPr>
-            <w:tcW w:type="dxa" w:w="624"/>
-          </w:tcPr>
-          <w:p>
-            <w:r>
-              <w:rPr>
-                <w:sz w:val="17"/>
-              </w:rPr>
-              <w:t>18.39%</w:t>
-            </w:r>
-          </w:p>
-        </w:tc>
-        <w:tc>
-          <w:tcPr>
-            <w:tcW w:type="dxa" w:w="624"/>
-          </w:tcPr>
-          <w:p>
-            <w:r>
-              <w:rPr>
-                <w:sz w:val="17"/>
-              </w:rPr>
-              <w:t>5.01%</w:t>
-            </w:r>
-          </w:p>
-        </w:tc>
-        <w:tc>
-          <w:tcPr>
-            <w:tcW w:type="dxa" w:w="624"/>
-          </w:tcPr>
-          <w:p>
-            <w:r>
-              <w:rPr>
-                <w:sz w:val="17"/>
-              </w:rPr>
-              <w:t>0.17%</w:t>
-            </w:r>
-          </w:p>
-        </w:tc>
-        <w:tc>
-          <w:tcPr>
-            <w:tcW w:type="dxa" w:w="624"/>
-          </w:tcPr>
-          <w:p>
-            <w:r>
-              <w:rPr>
-                <w:sz w:val="17"/>
-              </w:rPr>
-              <w:t>11.24%</w:t>
-            </w:r>
-          </w:p>
-        </w:tc>
-        <w:tc>
-          <w:tcPr>
-            <w:tcW w:type="dxa" w:w="624"/>
+            <w:tcW w:type="dxa" w:w="1040"/>
           </w:tcPr>
           <w:p>
             <w:r>
@@ -24326,7 +25119,7 @@
         </w:tc>
         <w:tc>
           <w:tcPr>
-            <w:tcW w:type="dxa" w:w="624"/>
+            <w:tcW w:type="dxa" w:w="1040"/>
           </w:tcPr>
           <w:p>
             <w:r>
@@ -24339,7 +25132,7 @@
         </w:tc>
         <w:tc>
           <w:tcPr>
-            <w:tcW w:type="dxa" w:w="624"/>
+            <w:tcW w:type="dxa" w:w="1040"/>
           </w:tcPr>
           <w:p>
             <w:r>
@@ -24352,7 +25145,7 @@
         </w:tc>
         <w:tc>
           <w:tcPr>
-            <w:tcW w:type="dxa" w:w="624"/>
+            <w:tcW w:type="dxa" w:w="1040"/>
           </w:tcPr>
           <w:p>
             <w:r>
@@ -24365,7 +25158,7 @@
         </w:tc>
         <w:tc>
           <w:tcPr>
-            <w:tcW w:type="dxa" w:w="624"/>
+            <w:tcW w:type="dxa" w:w="1040"/>
           </w:tcPr>
           <w:p>
             <w:r>
@@ -24378,7 +25171,7 @@
         </w:tc>
         <w:tc>
           <w:tcPr>
-            <w:tcW w:type="dxa" w:w="624"/>
+            <w:tcW w:type="dxa" w:w="1040"/>
           </w:tcPr>
           <w:p>
             <w:r>
@@ -24391,7 +25184,7 @@
         </w:tc>
         <w:tc>
           <w:tcPr>
-            <w:tcW w:type="dxa" w:w="624"/>
+            <w:tcW w:type="dxa" w:w="1040"/>
           </w:tcPr>
           <w:p>
             <w:r>
@@ -24409,7 +25202,7 @@
         </w:trPr>
         <w:tc>
           <w:tcPr>
-            <w:tcW w:type="dxa" w:w="624"/>
+            <w:tcW w:type="dxa" w:w="1040"/>
           </w:tcPr>
           <w:p>
             <w:r>
@@ -24422,7 +25215,7 @@
         </w:tc>
         <w:tc>
           <w:tcPr>
-            <w:tcW w:type="dxa" w:w="624"/>
+            <w:tcW w:type="dxa" w:w="1040"/>
           </w:tcPr>
           <w:p>
             <w:r>
@@ -24435,85 +25228,7 @@
         </w:tc>
         <w:tc>
           <w:tcPr>
-            <w:tcW w:type="dxa" w:w="624"/>
-          </w:tcPr>
-          <w:p>
-            <w:r>
-              <w:rPr>
-                <w:sz w:val="17"/>
-              </w:rPr>
-              <w:t>13.05%</w:t>
-            </w:r>
-          </w:p>
-        </w:tc>
-        <w:tc>
-          <w:tcPr>
-            <w:tcW w:type="dxa" w:w="624"/>
-          </w:tcPr>
-          <w:p>
-            <w:r>
-              <w:rPr>
-                <w:sz w:val="17"/>
-              </w:rPr>
-              <w:t>68.85%</w:t>
-            </w:r>
-          </w:p>
-        </w:tc>
-        <w:tc>
-          <w:tcPr>
-            <w:tcW w:type="dxa" w:w="624"/>
-          </w:tcPr>
-          <w:p>
-            <w:r>
-              <w:rPr>
-                <w:sz w:val="17"/>
-              </w:rPr>
-              <w:t>11.40%</w:t>
-            </w:r>
-          </w:p>
-        </w:tc>
-        <w:tc>
-          <w:tcPr>
-            <w:tcW w:type="dxa" w:w="624"/>
-          </w:tcPr>
-          <w:p>
-            <w:r>
-              <w:rPr>
-                <w:sz w:val="17"/>
-              </w:rPr>
-              <w:t>6.31%</w:t>
-            </w:r>
-          </w:p>
-        </w:tc>
-        <w:tc>
-          <w:tcPr>
-            <w:tcW w:type="dxa" w:w="624"/>
-          </w:tcPr>
-          <w:p>
-            <w:r>
-              <w:rPr>
-                <w:sz w:val="17"/>
-              </w:rPr>
-              <w:t>0.31%</w:t>
-            </w:r>
-          </w:p>
-        </w:tc>
-        <w:tc>
-          <w:tcPr>
-            <w:tcW w:type="dxa" w:w="624"/>
-          </w:tcPr>
-          <w:p>
-            <w:r>
-              <w:rPr>
-                <w:sz w:val="17"/>
-              </w:rPr>
-              <w:t>13.14%</w:t>
-            </w:r>
-          </w:p>
-        </w:tc>
-        <w:tc>
-          <w:tcPr>
-            <w:tcW w:type="dxa" w:w="624"/>
+            <w:tcW w:type="dxa" w:w="1040"/>
           </w:tcPr>
           <w:p>
             <w:r>
@@ -24526,7 +25241,7 @@
         </w:tc>
         <w:tc>
           <w:tcPr>
-            <w:tcW w:type="dxa" w:w="624"/>
+            <w:tcW w:type="dxa" w:w="1040"/>
           </w:tcPr>
           <w:p>
             <w:r>
@@ -24539,7 +25254,7 @@
         </w:tc>
         <w:tc>
           <w:tcPr>
-            <w:tcW w:type="dxa" w:w="624"/>
+            <w:tcW w:type="dxa" w:w="1040"/>
           </w:tcPr>
           <w:p>
             <w:r>
@@ -24552,7 +25267,7 @@
         </w:tc>
         <w:tc>
           <w:tcPr>
-            <w:tcW w:type="dxa" w:w="624"/>
+            <w:tcW w:type="dxa" w:w="1040"/>
           </w:tcPr>
           <w:p>
             <w:r>
@@ -24565,20 +25280,20 @@
         </w:tc>
         <w:tc>
           <w:tcPr>
-            <w:tcW w:type="dxa" w:w="624"/>
-          </w:tcPr>
-          <w:p>
-            <w:r>
-              <w:rPr>
-                <w:sz w:val="17"/>
-              </w:rPr>
-              <w:t>9%</w:t>
-            </w:r>
-          </w:p>
-        </w:tc>
-        <w:tc>
-          <w:tcPr>
-            <w:tcW w:type="dxa" w:w="624"/>
+            <w:tcW w:type="dxa" w:w="1040"/>
+          </w:tcPr>
+          <w:p>
+            <w:r>
+              <w:rPr>
+                <w:sz w:val="17"/>
+              </w:rPr>
+              <w:t>9.3%</w:t>
+            </w:r>
+          </w:p>
+        </w:tc>
+        <w:tc>
+          <w:tcPr>
+            <w:tcW w:type="dxa" w:w="1040"/>
           </w:tcPr>
           <w:p>
             <w:r>
@@ -24591,7 +25306,7 @@
         </w:tc>
         <w:tc>
           <w:tcPr>
-            <w:tcW w:type="dxa" w:w="624"/>
+            <w:tcW w:type="dxa" w:w="1040"/>
           </w:tcPr>
           <w:p>
             <w:r>
@@ -24609,7 +25324,7 @@
         </w:trPr>
         <w:tc>
           <w:tcPr>
-            <w:tcW w:type="dxa" w:w="624"/>
+            <w:tcW w:type="dxa" w:w="1040"/>
           </w:tcPr>
           <w:p>
             <w:r>
@@ -24622,7 +25337,7 @@
         </w:tc>
         <w:tc>
           <w:tcPr>
-            <w:tcW w:type="dxa" w:w="624"/>
+            <w:tcW w:type="dxa" w:w="1040"/>
           </w:tcPr>
           <w:p>
             <w:r>
@@ -24635,85 +25350,7 @@
         </w:tc>
         <w:tc>
           <w:tcPr>
-            <w:tcW w:type="dxa" w:w="624"/>
-          </w:tcPr>
-          <w:p>
-            <w:r>
-              <w:rPr>
-                <w:sz w:val="17"/>
-              </w:rPr>
-              <w:t>1.36%</w:t>
-            </w:r>
-          </w:p>
-        </w:tc>
-        <w:tc>
-          <w:tcPr>
-            <w:tcW w:type="dxa" w:w="624"/>
-          </w:tcPr>
-          <w:p>
-            <w:r>
-              <w:rPr>
-                <w:sz w:val="17"/>
-              </w:rPr>
-              <w:t>1.40%</w:t>
-            </w:r>
-          </w:p>
-        </w:tc>
-        <w:tc>
-          <w:tcPr>
-            <w:tcW w:type="dxa" w:w="624"/>
-          </w:tcPr>
-          <w:p>
-            <w:r>
-              <w:rPr>
-                <w:sz w:val="17"/>
-              </w:rPr>
-              <w:t>1.33%</w:t>
-            </w:r>
-          </w:p>
-        </w:tc>
-        <w:tc>
-          <w:tcPr>
-            <w:tcW w:type="dxa" w:w="624"/>
-          </w:tcPr>
-          <w:p>
-            <w:r>
-              <w:rPr>
-                <w:sz w:val="17"/>
-              </w:rPr>
-              <w:t>1.35%</w:t>
-            </w:r>
-          </w:p>
-        </w:tc>
-        <w:tc>
-          <w:tcPr>
-            <w:tcW w:type="dxa" w:w="624"/>
-          </w:tcPr>
-          <w:p>
-            <w:r>
-              <w:rPr>
-                <w:sz w:val="17"/>
-              </w:rPr>
-              <w:t>0.04%</w:t>
-            </w:r>
-          </w:p>
-        </w:tc>
-        <w:tc>
-          <w:tcPr>
-            <w:tcW w:type="dxa" w:w="624"/>
-          </w:tcPr>
-          <w:p>
-            <w:r>
-              <w:rPr>
-                <w:sz w:val="17"/>
-              </w:rPr>
-              <w:t>1.36%</w:t>
-            </w:r>
-          </w:p>
-        </w:tc>
-        <w:tc>
-          <w:tcPr>
-            <w:tcW w:type="dxa" w:w="624"/>
+            <w:tcW w:type="dxa" w:w="1040"/>
           </w:tcPr>
           <w:p>
             <w:r>
@@ -24726,7 +25363,7 @@
         </w:tc>
         <w:tc>
           <w:tcPr>
-            <w:tcW w:type="dxa" w:w="624"/>
+            <w:tcW w:type="dxa" w:w="1040"/>
           </w:tcPr>
           <w:p>
             <w:r>
@@ -24739,7 +25376,7 @@
         </w:tc>
         <w:tc>
           <w:tcPr>
-            <w:tcW w:type="dxa" w:w="624"/>
+            <w:tcW w:type="dxa" w:w="1040"/>
           </w:tcPr>
           <w:p>
             <w:r>
@@ -24752,7 +25389,7 @@
         </w:tc>
         <w:tc>
           <w:tcPr>
-            <w:tcW w:type="dxa" w:w="624"/>
+            <w:tcW w:type="dxa" w:w="1040"/>
           </w:tcPr>
           <w:p>
             <w:r>
@@ -24765,20 +25402,20 @@
         </w:tc>
         <w:tc>
           <w:tcPr>
-            <w:tcW w:type="dxa" w:w="624"/>
-          </w:tcPr>
-          <w:p>
-            <w:r>
-              <w:rPr>
-                <w:sz w:val="17"/>
-              </w:rPr>
-              <w:t>7%</w:t>
-            </w:r>
-          </w:p>
-        </w:tc>
-        <w:tc>
-          <w:tcPr>
-            <w:tcW w:type="dxa" w:w="624"/>
+            <w:tcW w:type="dxa" w:w="1040"/>
+          </w:tcPr>
+          <w:p>
+            <w:r>
+              <w:rPr>
+                <w:sz w:val="17"/>
+              </w:rPr>
+              <w:t>6.7%</w:t>
+            </w:r>
+          </w:p>
+        </w:tc>
+        <w:tc>
+          <w:tcPr>
+            <w:tcW w:type="dxa" w:w="1040"/>
           </w:tcPr>
           <w:p>
             <w:r>
@@ -24791,7 +25428,7 @@
         </w:tc>
         <w:tc>
           <w:tcPr>
-            <w:tcW w:type="dxa" w:w="624"/>
+            <w:tcW w:type="dxa" w:w="1040"/>
           </w:tcPr>
           <w:p>
             <w:r>
@@ -24809,7 +25446,7 @@
         </w:trPr>
         <w:tc>
           <w:tcPr>
-            <w:tcW w:type="dxa" w:w="624"/>
+            <w:tcW w:type="dxa" w:w="1040"/>
           </w:tcPr>
           <w:p>
             <w:r>
@@ -24822,7 +25459,7 @@
         </w:tc>
         <w:tc>
           <w:tcPr>
-            <w:tcW w:type="dxa" w:w="624"/>
+            <w:tcW w:type="dxa" w:w="1040"/>
           </w:tcPr>
           <w:p>
             <w:r>
@@ -24835,85 +25472,7 @@
         </w:tc>
         <w:tc>
           <w:tcPr>
-            <w:tcW w:type="dxa" w:w="624"/>
-          </w:tcPr>
-          <w:p>
-            <w:r>
-              <w:rPr>
-                <w:sz w:val="17"/>
-              </w:rPr>
-              <w:t>1.49%</w:t>
-            </w:r>
-          </w:p>
-        </w:tc>
-        <w:tc>
-          <w:tcPr>
-            <w:tcW w:type="dxa" w:w="624"/>
-          </w:tcPr>
-          <w:p>
-            <w:r>
-              <w:rPr>
-                <w:sz w:val="17"/>
-              </w:rPr>
-              <w:t>1.55%</w:t>
-            </w:r>
-          </w:p>
-        </w:tc>
-        <w:tc>
-          <w:tcPr>
-            <w:tcW w:type="dxa" w:w="624"/>
-          </w:tcPr>
-          <w:p>
-            <w:r>
-              <w:rPr>
-                <w:sz w:val="17"/>
-              </w:rPr>
-              <w:t>1.32%</w:t>
-            </w:r>
-          </w:p>
-        </w:tc>
-        <w:tc>
-          <w:tcPr>
-            <w:tcW w:type="dxa" w:w="624"/>
-          </w:tcPr>
-          <w:p>
-            <w:r>
-              <w:rPr>
-                <w:sz w:val="17"/>
-              </w:rPr>
-              <w:t>1.24%</w:t>
-            </w:r>
-          </w:p>
-        </w:tc>
-        <w:tc>
-          <w:tcPr>
-            <w:tcW w:type="dxa" w:w="624"/>
-          </w:tcPr>
-          <w:p>
-            <w:r>
-              <w:rPr>
-                <w:sz w:val="17"/>
-              </w:rPr>
-              <w:t>0.15%</w:t>
-            </w:r>
-          </w:p>
-        </w:tc>
-        <w:tc>
-          <w:tcPr>
-            <w:tcW w:type="dxa" w:w="624"/>
-          </w:tcPr>
-          <w:p>
-            <w:r>
-              <w:rPr>
-                <w:sz w:val="17"/>
-              </w:rPr>
-              <w:t>1.45%</w:t>
-            </w:r>
-          </w:p>
-        </w:tc>
-        <w:tc>
-          <w:tcPr>
-            <w:tcW w:type="dxa" w:w="624"/>
+            <w:tcW w:type="dxa" w:w="1040"/>
           </w:tcPr>
           <w:p>
             <w:r>
@@ -24926,7 +25485,7 @@
         </w:tc>
         <w:tc>
           <w:tcPr>
-            <w:tcW w:type="dxa" w:w="624"/>
+            <w:tcW w:type="dxa" w:w="1040"/>
           </w:tcPr>
           <w:p>
             <w:r>
@@ -24939,7 +25498,7 @@
         </w:tc>
         <w:tc>
           <w:tcPr>
-            <w:tcW w:type="dxa" w:w="624"/>
+            <w:tcW w:type="dxa" w:w="1040"/>
           </w:tcPr>
           <w:p>
             <w:r>
@@ -24952,7 +25511,7 @@
         </w:tc>
         <w:tc>
           <w:tcPr>
-            <w:tcW w:type="dxa" w:w="624"/>
+            <w:tcW w:type="dxa" w:w="1040"/>
           </w:tcPr>
           <w:p>
             <w:r>
@@ -24965,20 +25524,20 @@
         </w:tc>
         <w:tc>
           <w:tcPr>
-            <w:tcW w:type="dxa" w:w="624"/>
-          </w:tcPr>
-          <w:p>
-            <w:r>
-              <w:rPr>
-                <w:sz w:val="17"/>
-              </w:rPr>
-              <w:t>7%</w:t>
-            </w:r>
-          </w:p>
-        </w:tc>
-        <w:tc>
-          <w:tcPr>
-            <w:tcW w:type="dxa" w:w="624"/>
+            <w:tcW w:type="dxa" w:w="1040"/>
+          </w:tcPr>
+          <w:p>
+            <w:r>
+              <w:rPr>
+                <w:sz w:val="17"/>
+              </w:rPr>
+              <w:t>6.7%</w:t>
+            </w:r>
+          </w:p>
+        </w:tc>
+        <w:tc>
+          <w:tcPr>
+            <w:tcW w:type="dxa" w:w="1040"/>
           </w:tcPr>
           <w:p>
             <w:r>
@@ -24991,7 +25550,7 @@
         </w:tc>
         <w:tc>
           <w:tcPr>
-            <w:tcW w:type="dxa" w:w="624"/>
+            <w:tcW w:type="dxa" w:w="1040"/>
           </w:tcPr>
           <w:p>
             <w:r>
@@ -25009,7 +25568,7 @@
         </w:trPr>
         <w:tc>
           <w:tcPr>
-            <w:tcW w:type="dxa" w:w="624"/>
+            <w:tcW w:type="dxa" w:w="1040"/>
           </w:tcPr>
           <w:p>
             <w:r>
@@ -25022,7 +25581,7 @@
         </w:tc>
         <w:tc>
           <w:tcPr>
-            <w:tcW w:type="dxa" w:w="624"/>
+            <w:tcW w:type="dxa" w:w="1040"/>
           </w:tcPr>
           <w:p>
             <w:r>
@@ -25035,85 +25594,7 @@
         </w:tc>
         <w:tc>
           <w:tcPr>
-            <w:tcW w:type="dxa" w:w="624"/>
-          </w:tcPr>
-          <w:p>
-            <w:r>
-              <w:rPr>
-                <w:sz w:val="17"/>
-              </w:rPr>
-              <w:t>1.89%</w:t>
-            </w:r>
-          </w:p>
-        </w:tc>
-        <w:tc>
-          <w:tcPr>
-            <w:tcW w:type="dxa" w:w="624"/>
-          </w:tcPr>
-          <w:p>
-            <w:r>
-              <w:rPr>
-                <w:sz w:val="17"/>
-              </w:rPr>
-              <w:t>2.28%</w:t>
-            </w:r>
-          </w:p>
-        </w:tc>
-        <w:tc>
-          <w:tcPr>
-            <w:tcW w:type="dxa" w:w="624"/>
-          </w:tcPr>
-          <w:p>
-            <w:r>
-              <w:rPr>
-                <w:sz w:val="17"/>
-              </w:rPr>
-              <w:t>1.76%</w:t>
-            </w:r>
-          </w:p>
-        </w:tc>
-        <w:tc>
-          <w:tcPr>
-            <w:tcW w:type="dxa" w:w="624"/>
-          </w:tcPr>
-          <w:p>
-            <w:r>
-              <w:rPr>
-                <w:sz w:val="17"/>
-              </w:rPr>
-              <w:t>1.85%</w:t>
-            </w:r>
-          </w:p>
-        </w:tc>
-        <w:tc>
-          <w:tcPr>
-            <w:tcW w:type="dxa" w:w="624"/>
-          </w:tcPr>
-          <w:p>
-            <w:r>
-              <w:rPr>
-                <w:sz w:val="17"/>
-              </w:rPr>
-              <w:t>0.44%</w:t>
-            </w:r>
-          </w:p>
-        </w:tc>
-        <w:tc>
-          <w:tcPr>
-            <w:tcW w:type="dxa" w:w="624"/>
-          </w:tcPr>
-          <w:p>
-            <w:r>
-              <w:rPr>
-                <w:sz w:val="17"/>
-              </w:rPr>
-              <w:t>1.93%</w:t>
-            </w:r>
-          </w:p>
-        </w:tc>
-        <w:tc>
-          <w:tcPr>
-            <w:tcW w:type="dxa" w:w="624"/>
+            <w:tcW w:type="dxa" w:w="1040"/>
           </w:tcPr>
           <w:p>
             <w:r>
@@ -25126,7 +25607,7 @@
         </w:tc>
         <w:tc>
           <w:tcPr>
-            <w:tcW w:type="dxa" w:w="624"/>
+            <w:tcW w:type="dxa" w:w="1040"/>
           </w:tcPr>
           <w:p>
             <w:r>
@@ -25139,7 +25620,7 @@
         </w:tc>
         <w:tc>
           <w:tcPr>
-            <w:tcW w:type="dxa" w:w="624"/>
+            <w:tcW w:type="dxa" w:w="1040"/>
           </w:tcPr>
           <w:p>
             <w:r>
@@ -25152,7 +25633,7 @@
         </w:tc>
         <w:tc>
           <w:tcPr>
-            <w:tcW w:type="dxa" w:w="624"/>
+            <w:tcW w:type="dxa" w:w="1040"/>
           </w:tcPr>
           <w:p>
             <w:r>
@@ -25165,20 +25646,20 @@
         </w:tc>
         <w:tc>
           <w:tcPr>
-            <w:tcW w:type="dxa" w:w="624"/>
-          </w:tcPr>
-          <w:p>
-            <w:r>
-              <w:rPr>
-                <w:sz w:val="17"/>
-              </w:rPr>
-              <w:t>7%</w:t>
-            </w:r>
-          </w:p>
-        </w:tc>
-        <w:tc>
-          <w:tcPr>
-            <w:tcW w:type="dxa" w:w="624"/>
+            <w:tcW w:type="dxa" w:w="1040"/>
+          </w:tcPr>
+          <w:p>
+            <w:r>
+              <w:rPr>
+                <w:sz w:val="17"/>
+              </w:rPr>
+              <w:t>6.7%</w:t>
+            </w:r>
+          </w:p>
+        </w:tc>
+        <w:tc>
+          <w:tcPr>
+            <w:tcW w:type="dxa" w:w="1040"/>
           </w:tcPr>
           <w:p>
             <w:r>
@@ -25191,7 +25672,7 @@
         </w:tc>
         <w:tc>
           <w:tcPr>
-            <w:tcW w:type="dxa" w:w="624"/>
+            <w:tcW w:type="dxa" w:w="1040"/>
           </w:tcPr>
           <w:p>
             <w:r>
